--- a/Documents/DossierAnalyse.docx
+++ b/Documents/DossierAnalyse.docx
@@ -3208,7 +3208,10 @@
         <w:t>OpenStreetMap :</w:t>
       </w:r>
       <w:r>
-        <w:t xml:space="preserve"> Il s'agit d'un projet collaboratif de cartographie. Cela permet de créer des cartes sous licence libre.</w:t>
+        <w:t xml:space="preserve"> Il s'agit d'un projet collaboratif de cartographie. Cela permet de créer des </w:t>
+      </w:r>
+      <w:r>
+        <w:t xml:space="preserve"> </w:t>
       </w:r>
     </w:p>
     <w:p>
@@ -3239,19 +3242,7 @@
         <w:t>A</w:t>
       </w:r>
       <w:r>
-        <w:t>nglais pour escapade routière, c'est un voyage en voiture tout en s'</w:t>
-      </w:r>
-      <w:r>
-        <w:t>arrêtant</w:t>
-      </w:r>
-      <w:r>
-        <w:t xml:space="preserve"> pour voir de nombreux paysages / lieux culturels. Généralement </w:t>
-      </w:r>
-      <w:r>
-        <w:t>effectué</w:t>
-      </w:r>
-      <w:r>
-        <w:t xml:space="preserve"> sur de longue distance le plus souvent en voiture, van ou moto et parfois même à pied.</w:t>
+        <w:t>nglais pour escapade routière, c'est un voyage en voiture tout en s'arrêtant pour voir de nombreux paysages / lieux culturels. Généralement effectué sur de longue distance le plus souvent en voiture, van ou moto et parfois même à pied.</w:t>
       </w:r>
     </w:p>
     <w:p>
@@ -3313,22 +3304,7 @@
         <w:t>Z</w:t>
       </w:r>
       <w:r>
-        <w:t>one réservée</w:t>
-      </w:r>
-      <w:r>
-        <w:t xml:space="preserve"> à l'</w:t>
-      </w:r>
-      <w:r>
-        <w:t>échange</w:t>
-      </w:r>
-      <w:r>
-        <w:t xml:space="preserve"> de message </w:t>
-      </w:r>
-      <w:r>
-        <w:t>que</w:t>
-      </w:r>
-      <w:r>
-        <w:t xml:space="preserve"> ce soit une discussion de groupe ou à deux.</w:t>
+        <w:t>one réservée à l'échange de message que ce soit une discussion de groupe ou à deux.</w:t>
       </w:r>
     </w:p>
     <w:p>
@@ -3359,13 +3335,7 @@
         <w:t>C</w:t>
       </w:r>
       <w:r>
-        <w:t xml:space="preserve">hemin créer au préalable par un utilisateur qui contient </w:t>
-      </w:r>
-      <w:r>
-        <w:t>des informations</w:t>
-      </w:r>
-      <w:r>
-        <w:t xml:space="preserve"> tel que le temps, la distance et les lieux visités.</w:t>
+        <w:t>hemin créer au préalable par un utilisateur qui contient des informations tel que le temps, la distance et les lieux visités.</w:t>
       </w:r>
     </w:p>
     <w:p>
@@ -3390,13 +3360,7 @@
         <w:t>Abus :</w:t>
       </w:r>
       <w:r>
-        <w:t xml:space="preserve"> Comportements qui </w:t>
-      </w:r>
-      <w:r>
-        <w:t>transgressent</w:t>
-      </w:r>
-      <w:r>
-        <w:t xml:space="preserve"> les règles d'utilisations.</w:t>
+        <w:t xml:space="preserve"> Comportements qui transgressent les règles d'utilisations.</w:t>
       </w:r>
     </w:p>
     <w:p>
@@ -3418,23 +3382,7 @@
           <w:bCs/>
           <w:u w:val="single"/>
         </w:rPr>
-        <w:t xml:space="preserve">Base de </w:t>
-      </w:r>
-      <w:r>
-        <w:rPr>
-          <w:b/>
-          <w:bCs/>
-          <w:u w:val="single"/>
-        </w:rPr>
-        <w:t>données</w:t>
-      </w:r>
-      <w:r>
-        <w:rPr>
-          <w:b/>
-          <w:bCs/>
-          <w:u w:val="single"/>
-        </w:rPr>
-        <w:t xml:space="preserve"> :</w:t>
+        <w:t>Base de données :</w:t>
       </w:r>
       <w:r>
         <w:t xml:space="preserve">  </w:t>
@@ -3490,42 +3438,1778 @@
           <w:bCs/>
           <w:u w:val="single"/>
         </w:rPr>
-        <w:t xml:space="preserve">Héberger un site </w:t>
-      </w:r>
-      <w:r>
-        <w:rPr>
-          <w:b/>
-          <w:bCs/>
-          <w:u w:val="single"/>
-        </w:rPr>
-        <w:t>Web :</w:t>
-      </w:r>
-      <w:r>
-        <w:t xml:space="preserve"> Action qui consiste </w:t>
-      </w:r>
-      <w:r>
-        <w:t>à</w:t>
-      </w:r>
-      <w:r>
-        <w:t xml:space="preserve"> faire fonctionner le site web sur un serveur en fonctionnement 24/24 pour que le site soit fonctionnel tout le temps.</w:t>
+        <w:lastRenderedPageBreak/>
+        <w:t>Héberger un site Web :</w:t>
+      </w:r>
+      <w:r>
+        <w:t xml:space="preserve"> Action qui consiste à faire fonctionner le site web sur un serveur en fonctionnement 24/24 pour que le site soit fonctionnel tout le temps.</w:t>
+      </w:r>
+    </w:p>
+    <w:p>
+      <w:pPr>
+        <w:pStyle w:val="Paragraphedeliste"/>
+      </w:pPr>
+    </w:p>
+    <w:p>
+      <w:pPr>
+        <w:pStyle w:val="Titre2"/>
+      </w:pPr>
+      <w:r>
+        <w:t>Définition des fonctionnalités du programme</w:t>
+      </w:r>
+    </w:p>
+    <w:p>
+      <w:r>
+        <w:t>Nous voulons que notre site web ai ces fonctionnalités :</w:t>
+      </w:r>
+    </w:p>
+    <w:p>
+      <w:pPr>
+        <w:pStyle w:val="Paragraphedeliste"/>
+        <w:numPr>
+          <w:ilvl w:val="0"/>
+          <w:numId w:val="19"/>
+        </w:numPr>
+      </w:pPr>
+      <w:r>
+        <w:t>Possibilité de s’inscrire, se connecter, se déconnecter au site</w:t>
+      </w:r>
+    </w:p>
+    <w:p>
+      <w:pPr>
+        <w:pStyle w:val="Paragraphedeliste"/>
+        <w:numPr>
+          <w:ilvl w:val="0"/>
+          <w:numId w:val="19"/>
+        </w:numPr>
+      </w:pPr>
+      <w:r>
+        <w:t>Supprimer un compte</w:t>
+      </w:r>
+    </w:p>
+    <w:p>
+      <w:pPr>
+        <w:pStyle w:val="Paragraphedeliste"/>
+        <w:numPr>
+          <w:ilvl w:val="0"/>
+          <w:numId w:val="19"/>
+        </w:numPr>
+      </w:pPr>
+      <w:r>
+        <w:t>Pouvoir gérer son profil, ses amis</w:t>
+      </w:r>
+    </w:p>
+    <w:p>
+      <w:pPr>
+        <w:pStyle w:val="Paragraphedeliste"/>
+        <w:numPr>
+          <w:ilvl w:val="0"/>
+          <w:numId w:val="19"/>
+        </w:numPr>
+      </w:pPr>
+      <w:r>
+        <w:t>Consulter ses informations personnelles</w:t>
+      </w:r>
+    </w:p>
+    <w:p>
+      <w:pPr>
+        <w:pStyle w:val="Paragraphedeliste"/>
+        <w:numPr>
+          <w:ilvl w:val="0"/>
+          <w:numId w:val="19"/>
+        </w:numPr>
+      </w:pPr>
+      <w:r>
+        <w:t>Afficher la carte OpenStreetMap, pourvoir naviguer dessus</w:t>
+      </w:r>
+    </w:p>
+    <w:p>
+      <w:pPr>
+        <w:pStyle w:val="Paragraphedeliste"/>
+        <w:numPr>
+          <w:ilvl w:val="0"/>
+          <w:numId w:val="19"/>
+        </w:numPr>
+      </w:pPr>
+      <w:r>
+        <w:t>Pouvoir consulter les points d’intérêts</w:t>
+      </w:r>
+      <w:r>
+        <w:t>, les utiliser dans des parcours, les filtrer en fonction des préférences</w:t>
+      </w:r>
+    </w:p>
+    <w:p>
+      <w:pPr>
+        <w:pStyle w:val="Paragraphedeliste"/>
+        <w:numPr>
+          <w:ilvl w:val="0"/>
+          <w:numId w:val="19"/>
+        </w:numPr>
+      </w:pPr>
+      <w:r>
+        <w:t>Pouvoir créer et modifier des itinéraires, ajouter/supprimer des étapes, enregistrer, partager et consulter des road-trip</w:t>
+      </w:r>
+    </w:p>
+    <w:p>
+      <w:pPr>
+        <w:pStyle w:val="Paragraphedeliste"/>
+        <w:numPr>
+          <w:ilvl w:val="0"/>
+          <w:numId w:val="19"/>
+        </w:numPr>
+      </w:pPr>
+      <w:r>
+        <w:t>Rechercher des points d’intérêts, voir leur description et la générer automatiquement grâce à une API</w:t>
+      </w:r>
+    </w:p>
+    <w:p>
+      <w:pPr>
+        <w:pStyle w:val="Paragraphedeliste"/>
+        <w:numPr>
+          <w:ilvl w:val="0"/>
+          <w:numId w:val="19"/>
+        </w:numPr>
+      </w:pPr>
+      <w:r>
+        <w:t>Avoir un historique des lieux visités et des évaluations</w:t>
+      </w:r>
+    </w:p>
+    <w:p>
+      <w:pPr>
+        <w:pStyle w:val="Paragraphedeliste"/>
+        <w:numPr>
+          <w:ilvl w:val="0"/>
+          <w:numId w:val="19"/>
+        </w:numPr>
+      </w:pPr>
+      <w:r>
+        <w:t>Possibilité d’ajouter un point d’intérêt a un road-trip</w:t>
+      </w:r>
+    </w:p>
+    <w:p>
+      <w:pPr>
+        <w:pStyle w:val="Paragraphedeliste"/>
+        <w:numPr>
+          <w:ilvl w:val="0"/>
+          <w:numId w:val="19"/>
+        </w:numPr>
+      </w:pPr>
+      <w:r>
+        <w:t>Ajouter/supprimer des amis</w:t>
+      </w:r>
+    </w:p>
+    <w:p>
+      <w:pPr>
+        <w:pStyle w:val="Paragraphedeliste"/>
+        <w:numPr>
+          <w:ilvl w:val="0"/>
+          <w:numId w:val="19"/>
+        </w:numPr>
+      </w:pPr>
+      <w:r>
+        <w:t>Mettre et lire des commentaires/avis</w:t>
+      </w:r>
+    </w:p>
+    <w:p>
+      <w:pPr>
+        <w:pStyle w:val="Paragraphedeliste"/>
+        <w:numPr>
+          <w:ilvl w:val="0"/>
+          <w:numId w:val="19"/>
+        </w:numPr>
+      </w:pPr>
+      <w:r>
+        <w:t>Avoir un chat intégré à l’application</w:t>
+      </w:r>
+    </w:p>
+    <w:p>
+      <w:pPr>
+        <w:pStyle w:val="Paragraphedeliste"/>
+        <w:numPr>
+          <w:ilvl w:val="0"/>
+          <w:numId w:val="19"/>
+        </w:numPr>
+      </w:pPr>
+      <w:r>
+        <w:t>Notifications</w:t>
+      </w:r>
+    </w:p>
+    <w:p>
+      <w:pPr>
+        <w:pStyle w:val="Paragraphedeliste"/>
+        <w:numPr>
+          <w:ilvl w:val="0"/>
+          <w:numId w:val="19"/>
+        </w:numPr>
+      </w:pPr>
+      <w:r>
+        <w:t>Gérer des utilisateurs (bannir, bloquer)</w:t>
+      </w:r>
+    </w:p>
+    <w:p>
+      <w:pPr>
+        <w:pStyle w:val="Paragraphedeliste"/>
+        <w:numPr>
+          <w:ilvl w:val="0"/>
+          <w:numId w:val="19"/>
+        </w:numPr>
+      </w:pPr>
+      <w:r>
+        <w:t>Modération du contenu de l’application (avis, points d’intérêts, commentaires…)</w:t>
+      </w:r>
+    </w:p>
+    <w:p>
+      <w:pPr>
+        <w:pStyle w:val="Paragraphedeliste"/>
+        <w:numPr>
+          <w:ilvl w:val="0"/>
+          <w:numId w:val="19"/>
+        </w:numPr>
+      </w:pPr>
+      <w:r>
+        <w:t>Signalement d’autres utilisateurs</w:t>
+      </w:r>
+    </w:p>
+    <w:p>
+      <w:pPr>
+        <w:pStyle w:val="Paragraphedeliste"/>
+        <w:numPr>
+          <w:ilvl w:val="0"/>
+          <w:numId w:val="19"/>
+        </w:numPr>
+      </w:pPr>
+      <w:r>
+        <w:t>Mise à jour</w:t>
+      </w:r>
+    </w:p>
+    <w:p>
+      <w:pPr>
+        <w:pStyle w:val="Paragraphedeliste"/>
+        <w:numPr>
+          <w:ilvl w:val="0"/>
+          <w:numId w:val="19"/>
+        </w:numPr>
+      </w:pPr>
+      <w:r>
+        <w:t>Base de données utilisateur, road-trip, points d’intérêts et avis</w:t>
+      </w:r>
+    </w:p>
+    <w:p>
+      <w:pPr>
+        <w:pStyle w:val="Paragraphedeliste"/>
+        <w:numPr>
+          <w:ilvl w:val="0"/>
+          <w:numId w:val="19"/>
+        </w:numPr>
+      </w:pPr>
+      <w:r>
+        <w:t xml:space="preserve">Être hébergé </w:t>
+      </w:r>
+    </w:p>
+    <w:p>
+      <w:pPr>
+        <w:pStyle w:val="Paragraphedeliste"/>
+        <w:numPr>
+          <w:ilvl w:val="0"/>
+          <w:numId w:val="19"/>
+        </w:numPr>
+      </w:pPr>
+      <w:r>
+        <w:t xml:space="preserve">Être sûr </w:t>
+      </w:r>
+    </w:p>
+    <w:p>
+      <w:pPr>
+        <w:pStyle w:val="Titre3"/>
+      </w:pPr>
+      <w:r>
+        <w:t>Diagramme de cas d’utilisations</w:t>
+      </w:r>
+    </w:p>
+    <w:p>
+      <w:pPr>
+        <w:jc w:val="left"/>
+      </w:pPr>
+      <w:r>
+        <w:br w:type="page"/>
+      </w:r>
+    </w:p>
+    <w:p>
+      <w:pPr>
+        <w:pStyle w:val="Titre3"/>
+      </w:pPr>
+      <w:r>
+        <w:lastRenderedPageBreak/>
+        <w:t>I/O Fonctions</w:t>
       </w:r>
     </w:p>
     <w:p/>
-    <w:p>
-      <w:pPr>
-        <w:rPr>
-          <w:b/>
-          <w:bCs/>
-        </w:rPr>
-      </w:pPr>
-    </w:p>
-    <w:p>
-      <w:pPr>
-        <w:rPr>
-          <w:b/>
-          <w:bCs/>
-        </w:rPr>
-      </w:pPr>
+    <w:tbl>
+      <w:tblPr>
+        <w:tblStyle w:val="Grilledutableau"/>
+        <w:tblW w:w="0" w:type="auto"/>
+        <w:tblLook w:val="04A0" w:firstRow="1" w:lastRow="0" w:firstColumn="1" w:lastColumn="0" w:noHBand="0" w:noVBand="1"/>
+      </w:tblPr>
+      <w:tblGrid>
+        <w:gridCol w:w="2880"/>
+        <w:gridCol w:w="2880"/>
+        <w:gridCol w:w="2880"/>
+      </w:tblGrid>
+      <w:tr>
+        <w:tc>
+          <w:tcPr>
+            <w:tcW w:w="2880" w:type="dxa"/>
+            <w:shd w:val="clear" w:color="auto" w:fill="BFBFBF" w:themeFill="background1" w:themeFillShade="BF"/>
+          </w:tcPr>
+          <w:p>
+            <w:pPr>
+              <w:rPr>
+                <w:lang w:val="fr-FR"/>
+              </w:rPr>
+            </w:pPr>
+            <w:r>
+              <w:rPr>
+                <w:lang w:val="fr-FR"/>
+              </w:rPr>
+              <w:t>Fonctionnalité</w:t>
+            </w:r>
+          </w:p>
+        </w:tc>
+        <w:tc>
+          <w:tcPr>
+            <w:tcW w:w="2880" w:type="dxa"/>
+            <w:shd w:val="clear" w:color="auto" w:fill="BFBFBF" w:themeFill="background1" w:themeFillShade="BF"/>
+          </w:tcPr>
+          <w:p>
+            <w:pPr>
+              <w:rPr>
+                <w:lang w:val="fr-FR"/>
+              </w:rPr>
+            </w:pPr>
+            <w:r>
+              <w:rPr>
+                <w:lang w:val="fr-FR"/>
+              </w:rPr>
+              <w:t>Entrées (Input)</w:t>
+            </w:r>
+          </w:p>
+        </w:tc>
+        <w:tc>
+          <w:tcPr>
+            <w:tcW w:w="2880" w:type="dxa"/>
+            <w:shd w:val="clear" w:color="auto" w:fill="BFBFBF" w:themeFill="background1" w:themeFillShade="BF"/>
+          </w:tcPr>
+          <w:p>
+            <w:pPr>
+              <w:rPr>
+                <w:lang w:val="fr-FR"/>
+              </w:rPr>
+            </w:pPr>
+            <w:r>
+              <w:rPr>
+                <w:lang w:val="fr-FR"/>
+              </w:rPr>
+              <w:t>Sorties (Output)</w:t>
+            </w:r>
+          </w:p>
+        </w:tc>
+      </w:tr>
+      <w:tr>
+        <w:tc>
+          <w:tcPr>
+            <w:tcW w:w="2880" w:type="dxa"/>
+          </w:tcPr>
+          <w:p>
+            <w:pPr>
+              <w:rPr>
+                <w:lang w:val="fr-FR"/>
+              </w:rPr>
+            </w:pPr>
+            <w:r>
+              <w:rPr>
+                <w:lang w:val="fr-FR"/>
+              </w:rPr>
+              <w:t>Inscription / Connexion / Déconnexion / Suppression de compte</w:t>
+            </w:r>
+          </w:p>
+        </w:tc>
+        <w:tc>
+          <w:tcPr>
+            <w:tcW w:w="2880" w:type="dxa"/>
+          </w:tcPr>
+          <w:p>
+            <w:pPr>
+              <w:rPr>
+                <w:lang w:val="fr-FR"/>
+              </w:rPr>
+            </w:pPr>
+            <w:r>
+              <w:rPr>
+                <w:lang w:val="fr-FR"/>
+              </w:rPr>
+              <w:t>Identifiant, mot de passe, données</w:t>
+            </w:r>
+            <w:r>
+              <w:rPr>
+                <w:lang w:val="fr-FR"/>
+              </w:rPr>
+              <w:t xml:space="preserve"> </w:t>
+            </w:r>
+            <w:r>
+              <w:rPr>
+                <w:lang w:val="fr-FR"/>
+              </w:rPr>
+              <w:t>d’inscription, requête de suppression</w:t>
+            </w:r>
+          </w:p>
+        </w:tc>
+        <w:tc>
+          <w:tcPr>
+            <w:tcW w:w="2880" w:type="dxa"/>
+          </w:tcPr>
+          <w:p>
+            <w:pPr>
+              <w:rPr>
+                <w:lang w:val="fr-FR"/>
+              </w:rPr>
+            </w:pPr>
+            <w:r>
+              <w:rPr>
+                <w:lang w:val="fr-FR"/>
+              </w:rPr>
+              <w:t>Confirmation de connexion/déconnexion, création/suppression de compte, message d’erreur</w:t>
+            </w:r>
+          </w:p>
+        </w:tc>
+      </w:tr>
+      <w:tr>
+        <w:tc>
+          <w:tcPr>
+            <w:tcW w:w="2880" w:type="dxa"/>
+          </w:tcPr>
+          <w:p>
+            <w:pPr>
+              <w:rPr>
+                <w:lang w:val="fr-FR"/>
+              </w:rPr>
+            </w:pPr>
+            <w:r>
+              <w:rPr>
+                <w:lang w:val="fr-FR"/>
+              </w:rPr>
+              <w:t>Gestion du profil</w:t>
+            </w:r>
+          </w:p>
+        </w:tc>
+        <w:tc>
+          <w:tcPr>
+            <w:tcW w:w="2880" w:type="dxa"/>
+          </w:tcPr>
+          <w:p>
+            <w:pPr>
+              <w:rPr>
+                <w:lang w:val="fr-FR"/>
+              </w:rPr>
+            </w:pPr>
+            <w:r>
+              <w:rPr>
+                <w:lang w:val="fr-FR"/>
+              </w:rPr>
+              <w:t>Pseudo, photo, bio</w:t>
+            </w:r>
+          </w:p>
+        </w:tc>
+        <w:tc>
+          <w:tcPr>
+            <w:tcW w:w="2880" w:type="dxa"/>
+          </w:tcPr>
+          <w:p>
+            <w:pPr>
+              <w:rPr>
+                <w:lang w:val="fr-FR"/>
+              </w:rPr>
+            </w:pPr>
+            <w:r>
+              <w:rPr>
+                <w:lang w:val="fr-FR"/>
+              </w:rPr>
+              <w:t>Profil mis à jour, informations affichées</w:t>
+            </w:r>
+          </w:p>
+        </w:tc>
+      </w:tr>
+      <w:tr>
+        <w:tc>
+          <w:tcPr>
+            <w:tcW w:w="2880" w:type="dxa"/>
+          </w:tcPr>
+          <w:p>
+            <w:pPr>
+              <w:rPr>
+                <w:lang w:val="fr-FR"/>
+              </w:rPr>
+            </w:pPr>
+            <w:r>
+              <w:rPr>
+                <w:lang w:val="fr-FR"/>
+              </w:rPr>
+              <w:t>Gestion des amis</w:t>
+            </w:r>
+          </w:p>
+        </w:tc>
+        <w:tc>
+          <w:tcPr>
+            <w:tcW w:w="2880" w:type="dxa"/>
+          </w:tcPr>
+          <w:p>
+            <w:pPr>
+              <w:rPr>
+                <w:lang w:val="fr-FR"/>
+              </w:rPr>
+            </w:pPr>
+            <w:r>
+              <w:rPr>
+                <w:lang w:val="fr-FR"/>
+              </w:rPr>
+              <w:t>Demande d’ajout/suppression</w:t>
+            </w:r>
+          </w:p>
+        </w:tc>
+        <w:tc>
+          <w:tcPr>
+            <w:tcW w:w="2880" w:type="dxa"/>
+          </w:tcPr>
+          <w:p>
+            <w:pPr>
+              <w:rPr>
+                <w:lang w:val="fr-FR"/>
+              </w:rPr>
+            </w:pPr>
+            <w:r>
+              <w:rPr>
+                <w:lang w:val="fr-FR"/>
+              </w:rPr>
+              <w:t>Liste d’amis mise à jour, notification</w:t>
+            </w:r>
+          </w:p>
+        </w:tc>
+      </w:tr>
+      <w:tr>
+        <w:tc>
+          <w:tcPr>
+            <w:tcW w:w="2880" w:type="dxa"/>
+          </w:tcPr>
+          <w:p>
+            <w:pPr>
+              <w:rPr>
+                <w:lang w:val="fr-FR"/>
+              </w:rPr>
+            </w:pPr>
+            <w:r>
+              <w:rPr>
+                <w:lang w:val="fr-FR"/>
+              </w:rPr>
+              <w:t>Consultation des informations personnelles</w:t>
+            </w:r>
+          </w:p>
+        </w:tc>
+        <w:tc>
+          <w:tcPr>
+            <w:tcW w:w="2880" w:type="dxa"/>
+          </w:tcPr>
+          <w:p>
+            <w:pPr>
+              <w:rPr>
+                <w:lang w:val="fr-FR"/>
+              </w:rPr>
+            </w:pPr>
+            <w:r>
+              <w:rPr>
+                <w:lang w:val="fr-FR"/>
+              </w:rPr>
+              <w:t>Requête utilisateur</w:t>
+            </w:r>
+          </w:p>
+        </w:tc>
+        <w:tc>
+          <w:tcPr>
+            <w:tcW w:w="2880" w:type="dxa"/>
+          </w:tcPr>
+          <w:p>
+            <w:pPr>
+              <w:rPr>
+                <w:lang w:val="fr-FR"/>
+              </w:rPr>
+            </w:pPr>
+            <w:r>
+              <w:rPr>
+                <w:lang w:val="fr-FR"/>
+              </w:rPr>
+              <w:t>Affichage des informations</w:t>
+            </w:r>
+          </w:p>
+        </w:tc>
+      </w:tr>
+      <w:tr>
+        <w:tc>
+          <w:tcPr>
+            <w:tcW w:w="2880" w:type="dxa"/>
+          </w:tcPr>
+          <w:p>
+            <w:pPr>
+              <w:rPr>
+                <w:lang w:val="fr-FR"/>
+              </w:rPr>
+            </w:pPr>
+            <w:r>
+              <w:rPr>
+                <w:lang w:val="fr-FR"/>
+              </w:rPr>
+              <w:t>Affichage de la carte</w:t>
+            </w:r>
+          </w:p>
+        </w:tc>
+        <w:tc>
+          <w:tcPr>
+            <w:tcW w:w="2880" w:type="dxa"/>
+          </w:tcPr>
+          <w:p>
+            <w:pPr>
+              <w:rPr>
+                <w:lang w:val="fr-FR"/>
+              </w:rPr>
+            </w:pPr>
+            <w:r>
+              <w:rPr>
+                <w:lang w:val="fr-FR"/>
+              </w:rPr>
+              <w:t>Actions utilisateur (zoom, déplacement)</w:t>
+            </w:r>
+          </w:p>
+        </w:tc>
+        <w:tc>
+          <w:tcPr>
+            <w:tcW w:w="2880" w:type="dxa"/>
+          </w:tcPr>
+          <w:p>
+            <w:pPr>
+              <w:rPr>
+                <w:lang w:val="fr-FR"/>
+              </w:rPr>
+            </w:pPr>
+            <w:r>
+              <w:rPr>
+                <w:lang w:val="fr-FR"/>
+              </w:rPr>
+              <w:t>Carte affichée et mise à jour</w:t>
+            </w:r>
+          </w:p>
+        </w:tc>
+      </w:tr>
+      <w:tr>
+        <w:tc>
+          <w:tcPr>
+            <w:tcW w:w="2880" w:type="dxa"/>
+          </w:tcPr>
+          <w:p>
+            <w:pPr>
+              <w:rPr>
+                <w:lang w:val="fr-FR"/>
+              </w:rPr>
+            </w:pPr>
+            <w:r>
+              <w:rPr>
+                <w:lang w:val="fr-FR"/>
+              </w:rPr>
+              <w:t>Navigation / Superposition de données</w:t>
+            </w:r>
+          </w:p>
+        </w:tc>
+        <w:tc>
+          <w:tcPr>
+            <w:tcW w:w="2880" w:type="dxa"/>
+          </w:tcPr>
+          <w:p>
+            <w:pPr>
+              <w:rPr>
+                <w:lang w:val="fr-FR"/>
+              </w:rPr>
+            </w:pPr>
+            <w:r>
+              <w:rPr>
+                <w:lang w:val="fr-FR"/>
+              </w:rPr>
+              <w:t>Choix de parcours, sélection de filtres</w:t>
+            </w:r>
+          </w:p>
+        </w:tc>
+        <w:tc>
+          <w:tcPr>
+            <w:tcW w:w="2880" w:type="dxa"/>
+          </w:tcPr>
+          <w:p>
+            <w:pPr>
+              <w:rPr>
+                <w:lang w:val="fr-FR"/>
+              </w:rPr>
+            </w:pPr>
+            <w:r>
+              <w:rPr>
+                <w:lang w:val="fr-FR"/>
+              </w:rPr>
+              <w:t>Carte enrichie avec POI et parcours</w:t>
+            </w:r>
+          </w:p>
+        </w:tc>
+      </w:tr>
+      <w:tr>
+        <w:tc>
+          <w:tcPr>
+            <w:tcW w:w="2880" w:type="dxa"/>
+          </w:tcPr>
+          <w:p>
+            <w:pPr>
+              <w:rPr>
+                <w:lang w:val="fr-FR"/>
+              </w:rPr>
+            </w:pPr>
+            <w:r>
+              <w:rPr>
+                <w:lang w:val="fr-FR"/>
+              </w:rPr>
+              <w:t>Recherche d’un point d’intérêt (POI)</w:t>
+            </w:r>
+          </w:p>
+        </w:tc>
+        <w:tc>
+          <w:tcPr>
+            <w:tcW w:w="2880" w:type="dxa"/>
+          </w:tcPr>
+          <w:p>
+            <w:pPr>
+              <w:rPr>
+                <w:lang w:val="fr-FR"/>
+              </w:rPr>
+            </w:pPr>
+            <w:r>
+              <w:rPr>
+                <w:lang w:val="fr-FR"/>
+              </w:rPr>
+              <w:t>Mot-clé, catégorie, coordonnées</w:t>
+            </w:r>
+          </w:p>
+        </w:tc>
+        <w:tc>
+          <w:tcPr>
+            <w:tcW w:w="2880" w:type="dxa"/>
+          </w:tcPr>
+          <w:p>
+            <w:pPr>
+              <w:rPr>
+                <w:lang w:val="fr-FR"/>
+              </w:rPr>
+            </w:pPr>
+            <w:r>
+              <w:rPr>
+                <w:lang w:val="fr-FR"/>
+              </w:rPr>
+              <w:t>Résultats de recherche, description générée par API</w:t>
+            </w:r>
+          </w:p>
+        </w:tc>
+      </w:tr>
+      <w:tr>
+        <w:tc>
+          <w:tcPr>
+            <w:tcW w:w="2880" w:type="dxa"/>
+          </w:tcPr>
+          <w:p>
+            <w:pPr>
+              <w:rPr>
+                <w:lang w:val="fr-FR"/>
+              </w:rPr>
+            </w:pPr>
+            <w:r>
+              <w:rPr>
+                <w:lang w:val="fr-FR"/>
+              </w:rPr>
+              <w:t>Ajout d’un POI à un Road-Trip</w:t>
+            </w:r>
+          </w:p>
+        </w:tc>
+        <w:tc>
+          <w:tcPr>
+            <w:tcW w:w="2880" w:type="dxa"/>
+          </w:tcPr>
+          <w:p>
+            <w:pPr>
+              <w:rPr>
+                <w:lang w:val="fr-FR"/>
+              </w:rPr>
+            </w:pPr>
+            <w:r>
+              <w:rPr>
+                <w:lang w:val="fr-FR"/>
+              </w:rPr>
+              <w:t>Sélection d’un POI, choix du Road-Trip</w:t>
+            </w:r>
+          </w:p>
+        </w:tc>
+        <w:tc>
+          <w:tcPr>
+            <w:tcW w:w="2880" w:type="dxa"/>
+          </w:tcPr>
+          <w:p>
+            <w:pPr>
+              <w:rPr>
+                <w:lang w:val="fr-FR"/>
+              </w:rPr>
+            </w:pPr>
+            <w:r>
+              <w:rPr>
+                <w:lang w:val="fr-FR"/>
+              </w:rPr>
+              <w:t>Road-Trip mis à jour avec le POI</w:t>
+            </w:r>
+          </w:p>
+        </w:tc>
+      </w:tr>
+      <w:tr>
+        <w:tc>
+          <w:tcPr>
+            <w:tcW w:w="2880" w:type="dxa"/>
+          </w:tcPr>
+          <w:p>
+            <w:pPr>
+              <w:rPr>
+                <w:lang w:val="fr-FR"/>
+              </w:rPr>
+            </w:pPr>
+            <w:r>
+              <w:rPr>
+                <w:lang w:val="fr-FR"/>
+              </w:rPr>
+              <w:t>Historique / Évaluations</w:t>
+            </w:r>
+          </w:p>
+        </w:tc>
+        <w:tc>
+          <w:tcPr>
+            <w:tcW w:w="2880" w:type="dxa"/>
+          </w:tcPr>
+          <w:p>
+            <w:pPr>
+              <w:rPr>
+                <w:lang w:val="fr-FR"/>
+              </w:rPr>
+            </w:pPr>
+            <w:r>
+              <w:rPr>
+                <w:lang w:val="fr-FR"/>
+              </w:rPr>
+              <w:t>Action utilisateur (consultation, notation)</w:t>
+            </w:r>
+          </w:p>
+        </w:tc>
+        <w:tc>
+          <w:tcPr>
+            <w:tcW w:w="2880" w:type="dxa"/>
+          </w:tcPr>
+          <w:p>
+            <w:pPr>
+              <w:rPr>
+                <w:lang w:val="fr-FR"/>
+              </w:rPr>
+            </w:pPr>
+            <w:r>
+              <w:rPr>
+                <w:lang w:val="fr-FR"/>
+              </w:rPr>
+              <w:t>Historique affiché ou mis à jour</w:t>
+            </w:r>
+          </w:p>
+        </w:tc>
+      </w:tr>
+      <w:tr>
+        <w:tc>
+          <w:tcPr>
+            <w:tcW w:w="2880" w:type="dxa"/>
+          </w:tcPr>
+          <w:p>
+            <w:pPr>
+              <w:rPr>
+                <w:lang w:val="fr-FR"/>
+              </w:rPr>
+            </w:pPr>
+            <w:r>
+              <w:rPr>
+                <w:lang w:val="fr-FR"/>
+              </w:rPr>
+              <w:t>Création / Modification d’un Road-Trip</w:t>
+            </w:r>
+          </w:p>
+        </w:tc>
+        <w:tc>
+          <w:tcPr>
+            <w:tcW w:w="2880" w:type="dxa"/>
+          </w:tcPr>
+          <w:p>
+            <w:pPr>
+              <w:rPr>
+                <w:lang w:val="fr-FR"/>
+              </w:rPr>
+            </w:pPr>
+            <w:r>
+              <w:rPr>
+                <w:lang w:val="fr-FR"/>
+              </w:rPr>
+              <w:t>Points de passage, nom du Road-Trip, options de partage</w:t>
+            </w:r>
+          </w:p>
+        </w:tc>
+        <w:tc>
+          <w:tcPr>
+            <w:tcW w:w="2880" w:type="dxa"/>
+          </w:tcPr>
+          <w:p>
+            <w:pPr>
+              <w:rPr>
+                <w:lang w:val="fr-FR"/>
+              </w:rPr>
+            </w:pPr>
+            <w:r>
+              <w:rPr>
+                <w:lang w:val="fr-FR"/>
+              </w:rPr>
+              <w:t>Road-Trip sauvegardé, affiché, partagé</w:t>
+            </w:r>
+          </w:p>
+        </w:tc>
+      </w:tr>
+      <w:tr>
+        <w:tc>
+          <w:tcPr>
+            <w:tcW w:w="2880" w:type="dxa"/>
+          </w:tcPr>
+          <w:p>
+            <w:pPr>
+              <w:rPr>
+                <w:lang w:val="fr-FR"/>
+              </w:rPr>
+            </w:pPr>
+            <w:r>
+              <w:rPr>
+                <w:lang w:val="fr-FR"/>
+              </w:rPr>
+              <w:t>Consultation d’un Road-Trip</w:t>
+            </w:r>
+          </w:p>
+        </w:tc>
+        <w:tc>
+          <w:tcPr>
+            <w:tcW w:w="2880" w:type="dxa"/>
+          </w:tcPr>
+          <w:p>
+            <w:pPr>
+              <w:rPr>
+                <w:lang w:val="fr-FR"/>
+              </w:rPr>
+            </w:pPr>
+            <w:r>
+              <w:rPr>
+                <w:lang w:val="fr-FR"/>
+              </w:rPr>
+              <w:t>Requête utilisateur</w:t>
+            </w:r>
+          </w:p>
+        </w:tc>
+        <w:tc>
+          <w:tcPr>
+            <w:tcW w:w="2880" w:type="dxa"/>
+          </w:tcPr>
+          <w:p>
+            <w:pPr>
+              <w:rPr>
+                <w:lang w:val="fr-FR"/>
+              </w:rPr>
+            </w:pPr>
+            <w:r>
+              <w:rPr>
+                <w:lang w:val="fr-FR"/>
+              </w:rPr>
+              <w:t>Affichage de l’itinéraire et des étapes</w:t>
+            </w:r>
+          </w:p>
+        </w:tc>
+      </w:tr>
+      <w:tr>
+        <w:tc>
+          <w:tcPr>
+            <w:tcW w:w="2880" w:type="dxa"/>
+          </w:tcPr>
+          <w:p>
+            <w:pPr>
+              <w:rPr>
+                <w:lang w:val="fr-FR"/>
+              </w:rPr>
+            </w:pPr>
+            <w:r>
+              <w:rPr>
+                <w:lang w:val="fr-FR"/>
+              </w:rPr>
+              <w:t>Commentaires / Avis</w:t>
+            </w:r>
+          </w:p>
+        </w:tc>
+        <w:tc>
+          <w:tcPr>
+            <w:tcW w:w="2880" w:type="dxa"/>
+          </w:tcPr>
+          <w:p>
+            <w:pPr>
+              <w:rPr>
+                <w:lang w:val="fr-FR"/>
+              </w:rPr>
+            </w:pPr>
+            <w:r>
+              <w:rPr>
+                <w:lang w:val="fr-FR"/>
+              </w:rPr>
+              <w:t>Texte du commentaire, note</w:t>
+            </w:r>
+          </w:p>
+        </w:tc>
+        <w:tc>
+          <w:tcPr>
+            <w:tcW w:w="2880" w:type="dxa"/>
+          </w:tcPr>
+          <w:p>
+            <w:pPr>
+              <w:rPr>
+                <w:lang w:val="fr-FR"/>
+              </w:rPr>
+            </w:pPr>
+            <w:r>
+              <w:rPr>
+                <w:lang w:val="fr-FR"/>
+              </w:rPr>
+              <w:t>Avis enregistré, affichage, notification</w:t>
+            </w:r>
+          </w:p>
+        </w:tc>
+      </w:tr>
+      <w:tr>
+        <w:tc>
+          <w:tcPr>
+            <w:tcW w:w="2880" w:type="dxa"/>
+          </w:tcPr>
+          <w:p>
+            <w:pPr>
+              <w:rPr>
+                <w:lang w:val="fr-FR"/>
+              </w:rPr>
+            </w:pPr>
+            <w:r>
+              <w:rPr>
+                <w:lang w:val="fr-FR"/>
+              </w:rPr>
+              <w:t>Chat intégré</w:t>
+            </w:r>
+          </w:p>
+        </w:tc>
+        <w:tc>
+          <w:tcPr>
+            <w:tcW w:w="2880" w:type="dxa"/>
+          </w:tcPr>
+          <w:p>
+            <w:pPr>
+              <w:rPr>
+                <w:lang w:val="fr-FR"/>
+              </w:rPr>
+            </w:pPr>
+            <w:r>
+              <w:rPr>
+                <w:lang w:val="fr-FR"/>
+              </w:rPr>
+              <w:t>Message saisi</w:t>
+            </w:r>
+          </w:p>
+        </w:tc>
+        <w:tc>
+          <w:tcPr>
+            <w:tcW w:w="2880" w:type="dxa"/>
+          </w:tcPr>
+          <w:p>
+            <w:pPr>
+              <w:rPr>
+                <w:lang w:val="fr-FR"/>
+              </w:rPr>
+            </w:pPr>
+            <w:r>
+              <w:rPr>
+                <w:lang w:val="fr-FR"/>
+              </w:rPr>
+              <w:t>Message reçu et affiché en temps réel</w:t>
+            </w:r>
+          </w:p>
+        </w:tc>
+      </w:tr>
+      <w:tr>
+        <w:tc>
+          <w:tcPr>
+            <w:tcW w:w="2880" w:type="dxa"/>
+          </w:tcPr>
+          <w:p>
+            <w:pPr>
+              <w:rPr>
+                <w:lang w:val="fr-FR"/>
+              </w:rPr>
+            </w:pPr>
+            <w:r>
+              <w:rPr>
+                <w:lang w:val="fr-FR"/>
+              </w:rPr>
+              <w:t>Notifications</w:t>
+            </w:r>
+          </w:p>
+        </w:tc>
+        <w:tc>
+          <w:tcPr>
+            <w:tcW w:w="2880" w:type="dxa"/>
+          </w:tcPr>
+          <w:p>
+            <w:pPr>
+              <w:rPr>
+                <w:lang w:val="fr-FR"/>
+              </w:rPr>
+            </w:pPr>
+            <w:r>
+              <w:rPr>
+                <w:lang w:val="fr-FR"/>
+              </w:rPr>
+              <w:t>Actions des amis, commentaires, partages</w:t>
+            </w:r>
+          </w:p>
+        </w:tc>
+        <w:tc>
+          <w:tcPr>
+            <w:tcW w:w="2880" w:type="dxa"/>
+          </w:tcPr>
+          <w:p>
+            <w:pPr>
+              <w:rPr>
+                <w:lang w:val="fr-FR"/>
+              </w:rPr>
+            </w:pPr>
+            <w:r>
+              <w:rPr>
+                <w:lang w:val="fr-FR"/>
+              </w:rPr>
+              <w:t>Notifications envoyées et affichées</w:t>
+            </w:r>
+          </w:p>
+        </w:tc>
+      </w:tr>
+      <w:tr>
+        <w:tc>
+          <w:tcPr>
+            <w:tcW w:w="2880" w:type="dxa"/>
+          </w:tcPr>
+          <w:p>
+            <w:pPr>
+              <w:rPr>
+                <w:lang w:val="fr-FR"/>
+              </w:rPr>
+            </w:pPr>
+            <w:r>
+              <w:rPr>
+                <w:lang w:val="fr-FR"/>
+              </w:rPr>
+              <w:t>Administration / Signalement</w:t>
+            </w:r>
+          </w:p>
+        </w:tc>
+        <w:tc>
+          <w:tcPr>
+            <w:tcW w:w="2880" w:type="dxa"/>
+          </w:tcPr>
+          <w:p>
+            <w:pPr>
+              <w:rPr>
+                <w:lang w:val="fr-FR"/>
+              </w:rPr>
+            </w:pPr>
+            <w:r>
+              <w:rPr>
+                <w:lang w:val="fr-FR"/>
+              </w:rPr>
+              <w:t>Requête de modération, action admin (bloquer, bannir)</w:t>
+            </w:r>
+          </w:p>
+        </w:tc>
+        <w:tc>
+          <w:tcPr>
+            <w:tcW w:w="2880" w:type="dxa"/>
+          </w:tcPr>
+          <w:p>
+            <w:pPr>
+              <w:rPr>
+                <w:lang w:val="fr-FR"/>
+              </w:rPr>
+            </w:pPr>
+            <w:r>
+              <w:rPr>
+                <w:lang w:val="fr-FR"/>
+              </w:rPr>
+              <w:t>Confirmation d’action, contenu modéré, rapport traité</w:t>
+            </w:r>
+          </w:p>
+        </w:tc>
+      </w:tr>
+      <w:tr>
+        <w:tc>
+          <w:tcPr>
+            <w:tcW w:w="2880" w:type="dxa"/>
+          </w:tcPr>
+          <w:p>
+            <w:pPr>
+              <w:rPr>
+                <w:lang w:val="fr-FR"/>
+              </w:rPr>
+            </w:pPr>
+            <w:r>
+              <w:rPr>
+                <w:lang w:val="fr-FR"/>
+              </w:rPr>
+              <w:t>Hébergement &amp; Base de données</w:t>
+            </w:r>
+          </w:p>
+        </w:tc>
+        <w:tc>
+          <w:tcPr>
+            <w:tcW w:w="2880" w:type="dxa"/>
+          </w:tcPr>
+          <w:p>
+            <w:pPr>
+              <w:rPr>
+                <w:lang w:val="fr-FR"/>
+              </w:rPr>
+            </w:pPr>
+            <w:r>
+              <w:rPr>
+                <w:lang w:val="fr-FR"/>
+              </w:rPr>
+              <w:t>Requêtes de lecture/écriture, authentification utilisateur</w:t>
+            </w:r>
+          </w:p>
+        </w:tc>
+        <w:tc>
+          <w:tcPr>
+            <w:tcW w:w="2880" w:type="dxa"/>
+          </w:tcPr>
+          <w:p>
+            <w:pPr>
+              <w:rPr>
+                <w:lang w:val="fr-FR"/>
+              </w:rPr>
+            </w:pPr>
+            <w:r>
+              <w:rPr>
+                <w:lang w:val="fr-FR"/>
+              </w:rPr>
+              <w:t>Données sauvegardées/restituées, disponibilité service</w:t>
+            </w:r>
+          </w:p>
+        </w:tc>
+      </w:tr>
+      <w:tr>
+        <w:trPr>
+          <w:trHeight w:val="665"/>
+        </w:trPr>
+        <w:tc>
+          <w:tcPr>
+            <w:tcW w:w="2880" w:type="dxa"/>
+          </w:tcPr>
+          <w:p>
+            <w:pPr>
+              <w:rPr>
+                <w:lang w:val="fr-FR"/>
+              </w:rPr>
+            </w:pPr>
+            <w:r>
+              <w:rPr>
+                <w:lang w:val="fr-FR"/>
+              </w:rPr>
+              <w:t>Sécurité</w:t>
+            </w:r>
+          </w:p>
+        </w:tc>
+        <w:tc>
+          <w:tcPr>
+            <w:tcW w:w="2880" w:type="dxa"/>
+          </w:tcPr>
+          <w:p>
+            <w:pPr>
+              <w:rPr>
+                <w:lang w:val="fr-FR"/>
+              </w:rPr>
+            </w:pPr>
+            <w:r>
+              <w:rPr>
+                <w:lang w:val="fr-FR"/>
+              </w:rPr>
+              <w:t>Tentatives de connexion, accès aux données</w:t>
+            </w:r>
+          </w:p>
+        </w:tc>
+        <w:tc>
+          <w:tcPr>
+            <w:tcW w:w="2880" w:type="dxa"/>
+          </w:tcPr>
+          <w:p>
+            <w:pPr>
+              <w:rPr>
+                <w:lang w:val="fr-FR"/>
+              </w:rPr>
+            </w:pPr>
+            <w:r>
+              <w:rPr>
+                <w:lang w:val="fr-FR"/>
+              </w:rPr>
+              <w:t>Protection appliquée, logs de sécurité</w:t>
+            </w:r>
+          </w:p>
+        </w:tc>
+      </w:tr>
+    </w:tbl>
+    <w:p/>
+    <w:p>
+      <w:pPr>
+        <w:jc w:val="left"/>
+      </w:pPr>
+      <w:r>
+        <w:br w:type="page"/>
+      </w:r>
+    </w:p>
+    <w:p>
+      <w:pPr>
+        <w:pStyle w:val="Titre2"/>
+      </w:pPr>
+      <w:r>
+        <w:lastRenderedPageBreak/>
+        <w:t>Définition des modules</w:t>
+      </w:r>
+    </w:p>
+    <w:p>
+      <w:r>
+        <w:t>Nous pouvons regrouper les fonctionnalités ci-dessus en plusieurs catégories :</w:t>
+      </w:r>
+    </w:p>
+    <w:p/>
+    <w:p>
+      <w:pPr>
+        <w:pStyle w:val="Titre3"/>
+      </w:pPr>
+      <w:r>
+        <w:t>Module d’authentification et de gestion des comptes</w:t>
+      </w:r>
+    </w:p>
+    <w:p>
+      <w:pPr>
+        <w:pStyle w:val="Paragraphedeliste"/>
+        <w:numPr>
+          <w:ilvl w:val="0"/>
+          <w:numId w:val="21"/>
+        </w:numPr>
+      </w:pPr>
+      <w:r>
+        <w:t>Inscription, connexion, déconnexion</w:t>
+      </w:r>
+      <w:r>
+        <w:t>, supprimer</w:t>
+      </w:r>
+    </w:p>
+    <w:p>
+      <w:pPr>
+        <w:pStyle w:val="Paragraphedeliste"/>
+        <w:numPr>
+          <w:ilvl w:val="0"/>
+          <w:numId w:val="21"/>
+        </w:numPr>
+      </w:pPr>
+      <w:r>
+        <w:t>Gestion de profil (pseudo, photo, bio)</w:t>
+      </w:r>
+    </w:p>
+    <w:p>
+      <w:pPr>
+        <w:pStyle w:val="Paragraphedeliste"/>
+        <w:numPr>
+          <w:ilvl w:val="0"/>
+          <w:numId w:val="21"/>
+        </w:numPr>
+      </w:pPr>
+      <w:r>
+        <w:t>Gestion des amis</w:t>
+      </w:r>
+    </w:p>
+    <w:p>
+      <w:pPr>
+        <w:pStyle w:val="Paragraphedeliste"/>
+        <w:numPr>
+          <w:ilvl w:val="0"/>
+          <w:numId w:val="21"/>
+        </w:numPr>
+      </w:pPr>
+      <w:r>
+        <w:t>Récupération des infos personnelles</w:t>
+      </w:r>
+    </w:p>
+    <w:p/>
+    <w:p>
+      <w:pPr>
+        <w:pStyle w:val="Titre3"/>
+      </w:pPr>
+      <w:r>
+        <w:t>Module cartographique</w:t>
+      </w:r>
+    </w:p>
+    <w:p>
+      <w:pPr>
+        <w:pStyle w:val="Paragraphedeliste"/>
+        <w:numPr>
+          <w:ilvl w:val="0"/>
+          <w:numId w:val="22"/>
+        </w:numPr>
+      </w:pPr>
+      <w:r>
+        <w:t>Affichage de la carte OpenStreetMap</w:t>
+      </w:r>
+    </w:p>
+    <w:p>
+      <w:pPr>
+        <w:pStyle w:val="Paragraphedeliste"/>
+        <w:numPr>
+          <w:ilvl w:val="0"/>
+          <w:numId w:val="22"/>
+        </w:numPr>
+      </w:pPr>
+      <w:r>
+        <w:t>Navigation sur la carte (zoom, déplacement)</w:t>
+      </w:r>
+    </w:p>
+    <w:p>
+      <w:pPr>
+        <w:pStyle w:val="Paragraphedeliste"/>
+        <w:numPr>
+          <w:ilvl w:val="0"/>
+          <w:numId w:val="22"/>
+        </w:numPr>
+      </w:pPr>
+      <w:r>
+        <w:t>Superposition des parcours et des points d’intérêt</w:t>
+      </w:r>
+    </w:p>
+    <w:p>
+      <w:pPr>
+        <w:pStyle w:val="Paragraphedeliste"/>
+        <w:numPr>
+          <w:ilvl w:val="0"/>
+          <w:numId w:val="22"/>
+        </w:numPr>
+      </w:pPr>
+      <w:r>
+        <w:t>Filtrage des informations en fonction des préférences</w:t>
+      </w:r>
+    </w:p>
+    <w:p/>
+    <w:p>
+      <w:pPr>
+        <w:pStyle w:val="Titre3"/>
+      </w:pPr>
+      <w:r>
+        <w:t>Module Road-Trip</w:t>
+      </w:r>
+    </w:p>
+    <w:p>
+      <w:pPr>
+        <w:pStyle w:val="Paragraphedeliste"/>
+        <w:numPr>
+          <w:ilvl w:val="0"/>
+          <w:numId w:val="23"/>
+        </w:numPr>
+      </w:pPr>
+      <w:r>
+        <w:t xml:space="preserve">Création et modification d’un itinéraire </w:t>
+      </w:r>
+    </w:p>
+    <w:p>
+      <w:pPr>
+        <w:pStyle w:val="Paragraphedeliste"/>
+        <w:numPr>
+          <w:ilvl w:val="0"/>
+          <w:numId w:val="23"/>
+        </w:numPr>
+      </w:pPr>
+      <w:r>
+        <w:t>Ajout d’étapes/points de passage</w:t>
+      </w:r>
+    </w:p>
+    <w:p>
+      <w:pPr>
+        <w:pStyle w:val="Paragraphedeliste"/>
+        <w:numPr>
+          <w:ilvl w:val="0"/>
+          <w:numId w:val="23"/>
+        </w:numPr>
+      </w:pPr>
+      <w:r>
+        <w:t>Enregistrement (temporaire ou définitif)</w:t>
+      </w:r>
+    </w:p>
+    <w:p>
+      <w:pPr>
+        <w:pStyle w:val="Paragraphedeliste"/>
+        <w:numPr>
+          <w:ilvl w:val="0"/>
+          <w:numId w:val="23"/>
+        </w:numPr>
+      </w:pPr>
+      <w:r>
+        <w:t>Partage (public, amis, privé)</w:t>
+      </w:r>
+    </w:p>
+    <w:p>
+      <w:pPr>
+        <w:pStyle w:val="Paragraphedeliste"/>
+        <w:numPr>
+          <w:ilvl w:val="0"/>
+          <w:numId w:val="23"/>
+        </w:numPr>
+      </w:pPr>
+      <w:r>
+        <w:t>Consulter un Road-Trip</w:t>
+      </w:r>
+    </w:p>
+    <w:p/>
+    <w:p>
+      <w:pPr>
+        <w:pStyle w:val="Titre3"/>
+      </w:pPr>
+      <w:r>
+        <w:t>Module point d’intérêt</w:t>
+      </w:r>
+      <w:r>
+        <w:t xml:space="preserve"> (POI)</w:t>
+      </w:r>
+    </w:p>
+    <w:p>
+      <w:pPr>
+        <w:pStyle w:val="Paragraphedeliste"/>
+        <w:numPr>
+          <w:ilvl w:val="0"/>
+          <w:numId w:val="24"/>
+        </w:numPr>
+      </w:pPr>
+      <w:r>
+        <w:t xml:space="preserve">Recherche et ajout de points d’intérêt sur la carte </w:t>
+      </w:r>
+    </w:p>
+    <w:p>
+      <w:pPr>
+        <w:pStyle w:val="Paragraphedeliste"/>
+        <w:numPr>
+          <w:ilvl w:val="0"/>
+          <w:numId w:val="24"/>
+        </w:numPr>
+      </w:pPr>
+      <w:r>
+        <w:t>Description automatique d’un POI (via API IA)</w:t>
+      </w:r>
+    </w:p>
+    <w:p>
+      <w:pPr>
+        <w:pStyle w:val="Paragraphedeliste"/>
+        <w:numPr>
+          <w:ilvl w:val="0"/>
+          <w:numId w:val="24"/>
+        </w:numPr>
+      </w:pPr>
+      <w:r>
+        <w:t>Historique de visites / évaluations</w:t>
+      </w:r>
+    </w:p>
+    <w:p>
+      <w:pPr>
+        <w:pStyle w:val="Paragraphedeliste"/>
+        <w:numPr>
+          <w:ilvl w:val="0"/>
+          <w:numId w:val="24"/>
+        </w:numPr>
+      </w:pPr>
+      <w:r>
+        <w:t>Possibilité d’associer un POI à un Road-Trip</w:t>
+      </w:r>
+    </w:p>
+    <w:p/>
+    <w:p>
+      <w:pPr>
+        <w:pStyle w:val="Titre3"/>
+      </w:pPr>
+      <w:r>
+        <w:t>Module communautaire</w:t>
+      </w:r>
+    </w:p>
+    <w:p>
+      <w:pPr>
+        <w:pStyle w:val="Paragraphedeliste"/>
+        <w:numPr>
+          <w:ilvl w:val="0"/>
+          <w:numId w:val="25"/>
+        </w:numPr>
+      </w:pPr>
+      <w:r>
+        <w:t>Ajout d’amis et gestion du réseau</w:t>
+      </w:r>
+    </w:p>
+    <w:p>
+      <w:pPr>
+        <w:pStyle w:val="Paragraphedeliste"/>
+        <w:numPr>
+          <w:ilvl w:val="0"/>
+          <w:numId w:val="25"/>
+        </w:numPr>
+      </w:pPr>
+      <w:r>
+        <w:t>Système de commentaire et avis (sur des POI et des Road-Trip)</w:t>
+      </w:r>
+    </w:p>
+    <w:p>
+      <w:pPr>
+        <w:pStyle w:val="Paragraphedeliste"/>
+        <w:numPr>
+          <w:ilvl w:val="0"/>
+          <w:numId w:val="25"/>
+        </w:numPr>
+      </w:pPr>
+      <w:r>
+        <w:t>Chat intégré pour échanger entre amis</w:t>
+      </w:r>
+    </w:p>
+    <w:p>
+      <w:pPr>
+        <w:pStyle w:val="Paragraphedeliste"/>
+        <w:numPr>
+          <w:ilvl w:val="0"/>
+          <w:numId w:val="25"/>
+        </w:numPr>
+      </w:pPr>
+      <w:r>
+        <w:t>Notification (nouvel avis, nouvel ami, road-trip partagé…)</w:t>
+      </w:r>
+    </w:p>
+    <w:p/>
+    <w:p>
+      <w:pPr>
+        <w:pStyle w:val="Titre3"/>
+      </w:pPr>
+      <w:r>
+        <w:t>Module administration</w:t>
+      </w:r>
+    </w:p>
+    <w:p>
+      <w:pPr>
+        <w:pStyle w:val="Paragraphedeliste"/>
+        <w:numPr>
+          <w:ilvl w:val="0"/>
+          <w:numId w:val="26"/>
+        </w:numPr>
+      </w:pPr>
+      <w:r>
+        <w:t>Gestion des utilisateurs (bloquer, bannir)</w:t>
+      </w:r>
+    </w:p>
+    <w:p>
+      <w:pPr>
+        <w:pStyle w:val="Paragraphedeliste"/>
+        <w:numPr>
+          <w:ilvl w:val="0"/>
+          <w:numId w:val="26"/>
+        </w:numPr>
+      </w:pPr>
+      <w:r>
+        <w:lastRenderedPageBreak/>
+        <w:t>Modération des contenus (avis, POI créés, commentaires)</w:t>
+      </w:r>
+    </w:p>
+    <w:p>
+      <w:pPr>
+        <w:pStyle w:val="Paragraphedeliste"/>
+        <w:numPr>
+          <w:ilvl w:val="0"/>
+          <w:numId w:val="26"/>
+        </w:numPr>
+      </w:pPr>
+      <w:r>
+        <w:t>Outils de signalement</w:t>
+      </w:r>
+    </w:p>
+    <w:p>
+      <w:pPr>
+        <w:pStyle w:val="Paragraphedeliste"/>
+        <w:numPr>
+          <w:ilvl w:val="0"/>
+          <w:numId w:val="26"/>
+        </w:numPr>
+      </w:pPr>
+      <w:r>
+        <w:t xml:space="preserve">Mise à jour de certains contenus </w:t>
+      </w:r>
+    </w:p>
+    <w:p/>
+    <w:p>
+      <w:pPr>
+        <w:pStyle w:val="Titre3"/>
+      </w:pPr>
+      <w:r>
+        <w:t xml:space="preserve">Module infrastructure </w:t>
+      </w:r>
+    </w:p>
+    <w:p>
+      <w:pPr>
+        <w:pStyle w:val="Paragraphedeliste"/>
+        <w:numPr>
+          <w:ilvl w:val="0"/>
+          <w:numId w:val="27"/>
+        </w:numPr>
+      </w:pPr>
+      <w:r>
+        <w:t>Base de données utilisateurs, Road-Trip et avis</w:t>
+      </w:r>
+    </w:p>
+    <w:p>
+      <w:pPr>
+        <w:pStyle w:val="Paragraphedeliste"/>
+        <w:numPr>
+          <w:ilvl w:val="0"/>
+          <w:numId w:val="27"/>
+        </w:numPr>
+      </w:pPr>
+      <w:r>
+        <w:t>Hébergement</w:t>
+      </w:r>
+    </w:p>
+    <w:p>
+      <w:pPr>
+        <w:pStyle w:val="Paragraphedeliste"/>
+        <w:numPr>
+          <w:ilvl w:val="0"/>
+          <w:numId w:val="27"/>
+        </w:numPr>
+      </w:pPr>
+      <w:r>
+        <w:t>Sécurité (protection des données (RGPD))</w:t>
+      </w:r>
     </w:p>
     <w:p/>
     <w:p/>
@@ -4099,7 +5783,7 @@
         <w:bCs/>
         <w:noProof/>
       </w:rPr>
-      <w:t>5</w:t>
+      <w:t>8</w:t>
     </w:r>
     <w:r>
       <w:rPr>
@@ -4310,6 +5994,119 @@
 <file path=word/numbering.xml><?xml version="1.0" encoding="utf-8"?>
 <w:numbering xmlns:wpc="http://schemas.microsoft.com/office/word/2010/wordprocessingCanvas" xmlns:cx="http://schemas.microsoft.com/office/drawing/2014/chartex" xmlns:cx1="http://schemas.microsoft.com/office/drawing/2015/9/8/chartex" xmlns:cx2="http://schemas.microsoft.com/office/drawing/2015/10/21/chartex" xmlns:cx3="http://schemas.microsoft.com/office/drawing/2016/5/9/chartex" xmlns:cx4="http://schemas.microsoft.com/office/drawing/2016/5/10/chartex" xmlns:cx5="http://schemas.microsoft.com/office/drawing/2016/5/11/chartex" xmlns:cx6="http://schemas.microsoft.com/office/drawing/2016/5/12/chartex" xmlns:cx7="http://schemas.microsoft.com/office/drawing/2016/5/13/chartex" xmlns:cx8="http://schemas.microsoft.com/office/drawing/2016/5/14/chartex" xmlns:mc="http://schemas.openxmlformats.org/markup-compatibility/2006" xmlns:aink="http://schemas.microsoft.com/office/drawing/2016/ink" xmlns:am3d="http://schemas.microsoft.com/office/drawing/2017/model3d" xmlns:o="urn:schemas-microsoft-com:office:office" xmlns:r="http://schemas.openxmlformats.org/officeDocument/2006/relationships" xmlns:m="http://schemas.openxmlformats.org/officeDocument/2006/math" xmlns:v="urn:schemas-microsoft-com:vml" xmlns:wp14="http://schemas.microsoft.com/office/word/2010/wordprocessingDrawing" xmlns:wp="http://schemas.openxmlformats.org/drawingml/2006/wordprocessingDrawing" xmlns:w10="urn:schemas-microsoft-com:office:word" xmlns:w="http://schemas.openxmlformats.org/wordprocessingml/2006/main" xmlns:w14="http://schemas.microsoft.com/office/word/2010/wordml" xmlns:w15="http://schemas.microsoft.com/office/word/2012/wordml" xmlns:w16cex="http://schemas.microsoft.com/office/word/2018/wordml/cex" xmlns:w16cid="http://schemas.microsoft.com/office/word/2016/wordml/cid" xmlns:w16="http://schemas.microsoft.com/office/word/2018/wordml" xmlns:w16sdtdh="http://schemas.microsoft.com/office/word/2020/wordml/sdtdatahash" xmlns:w16se="http://schemas.microsoft.com/office/word/2015/wordml/symex" xmlns:wpg="http://schemas.microsoft.com/office/word/2010/wordprocessingGroup" xmlns:wpi="http://schemas.microsoft.com/office/word/2010/wordprocessingInk" xmlns:wne="http://schemas.microsoft.com/office/word/2006/wordml" xmlns:wps="http://schemas.microsoft.com/office/word/2010/wordprocessingShape" mc:Ignorable="w14 w15 w16se w16cid w16 w16cex w16sdtdh wp14">
   <w:abstractNum w:abstractNumId="0" w15:restartNumberingAfterBreak="0">
+    <w:nsid w:val="01247281"/>
+    <w:multiLevelType w:val="hybridMultilevel"/>
+    <w:tmpl w:val="30A0F924"/>
+    <w:lvl w:ilvl="0" w:tplc="040C000B">
+      <w:start w:val="1"/>
+      <w:numFmt w:val="bullet"/>
+      <w:lvlText w:val=""/>
+      <w:lvlJc w:val="left"/>
+      <w:pPr>
+        <w:ind w:left="720" w:hanging="360"/>
+      </w:pPr>
+      <w:rPr>
+        <w:rFonts w:ascii="Wingdings" w:hAnsi="Wingdings" w:hint="default"/>
+      </w:rPr>
+    </w:lvl>
+    <w:lvl w:ilvl="1" w:tplc="040C0003" w:tentative="1">
+      <w:start w:val="1"/>
+      <w:numFmt w:val="bullet"/>
+      <w:lvlText w:val="o"/>
+      <w:lvlJc w:val="left"/>
+      <w:pPr>
+        <w:ind w:left="1440" w:hanging="360"/>
+      </w:pPr>
+      <w:rPr>
+        <w:rFonts w:ascii="Courier New" w:hAnsi="Courier New" w:cs="Courier New" w:hint="default"/>
+      </w:rPr>
+    </w:lvl>
+    <w:lvl w:ilvl="2" w:tplc="040C0005" w:tentative="1">
+      <w:start w:val="1"/>
+      <w:numFmt w:val="bullet"/>
+      <w:lvlText w:val=""/>
+      <w:lvlJc w:val="left"/>
+      <w:pPr>
+        <w:ind w:left="2160" w:hanging="360"/>
+      </w:pPr>
+      <w:rPr>
+        <w:rFonts w:ascii="Wingdings" w:hAnsi="Wingdings" w:hint="default"/>
+      </w:rPr>
+    </w:lvl>
+    <w:lvl w:ilvl="3" w:tplc="040C0001" w:tentative="1">
+      <w:start w:val="1"/>
+      <w:numFmt w:val="bullet"/>
+      <w:lvlText w:val=""/>
+      <w:lvlJc w:val="left"/>
+      <w:pPr>
+        <w:ind w:left="2880" w:hanging="360"/>
+      </w:pPr>
+      <w:rPr>
+        <w:rFonts w:ascii="Symbol" w:hAnsi="Symbol" w:hint="default"/>
+      </w:rPr>
+    </w:lvl>
+    <w:lvl w:ilvl="4" w:tplc="040C0003" w:tentative="1">
+      <w:start w:val="1"/>
+      <w:numFmt w:val="bullet"/>
+      <w:lvlText w:val="o"/>
+      <w:lvlJc w:val="left"/>
+      <w:pPr>
+        <w:ind w:left="3600" w:hanging="360"/>
+      </w:pPr>
+      <w:rPr>
+        <w:rFonts w:ascii="Courier New" w:hAnsi="Courier New" w:cs="Courier New" w:hint="default"/>
+      </w:rPr>
+    </w:lvl>
+    <w:lvl w:ilvl="5" w:tplc="040C0005" w:tentative="1">
+      <w:start w:val="1"/>
+      <w:numFmt w:val="bullet"/>
+      <w:lvlText w:val=""/>
+      <w:lvlJc w:val="left"/>
+      <w:pPr>
+        <w:ind w:left="4320" w:hanging="360"/>
+      </w:pPr>
+      <w:rPr>
+        <w:rFonts w:ascii="Wingdings" w:hAnsi="Wingdings" w:hint="default"/>
+      </w:rPr>
+    </w:lvl>
+    <w:lvl w:ilvl="6" w:tplc="040C0001" w:tentative="1">
+      <w:start w:val="1"/>
+      <w:numFmt w:val="bullet"/>
+      <w:lvlText w:val=""/>
+      <w:lvlJc w:val="left"/>
+      <w:pPr>
+        <w:ind w:left="5040" w:hanging="360"/>
+      </w:pPr>
+      <w:rPr>
+        <w:rFonts w:ascii="Symbol" w:hAnsi="Symbol" w:hint="default"/>
+      </w:rPr>
+    </w:lvl>
+    <w:lvl w:ilvl="7" w:tplc="040C0003" w:tentative="1">
+      <w:start w:val="1"/>
+      <w:numFmt w:val="bullet"/>
+      <w:lvlText w:val="o"/>
+      <w:lvlJc w:val="left"/>
+      <w:pPr>
+        <w:ind w:left="5760" w:hanging="360"/>
+      </w:pPr>
+      <w:rPr>
+        <w:rFonts w:ascii="Courier New" w:hAnsi="Courier New" w:cs="Courier New" w:hint="default"/>
+      </w:rPr>
+    </w:lvl>
+    <w:lvl w:ilvl="8" w:tplc="040C0005" w:tentative="1">
+      <w:start w:val="1"/>
+      <w:numFmt w:val="bullet"/>
+      <w:lvlText w:val=""/>
+      <w:lvlJc w:val="left"/>
+      <w:pPr>
+        <w:ind w:left="6480" w:hanging="360"/>
+      </w:pPr>
+      <w:rPr>
+        <w:rFonts w:ascii="Wingdings" w:hAnsi="Wingdings" w:hint="default"/>
+      </w:rPr>
+    </w:lvl>
+  </w:abstractNum>
+  <w:abstractNum w:abstractNumId="1" w15:restartNumberingAfterBreak="0">
     <w:nsid w:val="02006BF3"/>
     <w:multiLevelType w:val="hybridMultilevel"/>
     <w:tmpl w:val="3FFAAE28"/>
@@ -4422,7 +6219,7 @@
       </w:rPr>
     </w:lvl>
   </w:abstractNum>
-  <w:abstractNum w:abstractNumId="1" w15:restartNumberingAfterBreak="0">
+  <w:abstractNum w:abstractNumId="2" w15:restartNumberingAfterBreak="0">
     <w:nsid w:val="020D6B0D"/>
     <w:multiLevelType w:val="hybridMultilevel"/>
     <w:tmpl w:val="FE7A49BE"/>
@@ -4535,7 +6332,7 @@
       </w:rPr>
     </w:lvl>
   </w:abstractNum>
-  <w:abstractNum w:abstractNumId="2" w15:restartNumberingAfterBreak="0">
+  <w:abstractNum w:abstractNumId="3" w15:restartNumberingAfterBreak="0">
     <w:nsid w:val="0B752BE6"/>
     <w:multiLevelType w:val="hybridMultilevel"/>
     <w:tmpl w:val="997E1B08"/>
@@ -4648,7 +6445,7 @@
       </w:rPr>
     </w:lvl>
   </w:abstractNum>
-  <w:abstractNum w:abstractNumId="3" w15:restartNumberingAfterBreak="0">
+  <w:abstractNum w:abstractNumId="4" w15:restartNumberingAfterBreak="0">
     <w:nsid w:val="0F4C0D4B"/>
     <w:multiLevelType w:val="hybridMultilevel"/>
     <w:tmpl w:val="33C43BCE"/>
@@ -4761,7 +6558,7 @@
       </w:rPr>
     </w:lvl>
   </w:abstractNum>
-  <w:abstractNum w:abstractNumId="4" w15:restartNumberingAfterBreak="0">
+  <w:abstractNum w:abstractNumId="5" w15:restartNumberingAfterBreak="0">
     <w:nsid w:val="10665C4B"/>
     <w:multiLevelType w:val="hybridMultilevel"/>
     <w:tmpl w:val="E37466AC"/>
@@ -4878,7 +6675,120 @@
       </w:rPr>
     </w:lvl>
   </w:abstractNum>
-  <w:abstractNum w:abstractNumId="5" w15:restartNumberingAfterBreak="0">
+  <w:abstractNum w:abstractNumId="6" w15:restartNumberingAfterBreak="0">
+    <w:nsid w:val="17EA2513"/>
+    <w:multiLevelType w:val="hybridMultilevel"/>
+    <w:tmpl w:val="0F1022CA"/>
+    <w:lvl w:ilvl="0" w:tplc="040C000B">
+      <w:start w:val="1"/>
+      <w:numFmt w:val="bullet"/>
+      <w:lvlText w:val=""/>
+      <w:lvlJc w:val="left"/>
+      <w:pPr>
+        <w:ind w:left="720" w:hanging="360"/>
+      </w:pPr>
+      <w:rPr>
+        <w:rFonts w:ascii="Wingdings" w:hAnsi="Wingdings" w:hint="default"/>
+      </w:rPr>
+    </w:lvl>
+    <w:lvl w:ilvl="1" w:tplc="040C0003" w:tentative="1">
+      <w:start w:val="1"/>
+      <w:numFmt w:val="bullet"/>
+      <w:lvlText w:val="o"/>
+      <w:lvlJc w:val="left"/>
+      <w:pPr>
+        <w:ind w:left="1440" w:hanging="360"/>
+      </w:pPr>
+      <w:rPr>
+        <w:rFonts w:ascii="Courier New" w:hAnsi="Courier New" w:cs="Courier New" w:hint="default"/>
+      </w:rPr>
+    </w:lvl>
+    <w:lvl w:ilvl="2" w:tplc="040C0005" w:tentative="1">
+      <w:start w:val="1"/>
+      <w:numFmt w:val="bullet"/>
+      <w:lvlText w:val=""/>
+      <w:lvlJc w:val="left"/>
+      <w:pPr>
+        <w:ind w:left="2160" w:hanging="360"/>
+      </w:pPr>
+      <w:rPr>
+        <w:rFonts w:ascii="Wingdings" w:hAnsi="Wingdings" w:hint="default"/>
+      </w:rPr>
+    </w:lvl>
+    <w:lvl w:ilvl="3" w:tplc="040C0001" w:tentative="1">
+      <w:start w:val="1"/>
+      <w:numFmt w:val="bullet"/>
+      <w:lvlText w:val=""/>
+      <w:lvlJc w:val="left"/>
+      <w:pPr>
+        <w:ind w:left="2880" w:hanging="360"/>
+      </w:pPr>
+      <w:rPr>
+        <w:rFonts w:ascii="Symbol" w:hAnsi="Symbol" w:hint="default"/>
+      </w:rPr>
+    </w:lvl>
+    <w:lvl w:ilvl="4" w:tplc="040C0003" w:tentative="1">
+      <w:start w:val="1"/>
+      <w:numFmt w:val="bullet"/>
+      <w:lvlText w:val="o"/>
+      <w:lvlJc w:val="left"/>
+      <w:pPr>
+        <w:ind w:left="3600" w:hanging="360"/>
+      </w:pPr>
+      <w:rPr>
+        <w:rFonts w:ascii="Courier New" w:hAnsi="Courier New" w:cs="Courier New" w:hint="default"/>
+      </w:rPr>
+    </w:lvl>
+    <w:lvl w:ilvl="5" w:tplc="040C0005" w:tentative="1">
+      <w:start w:val="1"/>
+      <w:numFmt w:val="bullet"/>
+      <w:lvlText w:val=""/>
+      <w:lvlJc w:val="left"/>
+      <w:pPr>
+        <w:ind w:left="4320" w:hanging="360"/>
+      </w:pPr>
+      <w:rPr>
+        <w:rFonts w:ascii="Wingdings" w:hAnsi="Wingdings" w:hint="default"/>
+      </w:rPr>
+    </w:lvl>
+    <w:lvl w:ilvl="6" w:tplc="040C0001" w:tentative="1">
+      <w:start w:val="1"/>
+      <w:numFmt w:val="bullet"/>
+      <w:lvlText w:val=""/>
+      <w:lvlJc w:val="left"/>
+      <w:pPr>
+        <w:ind w:left="5040" w:hanging="360"/>
+      </w:pPr>
+      <w:rPr>
+        <w:rFonts w:ascii="Symbol" w:hAnsi="Symbol" w:hint="default"/>
+      </w:rPr>
+    </w:lvl>
+    <w:lvl w:ilvl="7" w:tplc="040C0003" w:tentative="1">
+      <w:start w:val="1"/>
+      <w:numFmt w:val="bullet"/>
+      <w:lvlText w:val="o"/>
+      <w:lvlJc w:val="left"/>
+      <w:pPr>
+        <w:ind w:left="5760" w:hanging="360"/>
+      </w:pPr>
+      <w:rPr>
+        <w:rFonts w:ascii="Courier New" w:hAnsi="Courier New" w:cs="Courier New" w:hint="default"/>
+      </w:rPr>
+    </w:lvl>
+    <w:lvl w:ilvl="8" w:tplc="040C0005" w:tentative="1">
+      <w:start w:val="1"/>
+      <w:numFmt w:val="bullet"/>
+      <w:lvlText w:val=""/>
+      <w:lvlJc w:val="left"/>
+      <w:pPr>
+        <w:ind w:left="6480" w:hanging="360"/>
+      </w:pPr>
+      <w:rPr>
+        <w:rFonts w:ascii="Wingdings" w:hAnsi="Wingdings" w:hint="default"/>
+      </w:rPr>
+    </w:lvl>
+  </w:abstractNum>
+  <w:abstractNum w:abstractNumId="7" w15:restartNumberingAfterBreak="0">
     <w:nsid w:val="1C837955"/>
     <w:multiLevelType w:val="hybridMultilevel"/>
     <w:tmpl w:val="FBAEE096"/>
@@ -4991,7 +6901,7 @@
       </w:rPr>
     </w:lvl>
   </w:abstractNum>
-  <w:abstractNum w:abstractNumId="6" w15:restartNumberingAfterBreak="0">
+  <w:abstractNum w:abstractNumId="8" w15:restartNumberingAfterBreak="0">
     <w:nsid w:val="203D7754"/>
     <w:multiLevelType w:val="hybridMultilevel"/>
     <w:tmpl w:val="3642F91E"/>
@@ -5104,7 +7014,7 @@
       </w:rPr>
     </w:lvl>
   </w:abstractNum>
-  <w:abstractNum w:abstractNumId="7" w15:restartNumberingAfterBreak="0">
+  <w:abstractNum w:abstractNumId="9" w15:restartNumberingAfterBreak="0">
     <w:nsid w:val="23DB41D1"/>
     <w:multiLevelType w:val="hybridMultilevel"/>
     <w:tmpl w:val="43AC9062"/>
@@ -5218,7 +7128,7 @@
       </w:rPr>
     </w:lvl>
   </w:abstractNum>
-  <w:abstractNum w:abstractNumId="8" w15:restartNumberingAfterBreak="0">
+  <w:abstractNum w:abstractNumId="10" w15:restartNumberingAfterBreak="0">
     <w:nsid w:val="2D2B7D69"/>
     <w:multiLevelType w:val="hybridMultilevel"/>
     <w:tmpl w:val="00DAE8EC"/>
@@ -5331,7 +7241,120 @@
       </w:rPr>
     </w:lvl>
   </w:abstractNum>
-  <w:abstractNum w:abstractNumId="9" w15:restartNumberingAfterBreak="0">
+  <w:abstractNum w:abstractNumId="11" w15:restartNumberingAfterBreak="0">
+    <w:nsid w:val="3B992B65"/>
+    <w:multiLevelType w:val="hybridMultilevel"/>
+    <w:tmpl w:val="12A4A5A0"/>
+    <w:lvl w:ilvl="0" w:tplc="040C000B">
+      <w:start w:val="1"/>
+      <w:numFmt w:val="bullet"/>
+      <w:lvlText w:val=""/>
+      <w:lvlJc w:val="left"/>
+      <w:pPr>
+        <w:ind w:left="720" w:hanging="360"/>
+      </w:pPr>
+      <w:rPr>
+        <w:rFonts w:ascii="Wingdings" w:hAnsi="Wingdings" w:hint="default"/>
+      </w:rPr>
+    </w:lvl>
+    <w:lvl w:ilvl="1" w:tplc="040C0003" w:tentative="1">
+      <w:start w:val="1"/>
+      <w:numFmt w:val="bullet"/>
+      <w:lvlText w:val="o"/>
+      <w:lvlJc w:val="left"/>
+      <w:pPr>
+        <w:ind w:left="1440" w:hanging="360"/>
+      </w:pPr>
+      <w:rPr>
+        <w:rFonts w:ascii="Courier New" w:hAnsi="Courier New" w:cs="Courier New" w:hint="default"/>
+      </w:rPr>
+    </w:lvl>
+    <w:lvl w:ilvl="2" w:tplc="040C0005" w:tentative="1">
+      <w:start w:val="1"/>
+      <w:numFmt w:val="bullet"/>
+      <w:lvlText w:val=""/>
+      <w:lvlJc w:val="left"/>
+      <w:pPr>
+        <w:ind w:left="2160" w:hanging="360"/>
+      </w:pPr>
+      <w:rPr>
+        <w:rFonts w:ascii="Wingdings" w:hAnsi="Wingdings" w:hint="default"/>
+      </w:rPr>
+    </w:lvl>
+    <w:lvl w:ilvl="3" w:tplc="040C0001" w:tentative="1">
+      <w:start w:val="1"/>
+      <w:numFmt w:val="bullet"/>
+      <w:lvlText w:val=""/>
+      <w:lvlJc w:val="left"/>
+      <w:pPr>
+        <w:ind w:left="2880" w:hanging="360"/>
+      </w:pPr>
+      <w:rPr>
+        <w:rFonts w:ascii="Symbol" w:hAnsi="Symbol" w:hint="default"/>
+      </w:rPr>
+    </w:lvl>
+    <w:lvl w:ilvl="4" w:tplc="040C0003" w:tentative="1">
+      <w:start w:val="1"/>
+      <w:numFmt w:val="bullet"/>
+      <w:lvlText w:val="o"/>
+      <w:lvlJc w:val="left"/>
+      <w:pPr>
+        <w:ind w:left="3600" w:hanging="360"/>
+      </w:pPr>
+      <w:rPr>
+        <w:rFonts w:ascii="Courier New" w:hAnsi="Courier New" w:cs="Courier New" w:hint="default"/>
+      </w:rPr>
+    </w:lvl>
+    <w:lvl w:ilvl="5" w:tplc="040C0005" w:tentative="1">
+      <w:start w:val="1"/>
+      <w:numFmt w:val="bullet"/>
+      <w:lvlText w:val=""/>
+      <w:lvlJc w:val="left"/>
+      <w:pPr>
+        <w:ind w:left="4320" w:hanging="360"/>
+      </w:pPr>
+      <w:rPr>
+        <w:rFonts w:ascii="Wingdings" w:hAnsi="Wingdings" w:hint="default"/>
+      </w:rPr>
+    </w:lvl>
+    <w:lvl w:ilvl="6" w:tplc="040C0001" w:tentative="1">
+      <w:start w:val="1"/>
+      <w:numFmt w:val="bullet"/>
+      <w:lvlText w:val=""/>
+      <w:lvlJc w:val="left"/>
+      <w:pPr>
+        <w:ind w:left="5040" w:hanging="360"/>
+      </w:pPr>
+      <w:rPr>
+        <w:rFonts w:ascii="Symbol" w:hAnsi="Symbol" w:hint="default"/>
+      </w:rPr>
+    </w:lvl>
+    <w:lvl w:ilvl="7" w:tplc="040C0003" w:tentative="1">
+      <w:start w:val="1"/>
+      <w:numFmt w:val="bullet"/>
+      <w:lvlText w:val="o"/>
+      <w:lvlJc w:val="left"/>
+      <w:pPr>
+        <w:ind w:left="5760" w:hanging="360"/>
+      </w:pPr>
+      <w:rPr>
+        <w:rFonts w:ascii="Courier New" w:hAnsi="Courier New" w:cs="Courier New" w:hint="default"/>
+      </w:rPr>
+    </w:lvl>
+    <w:lvl w:ilvl="8" w:tplc="040C0005" w:tentative="1">
+      <w:start w:val="1"/>
+      <w:numFmt w:val="bullet"/>
+      <w:lvlText w:val=""/>
+      <w:lvlJc w:val="left"/>
+      <w:pPr>
+        <w:ind w:left="6480" w:hanging="360"/>
+      </w:pPr>
+      <w:rPr>
+        <w:rFonts w:ascii="Wingdings" w:hAnsi="Wingdings" w:hint="default"/>
+      </w:rPr>
+    </w:lvl>
+  </w:abstractNum>
+  <w:abstractNum w:abstractNumId="12" w15:restartNumberingAfterBreak="0">
     <w:nsid w:val="40B06DD7"/>
     <w:multiLevelType w:val="hybridMultilevel"/>
     <w:tmpl w:val="521A01A2"/>
@@ -5444,7 +7467,7 @@
       </w:rPr>
     </w:lvl>
   </w:abstractNum>
-  <w:abstractNum w:abstractNumId="10" w15:restartNumberingAfterBreak="0">
+  <w:abstractNum w:abstractNumId="13" w15:restartNumberingAfterBreak="0">
     <w:nsid w:val="435D0F85"/>
     <w:multiLevelType w:val="hybridMultilevel"/>
     <w:tmpl w:val="C88890FA"/>
@@ -5558,7 +7581,120 @@
       </w:rPr>
     </w:lvl>
   </w:abstractNum>
-  <w:abstractNum w:abstractNumId="11" w15:restartNumberingAfterBreak="0">
+  <w:abstractNum w:abstractNumId="14" w15:restartNumberingAfterBreak="0">
+    <w:nsid w:val="4D561A31"/>
+    <w:multiLevelType w:val="hybridMultilevel"/>
+    <w:tmpl w:val="1FCE6BCA"/>
+    <w:lvl w:ilvl="0" w:tplc="040C000B">
+      <w:start w:val="1"/>
+      <w:numFmt w:val="bullet"/>
+      <w:lvlText w:val=""/>
+      <w:lvlJc w:val="left"/>
+      <w:pPr>
+        <w:ind w:left="720" w:hanging="360"/>
+      </w:pPr>
+      <w:rPr>
+        <w:rFonts w:ascii="Wingdings" w:hAnsi="Wingdings" w:hint="default"/>
+      </w:rPr>
+    </w:lvl>
+    <w:lvl w:ilvl="1" w:tplc="040C0003">
+      <w:start w:val="1"/>
+      <w:numFmt w:val="bullet"/>
+      <w:lvlText w:val="o"/>
+      <w:lvlJc w:val="left"/>
+      <w:pPr>
+        <w:ind w:left="1440" w:hanging="360"/>
+      </w:pPr>
+      <w:rPr>
+        <w:rFonts w:ascii="Courier New" w:hAnsi="Courier New" w:cs="Courier New" w:hint="default"/>
+      </w:rPr>
+    </w:lvl>
+    <w:lvl w:ilvl="2" w:tplc="040C0005" w:tentative="1">
+      <w:start w:val="1"/>
+      <w:numFmt w:val="bullet"/>
+      <w:lvlText w:val=""/>
+      <w:lvlJc w:val="left"/>
+      <w:pPr>
+        <w:ind w:left="2160" w:hanging="360"/>
+      </w:pPr>
+      <w:rPr>
+        <w:rFonts w:ascii="Wingdings" w:hAnsi="Wingdings" w:hint="default"/>
+      </w:rPr>
+    </w:lvl>
+    <w:lvl w:ilvl="3" w:tplc="040C0001" w:tentative="1">
+      <w:start w:val="1"/>
+      <w:numFmt w:val="bullet"/>
+      <w:lvlText w:val=""/>
+      <w:lvlJc w:val="left"/>
+      <w:pPr>
+        <w:ind w:left="2880" w:hanging="360"/>
+      </w:pPr>
+      <w:rPr>
+        <w:rFonts w:ascii="Symbol" w:hAnsi="Symbol" w:hint="default"/>
+      </w:rPr>
+    </w:lvl>
+    <w:lvl w:ilvl="4" w:tplc="040C0003" w:tentative="1">
+      <w:start w:val="1"/>
+      <w:numFmt w:val="bullet"/>
+      <w:lvlText w:val="o"/>
+      <w:lvlJc w:val="left"/>
+      <w:pPr>
+        <w:ind w:left="3600" w:hanging="360"/>
+      </w:pPr>
+      <w:rPr>
+        <w:rFonts w:ascii="Courier New" w:hAnsi="Courier New" w:cs="Courier New" w:hint="default"/>
+      </w:rPr>
+    </w:lvl>
+    <w:lvl w:ilvl="5" w:tplc="040C0005" w:tentative="1">
+      <w:start w:val="1"/>
+      <w:numFmt w:val="bullet"/>
+      <w:lvlText w:val=""/>
+      <w:lvlJc w:val="left"/>
+      <w:pPr>
+        <w:ind w:left="4320" w:hanging="360"/>
+      </w:pPr>
+      <w:rPr>
+        <w:rFonts w:ascii="Wingdings" w:hAnsi="Wingdings" w:hint="default"/>
+      </w:rPr>
+    </w:lvl>
+    <w:lvl w:ilvl="6" w:tplc="040C0001" w:tentative="1">
+      <w:start w:val="1"/>
+      <w:numFmt w:val="bullet"/>
+      <w:lvlText w:val=""/>
+      <w:lvlJc w:val="left"/>
+      <w:pPr>
+        <w:ind w:left="5040" w:hanging="360"/>
+      </w:pPr>
+      <w:rPr>
+        <w:rFonts w:ascii="Symbol" w:hAnsi="Symbol" w:hint="default"/>
+      </w:rPr>
+    </w:lvl>
+    <w:lvl w:ilvl="7" w:tplc="040C0003" w:tentative="1">
+      <w:start w:val="1"/>
+      <w:numFmt w:val="bullet"/>
+      <w:lvlText w:val="o"/>
+      <w:lvlJc w:val="left"/>
+      <w:pPr>
+        <w:ind w:left="5760" w:hanging="360"/>
+      </w:pPr>
+      <w:rPr>
+        <w:rFonts w:ascii="Courier New" w:hAnsi="Courier New" w:cs="Courier New" w:hint="default"/>
+      </w:rPr>
+    </w:lvl>
+    <w:lvl w:ilvl="8" w:tplc="040C0005" w:tentative="1">
+      <w:start w:val="1"/>
+      <w:numFmt w:val="bullet"/>
+      <w:lvlText w:val=""/>
+      <w:lvlJc w:val="left"/>
+      <w:pPr>
+        <w:ind w:left="6480" w:hanging="360"/>
+      </w:pPr>
+      <w:rPr>
+        <w:rFonts w:ascii="Wingdings" w:hAnsi="Wingdings" w:hint="default"/>
+      </w:rPr>
+    </w:lvl>
+  </w:abstractNum>
+  <w:abstractNum w:abstractNumId="15" w15:restartNumberingAfterBreak="0">
     <w:nsid w:val="4FDB4A88"/>
     <w:multiLevelType w:val="hybridMultilevel"/>
     <w:tmpl w:val="F79CA2C6"/>
@@ -5672,7 +7808,7 @@
       </w:rPr>
     </w:lvl>
   </w:abstractNum>
-  <w:abstractNum w:abstractNumId="12" w15:restartNumberingAfterBreak="0">
+  <w:abstractNum w:abstractNumId="16" w15:restartNumberingAfterBreak="0">
     <w:nsid w:val="515201A3"/>
     <w:multiLevelType w:val="hybridMultilevel"/>
     <w:tmpl w:val="6D409646"/>
@@ -5786,7 +7922,459 @@
       </w:rPr>
     </w:lvl>
   </w:abstractNum>
-  <w:abstractNum w:abstractNumId="13" w15:restartNumberingAfterBreak="0">
+  <w:abstractNum w:abstractNumId="17" w15:restartNumberingAfterBreak="0">
+    <w:nsid w:val="556F39B9"/>
+    <w:multiLevelType w:val="hybridMultilevel"/>
+    <w:tmpl w:val="6FACAFE0"/>
+    <w:lvl w:ilvl="0" w:tplc="040C000B">
+      <w:start w:val="1"/>
+      <w:numFmt w:val="bullet"/>
+      <w:lvlText w:val=""/>
+      <w:lvlJc w:val="left"/>
+      <w:pPr>
+        <w:ind w:left="720" w:hanging="360"/>
+      </w:pPr>
+      <w:rPr>
+        <w:rFonts w:ascii="Wingdings" w:hAnsi="Wingdings" w:hint="default"/>
+      </w:rPr>
+    </w:lvl>
+    <w:lvl w:ilvl="1" w:tplc="040C0003" w:tentative="1">
+      <w:start w:val="1"/>
+      <w:numFmt w:val="bullet"/>
+      <w:lvlText w:val="o"/>
+      <w:lvlJc w:val="left"/>
+      <w:pPr>
+        <w:ind w:left="1440" w:hanging="360"/>
+      </w:pPr>
+      <w:rPr>
+        <w:rFonts w:ascii="Courier New" w:hAnsi="Courier New" w:cs="Courier New" w:hint="default"/>
+      </w:rPr>
+    </w:lvl>
+    <w:lvl w:ilvl="2" w:tplc="040C0005" w:tentative="1">
+      <w:start w:val="1"/>
+      <w:numFmt w:val="bullet"/>
+      <w:lvlText w:val=""/>
+      <w:lvlJc w:val="left"/>
+      <w:pPr>
+        <w:ind w:left="2160" w:hanging="360"/>
+      </w:pPr>
+      <w:rPr>
+        <w:rFonts w:ascii="Wingdings" w:hAnsi="Wingdings" w:hint="default"/>
+      </w:rPr>
+    </w:lvl>
+    <w:lvl w:ilvl="3" w:tplc="040C0001" w:tentative="1">
+      <w:start w:val="1"/>
+      <w:numFmt w:val="bullet"/>
+      <w:lvlText w:val=""/>
+      <w:lvlJc w:val="left"/>
+      <w:pPr>
+        <w:ind w:left="2880" w:hanging="360"/>
+      </w:pPr>
+      <w:rPr>
+        <w:rFonts w:ascii="Symbol" w:hAnsi="Symbol" w:hint="default"/>
+      </w:rPr>
+    </w:lvl>
+    <w:lvl w:ilvl="4" w:tplc="040C0003" w:tentative="1">
+      <w:start w:val="1"/>
+      <w:numFmt w:val="bullet"/>
+      <w:lvlText w:val="o"/>
+      <w:lvlJc w:val="left"/>
+      <w:pPr>
+        <w:ind w:left="3600" w:hanging="360"/>
+      </w:pPr>
+      <w:rPr>
+        <w:rFonts w:ascii="Courier New" w:hAnsi="Courier New" w:cs="Courier New" w:hint="default"/>
+      </w:rPr>
+    </w:lvl>
+    <w:lvl w:ilvl="5" w:tplc="040C0005" w:tentative="1">
+      <w:start w:val="1"/>
+      <w:numFmt w:val="bullet"/>
+      <w:lvlText w:val=""/>
+      <w:lvlJc w:val="left"/>
+      <w:pPr>
+        <w:ind w:left="4320" w:hanging="360"/>
+      </w:pPr>
+      <w:rPr>
+        <w:rFonts w:ascii="Wingdings" w:hAnsi="Wingdings" w:hint="default"/>
+      </w:rPr>
+    </w:lvl>
+    <w:lvl w:ilvl="6" w:tplc="040C0001" w:tentative="1">
+      <w:start w:val="1"/>
+      <w:numFmt w:val="bullet"/>
+      <w:lvlText w:val=""/>
+      <w:lvlJc w:val="left"/>
+      <w:pPr>
+        <w:ind w:left="5040" w:hanging="360"/>
+      </w:pPr>
+      <w:rPr>
+        <w:rFonts w:ascii="Symbol" w:hAnsi="Symbol" w:hint="default"/>
+      </w:rPr>
+    </w:lvl>
+    <w:lvl w:ilvl="7" w:tplc="040C0003" w:tentative="1">
+      <w:start w:val="1"/>
+      <w:numFmt w:val="bullet"/>
+      <w:lvlText w:val="o"/>
+      <w:lvlJc w:val="left"/>
+      <w:pPr>
+        <w:ind w:left="5760" w:hanging="360"/>
+      </w:pPr>
+      <w:rPr>
+        <w:rFonts w:ascii="Courier New" w:hAnsi="Courier New" w:cs="Courier New" w:hint="default"/>
+      </w:rPr>
+    </w:lvl>
+    <w:lvl w:ilvl="8" w:tplc="040C0005" w:tentative="1">
+      <w:start w:val="1"/>
+      <w:numFmt w:val="bullet"/>
+      <w:lvlText w:val=""/>
+      <w:lvlJc w:val="left"/>
+      <w:pPr>
+        <w:ind w:left="6480" w:hanging="360"/>
+      </w:pPr>
+      <w:rPr>
+        <w:rFonts w:ascii="Wingdings" w:hAnsi="Wingdings" w:hint="default"/>
+      </w:rPr>
+    </w:lvl>
+  </w:abstractNum>
+  <w:abstractNum w:abstractNumId="18" w15:restartNumberingAfterBreak="0">
+    <w:nsid w:val="59C77AE8"/>
+    <w:multiLevelType w:val="hybridMultilevel"/>
+    <w:tmpl w:val="BA340E3A"/>
+    <w:lvl w:ilvl="0" w:tplc="040C000B">
+      <w:start w:val="1"/>
+      <w:numFmt w:val="bullet"/>
+      <w:lvlText w:val=""/>
+      <w:lvlJc w:val="left"/>
+      <w:pPr>
+        <w:ind w:left="720" w:hanging="360"/>
+      </w:pPr>
+      <w:rPr>
+        <w:rFonts w:ascii="Wingdings" w:hAnsi="Wingdings" w:hint="default"/>
+      </w:rPr>
+    </w:lvl>
+    <w:lvl w:ilvl="1" w:tplc="040C0003" w:tentative="1">
+      <w:start w:val="1"/>
+      <w:numFmt w:val="bullet"/>
+      <w:lvlText w:val="o"/>
+      <w:lvlJc w:val="left"/>
+      <w:pPr>
+        <w:ind w:left="1440" w:hanging="360"/>
+      </w:pPr>
+      <w:rPr>
+        <w:rFonts w:ascii="Courier New" w:hAnsi="Courier New" w:cs="Courier New" w:hint="default"/>
+      </w:rPr>
+    </w:lvl>
+    <w:lvl w:ilvl="2" w:tplc="040C0005" w:tentative="1">
+      <w:start w:val="1"/>
+      <w:numFmt w:val="bullet"/>
+      <w:lvlText w:val=""/>
+      <w:lvlJc w:val="left"/>
+      <w:pPr>
+        <w:ind w:left="2160" w:hanging="360"/>
+      </w:pPr>
+      <w:rPr>
+        <w:rFonts w:ascii="Wingdings" w:hAnsi="Wingdings" w:hint="default"/>
+      </w:rPr>
+    </w:lvl>
+    <w:lvl w:ilvl="3" w:tplc="040C0001" w:tentative="1">
+      <w:start w:val="1"/>
+      <w:numFmt w:val="bullet"/>
+      <w:lvlText w:val=""/>
+      <w:lvlJc w:val="left"/>
+      <w:pPr>
+        <w:ind w:left="2880" w:hanging="360"/>
+      </w:pPr>
+      <w:rPr>
+        <w:rFonts w:ascii="Symbol" w:hAnsi="Symbol" w:hint="default"/>
+      </w:rPr>
+    </w:lvl>
+    <w:lvl w:ilvl="4" w:tplc="040C0003" w:tentative="1">
+      <w:start w:val="1"/>
+      <w:numFmt w:val="bullet"/>
+      <w:lvlText w:val="o"/>
+      <w:lvlJc w:val="left"/>
+      <w:pPr>
+        <w:ind w:left="3600" w:hanging="360"/>
+      </w:pPr>
+      <w:rPr>
+        <w:rFonts w:ascii="Courier New" w:hAnsi="Courier New" w:cs="Courier New" w:hint="default"/>
+      </w:rPr>
+    </w:lvl>
+    <w:lvl w:ilvl="5" w:tplc="040C0005" w:tentative="1">
+      <w:start w:val="1"/>
+      <w:numFmt w:val="bullet"/>
+      <w:lvlText w:val=""/>
+      <w:lvlJc w:val="left"/>
+      <w:pPr>
+        <w:ind w:left="4320" w:hanging="360"/>
+      </w:pPr>
+      <w:rPr>
+        <w:rFonts w:ascii="Wingdings" w:hAnsi="Wingdings" w:hint="default"/>
+      </w:rPr>
+    </w:lvl>
+    <w:lvl w:ilvl="6" w:tplc="040C0001" w:tentative="1">
+      <w:start w:val="1"/>
+      <w:numFmt w:val="bullet"/>
+      <w:lvlText w:val=""/>
+      <w:lvlJc w:val="left"/>
+      <w:pPr>
+        <w:ind w:left="5040" w:hanging="360"/>
+      </w:pPr>
+      <w:rPr>
+        <w:rFonts w:ascii="Symbol" w:hAnsi="Symbol" w:hint="default"/>
+      </w:rPr>
+    </w:lvl>
+    <w:lvl w:ilvl="7" w:tplc="040C0003" w:tentative="1">
+      <w:start w:val="1"/>
+      <w:numFmt w:val="bullet"/>
+      <w:lvlText w:val="o"/>
+      <w:lvlJc w:val="left"/>
+      <w:pPr>
+        <w:ind w:left="5760" w:hanging="360"/>
+      </w:pPr>
+      <w:rPr>
+        <w:rFonts w:ascii="Courier New" w:hAnsi="Courier New" w:cs="Courier New" w:hint="default"/>
+      </w:rPr>
+    </w:lvl>
+    <w:lvl w:ilvl="8" w:tplc="040C0005" w:tentative="1">
+      <w:start w:val="1"/>
+      <w:numFmt w:val="bullet"/>
+      <w:lvlText w:val=""/>
+      <w:lvlJc w:val="left"/>
+      <w:pPr>
+        <w:ind w:left="6480" w:hanging="360"/>
+      </w:pPr>
+      <w:rPr>
+        <w:rFonts w:ascii="Wingdings" w:hAnsi="Wingdings" w:hint="default"/>
+      </w:rPr>
+    </w:lvl>
+  </w:abstractNum>
+  <w:abstractNum w:abstractNumId="19" w15:restartNumberingAfterBreak="0">
+    <w:nsid w:val="5B1E6236"/>
+    <w:multiLevelType w:val="hybridMultilevel"/>
+    <w:tmpl w:val="D8B40CE8"/>
+    <w:lvl w:ilvl="0" w:tplc="040C000B">
+      <w:start w:val="1"/>
+      <w:numFmt w:val="bullet"/>
+      <w:lvlText w:val=""/>
+      <w:lvlJc w:val="left"/>
+      <w:pPr>
+        <w:ind w:left="720" w:hanging="360"/>
+      </w:pPr>
+      <w:rPr>
+        <w:rFonts w:ascii="Wingdings" w:hAnsi="Wingdings" w:hint="default"/>
+      </w:rPr>
+    </w:lvl>
+    <w:lvl w:ilvl="1" w:tplc="040C0003" w:tentative="1">
+      <w:start w:val="1"/>
+      <w:numFmt w:val="bullet"/>
+      <w:lvlText w:val="o"/>
+      <w:lvlJc w:val="left"/>
+      <w:pPr>
+        <w:ind w:left="1440" w:hanging="360"/>
+      </w:pPr>
+      <w:rPr>
+        <w:rFonts w:ascii="Courier New" w:hAnsi="Courier New" w:cs="Courier New" w:hint="default"/>
+      </w:rPr>
+    </w:lvl>
+    <w:lvl w:ilvl="2" w:tplc="040C0005" w:tentative="1">
+      <w:start w:val="1"/>
+      <w:numFmt w:val="bullet"/>
+      <w:lvlText w:val=""/>
+      <w:lvlJc w:val="left"/>
+      <w:pPr>
+        <w:ind w:left="2160" w:hanging="360"/>
+      </w:pPr>
+      <w:rPr>
+        <w:rFonts w:ascii="Wingdings" w:hAnsi="Wingdings" w:hint="default"/>
+      </w:rPr>
+    </w:lvl>
+    <w:lvl w:ilvl="3" w:tplc="040C0001" w:tentative="1">
+      <w:start w:val="1"/>
+      <w:numFmt w:val="bullet"/>
+      <w:lvlText w:val=""/>
+      <w:lvlJc w:val="left"/>
+      <w:pPr>
+        <w:ind w:left="2880" w:hanging="360"/>
+      </w:pPr>
+      <w:rPr>
+        <w:rFonts w:ascii="Symbol" w:hAnsi="Symbol" w:hint="default"/>
+      </w:rPr>
+    </w:lvl>
+    <w:lvl w:ilvl="4" w:tplc="040C0003" w:tentative="1">
+      <w:start w:val="1"/>
+      <w:numFmt w:val="bullet"/>
+      <w:lvlText w:val="o"/>
+      <w:lvlJc w:val="left"/>
+      <w:pPr>
+        <w:ind w:left="3600" w:hanging="360"/>
+      </w:pPr>
+      <w:rPr>
+        <w:rFonts w:ascii="Courier New" w:hAnsi="Courier New" w:cs="Courier New" w:hint="default"/>
+      </w:rPr>
+    </w:lvl>
+    <w:lvl w:ilvl="5" w:tplc="040C0005" w:tentative="1">
+      <w:start w:val="1"/>
+      <w:numFmt w:val="bullet"/>
+      <w:lvlText w:val=""/>
+      <w:lvlJc w:val="left"/>
+      <w:pPr>
+        <w:ind w:left="4320" w:hanging="360"/>
+      </w:pPr>
+      <w:rPr>
+        <w:rFonts w:ascii="Wingdings" w:hAnsi="Wingdings" w:hint="default"/>
+      </w:rPr>
+    </w:lvl>
+    <w:lvl w:ilvl="6" w:tplc="040C0001" w:tentative="1">
+      <w:start w:val="1"/>
+      <w:numFmt w:val="bullet"/>
+      <w:lvlText w:val=""/>
+      <w:lvlJc w:val="left"/>
+      <w:pPr>
+        <w:ind w:left="5040" w:hanging="360"/>
+      </w:pPr>
+      <w:rPr>
+        <w:rFonts w:ascii="Symbol" w:hAnsi="Symbol" w:hint="default"/>
+      </w:rPr>
+    </w:lvl>
+    <w:lvl w:ilvl="7" w:tplc="040C0003" w:tentative="1">
+      <w:start w:val="1"/>
+      <w:numFmt w:val="bullet"/>
+      <w:lvlText w:val="o"/>
+      <w:lvlJc w:val="left"/>
+      <w:pPr>
+        <w:ind w:left="5760" w:hanging="360"/>
+      </w:pPr>
+      <w:rPr>
+        <w:rFonts w:ascii="Courier New" w:hAnsi="Courier New" w:cs="Courier New" w:hint="default"/>
+      </w:rPr>
+    </w:lvl>
+    <w:lvl w:ilvl="8" w:tplc="040C0005" w:tentative="1">
+      <w:start w:val="1"/>
+      <w:numFmt w:val="bullet"/>
+      <w:lvlText w:val=""/>
+      <w:lvlJc w:val="left"/>
+      <w:pPr>
+        <w:ind w:left="6480" w:hanging="360"/>
+      </w:pPr>
+      <w:rPr>
+        <w:rFonts w:ascii="Wingdings" w:hAnsi="Wingdings" w:hint="default"/>
+      </w:rPr>
+    </w:lvl>
+  </w:abstractNum>
+  <w:abstractNum w:abstractNumId="20" w15:restartNumberingAfterBreak="0">
+    <w:nsid w:val="61467CF4"/>
+    <w:multiLevelType w:val="hybridMultilevel"/>
+    <w:tmpl w:val="C61A8E36"/>
+    <w:lvl w:ilvl="0" w:tplc="040C000B">
+      <w:start w:val="1"/>
+      <w:numFmt w:val="bullet"/>
+      <w:lvlText w:val=""/>
+      <w:lvlJc w:val="left"/>
+      <w:pPr>
+        <w:ind w:left="720" w:hanging="360"/>
+      </w:pPr>
+      <w:rPr>
+        <w:rFonts w:ascii="Wingdings" w:hAnsi="Wingdings" w:hint="default"/>
+      </w:rPr>
+    </w:lvl>
+    <w:lvl w:ilvl="1" w:tplc="040C0003" w:tentative="1">
+      <w:start w:val="1"/>
+      <w:numFmt w:val="bullet"/>
+      <w:lvlText w:val="o"/>
+      <w:lvlJc w:val="left"/>
+      <w:pPr>
+        <w:ind w:left="1440" w:hanging="360"/>
+      </w:pPr>
+      <w:rPr>
+        <w:rFonts w:ascii="Courier New" w:hAnsi="Courier New" w:cs="Courier New" w:hint="default"/>
+      </w:rPr>
+    </w:lvl>
+    <w:lvl w:ilvl="2" w:tplc="040C0005" w:tentative="1">
+      <w:start w:val="1"/>
+      <w:numFmt w:val="bullet"/>
+      <w:lvlText w:val=""/>
+      <w:lvlJc w:val="left"/>
+      <w:pPr>
+        <w:ind w:left="2160" w:hanging="360"/>
+      </w:pPr>
+      <w:rPr>
+        <w:rFonts w:ascii="Wingdings" w:hAnsi="Wingdings" w:hint="default"/>
+      </w:rPr>
+    </w:lvl>
+    <w:lvl w:ilvl="3" w:tplc="040C0001" w:tentative="1">
+      <w:start w:val="1"/>
+      <w:numFmt w:val="bullet"/>
+      <w:lvlText w:val=""/>
+      <w:lvlJc w:val="left"/>
+      <w:pPr>
+        <w:ind w:left="2880" w:hanging="360"/>
+      </w:pPr>
+      <w:rPr>
+        <w:rFonts w:ascii="Symbol" w:hAnsi="Symbol" w:hint="default"/>
+      </w:rPr>
+    </w:lvl>
+    <w:lvl w:ilvl="4" w:tplc="040C0003" w:tentative="1">
+      <w:start w:val="1"/>
+      <w:numFmt w:val="bullet"/>
+      <w:lvlText w:val="o"/>
+      <w:lvlJc w:val="left"/>
+      <w:pPr>
+        <w:ind w:left="3600" w:hanging="360"/>
+      </w:pPr>
+      <w:rPr>
+        <w:rFonts w:ascii="Courier New" w:hAnsi="Courier New" w:cs="Courier New" w:hint="default"/>
+      </w:rPr>
+    </w:lvl>
+    <w:lvl w:ilvl="5" w:tplc="040C0005" w:tentative="1">
+      <w:start w:val="1"/>
+      <w:numFmt w:val="bullet"/>
+      <w:lvlText w:val=""/>
+      <w:lvlJc w:val="left"/>
+      <w:pPr>
+        <w:ind w:left="4320" w:hanging="360"/>
+      </w:pPr>
+      <w:rPr>
+        <w:rFonts w:ascii="Wingdings" w:hAnsi="Wingdings" w:hint="default"/>
+      </w:rPr>
+    </w:lvl>
+    <w:lvl w:ilvl="6" w:tplc="040C0001" w:tentative="1">
+      <w:start w:val="1"/>
+      <w:numFmt w:val="bullet"/>
+      <w:lvlText w:val=""/>
+      <w:lvlJc w:val="left"/>
+      <w:pPr>
+        <w:ind w:left="5040" w:hanging="360"/>
+      </w:pPr>
+      <w:rPr>
+        <w:rFonts w:ascii="Symbol" w:hAnsi="Symbol" w:hint="default"/>
+      </w:rPr>
+    </w:lvl>
+    <w:lvl w:ilvl="7" w:tplc="040C0003" w:tentative="1">
+      <w:start w:val="1"/>
+      <w:numFmt w:val="bullet"/>
+      <w:lvlText w:val="o"/>
+      <w:lvlJc w:val="left"/>
+      <w:pPr>
+        <w:ind w:left="5760" w:hanging="360"/>
+      </w:pPr>
+      <w:rPr>
+        <w:rFonts w:ascii="Courier New" w:hAnsi="Courier New" w:cs="Courier New" w:hint="default"/>
+      </w:rPr>
+    </w:lvl>
+    <w:lvl w:ilvl="8" w:tplc="040C0005" w:tentative="1">
+      <w:start w:val="1"/>
+      <w:numFmt w:val="bullet"/>
+      <w:lvlText w:val=""/>
+      <w:lvlJc w:val="left"/>
+      <w:pPr>
+        <w:ind w:left="6480" w:hanging="360"/>
+      </w:pPr>
+      <w:rPr>
+        <w:rFonts w:ascii="Wingdings" w:hAnsi="Wingdings" w:hint="default"/>
+      </w:rPr>
+    </w:lvl>
+  </w:abstractNum>
+  <w:abstractNum w:abstractNumId="21" w15:restartNumberingAfterBreak="0">
     <w:nsid w:val="619738EF"/>
     <w:multiLevelType w:val="multilevel"/>
     <w:tmpl w:val="37CE2D78"/>
@@ -5881,7 +8469,120 @@
       </w:pPr>
     </w:lvl>
   </w:abstractNum>
-  <w:abstractNum w:abstractNumId="14" w15:restartNumberingAfterBreak="0">
+  <w:abstractNum w:abstractNumId="22" w15:restartNumberingAfterBreak="0">
+    <w:nsid w:val="66C86151"/>
+    <w:multiLevelType w:val="hybridMultilevel"/>
+    <w:tmpl w:val="3752CBFC"/>
+    <w:lvl w:ilvl="0" w:tplc="040C000B">
+      <w:start w:val="1"/>
+      <w:numFmt w:val="bullet"/>
+      <w:lvlText w:val=""/>
+      <w:lvlJc w:val="left"/>
+      <w:pPr>
+        <w:ind w:left="720" w:hanging="360"/>
+      </w:pPr>
+      <w:rPr>
+        <w:rFonts w:ascii="Wingdings" w:hAnsi="Wingdings" w:hint="default"/>
+      </w:rPr>
+    </w:lvl>
+    <w:lvl w:ilvl="1" w:tplc="040C0003" w:tentative="1">
+      <w:start w:val="1"/>
+      <w:numFmt w:val="bullet"/>
+      <w:lvlText w:val="o"/>
+      <w:lvlJc w:val="left"/>
+      <w:pPr>
+        <w:ind w:left="1440" w:hanging="360"/>
+      </w:pPr>
+      <w:rPr>
+        <w:rFonts w:ascii="Courier New" w:hAnsi="Courier New" w:cs="Courier New" w:hint="default"/>
+      </w:rPr>
+    </w:lvl>
+    <w:lvl w:ilvl="2" w:tplc="040C0005" w:tentative="1">
+      <w:start w:val="1"/>
+      <w:numFmt w:val="bullet"/>
+      <w:lvlText w:val=""/>
+      <w:lvlJc w:val="left"/>
+      <w:pPr>
+        <w:ind w:left="2160" w:hanging="360"/>
+      </w:pPr>
+      <w:rPr>
+        <w:rFonts w:ascii="Wingdings" w:hAnsi="Wingdings" w:hint="default"/>
+      </w:rPr>
+    </w:lvl>
+    <w:lvl w:ilvl="3" w:tplc="040C0001" w:tentative="1">
+      <w:start w:val="1"/>
+      <w:numFmt w:val="bullet"/>
+      <w:lvlText w:val=""/>
+      <w:lvlJc w:val="left"/>
+      <w:pPr>
+        <w:ind w:left="2880" w:hanging="360"/>
+      </w:pPr>
+      <w:rPr>
+        <w:rFonts w:ascii="Symbol" w:hAnsi="Symbol" w:hint="default"/>
+      </w:rPr>
+    </w:lvl>
+    <w:lvl w:ilvl="4" w:tplc="040C0003" w:tentative="1">
+      <w:start w:val="1"/>
+      <w:numFmt w:val="bullet"/>
+      <w:lvlText w:val="o"/>
+      <w:lvlJc w:val="left"/>
+      <w:pPr>
+        <w:ind w:left="3600" w:hanging="360"/>
+      </w:pPr>
+      <w:rPr>
+        <w:rFonts w:ascii="Courier New" w:hAnsi="Courier New" w:cs="Courier New" w:hint="default"/>
+      </w:rPr>
+    </w:lvl>
+    <w:lvl w:ilvl="5" w:tplc="040C0005" w:tentative="1">
+      <w:start w:val="1"/>
+      <w:numFmt w:val="bullet"/>
+      <w:lvlText w:val=""/>
+      <w:lvlJc w:val="left"/>
+      <w:pPr>
+        <w:ind w:left="4320" w:hanging="360"/>
+      </w:pPr>
+      <w:rPr>
+        <w:rFonts w:ascii="Wingdings" w:hAnsi="Wingdings" w:hint="default"/>
+      </w:rPr>
+    </w:lvl>
+    <w:lvl w:ilvl="6" w:tplc="040C0001" w:tentative="1">
+      <w:start w:val="1"/>
+      <w:numFmt w:val="bullet"/>
+      <w:lvlText w:val=""/>
+      <w:lvlJc w:val="left"/>
+      <w:pPr>
+        <w:ind w:left="5040" w:hanging="360"/>
+      </w:pPr>
+      <w:rPr>
+        <w:rFonts w:ascii="Symbol" w:hAnsi="Symbol" w:hint="default"/>
+      </w:rPr>
+    </w:lvl>
+    <w:lvl w:ilvl="7" w:tplc="040C0003" w:tentative="1">
+      <w:start w:val="1"/>
+      <w:numFmt w:val="bullet"/>
+      <w:lvlText w:val="o"/>
+      <w:lvlJc w:val="left"/>
+      <w:pPr>
+        <w:ind w:left="5760" w:hanging="360"/>
+      </w:pPr>
+      <w:rPr>
+        <w:rFonts w:ascii="Courier New" w:hAnsi="Courier New" w:cs="Courier New" w:hint="default"/>
+      </w:rPr>
+    </w:lvl>
+    <w:lvl w:ilvl="8" w:tplc="040C0005" w:tentative="1">
+      <w:start w:val="1"/>
+      <w:numFmt w:val="bullet"/>
+      <w:lvlText w:val=""/>
+      <w:lvlJc w:val="left"/>
+      <w:pPr>
+        <w:ind w:left="6480" w:hanging="360"/>
+      </w:pPr>
+      <w:rPr>
+        <w:rFonts w:ascii="Wingdings" w:hAnsi="Wingdings" w:hint="default"/>
+      </w:rPr>
+    </w:lvl>
+  </w:abstractNum>
+  <w:abstractNum w:abstractNumId="23" w15:restartNumberingAfterBreak="0">
     <w:nsid w:val="68815C15"/>
     <w:multiLevelType w:val="hybridMultilevel"/>
     <w:tmpl w:val="CEDEB89A"/>
@@ -5995,7 +8696,7 @@
       </w:rPr>
     </w:lvl>
   </w:abstractNum>
-  <w:abstractNum w:abstractNumId="15" w15:restartNumberingAfterBreak="0">
+  <w:abstractNum w:abstractNumId="24" w15:restartNumberingAfterBreak="0">
     <w:nsid w:val="700A02B7"/>
     <w:multiLevelType w:val="hybridMultilevel"/>
     <w:tmpl w:val="C896B842"/>
@@ -6108,7 +8809,7 @@
       </w:rPr>
     </w:lvl>
   </w:abstractNum>
-  <w:abstractNum w:abstractNumId="16" w15:restartNumberingAfterBreak="0">
+  <w:abstractNum w:abstractNumId="25" w15:restartNumberingAfterBreak="0">
     <w:nsid w:val="760C6AAA"/>
     <w:multiLevelType w:val="hybridMultilevel"/>
     <w:tmpl w:val="9D7E7962"/>
@@ -6221,7 +8922,7 @@
       </w:rPr>
     </w:lvl>
   </w:abstractNum>
-  <w:abstractNum w:abstractNumId="17" w15:restartNumberingAfterBreak="0">
+  <w:abstractNum w:abstractNumId="26" w15:restartNumberingAfterBreak="0">
     <w:nsid w:val="7913282B"/>
     <w:multiLevelType w:val="hybridMultilevel"/>
     <w:tmpl w:val="5A3051B4"/>
@@ -6335,58 +9036,85 @@
     </w:lvl>
   </w:abstractNum>
   <w:num w:numId="1">
+    <w:abstractNumId w:val="16"/>
+  </w:num>
+  <w:num w:numId="2">
+    <w:abstractNumId w:val="13"/>
+  </w:num>
+  <w:num w:numId="3">
+    <w:abstractNumId w:val="15"/>
+  </w:num>
+  <w:num w:numId="4">
+    <w:abstractNumId w:val="21"/>
+  </w:num>
+  <w:num w:numId="5">
+    <w:abstractNumId w:val="5"/>
+  </w:num>
+  <w:num w:numId="6">
+    <w:abstractNumId w:val="9"/>
+  </w:num>
+  <w:num w:numId="7">
+    <w:abstractNumId w:val="23"/>
+  </w:num>
+  <w:num w:numId="8">
+    <w:abstractNumId w:val="1"/>
+  </w:num>
+  <w:num w:numId="9">
+    <w:abstractNumId w:val="2"/>
+  </w:num>
+  <w:num w:numId="10">
+    <w:abstractNumId w:val="25"/>
+  </w:num>
+  <w:num w:numId="11">
+    <w:abstractNumId w:val="7"/>
+  </w:num>
+  <w:num w:numId="12">
+    <w:abstractNumId w:val="8"/>
+  </w:num>
+  <w:num w:numId="13">
+    <w:abstractNumId w:val="10"/>
+  </w:num>
+  <w:num w:numId="14">
+    <w:abstractNumId w:val="24"/>
+  </w:num>
+  <w:num w:numId="15">
+    <w:abstractNumId w:val="4"/>
+  </w:num>
+  <w:num w:numId="16">
+    <w:abstractNumId w:val="3"/>
+  </w:num>
+  <w:num w:numId="17">
     <w:abstractNumId w:val="12"/>
   </w:num>
-  <w:num w:numId="2">
-    <w:abstractNumId w:val="10"/>
+  <w:num w:numId="18">
+    <w:abstractNumId w:val="26"/>
   </w:num>
-  <w:num w:numId="3">
+  <w:num w:numId="19">
+    <w:abstractNumId w:val="14"/>
+  </w:num>
+  <w:num w:numId="20">
+    <w:abstractNumId w:val="0"/>
+  </w:num>
+  <w:num w:numId="21">
+    <w:abstractNumId w:val="19"/>
+  </w:num>
+  <w:num w:numId="22">
+    <w:abstractNumId w:val="17"/>
+  </w:num>
+  <w:num w:numId="23">
+    <w:abstractNumId w:val="6"/>
+  </w:num>
+  <w:num w:numId="24">
+    <w:abstractNumId w:val="18"/>
+  </w:num>
+  <w:num w:numId="25">
+    <w:abstractNumId w:val="20"/>
+  </w:num>
+  <w:num w:numId="26">
     <w:abstractNumId w:val="11"/>
   </w:num>
-  <w:num w:numId="4">
-    <w:abstractNumId w:val="13"/>
-  </w:num>
-  <w:num w:numId="5">
-    <w:abstractNumId w:val="4"/>
-  </w:num>
-  <w:num w:numId="6">
-    <w:abstractNumId w:val="7"/>
-  </w:num>
-  <w:num w:numId="7">
-    <w:abstractNumId w:val="14"/>
-  </w:num>
-  <w:num w:numId="8">
-    <w:abstractNumId w:val="0"/>
-  </w:num>
-  <w:num w:numId="9">
-    <w:abstractNumId w:val="1"/>
-  </w:num>
-  <w:num w:numId="10">
-    <w:abstractNumId w:val="16"/>
-  </w:num>
-  <w:num w:numId="11">
-    <w:abstractNumId w:val="5"/>
-  </w:num>
-  <w:num w:numId="12">
-    <w:abstractNumId w:val="6"/>
-  </w:num>
-  <w:num w:numId="13">
-    <w:abstractNumId w:val="8"/>
-  </w:num>
-  <w:num w:numId="14">
-    <w:abstractNumId w:val="15"/>
-  </w:num>
-  <w:num w:numId="15">
-    <w:abstractNumId w:val="3"/>
-  </w:num>
-  <w:num w:numId="16">
-    <w:abstractNumId w:val="2"/>
-  </w:num>
-  <w:num w:numId="17">
-    <w:abstractNumId w:val="9"/>
-  </w:num>
-  <w:num w:numId="18">
-    <w:abstractNumId w:val="17"/>
+  <w:num w:numId="27">
+    <w:abstractNumId w:val="22"/>
   </w:num>
 </w:numbering>
 </file>
@@ -7661,6 +10389,29 @@
       <w:ind w:left="440"/>
     </w:pPr>
   </w:style>
+  <w:style w:type="table" w:styleId="Grilledutableau">
+    <w:name w:val="Table Grid"/>
+    <w:basedOn w:val="TableauNormal"/>
+    <w:uiPriority w:val="59"/>
+    <w:rsid w:val="00A61626"/>
+    <w:pPr>
+      <w:spacing w:after="0" w:line="240" w:lineRule="auto"/>
+    </w:pPr>
+    <w:rPr>
+      <w:rFonts w:eastAsiaTheme="minorEastAsia"/>
+      <w:lang w:val="en-US"/>
+    </w:rPr>
+    <w:tblPr>
+      <w:tblBorders>
+        <w:top w:val="single" w:sz="4" w:space="0" w:color="auto"/>
+        <w:left w:val="single" w:sz="4" w:space="0" w:color="auto"/>
+        <w:bottom w:val="single" w:sz="4" w:space="0" w:color="auto"/>
+        <w:right w:val="single" w:sz="4" w:space="0" w:color="auto"/>
+        <w:insideH w:val="single" w:sz="4" w:space="0" w:color="auto"/>
+        <w:insideV w:val="single" w:sz="4" w:space="0" w:color="auto"/>
+      </w:tblBorders>
+    </w:tblPr>
+  </w:style>
 </w:styles>
 </file>
 
@@ -7789,10 +10540,10 @@
 
 <file path=word/glossary/fontTable.xml><?xml version="1.0" encoding="utf-8"?>
 <w:fonts xmlns:mc="http://schemas.openxmlformats.org/markup-compatibility/2006" xmlns:r="http://schemas.openxmlformats.org/officeDocument/2006/relationships" xmlns:w="http://schemas.openxmlformats.org/wordprocessingml/2006/main" xmlns:w14="http://schemas.microsoft.com/office/word/2010/wordml" xmlns:w15="http://schemas.microsoft.com/office/word/2012/wordml" xmlns:w16cex="http://schemas.microsoft.com/office/word/2018/wordml/cex" xmlns:w16cid="http://schemas.microsoft.com/office/word/2016/wordml/cid" xmlns:w16="http://schemas.microsoft.com/office/word/2018/wordml" xmlns:w16sdtdh="http://schemas.microsoft.com/office/word/2020/wordml/sdtdatahash" xmlns:w16se="http://schemas.microsoft.com/office/word/2015/wordml/symex" mc:Ignorable="w14 w15 w16se w16cid w16 w16cex w16sdtdh">
-  <w:font w:name="Symbol">
-    <w:panose1 w:val="05050102010706020507"/>
+  <w:font w:name="Wingdings">
+    <w:panose1 w:val="05000000000000000000"/>
     <w:charset w:val="02"/>
-    <w:family w:val="roman"/>
+    <w:family w:val="auto"/>
     <w:pitch w:val="variable"/>
     <w:sig w:usb0="00000000" w:usb1="10000000" w:usb2="00000000" w:usb3="00000000" w:csb0="80000000" w:csb1="00000000"/>
   </w:font>
@@ -7810,10 +10561,10 @@
     <w:pitch w:val="fixed"/>
     <w:sig w:usb0="E0002EFF" w:usb1="C0007843" w:usb2="00000009" w:usb3="00000000" w:csb0="000001FF" w:csb1="00000000"/>
   </w:font>
-  <w:font w:name="Wingdings">
-    <w:panose1 w:val="05000000000000000000"/>
+  <w:font w:name="Symbol">
+    <w:panose1 w:val="05050102010706020507"/>
     <w:charset w:val="02"/>
-    <w:family w:val="auto"/>
+    <w:family w:val="roman"/>
     <w:pitch w:val="variable"/>
     <w:sig w:usb0="00000000" w:usb1="10000000" w:usb2="00000000" w:usb3="00000000" w:csb0="80000000" w:csb1="00000000"/>
   </w:font>
@@ -7886,6 +10637,7 @@
     <w:rsid w:val="0040063D"/>
     <w:rsid w:val="005E7BDA"/>
     <w:rsid w:val="0067166D"/>
+    <w:rsid w:val="006C2F40"/>
     <w:rsid w:val="008B1BFF"/>
     <w:rsid w:val="0094073A"/>
     <w:rsid w:val="00B10ED4"/>

--- a/Documents/DossierAnalyse.docx
+++ b/Documents/DossierAnalyse.docx
@@ -3723,7 +3723,63 @@
         <w:pStyle w:val="Titre3"/>
       </w:pPr>
       <w:r>
+        <w:lastRenderedPageBreak/>
         <w:t>Diagramme de cas d’utilisations</w:t>
+      </w:r>
+    </w:p>
+    <w:p>
+      <w:r>
+        <w:rPr>
+          <w:noProof/>
+        </w:rPr>
+        <w:drawing>
+          <wp:inline distT="0" distB="0" distL="0" distR="0" wp14:anchorId="4CF635F4" wp14:editId="4B2836C9">
+            <wp:extent cx="5760720" cy="7451090"/>
+            <wp:effectExtent l="0" t="0" r="0" b="0"/>
+            <wp:docPr id="1" name="Image 1"/>
+            <wp:cNvGraphicFramePr>
+              <a:graphicFrameLocks xmlns:a="http://schemas.openxmlformats.org/drawingml/2006/main" noChangeAspect="1"/>
+            </wp:cNvGraphicFramePr>
+            <a:graphic xmlns:a="http://schemas.openxmlformats.org/drawingml/2006/main">
+              <a:graphicData uri="http://schemas.openxmlformats.org/drawingml/2006/picture">
+                <pic:pic xmlns:pic="http://schemas.openxmlformats.org/drawingml/2006/picture">
+                  <pic:nvPicPr>
+                    <pic:cNvPr id="0" name="Picture 1"/>
+                    <pic:cNvPicPr>
+                      <a:picLocks noChangeAspect="1" noChangeArrowheads="1"/>
+                    </pic:cNvPicPr>
+                  </pic:nvPicPr>
+                  <pic:blipFill>
+                    <a:blip r:embed="rId20">
+                      <a:extLst>
+                        <a:ext uri="{28A0092B-C50C-407E-A947-70E740481C1C}">
+                          <a14:useLocalDpi xmlns:a14="http://schemas.microsoft.com/office/drawing/2010/main" val="0"/>
+                        </a:ext>
+                      </a:extLst>
+                    </a:blip>
+                    <a:srcRect/>
+                    <a:stretch>
+                      <a:fillRect/>
+                    </a:stretch>
+                  </pic:blipFill>
+                  <pic:spPr bwMode="auto">
+                    <a:xfrm>
+                      <a:off x="0" y="0"/>
+                      <a:ext cx="5760720" cy="7451090"/>
+                    </a:xfrm>
+                    <a:prstGeom prst="rect">
+                      <a:avLst/>
+                    </a:prstGeom>
+                    <a:noFill/>
+                    <a:ln>
+                      <a:noFill/>
+                    </a:ln>
+                  </pic:spPr>
+                </pic:pic>
+              </a:graphicData>
+            </a:graphic>
+          </wp:inline>
+        </w:drawing>
       </w:r>
     </w:p>
     <w:p>
@@ -5212,11 +5268,20 @@
       </w:r>
     </w:p>
     <w:p/>
+    <w:p>
+      <w:pPr>
+        <w:pStyle w:val="Titre2"/>
+      </w:pPr>
+      <w:r>
+        <w:t>Définition des interactions</w:t>
+      </w:r>
+    </w:p>
     <w:p/>
+    <w:p/>
     <w:p>
       <w:pPr>
         <w:sectPr>
-          <w:footerReference w:type="default" r:id="rId20"/>
+          <w:footerReference w:type="default" r:id="rId21"/>
           <w:pgSz w:w="11906" w:h="16838"/>
           <w:pgMar w:top="1417" w:right="1417" w:bottom="1417" w:left="1417" w:header="708" w:footer="708" w:gutter="0"/>
           <w:pgNumType w:start="1"/>
@@ -5598,7 +5663,7 @@
       </w:r>
     </w:p>
     <w:sectPr>
-      <w:footerReference w:type="default" r:id="rId21"/>
+      <w:footerReference w:type="default" r:id="rId22"/>
       <w:type w:val="evenPage"/>
       <w:pgSz w:w="11906" w:h="16838"/>
       <w:pgMar w:top="1417" w:right="1417" w:bottom="1417" w:left="1417" w:header="708" w:footer="708" w:gutter="0"/>
@@ -5783,7 +5848,7 @@
         <w:bCs/>
         <w:noProof/>
       </w:rPr>
-      <w:t>8</w:t>
+      <w:t>9</w:t>
     </w:r>
     <w:r>
       <w:rPr>

--- a/Documents/DossierAnalyse.docx
+++ b/Documents/DossierAnalyse.docx
@@ -972,7 +972,11 @@
           </mc:Choice>
           <mc:Fallback>
             <w:pict>
-              <v:shape w14:anchorId="462780AC" id="Zone de texte 3" o:spid="_x0000_s1030" type="#_x0000_t202" style="position:absolute;left:0;text-align:left;margin-left:0;margin-top:47.4pt;width:595.15pt;height:101.05pt;z-index:251661824;visibility:visible;mso-wrap-style:square;mso-width-percent:0;mso-height-percent:0;mso-wrap-distance-left:9pt;mso-wrap-distance-top:0;mso-wrap-distance-right:9pt;mso-wrap-distance-bottom:0;mso-position-horizontal:left;mso-position-horizontal-relative:page;mso-position-vertical:absolute;mso-position-vertical-relative:text;mso-width-percent:0;mso-height-percent:0;mso-width-relative:margin;mso-height-relative:margin;v-text-anchor:top" o:gfxdata="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" fillcolor="white [3201]" stroked="f" strokeweight=".5pt">
+              <v:shapetype w14:anchorId="462780AC" id="_x0000_t202" coordsize="21600,21600" o:spt="202" path="m,l,21600r21600,l21600,xe">
+                <v:stroke joinstyle="miter"/>
+                <v:path gradientshapeok="t" o:connecttype="rect"/>
+              </v:shapetype>
+              <v:shape id="Zone de texte 3" o:spid="_x0000_s1030" type="#_x0000_t202" style="position:absolute;left:0;text-align:left;margin-left:0;margin-top:47.4pt;width:595.15pt;height:101.05pt;z-index:251661824;visibility:visible;mso-wrap-style:square;mso-width-percent:0;mso-height-percent:0;mso-wrap-distance-left:9pt;mso-wrap-distance-top:0;mso-wrap-distance-right:9pt;mso-wrap-distance-bottom:0;mso-position-horizontal:left;mso-position-horizontal-relative:page;mso-position-vertical:absolute;mso-position-vertical-relative:text;mso-width-percent:0;mso-height-percent:0;mso-width-relative:margin;mso-height-relative:margin;v-text-anchor:top" o:gfxdata="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" fillcolor="white [3201]" stroked="f" strokeweight=".5pt">
                 <v:textbox>
                   <w:txbxContent>
                     <w:p>
@@ -3716,6 +3720,18 @@
       </w:pPr>
       <w:r>
         <w:t xml:space="preserve">Être sûr </w:t>
+      </w:r>
+    </w:p>
+    <w:p>
+      <w:pPr>
+        <w:pStyle w:val="Paragraphedeliste"/>
+        <w:numPr>
+          <w:ilvl w:val="0"/>
+          <w:numId w:val="19"/>
+        </w:numPr>
+      </w:pPr>
+      <w:r>
+        <w:t>Accessibilité (aveugle , problèmes d’audition ,…)</w:t>
       </w:r>
     </w:p>
     <w:p>
@@ -10617,7 +10633,7 @@
     <w:charset w:val="00"/>
     <w:family w:val="roman"/>
     <w:pitch w:val="variable"/>
-    <w:sig w:usb0="E0002EFF" w:usb1="C000785B" w:usb2="00000009" w:usb3="00000000" w:csb0="000001FF" w:csb1="00000000"/>
+    <w:sig w:usb0="E0002AFF" w:usb1="C0007843" w:usb2="00000009" w:usb3="00000000" w:csb0="000001FF" w:csb1="00000000"/>
   </w:font>
   <w:font w:name="Courier New">
     <w:panose1 w:val="02070309020205020404"/>
@@ -10645,7 +10661,7 @@
     <w:charset w:val="00"/>
     <w:family w:val="swiss"/>
     <w:pitch w:val="variable"/>
-    <w:sig w:usb0="E4002EFF" w:usb1="C000247B" w:usb2="00000009" w:usb3="00000000" w:csb0="000001FF" w:csb1="00000000"/>
+    <w:sig w:usb0="E00002FF" w:usb1="4000ACFF" w:usb2="00000001" w:usb3="00000000" w:csb0="0000019F" w:csb1="00000000"/>
   </w:font>
   <w:font w:name="Cambria">
     <w:panose1 w:val="02040503050406030204"/>
@@ -10673,7 +10689,7 @@
     <w:charset w:val="00"/>
     <w:family w:val="swiss"/>
     <w:pitch w:val="variable"/>
-    <w:sig w:usb0="E4002EFF" w:usb1="C000247B" w:usb2="00000009" w:usb3="00000000" w:csb0="000001FF" w:csb1="00000000"/>
+    <w:sig w:usb0="A00002EF" w:usb1="4000207B" w:usb2="00000000" w:usb3="00000000" w:csb0="0000009F" w:csb1="00000000"/>
   </w:font>
 </w:fonts>
 </file>

--- a/Documents/DossierAnalyse.docx
+++ b/Documents/DossierAnalyse.docx
@@ -806,9 +806,11 @@
                                 <w:szCs w:val="24"/>
                               </w:rPr>
                             </w:pPr>
+                            <w:proofErr w:type="spellStart"/>
                             <w:r>
                               <w:t>Bachelor</w:t>
                             </w:r>
+                            <w:proofErr w:type="spellEnd"/>
                             <w:r>
                               <w:t xml:space="preserve"> Universitaire de Technologie</w:t>
                             </w:r>
@@ -972,11 +974,7 @@
           </mc:Choice>
           <mc:Fallback>
             <w:pict>
-              <v:shapetype w14:anchorId="462780AC" id="_x0000_t202" coordsize="21600,21600" o:spt="202" path="m,l,21600r21600,l21600,xe">
-                <v:stroke joinstyle="miter"/>
-                <v:path gradientshapeok="t" o:connecttype="rect"/>
-              </v:shapetype>
-              <v:shape id="Zone de texte 3" o:spid="_x0000_s1030" type="#_x0000_t202" style="position:absolute;left:0;text-align:left;margin-left:0;margin-top:47.4pt;width:595.15pt;height:101.05pt;z-index:251661824;visibility:visible;mso-wrap-style:square;mso-width-percent:0;mso-height-percent:0;mso-wrap-distance-left:9pt;mso-wrap-distance-top:0;mso-wrap-distance-right:9pt;mso-wrap-distance-bottom:0;mso-position-horizontal:left;mso-position-horizontal-relative:page;mso-position-vertical:absolute;mso-position-vertical-relative:text;mso-width-percent:0;mso-height-percent:0;mso-width-relative:margin;mso-height-relative:margin;v-text-anchor:top" o:gfxdata="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" fillcolor="white [3201]" stroked="f" strokeweight=".5pt">
+              <v:shape w14:anchorId="462780AC" id="Zone de texte 3" o:spid="_x0000_s1030" type="#_x0000_t202" style="position:absolute;left:0;text-align:left;margin-left:0;margin-top:47.4pt;width:595.15pt;height:101.05pt;z-index:251661824;visibility:visible;mso-wrap-style:square;mso-width-percent:0;mso-height-percent:0;mso-wrap-distance-left:9pt;mso-wrap-distance-top:0;mso-wrap-distance-right:9pt;mso-wrap-distance-bottom:0;mso-position-horizontal:left;mso-position-horizontal-relative:page;mso-position-vertical:absolute;mso-position-vertical-relative:text;mso-width-percent:0;mso-height-percent:0;mso-width-relative:margin;mso-height-relative:margin;v-text-anchor:top" o:gfxdata="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" fillcolor="white [3201]" stroked="f" strokeweight=".5pt">
                 <v:textbox>
                   <w:txbxContent>
                     <w:p>
@@ -987,9 +985,11 @@
                           <w:szCs w:val="24"/>
                         </w:rPr>
                       </w:pPr>
+                      <w:proofErr w:type="spellStart"/>
                       <w:r>
                         <w:t>Bachelor</w:t>
                       </w:r>
+                      <w:proofErr w:type="spellEnd"/>
                       <w:r>
                         <w:t xml:space="preserve"> Universitaire de Technologie</w:t>
                       </w:r>
@@ -1152,7 +1152,6 @@
         <w:fldChar w:fldCharType="end"/>
       </w:r>
     </w:p>
-    <w:p/>
     <w:p>
       <w:pPr>
         <w:sectPr>
@@ -1215,7 +1214,7 @@
           <w:r>
             <w:fldChar w:fldCharType="separate"/>
           </w:r>
-          <w:hyperlink w:anchor="_Toc209174037" w:history="1">
+          <w:hyperlink w:anchor="_Toc210376716" w:history="1">
             <w:r>
               <w:rPr>
                 <w:rStyle w:val="Lienhypertexte"/>
@@ -1257,7 +1256,7 @@
                 <w:noProof/>
                 <w:webHidden/>
               </w:rPr>
-              <w:instrText xml:space="preserve"> PAGEREF _Toc209174037 \h </w:instrText>
+              <w:instrText xml:space="preserve"> PAGEREF _Toc210376716 \h </w:instrText>
             </w:r>
             <w:r>
               <w:rPr>
@@ -1301,7 +1300,7 @@
               <w:lang w:eastAsia="fr-FR"/>
             </w:rPr>
           </w:pPr>
-          <w:hyperlink w:anchor="_Toc209174038" w:history="1">
+          <w:hyperlink w:anchor="_Toc210376717" w:history="1">
             <w:r>
               <w:rPr>
                 <w:rStyle w:val="Lienhypertexte"/>
@@ -1343,7 +1342,7 @@
                 <w:noProof/>
                 <w:webHidden/>
               </w:rPr>
-              <w:instrText xml:space="preserve"> PAGEREF _Toc209174038 \h </w:instrText>
+              <w:instrText xml:space="preserve"> PAGEREF _Toc210376717 \h </w:instrText>
             </w:r>
             <w:r>
               <w:rPr>
@@ -1387,7 +1386,7 @@
               <w:lang w:eastAsia="fr-FR"/>
             </w:rPr>
           </w:pPr>
-          <w:hyperlink w:anchor="_Toc209174039" w:history="1">
+          <w:hyperlink w:anchor="_Toc210376718" w:history="1">
             <w:r>
               <w:rPr>
                 <w:rStyle w:val="Lienhypertexte"/>
@@ -1429,7 +1428,7 @@
                 <w:noProof/>
                 <w:webHidden/>
               </w:rPr>
-              <w:instrText xml:space="preserve"> PAGEREF _Toc209174039 \h </w:instrText>
+              <w:instrText xml:space="preserve"> PAGEREF _Toc210376718 \h </w:instrText>
             </w:r>
             <w:r>
               <w:rPr>
@@ -1468,10 +1467,12 @@
               <w:tab w:val="right" w:leader="dot" w:pos="9062"/>
             </w:tabs>
             <w:rPr>
+              <w:rFonts w:eastAsiaTheme="minorEastAsia"/>
               <w:noProof/>
+              <w:lang w:eastAsia="fr-FR"/>
             </w:rPr>
           </w:pPr>
-          <w:hyperlink w:anchor="_Toc209174040" w:history="1">
+          <w:hyperlink w:anchor="_Toc210376719" w:history="1">
             <w:r>
               <w:rPr>
                 <w:rStyle w:val="Lienhypertexte"/>
@@ -1481,7 +1482,9 @@
             </w:r>
             <w:r>
               <w:rPr>
-                <w:noProof/>
+                <w:rFonts w:eastAsiaTheme="minorEastAsia"/>
+                <w:noProof/>
+                <w:lang w:eastAsia="fr-FR"/>
               </w:rPr>
               <w:tab/>
             </w:r>
@@ -1511,7 +1514,7 @@
                 <w:noProof/>
                 <w:webHidden/>
               </w:rPr>
-              <w:instrText xml:space="preserve"> PAGEREF _Toc209174040 \h </w:instrText>
+              <w:instrText xml:space="preserve"> PAGEREF _Toc210376719 \h </w:instrText>
             </w:r>
             <w:r>
               <w:rPr>
@@ -1550,10 +1553,12 @@
               <w:tab w:val="right" w:leader="dot" w:pos="9062"/>
             </w:tabs>
             <w:rPr>
+              <w:rFonts w:eastAsiaTheme="minorEastAsia"/>
               <w:noProof/>
+              <w:lang w:eastAsia="fr-FR"/>
             </w:rPr>
           </w:pPr>
-          <w:hyperlink w:anchor="_Toc209174041" w:history="1">
+          <w:hyperlink w:anchor="_Toc210376720" w:history="1">
             <w:r>
               <w:rPr>
                 <w:rStyle w:val="Lienhypertexte"/>
@@ -1563,7 +1568,9 @@
             </w:r>
             <w:r>
               <w:rPr>
-                <w:noProof/>
+                <w:rFonts w:eastAsiaTheme="minorEastAsia"/>
+                <w:noProof/>
+                <w:lang w:eastAsia="fr-FR"/>
               </w:rPr>
               <w:tab/>
             </w:r>
@@ -1593,7 +1600,7 @@
                 <w:noProof/>
                 <w:webHidden/>
               </w:rPr>
-              <w:instrText xml:space="preserve"> PAGEREF _Toc209174041 \h </w:instrText>
+              <w:instrText xml:space="preserve"> PAGEREF _Toc210376720 \h </w:instrText>
             </w:r>
             <w:r>
               <w:rPr>
@@ -1632,10 +1639,12 @@
               <w:tab w:val="right" w:leader="dot" w:pos="9062"/>
             </w:tabs>
             <w:rPr>
+              <w:rFonts w:eastAsiaTheme="minorEastAsia"/>
               <w:noProof/>
+              <w:lang w:eastAsia="fr-FR"/>
             </w:rPr>
           </w:pPr>
-          <w:hyperlink w:anchor="_Toc209174042" w:history="1">
+          <w:hyperlink w:anchor="_Toc210376721" w:history="1">
             <w:r>
               <w:rPr>
                 <w:rStyle w:val="Lienhypertexte"/>
@@ -1645,7 +1654,9 @@
             </w:r>
             <w:r>
               <w:rPr>
-                <w:noProof/>
+                <w:rFonts w:eastAsiaTheme="minorEastAsia"/>
+                <w:noProof/>
+                <w:lang w:eastAsia="fr-FR"/>
               </w:rPr>
               <w:tab/>
             </w:r>
@@ -1675,7 +1686,7 @@
                 <w:noProof/>
                 <w:webHidden/>
               </w:rPr>
-              <w:instrText xml:space="preserve"> PAGEREF _Toc209174042 \h </w:instrText>
+              <w:instrText xml:space="preserve"> PAGEREF _Toc210376721 \h </w:instrText>
             </w:r>
             <w:r>
               <w:rPr>
@@ -1714,10 +1725,12 @@
               <w:tab w:val="right" w:leader="dot" w:pos="9062"/>
             </w:tabs>
             <w:rPr>
+              <w:rFonts w:eastAsiaTheme="minorEastAsia"/>
               <w:noProof/>
+              <w:lang w:eastAsia="fr-FR"/>
             </w:rPr>
           </w:pPr>
-          <w:hyperlink w:anchor="_Toc209174043" w:history="1">
+          <w:hyperlink w:anchor="_Toc210376722" w:history="1">
             <w:r>
               <w:rPr>
                 <w:rStyle w:val="Lienhypertexte"/>
@@ -1727,7 +1740,9 @@
             </w:r>
             <w:r>
               <w:rPr>
-                <w:noProof/>
+                <w:rFonts w:eastAsiaTheme="minorEastAsia"/>
+                <w:noProof/>
+                <w:lang w:eastAsia="fr-FR"/>
               </w:rPr>
               <w:tab/>
             </w:r>
@@ -1757,7 +1772,7 @@
                 <w:noProof/>
                 <w:webHidden/>
               </w:rPr>
-              <w:instrText xml:space="preserve"> PAGEREF _Toc209174043 \h </w:instrText>
+              <w:instrText xml:space="preserve"> PAGEREF _Toc210376722 \h </w:instrText>
             </w:r>
             <w:r>
               <w:rPr>
@@ -1801,7 +1816,7 @@
               <w:lang w:eastAsia="fr-FR"/>
             </w:rPr>
           </w:pPr>
-          <w:hyperlink w:anchor="_Toc209174044" w:history="1">
+          <w:hyperlink w:anchor="_Toc210376723" w:history="1">
             <w:r>
               <w:rPr>
                 <w:rStyle w:val="Lienhypertexte"/>
@@ -1822,7 +1837,7 @@
                 <w:rStyle w:val="Lienhypertexte"/>
                 <w:noProof/>
               </w:rPr>
-              <w:t>L’environnement</w:t>
+              <w:t>Contrainte matériel</w:t>
             </w:r>
             <w:r>
               <w:rPr>
@@ -1843,7 +1858,7 @@
                 <w:noProof/>
                 <w:webHidden/>
               </w:rPr>
-              <w:instrText xml:space="preserve"> PAGEREF _Toc209174044 \h </w:instrText>
+              <w:instrText xml:space="preserve"> PAGEREF _Toc210376723 \h </w:instrText>
             </w:r>
             <w:r>
               <w:rPr>
@@ -1883,7 +1898,7 @@
               <w:lang w:eastAsia="fr-FR"/>
             </w:rPr>
           </w:pPr>
-          <w:hyperlink w:anchor="_Toc209174045" w:history="1">
+          <w:hyperlink w:anchor="_Toc210376724" w:history="1">
             <w:r>
               <w:rPr>
                 <w:rStyle w:val="Lienhypertexte"/>
@@ -1904,7 +1919,7 @@
                 <w:rStyle w:val="Lienhypertexte"/>
                 <w:noProof/>
               </w:rPr>
-              <w:t>Analyse concuretielle</w:t>
+              <w:t>Etude de faisabilité</w:t>
             </w:r>
             <w:r>
               <w:rPr>
@@ -1925,7 +1940,7 @@
                 <w:noProof/>
                 <w:webHidden/>
               </w:rPr>
-              <w:instrText xml:space="preserve"> PAGEREF _Toc209174045 \h </w:instrText>
+              <w:instrText xml:space="preserve"> PAGEREF _Toc210376724 \h </w:instrText>
             </w:r>
             <w:r>
               <w:rPr>
@@ -1969,7 +1984,7 @@
               <w:lang w:eastAsia="fr-FR"/>
             </w:rPr>
           </w:pPr>
-          <w:hyperlink w:anchor="_Toc209174046" w:history="1">
+          <w:hyperlink w:anchor="_Toc210376725" w:history="1">
             <w:r>
               <w:rPr>
                 <w:rStyle w:val="Lienhypertexte"/>
@@ -2011,7 +2026,7 @@
                 <w:noProof/>
                 <w:webHidden/>
               </w:rPr>
-              <w:instrText xml:space="preserve"> PAGEREF _Toc209174046 \h </w:instrText>
+              <w:instrText xml:space="preserve"> PAGEREF _Toc210376725 \h </w:instrText>
             </w:r>
             <w:r>
               <w:rPr>
@@ -2032,6 +2047,88 @@
                 <w:webHidden/>
               </w:rPr>
               <w:t>3</w:t>
+            </w:r>
+            <w:r>
+              <w:rPr>
+                <w:noProof/>
+                <w:webHidden/>
+              </w:rPr>
+              <w:fldChar w:fldCharType="end"/>
+            </w:r>
+          </w:hyperlink>
+        </w:p>
+        <w:p>
+          <w:pPr>
+            <w:pStyle w:val="TM1"/>
+            <w:rPr>
+              <w:rFonts w:eastAsiaTheme="minorEastAsia"/>
+              <w:noProof/>
+              <w:lang w:eastAsia="fr-FR"/>
+            </w:rPr>
+          </w:pPr>
+          <w:hyperlink w:anchor="_Toc210376726" w:history="1">
+            <w:r>
+              <w:rPr>
+                <w:rStyle w:val="Lienhypertexte"/>
+                <w:noProof/>
+              </w:rPr>
+              <w:t>III.</w:t>
+            </w:r>
+            <w:r>
+              <w:rPr>
+                <w:rFonts w:eastAsiaTheme="minorEastAsia"/>
+                <w:noProof/>
+                <w:lang w:eastAsia="fr-FR"/>
+              </w:rPr>
+              <w:tab/>
+            </w:r>
+            <w:r>
+              <w:rPr>
+                <w:rStyle w:val="Lienhypertexte"/>
+                <w:noProof/>
+              </w:rPr>
+              <w:t>Solution proposee</w:t>
+            </w:r>
+            <w:r>
+              <w:rPr>
+                <w:noProof/>
+                <w:webHidden/>
+              </w:rPr>
+              <w:tab/>
+            </w:r>
+            <w:r>
+              <w:rPr>
+                <w:noProof/>
+                <w:webHidden/>
+              </w:rPr>
+              <w:fldChar w:fldCharType="begin"/>
+            </w:r>
+            <w:r>
+              <w:rPr>
+                <w:noProof/>
+                <w:webHidden/>
+              </w:rPr>
+              <w:instrText xml:space="preserve"> PAGEREF _Toc210376726 \h </w:instrText>
+            </w:r>
+            <w:r>
+              <w:rPr>
+                <w:noProof/>
+                <w:webHidden/>
+              </w:rPr>
+            </w:r>
+            <w:r>
+              <w:rPr>
+                <w:noProof/>
+                <w:webHidden/>
+              </w:rPr>
+              <w:fldChar w:fldCharType="separate"/>
+            </w:r>
+            <w:r>
+              <w:rPr>
+                <w:noProof/>
+                <w:webHidden/>
+              </w:rPr>
+              <w:t>4</w:t>
             </w:r>
             <w:r>
               <w:rPr>
@@ -2055,13 +2152,13 @@
               <w:lang w:eastAsia="fr-FR"/>
             </w:rPr>
           </w:pPr>
-          <w:hyperlink w:anchor="_Toc209174047" w:history="1">
+          <w:hyperlink w:anchor="_Toc210376727" w:history="1">
             <w:r>
               <w:rPr>
                 <w:rStyle w:val="Lienhypertexte"/>
                 <w:noProof/>
               </w:rPr>
-              <w:t>II.2</w:t>
+              <w:t>III.1</w:t>
             </w:r>
             <w:r>
               <w:rPr>
@@ -2076,7 +2173,7 @@
                 <w:rStyle w:val="Lienhypertexte"/>
                 <w:noProof/>
               </w:rPr>
-              <w:t>Ce que nous apportons</w:t>
+              <w:t>Concept et terminologie</w:t>
             </w:r>
             <w:r>
               <w:rPr>
@@ -2097,7 +2194,7 @@
                 <w:noProof/>
                 <w:webHidden/>
               </w:rPr>
-              <w:instrText xml:space="preserve"> PAGEREF _Toc209174047 \h </w:instrText>
+              <w:instrText xml:space="preserve"> PAGEREF _Toc210376727 \h </w:instrText>
             </w:r>
             <w:r>
               <w:rPr>
@@ -2118,6 +2215,1210 @@
                 <w:webHidden/>
               </w:rPr>
               <w:t>4</w:t>
+            </w:r>
+            <w:r>
+              <w:rPr>
+                <w:noProof/>
+                <w:webHidden/>
+              </w:rPr>
+              <w:fldChar w:fldCharType="end"/>
+            </w:r>
+          </w:hyperlink>
+        </w:p>
+        <w:p>
+          <w:pPr>
+            <w:pStyle w:val="TM3"/>
+            <w:tabs>
+              <w:tab w:val="left" w:pos="1320"/>
+              <w:tab w:val="right" w:leader="dot" w:pos="9062"/>
+            </w:tabs>
+            <w:rPr>
+              <w:rFonts w:eastAsiaTheme="minorEastAsia"/>
+              <w:noProof/>
+              <w:lang w:eastAsia="fr-FR"/>
+            </w:rPr>
+          </w:pPr>
+          <w:hyperlink w:anchor="_Toc210376728" w:history="1">
+            <w:r>
+              <w:rPr>
+                <w:rStyle w:val="Lienhypertexte"/>
+                <w:noProof/>
+              </w:rPr>
+              <w:t>III.1.1</w:t>
+            </w:r>
+            <w:r>
+              <w:rPr>
+                <w:rFonts w:eastAsiaTheme="minorEastAsia"/>
+                <w:noProof/>
+                <w:lang w:eastAsia="fr-FR"/>
+              </w:rPr>
+              <w:tab/>
+            </w:r>
+            <w:r>
+              <w:rPr>
+                <w:rStyle w:val="Lienhypertexte"/>
+                <w:noProof/>
+              </w:rPr>
+              <w:t>Concept</w:t>
+            </w:r>
+            <w:r>
+              <w:rPr>
+                <w:noProof/>
+                <w:webHidden/>
+              </w:rPr>
+              <w:tab/>
+            </w:r>
+            <w:r>
+              <w:rPr>
+                <w:noProof/>
+                <w:webHidden/>
+              </w:rPr>
+              <w:fldChar w:fldCharType="begin"/>
+            </w:r>
+            <w:r>
+              <w:rPr>
+                <w:noProof/>
+                <w:webHidden/>
+              </w:rPr>
+              <w:instrText xml:space="preserve"> PAGEREF _Toc210376728 \h </w:instrText>
+            </w:r>
+            <w:r>
+              <w:rPr>
+                <w:noProof/>
+                <w:webHidden/>
+              </w:rPr>
+            </w:r>
+            <w:r>
+              <w:rPr>
+                <w:noProof/>
+                <w:webHidden/>
+              </w:rPr>
+              <w:fldChar w:fldCharType="separate"/>
+            </w:r>
+            <w:r>
+              <w:rPr>
+                <w:noProof/>
+                <w:webHidden/>
+              </w:rPr>
+              <w:t>4</w:t>
+            </w:r>
+            <w:r>
+              <w:rPr>
+                <w:noProof/>
+                <w:webHidden/>
+              </w:rPr>
+              <w:fldChar w:fldCharType="end"/>
+            </w:r>
+          </w:hyperlink>
+        </w:p>
+        <w:p>
+          <w:pPr>
+            <w:pStyle w:val="TM3"/>
+            <w:tabs>
+              <w:tab w:val="left" w:pos="1320"/>
+              <w:tab w:val="right" w:leader="dot" w:pos="9062"/>
+            </w:tabs>
+            <w:rPr>
+              <w:rFonts w:eastAsiaTheme="minorEastAsia"/>
+              <w:noProof/>
+              <w:lang w:eastAsia="fr-FR"/>
+            </w:rPr>
+          </w:pPr>
+          <w:hyperlink w:anchor="_Toc210376729" w:history="1">
+            <w:r>
+              <w:rPr>
+                <w:rStyle w:val="Lienhypertexte"/>
+                <w:noProof/>
+              </w:rPr>
+              <w:t>III.1.2</w:t>
+            </w:r>
+            <w:r>
+              <w:rPr>
+                <w:rFonts w:eastAsiaTheme="minorEastAsia"/>
+                <w:noProof/>
+                <w:lang w:eastAsia="fr-FR"/>
+              </w:rPr>
+              <w:tab/>
+            </w:r>
+            <w:r>
+              <w:rPr>
+                <w:rStyle w:val="Lienhypertexte"/>
+                <w:noProof/>
+              </w:rPr>
+              <w:t>Terminologie</w:t>
+            </w:r>
+            <w:r>
+              <w:rPr>
+                <w:noProof/>
+                <w:webHidden/>
+              </w:rPr>
+              <w:tab/>
+            </w:r>
+            <w:r>
+              <w:rPr>
+                <w:noProof/>
+                <w:webHidden/>
+              </w:rPr>
+              <w:fldChar w:fldCharType="begin"/>
+            </w:r>
+            <w:r>
+              <w:rPr>
+                <w:noProof/>
+                <w:webHidden/>
+              </w:rPr>
+              <w:instrText xml:space="preserve"> PAGEREF _Toc210376729 \h </w:instrText>
+            </w:r>
+            <w:r>
+              <w:rPr>
+                <w:noProof/>
+                <w:webHidden/>
+              </w:rPr>
+            </w:r>
+            <w:r>
+              <w:rPr>
+                <w:noProof/>
+                <w:webHidden/>
+              </w:rPr>
+              <w:fldChar w:fldCharType="separate"/>
+            </w:r>
+            <w:r>
+              <w:rPr>
+                <w:noProof/>
+                <w:webHidden/>
+              </w:rPr>
+              <w:t>4</w:t>
+            </w:r>
+            <w:r>
+              <w:rPr>
+                <w:noProof/>
+                <w:webHidden/>
+              </w:rPr>
+              <w:fldChar w:fldCharType="end"/>
+            </w:r>
+          </w:hyperlink>
+        </w:p>
+        <w:p>
+          <w:pPr>
+            <w:pStyle w:val="TM2"/>
+            <w:tabs>
+              <w:tab w:val="left" w:pos="880"/>
+              <w:tab w:val="right" w:leader="dot" w:pos="9062"/>
+            </w:tabs>
+            <w:rPr>
+              <w:rFonts w:eastAsiaTheme="minorEastAsia"/>
+              <w:noProof/>
+              <w:lang w:eastAsia="fr-FR"/>
+            </w:rPr>
+          </w:pPr>
+          <w:hyperlink w:anchor="_Toc210376730" w:history="1">
+            <w:r>
+              <w:rPr>
+                <w:rStyle w:val="Lienhypertexte"/>
+                <w:noProof/>
+              </w:rPr>
+              <w:t>III.2</w:t>
+            </w:r>
+            <w:r>
+              <w:rPr>
+                <w:rFonts w:eastAsiaTheme="minorEastAsia"/>
+                <w:noProof/>
+                <w:lang w:eastAsia="fr-FR"/>
+              </w:rPr>
+              <w:tab/>
+            </w:r>
+            <w:r>
+              <w:rPr>
+                <w:rStyle w:val="Lienhypertexte"/>
+                <w:noProof/>
+              </w:rPr>
+              <w:t>Définition des fonctionnalités du programme</w:t>
+            </w:r>
+            <w:r>
+              <w:rPr>
+                <w:noProof/>
+                <w:webHidden/>
+              </w:rPr>
+              <w:tab/>
+            </w:r>
+            <w:r>
+              <w:rPr>
+                <w:noProof/>
+                <w:webHidden/>
+              </w:rPr>
+              <w:fldChar w:fldCharType="begin"/>
+            </w:r>
+            <w:r>
+              <w:rPr>
+                <w:noProof/>
+                <w:webHidden/>
+              </w:rPr>
+              <w:instrText xml:space="preserve"> PAGEREF _Toc210376730 \h </w:instrText>
+            </w:r>
+            <w:r>
+              <w:rPr>
+                <w:noProof/>
+                <w:webHidden/>
+              </w:rPr>
+            </w:r>
+            <w:r>
+              <w:rPr>
+                <w:noProof/>
+                <w:webHidden/>
+              </w:rPr>
+              <w:fldChar w:fldCharType="separate"/>
+            </w:r>
+            <w:r>
+              <w:rPr>
+                <w:noProof/>
+                <w:webHidden/>
+              </w:rPr>
+              <w:t>5</w:t>
+            </w:r>
+            <w:r>
+              <w:rPr>
+                <w:noProof/>
+                <w:webHidden/>
+              </w:rPr>
+              <w:fldChar w:fldCharType="end"/>
+            </w:r>
+          </w:hyperlink>
+        </w:p>
+        <w:p>
+          <w:pPr>
+            <w:pStyle w:val="TM3"/>
+            <w:tabs>
+              <w:tab w:val="left" w:pos="1320"/>
+              <w:tab w:val="right" w:leader="dot" w:pos="9062"/>
+            </w:tabs>
+            <w:rPr>
+              <w:rFonts w:eastAsiaTheme="minorEastAsia"/>
+              <w:noProof/>
+              <w:lang w:eastAsia="fr-FR"/>
+            </w:rPr>
+          </w:pPr>
+          <w:hyperlink w:anchor="_Toc210376731" w:history="1">
+            <w:r>
+              <w:rPr>
+                <w:rStyle w:val="Lienhypertexte"/>
+                <w:noProof/>
+              </w:rPr>
+              <w:t>III.2.1</w:t>
+            </w:r>
+            <w:r>
+              <w:rPr>
+                <w:rFonts w:eastAsiaTheme="minorEastAsia"/>
+                <w:noProof/>
+                <w:lang w:eastAsia="fr-FR"/>
+              </w:rPr>
+              <w:tab/>
+            </w:r>
+            <w:r>
+              <w:rPr>
+                <w:rStyle w:val="Lienhypertexte"/>
+                <w:noProof/>
+              </w:rPr>
+              <w:t>Diagramme de cas d’utilisations</w:t>
+            </w:r>
+            <w:r>
+              <w:rPr>
+                <w:noProof/>
+                <w:webHidden/>
+              </w:rPr>
+              <w:tab/>
+            </w:r>
+            <w:r>
+              <w:rPr>
+                <w:noProof/>
+                <w:webHidden/>
+              </w:rPr>
+              <w:fldChar w:fldCharType="begin"/>
+            </w:r>
+            <w:r>
+              <w:rPr>
+                <w:noProof/>
+                <w:webHidden/>
+              </w:rPr>
+              <w:instrText xml:space="preserve"> PAGEREF _Toc210376731 \h </w:instrText>
+            </w:r>
+            <w:r>
+              <w:rPr>
+                <w:noProof/>
+                <w:webHidden/>
+              </w:rPr>
+            </w:r>
+            <w:r>
+              <w:rPr>
+                <w:noProof/>
+                <w:webHidden/>
+              </w:rPr>
+              <w:fldChar w:fldCharType="separate"/>
+            </w:r>
+            <w:r>
+              <w:rPr>
+                <w:noProof/>
+                <w:webHidden/>
+              </w:rPr>
+              <w:t>6</w:t>
+            </w:r>
+            <w:r>
+              <w:rPr>
+                <w:noProof/>
+                <w:webHidden/>
+              </w:rPr>
+              <w:fldChar w:fldCharType="end"/>
+            </w:r>
+          </w:hyperlink>
+        </w:p>
+        <w:p>
+          <w:pPr>
+            <w:pStyle w:val="TM3"/>
+            <w:tabs>
+              <w:tab w:val="left" w:pos="1320"/>
+              <w:tab w:val="right" w:leader="dot" w:pos="9062"/>
+            </w:tabs>
+            <w:rPr>
+              <w:rFonts w:eastAsiaTheme="minorEastAsia"/>
+              <w:noProof/>
+              <w:lang w:eastAsia="fr-FR"/>
+            </w:rPr>
+          </w:pPr>
+          <w:hyperlink w:anchor="_Toc210376732" w:history="1">
+            <w:r>
+              <w:rPr>
+                <w:rStyle w:val="Lienhypertexte"/>
+                <w:noProof/>
+              </w:rPr>
+              <w:t>III.2.2</w:t>
+            </w:r>
+            <w:r>
+              <w:rPr>
+                <w:rFonts w:eastAsiaTheme="minorEastAsia"/>
+                <w:noProof/>
+                <w:lang w:eastAsia="fr-FR"/>
+              </w:rPr>
+              <w:tab/>
+            </w:r>
+            <w:r>
+              <w:rPr>
+                <w:rStyle w:val="Lienhypertexte"/>
+                <w:noProof/>
+              </w:rPr>
+              <w:t>I/O Fonctions</w:t>
+            </w:r>
+            <w:r>
+              <w:rPr>
+                <w:noProof/>
+                <w:webHidden/>
+              </w:rPr>
+              <w:tab/>
+            </w:r>
+            <w:r>
+              <w:rPr>
+                <w:noProof/>
+                <w:webHidden/>
+              </w:rPr>
+              <w:fldChar w:fldCharType="begin"/>
+            </w:r>
+            <w:r>
+              <w:rPr>
+                <w:noProof/>
+                <w:webHidden/>
+              </w:rPr>
+              <w:instrText xml:space="preserve"> PAGEREF _Toc210376732 \h </w:instrText>
+            </w:r>
+            <w:r>
+              <w:rPr>
+                <w:noProof/>
+                <w:webHidden/>
+              </w:rPr>
+            </w:r>
+            <w:r>
+              <w:rPr>
+                <w:noProof/>
+                <w:webHidden/>
+              </w:rPr>
+              <w:fldChar w:fldCharType="separate"/>
+            </w:r>
+            <w:r>
+              <w:rPr>
+                <w:noProof/>
+                <w:webHidden/>
+              </w:rPr>
+              <w:t>7</w:t>
+            </w:r>
+            <w:r>
+              <w:rPr>
+                <w:noProof/>
+                <w:webHidden/>
+              </w:rPr>
+              <w:fldChar w:fldCharType="end"/>
+            </w:r>
+          </w:hyperlink>
+        </w:p>
+        <w:p>
+          <w:pPr>
+            <w:pStyle w:val="TM2"/>
+            <w:tabs>
+              <w:tab w:val="left" w:pos="880"/>
+              <w:tab w:val="right" w:leader="dot" w:pos="9062"/>
+            </w:tabs>
+            <w:rPr>
+              <w:rFonts w:eastAsiaTheme="minorEastAsia"/>
+              <w:noProof/>
+              <w:lang w:eastAsia="fr-FR"/>
+            </w:rPr>
+          </w:pPr>
+          <w:hyperlink w:anchor="_Toc210376733" w:history="1">
+            <w:r>
+              <w:rPr>
+                <w:rStyle w:val="Lienhypertexte"/>
+                <w:noProof/>
+              </w:rPr>
+              <w:t>III.3</w:t>
+            </w:r>
+            <w:r>
+              <w:rPr>
+                <w:rFonts w:eastAsiaTheme="minorEastAsia"/>
+                <w:noProof/>
+                <w:lang w:eastAsia="fr-FR"/>
+              </w:rPr>
+              <w:tab/>
+            </w:r>
+            <w:r>
+              <w:rPr>
+                <w:rStyle w:val="Lienhypertexte"/>
+                <w:noProof/>
+              </w:rPr>
+              <w:t>Définition des modules</w:t>
+            </w:r>
+            <w:r>
+              <w:rPr>
+                <w:noProof/>
+                <w:webHidden/>
+              </w:rPr>
+              <w:tab/>
+            </w:r>
+            <w:r>
+              <w:rPr>
+                <w:noProof/>
+                <w:webHidden/>
+              </w:rPr>
+              <w:fldChar w:fldCharType="begin"/>
+            </w:r>
+            <w:r>
+              <w:rPr>
+                <w:noProof/>
+                <w:webHidden/>
+              </w:rPr>
+              <w:instrText xml:space="preserve"> PAGEREF _Toc210376733 \h </w:instrText>
+            </w:r>
+            <w:r>
+              <w:rPr>
+                <w:noProof/>
+                <w:webHidden/>
+              </w:rPr>
+            </w:r>
+            <w:r>
+              <w:rPr>
+                <w:noProof/>
+                <w:webHidden/>
+              </w:rPr>
+              <w:fldChar w:fldCharType="separate"/>
+            </w:r>
+            <w:r>
+              <w:rPr>
+                <w:noProof/>
+                <w:webHidden/>
+              </w:rPr>
+              <w:t>8</w:t>
+            </w:r>
+            <w:r>
+              <w:rPr>
+                <w:noProof/>
+                <w:webHidden/>
+              </w:rPr>
+              <w:fldChar w:fldCharType="end"/>
+            </w:r>
+          </w:hyperlink>
+        </w:p>
+        <w:p>
+          <w:pPr>
+            <w:pStyle w:val="TM3"/>
+            <w:tabs>
+              <w:tab w:val="left" w:pos="1320"/>
+              <w:tab w:val="right" w:leader="dot" w:pos="9062"/>
+            </w:tabs>
+            <w:rPr>
+              <w:rFonts w:eastAsiaTheme="minorEastAsia"/>
+              <w:noProof/>
+              <w:lang w:eastAsia="fr-FR"/>
+            </w:rPr>
+          </w:pPr>
+          <w:hyperlink w:anchor="_Toc210376734" w:history="1">
+            <w:r>
+              <w:rPr>
+                <w:rStyle w:val="Lienhypertexte"/>
+                <w:noProof/>
+              </w:rPr>
+              <w:t>III.3.1</w:t>
+            </w:r>
+            <w:r>
+              <w:rPr>
+                <w:rFonts w:eastAsiaTheme="minorEastAsia"/>
+                <w:noProof/>
+                <w:lang w:eastAsia="fr-FR"/>
+              </w:rPr>
+              <w:tab/>
+            </w:r>
+            <w:r>
+              <w:rPr>
+                <w:rStyle w:val="Lienhypertexte"/>
+                <w:noProof/>
+              </w:rPr>
+              <w:t>Module d’authentification et de gestion des comptes</w:t>
+            </w:r>
+            <w:r>
+              <w:rPr>
+                <w:noProof/>
+                <w:webHidden/>
+              </w:rPr>
+              <w:tab/>
+            </w:r>
+            <w:r>
+              <w:rPr>
+                <w:noProof/>
+                <w:webHidden/>
+              </w:rPr>
+              <w:fldChar w:fldCharType="begin"/>
+            </w:r>
+            <w:r>
+              <w:rPr>
+                <w:noProof/>
+                <w:webHidden/>
+              </w:rPr>
+              <w:instrText xml:space="preserve"> PAGEREF _Toc210376734 \h </w:instrText>
+            </w:r>
+            <w:r>
+              <w:rPr>
+                <w:noProof/>
+                <w:webHidden/>
+              </w:rPr>
+            </w:r>
+            <w:r>
+              <w:rPr>
+                <w:noProof/>
+                <w:webHidden/>
+              </w:rPr>
+              <w:fldChar w:fldCharType="separate"/>
+            </w:r>
+            <w:r>
+              <w:rPr>
+                <w:noProof/>
+                <w:webHidden/>
+              </w:rPr>
+              <w:t>8</w:t>
+            </w:r>
+            <w:r>
+              <w:rPr>
+                <w:noProof/>
+                <w:webHidden/>
+              </w:rPr>
+              <w:fldChar w:fldCharType="end"/>
+            </w:r>
+          </w:hyperlink>
+        </w:p>
+        <w:p>
+          <w:pPr>
+            <w:pStyle w:val="TM3"/>
+            <w:tabs>
+              <w:tab w:val="left" w:pos="1320"/>
+              <w:tab w:val="right" w:leader="dot" w:pos="9062"/>
+            </w:tabs>
+            <w:rPr>
+              <w:rFonts w:eastAsiaTheme="minorEastAsia"/>
+              <w:noProof/>
+              <w:lang w:eastAsia="fr-FR"/>
+            </w:rPr>
+          </w:pPr>
+          <w:hyperlink w:anchor="_Toc210376735" w:history="1">
+            <w:r>
+              <w:rPr>
+                <w:rStyle w:val="Lienhypertexte"/>
+                <w:noProof/>
+              </w:rPr>
+              <w:t>III.3.2</w:t>
+            </w:r>
+            <w:r>
+              <w:rPr>
+                <w:rFonts w:eastAsiaTheme="minorEastAsia"/>
+                <w:noProof/>
+                <w:lang w:eastAsia="fr-FR"/>
+              </w:rPr>
+              <w:tab/>
+            </w:r>
+            <w:r>
+              <w:rPr>
+                <w:rStyle w:val="Lienhypertexte"/>
+                <w:noProof/>
+              </w:rPr>
+              <w:t>Module cartographique</w:t>
+            </w:r>
+            <w:r>
+              <w:rPr>
+                <w:noProof/>
+                <w:webHidden/>
+              </w:rPr>
+              <w:tab/>
+            </w:r>
+            <w:r>
+              <w:rPr>
+                <w:noProof/>
+                <w:webHidden/>
+              </w:rPr>
+              <w:fldChar w:fldCharType="begin"/>
+            </w:r>
+            <w:r>
+              <w:rPr>
+                <w:noProof/>
+                <w:webHidden/>
+              </w:rPr>
+              <w:instrText xml:space="preserve"> PAGEREF _Toc210376735 \h </w:instrText>
+            </w:r>
+            <w:r>
+              <w:rPr>
+                <w:noProof/>
+                <w:webHidden/>
+              </w:rPr>
+            </w:r>
+            <w:r>
+              <w:rPr>
+                <w:noProof/>
+                <w:webHidden/>
+              </w:rPr>
+              <w:fldChar w:fldCharType="separate"/>
+            </w:r>
+            <w:r>
+              <w:rPr>
+                <w:noProof/>
+                <w:webHidden/>
+              </w:rPr>
+              <w:t>8</w:t>
+            </w:r>
+            <w:r>
+              <w:rPr>
+                <w:noProof/>
+                <w:webHidden/>
+              </w:rPr>
+              <w:fldChar w:fldCharType="end"/>
+            </w:r>
+          </w:hyperlink>
+        </w:p>
+        <w:p>
+          <w:pPr>
+            <w:pStyle w:val="TM3"/>
+            <w:tabs>
+              <w:tab w:val="left" w:pos="1320"/>
+              <w:tab w:val="right" w:leader="dot" w:pos="9062"/>
+            </w:tabs>
+            <w:rPr>
+              <w:rFonts w:eastAsiaTheme="minorEastAsia"/>
+              <w:noProof/>
+              <w:lang w:eastAsia="fr-FR"/>
+            </w:rPr>
+          </w:pPr>
+          <w:hyperlink w:anchor="_Toc210376736" w:history="1">
+            <w:r>
+              <w:rPr>
+                <w:rStyle w:val="Lienhypertexte"/>
+                <w:noProof/>
+              </w:rPr>
+              <w:t>III.3.3</w:t>
+            </w:r>
+            <w:r>
+              <w:rPr>
+                <w:rFonts w:eastAsiaTheme="minorEastAsia"/>
+                <w:noProof/>
+                <w:lang w:eastAsia="fr-FR"/>
+              </w:rPr>
+              <w:tab/>
+            </w:r>
+            <w:r>
+              <w:rPr>
+                <w:rStyle w:val="Lienhypertexte"/>
+                <w:noProof/>
+              </w:rPr>
+              <w:t>Module Road-Trip</w:t>
+            </w:r>
+            <w:r>
+              <w:rPr>
+                <w:noProof/>
+                <w:webHidden/>
+              </w:rPr>
+              <w:tab/>
+            </w:r>
+            <w:r>
+              <w:rPr>
+                <w:noProof/>
+                <w:webHidden/>
+              </w:rPr>
+              <w:fldChar w:fldCharType="begin"/>
+            </w:r>
+            <w:r>
+              <w:rPr>
+                <w:noProof/>
+                <w:webHidden/>
+              </w:rPr>
+              <w:instrText xml:space="preserve"> PAGEREF _Toc210376736 \h </w:instrText>
+            </w:r>
+            <w:r>
+              <w:rPr>
+                <w:noProof/>
+                <w:webHidden/>
+              </w:rPr>
+            </w:r>
+            <w:r>
+              <w:rPr>
+                <w:noProof/>
+                <w:webHidden/>
+              </w:rPr>
+              <w:fldChar w:fldCharType="separate"/>
+            </w:r>
+            <w:r>
+              <w:rPr>
+                <w:noProof/>
+                <w:webHidden/>
+              </w:rPr>
+              <w:t>8</w:t>
+            </w:r>
+            <w:r>
+              <w:rPr>
+                <w:noProof/>
+                <w:webHidden/>
+              </w:rPr>
+              <w:fldChar w:fldCharType="end"/>
+            </w:r>
+          </w:hyperlink>
+        </w:p>
+        <w:p>
+          <w:pPr>
+            <w:pStyle w:val="TM3"/>
+            <w:tabs>
+              <w:tab w:val="left" w:pos="1320"/>
+              <w:tab w:val="right" w:leader="dot" w:pos="9062"/>
+            </w:tabs>
+            <w:rPr>
+              <w:rFonts w:eastAsiaTheme="minorEastAsia"/>
+              <w:noProof/>
+              <w:lang w:eastAsia="fr-FR"/>
+            </w:rPr>
+          </w:pPr>
+          <w:hyperlink w:anchor="_Toc210376737" w:history="1">
+            <w:r>
+              <w:rPr>
+                <w:rStyle w:val="Lienhypertexte"/>
+                <w:noProof/>
+              </w:rPr>
+              <w:t>III.3.4</w:t>
+            </w:r>
+            <w:r>
+              <w:rPr>
+                <w:rFonts w:eastAsiaTheme="minorEastAsia"/>
+                <w:noProof/>
+                <w:lang w:eastAsia="fr-FR"/>
+              </w:rPr>
+              <w:tab/>
+            </w:r>
+            <w:r>
+              <w:rPr>
+                <w:rStyle w:val="Lienhypertexte"/>
+                <w:noProof/>
+              </w:rPr>
+              <w:t>Module point d’intérêt (POI)</w:t>
+            </w:r>
+            <w:r>
+              <w:rPr>
+                <w:noProof/>
+                <w:webHidden/>
+              </w:rPr>
+              <w:tab/>
+            </w:r>
+            <w:r>
+              <w:rPr>
+                <w:noProof/>
+                <w:webHidden/>
+              </w:rPr>
+              <w:fldChar w:fldCharType="begin"/>
+            </w:r>
+            <w:r>
+              <w:rPr>
+                <w:noProof/>
+                <w:webHidden/>
+              </w:rPr>
+              <w:instrText xml:space="preserve"> PAGEREF _Toc210376737 \h </w:instrText>
+            </w:r>
+            <w:r>
+              <w:rPr>
+                <w:noProof/>
+                <w:webHidden/>
+              </w:rPr>
+            </w:r>
+            <w:r>
+              <w:rPr>
+                <w:noProof/>
+                <w:webHidden/>
+              </w:rPr>
+              <w:fldChar w:fldCharType="separate"/>
+            </w:r>
+            <w:r>
+              <w:rPr>
+                <w:noProof/>
+                <w:webHidden/>
+              </w:rPr>
+              <w:t>8</w:t>
+            </w:r>
+            <w:r>
+              <w:rPr>
+                <w:noProof/>
+                <w:webHidden/>
+              </w:rPr>
+              <w:fldChar w:fldCharType="end"/>
+            </w:r>
+          </w:hyperlink>
+        </w:p>
+        <w:p>
+          <w:pPr>
+            <w:pStyle w:val="TM3"/>
+            <w:tabs>
+              <w:tab w:val="left" w:pos="1320"/>
+              <w:tab w:val="right" w:leader="dot" w:pos="9062"/>
+            </w:tabs>
+            <w:rPr>
+              <w:rFonts w:eastAsiaTheme="minorEastAsia"/>
+              <w:noProof/>
+              <w:lang w:eastAsia="fr-FR"/>
+            </w:rPr>
+          </w:pPr>
+          <w:hyperlink w:anchor="_Toc210376738" w:history="1">
+            <w:r>
+              <w:rPr>
+                <w:rStyle w:val="Lienhypertexte"/>
+                <w:noProof/>
+              </w:rPr>
+              <w:t>III.3.5</w:t>
+            </w:r>
+            <w:r>
+              <w:rPr>
+                <w:rFonts w:eastAsiaTheme="minorEastAsia"/>
+                <w:noProof/>
+                <w:lang w:eastAsia="fr-FR"/>
+              </w:rPr>
+              <w:tab/>
+            </w:r>
+            <w:r>
+              <w:rPr>
+                <w:rStyle w:val="Lienhypertexte"/>
+                <w:noProof/>
+              </w:rPr>
+              <w:t>Module communautaire</w:t>
+            </w:r>
+            <w:r>
+              <w:rPr>
+                <w:noProof/>
+                <w:webHidden/>
+              </w:rPr>
+              <w:tab/>
+            </w:r>
+            <w:r>
+              <w:rPr>
+                <w:noProof/>
+                <w:webHidden/>
+              </w:rPr>
+              <w:fldChar w:fldCharType="begin"/>
+            </w:r>
+            <w:r>
+              <w:rPr>
+                <w:noProof/>
+                <w:webHidden/>
+              </w:rPr>
+              <w:instrText xml:space="preserve"> PAGEREF _Toc210376738 \h </w:instrText>
+            </w:r>
+            <w:r>
+              <w:rPr>
+                <w:noProof/>
+                <w:webHidden/>
+              </w:rPr>
+            </w:r>
+            <w:r>
+              <w:rPr>
+                <w:noProof/>
+                <w:webHidden/>
+              </w:rPr>
+              <w:fldChar w:fldCharType="separate"/>
+            </w:r>
+            <w:r>
+              <w:rPr>
+                <w:noProof/>
+                <w:webHidden/>
+              </w:rPr>
+              <w:t>8</w:t>
+            </w:r>
+            <w:r>
+              <w:rPr>
+                <w:noProof/>
+                <w:webHidden/>
+              </w:rPr>
+              <w:fldChar w:fldCharType="end"/>
+            </w:r>
+          </w:hyperlink>
+        </w:p>
+        <w:p>
+          <w:pPr>
+            <w:pStyle w:val="TM3"/>
+            <w:tabs>
+              <w:tab w:val="left" w:pos="1320"/>
+              <w:tab w:val="right" w:leader="dot" w:pos="9062"/>
+            </w:tabs>
+            <w:rPr>
+              <w:rFonts w:eastAsiaTheme="minorEastAsia"/>
+              <w:noProof/>
+              <w:lang w:eastAsia="fr-FR"/>
+            </w:rPr>
+          </w:pPr>
+          <w:hyperlink w:anchor="_Toc210376739" w:history="1">
+            <w:r>
+              <w:rPr>
+                <w:rStyle w:val="Lienhypertexte"/>
+                <w:noProof/>
+              </w:rPr>
+              <w:t>III.3.6</w:t>
+            </w:r>
+            <w:r>
+              <w:rPr>
+                <w:rFonts w:eastAsiaTheme="minorEastAsia"/>
+                <w:noProof/>
+                <w:lang w:eastAsia="fr-FR"/>
+              </w:rPr>
+              <w:tab/>
+            </w:r>
+            <w:r>
+              <w:rPr>
+                <w:rStyle w:val="Lienhypertexte"/>
+                <w:noProof/>
+              </w:rPr>
+              <w:t>Module administration</w:t>
+            </w:r>
+            <w:r>
+              <w:rPr>
+                <w:noProof/>
+                <w:webHidden/>
+              </w:rPr>
+              <w:tab/>
+            </w:r>
+            <w:r>
+              <w:rPr>
+                <w:noProof/>
+                <w:webHidden/>
+              </w:rPr>
+              <w:fldChar w:fldCharType="begin"/>
+            </w:r>
+            <w:r>
+              <w:rPr>
+                <w:noProof/>
+                <w:webHidden/>
+              </w:rPr>
+              <w:instrText xml:space="preserve"> PAGEREF _Toc210376739 \h </w:instrText>
+            </w:r>
+            <w:r>
+              <w:rPr>
+                <w:noProof/>
+                <w:webHidden/>
+              </w:rPr>
+            </w:r>
+            <w:r>
+              <w:rPr>
+                <w:noProof/>
+                <w:webHidden/>
+              </w:rPr>
+              <w:fldChar w:fldCharType="separate"/>
+            </w:r>
+            <w:r>
+              <w:rPr>
+                <w:noProof/>
+                <w:webHidden/>
+              </w:rPr>
+              <w:t>8</w:t>
+            </w:r>
+            <w:r>
+              <w:rPr>
+                <w:noProof/>
+                <w:webHidden/>
+              </w:rPr>
+              <w:fldChar w:fldCharType="end"/>
+            </w:r>
+          </w:hyperlink>
+        </w:p>
+        <w:p>
+          <w:pPr>
+            <w:pStyle w:val="TM3"/>
+            <w:tabs>
+              <w:tab w:val="left" w:pos="1320"/>
+              <w:tab w:val="right" w:leader="dot" w:pos="9062"/>
+            </w:tabs>
+            <w:rPr>
+              <w:rFonts w:eastAsiaTheme="minorEastAsia"/>
+              <w:noProof/>
+              <w:lang w:eastAsia="fr-FR"/>
+            </w:rPr>
+          </w:pPr>
+          <w:hyperlink w:anchor="_Toc210376740" w:history="1">
+            <w:r>
+              <w:rPr>
+                <w:rStyle w:val="Lienhypertexte"/>
+                <w:noProof/>
+              </w:rPr>
+              <w:t>III.3.7</w:t>
+            </w:r>
+            <w:r>
+              <w:rPr>
+                <w:rFonts w:eastAsiaTheme="minorEastAsia"/>
+                <w:noProof/>
+                <w:lang w:eastAsia="fr-FR"/>
+              </w:rPr>
+              <w:tab/>
+            </w:r>
+            <w:r>
+              <w:rPr>
+                <w:rStyle w:val="Lienhypertexte"/>
+                <w:noProof/>
+              </w:rPr>
+              <w:t>Module infrastructure</w:t>
+            </w:r>
+            <w:r>
+              <w:rPr>
+                <w:noProof/>
+                <w:webHidden/>
+              </w:rPr>
+              <w:tab/>
+            </w:r>
+            <w:r>
+              <w:rPr>
+                <w:noProof/>
+                <w:webHidden/>
+              </w:rPr>
+              <w:fldChar w:fldCharType="begin"/>
+            </w:r>
+            <w:r>
+              <w:rPr>
+                <w:noProof/>
+                <w:webHidden/>
+              </w:rPr>
+              <w:instrText xml:space="preserve"> PAGEREF _Toc210376740 \h </w:instrText>
+            </w:r>
+            <w:r>
+              <w:rPr>
+                <w:noProof/>
+                <w:webHidden/>
+              </w:rPr>
+            </w:r>
+            <w:r>
+              <w:rPr>
+                <w:noProof/>
+                <w:webHidden/>
+              </w:rPr>
+              <w:fldChar w:fldCharType="separate"/>
+            </w:r>
+            <w:r>
+              <w:rPr>
+                <w:noProof/>
+                <w:webHidden/>
+              </w:rPr>
+              <w:t>9</w:t>
+            </w:r>
+            <w:r>
+              <w:rPr>
+                <w:noProof/>
+                <w:webHidden/>
+              </w:rPr>
+              <w:fldChar w:fldCharType="end"/>
+            </w:r>
+          </w:hyperlink>
+        </w:p>
+        <w:p>
+          <w:pPr>
+            <w:pStyle w:val="TM2"/>
+            <w:tabs>
+              <w:tab w:val="left" w:pos="880"/>
+              <w:tab w:val="right" w:leader="dot" w:pos="9062"/>
+            </w:tabs>
+            <w:rPr>
+              <w:rFonts w:eastAsiaTheme="minorEastAsia"/>
+              <w:noProof/>
+              <w:lang w:eastAsia="fr-FR"/>
+            </w:rPr>
+          </w:pPr>
+          <w:hyperlink w:anchor="_Toc210376741" w:history="1">
+            <w:r>
+              <w:rPr>
+                <w:rStyle w:val="Lienhypertexte"/>
+                <w:noProof/>
+              </w:rPr>
+              <w:t>III.4</w:t>
+            </w:r>
+            <w:r>
+              <w:rPr>
+                <w:rFonts w:eastAsiaTheme="minorEastAsia"/>
+                <w:noProof/>
+                <w:lang w:eastAsia="fr-FR"/>
+              </w:rPr>
+              <w:tab/>
+            </w:r>
+            <w:r>
+              <w:rPr>
+                <w:rStyle w:val="Lienhypertexte"/>
+                <w:noProof/>
+              </w:rPr>
+              <w:t>Définition des interactions</w:t>
+            </w:r>
+            <w:r>
+              <w:rPr>
+                <w:noProof/>
+                <w:webHidden/>
+              </w:rPr>
+              <w:tab/>
+            </w:r>
+            <w:r>
+              <w:rPr>
+                <w:noProof/>
+                <w:webHidden/>
+              </w:rPr>
+              <w:fldChar w:fldCharType="begin"/>
+            </w:r>
+            <w:r>
+              <w:rPr>
+                <w:noProof/>
+                <w:webHidden/>
+              </w:rPr>
+              <w:instrText xml:space="preserve"> PAGEREF _Toc210376741 \h </w:instrText>
+            </w:r>
+            <w:r>
+              <w:rPr>
+                <w:noProof/>
+                <w:webHidden/>
+              </w:rPr>
+            </w:r>
+            <w:r>
+              <w:rPr>
+                <w:noProof/>
+                <w:webHidden/>
+              </w:rPr>
+              <w:fldChar w:fldCharType="separate"/>
+            </w:r>
+            <w:r>
+              <w:rPr>
+                <w:noProof/>
+                <w:webHidden/>
+              </w:rPr>
+              <w:t>9</w:t>
             </w:r>
             <w:r>
               <w:rPr>
@@ -2153,7 +3454,7 @@
       <w:pPr>
         <w:pStyle w:val="Titre1"/>
       </w:pPr>
-      <w:bookmarkStart w:id="0" w:name="_Toc209174037"/>
+      <w:bookmarkStart w:id="0" w:name="_Toc210376716"/>
       <w:r>
         <w:lastRenderedPageBreak/>
         <w:t>Introduction</w:t>
@@ -2164,7 +3465,7 @@
       <w:pPr>
         <w:pStyle w:val="Titre2"/>
       </w:pPr>
-      <w:bookmarkStart w:id="1" w:name="_Toc209174038"/>
+      <w:bookmarkStart w:id="1" w:name="_Toc210376717"/>
       <w:r>
         <w:t>Objectifs et contexte du projet</w:t>
       </w:r>
@@ -2172,7 +3473,15 @@
     </w:p>
     <w:p>
       <w:r>
-        <w:t xml:space="preserve">Dans le cadre de la SAE de BUT2 il nous a été demandé de réaliser un site web utilisant des cartes d’OpenStreetMap qui est un projet de cartographie libre de droit. Le choix de l’exploitation des cartes était libre, nous avons donc choisis de les utiliser pour créer un logiciel permettant de planifier des </w:t>
+        <w:t>Dans le cadre de la SAE de BUT2 il nous a été demandé de réaliser un site web utilisant des cartes d’</w:t>
+      </w:r>
+      <w:proofErr w:type="spellStart"/>
+      <w:r>
+        <w:t>OpenStreetMap</w:t>
+      </w:r>
+      <w:proofErr w:type="spellEnd"/>
+      <w:r>
+        <w:t xml:space="preserve"> qui est un projet de cartographie libre de droit. Le choix de l’exploitation des cartes était libre, nous avons donc choisis de les utiliser pour créer un logiciel permettant de planifier des </w:t>
       </w:r>
       <w:r>
         <w:t>Road Trip</w:t>
@@ -2201,15 +3510,31 @@
         </w:numPr>
       </w:pPr>
       <w:r>
-        <w:t>Se familiariser avec OpenStreetMap :</w:t>
-      </w:r>
-    </w:p>
-    <w:p>
-      <w:pPr>
-        <w:pStyle w:val="Paragraphedeliste"/>
-      </w:pPr>
-      <w:r>
-        <w:t>En effet cet outil est nouveau pour nous. Un des objectifs majeurs va être donc de découvrir les différentes possibilités offertes par OpenStreetMap et les librairies qui vont avec et de les exploiter au maximum.</w:t>
+        <w:t xml:space="preserve">Se familiariser avec </w:t>
+      </w:r>
+      <w:proofErr w:type="spellStart"/>
+      <w:r>
+        <w:t>OpenStreetMap</w:t>
+      </w:r>
+      <w:proofErr w:type="spellEnd"/>
+      <w:r>
+        <w:t> :</w:t>
+      </w:r>
+    </w:p>
+    <w:p>
+      <w:pPr>
+        <w:pStyle w:val="Paragraphedeliste"/>
+      </w:pPr>
+      <w:r>
+        <w:t xml:space="preserve">En effet cet outil est nouveau pour nous. Un des objectifs majeurs va être donc de découvrir les différentes possibilités offertes par </w:t>
+      </w:r>
+      <w:proofErr w:type="spellStart"/>
+      <w:r>
+        <w:t>OpenStreetMap</w:t>
+      </w:r>
+      <w:proofErr w:type="spellEnd"/>
+      <w:r>
+        <w:t xml:space="preserve"> et les librairies qui vont avec et de les exploiter au maximum.</w:t>
       </w:r>
     </w:p>
     <w:p>
@@ -2320,7 +3645,7 @@
       <w:pPr>
         <w:pStyle w:val="Titre2"/>
       </w:pPr>
-      <w:bookmarkStart w:id="2" w:name="_Toc209174039"/>
+      <w:bookmarkStart w:id="2" w:name="_Toc210376718"/>
       <w:r>
         <w:t>Utilisateurs du système</w:t>
       </w:r>
@@ -2335,7 +3660,7 @@
       <w:pPr>
         <w:pStyle w:val="Titre3"/>
       </w:pPr>
-      <w:bookmarkStart w:id="3" w:name="_Toc209174040"/>
+      <w:bookmarkStart w:id="3" w:name="_Toc210376719"/>
       <w:r>
         <w:t>Utilisateurs sans compte</w:t>
       </w:r>
@@ -2404,7 +3729,7 @@
       <w:pPr>
         <w:pStyle w:val="Titre3"/>
       </w:pPr>
-      <w:bookmarkStart w:id="4" w:name="_Toc209174041"/>
+      <w:bookmarkStart w:id="4" w:name="_Toc210376720"/>
       <w:r>
         <w:lastRenderedPageBreak/>
         <w:t>Utilisateur avec compte</w:t>
@@ -2498,7 +3823,7 @@
       <w:pPr>
         <w:pStyle w:val="Titre3"/>
       </w:pPr>
-      <w:bookmarkStart w:id="5" w:name="_Toc209174042"/>
+      <w:bookmarkStart w:id="5" w:name="_Toc210376721"/>
       <w:r>
         <w:t>Administrateur</w:t>
       </w:r>
@@ -2558,7 +3883,7 @@
       <w:pPr>
         <w:pStyle w:val="Titre3"/>
       </w:pPr>
-      <w:bookmarkStart w:id="6" w:name="_Toc209174043"/>
+      <w:bookmarkStart w:id="6" w:name="_Toc210376722"/>
       <w:r>
         <w:t>Cas d’utilisation du site</w:t>
       </w:r>
@@ -2573,13 +3898,23 @@
       <w:pPr>
         <w:pStyle w:val="Titre2"/>
       </w:pPr>
+      <w:bookmarkStart w:id="7" w:name="_Toc210376723"/>
       <w:r>
         <w:t>Contrainte matériel</w:t>
       </w:r>
-    </w:p>
-    <w:p>
-      <w:r>
-        <w:t xml:space="preserve">Nous avons comme contrainte d’utiliser OpenStreetMap pour notre projet. Nous allons avoir besoins d’une connexion à internet, d’une base de données et également d’un serveur pour héberger notre site. </w:t>
+      <w:bookmarkEnd w:id="7"/>
+    </w:p>
+    <w:p>
+      <w:r>
+        <w:t xml:space="preserve">Nous avons comme contrainte d’utiliser </w:t>
+      </w:r>
+      <w:proofErr w:type="spellStart"/>
+      <w:r>
+        <w:t>OpenStreetMap</w:t>
+      </w:r>
+      <w:proofErr w:type="spellEnd"/>
+      <w:r>
+        <w:t xml:space="preserve"> pour notre projet. Nous allons avoir besoins d’une connexion à internet, d’une base de données et également d’un serveur pour héberger notre site. </w:t>
       </w:r>
       <w:r>
         <w:br w:type="page"/>
@@ -2589,20 +3924,22 @@
       <w:pPr>
         <w:pStyle w:val="Titre1"/>
       </w:pPr>
+      <w:bookmarkStart w:id="8" w:name="_Toc210376724"/>
       <w:r>
         <w:lastRenderedPageBreak/>
         <w:t>Etude de faisabilité</w:t>
       </w:r>
+      <w:bookmarkEnd w:id="8"/>
     </w:p>
     <w:p>
       <w:pPr>
         <w:pStyle w:val="Titre2"/>
       </w:pPr>
-      <w:bookmarkStart w:id="7" w:name="_Toc209174046"/>
+      <w:bookmarkStart w:id="9" w:name="_Toc210376725"/>
       <w:r>
         <w:t>Méthodes et outils existants</w:t>
       </w:r>
-      <w:bookmarkEnd w:id="7"/>
+      <w:bookmarkEnd w:id="9"/>
     </w:p>
     <w:p>
       <w:r>
@@ -2624,8 +3961,18 @@
             <w:b/>
             <w:bCs/>
           </w:rPr>
-          <w:t>Google Maps</w:t>
+          <w:t xml:space="preserve">Google </w:t>
         </w:r>
+        <w:proofErr w:type="spellStart"/>
+        <w:r>
+          <w:rPr>
+            <w:rStyle w:val="Lienhypertexte"/>
+            <w:b/>
+            <w:bCs/>
+          </w:rPr>
+          <w:t>Maps</w:t>
+        </w:r>
+        <w:proofErr w:type="spellEnd"/>
         <w:r>
           <w:rPr>
             <w:rStyle w:val="Lienhypertexte"/>
@@ -2642,7 +3989,15 @@
         <w:pStyle w:val="Paragraphedeliste"/>
       </w:pPr>
       <w:r>
-        <w:t xml:space="preserve">Google Maps est un des sites les plus utilisé pour la planification de Road trip. Il a plusieurs avantages mais aussi des </w:t>
+        <w:t xml:space="preserve">Google </w:t>
+      </w:r>
+      <w:proofErr w:type="spellStart"/>
+      <w:r>
+        <w:t>Maps</w:t>
+      </w:r>
+      <w:proofErr w:type="spellEnd"/>
+      <w:r>
+        <w:t xml:space="preserve"> est un des sites les plus utilisé pour la planification de Road trip. Il a plusieurs avantages mais aussi des </w:t>
       </w:r>
       <w:r>
         <w:t>inconvénients</w:t>
@@ -2854,11 +4209,19 @@
         </w:rPr>
       </w:pPr>
       <w:hyperlink r:id="rId18" w:history="1">
+        <w:proofErr w:type="spellStart"/>
         <w:r>
           <w:rPr>
             <w:rStyle w:val="Lienhypertexte"/>
           </w:rPr>
-          <w:t>Roadtrippers </w:t>
+          <w:t>Roadtrippers</w:t>
+        </w:r>
+        <w:proofErr w:type="spellEnd"/>
+        <w:r>
+          <w:rPr>
+            <w:rStyle w:val="Lienhypertexte"/>
+          </w:rPr>
+          <w:t> </w:t>
         </w:r>
       </w:hyperlink>
       <w:r>
@@ -2869,8 +4232,13 @@
       <w:pPr>
         <w:pStyle w:val="Paragraphedeliste"/>
       </w:pPr>
-      <w:r>
-        <w:t>Roadtrippers est un site de planification et de partage de Road trip.</w:t>
+      <w:proofErr w:type="spellStart"/>
+      <w:r>
+        <w:t>Roadtrippers</w:t>
+      </w:r>
+      <w:proofErr w:type="spellEnd"/>
+      <w:r>
+        <w:t xml:space="preserve"> est un site de planification et de partage de Road trip.</w:t>
       </w:r>
     </w:p>
     <w:p>
@@ -2995,12 +4363,14 @@
         </w:numPr>
       </w:pPr>
       <w:hyperlink r:id="rId19" w:history="1">
+        <w:proofErr w:type="spellStart"/>
         <w:r>
           <w:rPr>
             <w:rStyle w:val="Lienhypertexte"/>
           </w:rPr>
           <w:t>triplt</w:t>
         </w:r>
+        <w:proofErr w:type="spellEnd"/>
       </w:hyperlink>
       <w:r>
         <w:t xml:space="preserve"> : </w:t>
@@ -3010,8 +4380,13 @@
       <w:pPr>
         <w:pStyle w:val="Paragraphedeliste"/>
       </w:pPr>
-      <w:r>
-        <w:t>triplt est une application de gestion de voyage où il est possible d’organiser un itinéraire de manière structurée.</w:t>
+      <w:proofErr w:type="spellStart"/>
+      <w:r>
+        <w:t>triplt</w:t>
+      </w:r>
+      <w:proofErr w:type="spellEnd"/>
+      <w:r>
+        <w:t xml:space="preserve"> est une application de gestion de voyage où il est possible d’organiser un itinéraire de manière structurée.</w:t>
       </w:r>
     </w:p>
     <w:p>
@@ -3089,26 +4464,35 @@
       <w:pPr>
         <w:pStyle w:val="Titre1"/>
       </w:pPr>
+      <w:bookmarkStart w:id="10" w:name="_Toc210376726"/>
       <w:r>
         <w:lastRenderedPageBreak/>
         <w:t>Solution proposee</w:t>
       </w:r>
+      <w:bookmarkEnd w:id="10"/>
     </w:p>
     <w:p>
       <w:pPr>
         <w:pStyle w:val="Titre2"/>
       </w:pPr>
+      <w:bookmarkStart w:id="11" w:name="_Toc210376727"/>
       <w:r>
         <w:t>Concept et terminologie</w:t>
       </w:r>
+      <w:bookmarkEnd w:id="11"/>
     </w:p>
     <w:p/>
     <w:p>
       <w:pPr>
         <w:pStyle w:val="Titre3"/>
       </w:pPr>
-      <w:r>
-        <w:t>Concept </w:t>
+      <w:bookmarkStart w:id="12" w:name="_Toc210376728"/>
+      <w:r>
+        <w:t>Concept</w:t>
+      </w:r>
+      <w:bookmarkEnd w:id="12"/>
+      <w:r>
+        <w:t> </w:t>
       </w:r>
     </w:p>
     <w:p>
@@ -3190,9 +4574,11 @@
       <w:pPr>
         <w:pStyle w:val="Titre3"/>
       </w:pPr>
+      <w:bookmarkStart w:id="13" w:name="_Toc210376729"/>
       <w:r>
         <w:t>Terminologie</w:t>
       </w:r>
+      <w:bookmarkEnd w:id="13"/>
     </w:p>
     <w:p/>
     <w:p>
@@ -3203,13 +4589,23 @@
           <w:numId w:val="17"/>
         </w:numPr>
       </w:pPr>
+      <w:proofErr w:type="spellStart"/>
       <w:r>
         <w:rPr>
           <w:b/>
           <w:bCs/>
           <w:u w:val="single"/>
         </w:rPr>
-        <w:t>OpenStreetMap :</w:t>
+        <w:t>OpenStreetMap</w:t>
+      </w:r>
+      <w:proofErr w:type="spellEnd"/>
+      <w:r>
+        <w:rPr>
+          <w:b/>
+          <w:bCs/>
+          <w:u w:val="single"/>
+        </w:rPr>
+        <w:t xml:space="preserve"> :</w:t>
       </w:r>
       <w:r>
         <w:t xml:space="preserve"> Il s'agit d'un projet collaboratif de cartographie. Cela permet de créer des </w:t>
@@ -3458,9 +4854,11 @@
       <w:pPr>
         <w:pStyle w:val="Titre2"/>
       </w:pPr>
+      <w:bookmarkStart w:id="14" w:name="_Toc210376730"/>
       <w:r>
         <w:t>Définition des fonctionnalités du programme</w:t>
       </w:r>
+      <w:bookmarkEnd w:id="14"/>
     </w:p>
     <w:p>
       <w:r>
@@ -3524,7 +4922,15 @@
         </w:numPr>
       </w:pPr>
       <w:r>
-        <w:t>Afficher la carte OpenStreetMap, pourvoir naviguer dessus</w:t>
+        <w:t xml:space="preserve">Afficher la carte </w:t>
+      </w:r>
+      <w:proofErr w:type="spellStart"/>
+      <w:r>
+        <w:t>OpenStreetMap</w:t>
+      </w:r>
+      <w:proofErr w:type="spellEnd"/>
+      <w:r>
+        <w:t>, pourvoir naviguer dessus</w:t>
       </w:r>
     </w:p>
     <w:p>
@@ -3738,10 +5144,12 @@
       <w:pPr>
         <w:pStyle w:val="Titre3"/>
       </w:pPr>
+      <w:bookmarkStart w:id="15" w:name="_Toc210376731"/>
       <w:r>
         <w:lastRenderedPageBreak/>
         <w:t>Diagramme de cas d’utilisations</w:t>
       </w:r>
+      <w:bookmarkEnd w:id="15"/>
     </w:p>
     <w:p>
       <w:r>
@@ -3810,10 +5218,12 @@
       <w:pPr>
         <w:pStyle w:val="Titre3"/>
       </w:pPr>
+      <w:bookmarkStart w:id="16" w:name="_Toc210376732"/>
       <w:r>
         <w:lastRenderedPageBreak/>
         <w:t>I/O Fonctions</w:t>
       </w:r>
+      <w:bookmarkEnd w:id="16"/>
     </w:p>
     <w:p/>
     <w:tbl>
@@ -4867,11 +6277,87 @@
       <w:pPr>
         <w:pStyle w:val="Titre2"/>
       </w:pPr>
-      <w:r>
+      <w:bookmarkStart w:id="17" w:name="_Toc210376733"/>
+      <w:r>
+        <w:rPr>
+          <w:noProof/>
+        </w:rPr>
         <w:lastRenderedPageBreak/>
+        <w:drawing>
+          <wp:anchor distT="0" distB="0" distL="114300" distR="114300" simplePos="0" relativeHeight="251691520" behindDoc="1" locked="0" layoutInCell="1" allowOverlap="1" wp14:anchorId="6CF869E3" wp14:editId="2E9C703F">
+            <wp:simplePos x="0" y="0"/>
+            <wp:positionH relativeFrom="page">
+              <wp:posOffset>26670</wp:posOffset>
+            </wp:positionH>
+            <wp:positionV relativeFrom="paragraph">
+              <wp:posOffset>452755</wp:posOffset>
+            </wp:positionV>
+            <wp:extent cx="7533640" cy="6008370"/>
+            <wp:effectExtent l="0" t="0" r="0" b="0"/>
+            <wp:wrapTight wrapText="bothSides">
+              <wp:wrapPolygon edited="0">
+                <wp:start x="0" y="0"/>
+                <wp:lineTo x="0" y="21504"/>
+                <wp:lineTo x="21520" y="21504"/>
+                <wp:lineTo x="21520" y="0"/>
+                <wp:lineTo x="0" y="0"/>
+              </wp:wrapPolygon>
+            </wp:wrapTight>
+            <wp:docPr id="7" name="Image 7"/>
+            <wp:cNvGraphicFramePr>
+              <a:graphicFrameLocks xmlns:a="http://schemas.openxmlformats.org/drawingml/2006/main" noChangeAspect="1"/>
+            </wp:cNvGraphicFramePr>
+            <a:graphic xmlns:a="http://schemas.openxmlformats.org/drawingml/2006/main">
+              <a:graphicData uri="http://schemas.openxmlformats.org/drawingml/2006/picture">
+                <pic:pic xmlns:pic="http://schemas.openxmlformats.org/drawingml/2006/picture">
+                  <pic:nvPicPr>
+                    <pic:cNvPr id="0" name="Picture 2"/>
+                    <pic:cNvPicPr>
+                      <a:picLocks noChangeAspect="1" noChangeArrowheads="1"/>
+                    </pic:cNvPicPr>
+                  </pic:nvPicPr>
+                  <pic:blipFill>
+                    <a:blip r:embed="rId21" cstate="print">
+                      <a:extLst>
+                        <a:ext uri="{28A0092B-C50C-407E-A947-70E740481C1C}">
+                          <a14:useLocalDpi xmlns:a14="http://schemas.microsoft.com/office/drawing/2010/main" val="0"/>
+                        </a:ext>
+                      </a:extLst>
+                    </a:blip>
+                    <a:srcRect/>
+                    <a:stretch>
+                      <a:fillRect/>
+                    </a:stretch>
+                  </pic:blipFill>
+                  <pic:spPr bwMode="auto">
+                    <a:xfrm>
+                      <a:off x="0" y="0"/>
+                      <a:ext cx="7533640" cy="6008370"/>
+                    </a:xfrm>
+                    <a:prstGeom prst="rect">
+                      <a:avLst/>
+                    </a:prstGeom>
+                    <a:noFill/>
+                  </pic:spPr>
+                </pic:pic>
+              </a:graphicData>
+            </a:graphic>
+            <wp14:sizeRelH relativeFrom="margin">
+              <wp14:pctWidth>0</wp14:pctWidth>
+            </wp14:sizeRelH>
+            <wp14:sizeRelV relativeFrom="margin">
+              <wp14:pctHeight>0</wp14:pctHeight>
+            </wp14:sizeRelV>
+          </wp:anchor>
+        </w:drawing>
+      </w:r>
+      <w:r>
         <w:t>Définition des modules</w:t>
       </w:r>
-    </w:p>
+      <w:bookmarkEnd w:id="17"/>
+    </w:p>
+    <w:p/>
+    <w:p/>
     <w:p>
       <w:r>
         <w:t>Nous pouvons regrouper les fonctionnalités ci-dessus en plusieurs catégories :</w:t>
@@ -4882,9 +6368,11 @@
       <w:pPr>
         <w:pStyle w:val="Titre3"/>
       </w:pPr>
+      <w:bookmarkStart w:id="18" w:name="_Toc210376734"/>
       <w:r>
         <w:t>Module d’authentification et de gestion des comptes</w:t>
       </w:r>
+      <w:bookmarkEnd w:id="18"/>
     </w:p>
     <w:p>
       <w:pPr>
@@ -4942,9 +6430,11 @@
       <w:pPr>
         <w:pStyle w:val="Titre3"/>
       </w:pPr>
+      <w:bookmarkStart w:id="19" w:name="_Toc210376735"/>
       <w:r>
         <w:t>Module cartographique</w:t>
       </w:r>
+      <w:bookmarkEnd w:id="19"/>
     </w:p>
     <w:p>
       <w:pPr>
@@ -4955,8 +6445,13 @@
         </w:numPr>
       </w:pPr>
       <w:r>
-        <w:t>Affichage de la carte OpenStreetMap</w:t>
-      </w:r>
+        <w:t xml:space="preserve">Affichage de la carte </w:t>
+      </w:r>
+      <w:proofErr w:type="spellStart"/>
+      <w:r>
+        <w:t>OpenStreetMap</w:t>
+      </w:r>
+      <w:proofErr w:type="spellEnd"/>
     </w:p>
     <w:p>
       <w:pPr>
@@ -4999,9 +6494,11 @@
       <w:pPr>
         <w:pStyle w:val="Titre3"/>
       </w:pPr>
+      <w:bookmarkStart w:id="20" w:name="_Toc210376736"/>
       <w:r>
         <w:t>Module Road-Trip</w:t>
       </w:r>
+      <w:bookmarkEnd w:id="20"/>
     </w:p>
     <w:p>
       <w:pPr>
@@ -5068,12 +6565,14 @@
       <w:pPr>
         <w:pStyle w:val="Titre3"/>
       </w:pPr>
+      <w:bookmarkStart w:id="21" w:name="_Toc210376737"/>
       <w:r>
         <w:t>Module point d’intérêt</w:t>
       </w:r>
       <w:r>
         <w:t xml:space="preserve"> (POI)</w:t>
       </w:r>
+      <w:bookmarkEnd w:id="21"/>
     </w:p>
     <w:p>
       <w:pPr>
@@ -5128,9 +6627,11 @@
       <w:pPr>
         <w:pStyle w:val="Titre3"/>
       </w:pPr>
+      <w:bookmarkStart w:id="22" w:name="_Toc210376738"/>
       <w:r>
         <w:t>Module communautaire</w:t>
       </w:r>
+      <w:bookmarkEnd w:id="22"/>
     </w:p>
     <w:p>
       <w:pPr>
@@ -5185,9 +6686,11 @@
       <w:pPr>
         <w:pStyle w:val="Titre3"/>
       </w:pPr>
+      <w:bookmarkStart w:id="23" w:name="_Toc210376739"/>
       <w:r>
         <w:t>Module administration</w:t>
       </w:r>
+      <w:bookmarkEnd w:id="23"/>
     </w:p>
     <w:p>
       <w:pPr>
@@ -5210,7 +6713,6 @@
         </w:numPr>
       </w:pPr>
       <w:r>
-        <w:lastRenderedPageBreak/>
         <w:t>Modération des contenus (avis, POI créés, commentaires)</w:t>
       </w:r>
     </w:p>
@@ -5243,8 +6745,13 @@
       <w:pPr>
         <w:pStyle w:val="Titre3"/>
       </w:pPr>
-      <w:r>
-        <w:t xml:space="preserve">Module infrastructure </w:t>
+      <w:bookmarkStart w:id="24" w:name="_Toc210376740"/>
+      <w:r>
+        <w:t>Module infrastructure</w:t>
+      </w:r>
+      <w:bookmarkEnd w:id="24"/>
+      <w:r>
+        <w:t xml:space="preserve"> </w:t>
       </w:r>
     </w:p>
     <w:p>
@@ -5288,16 +6795,1330 @@
       <w:pPr>
         <w:pStyle w:val="Titre2"/>
       </w:pPr>
-      <w:r>
+      <w:bookmarkStart w:id="25" w:name="_Toc210376741"/>
+      <w:r>
+        <w:lastRenderedPageBreak/>
         <w:t>Définition des interactions</w:t>
+      </w:r>
+      <w:bookmarkEnd w:id="25"/>
+    </w:p>
+    <w:p>
+      <w:pPr>
+        <w:pStyle w:val="Titre3"/>
+      </w:pPr>
+      <w:r>
+        <w:t>Diagramme de séquence </w:t>
+      </w:r>
+    </w:p>
+    <w:p>
+      <w:pPr>
+        <w:pStyle w:val="Titre4"/>
+      </w:pPr>
+      <w:r>
+        <w:t xml:space="preserve">Page d’accueil </w:t>
       </w:r>
     </w:p>
     <w:p/>
     <w:p/>
     <w:p>
-      <w:pPr>
+      <w:r>
+        <w:rPr>
+          <w:noProof/>
+        </w:rPr>
+        <w:drawing>
+          <wp:inline distT="0" distB="0" distL="0" distR="0" wp14:anchorId="1C2F80F3" wp14:editId="4317D106">
+            <wp:extent cx="6316345" cy="3188716"/>
+            <wp:effectExtent l="0" t="0" r="8255" b="0"/>
+            <wp:docPr id="9" name="Image 9"/>
+            <wp:cNvGraphicFramePr>
+              <a:graphicFrameLocks xmlns:a="http://schemas.openxmlformats.org/drawingml/2006/main" noChangeAspect="1"/>
+            </wp:cNvGraphicFramePr>
+            <a:graphic xmlns:a="http://schemas.openxmlformats.org/drawingml/2006/main">
+              <a:graphicData uri="http://schemas.openxmlformats.org/drawingml/2006/picture">
+                <pic:pic xmlns:pic="http://schemas.openxmlformats.org/drawingml/2006/picture">
+                  <pic:nvPicPr>
+                    <pic:cNvPr id="0" name="Picture 3"/>
+                    <pic:cNvPicPr>
+                      <a:picLocks noChangeAspect="1" noChangeArrowheads="1"/>
+                    </pic:cNvPicPr>
+                  </pic:nvPicPr>
+                  <pic:blipFill>
+                    <a:blip r:embed="rId22" cstate="print">
+                      <a:extLst>
+                        <a:ext uri="{28A0092B-C50C-407E-A947-70E740481C1C}">
+                          <a14:useLocalDpi xmlns:a14="http://schemas.microsoft.com/office/drawing/2010/main" val="0"/>
+                        </a:ext>
+                      </a:extLst>
+                    </a:blip>
+                    <a:srcRect/>
+                    <a:stretch>
+                      <a:fillRect/>
+                    </a:stretch>
+                  </pic:blipFill>
+                  <pic:spPr bwMode="auto">
+                    <a:xfrm>
+                      <a:off x="0" y="0"/>
+                      <a:ext cx="6377592" cy="3219636"/>
+                    </a:xfrm>
+                    <a:prstGeom prst="rect">
+                      <a:avLst/>
+                    </a:prstGeom>
+                    <a:noFill/>
+                  </pic:spPr>
+                </pic:pic>
+              </a:graphicData>
+            </a:graphic>
+          </wp:inline>
+        </w:drawing>
+      </w:r>
+    </w:p>
+    <w:p/>
+    <w:p>
+      <w:pPr>
+        <w:pStyle w:val="Paragraphedeliste"/>
+      </w:pPr>
+      <w:r>
+        <w:t xml:space="preserve">Ce diagramme de séquence illustre le comportement du système </w:t>
+      </w:r>
+      <w:r>
+        <w:t>et les interactions possibles entre un Utilisateurs et les différentes pages de l’applications web à partir de la Page d’accueil.</w:t>
+      </w:r>
+    </w:p>
+    <w:p>
+      <w:pPr>
+        <w:pStyle w:val="Paragraphedeliste"/>
+      </w:pPr>
+    </w:p>
+    <w:p>
+      <w:pPr>
+        <w:pStyle w:val="Paragraphedeliste"/>
+      </w:pPr>
+      <w:r>
+        <w:t xml:space="preserve">Ouverture du site et affichage de la page d’accueil : </w:t>
+      </w:r>
+    </w:p>
+    <w:p>
+      <w:pPr>
+        <w:pStyle w:val="Paragraphedeliste"/>
+        <w:numPr>
+          <w:ilvl w:val="3"/>
+          <w:numId w:val="9"/>
+        </w:numPr>
+      </w:pPr>
+      <w:r>
+        <w:t>L’utilisateur commence par ouvrir le site, ce qui lance la page d’accueil</w:t>
+      </w:r>
+    </w:p>
+    <w:p>
+      <w:pPr>
+        <w:pStyle w:val="Paragraphedeliste"/>
+        <w:numPr>
+          <w:ilvl w:val="3"/>
+          <w:numId w:val="9"/>
+        </w:numPr>
+      </w:pPr>
+      <w:r>
+        <w:t>La page d’accueil communique avec le système pour charger les différentes options de navigation.</w:t>
+      </w:r>
+    </w:p>
+    <w:p>
+      <w:pPr>
+        <w:pStyle w:val="Paragraphedeliste"/>
+        <w:numPr>
+          <w:ilvl w:val="3"/>
+          <w:numId w:val="9"/>
+        </w:numPr>
+      </w:pPr>
+      <w:r>
+        <w:t>Le système retourne la liste des options possibles, qui sont affichés à l’utilisateurs sous forme de menu (connexion , inscription , messagerie, création de Road Trip, profil  amis ,recherche).</w:t>
+      </w:r>
+    </w:p>
+    <w:p>
+      <w:pPr>
+        <w:pStyle w:val="Paragraphedeliste"/>
+      </w:pPr>
+      <w:r>
+        <w:t>Authentification ou inscription (deux possibilités) :</w:t>
+      </w:r>
+    </w:p>
+    <w:p>
+      <w:pPr>
+        <w:pStyle w:val="Paragraphedeliste"/>
+        <w:numPr>
+          <w:ilvl w:val="3"/>
+          <w:numId w:val="9"/>
+        </w:numPr>
+      </w:pPr>
+      <w:r>
+        <w:t>Si l’utilisateur a déjà un compte : il sélectionne l’option connexion. La page de connexion envoie une demande d’authentification au Système, qui retourne un résultat (validé ou non).</w:t>
+      </w:r>
+    </w:p>
+    <w:p>
+      <w:pPr>
+        <w:pStyle w:val="Paragraphedeliste"/>
+        <w:numPr>
+          <w:ilvl w:val="3"/>
+          <w:numId w:val="9"/>
+        </w:numPr>
+      </w:pPr>
+      <w:r>
+        <w:t>Si l’utilisateur n’a pas de compte : il sélectionne inscription. La page de connexion transmet alors les informations saisies au Système qui les enregistre et retourne une confirmation d’inscriptions.</w:t>
+      </w:r>
+    </w:p>
+    <w:p>
+      <w:pPr>
+        <w:pStyle w:val="Paragraphedeliste"/>
+      </w:pPr>
+      <w:r>
+        <w:t xml:space="preserve">Navigation vers les fonctionnalités principales : </w:t>
+      </w:r>
+    </w:p>
+    <w:p>
+      <w:pPr>
+        <w:pStyle w:val="Paragraphedeliste"/>
+        <w:numPr>
+          <w:ilvl w:val="3"/>
+          <w:numId w:val="9"/>
+        </w:numPr>
+      </w:pPr>
+      <w:r>
+        <w:lastRenderedPageBreak/>
+        <w:t>Une fois connecté ou inscrit, l’utilisateur peut choisir parmi différentes actions principales :</w:t>
+      </w:r>
+    </w:p>
+    <w:p>
+      <w:pPr>
+        <w:pStyle w:val="Paragraphedeliste"/>
+        <w:numPr>
+          <w:ilvl w:val="4"/>
+          <w:numId w:val="9"/>
+        </w:numPr>
+      </w:pPr>
+      <w:r>
+        <w:t xml:space="preserve">Accéder à la messagerie pour échanger avec ses amis </w:t>
+      </w:r>
+    </w:p>
+    <w:p>
+      <w:pPr>
+        <w:pStyle w:val="Paragraphedeliste"/>
+        <w:numPr>
+          <w:ilvl w:val="4"/>
+          <w:numId w:val="9"/>
+        </w:numPr>
+      </w:pPr>
+      <w:r>
+        <w:t>Créer et/ou consulter un RoadTrip via la page RoadTrip</w:t>
+      </w:r>
+    </w:p>
+    <w:p>
+      <w:pPr>
+        <w:pStyle w:val="Paragraphedeliste"/>
+        <w:numPr>
+          <w:ilvl w:val="4"/>
+          <w:numId w:val="9"/>
+        </w:numPr>
+      </w:pPr>
+      <w:r>
+        <w:t xml:space="preserve">Consulter et/ou modifier son Profil via la page Profil </w:t>
+      </w:r>
+    </w:p>
+    <w:p>
+      <w:pPr>
+        <w:pStyle w:val="Paragraphedeliste"/>
+        <w:numPr>
+          <w:ilvl w:val="4"/>
+          <w:numId w:val="9"/>
+        </w:numPr>
+      </w:pPr>
+      <w:r>
+        <w:t xml:space="preserve">Consulter ses amis via la page Amis </w:t>
+      </w:r>
+    </w:p>
+    <w:p>
+      <w:pPr>
+        <w:pStyle w:val="Paragraphedeliste"/>
+        <w:numPr>
+          <w:ilvl w:val="4"/>
+          <w:numId w:val="9"/>
+        </w:numPr>
+      </w:pPr>
+      <w:r>
+        <w:t>Rechercher des RoadTrip ou les POI via la Page de recherche</w:t>
+      </w:r>
+    </w:p>
+    <w:p>
+      <w:pPr>
+        <w:pStyle w:val="Paragraphedeliste"/>
+        <w:numPr>
+          <w:ilvl w:val="3"/>
+          <w:numId w:val="9"/>
+        </w:numPr>
+      </w:pPr>
+      <w:r>
+        <w:t>Selon l’action choisie, le système redirige l’utilisateur vers la page correspondante.</w:t>
+      </w:r>
+    </w:p>
+    <w:p>
+      <w:pPr>
+        <w:pStyle w:val="Paragraphedeliste"/>
+      </w:pPr>
+      <w:r>
+        <w:t>Ce diagramme montre donc de manière claire que le Page d’accueil joue un rôle de point d’entrée central du site. Elle permet à l’utilisateur de s’identifier puis d’accéder à l’ensemble des fonctionnalités principales du site. Cela reflète une expérience utilisateur simple et fluide, où toutes les actions partent e la page d’accueil et sont organisé par le système.</w:t>
+      </w:r>
+    </w:p>
+    <w:p>
+      <w:pPr>
+        <w:pStyle w:val="Paragraphedeliste"/>
+      </w:pPr>
+    </w:p>
+    <w:p>
+      <w:pPr>
+        <w:pStyle w:val="Titre4"/>
+      </w:pPr>
+      <w:r>
+        <w:t xml:space="preserve">Page de connexion </w:t>
+      </w:r>
+    </w:p>
+    <w:p>
+      <w:r>
+        <w:rPr>
+          <w:noProof/>
+        </w:rPr>
+        <w:drawing>
+          <wp:inline distT="0" distB="0" distL="0" distR="0" wp14:anchorId="4426E157" wp14:editId="2E40D427">
+            <wp:extent cx="5715000" cy="3600450"/>
+            <wp:effectExtent l="0" t="0" r="0" b="0"/>
+            <wp:docPr id="10" name="Image 10"/>
+            <wp:cNvGraphicFramePr>
+              <a:graphicFrameLocks xmlns:a="http://schemas.openxmlformats.org/drawingml/2006/main" noChangeAspect="1"/>
+            </wp:cNvGraphicFramePr>
+            <a:graphic xmlns:a="http://schemas.openxmlformats.org/drawingml/2006/main">
+              <a:graphicData uri="http://schemas.openxmlformats.org/drawingml/2006/picture">
+                <pic:pic xmlns:pic="http://schemas.openxmlformats.org/drawingml/2006/picture">
+                  <pic:nvPicPr>
+                    <pic:cNvPr id="0" name="Picture 4"/>
+                    <pic:cNvPicPr>
+                      <a:picLocks noChangeAspect="1" noChangeArrowheads="1"/>
+                    </pic:cNvPicPr>
+                  </pic:nvPicPr>
+                  <pic:blipFill>
+                    <a:blip r:embed="rId23">
+                      <a:extLst>
+                        <a:ext uri="{28A0092B-C50C-407E-A947-70E740481C1C}">
+                          <a14:useLocalDpi xmlns:a14="http://schemas.microsoft.com/office/drawing/2010/main" val="0"/>
+                        </a:ext>
+                      </a:extLst>
+                    </a:blip>
+                    <a:srcRect/>
+                    <a:stretch>
+                      <a:fillRect/>
+                    </a:stretch>
+                  </pic:blipFill>
+                  <pic:spPr bwMode="auto">
+                    <a:xfrm>
+                      <a:off x="0" y="0"/>
+                      <a:ext cx="5715000" cy="3600450"/>
+                    </a:xfrm>
+                    <a:prstGeom prst="rect">
+                      <a:avLst/>
+                    </a:prstGeom>
+                    <a:noFill/>
+                  </pic:spPr>
+                </pic:pic>
+              </a:graphicData>
+            </a:graphic>
+          </wp:inline>
+        </w:drawing>
+      </w:r>
+    </w:p>
+    <w:p/>
+    <w:p>
+      <w:pPr>
+        <w:pStyle w:val="Paragraphedeliste"/>
+      </w:pPr>
+      <w:r>
+        <w:t xml:space="preserve">Ce diagramme illustre le processus d’authentification lorsqu’un utilisateur tente de se connecter à l’application web. Il montre les interactions entre l’utilisateurs, la page de </w:t>
+      </w:r>
+      <w:r>
+        <w:t>connexion le</w:t>
+      </w:r>
+      <w:r>
+        <w:t xml:space="preserve"> </w:t>
+      </w:r>
+      <w:r>
+        <w:t>système</w:t>
+      </w:r>
+      <w:r>
+        <w:t xml:space="preserve"> et la base de don</w:t>
+      </w:r>
+      <w:r>
+        <w:t>nées.</w:t>
+      </w:r>
+    </w:p>
+    <w:p>
+      <w:pPr>
+        <w:pStyle w:val="Paragraphedeliste"/>
+      </w:pPr>
+      <w:r>
+        <w:t xml:space="preserve">Saisie des identifiants : </w:t>
+      </w:r>
+    </w:p>
+    <w:p>
+      <w:pPr>
+        <w:pStyle w:val="Paragraphedeliste"/>
+        <w:numPr>
+          <w:ilvl w:val="3"/>
+          <w:numId w:val="9"/>
+        </w:numPr>
+      </w:pPr>
+      <w:r>
+        <w:t xml:space="preserve">L’utilisateur saisit son email et son mot de passe sur la page de connexion </w:t>
+      </w:r>
+    </w:p>
+    <w:p>
+      <w:pPr>
+        <w:pStyle w:val="Paragraphedeliste"/>
+        <w:numPr>
+          <w:ilvl w:val="3"/>
+          <w:numId w:val="9"/>
+        </w:numPr>
+      </w:pPr>
+      <w:r>
+        <w:t>Ces informations sont envoyées au système pour vérification</w:t>
+      </w:r>
+    </w:p>
+    <w:p>
+      <w:pPr>
+        <w:pStyle w:val="Paragraphedeliste"/>
+      </w:pPr>
+      <w:r>
+        <w:t>Vérification dans la base de données :</w:t>
+      </w:r>
+    </w:p>
+    <w:p>
+      <w:pPr>
+        <w:pStyle w:val="Paragraphedeliste"/>
+        <w:numPr>
+          <w:ilvl w:val="3"/>
+          <w:numId w:val="9"/>
+        </w:numPr>
+      </w:pPr>
+      <w:r>
+        <w:lastRenderedPageBreak/>
+        <w:t>Le système effectue une requête vers la base de données pour comparer les identifiants fournis avec ceux enregistrés dans la base</w:t>
+      </w:r>
+    </w:p>
+    <w:p>
+      <w:pPr>
+        <w:pStyle w:val="Paragraphedeliste"/>
+        <w:numPr>
+          <w:ilvl w:val="3"/>
+          <w:numId w:val="9"/>
+        </w:numPr>
+      </w:pPr>
+      <w:r>
+        <w:t>La base de données retourne le résultat de la vérification (identifiants corrects ou incorrects)</w:t>
+      </w:r>
+    </w:p>
+    <w:p>
+      <w:pPr>
+        <w:pStyle w:val="Paragraphedeliste"/>
+      </w:pPr>
+      <w:r>
+        <w:t>Résultat de l’authentification (deux possibilités) :</w:t>
+      </w:r>
+    </w:p>
+    <w:p>
+      <w:pPr>
+        <w:pStyle w:val="Paragraphedeliste"/>
+        <w:numPr>
+          <w:ilvl w:val="3"/>
+          <w:numId w:val="9"/>
+        </w:numPr>
+      </w:pPr>
+      <w:r>
+        <w:t>Si les identifiants sont correctes :</w:t>
+      </w:r>
+    </w:p>
+    <w:p>
+      <w:pPr>
+        <w:pStyle w:val="Paragraphedeliste"/>
+        <w:numPr>
+          <w:ilvl w:val="4"/>
+          <w:numId w:val="9"/>
+        </w:numPr>
+      </w:pPr>
+      <w:r>
+        <w:t xml:space="preserve">Le système informe la page de connexion que l’authentification est réussi </w:t>
+      </w:r>
+    </w:p>
+    <w:p>
+      <w:pPr>
+        <w:pStyle w:val="Paragraphedeliste"/>
+        <w:numPr>
+          <w:ilvl w:val="4"/>
+          <w:numId w:val="9"/>
+        </w:numPr>
+      </w:pPr>
+      <w:r>
+        <w:t>La page de connexion permet alors à ‘utilisateur d’accéder au site et à ses fonctionnalités</w:t>
+      </w:r>
+    </w:p>
+    <w:p>
+      <w:pPr>
+        <w:pStyle w:val="Paragraphedeliste"/>
+        <w:numPr>
+          <w:ilvl w:val="3"/>
+          <w:numId w:val="9"/>
+        </w:numPr>
+      </w:pPr>
+      <w:r>
+        <w:t>Si les identifiants sont incorrectes :</w:t>
+      </w:r>
+    </w:p>
+    <w:p>
+      <w:pPr>
+        <w:pStyle w:val="Paragraphedeliste"/>
+        <w:numPr>
+          <w:ilvl w:val="4"/>
+          <w:numId w:val="9"/>
+        </w:numPr>
+      </w:pPr>
+      <w:r>
+        <w:t>Le système retourne une message d’erreur à la plage de connexion</w:t>
+      </w:r>
+    </w:p>
+    <w:p>
+      <w:pPr>
+        <w:pStyle w:val="Paragraphedeliste"/>
+        <w:numPr>
+          <w:ilvl w:val="4"/>
+          <w:numId w:val="9"/>
+        </w:numPr>
+      </w:pPr>
+      <w:r>
+        <w:t>La page de connexion affiche alors un message d’erreur à l’utilisateur, l’invitant à ressaisir ses informations.</w:t>
+      </w:r>
+    </w:p>
+    <w:p>
+      <w:pPr>
+        <w:pStyle w:val="Paragraphedeliste"/>
+      </w:pPr>
+      <w:r>
+        <w:t xml:space="preserve">Ce diagramme montre clairement que la sécurité et à la </w:t>
+      </w:r>
+      <w:r>
+        <w:t>vérification</w:t>
+      </w:r>
+      <w:r>
+        <w:t xml:space="preserve"> des identifiants sont centralisées par le </w:t>
+      </w:r>
+      <w:r>
+        <w:t>système</w:t>
+      </w:r>
+      <w:r>
+        <w:t xml:space="preserve">, qui </w:t>
+      </w:r>
+      <w:r>
+        <w:t xml:space="preserve">interagit directement avec la </w:t>
+      </w:r>
+      <w:proofErr w:type="spellStart"/>
+      <w:r>
+        <w:t>abse</w:t>
+      </w:r>
+      <w:proofErr w:type="spellEnd"/>
+      <w:r>
+        <w:t xml:space="preserve"> de données. L’utilisateur reçoit un retour immédiat selon le résultat de la vérification, garantissant ainsi un processus de connexion fiable et sécurisé.</w:t>
+      </w:r>
+    </w:p>
+    <w:p/>
+    <w:p>
+      <w:pPr>
+        <w:pStyle w:val="Paragraphedeliste"/>
+      </w:pPr>
+    </w:p>
+    <w:p>
+      <w:pPr>
+        <w:pStyle w:val="Titre4"/>
+      </w:pPr>
+      <w:r>
+        <w:t xml:space="preserve">Page de messagerie </w:t>
+      </w:r>
+    </w:p>
+    <w:p>
+      <w:r>
+        <w:rPr>
+          <w:noProof/>
+        </w:rPr>
+        <w:drawing>
+          <wp:inline distT="0" distB="0" distL="0" distR="0" wp14:anchorId="5E658AA9" wp14:editId="5A82E79E">
+            <wp:extent cx="5715000" cy="3867150"/>
+            <wp:effectExtent l="0" t="0" r="0" b="0"/>
+            <wp:docPr id="14" name="Image 14"/>
+            <wp:cNvGraphicFramePr>
+              <a:graphicFrameLocks xmlns:a="http://schemas.openxmlformats.org/drawingml/2006/main" noChangeAspect="1"/>
+            </wp:cNvGraphicFramePr>
+            <a:graphic xmlns:a="http://schemas.openxmlformats.org/drawingml/2006/main">
+              <a:graphicData uri="http://schemas.openxmlformats.org/drawingml/2006/picture">
+                <pic:pic xmlns:pic="http://schemas.openxmlformats.org/drawingml/2006/picture">
+                  <pic:nvPicPr>
+                    <pic:cNvPr id="0" name="Picture 5"/>
+                    <pic:cNvPicPr>
+                      <a:picLocks noChangeAspect="1" noChangeArrowheads="1"/>
+                    </pic:cNvPicPr>
+                  </pic:nvPicPr>
+                  <pic:blipFill>
+                    <a:blip r:embed="rId24">
+                      <a:extLst>
+                        <a:ext uri="{28A0092B-C50C-407E-A947-70E740481C1C}">
+                          <a14:useLocalDpi xmlns:a14="http://schemas.microsoft.com/office/drawing/2010/main" val="0"/>
+                        </a:ext>
+                      </a:extLst>
+                    </a:blip>
+                    <a:srcRect/>
+                    <a:stretch>
+                      <a:fillRect/>
+                    </a:stretch>
+                  </pic:blipFill>
+                  <pic:spPr bwMode="auto">
+                    <a:xfrm>
+                      <a:off x="0" y="0"/>
+                      <a:ext cx="5715000" cy="3867150"/>
+                    </a:xfrm>
+                    <a:prstGeom prst="rect">
+                      <a:avLst/>
+                    </a:prstGeom>
+                    <a:noFill/>
+                  </pic:spPr>
+                </pic:pic>
+              </a:graphicData>
+            </a:graphic>
+          </wp:inline>
+        </w:drawing>
+      </w:r>
+    </w:p>
+    <w:p>
+      <w:pPr>
+        <w:pStyle w:val="Paragraphedeliste"/>
+      </w:pPr>
+      <w:r>
+        <w:lastRenderedPageBreak/>
+        <w:t xml:space="preserve">Ce diagramme illustre le </w:t>
+      </w:r>
+      <w:r>
+        <w:t>fonctionnement</w:t>
+      </w:r>
+      <w:r>
+        <w:t xml:space="preserve"> du module de messagerie de l’</w:t>
+      </w:r>
+      <w:r>
+        <w:t>application</w:t>
+      </w:r>
+      <w:r>
+        <w:t xml:space="preserve"> web, en mettant en évidence </w:t>
+      </w:r>
+      <w:r>
+        <w:t>les interactions entre l’utilisateur, la page de messagerie le système, la base de données et les amis.</w:t>
+      </w:r>
+    </w:p>
+    <w:p>
+      <w:pPr>
+        <w:pStyle w:val="Paragraphedeliste"/>
+      </w:pPr>
+      <w:r>
+        <w:t>Ouverture de la messagerie :</w:t>
+      </w:r>
+    </w:p>
+    <w:p>
+      <w:pPr>
+        <w:pStyle w:val="Paragraphedeliste"/>
+        <w:numPr>
+          <w:ilvl w:val="3"/>
+          <w:numId w:val="9"/>
+        </w:numPr>
+      </w:pPr>
+      <w:r>
+        <w:t>L’utilisateur ouvre la page messagerie pour accéder à ses conservations</w:t>
+      </w:r>
+    </w:p>
+    <w:p>
+      <w:pPr>
+        <w:pStyle w:val="Paragraphedeliste"/>
+        <w:numPr>
+          <w:ilvl w:val="3"/>
+          <w:numId w:val="9"/>
+        </w:numPr>
+      </w:pPr>
+      <w:r>
+        <w:t>La page envoie une demande au système afin de charger toutes les conservations de l’utilisateur</w:t>
+      </w:r>
+    </w:p>
+    <w:p>
+      <w:pPr>
+        <w:pStyle w:val="Paragraphedeliste"/>
+      </w:pPr>
+      <w:r>
+        <w:t>Chargement des messages :</w:t>
+      </w:r>
+    </w:p>
+    <w:p>
+      <w:pPr>
+        <w:pStyle w:val="Paragraphedeliste"/>
+        <w:numPr>
+          <w:ilvl w:val="3"/>
+          <w:numId w:val="9"/>
+        </w:numPr>
+      </w:pPr>
+      <w:r>
+        <w:t>Le système interroge la base de données pour récupérer la liste des messages associés à l’utilisateur</w:t>
+      </w:r>
+    </w:p>
+    <w:p>
+      <w:pPr>
+        <w:pStyle w:val="Paragraphedeliste"/>
+        <w:numPr>
+          <w:ilvl w:val="3"/>
+          <w:numId w:val="9"/>
+        </w:numPr>
+      </w:pPr>
+      <w:r>
+        <w:t>La base de données renvoie la liste des messages au système, qui la transmet ensuite à la page messagerie</w:t>
+      </w:r>
+    </w:p>
+    <w:p>
+      <w:pPr>
+        <w:pStyle w:val="Paragraphedeliste"/>
+        <w:numPr>
+          <w:ilvl w:val="3"/>
+          <w:numId w:val="9"/>
+        </w:numPr>
+      </w:pPr>
+      <w:r>
+        <w:t>La page messagerie affiche alors toutes les conversations disponibles pour l’utilisateur</w:t>
+      </w:r>
+      <w:r>
+        <w:t xml:space="preserve"> </w:t>
+      </w:r>
+    </w:p>
+    <w:p>
+      <w:pPr>
+        <w:pStyle w:val="Paragraphedeliste"/>
+      </w:pPr>
+      <w:r>
+        <w:t>Envoie d’un message :</w:t>
+      </w:r>
+    </w:p>
+    <w:p>
+      <w:pPr>
+        <w:pStyle w:val="Paragraphedeliste"/>
+        <w:numPr>
+          <w:ilvl w:val="3"/>
+          <w:numId w:val="9"/>
+        </w:numPr>
+      </w:pPr>
+      <w:r>
+        <w:t xml:space="preserve">L’utilisateur sélectionne un ami et saisit un message à envoyer </w:t>
+      </w:r>
+    </w:p>
+    <w:p>
+      <w:pPr>
+        <w:pStyle w:val="Paragraphedeliste"/>
+        <w:numPr>
+          <w:ilvl w:val="3"/>
+          <w:numId w:val="9"/>
+        </w:numPr>
+      </w:pPr>
+      <w:r>
+        <w:t xml:space="preserve">Le message est transmis au système, qui le sauvegarde dans la base de données </w:t>
+      </w:r>
+    </w:p>
+    <w:p>
+      <w:pPr>
+        <w:pStyle w:val="Paragraphedeliste"/>
+        <w:numPr>
+          <w:ilvl w:val="3"/>
+          <w:numId w:val="9"/>
+        </w:numPr>
+      </w:pPr>
+      <w:r>
+        <w:t>Le système envoie ensuite une notification au destinataire pour l’informer qu’un nouveau message a été reçu</w:t>
+      </w:r>
+    </w:p>
+    <w:p>
+      <w:pPr>
+        <w:pStyle w:val="Paragraphedeliste"/>
+      </w:pPr>
+      <w:r>
+        <w:t>Ce diagramme montre comment le système joue un rôle central dans la gestion de la messagerie , il assure la synchronisation avec la base de données pour le stockage et la récupération des messages, il garantit que les notifications sont correctement envoyées aux amis lorsque de nouveaux messages sont reçus, il permet également à l’utilisateur de visualiser et d’interagir avec ses conversations de manières fluide et sécurisée.</w:t>
+      </w:r>
+    </w:p>
+    <w:p>
+      <w:pPr>
+        <w:pStyle w:val="Titre4"/>
+      </w:pPr>
+      <w:r>
+        <w:lastRenderedPageBreak/>
+        <w:t xml:space="preserve">Page de RoadTrip </w:t>
+      </w:r>
+    </w:p>
+    <w:p>
+      <w:r>
+        <w:rPr>
+          <w:noProof/>
+        </w:rPr>
+        <w:drawing>
+          <wp:inline distT="0" distB="0" distL="0" distR="0" wp14:anchorId="06D22343" wp14:editId="23EB5066">
+            <wp:extent cx="5715000" cy="3771900"/>
+            <wp:effectExtent l="0" t="0" r="0" b="0"/>
+            <wp:docPr id="15" name="Image 15"/>
+            <wp:cNvGraphicFramePr>
+              <a:graphicFrameLocks xmlns:a="http://schemas.openxmlformats.org/drawingml/2006/main" noChangeAspect="1"/>
+            </wp:cNvGraphicFramePr>
+            <a:graphic xmlns:a="http://schemas.openxmlformats.org/drawingml/2006/main">
+              <a:graphicData uri="http://schemas.openxmlformats.org/drawingml/2006/picture">
+                <pic:pic xmlns:pic="http://schemas.openxmlformats.org/drawingml/2006/picture">
+                  <pic:nvPicPr>
+                    <pic:cNvPr id="0" name="Picture 6"/>
+                    <pic:cNvPicPr>
+                      <a:picLocks noChangeAspect="1" noChangeArrowheads="1"/>
+                    </pic:cNvPicPr>
+                  </pic:nvPicPr>
+                  <pic:blipFill>
+                    <a:blip r:embed="rId25">
+                      <a:extLst>
+                        <a:ext uri="{28A0092B-C50C-407E-A947-70E740481C1C}">
+                          <a14:useLocalDpi xmlns:a14="http://schemas.microsoft.com/office/drawing/2010/main" val="0"/>
+                        </a:ext>
+                      </a:extLst>
+                    </a:blip>
+                    <a:srcRect/>
+                    <a:stretch>
+                      <a:fillRect/>
+                    </a:stretch>
+                  </pic:blipFill>
+                  <pic:spPr bwMode="auto">
+                    <a:xfrm>
+                      <a:off x="0" y="0"/>
+                      <a:ext cx="5715000" cy="3771900"/>
+                    </a:xfrm>
+                    <a:prstGeom prst="rect">
+                      <a:avLst/>
+                    </a:prstGeom>
+                    <a:noFill/>
+                  </pic:spPr>
+                </pic:pic>
+              </a:graphicData>
+            </a:graphic>
+          </wp:inline>
+        </w:drawing>
+      </w:r>
+    </w:p>
+    <w:p>
+      <w:pPr>
+        <w:pStyle w:val="Paragraphedeliste"/>
+      </w:pPr>
+      <w:r>
+        <w:t xml:space="preserve">Ce diagramme illustre </w:t>
+      </w:r>
+      <w:r>
+        <w:t xml:space="preserve">le processus complet de </w:t>
+      </w:r>
+      <w:r>
+        <w:t>création et</w:t>
+      </w:r>
+      <w:r>
+        <w:t xml:space="preserve"> de </w:t>
+      </w:r>
+      <w:r>
+        <w:t>partage</w:t>
+      </w:r>
+      <w:r>
+        <w:t xml:space="preserve"> d’un RoadTrip dans l’application, en montrant les interactions entre l’utilisateur, la page RoadTrip, le système, la base de données, ainsi que les destinataires </w:t>
+      </w:r>
+      <w:r>
+        <w:t>p</w:t>
+      </w:r>
+      <w:r>
+        <w:t>otentiels.</w:t>
+      </w:r>
+    </w:p>
+    <w:p>
+      <w:pPr>
+        <w:pStyle w:val="Paragraphedeliste"/>
+      </w:pPr>
+      <w:r>
+        <w:t>Création d’un RoadTrip :</w:t>
+      </w:r>
+    </w:p>
+    <w:p>
+      <w:pPr>
+        <w:pStyle w:val="Paragraphedeliste"/>
+        <w:numPr>
+          <w:ilvl w:val="3"/>
+          <w:numId w:val="9"/>
+        </w:numPr>
+      </w:pPr>
+      <w:r>
+        <w:t xml:space="preserve">L’utilisateur clique sur l’option Créer un RoadTrip sur la page RoadTrip </w:t>
+      </w:r>
+    </w:p>
+    <w:p>
+      <w:pPr>
+        <w:pStyle w:val="Paragraphedeliste"/>
+        <w:numPr>
+          <w:ilvl w:val="3"/>
+          <w:numId w:val="9"/>
+        </w:numPr>
+      </w:pPr>
+      <w:r>
+        <w:t>La page invite l’utilisateur à saisir les informations du RoadTrip, telle que le titre ; les étapes et les dates prévues</w:t>
+      </w:r>
+    </w:p>
+    <w:p>
+      <w:pPr>
+        <w:pStyle w:val="Paragraphedeliste"/>
+        <w:numPr>
+          <w:ilvl w:val="3"/>
+          <w:numId w:val="9"/>
+        </w:numPr>
+      </w:pPr>
+      <w:r>
+        <w:t>Une fois les informations saisies, l’utilisateur valide la création du RoadTrip</w:t>
+      </w:r>
+    </w:p>
+    <w:p>
+      <w:pPr>
+        <w:pStyle w:val="Paragraphedeliste"/>
+      </w:pPr>
+      <w:r>
+        <w:t xml:space="preserve"> Enregistrement dans la base de données :</w:t>
+      </w:r>
+    </w:p>
+    <w:p>
+      <w:pPr>
+        <w:pStyle w:val="Paragraphedeliste"/>
+        <w:numPr>
+          <w:ilvl w:val="3"/>
+          <w:numId w:val="9"/>
+        </w:numPr>
+      </w:pPr>
+      <w:r>
+        <w:t>Le système reçoit et envoie les informations à la base de données pour enregistrer le RoadTrip</w:t>
+      </w:r>
+    </w:p>
+    <w:p>
+      <w:pPr>
+        <w:pStyle w:val="Paragraphedeliste"/>
+        <w:numPr>
+          <w:ilvl w:val="3"/>
+          <w:numId w:val="9"/>
+        </w:numPr>
+      </w:pPr>
+      <w:r>
+        <w:t>La base de données pour enregistrer le RoadTrip</w:t>
+      </w:r>
+    </w:p>
+    <w:p>
+      <w:pPr>
+        <w:pStyle w:val="Paragraphedeliste"/>
+        <w:numPr>
+          <w:ilvl w:val="3"/>
+          <w:numId w:val="9"/>
+        </w:numPr>
+      </w:pPr>
+      <w:r>
+        <w:t xml:space="preserve">La base de données confirme l’enregistrement au système qui notifie ensuite la page RoadTrip que le RoadTrip </w:t>
+      </w:r>
+      <w:r>
+        <w:t>a été créer avec succès</w:t>
+      </w:r>
+    </w:p>
+    <w:p>
+      <w:pPr>
+        <w:pStyle w:val="Paragraphedeliste"/>
+      </w:pPr>
+      <w:r>
+        <w:t>Partage du RoadTrip :</w:t>
+      </w:r>
+    </w:p>
+    <w:p>
+      <w:pPr>
+        <w:pStyle w:val="Paragraphedeliste"/>
+        <w:numPr>
+          <w:ilvl w:val="3"/>
+          <w:numId w:val="9"/>
+        </w:numPr>
+      </w:pPr>
+      <w:r>
+        <w:t xml:space="preserve">L’utilisateur choisit de partager le RoadTrip </w:t>
+      </w:r>
+    </w:p>
+    <w:p>
+      <w:pPr>
+        <w:pStyle w:val="Paragraphedeliste"/>
+        <w:numPr>
+          <w:ilvl w:val="3"/>
+          <w:numId w:val="9"/>
+        </w:numPr>
+      </w:pPr>
+      <w:r>
+        <w:t>Le système met à jour la visibilité du RoadTrip dans la base de données en respectant le choix de l’utilisateur (public, privé, amis)</w:t>
+      </w:r>
+    </w:p>
+    <w:p>
+      <w:pPr>
+        <w:pStyle w:val="Paragraphedeliste"/>
+      </w:pPr>
+      <w:r>
+        <w:t xml:space="preserve">Ce diagramme met en évidence la place du système qui réunit la création du RoadTrip, son enregistrement sécurisé dans la base de données et son partage auprès des destinataires appropriés. Il garantit ainsi un processus complet, interactif et contrôlé, offrant à l’utilisateur la possibilité de planifier et partager facilement ses parcours </w:t>
+      </w:r>
+    </w:p>
+    <w:p>
+      <w:pPr>
+        <w:pStyle w:val="Titre4"/>
+      </w:pPr>
+      <w:r>
+        <w:lastRenderedPageBreak/>
+        <w:t xml:space="preserve">Page de Profil </w:t>
+      </w:r>
+    </w:p>
+    <w:p>
+      <w:r>
+        <w:rPr>
+          <w:noProof/>
+        </w:rPr>
+        <w:drawing>
+          <wp:inline distT="0" distB="0" distL="0" distR="0" wp14:anchorId="1ECF2E59" wp14:editId="580A58ED">
+            <wp:extent cx="5715000" cy="3857625"/>
+            <wp:effectExtent l="0" t="0" r="0" b="9525"/>
+            <wp:docPr id="16" name="Image 16"/>
+            <wp:cNvGraphicFramePr>
+              <a:graphicFrameLocks xmlns:a="http://schemas.openxmlformats.org/drawingml/2006/main" noChangeAspect="1"/>
+            </wp:cNvGraphicFramePr>
+            <a:graphic xmlns:a="http://schemas.openxmlformats.org/drawingml/2006/main">
+              <a:graphicData uri="http://schemas.openxmlformats.org/drawingml/2006/picture">
+                <pic:pic xmlns:pic="http://schemas.openxmlformats.org/drawingml/2006/picture">
+                  <pic:nvPicPr>
+                    <pic:cNvPr id="0" name="Picture 7"/>
+                    <pic:cNvPicPr>
+                      <a:picLocks noChangeAspect="1" noChangeArrowheads="1"/>
+                    </pic:cNvPicPr>
+                  </pic:nvPicPr>
+                  <pic:blipFill>
+                    <a:blip r:embed="rId26">
+                      <a:extLst>
+                        <a:ext uri="{28A0092B-C50C-407E-A947-70E740481C1C}">
+                          <a14:useLocalDpi xmlns:a14="http://schemas.microsoft.com/office/drawing/2010/main" val="0"/>
+                        </a:ext>
+                      </a:extLst>
+                    </a:blip>
+                    <a:srcRect/>
+                    <a:stretch>
+                      <a:fillRect/>
+                    </a:stretch>
+                  </pic:blipFill>
+                  <pic:spPr bwMode="auto">
+                    <a:xfrm>
+                      <a:off x="0" y="0"/>
+                      <a:ext cx="5715000" cy="3857625"/>
+                    </a:xfrm>
+                    <a:prstGeom prst="rect">
+                      <a:avLst/>
+                    </a:prstGeom>
+                    <a:noFill/>
+                  </pic:spPr>
+                </pic:pic>
+              </a:graphicData>
+            </a:graphic>
+          </wp:inline>
+        </w:drawing>
+      </w:r>
+    </w:p>
+    <w:p/>
+    <w:p>
+      <w:pPr>
+        <w:pStyle w:val="Paragraphedeliste"/>
+      </w:pPr>
+      <w:r>
+        <w:t xml:space="preserve">Ce diagramme illustre le fonctionnement de la </w:t>
+      </w:r>
+      <w:r>
+        <w:t>p</w:t>
+      </w:r>
+      <w:r>
+        <w:t>age</w:t>
+      </w:r>
+      <w:r>
+        <w:t xml:space="preserve"> p</w:t>
+      </w:r>
+      <w:r>
+        <w:t xml:space="preserve">rofil, en mettant en évidence les interactions entre l’Utilisateur, le Système, et la </w:t>
+      </w:r>
+      <w:r>
+        <w:t>b</w:t>
+      </w:r>
+      <w:r>
+        <w:t>ase</w:t>
+      </w:r>
+      <w:r>
+        <w:t xml:space="preserve"> d</w:t>
+      </w:r>
+      <w:r>
+        <w:t>e</w:t>
+      </w:r>
+      <w:r>
+        <w:t xml:space="preserve"> d</w:t>
+      </w:r>
+      <w:r>
+        <w:t>onnées</w:t>
+      </w:r>
+      <w:r>
+        <w:t>. Il couvre à la fois la consultation et la modification des informations de profil.</w:t>
+      </w:r>
+    </w:p>
+    <w:p>
+      <w:pPr>
+        <w:pStyle w:val="Paragraphedeliste"/>
+      </w:pPr>
+      <w:r>
+        <w:t>Consultation du profil</w:t>
+      </w:r>
+      <w:r>
+        <w:t xml:space="preserve"> : </w:t>
+      </w:r>
+    </w:p>
+    <w:p>
+      <w:pPr>
+        <w:pStyle w:val="Paragraphedeliste"/>
+        <w:numPr>
+          <w:ilvl w:val="3"/>
+          <w:numId w:val="9"/>
+        </w:numPr>
+      </w:pPr>
+      <w:r>
+        <w:t xml:space="preserve"> </w:t>
+      </w:r>
+      <w:r>
+        <w:t xml:space="preserve">L’utilisateur ouvre sa </w:t>
+      </w:r>
+      <w:r>
+        <w:t>p</w:t>
+      </w:r>
+      <w:r>
+        <w:t>age</w:t>
+      </w:r>
+      <w:r>
+        <w:t xml:space="preserve"> p</w:t>
+      </w:r>
+      <w:r>
+        <w:t>rofil pour visualiser ses informations personnelles.</w:t>
+      </w:r>
+      <w:r>
+        <w:rPr>
+          <w:rFonts w:hAnsi="Symbol"/>
+        </w:rPr>
+        <w:t xml:space="preserve"> </w:t>
+      </w:r>
+    </w:p>
+    <w:p>
+      <w:pPr>
+        <w:pStyle w:val="Paragraphedeliste"/>
+        <w:numPr>
+          <w:ilvl w:val="3"/>
+          <w:numId w:val="9"/>
+        </w:numPr>
+      </w:pPr>
+      <w:r>
+        <w:t xml:space="preserve">  La page envoie une requête au Système afin de récupérer les données nécessaires.</w:t>
+      </w:r>
+    </w:p>
+    <w:p>
+      <w:pPr>
+        <w:pStyle w:val="Paragraphedeliste"/>
+        <w:numPr>
+          <w:ilvl w:val="3"/>
+          <w:numId w:val="9"/>
+        </w:numPr>
+      </w:pPr>
+      <w:r>
+        <w:t xml:space="preserve">Le Système interroge la </w:t>
+      </w:r>
+      <w:r>
+        <w:t>base de données</w:t>
+      </w:r>
+      <w:r>
+        <w:t xml:space="preserve"> pour charger les informations de l’utilisateur : bio, photo de profil, liste d’amis et Road Trips créés.</w:t>
+      </w:r>
+    </w:p>
+    <w:p>
+      <w:pPr>
+        <w:pStyle w:val="Paragraphedeliste"/>
+        <w:numPr>
+          <w:ilvl w:val="3"/>
+          <w:numId w:val="9"/>
+        </w:numPr>
+      </w:pPr>
+      <w:r>
+        <w:t xml:space="preserve">La </w:t>
+      </w:r>
+      <w:r>
+        <w:t>base de données</w:t>
+      </w:r>
+      <w:r>
+        <w:t xml:space="preserve"> renvoie ces informations au Système, qui les transmet ensuite à la </w:t>
+      </w:r>
+      <w:r>
+        <w:t xml:space="preserve">page profil </w:t>
+      </w:r>
+      <w:r>
+        <w:t>.</w:t>
+      </w:r>
+    </w:p>
+    <w:p>
+      <w:pPr>
+        <w:pStyle w:val="Paragraphedeliste"/>
+        <w:numPr>
+          <w:ilvl w:val="3"/>
+          <w:numId w:val="9"/>
+        </w:numPr>
+      </w:pPr>
+      <w:r>
+        <w:t>La page affiche ainsi le profil complet de l’utilisateur.</w:t>
+      </w:r>
+    </w:p>
+    <w:p>
+      <w:pPr>
+        <w:pStyle w:val="Paragraphedeliste"/>
+      </w:pPr>
+    </w:p>
+    <w:p>
+      <w:pPr>
+        <w:pStyle w:val="Paragraphedeliste"/>
+      </w:pPr>
+      <w:r>
+        <w:t xml:space="preserve">Modification du profil : </w:t>
+      </w:r>
+    </w:p>
+    <w:p>
+      <w:pPr>
+        <w:pStyle w:val="Paragraphedeliste"/>
+        <w:numPr>
+          <w:ilvl w:val="3"/>
+          <w:numId w:val="9"/>
+        </w:numPr>
+      </w:pPr>
+      <w:r>
+        <w:t xml:space="preserve"> Si l’utilisateur souhaite modifier son profil, il saisit les nouvelles informations (bio, photo, etc.) dans la page.</w:t>
+      </w:r>
+    </w:p>
+    <w:p>
+      <w:pPr>
+        <w:pStyle w:val="Paragraphedeliste"/>
+        <w:numPr>
+          <w:ilvl w:val="3"/>
+          <w:numId w:val="9"/>
+        </w:numPr>
+      </w:pPr>
+      <w:r>
+        <w:t xml:space="preserve">La </w:t>
+      </w:r>
+      <w:r>
+        <w:t xml:space="preserve">page profil </w:t>
+      </w:r>
+      <w:r>
+        <w:t>envoie ces nouvelles informations au Système.</w:t>
+      </w:r>
+    </w:p>
+    <w:p>
+      <w:pPr>
+        <w:pStyle w:val="Paragraphedeliste"/>
+        <w:numPr>
+          <w:ilvl w:val="3"/>
+          <w:numId w:val="9"/>
+        </w:numPr>
+      </w:pPr>
+      <w:r>
+        <w:t xml:space="preserve">Le Système met à jour la </w:t>
+      </w:r>
+      <w:r>
+        <w:t>base de données</w:t>
+      </w:r>
+      <w:r>
+        <w:t xml:space="preserve"> avec les nouvelles données.</w:t>
+      </w:r>
+    </w:p>
+    <w:p>
+      <w:pPr>
+        <w:pStyle w:val="Paragraphedeliste"/>
+        <w:numPr>
+          <w:ilvl w:val="3"/>
+          <w:numId w:val="9"/>
+        </w:numPr>
+      </w:pPr>
+      <w:r>
+        <w:t xml:space="preserve">La </w:t>
+      </w:r>
+      <w:r>
+        <w:t>base de données</w:t>
+      </w:r>
+      <w:r>
+        <w:t xml:space="preserve"> confirme la sauvegarde au Système, qui notifie ensuite la </w:t>
+      </w:r>
+      <w:r>
+        <w:t>page profil</w:t>
+      </w:r>
+      <w:r>
+        <w:t xml:space="preserve"> que le profil a été mis à jour avec succès.</w:t>
+      </w:r>
+    </w:p>
+    <w:p>
+      <w:pPr>
+        <w:pStyle w:val="Paragraphedeliste"/>
+      </w:pPr>
+    </w:p>
+    <w:p>
+      <w:pPr>
+        <w:pStyle w:val="Paragraphedeliste"/>
+      </w:pPr>
+      <w:r>
+        <w:t xml:space="preserve">Ce diagramme montre que le Système </w:t>
+      </w:r>
+      <w:r>
+        <w:t>réunit toutes les fonctionnalités</w:t>
+      </w:r>
+      <w:r>
+        <w:t xml:space="preserve"> </w:t>
+      </w:r>
+      <w:r>
+        <w:t xml:space="preserve">pour </w:t>
+      </w:r>
+      <w:r>
+        <w:t>la gestion des informations personnelles de l’utilisateur</w:t>
+      </w:r>
+      <w:r>
+        <w:t> ; i</w:t>
+      </w:r>
+      <w:r>
+        <w:t>l permet une consultation complète et structurée du profil,</w:t>
+      </w:r>
+      <w:r>
+        <w:t xml:space="preserve"> e</w:t>
+      </w:r>
+      <w:r>
+        <w:t>t garantit que les modifications sont correctement sauvegardées et confirmées</w:t>
+      </w:r>
+      <w:r>
+        <w:t> ; a</w:t>
+      </w:r>
+      <w:r>
+        <w:t>insi, l’utilisateur bénéficie d’une expérience fluide et sécurisée pour gérer son profil.</w:t>
+      </w:r>
+    </w:p>
+    <w:p>
+      <w:pPr>
+        <w:pStyle w:val="Paragraphedeliste"/>
         <w:sectPr>
-          <w:footerReference w:type="default" r:id="rId21"/>
+          <w:footerReference w:type="default" r:id="rId27"/>
           <w:pgSz w:w="11906" w:h="16838"/>
           <w:pgMar w:top="1417" w:right="1417" w:bottom="1417" w:left="1417" w:header="708" w:footer="708" w:gutter="0"/>
           <w:pgNumType w:start="1"/>
@@ -5679,7 +8500,7 @@
       </w:r>
     </w:p>
     <w:sectPr>
-      <w:footerReference w:type="default" r:id="rId22"/>
+      <w:footerReference w:type="default" r:id="rId28"/>
       <w:type w:val="evenPage"/>
       <w:pgSz w:w="11906" w:h="16838"/>
       <w:pgMar w:top="1417" w:right="1417" w:bottom="1417" w:left="1417" w:header="708" w:footer="708" w:gutter="0"/>
@@ -5864,7 +8685,7 @@
         <w:bCs/>
         <w:noProof/>
       </w:rPr>
-      <w:t>9</w:t>
+      <w:t>16</w:t>
     </w:r>
     <w:r>
       <w:rPr>
@@ -6303,7 +9124,7 @@
   <w:abstractNum w:abstractNumId="2" w15:restartNumberingAfterBreak="0">
     <w:nsid w:val="020D6B0D"/>
     <w:multiLevelType w:val="hybridMultilevel"/>
-    <w:tmpl w:val="FE7A49BE"/>
+    <w:tmpl w:val="34947AD6"/>
     <w:lvl w:ilvl="0" w:tplc="040C000B">
       <w:start w:val="1"/>
       <w:numFmt w:val="bullet"/>
@@ -6340,19 +9161,18 @@
         <w:rFonts w:ascii="Wingdings" w:hAnsi="Wingdings" w:hint="default"/>
       </w:rPr>
     </w:lvl>
-    <w:lvl w:ilvl="3" w:tplc="040C0001" w:tentative="1">
-      <w:start w:val="1"/>
-      <w:numFmt w:val="bullet"/>
-      <w:lvlText w:val=""/>
+    <w:lvl w:ilvl="3" w:tplc="BF84CA4C">
+      <w:numFmt w:val="bullet"/>
+      <w:lvlText w:val="-"/>
       <w:lvlJc w:val="left"/>
       <w:pPr>
         <w:ind w:left="2880" w:hanging="360"/>
       </w:pPr>
       <w:rPr>
-        <w:rFonts w:ascii="Symbol" w:hAnsi="Symbol" w:hint="default"/>
-      </w:rPr>
-    </w:lvl>
-    <w:lvl w:ilvl="4" w:tplc="040C0003" w:tentative="1">
+        <w:rFonts w:ascii="Calibri" w:eastAsiaTheme="minorHAnsi" w:hAnsi="Calibri" w:cs="Calibri" w:hint="default"/>
+      </w:rPr>
+    </w:lvl>
+    <w:lvl w:ilvl="4" w:tplc="040C0003">
       <w:start w:val="1"/>
       <w:numFmt w:val="bullet"/>
       <w:lvlText w:val="o"/>
@@ -6364,7 +9184,7 @@
         <w:rFonts w:ascii="Courier New" w:hAnsi="Courier New" w:cs="Courier New" w:hint="default"/>
       </w:rPr>
     </w:lvl>
-    <w:lvl w:ilvl="5" w:tplc="040C0005" w:tentative="1">
+    <w:lvl w:ilvl="5" w:tplc="040C0005">
       <w:start w:val="1"/>
       <w:numFmt w:val="bullet"/>
       <w:lvlText w:val=""/>
@@ -6870,6 +9690,127 @@
     </w:lvl>
   </w:abstractNum>
   <w:abstractNum w:abstractNumId="7" w15:restartNumberingAfterBreak="0">
+    <w:nsid w:val="181A4C90"/>
+    <w:multiLevelType w:val="multilevel"/>
+    <w:tmpl w:val="CF4C550E"/>
+    <w:lvl w:ilvl="0">
+      <w:start w:val="1"/>
+      <w:numFmt w:val="decimal"/>
+      <w:lvlText w:val="%1."/>
+      <w:lvlJc w:val="left"/>
+      <w:pPr>
+        <w:tabs>
+          <w:tab w:val="num" w:pos="720"/>
+        </w:tabs>
+        <w:ind w:left="720" w:hanging="360"/>
+      </w:pPr>
+    </w:lvl>
+    <w:lvl w:ilvl="1">
+      <w:start w:val="1"/>
+      <w:numFmt w:val="bullet"/>
+      <w:lvlText w:val="o"/>
+      <w:lvlJc w:val="left"/>
+      <w:pPr>
+        <w:tabs>
+          <w:tab w:val="num" w:pos="1440"/>
+        </w:tabs>
+        <w:ind w:left="1440" w:hanging="360"/>
+      </w:pPr>
+      <w:rPr>
+        <w:rFonts w:ascii="Courier New" w:hAnsi="Courier New" w:hint="default"/>
+        <w:sz w:val="20"/>
+      </w:rPr>
+    </w:lvl>
+    <w:lvl w:ilvl="2">
+      <w:start w:val="1"/>
+      <w:numFmt w:val="bullet"/>
+      <w:lvlText w:val=""/>
+      <w:lvlJc w:val="left"/>
+      <w:pPr>
+        <w:tabs>
+          <w:tab w:val="num" w:pos="2160"/>
+        </w:tabs>
+        <w:ind w:left="2160" w:hanging="360"/>
+      </w:pPr>
+      <w:rPr>
+        <w:rFonts w:ascii="Wingdings" w:hAnsi="Wingdings" w:hint="default"/>
+        <w:sz w:val="20"/>
+      </w:rPr>
+    </w:lvl>
+    <w:lvl w:ilvl="3" w:tentative="1">
+      <w:start w:val="1"/>
+      <w:numFmt w:val="decimal"/>
+      <w:lvlText w:val="%4."/>
+      <w:lvlJc w:val="left"/>
+      <w:pPr>
+        <w:tabs>
+          <w:tab w:val="num" w:pos="2880"/>
+        </w:tabs>
+        <w:ind w:left="2880" w:hanging="360"/>
+      </w:pPr>
+    </w:lvl>
+    <w:lvl w:ilvl="4" w:tentative="1">
+      <w:start w:val="1"/>
+      <w:numFmt w:val="decimal"/>
+      <w:lvlText w:val="%5."/>
+      <w:lvlJc w:val="left"/>
+      <w:pPr>
+        <w:tabs>
+          <w:tab w:val="num" w:pos="3600"/>
+        </w:tabs>
+        <w:ind w:left="3600" w:hanging="360"/>
+      </w:pPr>
+    </w:lvl>
+    <w:lvl w:ilvl="5" w:tentative="1">
+      <w:start w:val="1"/>
+      <w:numFmt w:val="decimal"/>
+      <w:lvlText w:val="%6."/>
+      <w:lvlJc w:val="left"/>
+      <w:pPr>
+        <w:tabs>
+          <w:tab w:val="num" w:pos="4320"/>
+        </w:tabs>
+        <w:ind w:left="4320" w:hanging="360"/>
+      </w:pPr>
+    </w:lvl>
+    <w:lvl w:ilvl="6" w:tentative="1">
+      <w:start w:val="1"/>
+      <w:numFmt w:val="decimal"/>
+      <w:lvlText w:val="%7."/>
+      <w:lvlJc w:val="left"/>
+      <w:pPr>
+        <w:tabs>
+          <w:tab w:val="num" w:pos="5040"/>
+        </w:tabs>
+        <w:ind w:left="5040" w:hanging="360"/>
+      </w:pPr>
+    </w:lvl>
+    <w:lvl w:ilvl="7" w:tentative="1">
+      <w:start w:val="1"/>
+      <w:numFmt w:val="decimal"/>
+      <w:lvlText w:val="%8."/>
+      <w:lvlJc w:val="left"/>
+      <w:pPr>
+        <w:tabs>
+          <w:tab w:val="num" w:pos="5760"/>
+        </w:tabs>
+        <w:ind w:left="5760" w:hanging="360"/>
+      </w:pPr>
+    </w:lvl>
+    <w:lvl w:ilvl="8" w:tentative="1">
+      <w:start w:val="1"/>
+      <w:numFmt w:val="decimal"/>
+      <w:lvlText w:val="%9."/>
+      <w:lvlJc w:val="left"/>
+      <w:pPr>
+        <w:tabs>
+          <w:tab w:val="num" w:pos="6480"/>
+        </w:tabs>
+        <w:ind w:left="6480" w:hanging="360"/>
+      </w:pPr>
+    </w:lvl>
+  </w:abstractNum>
+  <w:abstractNum w:abstractNumId="8" w15:restartNumberingAfterBreak="0">
     <w:nsid w:val="1C837955"/>
     <w:multiLevelType w:val="hybridMultilevel"/>
     <w:tmpl w:val="FBAEE096"/>
@@ -6982,7 +9923,7 @@
       </w:rPr>
     </w:lvl>
   </w:abstractNum>
-  <w:abstractNum w:abstractNumId="8" w15:restartNumberingAfterBreak="0">
+  <w:abstractNum w:abstractNumId="9" w15:restartNumberingAfterBreak="0">
     <w:nsid w:val="203D7754"/>
     <w:multiLevelType w:val="hybridMultilevel"/>
     <w:tmpl w:val="3642F91E"/>
@@ -7095,7 +10036,7 @@
       </w:rPr>
     </w:lvl>
   </w:abstractNum>
-  <w:abstractNum w:abstractNumId="9" w15:restartNumberingAfterBreak="0">
+  <w:abstractNum w:abstractNumId="10" w15:restartNumberingAfterBreak="0">
     <w:nsid w:val="23DB41D1"/>
     <w:multiLevelType w:val="hybridMultilevel"/>
     <w:tmpl w:val="43AC9062"/>
@@ -7209,7 +10150,7 @@
       </w:rPr>
     </w:lvl>
   </w:abstractNum>
-  <w:abstractNum w:abstractNumId="10" w15:restartNumberingAfterBreak="0">
+  <w:abstractNum w:abstractNumId="11" w15:restartNumberingAfterBreak="0">
     <w:nsid w:val="2D2B7D69"/>
     <w:multiLevelType w:val="hybridMultilevel"/>
     <w:tmpl w:val="00DAE8EC"/>
@@ -7322,7 +10263,156 @@
       </w:rPr>
     </w:lvl>
   </w:abstractNum>
-  <w:abstractNum w:abstractNumId="11" w15:restartNumberingAfterBreak="0">
+  <w:abstractNum w:abstractNumId="12" w15:restartNumberingAfterBreak="0">
+    <w:nsid w:val="2FA17910"/>
+    <w:multiLevelType w:val="multilevel"/>
+    <w:tmpl w:val="5198918A"/>
+    <w:lvl w:ilvl="0">
+      <w:start w:val="1"/>
+      <w:numFmt w:val="bullet"/>
+      <w:lvlText w:val=""/>
+      <w:lvlJc w:val="left"/>
+      <w:pPr>
+        <w:tabs>
+          <w:tab w:val="num" w:pos="720"/>
+        </w:tabs>
+        <w:ind w:left="720" w:hanging="360"/>
+      </w:pPr>
+      <w:rPr>
+        <w:rFonts w:ascii="Symbol" w:hAnsi="Symbol" w:hint="default"/>
+        <w:sz w:val="20"/>
+      </w:rPr>
+    </w:lvl>
+    <w:lvl w:ilvl="1" w:tentative="1">
+      <w:start w:val="1"/>
+      <w:numFmt w:val="bullet"/>
+      <w:lvlText w:val="o"/>
+      <w:lvlJc w:val="left"/>
+      <w:pPr>
+        <w:tabs>
+          <w:tab w:val="num" w:pos="1440"/>
+        </w:tabs>
+        <w:ind w:left="1440" w:hanging="360"/>
+      </w:pPr>
+      <w:rPr>
+        <w:rFonts w:ascii="Courier New" w:hAnsi="Courier New" w:hint="default"/>
+        <w:sz w:val="20"/>
+      </w:rPr>
+    </w:lvl>
+    <w:lvl w:ilvl="2" w:tentative="1">
+      <w:start w:val="1"/>
+      <w:numFmt w:val="bullet"/>
+      <w:lvlText w:val=""/>
+      <w:lvlJc w:val="left"/>
+      <w:pPr>
+        <w:tabs>
+          <w:tab w:val="num" w:pos="2160"/>
+        </w:tabs>
+        <w:ind w:left="2160" w:hanging="360"/>
+      </w:pPr>
+      <w:rPr>
+        <w:rFonts w:ascii="Wingdings" w:hAnsi="Wingdings" w:hint="default"/>
+        <w:sz w:val="20"/>
+      </w:rPr>
+    </w:lvl>
+    <w:lvl w:ilvl="3" w:tentative="1">
+      <w:start w:val="1"/>
+      <w:numFmt w:val="bullet"/>
+      <w:lvlText w:val=""/>
+      <w:lvlJc w:val="left"/>
+      <w:pPr>
+        <w:tabs>
+          <w:tab w:val="num" w:pos="2880"/>
+        </w:tabs>
+        <w:ind w:left="2880" w:hanging="360"/>
+      </w:pPr>
+      <w:rPr>
+        <w:rFonts w:ascii="Wingdings" w:hAnsi="Wingdings" w:hint="default"/>
+        <w:sz w:val="20"/>
+      </w:rPr>
+    </w:lvl>
+    <w:lvl w:ilvl="4" w:tentative="1">
+      <w:start w:val="1"/>
+      <w:numFmt w:val="bullet"/>
+      <w:lvlText w:val=""/>
+      <w:lvlJc w:val="left"/>
+      <w:pPr>
+        <w:tabs>
+          <w:tab w:val="num" w:pos="3600"/>
+        </w:tabs>
+        <w:ind w:left="3600" w:hanging="360"/>
+      </w:pPr>
+      <w:rPr>
+        <w:rFonts w:ascii="Wingdings" w:hAnsi="Wingdings" w:hint="default"/>
+        <w:sz w:val="20"/>
+      </w:rPr>
+    </w:lvl>
+    <w:lvl w:ilvl="5" w:tentative="1">
+      <w:start w:val="1"/>
+      <w:numFmt w:val="bullet"/>
+      <w:lvlText w:val=""/>
+      <w:lvlJc w:val="left"/>
+      <w:pPr>
+        <w:tabs>
+          <w:tab w:val="num" w:pos="4320"/>
+        </w:tabs>
+        <w:ind w:left="4320" w:hanging="360"/>
+      </w:pPr>
+      <w:rPr>
+        <w:rFonts w:ascii="Wingdings" w:hAnsi="Wingdings" w:hint="default"/>
+        <w:sz w:val="20"/>
+      </w:rPr>
+    </w:lvl>
+    <w:lvl w:ilvl="6" w:tentative="1">
+      <w:start w:val="1"/>
+      <w:numFmt w:val="bullet"/>
+      <w:lvlText w:val=""/>
+      <w:lvlJc w:val="left"/>
+      <w:pPr>
+        <w:tabs>
+          <w:tab w:val="num" w:pos="5040"/>
+        </w:tabs>
+        <w:ind w:left="5040" w:hanging="360"/>
+      </w:pPr>
+      <w:rPr>
+        <w:rFonts w:ascii="Wingdings" w:hAnsi="Wingdings" w:hint="default"/>
+        <w:sz w:val="20"/>
+      </w:rPr>
+    </w:lvl>
+    <w:lvl w:ilvl="7" w:tentative="1">
+      <w:start w:val="1"/>
+      <w:numFmt w:val="bullet"/>
+      <w:lvlText w:val=""/>
+      <w:lvlJc w:val="left"/>
+      <w:pPr>
+        <w:tabs>
+          <w:tab w:val="num" w:pos="5760"/>
+        </w:tabs>
+        <w:ind w:left="5760" w:hanging="360"/>
+      </w:pPr>
+      <w:rPr>
+        <w:rFonts w:ascii="Wingdings" w:hAnsi="Wingdings" w:hint="default"/>
+        <w:sz w:val="20"/>
+      </w:rPr>
+    </w:lvl>
+    <w:lvl w:ilvl="8" w:tentative="1">
+      <w:start w:val="1"/>
+      <w:numFmt w:val="bullet"/>
+      <w:lvlText w:val=""/>
+      <w:lvlJc w:val="left"/>
+      <w:pPr>
+        <w:tabs>
+          <w:tab w:val="num" w:pos="6480"/>
+        </w:tabs>
+        <w:ind w:left="6480" w:hanging="360"/>
+      </w:pPr>
+      <w:rPr>
+        <w:rFonts w:ascii="Wingdings" w:hAnsi="Wingdings" w:hint="default"/>
+        <w:sz w:val="20"/>
+      </w:rPr>
+    </w:lvl>
+  </w:abstractNum>
+  <w:abstractNum w:abstractNumId="13" w15:restartNumberingAfterBreak="0">
     <w:nsid w:val="3B992B65"/>
     <w:multiLevelType w:val="hybridMultilevel"/>
     <w:tmpl w:val="12A4A5A0"/>
@@ -7435,7 +10525,7 @@
       </w:rPr>
     </w:lvl>
   </w:abstractNum>
-  <w:abstractNum w:abstractNumId="12" w15:restartNumberingAfterBreak="0">
+  <w:abstractNum w:abstractNumId="14" w15:restartNumberingAfterBreak="0">
     <w:nsid w:val="40B06DD7"/>
     <w:multiLevelType w:val="hybridMultilevel"/>
     <w:tmpl w:val="521A01A2"/>
@@ -7548,7 +10638,7 @@
       </w:rPr>
     </w:lvl>
   </w:abstractNum>
-  <w:abstractNum w:abstractNumId="13" w15:restartNumberingAfterBreak="0">
+  <w:abstractNum w:abstractNumId="15" w15:restartNumberingAfterBreak="0">
     <w:nsid w:val="435D0F85"/>
     <w:multiLevelType w:val="hybridMultilevel"/>
     <w:tmpl w:val="C88890FA"/>
@@ -7662,7 +10752,156 @@
       </w:rPr>
     </w:lvl>
   </w:abstractNum>
-  <w:abstractNum w:abstractNumId="14" w15:restartNumberingAfterBreak="0">
+  <w:abstractNum w:abstractNumId="16" w15:restartNumberingAfterBreak="0">
+    <w:nsid w:val="43E73892"/>
+    <w:multiLevelType w:val="multilevel"/>
+    <w:tmpl w:val="EF7C08AA"/>
+    <w:lvl w:ilvl="0">
+      <w:start w:val="1"/>
+      <w:numFmt w:val="bullet"/>
+      <w:lvlText w:val=""/>
+      <w:lvlJc w:val="left"/>
+      <w:pPr>
+        <w:tabs>
+          <w:tab w:val="num" w:pos="720"/>
+        </w:tabs>
+        <w:ind w:left="720" w:hanging="360"/>
+      </w:pPr>
+      <w:rPr>
+        <w:rFonts w:ascii="Symbol" w:hAnsi="Symbol" w:hint="default"/>
+        <w:sz w:val="20"/>
+      </w:rPr>
+    </w:lvl>
+    <w:lvl w:ilvl="1" w:tentative="1">
+      <w:start w:val="1"/>
+      <w:numFmt w:val="bullet"/>
+      <w:lvlText w:val="o"/>
+      <w:lvlJc w:val="left"/>
+      <w:pPr>
+        <w:tabs>
+          <w:tab w:val="num" w:pos="1440"/>
+        </w:tabs>
+        <w:ind w:left="1440" w:hanging="360"/>
+      </w:pPr>
+      <w:rPr>
+        <w:rFonts w:ascii="Courier New" w:hAnsi="Courier New" w:hint="default"/>
+        <w:sz w:val="20"/>
+      </w:rPr>
+    </w:lvl>
+    <w:lvl w:ilvl="2" w:tentative="1">
+      <w:start w:val="1"/>
+      <w:numFmt w:val="bullet"/>
+      <w:lvlText w:val=""/>
+      <w:lvlJc w:val="left"/>
+      <w:pPr>
+        <w:tabs>
+          <w:tab w:val="num" w:pos="2160"/>
+        </w:tabs>
+        <w:ind w:left="2160" w:hanging="360"/>
+      </w:pPr>
+      <w:rPr>
+        <w:rFonts w:ascii="Wingdings" w:hAnsi="Wingdings" w:hint="default"/>
+        <w:sz w:val="20"/>
+      </w:rPr>
+    </w:lvl>
+    <w:lvl w:ilvl="3" w:tentative="1">
+      <w:start w:val="1"/>
+      <w:numFmt w:val="bullet"/>
+      <w:lvlText w:val=""/>
+      <w:lvlJc w:val="left"/>
+      <w:pPr>
+        <w:tabs>
+          <w:tab w:val="num" w:pos="2880"/>
+        </w:tabs>
+        <w:ind w:left="2880" w:hanging="360"/>
+      </w:pPr>
+      <w:rPr>
+        <w:rFonts w:ascii="Wingdings" w:hAnsi="Wingdings" w:hint="default"/>
+        <w:sz w:val="20"/>
+      </w:rPr>
+    </w:lvl>
+    <w:lvl w:ilvl="4" w:tentative="1">
+      <w:start w:val="1"/>
+      <w:numFmt w:val="bullet"/>
+      <w:lvlText w:val=""/>
+      <w:lvlJc w:val="left"/>
+      <w:pPr>
+        <w:tabs>
+          <w:tab w:val="num" w:pos="3600"/>
+        </w:tabs>
+        <w:ind w:left="3600" w:hanging="360"/>
+      </w:pPr>
+      <w:rPr>
+        <w:rFonts w:ascii="Wingdings" w:hAnsi="Wingdings" w:hint="default"/>
+        <w:sz w:val="20"/>
+      </w:rPr>
+    </w:lvl>
+    <w:lvl w:ilvl="5" w:tentative="1">
+      <w:start w:val="1"/>
+      <w:numFmt w:val="bullet"/>
+      <w:lvlText w:val=""/>
+      <w:lvlJc w:val="left"/>
+      <w:pPr>
+        <w:tabs>
+          <w:tab w:val="num" w:pos="4320"/>
+        </w:tabs>
+        <w:ind w:left="4320" w:hanging="360"/>
+      </w:pPr>
+      <w:rPr>
+        <w:rFonts w:ascii="Wingdings" w:hAnsi="Wingdings" w:hint="default"/>
+        <w:sz w:val="20"/>
+      </w:rPr>
+    </w:lvl>
+    <w:lvl w:ilvl="6" w:tentative="1">
+      <w:start w:val="1"/>
+      <w:numFmt w:val="bullet"/>
+      <w:lvlText w:val=""/>
+      <w:lvlJc w:val="left"/>
+      <w:pPr>
+        <w:tabs>
+          <w:tab w:val="num" w:pos="5040"/>
+        </w:tabs>
+        <w:ind w:left="5040" w:hanging="360"/>
+      </w:pPr>
+      <w:rPr>
+        <w:rFonts w:ascii="Wingdings" w:hAnsi="Wingdings" w:hint="default"/>
+        <w:sz w:val="20"/>
+      </w:rPr>
+    </w:lvl>
+    <w:lvl w:ilvl="7" w:tentative="1">
+      <w:start w:val="1"/>
+      <w:numFmt w:val="bullet"/>
+      <w:lvlText w:val=""/>
+      <w:lvlJc w:val="left"/>
+      <w:pPr>
+        <w:tabs>
+          <w:tab w:val="num" w:pos="5760"/>
+        </w:tabs>
+        <w:ind w:left="5760" w:hanging="360"/>
+      </w:pPr>
+      <w:rPr>
+        <w:rFonts w:ascii="Wingdings" w:hAnsi="Wingdings" w:hint="default"/>
+        <w:sz w:val="20"/>
+      </w:rPr>
+    </w:lvl>
+    <w:lvl w:ilvl="8" w:tentative="1">
+      <w:start w:val="1"/>
+      <w:numFmt w:val="bullet"/>
+      <w:lvlText w:val=""/>
+      <w:lvlJc w:val="left"/>
+      <w:pPr>
+        <w:tabs>
+          <w:tab w:val="num" w:pos="6480"/>
+        </w:tabs>
+        <w:ind w:left="6480" w:hanging="360"/>
+      </w:pPr>
+      <w:rPr>
+        <w:rFonts w:ascii="Wingdings" w:hAnsi="Wingdings" w:hint="default"/>
+        <w:sz w:val="20"/>
+      </w:rPr>
+    </w:lvl>
+  </w:abstractNum>
+  <w:abstractNum w:abstractNumId="17" w15:restartNumberingAfterBreak="0">
     <w:nsid w:val="4D561A31"/>
     <w:multiLevelType w:val="hybridMultilevel"/>
     <w:tmpl w:val="1FCE6BCA"/>
@@ -7775,7 +11014,7 @@
       </w:rPr>
     </w:lvl>
   </w:abstractNum>
-  <w:abstractNum w:abstractNumId="15" w15:restartNumberingAfterBreak="0">
+  <w:abstractNum w:abstractNumId="18" w15:restartNumberingAfterBreak="0">
     <w:nsid w:val="4FDB4A88"/>
     <w:multiLevelType w:val="hybridMultilevel"/>
     <w:tmpl w:val="F79CA2C6"/>
@@ -7889,7 +11128,7 @@
       </w:rPr>
     </w:lvl>
   </w:abstractNum>
-  <w:abstractNum w:abstractNumId="16" w15:restartNumberingAfterBreak="0">
+  <w:abstractNum w:abstractNumId="19" w15:restartNumberingAfterBreak="0">
     <w:nsid w:val="515201A3"/>
     <w:multiLevelType w:val="hybridMultilevel"/>
     <w:tmpl w:val="6D409646"/>
@@ -8003,7 +11242,7 @@
       </w:rPr>
     </w:lvl>
   </w:abstractNum>
-  <w:abstractNum w:abstractNumId="17" w15:restartNumberingAfterBreak="0">
+  <w:abstractNum w:abstractNumId="20" w15:restartNumberingAfterBreak="0">
     <w:nsid w:val="556F39B9"/>
     <w:multiLevelType w:val="hybridMultilevel"/>
     <w:tmpl w:val="6FACAFE0"/>
@@ -8116,7 +11355,7 @@
       </w:rPr>
     </w:lvl>
   </w:abstractNum>
-  <w:abstractNum w:abstractNumId="18" w15:restartNumberingAfterBreak="0">
+  <w:abstractNum w:abstractNumId="21" w15:restartNumberingAfterBreak="0">
     <w:nsid w:val="59C77AE8"/>
     <w:multiLevelType w:val="hybridMultilevel"/>
     <w:tmpl w:val="BA340E3A"/>
@@ -8229,7 +11468,7 @@
       </w:rPr>
     </w:lvl>
   </w:abstractNum>
-  <w:abstractNum w:abstractNumId="19" w15:restartNumberingAfterBreak="0">
+  <w:abstractNum w:abstractNumId="22" w15:restartNumberingAfterBreak="0">
     <w:nsid w:val="5B1E6236"/>
     <w:multiLevelType w:val="hybridMultilevel"/>
     <w:tmpl w:val="D8B40CE8"/>
@@ -8342,7 +11581,7 @@
       </w:rPr>
     </w:lvl>
   </w:abstractNum>
-  <w:abstractNum w:abstractNumId="20" w15:restartNumberingAfterBreak="0">
+  <w:abstractNum w:abstractNumId="23" w15:restartNumberingAfterBreak="0">
     <w:nsid w:val="61467CF4"/>
     <w:multiLevelType w:val="hybridMultilevel"/>
     <w:tmpl w:val="C61A8E36"/>
@@ -8455,7 +11694,7 @@
       </w:rPr>
     </w:lvl>
   </w:abstractNum>
-  <w:abstractNum w:abstractNumId="21" w15:restartNumberingAfterBreak="0">
+  <w:abstractNum w:abstractNumId="24" w15:restartNumberingAfterBreak="0">
     <w:nsid w:val="619738EF"/>
     <w:multiLevelType w:val="multilevel"/>
     <w:tmpl w:val="37CE2D78"/>
@@ -8550,7 +11789,7 @@
       </w:pPr>
     </w:lvl>
   </w:abstractNum>
-  <w:abstractNum w:abstractNumId="22" w15:restartNumberingAfterBreak="0">
+  <w:abstractNum w:abstractNumId="25" w15:restartNumberingAfterBreak="0">
     <w:nsid w:val="66C86151"/>
     <w:multiLevelType w:val="hybridMultilevel"/>
     <w:tmpl w:val="3752CBFC"/>
@@ -8663,7 +11902,7 @@
       </w:rPr>
     </w:lvl>
   </w:abstractNum>
-  <w:abstractNum w:abstractNumId="23" w15:restartNumberingAfterBreak="0">
+  <w:abstractNum w:abstractNumId="26" w15:restartNumberingAfterBreak="0">
     <w:nsid w:val="68815C15"/>
     <w:multiLevelType w:val="hybridMultilevel"/>
     <w:tmpl w:val="CEDEB89A"/>
@@ -8777,7 +12016,7 @@
       </w:rPr>
     </w:lvl>
   </w:abstractNum>
-  <w:abstractNum w:abstractNumId="24" w15:restartNumberingAfterBreak="0">
+  <w:abstractNum w:abstractNumId="27" w15:restartNumberingAfterBreak="0">
     <w:nsid w:val="700A02B7"/>
     <w:multiLevelType w:val="hybridMultilevel"/>
     <w:tmpl w:val="C896B842"/>
@@ -8890,7 +12129,7 @@
       </w:rPr>
     </w:lvl>
   </w:abstractNum>
-  <w:abstractNum w:abstractNumId="25" w15:restartNumberingAfterBreak="0">
+  <w:abstractNum w:abstractNumId="28" w15:restartNumberingAfterBreak="0">
     <w:nsid w:val="760C6AAA"/>
     <w:multiLevelType w:val="hybridMultilevel"/>
     <w:tmpl w:val="9D7E7962"/>
@@ -9003,7 +12242,7 @@
       </w:rPr>
     </w:lvl>
   </w:abstractNum>
-  <w:abstractNum w:abstractNumId="26" w15:restartNumberingAfterBreak="0">
+  <w:abstractNum w:abstractNumId="29" w15:restartNumberingAfterBreak="0">
     <w:nsid w:val="7913282B"/>
     <w:multiLevelType w:val="hybridMultilevel"/>
     <w:tmpl w:val="5A3051B4"/>
@@ -9117,25 +12356,25 @@
     </w:lvl>
   </w:abstractNum>
   <w:num w:numId="1">
-    <w:abstractNumId w:val="16"/>
+    <w:abstractNumId w:val="19"/>
   </w:num>
   <w:num w:numId="2">
-    <w:abstractNumId w:val="13"/>
+    <w:abstractNumId w:val="15"/>
   </w:num>
   <w:num w:numId="3">
-    <w:abstractNumId w:val="15"/>
+    <w:abstractNumId w:val="18"/>
   </w:num>
   <w:num w:numId="4">
-    <w:abstractNumId w:val="21"/>
+    <w:abstractNumId w:val="24"/>
   </w:num>
   <w:num w:numId="5">
     <w:abstractNumId w:val="5"/>
   </w:num>
   <w:num w:numId="6">
-    <w:abstractNumId w:val="9"/>
+    <w:abstractNumId w:val="10"/>
   </w:num>
   <w:num w:numId="7">
-    <w:abstractNumId w:val="23"/>
+    <w:abstractNumId w:val="26"/>
   </w:num>
   <w:num w:numId="8">
     <w:abstractNumId w:val="1"/>
@@ -9144,19 +12383,19 @@
     <w:abstractNumId w:val="2"/>
   </w:num>
   <w:num w:numId="10">
-    <w:abstractNumId w:val="25"/>
+    <w:abstractNumId w:val="28"/>
   </w:num>
   <w:num w:numId="11">
-    <w:abstractNumId w:val="7"/>
+    <w:abstractNumId w:val="8"/>
   </w:num>
   <w:num w:numId="12">
-    <w:abstractNumId w:val="8"/>
+    <w:abstractNumId w:val="9"/>
   </w:num>
   <w:num w:numId="13">
-    <w:abstractNumId w:val="10"/>
+    <w:abstractNumId w:val="11"/>
   </w:num>
   <w:num w:numId="14">
-    <w:abstractNumId w:val="24"/>
+    <w:abstractNumId w:val="27"/>
   </w:num>
   <w:num w:numId="15">
     <w:abstractNumId w:val="4"/>
@@ -9165,37 +12404,46 @@
     <w:abstractNumId w:val="3"/>
   </w:num>
   <w:num w:numId="17">
-    <w:abstractNumId w:val="12"/>
+    <w:abstractNumId w:val="14"/>
   </w:num>
   <w:num w:numId="18">
-    <w:abstractNumId w:val="26"/>
+    <w:abstractNumId w:val="29"/>
   </w:num>
   <w:num w:numId="19">
-    <w:abstractNumId w:val="14"/>
+    <w:abstractNumId w:val="17"/>
   </w:num>
   <w:num w:numId="20">
     <w:abstractNumId w:val="0"/>
   </w:num>
   <w:num w:numId="21">
-    <w:abstractNumId w:val="19"/>
+    <w:abstractNumId w:val="22"/>
   </w:num>
   <w:num w:numId="22">
-    <w:abstractNumId w:val="17"/>
+    <w:abstractNumId w:val="20"/>
   </w:num>
   <w:num w:numId="23">
     <w:abstractNumId w:val="6"/>
   </w:num>
   <w:num w:numId="24">
-    <w:abstractNumId w:val="18"/>
+    <w:abstractNumId w:val="21"/>
   </w:num>
   <w:num w:numId="25">
-    <w:abstractNumId w:val="20"/>
+    <w:abstractNumId w:val="23"/>
   </w:num>
   <w:num w:numId="26">
-    <w:abstractNumId w:val="11"/>
+    <w:abstractNumId w:val="13"/>
   </w:num>
   <w:num w:numId="27">
-    <w:abstractNumId w:val="22"/>
+    <w:abstractNumId w:val="25"/>
+  </w:num>
+  <w:num w:numId="28">
+    <w:abstractNumId w:val="7"/>
+  </w:num>
+  <w:num w:numId="29">
+    <w:abstractNumId w:val="12"/>
+  </w:num>
+  <w:num w:numId="30">
+    <w:abstractNumId w:val="16"/>
   </w:num>
 </w:numbering>
 </file>
@@ -10493,6 +13741,35 @@
       </w:tblBorders>
     </w:tblPr>
   </w:style>
+  <w:style w:type="paragraph" w:styleId="NormalWeb">
+    <w:name w:val="Normal (Web)"/>
+    <w:basedOn w:val="Normal"/>
+    <w:uiPriority w:val="99"/>
+    <w:semiHidden/>
+    <w:unhideWhenUsed/>
+    <w:rsid w:val="00CA04A9"/>
+    <w:pPr>
+      <w:spacing w:before="100" w:beforeAutospacing="1" w:after="100" w:afterAutospacing="1" w:line="240" w:lineRule="auto"/>
+      <w:jc w:val="left"/>
+    </w:pPr>
+    <w:rPr>
+      <w:rFonts w:ascii="Times New Roman" w:eastAsia="Times New Roman" w:hAnsi="Times New Roman" w:cs="Times New Roman"/>
+      <w:sz w:val="24"/>
+      <w:szCs w:val="24"/>
+      <w:lang w:eastAsia="fr-FR"/>
+    </w:rPr>
+  </w:style>
+  <w:style w:type="character" w:styleId="Accentuation">
+    <w:name w:val="Emphasis"/>
+    <w:basedOn w:val="Policepardfaut"/>
+    <w:uiPriority w:val="20"/>
+    <w:qFormat/>
+    <w:rsid w:val="00CA04A9"/>
+    <w:rPr>
+      <w:i/>
+      <w:iCs/>
+    </w:rPr>
+  </w:style>
 </w:styles>
 </file>
 
@@ -10633,7 +13910,7 @@
     <w:charset w:val="00"/>
     <w:family w:val="roman"/>
     <w:pitch w:val="variable"/>
-    <w:sig w:usb0="E0002AFF" w:usb1="C0007843" w:usb2="00000009" w:usb3="00000000" w:csb0="000001FF" w:csb1="00000000"/>
+    <w:sig w:usb0="E0002EFF" w:usb1="C000785B" w:usb2="00000009" w:usb3="00000000" w:csb0="000001FF" w:csb1="00000000"/>
   </w:font>
   <w:font w:name="Courier New">
     <w:panose1 w:val="02070309020205020404"/>
@@ -10649,19 +13926,19 @@
     <w:pitch w:val="variable"/>
     <w:sig w:usb0="00000000" w:usb1="10000000" w:usb2="00000000" w:usb3="00000000" w:csb0="80000000" w:csb1="00000000"/>
   </w:font>
+  <w:font w:name="Calibri">
+    <w:panose1 w:val="020F0502020204030204"/>
+    <w:charset w:val="00"/>
+    <w:family w:val="swiss"/>
+    <w:pitch w:val="variable"/>
+    <w:sig w:usb0="E4002EFF" w:usb1="C000247B" w:usb2="00000009" w:usb3="00000000" w:csb0="000001FF" w:csb1="00000000"/>
+  </w:font>
   <w:font w:name="Webdings">
     <w:panose1 w:val="05030102010509060703"/>
     <w:charset w:val="02"/>
     <w:family w:val="roman"/>
     <w:pitch w:val="variable"/>
     <w:sig w:usb0="00000000" w:usb1="10000000" w:usb2="00000000" w:usb3="00000000" w:csb0="80000000" w:csb1="00000000"/>
-  </w:font>
-  <w:font w:name="Calibri">
-    <w:panose1 w:val="020F0502020204030204"/>
-    <w:charset w:val="00"/>
-    <w:family w:val="swiss"/>
-    <w:pitch w:val="variable"/>
-    <w:sig w:usb0="E00002FF" w:usb1="4000ACFF" w:usb2="00000001" w:usb3="00000000" w:csb0="0000019F" w:csb1="00000000"/>
   </w:font>
   <w:font w:name="Cambria">
     <w:panose1 w:val="02040503050406030204"/>
@@ -10689,7 +13966,7 @@
     <w:charset w:val="00"/>
     <w:family w:val="swiss"/>
     <w:pitch w:val="variable"/>
-    <w:sig w:usb0="A00002EF" w:usb1="4000207B" w:usb2="00000000" w:usb3="00000000" w:csb0="0000009F" w:csb1="00000000"/>
+    <w:sig w:usb0="E4002EFF" w:usb1="C000247B" w:usb2="00000009" w:usb3="00000000" w:csb0="000001FF" w:csb1="00000000"/>
   </w:font>
 </w:fonts>
 </file>
@@ -10715,6 +13992,7 @@
     <w:rsid w:val="00110F08"/>
     <w:rsid w:val="002308C5"/>
     <w:rsid w:val="00350744"/>
+    <w:rsid w:val="00376CD6"/>
     <w:rsid w:val="0040063D"/>
     <w:rsid w:val="005E7BDA"/>
     <w:rsid w:val="0067166D"/>

--- a/Documents/DossierAnalyse.docx
+++ b/Documents/DossierAnalyse.docx
@@ -1214,7 +1214,7 @@
           <w:r>
             <w:fldChar w:fldCharType="separate"/>
           </w:r>
-          <w:hyperlink w:anchor="_Toc210376716" w:history="1">
+          <w:hyperlink w:anchor="_Toc210395838" w:history="1">
             <w:r>
               <w:rPr>
                 <w:rStyle w:val="Lienhypertexte"/>
@@ -1256,7 +1256,7 @@
                 <w:noProof/>
                 <w:webHidden/>
               </w:rPr>
-              <w:instrText xml:space="preserve"> PAGEREF _Toc210376716 \h </w:instrText>
+              <w:instrText xml:space="preserve"> PAGEREF _Toc210395838 \h </w:instrText>
             </w:r>
             <w:r>
               <w:rPr>
@@ -1300,7 +1300,7 @@
               <w:lang w:eastAsia="fr-FR"/>
             </w:rPr>
           </w:pPr>
-          <w:hyperlink w:anchor="_Toc210376717" w:history="1">
+          <w:hyperlink w:anchor="_Toc210395839" w:history="1">
             <w:r>
               <w:rPr>
                 <w:rStyle w:val="Lienhypertexte"/>
@@ -1342,7 +1342,7 @@
                 <w:noProof/>
                 <w:webHidden/>
               </w:rPr>
-              <w:instrText xml:space="preserve"> PAGEREF _Toc210376717 \h </w:instrText>
+              <w:instrText xml:space="preserve"> PAGEREF _Toc210395839 \h </w:instrText>
             </w:r>
             <w:r>
               <w:rPr>
@@ -1386,7 +1386,7 @@
               <w:lang w:eastAsia="fr-FR"/>
             </w:rPr>
           </w:pPr>
-          <w:hyperlink w:anchor="_Toc210376718" w:history="1">
+          <w:hyperlink w:anchor="_Toc210395840" w:history="1">
             <w:r>
               <w:rPr>
                 <w:rStyle w:val="Lienhypertexte"/>
@@ -1428,7 +1428,7 @@
                 <w:noProof/>
                 <w:webHidden/>
               </w:rPr>
-              <w:instrText xml:space="preserve"> PAGEREF _Toc210376718 \h </w:instrText>
+              <w:instrText xml:space="preserve"> PAGEREF _Toc210395840 \h </w:instrText>
             </w:r>
             <w:r>
               <w:rPr>
@@ -1472,7 +1472,7 @@
               <w:lang w:eastAsia="fr-FR"/>
             </w:rPr>
           </w:pPr>
-          <w:hyperlink w:anchor="_Toc210376719" w:history="1">
+          <w:hyperlink w:anchor="_Toc210395841" w:history="1">
             <w:r>
               <w:rPr>
                 <w:rStyle w:val="Lienhypertexte"/>
@@ -1514,7 +1514,7 @@
                 <w:noProof/>
                 <w:webHidden/>
               </w:rPr>
-              <w:instrText xml:space="preserve"> PAGEREF _Toc210376719 \h </w:instrText>
+              <w:instrText xml:space="preserve"> PAGEREF _Toc210395841 \h </w:instrText>
             </w:r>
             <w:r>
               <w:rPr>
@@ -1558,7 +1558,7 @@
               <w:lang w:eastAsia="fr-FR"/>
             </w:rPr>
           </w:pPr>
-          <w:hyperlink w:anchor="_Toc210376720" w:history="1">
+          <w:hyperlink w:anchor="_Toc210395842" w:history="1">
             <w:r>
               <w:rPr>
                 <w:rStyle w:val="Lienhypertexte"/>
@@ -1600,7 +1600,7 @@
                 <w:noProof/>
                 <w:webHidden/>
               </w:rPr>
-              <w:instrText xml:space="preserve"> PAGEREF _Toc210376720 \h </w:instrText>
+              <w:instrText xml:space="preserve"> PAGEREF _Toc210395842 \h </w:instrText>
             </w:r>
             <w:r>
               <w:rPr>
@@ -1644,7 +1644,7 @@
               <w:lang w:eastAsia="fr-FR"/>
             </w:rPr>
           </w:pPr>
-          <w:hyperlink w:anchor="_Toc210376721" w:history="1">
+          <w:hyperlink w:anchor="_Toc210395843" w:history="1">
             <w:r>
               <w:rPr>
                 <w:rStyle w:val="Lienhypertexte"/>
@@ -1686,7 +1686,7 @@
                 <w:noProof/>
                 <w:webHidden/>
               </w:rPr>
-              <w:instrText xml:space="preserve"> PAGEREF _Toc210376721 \h </w:instrText>
+              <w:instrText xml:space="preserve"> PAGEREF _Toc210395843 \h </w:instrText>
             </w:r>
             <w:r>
               <w:rPr>
@@ -1730,7 +1730,7 @@
               <w:lang w:eastAsia="fr-FR"/>
             </w:rPr>
           </w:pPr>
-          <w:hyperlink w:anchor="_Toc210376722" w:history="1">
+          <w:hyperlink w:anchor="_Toc210395844" w:history="1">
             <w:r>
               <w:rPr>
                 <w:rStyle w:val="Lienhypertexte"/>
@@ -1772,7 +1772,7 @@
                 <w:noProof/>
                 <w:webHidden/>
               </w:rPr>
-              <w:instrText xml:space="preserve"> PAGEREF _Toc210376722 \h </w:instrText>
+              <w:instrText xml:space="preserve"> PAGEREF _Toc210395844 \h </w:instrText>
             </w:r>
             <w:r>
               <w:rPr>
@@ -1816,7 +1816,7 @@
               <w:lang w:eastAsia="fr-FR"/>
             </w:rPr>
           </w:pPr>
-          <w:hyperlink w:anchor="_Toc210376723" w:history="1">
+          <w:hyperlink w:anchor="_Toc210395845" w:history="1">
             <w:r>
               <w:rPr>
                 <w:rStyle w:val="Lienhypertexte"/>
@@ -1858,7 +1858,7 @@
                 <w:noProof/>
                 <w:webHidden/>
               </w:rPr>
-              <w:instrText xml:space="preserve"> PAGEREF _Toc210376723 \h </w:instrText>
+              <w:instrText xml:space="preserve"> PAGEREF _Toc210395845 \h </w:instrText>
             </w:r>
             <w:r>
               <w:rPr>
@@ -1898,7 +1898,7 @@
               <w:lang w:eastAsia="fr-FR"/>
             </w:rPr>
           </w:pPr>
-          <w:hyperlink w:anchor="_Toc210376724" w:history="1">
+          <w:hyperlink w:anchor="_Toc210395846" w:history="1">
             <w:r>
               <w:rPr>
                 <w:rStyle w:val="Lienhypertexte"/>
@@ -1940,7 +1940,7 @@
                 <w:noProof/>
                 <w:webHidden/>
               </w:rPr>
-              <w:instrText xml:space="preserve"> PAGEREF _Toc210376724 \h </w:instrText>
+              <w:instrText xml:space="preserve"> PAGEREF _Toc210395846 \h </w:instrText>
             </w:r>
             <w:r>
               <w:rPr>
@@ -1984,7 +1984,7 @@
               <w:lang w:eastAsia="fr-FR"/>
             </w:rPr>
           </w:pPr>
-          <w:hyperlink w:anchor="_Toc210376725" w:history="1">
+          <w:hyperlink w:anchor="_Toc210395847" w:history="1">
             <w:r>
               <w:rPr>
                 <w:rStyle w:val="Lienhypertexte"/>
@@ -2026,7 +2026,7 @@
                 <w:noProof/>
                 <w:webHidden/>
               </w:rPr>
-              <w:instrText xml:space="preserve"> PAGEREF _Toc210376725 \h </w:instrText>
+              <w:instrText xml:space="preserve"> PAGEREF _Toc210395847 \h </w:instrText>
             </w:r>
             <w:r>
               <w:rPr>
@@ -2066,7 +2066,7 @@
               <w:lang w:eastAsia="fr-FR"/>
             </w:rPr>
           </w:pPr>
-          <w:hyperlink w:anchor="_Toc210376726" w:history="1">
+          <w:hyperlink w:anchor="_Toc210395848" w:history="1">
             <w:r>
               <w:rPr>
                 <w:rStyle w:val="Lienhypertexte"/>
@@ -2108,7 +2108,7 @@
                 <w:noProof/>
                 <w:webHidden/>
               </w:rPr>
-              <w:instrText xml:space="preserve"> PAGEREF _Toc210376726 \h </w:instrText>
+              <w:instrText xml:space="preserve"> PAGEREF _Toc210395848 \h </w:instrText>
             </w:r>
             <w:r>
               <w:rPr>
@@ -2152,7 +2152,7 @@
               <w:lang w:eastAsia="fr-FR"/>
             </w:rPr>
           </w:pPr>
-          <w:hyperlink w:anchor="_Toc210376727" w:history="1">
+          <w:hyperlink w:anchor="_Toc210395849" w:history="1">
             <w:r>
               <w:rPr>
                 <w:rStyle w:val="Lienhypertexte"/>
@@ -2194,7 +2194,7 @@
                 <w:noProof/>
                 <w:webHidden/>
               </w:rPr>
-              <w:instrText xml:space="preserve"> PAGEREF _Toc210376727 \h </w:instrText>
+              <w:instrText xml:space="preserve"> PAGEREF _Toc210395849 \h </w:instrText>
             </w:r>
             <w:r>
               <w:rPr>
@@ -2238,7 +2238,7 @@
               <w:lang w:eastAsia="fr-FR"/>
             </w:rPr>
           </w:pPr>
-          <w:hyperlink w:anchor="_Toc210376728" w:history="1">
+          <w:hyperlink w:anchor="_Toc210395850" w:history="1">
             <w:r>
               <w:rPr>
                 <w:rStyle w:val="Lienhypertexte"/>
@@ -2280,7 +2280,7 @@
                 <w:noProof/>
                 <w:webHidden/>
               </w:rPr>
-              <w:instrText xml:space="preserve"> PAGEREF _Toc210376728 \h </w:instrText>
+              <w:instrText xml:space="preserve"> PAGEREF _Toc210395850 \h </w:instrText>
             </w:r>
             <w:r>
               <w:rPr>
@@ -2324,7 +2324,7 @@
               <w:lang w:eastAsia="fr-FR"/>
             </w:rPr>
           </w:pPr>
-          <w:hyperlink w:anchor="_Toc210376729" w:history="1">
+          <w:hyperlink w:anchor="_Toc210395851" w:history="1">
             <w:r>
               <w:rPr>
                 <w:rStyle w:val="Lienhypertexte"/>
@@ -2366,7 +2366,7 @@
                 <w:noProof/>
                 <w:webHidden/>
               </w:rPr>
-              <w:instrText xml:space="preserve"> PAGEREF _Toc210376729 \h </w:instrText>
+              <w:instrText xml:space="preserve"> PAGEREF _Toc210395851 \h </w:instrText>
             </w:r>
             <w:r>
               <w:rPr>
@@ -2410,7 +2410,7 @@
               <w:lang w:eastAsia="fr-FR"/>
             </w:rPr>
           </w:pPr>
-          <w:hyperlink w:anchor="_Toc210376730" w:history="1">
+          <w:hyperlink w:anchor="_Toc210395852" w:history="1">
             <w:r>
               <w:rPr>
                 <w:rStyle w:val="Lienhypertexte"/>
@@ -2452,7 +2452,7 @@
                 <w:noProof/>
                 <w:webHidden/>
               </w:rPr>
-              <w:instrText xml:space="preserve"> PAGEREF _Toc210376730 \h </w:instrText>
+              <w:instrText xml:space="preserve"> PAGEREF _Toc210395852 \h </w:instrText>
             </w:r>
             <w:r>
               <w:rPr>
@@ -2496,7 +2496,7 @@
               <w:lang w:eastAsia="fr-FR"/>
             </w:rPr>
           </w:pPr>
-          <w:hyperlink w:anchor="_Toc210376731" w:history="1">
+          <w:hyperlink w:anchor="_Toc210395853" w:history="1">
             <w:r>
               <w:rPr>
                 <w:rStyle w:val="Lienhypertexte"/>
@@ -2538,7 +2538,7 @@
                 <w:noProof/>
                 <w:webHidden/>
               </w:rPr>
-              <w:instrText xml:space="preserve"> PAGEREF _Toc210376731 \h </w:instrText>
+              <w:instrText xml:space="preserve"> PAGEREF _Toc210395853 \h </w:instrText>
             </w:r>
             <w:r>
               <w:rPr>
@@ -2582,7 +2582,7 @@
               <w:lang w:eastAsia="fr-FR"/>
             </w:rPr>
           </w:pPr>
-          <w:hyperlink w:anchor="_Toc210376732" w:history="1">
+          <w:hyperlink w:anchor="_Toc210395854" w:history="1">
             <w:r>
               <w:rPr>
                 <w:rStyle w:val="Lienhypertexte"/>
@@ -2624,7 +2624,7 @@
                 <w:noProof/>
                 <w:webHidden/>
               </w:rPr>
-              <w:instrText xml:space="preserve"> PAGEREF _Toc210376732 \h </w:instrText>
+              <w:instrText xml:space="preserve"> PAGEREF _Toc210395854 \h </w:instrText>
             </w:r>
             <w:r>
               <w:rPr>
@@ -2668,7 +2668,7 @@
               <w:lang w:eastAsia="fr-FR"/>
             </w:rPr>
           </w:pPr>
-          <w:hyperlink w:anchor="_Toc210376733" w:history="1">
+          <w:hyperlink w:anchor="_Toc210395855" w:history="1">
             <w:r>
               <w:rPr>
                 <w:rStyle w:val="Lienhypertexte"/>
@@ -2710,7 +2710,7 @@
                 <w:noProof/>
                 <w:webHidden/>
               </w:rPr>
-              <w:instrText xml:space="preserve"> PAGEREF _Toc210376733 \h </w:instrText>
+              <w:instrText xml:space="preserve"> PAGEREF _Toc210395855 \h </w:instrText>
             </w:r>
             <w:r>
               <w:rPr>
@@ -2754,7 +2754,7 @@
               <w:lang w:eastAsia="fr-FR"/>
             </w:rPr>
           </w:pPr>
-          <w:hyperlink w:anchor="_Toc210376734" w:history="1">
+          <w:hyperlink w:anchor="_Toc210395856" w:history="1">
             <w:r>
               <w:rPr>
                 <w:rStyle w:val="Lienhypertexte"/>
@@ -2796,7 +2796,7 @@
                 <w:noProof/>
                 <w:webHidden/>
               </w:rPr>
-              <w:instrText xml:space="preserve"> PAGEREF _Toc210376734 \h </w:instrText>
+              <w:instrText xml:space="preserve"> PAGEREF _Toc210395856 \h </w:instrText>
             </w:r>
             <w:r>
               <w:rPr>
@@ -2840,7 +2840,7 @@
               <w:lang w:eastAsia="fr-FR"/>
             </w:rPr>
           </w:pPr>
-          <w:hyperlink w:anchor="_Toc210376735" w:history="1">
+          <w:hyperlink w:anchor="_Toc210395857" w:history="1">
             <w:r>
               <w:rPr>
                 <w:rStyle w:val="Lienhypertexte"/>
@@ -2882,7 +2882,7 @@
                 <w:noProof/>
                 <w:webHidden/>
               </w:rPr>
-              <w:instrText xml:space="preserve"> PAGEREF _Toc210376735 \h </w:instrText>
+              <w:instrText xml:space="preserve"> PAGEREF _Toc210395857 \h </w:instrText>
             </w:r>
             <w:r>
               <w:rPr>
@@ -2902,7 +2902,7 @@
                 <w:noProof/>
                 <w:webHidden/>
               </w:rPr>
-              <w:t>8</w:t>
+              <w:t>9</w:t>
             </w:r>
             <w:r>
               <w:rPr>
@@ -2926,7 +2926,7 @@
               <w:lang w:eastAsia="fr-FR"/>
             </w:rPr>
           </w:pPr>
-          <w:hyperlink w:anchor="_Toc210376736" w:history="1">
+          <w:hyperlink w:anchor="_Toc210395858" w:history="1">
             <w:r>
               <w:rPr>
                 <w:rStyle w:val="Lienhypertexte"/>
@@ -2968,7 +2968,7 @@
                 <w:noProof/>
                 <w:webHidden/>
               </w:rPr>
-              <w:instrText xml:space="preserve"> PAGEREF _Toc210376736 \h </w:instrText>
+              <w:instrText xml:space="preserve"> PAGEREF _Toc210395858 \h </w:instrText>
             </w:r>
             <w:r>
               <w:rPr>
@@ -2988,7 +2988,7 @@
                 <w:noProof/>
                 <w:webHidden/>
               </w:rPr>
-              <w:t>8</w:t>
+              <w:t>9</w:t>
             </w:r>
             <w:r>
               <w:rPr>
@@ -3012,7 +3012,7 @@
               <w:lang w:eastAsia="fr-FR"/>
             </w:rPr>
           </w:pPr>
-          <w:hyperlink w:anchor="_Toc210376737" w:history="1">
+          <w:hyperlink w:anchor="_Toc210395859" w:history="1">
             <w:r>
               <w:rPr>
                 <w:rStyle w:val="Lienhypertexte"/>
@@ -3054,7 +3054,7 @@
                 <w:noProof/>
                 <w:webHidden/>
               </w:rPr>
-              <w:instrText xml:space="preserve"> PAGEREF _Toc210376737 \h </w:instrText>
+              <w:instrText xml:space="preserve"> PAGEREF _Toc210395859 \h </w:instrText>
             </w:r>
             <w:r>
               <w:rPr>
@@ -3074,7 +3074,7 @@
                 <w:noProof/>
                 <w:webHidden/>
               </w:rPr>
-              <w:t>8</w:t>
+              <w:t>9</w:t>
             </w:r>
             <w:r>
               <w:rPr>
@@ -3098,7 +3098,7 @@
               <w:lang w:eastAsia="fr-FR"/>
             </w:rPr>
           </w:pPr>
-          <w:hyperlink w:anchor="_Toc210376738" w:history="1">
+          <w:hyperlink w:anchor="_Toc210395860" w:history="1">
             <w:r>
               <w:rPr>
                 <w:rStyle w:val="Lienhypertexte"/>
@@ -3140,7 +3140,7 @@
                 <w:noProof/>
                 <w:webHidden/>
               </w:rPr>
-              <w:instrText xml:space="preserve"> PAGEREF _Toc210376738 \h </w:instrText>
+              <w:instrText xml:space="preserve"> PAGEREF _Toc210395860 \h </w:instrText>
             </w:r>
             <w:r>
               <w:rPr>
@@ -3160,7 +3160,7 @@
                 <w:noProof/>
                 <w:webHidden/>
               </w:rPr>
-              <w:t>8</w:t>
+              <w:t>9</w:t>
             </w:r>
             <w:r>
               <w:rPr>
@@ -3184,7 +3184,7 @@
               <w:lang w:eastAsia="fr-FR"/>
             </w:rPr>
           </w:pPr>
-          <w:hyperlink w:anchor="_Toc210376739" w:history="1">
+          <w:hyperlink w:anchor="_Toc210395861" w:history="1">
             <w:r>
               <w:rPr>
                 <w:rStyle w:val="Lienhypertexte"/>
@@ -3226,7 +3226,7 @@
                 <w:noProof/>
                 <w:webHidden/>
               </w:rPr>
-              <w:instrText xml:space="preserve"> PAGEREF _Toc210376739 \h </w:instrText>
+              <w:instrText xml:space="preserve"> PAGEREF _Toc210395861 \h </w:instrText>
             </w:r>
             <w:r>
               <w:rPr>
@@ -3246,7 +3246,7 @@
                 <w:noProof/>
                 <w:webHidden/>
               </w:rPr>
-              <w:t>8</w:t>
+              <w:t>9</w:t>
             </w:r>
             <w:r>
               <w:rPr>
@@ -3270,7 +3270,7 @@
               <w:lang w:eastAsia="fr-FR"/>
             </w:rPr>
           </w:pPr>
-          <w:hyperlink w:anchor="_Toc210376740" w:history="1">
+          <w:hyperlink w:anchor="_Toc210395862" w:history="1">
             <w:r>
               <w:rPr>
                 <w:rStyle w:val="Lienhypertexte"/>
@@ -3312,7 +3312,7 @@
                 <w:noProof/>
                 <w:webHidden/>
               </w:rPr>
-              <w:instrText xml:space="preserve"> PAGEREF _Toc210376740 \h </w:instrText>
+              <w:instrText xml:space="preserve"> PAGEREF _Toc210395862 \h </w:instrText>
             </w:r>
             <w:r>
               <w:rPr>
@@ -3356,7 +3356,7 @@
               <w:lang w:eastAsia="fr-FR"/>
             </w:rPr>
           </w:pPr>
-          <w:hyperlink w:anchor="_Toc210376741" w:history="1">
+          <w:hyperlink w:anchor="_Toc210395863" w:history="1">
             <w:r>
               <w:rPr>
                 <w:rStyle w:val="Lienhypertexte"/>
@@ -3398,7 +3398,7 @@
                 <w:noProof/>
                 <w:webHidden/>
               </w:rPr>
-              <w:instrText xml:space="preserve"> PAGEREF _Toc210376741 \h </w:instrText>
+              <w:instrText xml:space="preserve"> PAGEREF _Toc210395863 \h </w:instrText>
             </w:r>
             <w:r>
               <w:rPr>
@@ -3418,7 +3418,93 @@
                 <w:noProof/>
                 <w:webHidden/>
               </w:rPr>
-              <w:t>9</w:t>
+              <w:t>10</w:t>
+            </w:r>
+            <w:r>
+              <w:rPr>
+                <w:noProof/>
+                <w:webHidden/>
+              </w:rPr>
+              <w:fldChar w:fldCharType="end"/>
+            </w:r>
+          </w:hyperlink>
+        </w:p>
+        <w:p>
+          <w:pPr>
+            <w:pStyle w:val="TM3"/>
+            <w:tabs>
+              <w:tab w:val="left" w:pos="1320"/>
+              <w:tab w:val="right" w:leader="dot" w:pos="9062"/>
+            </w:tabs>
+            <w:rPr>
+              <w:rFonts w:eastAsiaTheme="minorEastAsia"/>
+              <w:noProof/>
+              <w:lang w:eastAsia="fr-FR"/>
+            </w:rPr>
+          </w:pPr>
+          <w:hyperlink w:anchor="_Toc210395864" w:history="1">
+            <w:r>
+              <w:rPr>
+                <w:rStyle w:val="Lienhypertexte"/>
+                <w:noProof/>
+              </w:rPr>
+              <w:t>III.4.1</w:t>
+            </w:r>
+            <w:r>
+              <w:rPr>
+                <w:rFonts w:eastAsiaTheme="minorEastAsia"/>
+                <w:noProof/>
+                <w:lang w:eastAsia="fr-FR"/>
+              </w:rPr>
+              <w:tab/>
+            </w:r>
+            <w:r>
+              <w:rPr>
+                <w:rStyle w:val="Lienhypertexte"/>
+                <w:noProof/>
+              </w:rPr>
+              <w:t>Diagramme de séquence</w:t>
+            </w:r>
+            <w:r>
+              <w:rPr>
+                <w:noProof/>
+                <w:webHidden/>
+              </w:rPr>
+              <w:tab/>
+            </w:r>
+            <w:r>
+              <w:rPr>
+                <w:noProof/>
+                <w:webHidden/>
+              </w:rPr>
+              <w:fldChar w:fldCharType="begin"/>
+            </w:r>
+            <w:r>
+              <w:rPr>
+                <w:noProof/>
+                <w:webHidden/>
+              </w:rPr>
+              <w:instrText xml:space="preserve"> PAGEREF _Toc210395864 \h </w:instrText>
+            </w:r>
+            <w:r>
+              <w:rPr>
+                <w:noProof/>
+                <w:webHidden/>
+              </w:rPr>
+            </w:r>
+            <w:r>
+              <w:rPr>
+                <w:noProof/>
+                <w:webHidden/>
+              </w:rPr>
+              <w:fldChar w:fldCharType="separate"/>
+            </w:r>
+            <w:r>
+              <w:rPr>
+                <w:noProof/>
+                <w:webHidden/>
+              </w:rPr>
+              <w:t>10</w:t>
             </w:r>
             <w:r>
               <w:rPr>
@@ -3454,7 +3540,7 @@
       <w:pPr>
         <w:pStyle w:val="Titre1"/>
       </w:pPr>
-      <w:bookmarkStart w:id="0" w:name="_Toc210376716"/>
+      <w:bookmarkStart w:id="0" w:name="_Toc210395838"/>
       <w:r>
         <w:lastRenderedPageBreak/>
         <w:t>Introduction</w:t>
@@ -3465,7 +3551,7 @@
       <w:pPr>
         <w:pStyle w:val="Titre2"/>
       </w:pPr>
-      <w:bookmarkStart w:id="1" w:name="_Toc210376717"/>
+      <w:bookmarkStart w:id="1" w:name="_Toc210395839"/>
       <w:r>
         <w:t>Objectifs et contexte du projet</w:t>
       </w:r>
@@ -3506,7 +3592,7 @@
         <w:pStyle w:val="Paragraphedeliste"/>
         <w:numPr>
           <w:ilvl w:val="0"/>
-          <w:numId w:val="9"/>
+          <w:numId w:val="2"/>
         </w:numPr>
       </w:pPr>
       <w:r>
@@ -3542,7 +3628,7 @@
         <w:pStyle w:val="Paragraphedeliste"/>
         <w:numPr>
           <w:ilvl w:val="0"/>
-          <w:numId w:val="9"/>
+          <w:numId w:val="2"/>
         </w:numPr>
       </w:pPr>
       <w:r>
@@ -3565,7 +3651,7 @@
         <w:pStyle w:val="Paragraphedeliste"/>
         <w:numPr>
           <w:ilvl w:val="0"/>
-          <w:numId w:val="9"/>
+          <w:numId w:val="2"/>
         </w:numPr>
       </w:pPr>
       <w:r>
@@ -3597,7 +3683,7 @@
         <w:pStyle w:val="Paragraphedeliste"/>
         <w:numPr>
           <w:ilvl w:val="0"/>
-          <w:numId w:val="9"/>
+          <w:numId w:val="2"/>
         </w:numPr>
       </w:pPr>
       <w:r>
@@ -3620,7 +3706,7 @@
         <w:pStyle w:val="Paragraphedeliste"/>
         <w:numPr>
           <w:ilvl w:val="0"/>
-          <w:numId w:val="9"/>
+          <w:numId w:val="2"/>
         </w:numPr>
       </w:pPr>
       <w:r>
@@ -3645,7 +3731,7 @@
       <w:pPr>
         <w:pStyle w:val="Titre2"/>
       </w:pPr>
-      <w:bookmarkStart w:id="2" w:name="_Toc210376718"/>
+      <w:bookmarkStart w:id="2" w:name="_Toc210395840"/>
       <w:r>
         <w:t>Utilisateurs du système</w:t>
       </w:r>
@@ -3660,7 +3746,7 @@
       <w:pPr>
         <w:pStyle w:val="Titre3"/>
       </w:pPr>
-      <w:bookmarkStart w:id="3" w:name="_Toc210376719"/>
+      <w:bookmarkStart w:id="3" w:name="_Toc210395841"/>
       <w:r>
         <w:t>Utilisateurs sans compte</w:t>
       </w:r>
@@ -3682,7 +3768,7 @@
         <w:pStyle w:val="Paragraphedeliste"/>
         <w:numPr>
           <w:ilvl w:val="0"/>
-          <w:numId w:val="9"/>
+          <w:numId w:val="2"/>
         </w:numPr>
       </w:pPr>
       <w:r>
@@ -3700,7 +3786,7 @@
         <w:pStyle w:val="Paragraphedeliste"/>
         <w:numPr>
           <w:ilvl w:val="0"/>
-          <w:numId w:val="9"/>
+          <w:numId w:val="2"/>
         </w:numPr>
       </w:pPr>
       <w:r>
@@ -3712,7 +3798,7 @@
         <w:pStyle w:val="Paragraphedeliste"/>
         <w:numPr>
           <w:ilvl w:val="0"/>
-          <w:numId w:val="9"/>
+          <w:numId w:val="2"/>
         </w:numPr>
       </w:pPr>
       <w:r>
@@ -3729,7 +3815,7 @@
       <w:pPr>
         <w:pStyle w:val="Titre3"/>
       </w:pPr>
-      <w:bookmarkStart w:id="4" w:name="_Toc210376720"/>
+      <w:bookmarkStart w:id="4" w:name="_Toc210395842"/>
       <w:r>
         <w:lastRenderedPageBreak/>
         <w:t>Utilisateur avec compte</w:t>
@@ -3752,7 +3838,7 @@
         <w:pStyle w:val="Paragraphedeliste"/>
         <w:numPr>
           <w:ilvl w:val="0"/>
-          <w:numId w:val="15"/>
+          <w:numId w:val="3"/>
         </w:numPr>
       </w:pPr>
       <w:r>
@@ -3764,7 +3850,7 @@
         <w:pStyle w:val="Paragraphedeliste"/>
         <w:numPr>
           <w:ilvl w:val="0"/>
-          <w:numId w:val="15"/>
+          <w:numId w:val="3"/>
         </w:numPr>
       </w:pPr>
       <w:r>
@@ -3776,7 +3862,7 @@
         <w:pStyle w:val="Paragraphedeliste"/>
         <w:numPr>
           <w:ilvl w:val="0"/>
-          <w:numId w:val="15"/>
+          <w:numId w:val="3"/>
         </w:numPr>
       </w:pPr>
       <w:r>
@@ -3788,7 +3874,7 @@
         <w:pStyle w:val="Paragraphedeliste"/>
         <w:numPr>
           <w:ilvl w:val="0"/>
-          <w:numId w:val="15"/>
+          <w:numId w:val="3"/>
         </w:numPr>
       </w:pPr>
       <w:r>
@@ -3800,7 +3886,7 @@
         <w:pStyle w:val="Paragraphedeliste"/>
         <w:numPr>
           <w:ilvl w:val="0"/>
-          <w:numId w:val="15"/>
+          <w:numId w:val="3"/>
         </w:numPr>
       </w:pPr>
       <w:r>
@@ -3812,7 +3898,7 @@
         <w:pStyle w:val="Paragraphedeliste"/>
         <w:numPr>
           <w:ilvl w:val="0"/>
-          <w:numId w:val="15"/>
+          <w:numId w:val="3"/>
         </w:numPr>
       </w:pPr>
       <w:r>
@@ -3823,7 +3909,7 @@
       <w:pPr>
         <w:pStyle w:val="Titre3"/>
       </w:pPr>
-      <w:bookmarkStart w:id="5" w:name="_Toc210376721"/>
+      <w:bookmarkStart w:id="5" w:name="_Toc210395843"/>
       <w:r>
         <w:t>Administrateur</w:t>
       </w:r>
@@ -3848,7 +3934,7 @@
         <w:pStyle w:val="Paragraphedeliste"/>
         <w:numPr>
           <w:ilvl w:val="0"/>
-          <w:numId w:val="16"/>
+          <w:numId w:val="4"/>
         </w:numPr>
       </w:pPr>
       <w:r>
@@ -3860,7 +3946,7 @@
         <w:pStyle w:val="Paragraphedeliste"/>
         <w:numPr>
           <w:ilvl w:val="0"/>
-          <w:numId w:val="16"/>
+          <w:numId w:val="4"/>
         </w:numPr>
       </w:pPr>
       <w:r>
@@ -3872,7 +3958,7 @@
         <w:pStyle w:val="Paragraphedeliste"/>
         <w:numPr>
           <w:ilvl w:val="0"/>
-          <w:numId w:val="16"/>
+          <w:numId w:val="4"/>
         </w:numPr>
       </w:pPr>
       <w:r>
@@ -3883,7 +3969,7 @@
       <w:pPr>
         <w:pStyle w:val="Titre3"/>
       </w:pPr>
-      <w:bookmarkStart w:id="6" w:name="_Toc210376722"/>
+      <w:bookmarkStart w:id="6" w:name="_Toc210395844"/>
       <w:r>
         <w:t>Cas d’utilisation du site</w:t>
       </w:r>
@@ -3898,7 +3984,7 @@
       <w:pPr>
         <w:pStyle w:val="Titre2"/>
       </w:pPr>
-      <w:bookmarkStart w:id="7" w:name="_Toc210376723"/>
+      <w:bookmarkStart w:id="7" w:name="_Toc210395845"/>
       <w:r>
         <w:t>Contrainte matériel</w:t>
       </w:r>
@@ -3924,7 +4010,7 @@
       <w:pPr>
         <w:pStyle w:val="Titre1"/>
       </w:pPr>
-      <w:bookmarkStart w:id="8" w:name="_Toc210376724"/>
+      <w:bookmarkStart w:id="8" w:name="_Toc210395846"/>
       <w:r>
         <w:lastRenderedPageBreak/>
         <w:t>Etude de faisabilité</w:t>
@@ -3935,7 +4021,7 @@
       <w:pPr>
         <w:pStyle w:val="Titre2"/>
       </w:pPr>
-      <w:bookmarkStart w:id="9" w:name="_Toc210376725"/>
+      <w:bookmarkStart w:id="9" w:name="_Toc210395847"/>
       <w:r>
         <w:t>Méthodes et outils existants</w:t>
       </w:r>
@@ -3951,7 +4037,7 @@
         <w:pStyle w:val="Paragraphedeliste"/>
         <w:numPr>
           <w:ilvl w:val="0"/>
-          <w:numId w:val="9"/>
+          <w:numId w:val="2"/>
         </w:numPr>
       </w:pPr>
       <w:hyperlink r:id="rId17" w:history="1">
@@ -4034,7 +4120,7 @@
         <w:pStyle w:val="Paragraphedeliste"/>
         <w:numPr>
           <w:ilvl w:val="1"/>
-          <w:numId w:val="9"/>
+          <w:numId w:val="2"/>
         </w:numPr>
         <w:rPr>
           <w:b/>
@@ -4050,7 +4136,7 @@
         <w:pStyle w:val="Paragraphedeliste"/>
         <w:numPr>
           <w:ilvl w:val="1"/>
-          <w:numId w:val="9"/>
+          <w:numId w:val="2"/>
         </w:numPr>
         <w:rPr>
           <w:b/>
@@ -4066,7 +4152,7 @@
         <w:pStyle w:val="Paragraphedeliste"/>
         <w:numPr>
           <w:ilvl w:val="1"/>
-          <w:numId w:val="9"/>
+          <w:numId w:val="2"/>
         </w:numPr>
         <w:rPr>
           <w:b/>
@@ -4082,7 +4168,7 @@
         <w:pStyle w:val="Paragraphedeliste"/>
         <w:numPr>
           <w:ilvl w:val="1"/>
-          <w:numId w:val="9"/>
+          <w:numId w:val="2"/>
         </w:numPr>
         <w:rPr>
           <w:b/>
@@ -4098,7 +4184,7 @@
         <w:pStyle w:val="Paragraphedeliste"/>
         <w:numPr>
           <w:ilvl w:val="1"/>
-          <w:numId w:val="9"/>
+          <w:numId w:val="2"/>
         </w:numPr>
         <w:rPr>
           <w:b/>
@@ -4140,7 +4226,7 @@
         <w:pStyle w:val="Paragraphedeliste"/>
         <w:numPr>
           <w:ilvl w:val="1"/>
-          <w:numId w:val="9"/>
+          <w:numId w:val="2"/>
         </w:numPr>
         <w:rPr>
           <w:b/>
@@ -4156,7 +4242,7 @@
         <w:pStyle w:val="Paragraphedeliste"/>
         <w:numPr>
           <w:ilvl w:val="1"/>
-          <w:numId w:val="9"/>
+          <w:numId w:val="2"/>
         </w:numPr>
         <w:rPr>
           <w:b/>
@@ -4172,7 +4258,7 @@
         <w:pStyle w:val="Paragraphedeliste"/>
         <w:numPr>
           <w:ilvl w:val="1"/>
-          <w:numId w:val="9"/>
+          <w:numId w:val="2"/>
         </w:numPr>
         <w:rPr>
           <w:b/>
@@ -4201,7 +4287,7 @@
         <w:pStyle w:val="Paragraphedeliste"/>
         <w:numPr>
           <w:ilvl w:val="0"/>
-          <w:numId w:val="9"/>
+          <w:numId w:val="2"/>
         </w:numPr>
         <w:rPr>
           <w:b/>
@@ -4261,7 +4347,7 @@
         <w:pStyle w:val="Paragraphedeliste"/>
         <w:numPr>
           <w:ilvl w:val="1"/>
-          <w:numId w:val="9"/>
+          <w:numId w:val="2"/>
         </w:numPr>
       </w:pPr>
       <w:r>
@@ -4273,7 +4359,7 @@
         <w:pStyle w:val="Paragraphedeliste"/>
         <w:numPr>
           <w:ilvl w:val="1"/>
-          <w:numId w:val="9"/>
+          <w:numId w:val="2"/>
         </w:numPr>
       </w:pPr>
       <w:r>
@@ -4285,7 +4371,7 @@
         <w:pStyle w:val="Paragraphedeliste"/>
         <w:numPr>
           <w:ilvl w:val="1"/>
-          <w:numId w:val="9"/>
+          <w:numId w:val="2"/>
         </w:numPr>
       </w:pPr>
       <w:r>
@@ -4317,7 +4403,7 @@
         <w:pStyle w:val="Paragraphedeliste"/>
         <w:numPr>
           <w:ilvl w:val="1"/>
-          <w:numId w:val="9"/>
+          <w:numId w:val="2"/>
         </w:numPr>
       </w:pPr>
       <w:r>
@@ -4329,7 +4415,7 @@
         <w:pStyle w:val="Paragraphedeliste"/>
         <w:numPr>
           <w:ilvl w:val="1"/>
-          <w:numId w:val="9"/>
+          <w:numId w:val="2"/>
         </w:numPr>
       </w:pPr>
       <w:r>
@@ -4341,7 +4427,7 @@
         <w:pStyle w:val="Paragraphedeliste"/>
         <w:numPr>
           <w:ilvl w:val="1"/>
-          <w:numId w:val="9"/>
+          <w:numId w:val="2"/>
         </w:numPr>
       </w:pPr>
       <w:r>
@@ -4359,7 +4445,7 @@
         <w:pStyle w:val="Paragraphedeliste"/>
         <w:numPr>
           <w:ilvl w:val="0"/>
-          <w:numId w:val="9"/>
+          <w:numId w:val="2"/>
         </w:numPr>
       </w:pPr>
       <w:hyperlink r:id="rId19" w:history="1">
@@ -4409,7 +4495,7 @@
         <w:pStyle w:val="Paragraphedeliste"/>
         <w:numPr>
           <w:ilvl w:val="1"/>
-          <w:numId w:val="9"/>
+          <w:numId w:val="2"/>
         </w:numPr>
       </w:pPr>
       <w:r>
@@ -4441,7 +4527,7 @@
         <w:pStyle w:val="Paragraphedeliste"/>
         <w:numPr>
           <w:ilvl w:val="1"/>
-          <w:numId w:val="9"/>
+          <w:numId w:val="2"/>
         </w:numPr>
       </w:pPr>
       <w:r>
@@ -4453,7 +4539,7 @@
         <w:pStyle w:val="Paragraphedeliste"/>
         <w:numPr>
           <w:ilvl w:val="1"/>
-          <w:numId w:val="9"/>
+          <w:numId w:val="2"/>
         </w:numPr>
       </w:pPr>
       <w:r>
@@ -4464,7 +4550,7 @@
       <w:pPr>
         <w:pStyle w:val="Titre1"/>
       </w:pPr>
-      <w:bookmarkStart w:id="10" w:name="_Toc210376726"/>
+      <w:bookmarkStart w:id="10" w:name="_Toc210395848"/>
       <w:r>
         <w:lastRenderedPageBreak/>
         <w:t>Solution proposee</w:t>
@@ -4475,7 +4561,7 @@
       <w:pPr>
         <w:pStyle w:val="Titre2"/>
       </w:pPr>
-      <w:bookmarkStart w:id="11" w:name="_Toc210376727"/>
+      <w:bookmarkStart w:id="11" w:name="_Toc210395849"/>
       <w:r>
         <w:t>Concept et terminologie</w:t>
       </w:r>
@@ -4486,7 +4572,7 @@
       <w:pPr>
         <w:pStyle w:val="Titre3"/>
       </w:pPr>
-      <w:bookmarkStart w:id="12" w:name="_Toc210376728"/>
+      <w:bookmarkStart w:id="12" w:name="_Toc210395850"/>
       <w:r>
         <w:t>Concept</w:t>
       </w:r>
@@ -4505,7 +4591,7 @@
         <w:pStyle w:val="Paragraphedeliste"/>
         <w:numPr>
           <w:ilvl w:val="0"/>
-          <w:numId w:val="18"/>
+          <w:numId w:val="6"/>
         </w:numPr>
       </w:pPr>
       <w:r>
@@ -4517,7 +4603,7 @@
         <w:pStyle w:val="Paragraphedeliste"/>
         <w:numPr>
           <w:ilvl w:val="0"/>
-          <w:numId w:val="18"/>
+          <w:numId w:val="6"/>
         </w:numPr>
       </w:pPr>
       <w:r>
@@ -4529,7 +4615,7 @@
         <w:pStyle w:val="Paragraphedeliste"/>
         <w:numPr>
           <w:ilvl w:val="0"/>
-          <w:numId w:val="18"/>
+          <w:numId w:val="6"/>
         </w:numPr>
       </w:pPr>
       <w:r>
@@ -4550,7 +4636,7 @@
         <w:pStyle w:val="Paragraphedeliste"/>
         <w:numPr>
           <w:ilvl w:val="0"/>
-          <w:numId w:val="18"/>
+          <w:numId w:val="6"/>
         </w:numPr>
       </w:pPr>
       <w:r>
@@ -4562,7 +4648,7 @@
         <w:pStyle w:val="Paragraphedeliste"/>
         <w:numPr>
           <w:ilvl w:val="0"/>
-          <w:numId w:val="18"/>
+          <w:numId w:val="6"/>
         </w:numPr>
       </w:pPr>
       <w:r>
@@ -4574,7 +4660,7 @@
       <w:pPr>
         <w:pStyle w:val="Titre3"/>
       </w:pPr>
-      <w:bookmarkStart w:id="13" w:name="_Toc210376729"/>
+      <w:bookmarkStart w:id="13" w:name="_Toc210395851"/>
       <w:r>
         <w:t>Terminologie</w:t>
       </w:r>
@@ -4586,7 +4672,7 @@
         <w:pStyle w:val="Paragraphedeliste"/>
         <w:numPr>
           <w:ilvl w:val="0"/>
-          <w:numId w:val="17"/>
+          <w:numId w:val="5"/>
         </w:numPr>
       </w:pPr>
       <w:proofErr w:type="spellStart"/>
@@ -4624,7 +4710,7 @@
         <w:pStyle w:val="Paragraphedeliste"/>
         <w:numPr>
           <w:ilvl w:val="0"/>
-          <w:numId w:val="17"/>
+          <w:numId w:val="5"/>
         </w:numPr>
       </w:pPr>
       <w:r>
@@ -4655,7 +4741,7 @@
         <w:pStyle w:val="Paragraphedeliste"/>
         <w:numPr>
           <w:ilvl w:val="0"/>
-          <w:numId w:val="17"/>
+          <w:numId w:val="5"/>
         </w:numPr>
       </w:pPr>
       <w:r>
@@ -4686,7 +4772,7 @@
         <w:pStyle w:val="Paragraphedeliste"/>
         <w:numPr>
           <w:ilvl w:val="0"/>
-          <w:numId w:val="17"/>
+          <w:numId w:val="5"/>
         </w:numPr>
       </w:pPr>
       <w:r>
@@ -4717,7 +4803,7 @@
         <w:pStyle w:val="Paragraphedeliste"/>
         <w:numPr>
           <w:ilvl w:val="0"/>
-          <w:numId w:val="17"/>
+          <w:numId w:val="5"/>
         </w:numPr>
       </w:pPr>
       <w:r>
@@ -4748,7 +4834,7 @@
         <w:pStyle w:val="Paragraphedeliste"/>
         <w:numPr>
           <w:ilvl w:val="0"/>
-          <w:numId w:val="17"/>
+          <w:numId w:val="5"/>
         </w:numPr>
       </w:pPr>
       <w:r>
@@ -4773,7 +4859,7 @@
         <w:pStyle w:val="Paragraphedeliste"/>
         <w:numPr>
           <w:ilvl w:val="0"/>
-          <w:numId w:val="17"/>
+          <w:numId w:val="5"/>
         </w:numPr>
       </w:pPr>
       <w:r>
@@ -4804,7 +4890,7 @@
         <w:pStyle w:val="Paragraphedeliste"/>
         <w:numPr>
           <w:ilvl w:val="0"/>
-          <w:numId w:val="17"/>
+          <w:numId w:val="5"/>
         </w:numPr>
       </w:pPr>
       <w:r>
@@ -4829,7 +4915,7 @@
         <w:pStyle w:val="Paragraphedeliste"/>
         <w:numPr>
           <w:ilvl w:val="0"/>
-          <w:numId w:val="17"/>
+          <w:numId w:val="5"/>
         </w:numPr>
       </w:pPr>
       <w:r>
@@ -4854,7 +4940,7 @@
       <w:pPr>
         <w:pStyle w:val="Titre2"/>
       </w:pPr>
-      <w:bookmarkStart w:id="14" w:name="_Toc210376730"/>
+      <w:bookmarkStart w:id="14" w:name="_Toc210395852"/>
       <w:r>
         <w:t>Définition des fonctionnalités du programme</w:t>
       </w:r>
@@ -4870,7 +4956,7 @@
         <w:pStyle w:val="Paragraphedeliste"/>
         <w:numPr>
           <w:ilvl w:val="0"/>
-          <w:numId w:val="19"/>
+          <w:numId w:val="7"/>
         </w:numPr>
       </w:pPr>
       <w:r>
@@ -4882,7 +4968,7 @@
         <w:pStyle w:val="Paragraphedeliste"/>
         <w:numPr>
           <w:ilvl w:val="0"/>
-          <w:numId w:val="19"/>
+          <w:numId w:val="7"/>
         </w:numPr>
       </w:pPr>
       <w:r>
@@ -4894,7 +4980,7 @@
         <w:pStyle w:val="Paragraphedeliste"/>
         <w:numPr>
           <w:ilvl w:val="0"/>
-          <w:numId w:val="19"/>
+          <w:numId w:val="7"/>
         </w:numPr>
       </w:pPr>
       <w:r>
@@ -4906,7 +4992,7 @@
         <w:pStyle w:val="Paragraphedeliste"/>
         <w:numPr>
           <w:ilvl w:val="0"/>
-          <w:numId w:val="19"/>
+          <w:numId w:val="7"/>
         </w:numPr>
       </w:pPr>
       <w:r>
@@ -4918,7 +5004,7 @@
         <w:pStyle w:val="Paragraphedeliste"/>
         <w:numPr>
           <w:ilvl w:val="0"/>
-          <w:numId w:val="19"/>
+          <w:numId w:val="7"/>
         </w:numPr>
       </w:pPr>
       <w:r>
@@ -4938,7 +5024,7 @@
         <w:pStyle w:val="Paragraphedeliste"/>
         <w:numPr>
           <w:ilvl w:val="0"/>
-          <w:numId w:val="19"/>
+          <w:numId w:val="7"/>
         </w:numPr>
       </w:pPr>
       <w:r>
@@ -4953,7 +5039,7 @@
         <w:pStyle w:val="Paragraphedeliste"/>
         <w:numPr>
           <w:ilvl w:val="0"/>
-          <w:numId w:val="19"/>
+          <w:numId w:val="7"/>
         </w:numPr>
       </w:pPr>
       <w:r>
@@ -4965,7 +5051,7 @@
         <w:pStyle w:val="Paragraphedeliste"/>
         <w:numPr>
           <w:ilvl w:val="0"/>
-          <w:numId w:val="19"/>
+          <w:numId w:val="7"/>
         </w:numPr>
       </w:pPr>
       <w:r>
@@ -4977,7 +5063,7 @@
         <w:pStyle w:val="Paragraphedeliste"/>
         <w:numPr>
           <w:ilvl w:val="0"/>
-          <w:numId w:val="19"/>
+          <w:numId w:val="7"/>
         </w:numPr>
       </w:pPr>
       <w:r>
@@ -4989,7 +5075,7 @@
         <w:pStyle w:val="Paragraphedeliste"/>
         <w:numPr>
           <w:ilvl w:val="0"/>
-          <w:numId w:val="19"/>
+          <w:numId w:val="7"/>
         </w:numPr>
       </w:pPr>
       <w:r>
@@ -5001,7 +5087,7 @@
         <w:pStyle w:val="Paragraphedeliste"/>
         <w:numPr>
           <w:ilvl w:val="0"/>
-          <w:numId w:val="19"/>
+          <w:numId w:val="7"/>
         </w:numPr>
       </w:pPr>
       <w:r>
@@ -5013,7 +5099,7 @@
         <w:pStyle w:val="Paragraphedeliste"/>
         <w:numPr>
           <w:ilvl w:val="0"/>
-          <w:numId w:val="19"/>
+          <w:numId w:val="7"/>
         </w:numPr>
       </w:pPr>
       <w:r>
@@ -5025,7 +5111,7 @@
         <w:pStyle w:val="Paragraphedeliste"/>
         <w:numPr>
           <w:ilvl w:val="0"/>
-          <w:numId w:val="19"/>
+          <w:numId w:val="7"/>
         </w:numPr>
       </w:pPr>
       <w:r>
@@ -5037,7 +5123,7 @@
         <w:pStyle w:val="Paragraphedeliste"/>
         <w:numPr>
           <w:ilvl w:val="0"/>
-          <w:numId w:val="19"/>
+          <w:numId w:val="7"/>
         </w:numPr>
       </w:pPr>
       <w:r>
@@ -5049,7 +5135,7 @@
         <w:pStyle w:val="Paragraphedeliste"/>
         <w:numPr>
           <w:ilvl w:val="0"/>
-          <w:numId w:val="19"/>
+          <w:numId w:val="7"/>
         </w:numPr>
       </w:pPr>
       <w:r>
@@ -5061,7 +5147,7 @@
         <w:pStyle w:val="Paragraphedeliste"/>
         <w:numPr>
           <w:ilvl w:val="0"/>
-          <w:numId w:val="19"/>
+          <w:numId w:val="7"/>
         </w:numPr>
       </w:pPr>
       <w:r>
@@ -5073,7 +5159,7 @@
         <w:pStyle w:val="Paragraphedeliste"/>
         <w:numPr>
           <w:ilvl w:val="0"/>
-          <w:numId w:val="19"/>
+          <w:numId w:val="7"/>
         </w:numPr>
       </w:pPr>
       <w:r>
@@ -5085,7 +5171,7 @@
         <w:pStyle w:val="Paragraphedeliste"/>
         <w:numPr>
           <w:ilvl w:val="0"/>
-          <w:numId w:val="19"/>
+          <w:numId w:val="7"/>
         </w:numPr>
       </w:pPr>
       <w:r>
@@ -5097,7 +5183,7 @@
         <w:pStyle w:val="Paragraphedeliste"/>
         <w:numPr>
           <w:ilvl w:val="0"/>
-          <w:numId w:val="19"/>
+          <w:numId w:val="7"/>
         </w:numPr>
       </w:pPr>
       <w:r>
@@ -5109,7 +5195,7 @@
         <w:pStyle w:val="Paragraphedeliste"/>
         <w:numPr>
           <w:ilvl w:val="0"/>
-          <w:numId w:val="19"/>
+          <w:numId w:val="7"/>
         </w:numPr>
       </w:pPr>
       <w:r>
@@ -5121,7 +5207,7 @@
         <w:pStyle w:val="Paragraphedeliste"/>
         <w:numPr>
           <w:ilvl w:val="0"/>
-          <w:numId w:val="19"/>
+          <w:numId w:val="7"/>
         </w:numPr>
       </w:pPr>
       <w:r>
@@ -5133,7 +5219,7 @@
         <w:pStyle w:val="Paragraphedeliste"/>
         <w:numPr>
           <w:ilvl w:val="0"/>
-          <w:numId w:val="19"/>
+          <w:numId w:val="7"/>
         </w:numPr>
       </w:pPr>
       <w:r>
@@ -5144,7 +5230,7 @@
       <w:pPr>
         <w:pStyle w:val="Titre3"/>
       </w:pPr>
-      <w:bookmarkStart w:id="15" w:name="_Toc210376731"/>
+      <w:bookmarkStart w:id="15" w:name="_Toc210395853"/>
       <w:r>
         <w:lastRenderedPageBreak/>
         <w:t>Diagramme de cas d’utilisations</w:t>
@@ -5218,7 +5304,7 @@
       <w:pPr>
         <w:pStyle w:val="Titre3"/>
       </w:pPr>
-      <w:bookmarkStart w:id="16" w:name="_Toc210376732"/>
+      <w:bookmarkStart w:id="16" w:name="_Toc210395854"/>
       <w:r>
         <w:lastRenderedPageBreak/>
         <w:t>I/O Fonctions</w:t>
@@ -6277,7 +6363,7 @@
       <w:pPr>
         <w:pStyle w:val="Titre2"/>
       </w:pPr>
-      <w:bookmarkStart w:id="17" w:name="_Toc210376733"/>
+      <w:bookmarkStart w:id="17" w:name="_Toc210395855"/>
       <w:r>
         <w:rPr>
           <w:noProof/>
@@ -6368,7 +6454,7 @@
       <w:pPr>
         <w:pStyle w:val="Titre3"/>
       </w:pPr>
-      <w:bookmarkStart w:id="18" w:name="_Toc210376734"/>
+      <w:bookmarkStart w:id="18" w:name="_Toc210395856"/>
       <w:r>
         <w:t>Module d’authentification et de gestion des comptes</w:t>
       </w:r>
@@ -6379,7 +6465,7 @@
         <w:pStyle w:val="Paragraphedeliste"/>
         <w:numPr>
           <w:ilvl w:val="0"/>
-          <w:numId w:val="21"/>
+          <w:numId w:val="8"/>
         </w:numPr>
       </w:pPr>
       <w:r>
@@ -6394,7 +6480,7 @@
         <w:pStyle w:val="Paragraphedeliste"/>
         <w:numPr>
           <w:ilvl w:val="0"/>
-          <w:numId w:val="21"/>
+          <w:numId w:val="8"/>
         </w:numPr>
       </w:pPr>
       <w:r>
@@ -6406,7 +6492,7 @@
         <w:pStyle w:val="Paragraphedeliste"/>
         <w:numPr>
           <w:ilvl w:val="0"/>
-          <w:numId w:val="21"/>
+          <w:numId w:val="8"/>
         </w:numPr>
       </w:pPr>
       <w:r>
@@ -6418,7 +6504,7 @@
         <w:pStyle w:val="Paragraphedeliste"/>
         <w:numPr>
           <w:ilvl w:val="0"/>
-          <w:numId w:val="21"/>
+          <w:numId w:val="8"/>
         </w:numPr>
       </w:pPr>
       <w:r>
@@ -6430,7 +6516,7 @@
       <w:pPr>
         <w:pStyle w:val="Titre3"/>
       </w:pPr>
-      <w:bookmarkStart w:id="19" w:name="_Toc210376735"/>
+      <w:bookmarkStart w:id="19" w:name="_Toc210395857"/>
       <w:r>
         <w:t>Module cartographique</w:t>
       </w:r>
@@ -6441,7 +6527,7 @@
         <w:pStyle w:val="Paragraphedeliste"/>
         <w:numPr>
           <w:ilvl w:val="0"/>
-          <w:numId w:val="22"/>
+          <w:numId w:val="9"/>
         </w:numPr>
       </w:pPr>
       <w:r>
@@ -6458,7 +6544,7 @@
         <w:pStyle w:val="Paragraphedeliste"/>
         <w:numPr>
           <w:ilvl w:val="0"/>
-          <w:numId w:val="22"/>
+          <w:numId w:val="9"/>
         </w:numPr>
       </w:pPr>
       <w:r>
@@ -6470,7 +6556,7 @@
         <w:pStyle w:val="Paragraphedeliste"/>
         <w:numPr>
           <w:ilvl w:val="0"/>
-          <w:numId w:val="22"/>
+          <w:numId w:val="9"/>
         </w:numPr>
       </w:pPr>
       <w:r>
@@ -6482,7 +6568,7 @@
         <w:pStyle w:val="Paragraphedeliste"/>
         <w:numPr>
           <w:ilvl w:val="0"/>
-          <w:numId w:val="22"/>
+          <w:numId w:val="9"/>
         </w:numPr>
       </w:pPr>
       <w:r>
@@ -6494,7 +6580,7 @@
       <w:pPr>
         <w:pStyle w:val="Titre3"/>
       </w:pPr>
-      <w:bookmarkStart w:id="20" w:name="_Toc210376736"/>
+      <w:bookmarkStart w:id="20" w:name="_Toc210395858"/>
       <w:r>
         <w:t>Module Road-Trip</w:t>
       </w:r>
@@ -6505,7 +6591,7 @@
         <w:pStyle w:val="Paragraphedeliste"/>
         <w:numPr>
           <w:ilvl w:val="0"/>
-          <w:numId w:val="23"/>
+          <w:numId w:val="10"/>
         </w:numPr>
       </w:pPr>
       <w:r>
@@ -6517,7 +6603,7 @@
         <w:pStyle w:val="Paragraphedeliste"/>
         <w:numPr>
           <w:ilvl w:val="0"/>
-          <w:numId w:val="23"/>
+          <w:numId w:val="10"/>
         </w:numPr>
       </w:pPr>
       <w:r>
@@ -6529,7 +6615,7 @@
         <w:pStyle w:val="Paragraphedeliste"/>
         <w:numPr>
           <w:ilvl w:val="0"/>
-          <w:numId w:val="23"/>
+          <w:numId w:val="10"/>
         </w:numPr>
       </w:pPr>
       <w:r>
@@ -6541,7 +6627,7 @@
         <w:pStyle w:val="Paragraphedeliste"/>
         <w:numPr>
           <w:ilvl w:val="0"/>
-          <w:numId w:val="23"/>
+          <w:numId w:val="10"/>
         </w:numPr>
       </w:pPr>
       <w:r>
@@ -6553,7 +6639,7 @@
         <w:pStyle w:val="Paragraphedeliste"/>
         <w:numPr>
           <w:ilvl w:val="0"/>
-          <w:numId w:val="23"/>
+          <w:numId w:val="10"/>
         </w:numPr>
       </w:pPr>
       <w:r>
@@ -6565,7 +6651,7 @@
       <w:pPr>
         <w:pStyle w:val="Titre3"/>
       </w:pPr>
-      <w:bookmarkStart w:id="21" w:name="_Toc210376737"/>
+      <w:bookmarkStart w:id="21" w:name="_Toc210395859"/>
       <w:r>
         <w:t>Module point d’intérêt</w:t>
       </w:r>
@@ -6579,7 +6665,7 @@
         <w:pStyle w:val="Paragraphedeliste"/>
         <w:numPr>
           <w:ilvl w:val="0"/>
-          <w:numId w:val="24"/>
+          <w:numId w:val="11"/>
         </w:numPr>
       </w:pPr>
       <w:r>
@@ -6591,7 +6677,7 @@
         <w:pStyle w:val="Paragraphedeliste"/>
         <w:numPr>
           <w:ilvl w:val="0"/>
-          <w:numId w:val="24"/>
+          <w:numId w:val="11"/>
         </w:numPr>
       </w:pPr>
       <w:r>
@@ -6603,7 +6689,7 @@
         <w:pStyle w:val="Paragraphedeliste"/>
         <w:numPr>
           <w:ilvl w:val="0"/>
-          <w:numId w:val="24"/>
+          <w:numId w:val="11"/>
         </w:numPr>
       </w:pPr>
       <w:r>
@@ -6615,7 +6701,7 @@
         <w:pStyle w:val="Paragraphedeliste"/>
         <w:numPr>
           <w:ilvl w:val="0"/>
-          <w:numId w:val="24"/>
+          <w:numId w:val="11"/>
         </w:numPr>
       </w:pPr>
       <w:r>
@@ -6627,7 +6713,7 @@
       <w:pPr>
         <w:pStyle w:val="Titre3"/>
       </w:pPr>
-      <w:bookmarkStart w:id="22" w:name="_Toc210376738"/>
+      <w:bookmarkStart w:id="22" w:name="_Toc210395860"/>
       <w:r>
         <w:t>Module communautaire</w:t>
       </w:r>
@@ -6638,7 +6724,7 @@
         <w:pStyle w:val="Paragraphedeliste"/>
         <w:numPr>
           <w:ilvl w:val="0"/>
-          <w:numId w:val="25"/>
+          <w:numId w:val="12"/>
         </w:numPr>
       </w:pPr>
       <w:r>
@@ -6650,7 +6736,7 @@
         <w:pStyle w:val="Paragraphedeliste"/>
         <w:numPr>
           <w:ilvl w:val="0"/>
-          <w:numId w:val="25"/>
+          <w:numId w:val="12"/>
         </w:numPr>
       </w:pPr>
       <w:r>
@@ -6662,7 +6748,7 @@
         <w:pStyle w:val="Paragraphedeliste"/>
         <w:numPr>
           <w:ilvl w:val="0"/>
-          <w:numId w:val="25"/>
+          <w:numId w:val="12"/>
         </w:numPr>
       </w:pPr>
       <w:r>
@@ -6674,7 +6760,7 @@
         <w:pStyle w:val="Paragraphedeliste"/>
         <w:numPr>
           <w:ilvl w:val="0"/>
-          <w:numId w:val="25"/>
+          <w:numId w:val="12"/>
         </w:numPr>
       </w:pPr>
       <w:r>
@@ -6686,7 +6772,7 @@
       <w:pPr>
         <w:pStyle w:val="Titre3"/>
       </w:pPr>
-      <w:bookmarkStart w:id="23" w:name="_Toc210376739"/>
+      <w:bookmarkStart w:id="23" w:name="_Toc210395861"/>
       <w:r>
         <w:t>Module administration</w:t>
       </w:r>
@@ -6697,7 +6783,7 @@
         <w:pStyle w:val="Paragraphedeliste"/>
         <w:numPr>
           <w:ilvl w:val="0"/>
-          <w:numId w:val="26"/>
+          <w:numId w:val="13"/>
         </w:numPr>
       </w:pPr>
       <w:r>
@@ -6709,7 +6795,7 @@
         <w:pStyle w:val="Paragraphedeliste"/>
         <w:numPr>
           <w:ilvl w:val="0"/>
-          <w:numId w:val="26"/>
+          <w:numId w:val="13"/>
         </w:numPr>
       </w:pPr>
       <w:r>
@@ -6721,7 +6807,7 @@
         <w:pStyle w:val="Paragraphedeliste"/>
         <w:numPr>
           <w:ilvl w:val="0"/>
-          <w:numId w:val="26"/>
+          <w:numId w:val="13"/>
         </w:numPr>
       </w:pPr>
       <w:r>
@@ -6733,7 +6819,7 @@
         <w:pStyle w:val="Paragraphedeliste"/>
         <w:numPr>
           <w:ilvl w:val="0"/>
-          <w:numId w:val="26"/>
+          <w:numId w:val="13"/>
         </w:numPr>
       </w:pPr>
       <w:r>
@@ -6745,7 +6831,7 @@
       <w:pPr>
         <w:pStyle w:val="Titre3"/>
       </w:pPr>
-      <w:bookmarkStart w:id="24" w:name="_Toc210376740"/>
+      <w:bookmarkStart w:id="24" w:name="_Toc210395862"/>
       <w:r>
         <w:t>Module infrastructure</w:t>
       </w:r>
@@ -6759,7 +6845,7 @@
         <w:pStyle w:val="Paragraphedeliste"/>
         <w:numPr>
           <w:ilvl w:val="0"/>
-          <w:numId w:val="27"/>
+          <w:numId w:val="14"/>
         </w:numPr>
       </w:pPr>
       <w:r>
@@ -6771,7 +6857,7 @@
         <w:pStyle w:val="Paragraphedeliste"/>
         <w:numPr>
           <w:ilvl w:val="0"/>
-          <w:numId w:val="27"/>
+          <w:numId w:val="14"/>
         </w:numPr>
       </w:pPr>
       <w:r>
@@ -6783,7 +6869,7 @@
         <w:pStyle w:val="Paragraphedeliste"/>
         <w:numPr>
           <w:ilvl w:val="0"/>
-          <w:numId w:val="27"/>
+          <w:numId w:val="14"/>
         </w:numPr>
       </w:pPr>
       <w:r>
@@ -6795,7 +6881,7 @@
       <w:pPr>
         <w:pStyle w:val="Titre2"/>
       </w:pPr>
-      <w:bookmarkStart w:id="25" w:name="_Toc210376741"/>
+      <w:bookmarkStart w:id="25" w:name="_Toc210395863"/>
       <w:r>
         <w:lastRenderedPageBreak/>
         <w:t>Définition des interactions</w:t>
@@ -6806,8 +6892,13 @@
       <w:pPr>
         <w:pStyle w:val="Titre3"/>
       </w:pPr>
-      <w:r>
-        <w:t>Diagramme de séquence </w:t>
+      <w:bookmarkStart w:id="26" w:name="_Toc210395864"/>
+      <w:r>
+        <w:t>Diagramme de séquence</w:t>
+      </w:r>
+      <w:bookmarkEnd w:id="26"/>
+      <w:r>
+        <w:t> </w:t>
       </w:r>
     </w:p>
     <w:p>
@@ -6902,7 +6993,7 @@
         <w:pStyle w:val="Paragraphedeliste"/>
         <w:numPr>
           <w:ilvl w:val="3"/>
-          <w:numId w:val="9"/>
+          <w:numId w:val="2"/>
         </w:numPr>
       </w:pPr>
       <w:r>
@@ -6914,7 +7005,7 @@
         <w:pStyle w:val="Paragraphedeliste"/>
         <w:numPr>
           <w:ilvl w:val="3"/>
-          <w:numId w:val="9"/>
+          <w:numId w:val="2"/>
         </w:numPr>
       </w:pPr>
       <w:r>
@@ -6926,7 +7017,7 @@
         <w:pStyle w:val="Paragraphedeliste"/>
         <w:numPr>
           <w:ilvl w:val="3"/>
-          <w:numId w:val="9"/>
+          <w:numId w:val="2"/>
         </w:numPr>
       </w:pPr>
       <w:r>
@@ -6946,7 +7037,7 @@
         <w:pStyle w:val="Paragraphedeliste"/>
         <w:numPr>
           <w:ilvl w:val="3"/>
-          <w:numId w:val="9"/>
+          <w:numId w:val="2"/>
         </w:numPr>
       </w:pPr>
       <w:r>
@@ -6958,7 +7049,7 @@
         <w:pStyle w:val="Paragraphedeliste"/>
         <w:numPr>
           <w:ilvl w:val="3"/>
-          <w:numId w:val="9"/>
+          <w:numId w:val="2"/>
         </w:numPr>
       </w:pPr>
       <w:r>
@@ -6978,7 +7069,7 @@
         <w:pStyle w:val="Paragraphedeliste"/>
         <w:numPr>
           <w:ilvl w:val="3"/>
-          <w:numId w:val="9"/>
+          <w:numId w:val="2"/>
         </w:numPr>
       </w:pPr>
       <w:r>
@@ -6991,7 +7082,7 @@
         <w:pStyle w:val="Paragraphedeliste"/>
         <w:numPr>
           <w:ilvl w:val="4"/>
-          <w:numId w:val="9"/>
+          <w:numId w:val="2"/>
         </w:numPr>
       </w:pPr>
       <w:r>
@@ -7003,7 +7094,7 @@
         <w:pStyle w:val="Paragraphedeliste"/>
         <w:numPr>
           <w:ilvl w:val="4"/>
-          <w:numId w:val="9"/>
+          <w:numId w:val="2"/>
         </w:numPr>
       </w:pPr>
       <w:r>
@@ -7015,7 +7106,7 @@
         <w:pStyle w:val="Paragraphedeliste"/>
         <w:numPr>
           <w:ilvl w:val="4"/>
-          <w:numId w:val="9"/>
+          <w:numId w:val="2"/>
         </w:numPr>
       </w:pPr>
       <w:r>
@@ -7027,7 +7118,7 @@
         <w:pStyle w:val="Paragraphedeliste"/>
         <w:numPr>
           <w:ilvl w:val="4"/>
-          <w:numId w:val="9"/>
+          <w:numId w:val="2"/>
         </w:numPr>
       </w:pPr>
       <w:r>
@@ -7039,7 +7130,7 @@
         <w:pStyle w:val="Paragraphedeliste"/>
         <w:numPr>
           <w:ilvl w:val="4"/>
-          <w:numId w:val="9"/>
+          <w:numId w:val="2"/>
         </w:numPr>
       </w:pPr>
       <w:r>
@@ -7051,7 +7142,7 @@
         <w:pStyle w:val="Paragraphedeliste"/>
         <w:numPr>
           <w:ilvl w:val="3"/>
-          <w:numId w:val="9"/>
+          <w:numId w:val="2"/>
         </w:numPr>
       </w:pPr>
       <w:r>
@@ -7168,7 +7259,7 @@
         <w:pStyle w:val="Paragraphedeliste"/>
         <w:numPr>
           <w:ilvl w:val="3"/>
-          <w:numId w:val="9"/>
+          <w:numId w:val="2"/>
         </w:numPr>
       </w:pPr>
       <w:r>
@@ -7180,7 +7271,7 @@
         <w:pStyle w:val="Paragraphedeliste"/>
         <w:numPr>
           <w:ilvl w:val="3"/>
-          <w:numId w:val="9"/>
+          <w:numId w:val="2"/>
         </w:numPr>
       </w:pPr>
       <w:r>
@@ -7200,7 +7291,7 @@
         <w:pStyle w:val="Paragraphedeliste"/>
         <w:numPr>
           <w:ilvl w:val="3"/>
-          <w:numId w:val="9"/>
+          <w:numId w:val="2"/>
         </w:numPr>
       </w:pPr>
       <w:r>
@@ -7213,7 +7304,7 @@
         <w:pStyle w:val="Paragraphedeliste"/>
         <w:numPr>
           <w:ilvl w:val="3"/>
-          <w:numId w:val="9"/>
+          <w:numId w:val="2"/>
         </w:numPr>
       </w:pPr>
       <w:r>
@@ -7233,7 +7324,7 @@
         <w:pStyle w:val="Paragraphedeliste"/>
         <w:numPr>
           <w:ilvl w:val="3"/>
-          <w:numId w:val="9"/>
+          <w:numId w:val="2"/>
         </w:numPr>
       </w:pPr>
       <w:r>
@@ -7245,7 +7336,7 @@
         <w:pStyle w:val="Paragraphedeliste"/>
         <w:numPr>
           <w:ilvl w:val="4"/>
-          <w:numId w:val="9"/>
+          <w:numId w:val="2"/>
         </w:numPr>
       </w:pPr>
       <w:r>
@@ -7257,7 +7348,7 @@
         <w:pStyle w:val="Paragraphedeliste"/>
         <w:numPr>
           <w:ilvl w:val="4"/>
-          <w:numId w:val="9"/>
+          <w:numId w:val="2"/>
         </w:numPr>
       </w:pPr>
       <w:r>
@@ -7269,7 +7360,7 @@
         <w:pStyle w:val="Paragraphedeliste"/>
         <w:numPr>
           <w:ilvl w:val="3"/>
-          <w:numId w:val="9"/>
+          <w:numId w:val="2"/>
         </w:numPr>
       </w:pPr>
       <w:r>
@@ -7281,7 +7372,7 @@
         <w:pStyle w:val="Paragraphedeliste"/>
         <w:numPr>
           <w:ilvl w:val="4"/>
-          <w:numId w:val="9"/>
+          <w:numId w:val="2"/>
         </w:numPr>
       </w:pPr>
       <w:r>
@@ -7293,7 +7384,7 @@
         <w:pStyle w:val="Paragraphedeliste"/>
         <w:numPr>
           <w:ilvl w:val="4"/>
-          <w:numId w:val="9"/>
+          <w:numId w:val="2"/>
         </w:numPr>
       </w:pPr>
       <w:r>
@@ -7434,7 +7525,7 @@
         <w:pStyle w:val="Paragraphedeliste"/>
         <w:numPr>
           <w:ilvl w:val="3"/>
-          <w:numId w:val="9"/>
+          <w:numId w:val="2"/>
         </w:numPr>
       </w:pPr>
       <w:r>
@@ -7446,7 +7537,7 @@
         <w:pStyle w:val="Paragraphedeliste"/>
         <w:numPr>
           <w:ilvl w:val="3"/>
-          <w:numId w:val="9"/>
+          <w:numId w:val="2"/>
         </w:numPr>
       </w:pPr>
       <w:r>
@@ -7466,7 +7557,7 @@
         <w:pStyle w:val="Paragraphedeliste"/>
         <w:numPr>
           <w:ilvl w:val="3"/>
-          <w:numId w:val="9"/>
+          <w:numId w:val="2"/>
         </w:numPr>
       </w:pPr>
       <w:r>
@@ -7478,7 +7569,7 @@
         <w:pStyle w:val="Paragraphedeliste"/>
         <w:numPr>
           <w:ilvl w:val="3"/>
-          <w:numId w:val="9"/>
+          <w:numId w:val="2"/>
         </w:numPr>
       </w:pPr>
       <w:r>
@@ -7490,7 +7581,7 @@
         <w:pStyle w:val="Paragraphedeliste"/>
         <w:numPr>
           <w:ilvl w:val="3"/>
-          <w:numId w:val="9"/>
+          <w:numId w:val="2"/>
         </w:numPr>
       </w:pPr>
       <w:r>
@@ -7513,7 +7604,7 @@
         <w:pStyle w:val="Paragraphedeliste"/>
         <w:numPr>
           <w:ilvl w:val="3"/>
-          <w:numId w:val="9"/>
+          <w:numId w:val="2"/>
         </w:numPr>
       </w:pPr>
       <w:r>
@@ -7525,7 +7616,7 @@
         <w:pStyle w:val="Paragraphedeliste"/>
         <w:numPr>
           <w:ilvl w:val="3"/>
-          <w:numId w:val="9"/>
+          <w:numId w:val="2"/>
         </w:numPr>
       </w:pPr>
       <w:r>
@@ -7537,7 +7628,7 @@
         <w:pStyle w:val="Paragraphedeliste"/>
         <w:numPr>
           <w:ilvl w:val="3"/>
-          <w:numId w:val="9"/>
+          <w:numId w:val="2"/>
         </w:numPr>
       </w:pPr>
       <w:r>
@@ -7551,6 +7642,11 @@
       <w:r>
         <w:t>Ce diagramme montre comment le système joue un rôle central dans la gestion de la messagerie , il assure la synchronisation avec la base de données pour le stockage et la récupération des messages, il garantit que les notifications sont correctement envoyées aux amis lorsque de nouveaux messages sont reçus, il permet également à l’utilisateur de visualiser et d’interagir avec ses conversations de manières fluide et sécurisée.</w:t>
       </w:r>
+    </w:p>
+    <w:p>
+      <w:pPr>
+        <w:pStyle w:val="Paragraphedeliste"/>
+      </w:pPr>
     </w:p>
     <w:p>
       <w:pPr>
@@ -7655,7 +7751,7 @@
         <w:pStyle w:val="Paragraphedeliste"/>
         <w:numPr>
           <w:ilvl w:val="3"/>
-          <w:numId w:val="9"/>
+          <w:numId w:val="2"/>
         </w:numPr>
       </w:pPr>
       <w:r>
@@ -7667,7 +7763,7 @@
         <w:pStyle w:val="Paragraphedeliste"/>
         <w:numPr>
           <w:ilvl w:val="3"/>
-          <w:numId w:val="9"/>
+          <w:numId w:val="2"/>
         </w:numPr>
       </w:pPr>
       <w:r>
@@ -7679,7 +7775,7 @@
         <w:pStyle w:val="Paragraphedeliste"/>
         <w:numPr>
           <w:ilvl w:val="3"/>
-          <w:numId w:val="9"/>
+          <w:numId w:val="2"/>
         </w:numPr>
       </w:pPr>
       <w:r>
@@ -7699,7 +7795,7 @@
         <w:pStyle w:val="Paragraphedeliste"/>
         <w:numPr>
           <w:ilvl w:val="3"/>
-          <w:numId w:val="9"/>
+          <w:numId w:val="2"/>
         </w:numPr>
       </w:pPr>
       <w:r>
@@ -7711,7 +7807,7 @@
         <w:pStyle w:val="Paragraphedeliste"/>
         <w:numPr>
           <w:ilvl w:val="3"/>
-          <w:numId w:val="9"/>
+          <w:numId w:val="2"/>
         </w:numPr>
       </w:pPr>
       <w:r>
@@ -7723,7 +7819,7 @@
         <w:pStyle w:val="Paragraphedeliste"/>
         <w:numPr>
           <w:ilvl w:val="3"/>
-          <w:numId w:val="9"/>
+          <w:numId w:val="2"/>
         </w:numPr>
       </w:pPr>
       <w:r>
@@ -7746,7 +7842,7 @@
         <w:pStyle w:val="Paragraphedeliste"/>
         <w:numPr>
           <w:ilvl w:val="3"/>
-          <w:numId w:val="9"/>
+          <w:numId w:val="2"/>
         </w:numPr>
       </w:pPr>
       <w:r>
@@ -7758,7 +7854,7 @@
         <w:pStyle w:val="Paragraphedeliste"/>
         <w:numPr>
           <w:ilvl w:val="3"/>
-          <w:numId w:val="9"/>
+          <w:numId w:val="2"/>
         </w:numPr>
       </w:pPr>
       <w:r>
@@ -7870,21 +7966,15 @@
         <w:t xml:space="preserve"> d</w:t>
       </w:r>
       <w:r>
-        <w:t>onnées</w:t>
-      </w:r>
-      <w:r>
-        <w:t>. Il couvre à la fois la consultation et la modification des informations de profil.</w:t>
-      </w:r>
-    </w:p>
-    <w:p>
-      <w:pPr>
-        <w:pStyle w:val="Paragraphedeliste"/>
-      </w:pPr>
-      <w:r>
-        <w:t>Consultation du profil</w:t>
-      </w:r>
-      <w:r>
-        <w:t xml:space="preserve"> : </w:t>
+        <w:t>onnées. Il couvre à la fois la consultation et la modification des informations de profil.</w:t>
+      </w:r>
+    </w:p>
+    <w:p>
+      <w:pPr>
+        <w:pStyle w:val="Paragraphedeliste"/>
+      </w:pPr>
+      <w:r>
+        <w:t xml:space="preserve">Consultation du profil : </w:t>
       </w:r>
     </w:p>
     <w:p>
@@ -7892,26 +7982,11 @@
         <w:pStyle w:val="Paragraphedeliste"/>
         <w:numPr>
           <w:ilvl w:val="3"/>
-          <w:numId w:val="9"/>
-        </w:numPr>
-      </w:pPr>
-      <w:r>
-        <w:t xml:space="preserve"> </w:t>
-      </w:r>
-      <w:r>
-        <w:t xml:space="preserve">L’utilisateur ouvre sa </w:t>
-      </w:r>
-      <w:r>
-        <w:t>p</w:t>
-      </w:r>
-      <w:r>
-        <w:t>age</w:t>
-      </w:r>
-      <w:r>
-        <w:t xml:space="preserve"> p</w:t>
-      </w:r>
-      <w:r>
-        <w:t>rofil pour visualiser ses informations personnelles.</w:t>
+          <w:numId w:val="2"/>
+        </w:numPr>
+      </w:pPr>
+      <w:r>
+        <w:t xml:space="preserve"> L’utilisateur ouvre sa page profil pour visualiser ses informations personnelles.</w:t>
       </w:r>
       <w:r>
         <w:rPr>
@@ -7925,7 +8000,7 @@
         <w:pStyle w:val="Paragraphedeliste"/>
         <w:numPr>
           <w:ilvl w:val="3"/>
-          <w:numId w:val="9"/>
+          <w:numId w:val="2"/>
         </w:numPr>
       </w:pPr>
       <w:r>
@@ -7937,7 +8012,7 @@
         <w:pStyle w:val="Paragraphedeliste"/>
         <w:numPr>
           <w:ilvl w:val="3"/>
-          <w:numId w:val="9"/>
+          <w:numId w:val="2"/>
         </w:numPr>
       </w:pPr>
       <w:r>
@@ -7955,7 +8030,7 @@
         <w:pStyle w:val="Paragraphedeliste"/>
         <w:numPr>
           <w:ilvl w:val="3"/>
-          <w:numId w:val="9"/>
+          <w:numId w:val="2"/>
         </w:numPr>
       </w:pPr>
       <w:r>
@@ -7979,7 +8054,7 @@
         <w:pStyle w:val="Paragraphedeliste"/>
         <w:numPr>
           <w:ilvl w:val="3"/>
-          <w:numId w:val="9"/>
+          <w:numId w:val="2"/>
         </w:numPr>
       </w:pPr>
       <w:r>
@@ -8004,7 +8079,7 @@
         <w:pStyle w:val="Paragraphedeliste"/>
         <w:numPr>
           <w:ilvl w:val="3"/>
-          <w:numId w:val="9"/>
+          <w:numId w:val="2"/>
         </w:numPr>
       </w:pPr>
       <w:r>
@@ -8016,7 +8091,7 @@
         <w:pStyle w:val="Paragraphedeliste"/>
         <w:numPr>
           <w:ilvl w:val="3"/>
-          <w:numId w:val="9"/>
+          <w:numId w:val="2"/>
         </w:numPr>
       </w:pPr>
       <w:r>
@@ -8034,7 +8109,7 @@
         <w:pStyle w:val="Paragraphedeliste"/>
         <w:numPr>
           <w:ilvl w:val="3"/>
-          <w:numId w:val="9"/>
+          <w:numId w:val="2"/>
         </w:numPr>
       </w:pPr>
       <w:r>
@@ -8052,7 +8127,7 @@
         <w:pStyle w:val="Paragraphedeliste"/>
         <w:numPr>
           <w:ilvl w:val="3"/>
-          <w:numId w:val="9"/>
+          <w:numId w:val="2"/>
         </w:numPr>
       </w:pPr>
       <w:r>
@@ -8117,8 +8192,1032 @@
     <w:p>
       <w:pPr>
         <w:pStyle w:val="Paragraphedeliste"/>
+      </w:pPr>
+    </w:p>
+    <w:p>
+      <w:pPr>
+        <w:pStyle w:val="Paragraphedeliste"/>
+      </w:pPr>
+    </w:p>
+    <w:p>
+      <w:pPr>
+        <w:pStyle w:val="Titre2"/>
+      </w:pPr>
+      <w:r>
+        <w:t xml:space="preserve">Définition des états du système </w:t>
+      </w:r>
+    </w:p>
+    <w:p>
+      <w:r>
+        <w:rPr>
+          <w:noProof/>
+        </w:rPr>
+        <w:drawing>
+          <wp:inline distT="0" distB="0" distL="0" distR="0" wp14:anchorId="0A1E1D42" wp14:editId="48732FBB">
+            <wp:extent cx="6055791" cy="4086074"/>
+            <wp:effectExtent l="0" t="0" r="2540" b="0"/>
+            <wp:docPr id="17" name="Image 17"/>
+            <wp:cNvGraphicFramePr>
+              <a:graphicFrameLocks xmlns:a="http://schemas.openxmlformats.org/drawingml/2006/main" noChangeAspect="1"/>
+            </wp:cNvGraphicFramePr>
+            <a:graphic xmlns:a="http://schemas.openxmlformats.org/drawingml/2006/main">
+              <a:graphicData uri="http://schemas.openxmlformats.org/drawingml/2006/picture">
+                <pic:pic xmlns:pic="http://schemas.openxmlformats.org/drawingml/2006/picture">
+                  <pic:nvPicPr>
+                    <pic:cNvPr id="0" name="Picture 2"/>
+                    <pic:cNvPicPr>
+                      <a:picLocks noChangeAspect="1" noChangeArrowheads="1"/>
+                    </pic:cNvPicPr>
+                  </pic:nvPicPr>
+                  <pic:blipFill>
+                    <a:blip r:embed="rId27" cstate="print">
+                      <a:extLst>
+                        <a:ext uri="{28A0092B-C50C-407E-A947-70E740481C1C}">
+                          <a14:useLocalDpi xmlns:a14="http://schemas.microsoft.com/office/drawing/2010/main" val="0"/>
+                        </a:ext>
+                      </a:extLst>
+                    </a:blip>
+                    <a:srcRect/>
+                    <a:stretch>
+                      <a:fillRect/>
+                    </a:stretch>
+                  </pic:blipFill>
+                  <pic:spPr bwMode="auto">
+                    <a:xfrm>
+                      <a:off x="0" y="0"/>
+                      <a:ext cx="6107598" cy="4121030"/>
+                    </a:xfrm>
+                    <a:prstGeom prst="rect">
+                      <a:avLst/>
+                    </a:prstGeom>
+                    <a:noFill/>
+                  </pic:spPr>
+                </pic:pic>
+              </a:graphicData>
+            </a:graphic>
+          </wp:inline>
+        </w:drawing>
+      </w:r>
+    </w:p>
+    <w:p>
+      <w:pPr>
+        <w:pStyle w:val="Titre3"/>
+      </w:pPr>
+      <w:r>
+        <w:t xml:space="preserve">Initialisation </w:t>
+      </w:r>
+    </w:p>
+    <w:p>
+      <w:pPr>
+        <w:pStyle w:val="Paragraphedeliste"/>
+      </w:pPr>
+      <w:r>
+        <w:t>Description :</w:t>
+      </w:r>
+      <w:r>
+        <w:br/>
+        <w:t xml:space="preserve">Le système démarre et charge tous les modules nécessaires (interface, base de données, sécurité, services liés à </w:t>
+      </w:r>
+      <w:proofErr w:type="spellStart"/>
+      <w:r>
+        <w:t>OpenStreetMap</w:t>
+      </w:r>
+      <w:proofErr w:type="spellEnd"/>
+      <w:r>
+        <w:t>, etc.). Cet état garantit que le site est fonctionnel avant d’accepter des interactions avec les utilisateurs.</w:t>
+      </w:r>
+    </w:p>
+    <w:p>
+      <w:pPr>
+        <w:pStyle w:val="Paragraphedeliste"/>
+      </w:pPr>
+      <w:r>
+        <w:t xml:space="preserve"> Rôles et actions possibles :</w:t>
+      </w:r>
+    </w:p>
+    <w:p>
+      <w:pPr>
+        <w:pStyle w:val="Paragraphedeliste"/>
+      </w:pPr>
+      <w:r>
+        <w:t>Vérifier la disponibilité du serveur et des connexions.</w:t>
+      </w:r>
+    </w:p>
+    <w:p>
+      <w:pPr>
+        <w:pStyle w:val="Paragraphedeliste"/>
+      </w:pPr>
+      <w:r>
+        <w:t>Charger les configurations (comptes admin, options de sécurité, règles d’accès).</w:t>
+      </w:r>
+    </w:p>
+    <w:p>
+      <w:pPr>
+        <w:pStyle w:val="Paragraphedeliste"/>
+      </w:pPr>
+      <w:r>
+        <w:t>Tester la connexion avec la base de données et l’hébergement.</w:t>
+      </w:r>
+    </w:p>
+    <w:p>
+      <w:pPr>
+        <w:pStyle w:val="Paragraphedeliste"/>
+      </w:pPr>
+      <w:r>
+        <w:t xml:space="preserve"> Transitions :</w:t>
+      </w:r>
+    </w:p>
+    <w:p>
+      <w:pPr>
+        <w:pStyle w:val="Paragraphedeliste"/>
+      </w:pPr>
+      <w:r>
+        <w:t>Si tout est prêt → passe en Attente (Page d’accueil).</w:t>
+      </w:r>
+    </w:p>
+    <w:p>
+      <w:pPr>
+        <w:pStyle w:val="Paragraphedeliste"/>
+      </w:pPr>
+      <w:r>
+        <w:t>En cas de problème → passe en Erreur / Indisponibilité.</w:t>
+      </w:r>
+    </w:p>
+    <w:p>
+      <w:pPr>
+        <w:pStyle w:val="Paragraphedeliste"/>
+      </w:pPr>
+    </w:p>
+    <w:p>
+      <w:pPr>
+        <w:pStyle w:val="Titre3"/>
+      </w:pPr>
+      <w:r>
+        <w:lastRenderedPageBreak/>
+        <w:t xml:space="preserve">Attente </w:t>
+      </w:r>
+    </w:p>
+    <w:p>
+      <w:pPr>
+        <w:pStyle w:val="Paragraphedeliste"/>
+      </w:pPr>
+      <w:r>
+        <w:t>  Description :</w:t>
+      </w:r>
+      <w:r>
+        <w:br/>
+        <w:t>C’est l’état par défaut du système une fois lancé. Le site est accessible mais aucun utilisateur n’est encore connecté.</w:t>
+      </w:r>
+    </w:p>
+    <w:p>
+      <w:pPr>
+        <w:pStyle w:val="Paragraphedeliste"/>
+      </w:pPr>
+      <w:r>
+        <w:t>  Rôles et actions possibles :</w:t>
+      </w:r>
+    </w:p>
+    <w:p>
+      <w:pPr>
+        <w:pStyle w:val="Paragraphedeliste"/>
+      </w:pPr>
+      <w:r>
+        <w:t>Afficher la Page d’accueil.</w:t>
+      </w:r>
+    </w:p>
+    <w:p>
+      <w:pPr>
+        <w:pStyle w:val="Paragraphedeliste"/>
+      </w:pPr>
+      <w:r>
+        <w:t>Permettre la navigation basique (Road Trips publics, carte, recherche).</w:t>
+      </w:r>
+    </w:p>
+    <w:p>
+      <w:pPr>
+        <w:pStyle w:val="Paragraphedeliste"/>
+      </w:pPr>
+      <w:r>
+        <w:t>Proposer la connexion ou l’inscription.</w:t>
+      </w:r>
+    </w:p>
+    <w:p>
+      <w:pPr>
+        <w:pStyle w:val="Paragraphedeliste"/>
+      </w:pPr>
+      <w:r>
+        <w:t>  Transitions :</w:t>
+      </w:r>
+    </w:p>
+    <w:p>
+      <w:pPr>
+        <w:pStyle w:val="Paragraphedeliste"/>
+      </w:pPr>
+      <w:r>
+        <w:t>Vers Authentification (si l’utilisateur tente de se connecter ou de créer un compte).</w:t>
+      </w:r>
+    </w:p>
+    <w:p>
+      <w:pPr>
+        <w:pStyle w:val="Paragraphedeliste"/>
+      </w:pPr>
+      <w:r>
+        <w:t>Vers Navigation libre (si l’utilisateur consulte les contenus publics).</w:t>
+      </w:r>
+    </w:p>
+    <w:p/>
+    <w:p>
+      <w:pPr>
+        <w:pStyle w:val="Titre3"/>
+      </w:pPr>
+      <w:r>
+        <w:t>Authentification</w:t>
+      </w:r>
+    </w:p>
+    <w:p>
+      <w:pPr>
+        <w:pStyle w:val="Paragraphedeliste"/>
+      </w:pPr>
+      <w:r>
+        <w:t>  Description :</w:t>
+      </w:r>
+      <w:r>
+        <w:br/>
+        <w:t>Le système vérifie l’identité de l’utilisateur via un processus de connexion (email + mot de passe) ou d’inscription (nouveau compte).</w:t>
+      </w:r>
+    </w:p>
+    <w:p>
+      <w:pPr>
+        <w:pStyle w:val="Paragraphedeliste"/>
+      </w:pPr>
+      <w:r>
+        <w:t>  Rôles et actions possibles :</w:t>
+      </w:r>
+    </w:p>
+    <w:p>
+      <w:pPr>
+        <w:pStyle w:val="Paragraphedeliste"/>
+      </w:pPr>
+      <w:r>
+        <w:t>Vérifier les identifiants dans la base de données.</w:t>
+      </w:r>
+    </w:p>
+    <w:p>
+      <w:pPr>
+        <w:pStyle w:val="Paragraphedeliste"/>
+      </w:pPr>
+      <w:r>
+        <w:t>Enregistrer un nouvel utilisateur s’il choisit l’inscription.</w:t>
+      </w:r>
+    </w:p>
+    <w:p>
+      <w:pPr>
+        <w:pStyle w:val="Paragraphedeliste"/>
+      </w:pPr>
+      <w:r>
+        <w:t>Afficher un message d’erreur en cas de problème.</w:t>
+      </w:r>
+    </w:p>
+    <w:p>
+      <w:pPr>
+        <w:pStyle w:val="Paragraphedeliste"/>
+      </w:pPr>
+      <w:r>
+        <w:t>  Transitions :</w:t>
+      </w:r>
+    </w:p>
+    <w:p>
+      <w:pPr>
+        <w:pStyle w:val="Paragraphedeliste"/>
+      </w:pPr>
+      <w:r>
+        <w:t>Succès → passe en Session ouverte.</w:t>
+      </w:r>
+    </w:p>
+    <w:p>
+      <w:pPr>
+        <w:pStyle w:val="Paragraphedeliste"/>
+      </w:pPr>
+      <w:r>
+        <w:t>Échec → retourne à Attente.</w:t>
+      </w:r>
+    </w:p>
+    <w:p/>
+    <w:p>
+      <w:pPr>
+        <w:pStyle w:val="Titre3"/>
+      </w:pPr>
+      <w:r>
+        <w:t xml:space="preserve">Navigation libre </w:t>
+      </w:r>
+    </w:p>
+    <w:p>
+      <w:pPr>
+        <w:pStyle w:val="Paragraphedeliste"/>
+      </w:pPr>
+      <w:r>
+        <w:t>  Description :</w:t>
+      </w:r>
+      <w:r>
+        <w:br/>
+        <w:t>L’utilisateur n’est pas connecté mais peut explorer les contenus publics.</w:t>
+      </w:r>
+    </w:p>
+    <w:p>
+      <w:pPr>
+        <w:pStyle w:val="Paragraphedeliste"/>
+      </w:pPr>
+      <w:r>
+        <w:t>  Rôles et actions possibles :</w:t>
+      </w:r>
+    </w:p>
+    <w:p>
+      <w:pPr>
+        <w:pStyle w:val="Paragraphedeliste"/>
+      </w:pPr>
+      <w:r>
+        <w:t xml:space="preserve">Consulter la carte </w:t>
+      </w:r>
+      <w:proofErr w:type="spellStart"/>
+      <w:r>
+        <w:t>OpenStreetMap</w:t>
+      </w:r>
+      <w:proofErr w:type="spellEnd"/>
+      <w:r>
+        <w:t>.</w:t>
+      </w:r>
+    </w:p>
+    <w:p>
+      <w:pPr>
+        <w:pStyle w:val="Paragraphedeliste"/>
+      </w:pPr>
+      <w:r>
+        <w:t>Rechercher et visualiser des points d’intérêt.</w:t>
+      </w:r>
+    </w:p>
+    <w:p>
+      <w:pPr>
+        <w:pStyle w:val="Paragraphedeliste"/>
+      </w:pPr>
+      <w:r>
+        <w:t>Accéder aux Road Trips publics.</w:t>
+      </w:r>
+    </w:p>
+    <w:p>
+      <w:pPr>
+        <w:pStyle w:val="Paragraphedeliste"/>
+      </w:pPr>
+      <w:r>
+        <w:t>  Transitions :</w:t>
+      </w:r>
+    </w:p>
+    <w:p>
+      <w:pPr>
+        <w:pStyle w:val="Paragraphedeliste"/>
+      </w:pPr>
+      <w:r>
+        <w:t>Reste en Navigation libre tant que l’utilisateur ne demande pas plus de fonctionnalités.</w:t>
+      </w:r>
+    </w:p>
+    <w:p>
+      <w:pPr>
+        <w:pStyle w:val="Paragraphedeliste"/>
+      </w:pPr>
+      <w:r>
+        <w:t>Si l’utilisateur clique sur connexion → passe en Authentification.</w:t>
+      </w:r>
+    </w:p>
+    <w:p/>
+    <w:p>
+      <w:pPr>
+        <w:pStyle w:val="Titre3"/>
+      </w:pPr>
+      <w:r>
+        <w:t>Session ouverte</w:t>
+      </w:r>
+    </w:p>
+    <w:p>
+      <w:pPr>
+        <w:pStyle w:val="Paragraphedeliste"/>
+      </w:pPr>
+      <w:r>
+        <w:t>  Description :</w:t>
+      </w:r>
+      <w:r>
+        <w:br/>
+        <w:t>L’utilisateur s’est authentifié et a désormais accès à toutes les fonctionnalités du site.</w:t>
+      </w:r>
+    </w:p>
+    <w:p>
+      <w:pPr>
+        <w:pStyle w:val="Paragraphedeliste"/>
+      </w:pPr>
+      <w:r>
+        <w:t>  Rôles et actions possibles :</w:t>
+      </w:r>
+    </w:p>
+    <w:p>
+      <w:pPr>
+        <w:pStyle w:val="Paragraphedeliste"/>
+      </w:pPr>
+      <w:r>
+        <w:t>Créer, modifier ou supprimer des Road Trips.</w:t>
+      </w:r>
+    </w:p>
+    <w:p>
+      <w:pPr>
+        <w:pStyle w:val="Paragraphedeliste"/>
+      </w:pPr>
+      <w:r>
+        <w:t>Ajouter des amis et discuter via la messagerie.</w:t>
+      </w:r>
+    </w:p>
+    <w:p>
+      <w:pPr>
+        <w:pStyle w:val="Paragraphedeliste"/>
+      </w:pPr>
+      <w:r>
+        <w:lastRenderedPageBreak/>
+        <w:t>Modifier son profil.</w:t>
+      </w:r>
+    </w:p>
+    <w:p>
+      <w:pPr>
+        <w:pStyle w:val="Paragraphedeliste"/>
+      </w:pPr>
+      <w:r>
+        <w:t>Laisser des avis et commentaires.</w:t>
+      </w:r>
+    </w:p>
+    <w:p>
+      <w:pPr>
+        <w:pStyle w:val="Paragraphedeliste"/>
+      </w:pPr>
+      <w:r>
+        <w:t>Recevoir des notifications.</w:t>
+      </w:r>
+    </w:p>
+    <w:p>
+      <w:pPr>
+        <w:pStyle w:val="Paragraphedeliste"/>
+      </w:pPr>
+      <w:r>
+        <w:t>  Transitions :</w:t>
+      </w:r>
+    </w:p>
+    <w:p>
+      <w:pPr>
+        <w:pStyle w:val="Paragraphedeliste"/>
+      </w:pPr>
+      <w:r>
+        <w:t>Vers Consultation des données (lecture).</w:t>
+      </w:r>
+    </w:p>
+    <w:p>
+      <w:pPr>
+        <w:pStyle w:val="Paragraphedeliste"/>
+      </w:pPr>
+      <w:r>
+        <w:t>Vers Modification des données (édition ou ajout).</w:t>
+      </w:r>
+    </w:p>
+    <w:p>
+      <w:pPr>
+        <w:pStyle w:val="Paragraphedeliste"/>
+      </w:pPr>
+      <w:r>
+        <w:t>Vers Partage (publication).</w:t>
+      </w:r>
+    </w:p>
+    <w:p>
+      <w:pPr>
+        <w:pStyle w:val="Paragraphedeliste"/>
+      </w:pPr>
+      <w:r>
+        <w:t>Vers Messagerie (chat).</w:t>
+      </w:r>
+    </w:p>
+    <w:p>
+      <w:pPr>
+        <w:pStyle w:val="Paragraphedeliste"/>
+      </w:pPr>
+      <w:r>
+        <w:t>Déconnexion → retour à Attente.</w:t>
+      </w:r>
+    </w:p>
+    <w:p/>
+    <w:p>
+      <w:pPr>
+        <w:pStyle w:val="Titre3"/>
+      </w:pPr>
+      <w:r>
+        <w:t xml:space="preserve">Consultation des données </w:t>
+      </w:r>
+    </w:p>
+    <w:p>
+      <w:pPr>
+        <w:pStyle w:val="Paragraphedeliste"/>
+      </w:pPr>
+      <w:r>
+        <w:t>  Description :</w:t>
+      </w:r>
+      <w:r>
+        <w:br/>
+        <w:t>Le système fournit à l’utilisateur les informations demandées (profil, Road Trip, POI, liste d’amis, messages).</w:t>
+      </w:r>
+    </w:p>
+    <w:p>
+      <w:pPr>
+        <w:pStyle w:val="Paragraphedeliste"/>
+      </w:pPr>
+      <w:r>
+        <w:t>  Rôles et actions possibles :</w:t>
+      </w:r>
+    </w:p>
+    <w:p>
+      <w:pPr>
+        <w:pStyle w:val="Paragraphedeliste"/>
+      </w:pPr>
+      <w:r>
+        <w:t>Charger les données depuis la base.</w:t>
+      </w:r>
+    </w:p>
+    <w:p>
+      <w:pPr>
+        <w:pStyle w:val="Paragraphedeliste"/>
+      </w:pPr>
+      <w:r>
+        <w:t>Afficher les résultats (profil, itinéraires, commentaires, etc.).</w:t>
+      </w:r>
+    </w:p>
+    <w:p>
+      <w:pPr>
+        <w:pStyle w:val="Paragraphedeliste"/>
+      </w:pPr>
+      <w:r>
+        <w:t>  Transitions :</w:t>
+      </w:r>
+    </w:p>
+    <w:p>
+      <w:pPr>
+        <w:pStyle w:val="Paragraphedeliste"/>
+      </w:pPr>
+      <w:r>
+        <w:t>Vers Modification des données si l’utilisateur choisit d’éditer.</w:t>
+      </w:r>
+    </w:p>
+    <w:p>
+      <w:pPr>
+        <w:pStyle w:val="Paragraphedeliste"/>
+      </w:pPr>
+      <w:r>
+        <w:t>Retour à Session ouverte si simple consultation.</w:t>
+      </w:r>
+    </w:p>
+    <w:p/>
+    <w:p>
+      <w:pPr>
+        <w:pStyle w:val="Titre3"/>
+      </w:pPr>
+      <w:r>
+        <w:t xml:space="preserve">Modification des données </w:t>
+      </w:r>
+    </w:p>
+    <w:p>
+      <w:pPr>
+        <w:pStyle w:val="Paragraphedeliste"/>
+      </w:pPr>
+      <w:r>
+        <w:t>  Description :</w:t>
+      </w:r>
+      <w:r>
+        <w:br/>
+        <w:t>Le système permet à l’utilisateur de modifier ses informations ou ses contenus.</w:t>
+      </w:r>
+    </w:p>
+    <w:p>
+      <w:pPr>
+        <w:pStyle w:val="Paragraphedeliste"/>
+      </w:pPr>
+      <w:r>
+        <w:t>  Rôles et actions possibles :</w:t>
+      </w:r>
+    </w:p>
+    <w:p>
+      <w:pPr>
+        <w:pStyle w:val="Paragraphedeliste"/>
+      </w:pPr>
+      <w:r>
+        <w:t>Modifier le profil (bio, photo, infos personnelles).</w:t>
+      </w:r>
+    </w:p>
+    <w:p>
+      <w:pPr>
+        <w:pStyle w:val="Paragraphedeliste"/>
+      </w:pPr>
+      <w:r>
+        <w:t>Modifier un Road Trip (ajouter étapes, changer visibilité).</w:t>
+      </w:r>
+    </w:p>
+    <w:p>
+      <w:pPr>
+        <w:pStyle w:val="Paragraphedeliste"/>
+      </w:pPr>
+      <w:r>
+        <w:t>Ajouter ou supprimer des amis.</w:t>
+      </w:r>
+    </w:p>
+    <w:p>
+      <w:pPr>
+        <w:pStyle w:val="Paragraphedeliste"/>
+      </w:pPr>
+      <w:r>
+        <w:t>Éditer un commentaire ou une note.</w:t>
+      </w:r>
+    </w:p>
+    <w:p>
+      <w:pPr>
+        <w:pStyle w:val="Paragraphedeliste"/>
+      </w:pPr>
+      <w:r>
+        <w:t>  Transitions :</w:t>
+      </w:r>
+    </w:p>
+    <w:p>
+      <w:pPr>
+        <w:pStyle w:val="Paragraphedeliste"/>
+      </w:pPr>
+      <w:r>
+        <w:t>Sauvegarde réussie → retour à Session ouverte.</w:t>
+      </w:r>
+    </w:p>
+    <w:p>
+      <w:pPr>
+        <w:pStyle w:val="Paragraphedeliste"/>
+      </w:pPr>
+      <w:r>
+        <w:t>Sauvegarde échouée → reste dans Modification des données avec message d’erreur.</w:t>
+      </w:r>
+    </w:p>
+    <w:p/>
+    <w:p>
+      <w:pPr>
+        <w:pStyle w:val="Titre3"/>
+      </w:pPr>
+      <w:r>
+        <w:t xml:space="preserve">Partage </w:t>
+      </w:r>
+    </w:p>
+    <w:p>
+      <w:pPr>
+        <w:pStyle w:val="Paragraphedeliste"/>
+      </w:pPr>
+      <w:r>
+        <w:t>  Description :</w:t>
+      </w:r>
+      <w:r>
+        <w:br/>
+        <w:t>L’utilisateur choisit de partager un Road Trip (amis ou public).</w:t>
+      </w:r>
+    </w:p>
+    <w:p>
+      <w:pPr>
+        <w:pStyle w:val="Paragraphedeliste"/>
+      </w:pPr>
+      <w:r>
+        <w:t>  Rôles et actions possibles :</w:t>
+      </w:r>
+    </w:p>
+    <w:p>
+      <w:pPr>
+        <w:pStyle w:val="Paragraphedeliste"/>
+      </w:pPr>
+      <w:r>
+        <w:t>Définir la visibilité du Road Trip.</w:t>
+      </w:r>
+    </w:p>
+    <w:p>
+      <w:pPr>
+        <w:pStyle w:val="Paragraphedeliste"/>
+      </w:pPr>
+      <w:r>
+        <w:t>Notifier les amis en cas de partage privé.</w:t>
+      </w:r>
+    </w:p>
+    <w:p>
+      <w:pPr>
+        <w:pStyle w:val="Paragraphedeliste"/>
+      </w:pPr>
+      <w:r>
+        <w:t>Ajouter le Road Trip dans le flux public.</w:t>
+      </w:r>
+    </w:p>
+    <w:p>
+      <w:pPr>
+        <w:pStyle w:val="Paragraphedeliste"/>
+      </w:pPr>
+      <w:r>
+        <w:t>  Transitions :</w:t>
+      </w:r>
+    </w:p>
+    <w:p>
+      <w:pPr>
+        <w:pStyle w:val="Paragraphedeliste"/>
+      </w:pPr>
+      <w:r>
+        <w:lastRenderedPageBreak/>
+        <w:t>Retour à Session ouverte après confirmation du partage.</w:t>
+      </w:r>
+    </w:p>
+    <w:p/>
+    <w:p>
+      <w:pPr>
+        <w:pStyle w:val="Titre3"/>
+      </w:pPr>
+      <w:r>
+        <w:t xml:space="preserve">Messagerie </w:t>
+      </w:r>
+    </w:p>
+    <w:p>
+      <w:pPr>
+        <w:pStyle w:val="Paragraphedeliste"/>
+      </w:pPr>
+      <w:r>
+        <w:t>  Description :</w:t>
+      </w:r>
+      <w:r>
+        <w:br/>
+        <w:t>L’utilisateur échange des messages avec ses amis.</w:t>
+      </w:r>
+    </w:p>
+    <w:p>
+      <w:pPr>
+        <w:pStyle w:val="Paragraphedeliste"/>
+      </w:pPr>
+      <w:r>
+        <w:t>  Rôles et actions possibles :</w:t>
+      </w:r>
+    </w:p>
+    <w:p>
+      <w:pPr>
+        <w:pStyle w:val="Paragraphedeliste"/>
+      </w:pPr>
+      <w:r>
+        <w:t>Charger les conversations existantes.</w:t>
+      </w:r>
+    </w:p>
+    <w:p>
+      <w:pPr>
+        <w:pStyle w:val="Paragraphedeliste"/>
+      </w:pPr>
+      <w:r>
+        <w:t>Envoyer et recevoir des messages en temps réel.</w:t>
+      </w:r>
+    </w:p>
+    <w:p>
+      <w:pPr>
+        <w:pStyle w:val="Paragraphedeliste"/>
+      </w:pPr>
+      <w:r>
+        <w:t>Notifier les destinataires des nouveaux messages.</w:t>
+      </w:r>
+    </w:p>
+    <w:p>
+      <w:pPr>
+        <w:pStyle w:val="Paragraphedeliste"/>
+      </w:pPr>
+      <w:r>
+        <w:t>  Transitions :</w:t>
+      </w:r>
+    </w:p>
+    <w:p>
+      <w:pPr>
+        <w:pStyle w:val="Paragraphedeliste"/>
+      </w:pPr>
+      <w:r>
+        <w:t>Retour à Session ouverte.</w:t>
+      </w:r>
+    </w:p>
+    <w:p/>
+    <w:p>
+      <w:pPr>
+        <w:pStyle w:val="Titre3"/>
+      </w:pPr>
+      <w:r>
+        <w:t>Administration</w:t>
+      </w:r>
+    </w:p>
+    <w:p>
+      <w:pPr>
+        <w:pStyle w:val="Paragraphedeliste"/>
+      </w:pPr>
+      <w:r>
+        <w:t>  Description :</w:t>
+      </w:r>
+      <w:r>
+        <w:br/>
+        <w:t>Accessible uniquement aux administrateurs. Cet état permet la modération du site et la gestion des utilisateurs.</w:t>
+      </w:r>
+    </w:p>
+    <w:p>
+      <w:pPr>
+        <w:pStyle w:val="Paragraphedeliste"/>
+      </w:pPr>
+      <w:r>
+        <w:t>  Rôles et actions possibles :</w:t>
+      </w:r>
+    </w:p>
+    <w:p>
+      <w:pPr>
+        <w:pStyle w:val="Paragraphedeliste"/>
+      </w:pPr>
+      <w:r>
+        <w:t>Bloquer ou bannir des utilisateurs.</w:t>
+      </w:r>
+    </w:p>
+    <w:p>
+      <w:pPr>
+        <w:pStyle w:val="Paragraphedeliste"/>
+      </w:pPr>
+      <w:r>
+        <w:t>Supprimer des contenus (Road Trips, commentaires, POI inappropriés).</w:t>
+      </w:r>
+    </w:p>
+    <w:p>
+      <w:pPr>
+        <w:pStyle w:val="Paragraphedeliste"/>
+      </w:pPr>
+      <w:r>
+        <w:t>Traiter les signalements.</w:t>
+      </w:r>
+    </w:p>
+    <w:p>
+      <w:pPr>
+        <w:pStyle w:val="Paragraphedeliste"/>
+      </w:pPr>
+      <w:r>
+        <w:t>Appliquer des mises à jour sur le site.</w:t>
+      </w:r>
+    </w:p>
+    <w:p>
+      <w:pPr>
+        <w:pStyle w:val="Paragraphedeliste"/>
+      </w:pPr>
+      <w:r>
+        <w:t>  Transitions :</w:t>
+      </w:r>
+    </w:p>
+    <w:p>
+      <w:pPr>
+        <w:pStyle w:val="Paragraphedeliste"/>
+      </w:pPr>
+      <w:r>
+        <w:t>Retour à Session ouverte (admin connecté).</w:t>
+      </w:r>
+    </w:p>
+    <w:p/>
+    <w:p>
+      <w:pPr>
+        <w:pStyle w:val="Titre3"/>
+      </w:pPr>
+      <w:proofErr w:type="spellStart"/>
+      <w:r>
+        <w:t>Deconnexion</w:t>
+      </w:r>
+      <w:proofErr w:type="spellEnd"/>
+      <w:r>
+        <w:t xml:space="preserve"> </w:t>
+      </w:r>
+    </w:p>
+    <w:p>
+      <w:pPr>
+        <w:pStyle w:val="Paragraphedeliste"/>
+      </w:pPr>
+      <w:r>
+        <w:t>  Description :</w:t>
+      </w:r>
+      <w:r>
+        <w:br/>
+        <w:t>L’utilisateur quitte sa session.</w:t>
+      </w:r>
+    </w:p>
+    <w:p>
+      <w:pPr>
+        <w:pStyle w:val="Paragraphedeliste"/>
+      </w:pPr>
+      <w:r>
+        <w:t>  Rôles et actions possibles :</w:t>
+      </w:r>
+    </w:p>
+    <w:p>
+      <w:pPr>
+        <w:pStyle w:val="Paragraphedeliste"/>
+      </w:pPr>
+      <w:r>
+        <w:t>Effacer les données temporaires.</w:t>
+      </w:r>
+    </w:p>
+    <w:p>
+      <w:pPr>
+        <w:pStyle w:val="Paragraphedeliste"/>
+      </w:pPr>
+      <w:r>
+        <w:t>Clôturer la session active.</w:t>
+      </w:r>
+    </w:p>
+    <w:p>
+      <w:pPr>
+        <w:pStyle w:val="Paragraphedeliste"/>
+      </w:pPr>
+      <w:r>
+        <w:t>  Transitions :</w:t>
+      </w:r>
+    </w:p>
+    <w:p>
+      <w:pPr>
+        <w:pStyle w:val="Paragraphedeliste"/>
+      </w:pPr>
+      <w:r>
+        <w:t>Retour à Attente (Page d’accueil).</w:t>
+      </w:r>
+    </w:p>
+    <w:p/>
+    <w:p>
+      <w:pPr>
+        <w:pStyle w:val="Titre3"/>
+      </w:pPr>
+      <w:r>
+        <w:t xml:space="preserve">Erreur </w:t>
+      </w:r>
+    </w:p>
+    <w:p>
+      <w:pPr>
+        <w:pStyle w:val="Paragraphedeliste"/>
+      </w:pPr>
+      <w:r>
+        <w:t>  Description :</w:t>
+      </w:r>
+      <w:r>
+        <w:br/>
+        <w:t>Le système rencontre un problème technique ou une erreur utilisateur.</w:t>
+      </w:r>
+    </w:p>
+    <w:p>
+      <w:pPr>
+        <w:pStyle w:val="Paragraphedeliste"/>
+      </w:pPr>
+      <w:r>
+        <w:t>  Rôles et actions possibles :</w:t>
+      </w:r>
+    </w:p>
+    <w:p>
+      <w:pPr>
+        <w:pStyle w:val="Paragraphedeliste"/>
+      </w:pPr>
+      <w:r>
+        <w:t>Afficher un message d’erreur adapté (mauvais identifiants, serveur indisponible, base de données inaccessible).</w:t>
+      </w:r>
+    </w:p>
+    <w:p>
+      <w:pPr>
+        <w:pStyle w:val="Paragraphedeliste"/>
+      </w:pPr>
+      <w:r>
+        <w:t>Conserver la sécurité et éviter la perte de données.</w:t>
+      </w:r>
+    </w:p>
+    <w:p>
+      <w:pPr>
+        <w:pStyle w:val="Paragraphedeliste"/>
+      </w:pPr>
+      <w:r>
+        <w:lastRenderedPageBreak/>
+        <w:t>  Transitions :</w:t>
+      </w:r>
+    </w:p>
+    <w:p>
+      <w:pPr>
+        <w:pStyle w:val="Paragraphedeliste"/>
+      </w:pPr>
+      <w:r>
+        <w:t>Retour automatique à Attente si l’erreur est corrigée.</w:t>
+      </w:r>
+    </w:p>
+    <w:p>
+      <w:pPr>
+        <w:pStyle w:val="Paragraphedeliste"/>
+      </w:pPr>
+      <w:r>
+        <w:t>Reste en Erreur si le problème persiste.</w:t>
+      </w:r>
+    </w:p>
+    <w:p/>
+    <w:p/>
+    <w:p/>
+    <w:p>
+      <w:pPr>
         <w:sectPr>
-          <w:footerReference w:type="default" r:id="rId27"/>
+          <w:footerReference w:type="default" r:id="rId28"/>
           <w:pgSz w:w="11906" w:h="16838"/>
           <w:pgMar w:top="1417" w:right="1417" w:bottom="1417" w:left="1417" w:header="708" w:footer="708" w:gutter="0"/>
           <w:pgNumType w:start="1"/>
@@ -8500,7 +9599,7 @@
       </w:r>
     </w:p>
     <w:sectPr>
-      <w:footerReference w:type="default" r:id="rId28"/>
+      <w:footerReference w:type="default" r:id="rId29"/>
       <w:type w:val="evenPage"/>
       <w:pgSz w:w="11906" w:h="16838"/>
       <w:pgMar w:top="1417" w:right="1417" w:bottom="1417" w:left="1417" w:header="708" w:footer="708" w:gutter="0"/>
@@ -8685,7 +9784,7 @@
         <w:bCs/>
         <w:noProof/>
       </w:rPr>
-      <w:t>16</w:t>
+      <w:t>20</w:t>
     </w:r>
     <w:r>
       <w:rPr>
@@ -8896,9 +9995,121 @@
 <file path=word/numbering.xml><?xml version="1.0" encoding="utf-8"?>
 <w:numbering xmlns:wpc="http://schemas.microsoft.com/office/word/2010/wordprocessingCanvas" xmlns:cx="http://schemas.microsoft.com/office/drawing/2014/chartex" xmlns:cx1="http://schemas.microsoft.com/office/drawing/2015/9/8/chartex" xmlns:cx2="http://schemas.microsoft.com/office/drawing/2015/10/21/chartex" xmlns:cx3="http://schemas.microsoft.com/office/drawing/2016/5/9/chartex" xmlns:cx4="http://schemas.microsoft.com/office/drawing/2016/5/10/chartex" xmlns:cx5="http://schemas.microsoft.com/office/drawing/2016/5/11/chartex" xmlns:cx6="http://schemas.microsoft.com/office/drawing/2016/5/12/chartex" xmlns:cx7="http://schemas.microsoft.com/office/drawing/2016/5/13/chartex" xmlns:cx8="http://schemas.microsoft.com/office/drawing/2016/5/14/chartex" xmlns:mc="http://schemas.openxmlformats.org/markup-compatibility/2006" xmlns:aink="http://schemas.microsoft.com/office/drawing/2016/ink" xmlns:am3d="http://schemas.microsoft.com/office/drawing/2017/model3d" xmlns:o="urn:schemas-microsoft-com:office:office" xmlns:r="http://schemas.openxmlformats.org/officeDocument/2006/relationships" xmlns:m="http://schemas.openxmlformats.org/officeDocument/2006/math" xmlns:v="urn:schemas-microsoft-com:vml" xmlns:wp14="http://schemas.microsoft.com/office/word/2010/wordprocessingDrawing" xmlns:wp="http://schemas.openxmlformats.org/drawingml/2006/wordprocessingDrawing" xmlns:w10="urn:schemas-microsoft-com:office:word" xmlns:w="http://schemas.openxmlformats.org/wordprocessingml/2006/main" xmlns:w14="http://schemas.microsoft.com/office/word/2010/wordml" xmlns:w15="http://schemas.microsoft.com/office/word/2012/wordml" xmlns:w16cex="http://schemas.microsoft.com/office/word/2018/wordml/cex" xmlns:w16cid="http://schemas.microsoft.com/office/word/2016/wordml/cid" xmlns:w16="http://schemas.microsoft.com/office/word/2018/wordml" xmlns:w16sdtdh="http://schemas.microsoft.com/office/word/2020/wordml/sdtdatahash" xmlns:w16se="http://schemas.microsoft.com/office/word/2015/wordml/symex" xmlns:wpg="http://schemas.microsoft.com/office/word/2010/wordprocessingGroup" xmlns:wpi="http://schemas.microsoft.com/office/word/2010/wordprocessingInk" xmlns:wne="http://schemas.microsoft.com/office/word/2006/wordml" xmlns:wps="http://schemas.microsoft.com/office/word/2010/wordprocessingShape" mc:Ignorable="w14 w15 w16se w16cid w16 w16cex w16sdtdh wp14">
   <w:abstractNum w:abstractNumId="0" w15:restartNumberingAfterBreak="0">
-    <w:nsid w:val="01247281"/>
+    <w:nsid w:val="020D6B0D"/>
     <w:multiLevelType w:val="hybridMultilevel"/>
-    <w:tmpl w:val="30A0F924"/>
+    <w:tmpl w:val="34947AD6"/>
+    <w:lvl w:ilvl="0" w:tplc="040C000B">
+      <w:start w:val="1"/>
+      <w:numFmt w:val="bullet"/>
+      <w:lvlText w:val=""/>
+      <w:lvlJc w:val="left"/>
+      <w:pPr>
+        <w:ind w:left="720" w:hanging="360"/>
+      </w:pPr>
+      <w:rPr>
+        <w:rFonts w:ascii="Wingdings" w:hAnsi="Wingdings" w:hint="default"/>
+      </w:rPr>
+    </w:lvl>
+    <w:lvl w:ilvl="1" w:tplc="040C0003">
+      <w:start w:val="1"/>
+      <w:numFmt w:val="bullet"/>
+      <w:lvlText w:val="o"/>
+      <w:lvlJc w:val="left"/>
+      <w:pPr>
+        <w:ind w:left="1440" w:hanging="360"/>
+      </w:pPr>
+      <w:rPr>
+        <w:rFonts w:ascii="Courier New" w:hAnsi="Courier New" w:cs="Courier New" w:hint="default"/>
+      </w:rPr>
+    </w:lvl>
+    <w:lvl w:ilvl="2" w:tplc="040C0005">
+      <w:start w:val="1"/>
+      <w:numFmt w:val="bullet"/>
+      <w:lvlText w:val=""/>
+      <w:lvlJc w:val="left"/>
+      <w:pPr>
+        <w:ind w:left="2160" w:hanging="360"/>
+      </w:pPr>
+      <w:rPr>
+        <w:rFonts w:ascii="Wingdings" w:hAnsi="Wingdings" w:hint="default"/>
+      </w:rPr>
+    </w:lvl>
+    <w:lvl w:ilvl="3" w:tplc="BF84CA4C">
+      <w:numFmt w:val="bullet"/>
+      <w:lvlText w:val="-"/>
+      <w:lvlJc w:val="left"/>
+      <w:pPr>
+        <w:ind w:left="2880" w:hanging="360"/>
+      </w:pPr>
+      <w:rPr>
+        <w:rFonts w:ascii="Calibri" w:eastAsiaTheme="minorHAnsi" w:hAnsi="Calibri" w:cs="Calibri" w:hint="default"/>
+      </w:rPr>
+    </w:lvl>
+    <w:lvl w:ilvl="4" w:tplc="040C0003">
+      <w:start w:val="1"/>
+      <w:numFmt w:val="bullet"/>
+      <w:lvlText w:val="o"/>
+      <w:lvlJc w:val="left"/>
+      <w:pPr>
+        <w:ind w:left="3600" w:hanging="360"/>
+      </w:pPr>
+      <w:rPr>
+        <w:rFonts w:ascii="Courier New" w:hAnsi="Courier New" w:cs="Courier New" w:hint="default"/>
+      </w:rPr>
+    </w:lvl>
+    <w:lvl w:ilvl="5" w:tplc="040C0005">
+      <w:start w:val="1"/>
+      <w:numFmt w:val="bullet"/>
+      <w:lvlText w:val=""/>
+      <w:lvlJc w:val="left"/>
+      <w:pPr>
+        <w:ind w:left="4320" w:hanging="360"/>
+      </w:pPr>
+      <w:rPr>
+        <w:rFonts w:ascii="Wingdings" w:hAnsi="Wingdings" w:hint="default"/>
+      </w:rPr>
+    </w:lvl>
+    <w:lvl w:ilvl="6" w:tplc="040C0001" w:tentative="1">
+      <w:start w:val="1"/>
+      <w:numFmt w:val="bullet"/>
+      <w:lvlText w:val=""/>
+      <w:lvlJc w:val="left"/>
+      <w:pPr>
+        <w:ind w:left="5040" w:hanging="360"/>
+      </w:pPr>
+      <w:rPr>
+        <w:rFonts w:ascii="Symbol" w:hAnsi="Symbol" w:hint="default"/>
+      </w:rPr>
+    </w:lvl>
+    <w:lvl w:ilvl="7" w:tplc="040C0003" w:tentative="1">
+      <w:start w:val="1"/>
+      <w:numFmt w:val="bullet"/>
+      <w:lvlText w:val="o"/>
+      <w:lvlJc w:val="left"/>
+      <w:pPr>
+        <w:ind w:left="5760" w:hanging="360"/>
+      </w:pPr>
+      <w:rPr>
+        <w:rFonts w:ascii="Courier New" w:hAnsi="Courier New" w:cs="Courier New" w:hint="default"/>
+      </w:rPr>
+    </w:lvl>
+    <w:lvl w:ilvl="8" w:tplc="040C0005" w:tentative="1">
+      <w:start w:val="1"/>
+      <w:numFmt w:val="bullet"/>
+      <w:lvlText w:val=""/>
+      <w:lvlJc w:val="left"/>
+      <w:pPr>
+        <w:ind w:left="6480" w:hanging="360"/>
+      </w:pPr>
+      <w:rPr>
+        <w:rFonts w:ascii="Wingdings" w:hAnsi="Wingdings" w:hint="default"/>
+      </w:rPr>
+    </w:lvl>
+  </w:abstractNum>
+  <w:abstractNum w:abstractNumId="1" w15:restartNumberingAfterBreak="0">
+    <w:nsid w:val="0B752BE6"/>
+    <w:multiLevelType w:val="hybridMultilevel"/>
+    <w:tmpl w:val="997E1B08"/>
     <w:lvl w:ilvl="0" w:tplc="040C000B">
       <w:start w:val="1"/>
       <w:numFmt w:val="bullet"/>
@@ -9008,20 +10219,20 @@
       </w:rPr>
     </w:lvl>
   </w:abstractNum>
-  <w:abstractNum w:abstractNumId="1" w15:restartNumberingAfterBreak="0">
-    <w:nsid w:val="02006BF3"/>
+  <w:abstractNum w:abstractNumId="2" w15:restartNumberingAfterBreak="0">
+    <w:nsid w:val="0F4C0D4B"/>
     <w:multiLevelType w:val="hybridMultilevel"/>
-    <w:tmpl w:val="3FFAAE28"/>
-    <w:lvl w:ilvl="0" w:tplc="040C0001">
+    <w:tmpl w:val="33C43BCE"/>
+    <w:lvl w:ilvl="0" w:tplc="040C000B">
       <w:start w:val="1"/>
       <w:numFmt w:val="bullet"/>
-      <w:lvlText w:val=""/>
+      <w:lvlText w:val=""/>
       <w:lvlJc w:val="left"/>
       <w:pPr>
         <w:ind w:left="720" w:hanging="360"/>
       </w:pPr>
       <w:rPr>
-        <w:rFonts w:ascii="Symbol" w:hAnsi="Symbol" w:hint="default"/>
+        <w:rFonts w:ascii="Wingdings" w:hAnsi="Wingdings" w:hint="default"/>
       </w:rPr>
     </w:lvl>
     <w:lvl w:ilvl="1" w:tplc="040C0003" w:tentative="1">
@@ -9121,10 +10332,349 @@
       </w:rPr>
     </w:lvl>
   </w:abstractNum>
-  <w:abstractNum w:abstractNumId="2" w15:restartNumberingAfterBreak="0">
-    <w:nsid w:val="020D6B0D"/>
+  <w:abstractNum w:abstractNumId="3" w15:restartNumberingAfterBreak="0">
+    <w:nsid w:val="17EA2513"/>
     <w:multiLevelType w:val="hybridMultilevel"/>
-    <w:tmpl w:val="34947AD6"/>
+    <w:tmpl w:val="0F1022CA"/>
+    <w:lvl w:ilvl="0" w:tplc="040C000B">
+      <w:start w:val="1"/>
+      <w:numFmt w:val="bullet"/>
+      <w:lvlText w:val=""/>
+      <w:lvlJc w:val="left"/>
+      <w:pPr>
+        <w:ind w:left="720" w:hanging="360"/>
+      </w:pPr>
+      <w:rPr>
+        <w:rFonts w:ascii="Wingdings" w:hAnsi="Wingdings" w:hint="default"/>
+      </w:rPr>
+    </w:lvl>
+    <w:lvl w:ilvl="1" w:tplc="040C0003" w:tentative="1">
+      <w:start w:val="1"/>
+      <w:numFmt w:val="bullet"/>
+      <w:lvlText w:val="o"/>
+      <w:lvlJc w:val="left"/>
+      <w:pPr>
+        <w:ind w:left="1440" w:hanging="360"/>
+      </w:pPr>
+      <w:rPr>
+        <w:rFonts w:ascii="Courier New" w:hAnsi="Courier New" w:cs="Courier New" w:hint="default"/>
+      </w:rPr>
+    </w:lvl>
+    <w:lvl w:ilvl="2" w:tplc="040C0005" w:tentative="1">
+      <w:start w:val="1"/>
+      <w:numFmt w:val="bullet"/>
+      <w:lvlText w:val=""/>
+      <w:lvlJc w:val="left"/>
+      <w:pPr>
+        <w:ind w:left="2160" w:hanging="360"/>
+      </w:pPr>
+      <w:rPr>
+        <w:rFonts w:ascii="Wingdings" w:hAnsi="Wingdings" w:hint="default"/>
+      </w:rPr>
+    </w:lvl>
+    <w:lvl w:ilvl="3" w:tplc="040C0001" w:tentative="1">
+      <w:start w:val="1"/>
+      <w:numFmt w:val="bullet"/>
+      <w:lvlText w:val=""/>
+      <w:lvlJc w:val="left"/>
+      <w:pPr>
+        <w:ind w:left="2880" w:hanging="360"/>
+      </w:pPr>
+      <w:rPr>
+        <w:rFonts w:ascii="Symbol" w:hAnsi="Symbol" w:hint="default"/>
+      </w:rPr>
+    </w:lvl>
+    <w:lvl w:ilvl="4" w:tplc="040C0003" w:tentative="1">
+      <w:start w:val="1"/>
+      <w:numFmt w:val="bullet"/>
+      <w:lvlText w:val="o"/>
+      <w:lvlJc w:val="left"/>
+      <w:pPr>
+        <w:ind w:left="3600" w:hanging="360"/>
+      </w:pPr>
+      <w:rPr>
+        <w:rFonts w:ascii="Courier New" w:hAnsi="Courier New" w:cs="Courier New" w:hint="default"/>
+      </w:rPr>
+    </w:lvl>
+    <w:lvl w:ilvl="5" w:tplc="040C0005" w:tentative="1">
+      <w:start w:val="1"/>
+      <w:numFmt w:val="bullet"/>
+      <w:lvlText w:val=""/>
+      <w:lvlJc w:val="left"/>
+      <w:pPr>
+        <w:ind w:left="4320" w:hanging="360"/>
+      </w:pPr>
+      <w:rPr>
+        <w:rFonts w:ascii="Wingdings" w:hAnsi="Wingdings" w:hint="default"/>
+      </w:rPr>
+    </w:lvl>
+    <w:lvl w:ilvl="6" w:tplc="040C0001" w:tentative="1">
+      <w:start w:val="1"/>
+      <w:numFmt w:val="bullet"/>
+      <w:lvlText w:val=""/>
+      <w:lvlJc w:val="left"/>
+      <w:pPr>
+        <w:ind w:left="5040" w:hanging="360"/>
+      </w:pPr>
+      <w:rPr>
+        <w:rFonts w:ascii="Symbol" w:hAnsi="Symbol" w:hint="default"/>
+      </w:rPr>
+    </w:lvl>
+    <w:lvl w:ilvl="7" w:tplc="040C0003" w:tentative="1">
+      <w:start w:val="1"/>
+      <w:numFmt w:val="bullet"/>
+      <w:lvlText w:val="o"/>
+      <w:lvlJc w:val="left"/>
+      <w:pPr>
+        <w:ind w:left="5760" w:hanging="360"/>
+      </w:pPr>
+      <w:rPr>
+        <w:rFonts w:ascii="Courier New" w:hAnsi="Courier New" w:cs="Courier New" w:hint="default"/>
+      </w:rPr>
+    </w:lvl>
+    <w:lvl w:ilvl="8" w:tplc="040C0005" w:tentative="1">
+      <w:start w:val="1"/>
+      <w:numFmt w:val="bullet"/>
+      <w:lvlText w:val=""/>
+      <w:lvlJc w:val="left"/>
+      <w:pPr>
+        <w:ind w:left="6480" w:hanging="360"/>
+      </w:pPr>
+      <w:rPr>
+        <w:rFonts w:ascii="Wingdings" w:hAnsi="Wingdings" w:hint="default"/>
+      </w:rPr>
+    </w:lvl>
+  </w:abstractNum>
+  <w:abstractNum w:abstractNumId="4" w15:restartNumberingAfterBreak="0">
+    <w:nsid w:val="3B992B65"/>
+    <w:multiLevelType w:val="hybridMultilevel"/>
+    <w:tmpl w:val="12A4A5A0"/>
+    <w:lvl w:ilvl="0" w:tplc="040C000B">
+      <w:start w:val="1"/>
+      <w:numFmt w:val="bullet"/>
+      <w:lvlText w:val=""/>
+      <w:lvlJc w:val="left"/>
+      <w:pPr>
+        <w:ind w:left="720" w:hanging="360"/>
+      </w:pPr>
+      <w:rPr>
+        <w:rFonts w:ascii="Wingdings" w:hAnsi="Wingdings" w:hint="default"/>
+      </w:rPr>
+    </w:lvl>
+    <w:lvl w:ilvl="1" w:tplc="040C0003" w:tentative="1">
+      <w:start w:val="1"/>
+      <w:numFmt w:val="bullet"/>
+      <w:lvlText w:val="o"/>
+      <w:lvlJc w:val="left"/>
+      <w:pPr>
+        <w:ind w:left="1440" w:hanging="360"/>
+      </w:pPr>
+      <w:rPr>
+        <w:rFonts w:ascii="Courier New" w:hAnsi="Courier New" w:cs="Courier New" w:hint="default"/>
+      </w:rPr>
+    </w:lvl>
+    <w:lvl w:ilvl="2" w:tplc="040C0005" w:tentative="1">
+      <w:start w:val="1"/>
+      <w:numFmt w:val="bullet"/>
+      <w:lvlText w:val=""/>
+      <w:lvlJc w:val="left"/>
+      <w:pPr>
+        <w:ind w:left="2160" w:hanging="360"/>
+      </w:pPr>
+      <w:rPr>
+        <w:rFonts w:ascii="Wingdings" w:hAnsi="Wingdings" w:hint="default"/>
+      </w:rPr>
+    </w:lvl>
+    <w:lvl w:ilvl="3" w:tplc="040C0001" w:tentative="1">
+      <w:start w:val="1"/>
+      <w:numFmt w:val="bullet"/>
+      <w:lvlText w:val=""/>
+      <w:lvlJc w:val="left"/>
+      <w:pPr>
+        <w:ind w:left="2880" w:hanging="360"/>
+      </w:pPr>
+      <w:rPr>
+        <w:rFonts w:ascii="Symbol" w:hAnsi="Symbol" w:hint="default"/>
+      </w:rPr>
+    </w:lvl>
+    <w:lvl w:ilvl="4" w:tplc="040C0003" w:tentative="1">
+      <w:start w:val="1"/>
+      <w:numFmt w:val="bullet"/>
+      <w:lvlText w:val="o"/>
+      <w:lvlJc w:val="left"/>
+      <w:pPr>
+        <w:ind w:left="3600" w:hanging="360"/>
+      </w:pPr>
+      <w:rPr>
+        <w:rFonts w:ascii="Courier New" w:hAnsi="Courier New" w:cs="Courier New" w:hint="default"/>
+      </w:rPr>
+    </w:lvl>
+    <w:lvl w:ilvl="5" w:tplc="040C0005" w:tentative="1">
+      <w:start w:val="1"/>
+      <w:numFmt w:val="bullet"/>
+      <w:lvlText w:val=""/>
+      <w:lvlJc w:val="left"/>
+      <w:pPr>
+        <w:ind w:left="4320" w:hanging="360"/>
+      </w:pPr>
+      <w:rPr>
+        <w:rFonts w:ascii="Wingdings" w:hAnsi="Wingdings" w:hint="default"/>
+      </w:rPr>
+    </w:lvl>
+    <w:lvl w:ilvl="6" w:tplc="040C0001" w:tentative="1">
+      <w:start w:val="1"/>
+      <w:numFmt w:val="bullet"/>
+      <w:lvlText w:val=""/>
+      <w:lvlJc w:val="left"/>
+      <w:pPr>
+        <w:ind w:left="5040" w:hanging="360"/>
+      </w:pPr>
+      <w:rPr>
+        <w:rFonts w:ascii="Symbol" w:hAnsi="Symbol" w:hint="default"/>
+      </w:rPr>
+    </w:lvl>
+    <w:lvl w:ilvl="7" w:tplc="040C0003" w:tentative="1">
+      <w:start w:val="1"/>
+      <w:numFmt w:val="bullet"/>
+      <w:lvlText w:val="o"/>
+      <w:lvlJc w:val="left"/>
+      <w:pPr>
+        <w:ind w:left="5760" w:hanging="360"/>
+      </w:pPr>
+      <w:rPr>
+        <w:rFonts w:ascii="Courier New" w:hAnsi="Courier New" w:cs="Courier New" w:hint="default"/>
+      </w:rPr>
+    </w:lvl>
+    <w:lvl w:ilvl="8" w:tplc="040C0005" w:tentative="1">
+      <w:start w:val="1"/>
+      <w:numFmt w:val="bullet"/>
+      <w:lvlText w:val=""/>
+      <w:lvlJc w:val="left"/>
+      <w:pPr>
+        <w:ind w:left="6480" w:hanging="360"/>
+      </w:pPr>
+      <w:rPr>
+        <w:rFonts w:ascii="Wingdings" w:hAnsi="Wingdings" w:hint="default"/>
+      </w:rPr>
+    </w:lvl>
+  </w:abstractNum>
+  <w:abstractNum w:abstractNumId="5" w15:restartNumberingAfterBreak="0">
+    <w:nsid w:val="40B06DD7"/>
+    <w:multiLevelType w:val="hybridMultilevel"/>
+    <w:tmpl w:val="521A01A2"/>
+    <w:lvl w:ilvl="0" w:tplc="040C000B">
+      <w:start w:val="1"/>
+      <w:numFmt w:val="bullet"/>
+      <w:lvlText w:val=""/>
+      <w:lvlJc w:val="left"/>
+      <w:pPr>
+        <w:ind w:left="720" w:hanging="360"/>
+      </w:pPr>
+      <w:rPr>
+        <w:rFonts w:ascii="Wingdings" w:hAnsi="Wingdings" w:hint="default"/>
+      </w:rPr>
+    </w:lvl>
+    <w:lvl w:ilvl="1" w:tplc="040C0003" w:tentative="1">
+      <w:start w:val="1"/>
+      <w:numFmt w:val="bullet"/>
+      <w:lvlText w:val="o"/>
+      <w:lvlJc w:val="left"/>
+      <w:pPr>
+        <w:ind w:left="1440" w:hanging="360"/>
+      </w:pPr>
+      <w:rPr>
+        <w:rFonts w:ascii="Courier New" w:hAnsi="Courier New" w:cs="Courier New" w:hint="default"/>
+      </w:rPr>
+    </w:lvl>
+    <w:lvl w:ilvl="2" w:tplc="040C0005" w:tentative="1">
+      <w:start w:val="1"/>
+      <w:numFmt w:val="bullet"/>
+      <w:lvlText w:val=""/>
+      <w:lvlJc w:val="left"/>
+      <w:pPr>
+        <w:ind w:left="2160" w:hanging="360"/>
+      </w:pPr>
+      <w:rPr>
+        <w:rFonts w:ascii="Wingdings" w:hAnsi="Wingdings" w:hint="default"/>
+      </w:rPr>
+    </w:lvl>
+    <w:lvl w:ilvl="3" w:tplc="040C0001" w:tentative="1">
+      <w:start w:val="1"/>
+      <w:numFmt w:val="bullet"/>
+      <w:lvlText w:val=""/>
+      <w:lvlJc w:val="left"/>
+      <w:pPr>
+        <w:ind w:left="2880" w:hanging="360"/>
+      </w:pPr>
+      <w:rPr>
+        <w:rFonts w:ascii="Symbol" w:hAnsi="Symbol" w:hint="default"/>
+      </w:rPr>
+    </w:lvl>
+    <w:lvl w:ilvl="4" w:tplc="040C0003" w:tentative="1">
+      <w:start w:val="1"/>
+      <w:numFmt w:val="bullet"/>
+      <w:lvlText w:val="o"/>
+      <w:lvlJc w:val="left"/>
+      <w:pPr>
+        <w:ind w:left="3600" w:hanging="360"/>
+      </w:pPr>
+      <w:rPr>
+        <w:rFonts w:ascii="Courier New" w:hAnsi="Courier New" w:cs="Courier New" w:hint="default"/>
+      </w:rPr>
+    </w:lvl>
+    <w:lvl w:ilvl="5" w:tplc="040C0005" w:tentative="1">
+      <w:start w:val="1"/>
+      <w:numFmt w:val="bullet"/>
+      <w:lvlText w:val=""/>
+      <w:lvlJc w:val="left"/>
+      <w:pPr>
+        <w:ind w:left="4320" w:hanging="360"/>
+      </w:pPr>
+      <w:rPr>
+        <w:rFonts w:ascii="Wingdings" w:hAnsi="Wingdings" w:hint="default"/>
+      </w:rPr>
+    </w:lvl>
+    <w:lvl w:ilvl="6" w:tplc="040C0001" w:tentative="1">
+      <w:start w:val="1"/>
+      <w:numFmt w:val="bullet"/>
+      <w:lvlText w:val=""/>
+      <w:lvlJc w:val="left"/>
+      <w:pPr>
+        <w:ind w:left="5040" w:hanging="360"/>
+      </w:pPr>
+      <w:rPr>
+        <w:rFonts w:ascii="Symbol" w:hAnsi="Symbol" w:hint="default"/>
+      </w:rPr>
+    </w:lvl>
+    <w:lvl w:ilvl="7" w:tplc="040C0003" w:tentative="1">
+      <w:start w:val="1"/>
+      <w:numFmt w:val="bullet"/>
+      <w:lvlText w:val="o"/>
+      <w:lvlJc w:val="left"/>
+      <w:pPr>
+        <w:ind w:left="5760" w:hanging="360"/>
+      </w:pPr>
+      <w:rPr>
+        <w:rFonts w:ascii="Courier New" w:hAnsi="Courier New" w:cs="Courier New" w:hint="default"/>
+      </w:rPr>
+    </w:lvl>
+    <w:lvl w:ilvl="8" w:tplc="040C0005" w:tentative="1">
+      <w:start w:val="1"/>
+      <w:numFmt w:val="bullet"/>
+      <w:lvlText w:val=""/>
+      <w:lvlJc w:val="left"/>
+      <w:pPr>
+        <w:ind w:left="6480" w:hanging="360"/>
+      </w:pPr>
+      <w:rPr>
+        <w:rFonts w:ascii="Wingdings" w:hAnsi="Wingdings" w:hint="default"/>
+      </w:rPr>
+    </w:lvl>
+  </w:abstractNum>
+  <w:abstractNum w:abstractNumId="6" w15:restartNumberingAfterBreak="0">
+    <w:nsid w:val="4D561A31"/>
+    <w:multiLevelType w:val="hybridMultilevel"/>
+    <w:tmpl w:val="1FCE6BCA"/>
     <w:lvl w:ilvl="0" w:tplc="040C000B">
       <w:start w:val="1"/>
       <w:numFmt w:val="bullet"/>
@@ -9149,7 +10699,7 @@
         <w:rFonts w:ascii="Courier New" w:hAnsi="Courier New" w:cs="Courier New" w:hint="default"/>
       </w:rPr>
     </w:lvl>
-    <w:lvl w:ilvl="2" w:tplc="040C0005">
+    <w:lvl w:ilvl="2" w:tplc="040C0005" w:tentative="1">
       <w:start w:val="1"/>
       <w:numFmt w:val="bullet"/>
       <w:lvlText w:val=""/>
@@ -9161,18 +10711,19 @@
         <w:rFonts w:ascii="Wingdings" w:hAnsi="Wingdings" w:hint="default"/>
       </w:rPr>
     </w:lvl>
-    <w:lvl w:ilvl="3" w:tplc="BF84CA4C">
+    <w:lvl w:ilvl="3" w:tplc="040C0001" w:tentative="1">
+      <w:start w:val="1"/>
       <w:numFmt w:val="bullet"/>
-      <w:lvlText w:val="-"/>
+      <w:lvlText w:val=""/>
       <w:lvlJc w:val="left"/>
       <w:pPr>
         <w:ind w:left="2880" w:hanging="360"/>
       </w:pPr>
       <w:rPr>
-        <w:rFonts w:ascii="Calibri" w:eastAsiaTheme="minorHAnsi" w:hAnsi="Calibri" w:cs="Calibri" w:hint="default"/>
+        <w:rFonts w:ascii="Symbol" w:hAnsi="Symbol" w:hint="default"/>
       </w:rPr>
     </w:lvl>
-    <w:lvl w:ilvl="4" w:tplc="040C0003">
+    <w:lvl w:ilvl="4" w:tplc="040C0003" w:tentative="1">
       <w:start w:val="1"/>
       <w:numFmt w:val="bullet"/>
       <w:lvlText w:val="o"/>
@@ -9184,7 +10735,7 @@
         <w:rFonts w:ascii="Courier New" w:hAnsi="Courier New" w:cs="Courier New" w:hint="default"/>
       </w:rPr>
     </w:lvl>
-    <w:lvl w:ilvl="5" w:tplc="040C0005">
+    <w:lvl w:ilvl="5" w:tplc="040C0005" w:tentative="1">
       <w:start w:val="1"/>
       <w:numFmt w:val="bullet"/>
       <w:lvlText w:val=""/>
@@ -9233,10 +10784,10 @@
       </w:rPr>
     </w:lvl>
   </w:abstractNum>
-  <w:abstractNum w:abstractNumId="3" w15:restartNumberingAfterBreak="0">
-    <w:nsid w:val="0B752BE6"/>
+  <w:abstractNum w:abstractNumId="7" w15:restartNumberingAfterBreak="0">
+    <w:nsid w:val="556F39B9"/>
     <w:multiLevelType w:val="hybridMultilevel"/>
-    <w:tmpl w:val="997E1B08"/>
+    <w:tmpl w:val="6FACAFE0"/>
     <w:lvl w:ilvl="0" w:tplc="040C000B">
       <w:start w:val="1"/>
       <w:numFmt w:val="bullet"/>
@@ -9346,10 +10897,10 @@
       </w:rPr>
     </w:lvl>
   </w:abstractNum>
-  <w:abstractNum w:abstractNumId="4" w15:restartNumberingAfterBreak="0">
-    <w:nsid w:val="0F4C0D4B"/>
+  <w:abstractNum w:abstractNumId="8" w15:restartNumberingAfterBreak="0">
+    <w:nsid w:val="59C77AE8"/>
     <w:multiLevelType w:val="hybridMultilevel"/>
-    <w:tmpl w:val="33C43BCE"/>
+    <w:tmpl w:val="BA340E3A"/>
     <w:lvl w:ilvl="0" w:tplc="040C000B">
       <w:start w:val="1"/>
       <w:numFmt w:val="bullet"/>
@@ -9459,127 +11010,10 @@
       </w:rPr>
     </w:lvl>
   </w:abstractNum>
-  <w:abstractNum w:abstractNumId="5" w15:restartNumberingAfterBreak="0">
-    <w:nsid w:val="10665C4B"/>
+  <w:abstractNum w:abstractNumId="9" w15:restartNumberingAfterBreak="0">
+    <w:nsid w:val="5B1E6236"/>
     <w:multiLevelType w:val="hybridMultilevel"/>
-    <w:tmpl w:val="E37466AC"/>
-    <w:lvl w:ilvl="0" w:tplc="A9A6F9A2">
-      <w:start w:val="1"/>
-      <w:numFmt w:val="bullet"/>
-      <w:lvlText w:val="-"/>
-      <w:lvlJc w:val="left"/>
-      <w:pPr>
-        <w:ind w:left="566" w:hanging="286"/>
-      </w:pPr>
-      <w:rPr>
-        <w:rFonts w:ascii="Times New Roman" w:eastAsia="Times New Roman" w:hAnsi="Times New Roman" w:hint="default"/>
-        <w:sz w:val="24"/>
-        <w:szCs w:val="24"/>
-      </w:rPr>
-    </w:lvl>
-    <w:lvl w:ilvl="1" w:tplc="440CEED2">
-      <w:start w:val="1"/>
-      <w:numFmt w:val="bullet"/>
-      <w:lvlText w:val="-"/>
-      <w:lvlJc w:val="left"/>
-      <w:pPr>
-        <w:ind w:left="1204" w:hanging="358"/>
-      </w:pPr>
-      <w:rPr>
-        <w:rFonts w:ascii="Times New Roman" w:eastAsia="Times New Roman" w:hAnsi="Times New Roman" w:hint="default"/>
-        <w:sz w:val="24"/>
-        <w:szCs w:val="24"/>
-      </w:rPr>
-    </w:lvl>
-    <w:lvl w:ilvl="2" w:tplc="9E1884F8">
-      <w:start w:val="1"/>
-      <w:numFmt w:val="bullet"/>
-      <w:lvlText w:val="•"/>
-      <w:lvlJc w:val="left"/>
-      <w:pPr>
-        <w:ind w:left="2111" w:hanging="358"/>
-      </w:pPr>
-      <w:rPr>
-        <w:rFonts w:hint="default"/>
-      </w:rPr>
-    </w:lvl>
-    <w:lvl w:ilvl="3" w:tplc="BE16E796">
-      <w:start w:val="1"/>
-      <w:numFmt w:val="bullet"/>
-      <w:lvlText w:val="•"/>
-      <w:lvlJc w:val="left"/>
-      <w:pPr>
-        <w:ind w:left="3018" w:hanging="358"/>
-      </w:pPr>
-      <w:rPr>
-        <w:rFonts w:hint="default"/>
-      </w:rPr>
-    </w:lvl>
-    <w:lvl w:ilvl="4" w:tplc="E466E3B4">
-      <w:start w:val="1"/>
-      <w:numFmt w:val="bullet"/>
-      <w:lvlText w:val="•"/>
-      <w:lvlJc w:val="left"/>
-      <w:pPr>
-        <w:ind w:left="3925" w:hanging="358"/>
-      </w:pPr>
-      <w:rPr>
-        <w:rFonts w:hint="default"/>
-      </w:rPr>
-    </w:lvl>
-    <w:lvl w:ilvl="5" w:tplc="017677C6">
-      <w:start w:val="1"/>
-      <w:numFmt w:val="bullet"/>
-      <w:lvlText w:val="•"/>
-      <w:lvlJc w:val="left"/>
-      <w:pPr>
-        <w:ind w:left="4831" w:hanging="358"/>
-      </w:pPr>
-      <w:rPr>
-        <w:rFonts w:hint="default"/>
-      </w:rPr>
-    </w:lvl>
-    <w:lvl w:ilvl="6" w:tplc="6318F462">
-      <w:start w:val="1"/>
-      <w:numFmt w:val="bullet"/>
-      <w:lvlText w:val="•"/>
-      <w:lvlJc w:val="left"/>
-      <w:pPr>
-        <w:ind w:left="5738" w:hanging="358"/>
-      </w:pPr>
-      <w:rPr>
-        <w:rFonts w:hint="default"/>
-      </w:rPr>
-    </w:lvl>
-    <w:lvl w:ilvl="7" w:tplc="D71E21A6">
-      <w:start w:val="1"/>
-      <w:numFmt w:val="bullet"/>
-      <w:lvlText w:val="•"/>
-      <w:lvlJc w:val="left"/>
-      <w:pPr>
-        <w:ind w:left="6645" w:hanging="358"/>
-      </w:pPr>
-      <w:rPr>
-        <w:rFonts w:hint="default"/>
-      </w:rPr>
-    </w:lvl>
-    <w:lvl w:ilvl="8" w:tplc="1E0E6E74">
-      <w:start w:val="1"/>
-      <w:numFmt w:val="bullet"/>
-      <w:lvlText w:val="•"/>
-      <w:lvlJc w:val="left"/>
-      <w:pPr>
-        <w:ind w:left="7552" w:hanging="358"/>
-      </w:pPr>
-      <w:rPr>
-        <w:rFonts w:hint="default"/>
-      </w:rPr>
-    </w:lvl>
-  </w:abstractNum>
-  <w:abstractNum w:abstractNumId="6" w15:restartNumberingAfterBreak="0">
-    <w:nsid w:val="17EA2513"/>
-    <w:multiLevelType w:val="hybridMultilevel"/>
-    <w:tmpl w:val="0F1022CA"/>
+    <w:tmpl w:val="D8B40CE8"/>
     <w:lvl w:ilvl="0" w:tplc="040C000B">
       <w:start w:val="1"/>
       <w:numFmt w:val="bullet"/>
@@ -9689,138 +11123,17 @@
       </w:rPr>
     </w:lvl>
   </w:abstractNum>
-  <w:abstractNum w:abstractNumId="7" w15:restartNumberingAfterBreak="0">
-    <w:nsid w:val="181A4C90"/>
-    <w:multiLevelType w:val="multilevel"/>
-    <w:tmpl w:val="CF4C550E"/>
-    <w:lvl w:ilvl="0">
-      <w:start w:val="1"/>
-      <w:numFmt w:val="decimal"/>
-      <w:lvlText w:val="%1."/>
-      <w:lvlJc w:val="left"/>
-      <w:pPr>
-        <w:tabs>
-          <w:tab w:val="num" w:pos="720"/>
-        </w:tabs>
-        <w:ind w:left="720" w:hanging="360"/>
-      </w:pPr>
-    </w:lvl>
-    <w:lvl w:ilvl="1">
-      <w:start w:val="1"/>
-      <w:numFmt w:val="bullet"/>
-      <w:lvlText w:val="o"/>
-      <w:lvlJc w:val="left"/>
-      <w:pPr>
-        <w:tabs>
-          <w:tab w:val="num" w:pos="1440"/>
-        </w:tabs>
-        <w:ind w:left="1440" w:hanging="360"/>
-      </w:pPr>
-      <w:rPr>
-        <w:rFonts w:ascii="Courier New" w:hAnsi="Courier New" w:hint="default"/>
-        <w:sz w:val="20"/>
-      </w:rPr>
-    </w:lvl>
-    <w:lvl w:ilvl="2">
-      <w:start w:val="1"/>
-      <w:numFmt w:val="bullet"/>
-      <w:lvlText w:val=""/>
-      <w:lvlJc w:val="left"/>
-      <w:pPr>
-        <w:tabs>
-          <w:tab w:val="num" w:pos="2160"/>
-        </w:tabs>
-        <w:ind w:left="2160" w:hanging="360"/>
-      </w:pPr>
-      <w:rPr>
-        <w:rFonts w:ascii="Wingdings" w:hAnsi="Wingdings" w:hint="default"/>
-        <w:sz w:val="20"/>
-      </w:rPr>
-    </w:lvl>
-    <w:lvl w:ilvl="3" w:tentative="1">
-      <w:start w:val="1"/>
-      <w:numFmt w:val="decimal"/>
-      <w:lvlText w:val="%4."/>
-      <w:lvlJc w:val="left"/>
-      <w:pPr>
-        <w:tabs>
-          <w:tab w:val="num" w:pos="2880"/>
-        </w:tabs>
-        <w:ind w:left="2880" w:hanging="360"/>
-      </w:pPr>
-    </w:lvl>
-    <w:lvl w:ilvl="4" w:tentative="1">
-      <w:start w:val="1"/>
-      <w:numFmt w:val="decimal"/>
-      <w:lvlText w:val="%5."/>
-      <w:lvlJc w:val="left"/>
-      <w:pPr>
-        <w:tabs>
-          <w:tab w:val="num" w:pos="3600"/>
-        </w:tabs>
-        <w:ind w:left="3600" w:hanging="360"/>
-      </w:pPr>
-    </w:lvl>
-    <w:lvl w:ilvl="5" w:tentative="1">
-      <w:start w:val="1"/>
-      <w:numFmt w:val="decimal"/>
-      <w:lvlText w:val="%6."/>
-      <w:lvlJc w:val="left"/>
-      <w:pPr>
-        <w:tabs>
-          <w:tab w:val="num" w:pos="4320"/>
-        </w:tabs>
-        <w:ind w:left="4320" w:hanging="360"/>
-      </w:pPr>
-    </w:lvl>
-    <w:lvl w:ilvl="6" w:tentative="1">
-      <w:start w:val="1"/>
-      <w:numFmt w:val="decimal"/>
-      <w:lvlText w:val="%7."/>
-      <w:lvlJc w:val="left"/>
-      <w:pPr>
-        <w:tabs>
-          <w:tab w:val="num" w:pos="5040"/>
-        </w:tabs>
-        <w:ind w:left="5040" w:hanging="360"/>
-      </w:pPr>
-    </w:lvl>
-    <w:lvl w:ilvl="7" w:tentative="1">
-      <w:start w:val="1"/>
-      <w:numFmt w:val="decimal"/>
-      <w:lvlText w:val="%8."/>
-      <w:lvlJc w:val="left"/>
-      <w:pPr>
-        <w:tabs>
-          <w:tab w:val="num" w:pos="5760"/>
-        </w:tabs>
-        <w:ind w:left="5760" w:hanging="360"/>
-      </w:pPr>
-    </w:lvl>
-    <w:lvl w:ilvl="8" w:tentative="1">
-      <w:start w:val="1"/>
-      <w:numFmt w:val="decimal"/>
-      <w:lvlText w:val="%9."/>
-      <w:lvlJc w:val="left"/>
-      <w:pPr>
-        <w:tabs>
-          <w:tab w:val="num" w:pos="6480"/>
-        </w:tabs>
-        <w:ind w:left="6480" w:hanging="360"/>
-      </w:pPr>
-    </w:lvl>
-  </w:abstractNum>
-  <w:abstractNum w:abstractNumId="8" w15:restartNumberingAfterBreak="0">
-    <w:nsid w:val="1C837955"/>
+  <w:abstractNum w:abstractNumId="10" w15:restartNumberingAfterBreak="0">
+    <w:nsid w:val="61467CF4"/>
     <w:multiLevelType w:val="hybridMultilevel"/>
-    <w:tmpl w:val="FBAEE096"/>
+    <w:tmpl w:val="C61A8E36"/>
     <w:lvl w:ilvl="0" w:tplc="040C000B">
       <w:start w:val="1"/>
       <w:numFmt w:val="bullet"/>
       <w:lvlText w:val=""/>
       <w:lvlJc w:val="left"/>
       <w:pPr>
-        <w:ind w:left="1068" w:hanging="360"/>
+        <w:ind w:left="720" w:hanging="360"/>
       </w:pPr>
       <w:rPr>
         <w:rFonts w:ascii="Wingdings" w:hAnsi="Wingdings" w:hint="default"/>
@@ -9832,7 +11145,7 @@
       <w:lvlText w:val="o"/>
       <w:lvlJc w:val="left"/>
       <w:pPr>
-        <w:ind w:left="1788" w:hanging="360"/>
+        <w:ind w:left="1440" w:hanging="360"/>
       </w:pPr>
       <w:rPr>
         <w:rFonts w:ascii="Courier New" w:hAnsi="Courier New" w:cs="Courier New" w:hint="default"/>
@@ -9844,7 +11157,7 @@
       <w:lvlText w:val=""/>
       <w:lvlJc w:val="left"/>
       <w:pPr>
-        <w:ind w:left="2508" w:hanging="360"/>
+        <w:ind w:left="2160" w:hanging="360"/>
       </w:pPr>
       <w:rPr>
         <w:rFonts w:ascii="Wingdings" w:hAnsi="Wingdings" w:hint="default"/>
@@ -9856,7 +11169,7 @@
       <w:lvlText w:val=""/>
       <w:lvlJc w:val="left"/>
       <w:pPr>
-        <w:ind w:left="3228" w:hanging="360"/>
+        <w:ind w:left="2880" w:hanging="360"/>
       </w:pPr>
       <w:rPr>
         <w:rFonts w:ascii="Symbol" w:hAnsi="Symbol" w:hint="default"/>
@@ -9868,7 +11181,7 @@
       <w:lvlText w:val="o"/>
       <w:lvlJc w:val="left"/>
       <w:pPr>
-        <w:ind w:left="3948" w:hanging="360"/>
+        <w:ind w:left="3600" w:hanging="360"/>
       </w:pPr>
       <w:rPr>
         <w:rFonts w:ascii="Courier New" w:hAnsi="Courier New" w:cs="Courier New" w:hint="default"/>
@@ -9880,7 +11193,7 @@
       <w:lvlText w:val=""/>
       <w:lvlJc w:val="left"/>
       <w:pPr>
-        <w:ind w:left="4668" w:hanging="360"/>
+        <w:ind w:left="4320" w:hanging="360"/>
       </w:pPr>
       <w:rPr>
         <w:rFonts w:ascii="Wingdings" w:hAnsi="Wingdings" w:hint="default"/>
@@ -9892,7 +11205,7 @@
       <w:lvlText w:val=""/>
       <w:lvlJc w:val="left"/>
       <w:pPr>
-        <w:ind w:left="5388" w:hanging="360"/>
+        <w:ind w:left="5040" w:hanging="360"/>
       </w:pPr>
       <w:rPr>
         <w:rFonts w:ascii="Symbol" w:hAnsi="Symbol" w:hint="default"/>
@@ -9904,7 +11217,7 @@
       <w:lvlText w:val="o"/>
       <w:lvlJc w:val="left"/>
       <w:pPr>
-        <w:ind w:left="6108" w:hanging="360"/>
+        <w:ind w:left="5760" w:hanging="360"/>
       </w:pPr>
       <w:rPr>
         <w:rFonts w:ascii="Courier New" w:hAnsi="Courier New" w:cs="Courier New" w:hint="default"/>
@@ -9916,24 +11229,119 @@
       <w:lvlText w:val=""/>
       <w:lvlJc w:val="left"/>
       <w:pPr>
-        <w:ind w:left="6828" w:hanging="360"/>
+        <w:ind w:left="6480" w:hanging="360"/>
       </w:pPr>
       <w:rPr>
         <w:rFonts w:ascii="Wingdings" w:hAnsi="Wingdings" w:hint="default"/>
       </w:rPr>
     </w:lvl>
   </w:abstractNum>
-  <w:abstractNum w:abstractNumId="9" w15:restartNumberingAfterBreak="0">
-    <w:nsid w:val="203D7754"/>
+  <w:abstractNum w:abstractNumId="11" w15:restartNumberingAfterBreak="0">
+    <w:nsid w:val="619738EF"/>
+    <w:multiLevelType w:val="multilevel"/>
+    <w:tmpl w:val="37CE2D78"/>
+    <w:lvl w:ilvl="0">
+      <w:start w:val="1"/>
+      <w:numFmt w:val="upperRoman"/>
+      <w:pStyle w:val="Titre1"/>
+      <w:lvlText w:val="%1."/>
+      <w:lvlJc w:val="right"/>
+      <w:pPr>
+        <w:ind w:left="432" w:hanging="432"/>
+      </w:pPr>
+    </w:lvl>
+    <w:lvl w:ilvl="1">
+      <w:start w:val="1"/>
+      <w:numFmt w:val="decimal"/>
+      <w:pStyle w:val="Titre2"/>
+      <w:lvlText w:val="%1.%2"/>
+      <w:lvlJc w:val="left"/>
+      <w:pPr>
+        <w:ind w:left="576" w:hanging="576"/>
+      </w:pPr>
+    </w:lvl>
+    <w:lvl w:ilvl="2">
+      <w:start w:val="1"/>
+      <w:numFmt w:val="decimal"/>
+      <w:pStyle w:val="Titre3"/>
+      <w:lvlText w:val="%1.%2.%3"/>
+      <w:lvlJc w:val="left"/>
+      <w:pPr>
+        <w:ind w:left="720" w:hanging="720"/>
+      </w:pPr>
+    </w:lvl>
+    <w:lvl w:ilvl="3">
+      <w:start w:val="1"/>
+      <w:numFmt w:val="decimal"/>
+      <w:pStyle w:val="Titre4"/>
+      <w:lvlText w:val="%1.%2.%3.%4"/>
+      <w:lvlJc w:val="left"/>
+      <w:pPr>
+        <w:ind w:left="864" w:hanging="864"/>
+      </w:pPr>
+    </w:lvl>
+    <w:lvl w:ilvl="4">
+      <w:start w:val="1"/>
+      <w:numFmt w:val="decimal"/>
+      <w:pStyle w:val="Titre5"/>
+      <w:lvlText w:val="%1.%2.%3.%4.%5"/>
+      <w:lvlJc w:val="left"/>
+      <w:pPr>
+        <w:ind w:left="1008" w:hanging="1008"/>
+      </w:pPr>
+    </w:lvl>
+    <w:lvl w:ilvl="5">
+      <w:start w:val="1"/>
+      <w:numFmt w:val="decimal"/>
+      <w:pStyle w:val="Titre6"/>
+      <w:lvlText w:val="%1.%2.%3.%4.%5.%6"/>
+      <w:lvlJc w:val="left"/>
+      <w:pPr>
+        <w:ind w:left="1152" w:hanging="1152"/>
+      </w:pPr>
+    </w:lvl>
+    <w:lvl w:ilvl="6">
+      <w:start w:val="1"/>
+      <w:numFmt w:val="decimal"/>
+      <w:pStyle w:val="Titre7"/>
+      <w:lvlText w:val="%1.%2.%3.%4.%5.%6.%7"/>
+      <w:lvlJc w:val="left"/>
+      <w:pPr>
+        <w:ind w:left="1296" w:hanging="1296"/>
+      </w:pPr>
+    </w:lvl>
+    <w:lvl w:ilvl="7">
+      <w:start w:val="1"/>
+      <w:numFmt w:val="decimal"/>
+      <w:pStyle w:val="Titre8"/>
+      <w:lvlText w:val="%1.%2.%3.%4.%5.%6.%7.%8"/>
+      <w:lvlJc w:val="left"/>
+      <w:pPr>
+        <w:ind w:left="1440" w:hanging="1440"/>
+      </w:pPr>
+    </w:lvl>
+    <w:lvl w:ilvl="8">
+      <w:start w:val="1"/>
+      <w:numFmt w:val="decimal"/>
+      <w:pStyle w:val="Titre9"/>
+      <w:lvlText w:val="%1.%2.%3.%4.%5.%6.%7.%8.%9"/>
+      <w:lvlJc w:val="left"/>
+      <w:pPr>
+        <w:ind w:left="1584" w:hanging="1584"/>
+      </w:pPr>
+    </w:lvl>
+  </w:abstractNum>
+  <w:abstractNum w:abstractNumId="12" w15:restartNumberingAfterBreak="0">
+    <w:nsid w:val="66C86151"/>
     <w:multiLevelType w:val="hybridMultilevel"/>
-    <w:tmpl w:val="3642F91E"/>
+    <w:tmpl w:val="3752CBFC"/>
     <w:lvl w:ilvl="0" w:tplc="040C000B">
       <w:start w:val="1"/>
       <w:numFmt w:val="bullet"/>
       <w:lvlText w:val=""/>
       <w:lvlJc w:val="left"/>
       <w:pPr>
-        <w:ind w:left="1080" w:hanging="360"/>
+        <w:ind w:left="720" w:hanging="360"/>
       </w:pPr>
       <w:rPr>
         <w:rFonts w:ascii="Wingdings" w:hAnsi="Wingdings" w:hint="default"/>
@@ -9945,7 +11353,7 @@
       <w:lvlText w:val="o"/>
       <w:lvlJc w:val="left"/>
       <w:pPr>
-        <w:ind w:left="1800" w:hanging="360"/>
+        <w:ind w:left="1440" w:hanging="360"/>
       </w:pPr>
       <w:rPr>
         <w:rFonts w:ascii="Courier New" w:hAnsi="Courier New" w:cs="Courier New" w:hint="default"/>
@@ -9957,7 +11365,7 @@
       <w:lvlText w:val=""/>
       <w:lvlJc w:val="left"/>
       <w:pPr>
-        <w:ind w:left="2520" w:hanging="360"/>
+        <w:ind w:left="2160" w:hanging="360"/>
       </w:pPr>
       <w:rPr>
         <w:rFonts w:ascii="Wingdings" w:hAnsi="Wingdings" w:hint="default"/>
@@ -9969,7 +11377,7 @@
       <w:lvlText w:val=""/>
       <w:lvlJc w:val="left"/>
       <w:pPr>
-        <w:ind w:left="3240" w:hanging="360"/>
+        <w:ind w:left="2880" w:hanging="360"/>
       </w:pPr>
       <w:rPr>
         <w:rFonts w:ascii="Symbol" w:hAnsi="Symbol" w:hint="default"/>
@@ -9981,7 +11389,7 @@
       <w:lvlText w:val="o"/>
       <w:lvlJc w:val="left"/>
       <w:pPr>
-        <w:ind w:left="3960" w:hanging="360"/>
+        <w:ind w:left="3600" w:hanging="360"/>
       </w:pPr>
       <w:rPr>
         <w:rFonts w:ascii="Courier New" w:hAnsi="Courier New" w:cs="Courier New" w:hint="default"/>
@@ -9993,7 +11401,7 @@
       <w:lvlText w:val=""/>
       <w:lvlJc w:val="left"/>
       <w:pPr>
-        <w:ind w:left="4680" w:hanging="360"/>
+        <w:ind w:left="4320" w:hanging="360"/>
       </w:pPr>
       <w:rPr>
         <w:rFonts w:ascii="Wingdings" w:hAnsi="Wingdings" w:hint="default"/>
@@ -10005,7 +11413,7 @@
       <w:lvlText w:val=""/>
       <w:lvlJc w:val="left"/>
       <w:pPr>
-        <w:ind w:left="5400" w:hanging="360"/>
+        <w:ind w:left="5040" w:hanging="360"/>
       </w:pPr>
       <w:rPr>
         <w:rFonts w:ascii="Symbol" w:hAnsi="Symbol" w:hint="default"/>
@@ -10017,7 +11425,7 @@
       <w:lvlText w:val="o"/>
       <w:lvlJc w:val="left"/>
       <w:pPr>
-        <w:ind w:left="6120" w:hanging="360"/>
+        <w:ind w:left="5760" w:hanging="360"/>
       </w:pPr>
       <w:rPr>
         <w:rFonts w:ascii="Courier New" w:hAnsi="Courier New" w:cs="Courier New" w:hint="default"/>
@@ -10029,28 +11437,27 @@
       <w:lvlText w:val=""/>
       <w:lvlJc w:val="left"/>
       <w:pPr>
-        <w:ind w:left="6840" w:hanging="360"/>
+        <w:ind w:left="6480" w:hanging="360"/>
       </w:pPr>
       <w:rPr>
         <w:rFonts w:ascii="Wingdings" w:hAnsi="Wingdings" w:hint="default"/>
       </w:rPr>
     </w:lvl>
   </w:abstractNum>
-  <w:abstractNum w:abstractNumId="10" w15:restartNumberingAfterBreak="0">
-    <w:nsid w:val="23DB41D1"/>
+  <w:abstractNum w:abstractNumId="13" w15:restartNumberingAfterBreak="0">
+    <w:nsid w:val="7913282B"/>
     <w:multiLevelType w:val="hybridMultilevel"/>
-    <w:tmpl w:val="43AC9062"/>
-    <w:lvl w:ilvl="0" w:tplc="80B2D58A">
-      <w:start w:val="1000"/>
+    <w:tmpl w:val="5A3051B4"/>
+    <w:lvl w:ilvl="0" w:tplc="040C0009">
+      <w:start w:val="1"/>
       <w:numFmt w:val="bullet"/>
-      <w:lvlText w:val=""/>
+      <w:lvlText w:val=""/>
       <w:lvlJc w:val="left"/>
       <w:pPr>
         <w:ind w:left="720" w:hanging="360"/>
       </w:pPr>
       <w:rPr>
-        <w:rFonts w:ascii="Webdings" w:eastAsia="Webdings" w:hAnsi="Webdings" w:cs="Webdings" w:hint="default"/>
-        <w:sz w:val="20"/>
+        <w:rFonts w:ascii="Wingdings" w:hAnsi="Wingdings" w:hint="default"/>
       </w:rPr>
     </w:lvl>
     <w:lvl w:ilvl="1" w:tplc="040C0003" w:tentative="1">
@@ -10150,2301 +11557,49 @@
       </w:rPr>
     </w:lvl>
   </w:abstractNum>
-  <w:abstractNum w:abstractNumId="11" w15:restartNumberingAfterBreak="0">
-    <w:nsid w:val="2D2B7D69"/>
-    <w:multiLevelType w:val="hybridMultilevel"/>
-    <w:tmpl w:val="00DAE8EC"/>
-    <w:lvl w:ilvl="0" w:tplc="040C000B">
-      <w:start w:val="1"/>
-      <w:numFmt w:val="bullet"/>
-      <w:lvlText w:val=""/>
-      <w:lvlJc w:val="left"/>
-      <w:pPr>
-        <w:ind w:left="6732" w:hanging="360"/>
-      </w:pPr>
-      <w:rPr>
-        <w:rFonts w:ascii="Wingdings" w:hAnsi="Wingdings" w:hint="default"/>
-      </w:rPr>
-    </w:lvl>
-    <w:lvl w:ilvl="1" w:tplc="040C0003" w:tentative="1">
-      <w:start w:val="1"/>
-      <w:numFmt w:val="bullet"/>
-      <w:lvlText w:val="o"/>
-      <w:lvlJc w:val="left"/>
-      <w:pPr>
-        <w:ind w:left="7452" w:hanging="360"/>
-      </w:pPr>
-      <w:rPr>
-        <w:rFonts w:ascii="Courier New" w:hAnsi="Courier New" w:cs="Courier New" w:hint="default"/>
-      </w:rPr>
-    </w:lvl>
-    <w:lvl w:ilvl="2" w:tplc="040C0005" w:tentative="1">
-      <w:start w:val="1"/>
-      <w:numFmt w:val="bullet"/>
-      <w:lvlText w:val=""/>
-      <w:lvlJc w:val="left"/>
-      <w:pPr>
-        <w:ind w:left="8172" w:hanging="360"/>
-      </w:pPr>
-      <w:rPr>
-        <w:rFonts w:ascii="Wingdings" w:hAnsi="Wingdings" w:hint="default"/>
-      </w:rPr>
-    </w:lvl>
-    <w:lvl w:ilvl="3" w:tplc="040C0001" w:tentative="1">
-      <w:start w:val="1"/>
-      <w:numFmt w:val="bullet"/>
-      <w:lvlText w:val=""/>
-      <w:lvlJc w:val="left"/>
-      <w:pPr>
-        <w:ind w:left="8892" w:hanging="360"/>
-      </w:pPr>
-      <w:rPr>
-        <w:rFonts w:ascii="Symbol" w:hAnsi="Symbol" w:hint="default"/>
-      </w:rPr>
-    </w:lvl>
-    <w:lvl w:ilvl="4" w:tplc="040C0003" w:tentative="1">
-      <w:start w:val="1"/>
-      <w:numFmt w:val="bullet"/>
-      <w:lvlText w:val="o"/>
-      <w:lvlJc w:val="left"/>
-      <w:pPr>
-        <w:ind w:left="9612" w:hanging="360"/>
-      </w:pPr>
-      <w:rPr>
-        <w:rFonts w:ascii="Courier New" w:hAnsi="Courier New" w:cs="Courier New" w:hint="default"/>
-      </w:rPr>
-    </w:lvl>
-    <w:lvl w:ilvl="5" w:tplc="040C0005" w:tentative="1">
-      <w:start w:val="1"/>
-      <w:numFmt w:val="bullet"/>
-      <w:lvlText w:val=""/>
-      <w:lvlJc w:val="left"/>
-      <w:pPr>
-        <w:ind w:left="10332" w:hanging="360"/>
-      </w:pPr>
-      <w:rPr>
-        <w:rFonts w:ascii="Wingdings" w:hAnsi="Wingdings" w:hint="default"/>
-      </w:rPr>
-    </w:lvl>
-    <w:lvl w:ilvl="6" w:tplc="040C0001" w:tentative="1">
-      <w:start w:val="1"/>
-      <w:numFmt w:val="bullet"/>
-      <w:lvlText w:val=""/>
-      <w:lvlJc w:val="left"/>
-      <w:pPr>
-        <w:ind w:left="11052" w:hanging="360"/>
-      </w:pPr>
-      <w:rPr>
-        <w:rFonts w:ascii="Symbol" w:hAnsi="Symbol" w:hint="default"/>
-      </w:rPr>
-    </w:lvl>
-    <w:lvl w:ilvl="7" w:tplc="040C0003" w:tentative="1">
-      <w:start w:val="1"/>
-      <w:numFmt w:val="bullet"/>
-      <w:lvlText w:val="o"/>
-      <w:lvlJc w:val="left"/>
-      <w:pPr>
-        <w:ind w:left="11772" w:hanging="360"/>
-      </w:pPr>
-      <w:rPr>
-        <w:rFonts w:ascii="Courier New" w:hAnsi="Courier New" w:cs="Courier New" w:hint="default"/>
-      </w:rPr>
-    </w:lvl>
-    <w:lvl w:ilvl="8" w:tplc="040C0005" w:tentative="1">
-      <w:start w:val="1"/>
-      <w:numFmt w:val="bullet"/>
-      <w:lvlText w:val=""/>
-      <w:lvlJc w:val="left"/>
-      <w:pPr>
-        <w:ind w:left="12492" w:hanging="360"/>
-      </w:pPr>
-      <w:rPr>
-        <w:rFonts w:ascii="Wingdings" w:hAnsi="Wingdings" w:hint="default"/>
-      </w:rPr>
-    </w:lvl>
-  </w:abstractNum>
-  <w:abstractNum w:abstractNumId="12" w15:restartNumberingAfterBreak="0">
-    <w:nsid w:val="2FA17910"/>
-    <w:multiLevelType w:val="multilevel"/>
-    <w:tmpl w:val="5198918A"/>
-    <w:lvl w:ilvl="0">
-      <w:start w:val="1"/>
-      <w:numFmt w:val="bullet"/>
-      <w:lvlText w:val=""/>
-      <w:lvlJc w:val="left"/>
-      <w:pPr>
-        <w:tabs>
-          <w:tab w:val="num" w:pos="720"/>
-        </w:tabs>
-        <w:ind w:left="720" w:hanging="360"/>
-      </w:pPr>
-      <w:rPr>
-        <w:rFonts w:ascii="Symbol" w:hAnsi="Symbol" w:hint="default"/>
-        <w:sz w:val="20"/>
-      </w:rPr>
-    </w:lvl>
-    <w:lvl w:ilvl="1" w:tentative="1">
-      <w:start w:val="1"/>
-      <w:numFmt w:val="bullet"/>
-      <w:lvlText w:val="o"/>
-      <w:lvlJc w:val="left"/>
-      <w:pPr>
-        <w:tabs>
-          <w:tab w:val="num" w:pos="1440"/>
-        </w:tabs>
-        <w:ind w:left="1440" w:hanging="360"/>
-      </w:pPr>
-      <w:rPr>
-        <w:rFonts w:ascii="Courier New" w:hAnsi="Courier New" w:hint="default"/>
-        <w:sz w:val="20"/>
-      </w:rPr>
-    </w:lvl>
-    <w:lvl w:ilvl="2" w:tentative="1">
-      <w:start w:val="1"/>
-      <w:numFmt w:val="bullet"/>
-      <w:lvlText w:val=""/>
-      <w:lvlJc w:val="left"/>
-      <w:pPr>
-        <w:tabs>
-          <w:tab w:val="num" w:pos="2160"/>
-        </w:tabs>
-        <w:ind w:left="2160" w:hanging="360"/>
-      </w:pPr>
-      <w:rPr>
-        <w:rFonts w:ascii="Wingdings" w:hAnsi="Wingdings" w:hint="default"/>
-        <w:sz w:val="20"/>
-      </w:rPr>
-    </w:lvl>
-    <w:lvl w:ilvl="3" w:tentative="1">
-      <w:start w:val="1"/>
-      <w:numFmt w:val="bullet"/>
-      <w:lvlText w:val=""/>
-      <w:lvlJc w:val="left"/>
-      <w:pPr>
-        <w:tabs>
-          <w:tab w:val="num" w:pos="2880"/>
-        </w:tabs>
-        <w:ind w:left="2880" w:hanging="360"/>
-      </w:pPr>
-      <w:rPr>
-        <w:rFonts w:ascii="Wingdings" w:hAnsi="Wingdings" w:hint="default"/>
-        <w:sz w:val="20"/>
-      </w:rPr>
-    </w:lvl>
-    <w:lvl w:ilvl="4" w:tentative="1">
-      <w:start w:val="1"/>
-      <w:numFmt w:val="bullet"/>
-      <w:lvlText w:val=""/>
-      <w:lvlJc w:val="left"/>
-      <w:pPr>
-        <w:tabs>
-          <w:tab w:val="num" w:pos="3600"/>
-        </w:tabs>
-        <w:ind w:left="3600" w:hanging="360"/>
-      </w:pPr>
-      <w:rPr>
-        <w:rFonts w:ascii="Wingdings" w:hAnsi="Wingdings" w:hint="default"/>
-        <w:sz w:val="20"/>
-      </w:rPr>
-    </w:lvl>
-    <w:lvl w:ilvl="5" w:tentative="1">
-      <w:start w:val="1"/>
-      <w:numFmt w:val="bullet"/>
-      <w:lvlText w:val=""/>
-      <w:lvlJc w:val="left"/>
-      <w:pPr>
-        <w:tabs>
-          <w:tab w:val="num" w:pos="4320"/>
-        </w:tabs>
-        <w:ind w:left="4320" w:hanging="360"/>
-      </w:pPr>
-      <w:rPr>
-        <w:rFonts w:ascii="Wingdings" w:hAnsi="Wingdings" w:hint="default"/>
-        <w:sz w:val="20"/>
-      </w:rPr>
-    </w:lvl>
-    <w:lvl w:ilvl="6" w:tentative="1">
-      <w:start w:val="1"/>
-      <w:numFmt w:val="bullet"/>
-      <w:lvlText w:val=""/>
-      <w:lvlJc w:val="left"/>
-      <w:pPr>
-        <w:tabs>
-          <w:tab w:val="num" w:pos="5040"/>
-        </w:tabs>
-        <w:ind w:left="5040" w:hanging="360"/>
-      </w:pPr>
-      <w:rPr>
-        <w:rFonts w:ascii="Wingdings" w:hAnsi="Wingdings" w:hint="default"/>
-        <w:sz w:val="20"/>
-      </w:rPr>
-    </w:lvl>
-    <w:lvl w:ilvl="7" w:tentative="1">
-      <w:start w:val="1"/>
-      <w:numFmt w:val="bullet"/>
-      <w:lvlText w:val=""/>
-      <w:lvlJc w:val="left"/>
-      <w:pPr>
-        <w:tabs>
-          <w:tab w:val="num" w:pos="5760"/>
-        </w:tabs>
-        <w:ind w:left="5760" w:hanging="360"/>
-      </w:pPr>
-      <w:rPr>
-        <w:rFonts w:ascii="Wingdings" w:hAnsi="Wingdings" w:hint="default"/>
-        <w:sz w:val="20"/>
-      </w:rPr>
-    </w:lvl>
-    <w:lvl w:ilvl="8" w:tentative="1">
-      <w:start w:val="1"/>
-      <w:numFmt w:val="bullet"/>
-      <w:lvlText w:val=""/>
-      <w:lvlJc w:val="left"/>
-      <w:pPr>
-        <w:tabs>
-          <w:tab w:val="num" w:pos="6480"/>
-        </w:tabs>
-        <w:ind w:left="6480" w:hanging="360"/>
-      </w:pPr>
-      <w:rPr>
-        <w:rFonts w:ascii="Wingdings" w:hAnsi="Wingdings" w:hint="default"/>
-        <w:sz w:val="20"/>
-      </w:rPr>
-    </w:lvl>
-  </w:abstractNum>
-  <w:abstractNum w:abstractNumId="13" w15:restartNumberingAfterBreak="0">
-    <w:nsid w:val="3B992B65"/>
-    <w:multiLevelType w:val="hybridMultilevel"/>
-    <w:tmpl w:val="12A4A5A0"/>
-    <w:lvl w:ilvl="0" w:tplc="040C000B">
-      <w:start w:val="1"/>
-      <w:numFmt w:val="bullet"/>
-      <w:lvlText w:val=""/>
-      <w:lvlJc w:val="left"/>
-      <w:pPr>
-        <w:ind w:left="720" w:hanging="360"/>
-      </w:pPr>
-      <w:rPr>
-        <w:rFonts w:ascii="Wingdings" w:hAnsi="Wingdings" w:hint="default"/>
-      </w:rPr>
-    </w:lvl>
-    <w:lvl w:ilvl="1" w:tplc="040C0003" w:tentative="1">
-      <w:start w:val="1"/>
-      <w:numFmt w:val="bullet"/>
-      <w:lvlText w:val="o"/>
-      <w:lvlJc w:val="left"/>
-      <w:pPr>
-        <w:ind w:left="1440" w:hanging="360"/>
-      </w:pPr>
-      <w:rPr>
-        <w:rFonts w:ascii="Courier New" w:hAnsi="Courier New" w:cs="Courier New" w:hint="default"/>
-      </w:rPr>
-    </w:lvl>
-    <w:lvl w:ilvl="2" w:tplc="040C0005" w:tentative="1">
-      <w:start w:val="1"/>
-      <w:numFmt w:val="bullet"/>
-      <w:lvlText w:val=""/>
-      <w:lvlJc w:val="left"/>
-      <w:pPr>
-        <w:ind w:left="2160" w:hanging="360"/>
-      </w:pPr>
-      <w:rPr>
-        <w:rFonts w:ascii="Wingdings" w:hAnsi="Wingdings" w:hint="default"/>
-      </w:rPr>
-    </w:lvl>
-    <w:lvl w:ilvl="3" w:tplc="040C0001" w:tentative="1">
-      <w:start w:val="1"/>
-      <w:numFmt w:val="bullet"/>
-      <w:lvlText w:val=""/>
-      <w:lvlJc w:val="left"/>
-      <w:pPr>
-        <w:ind w:left="2880" w:hanging="360"/>
-      </w:pPr>
-      <w:rPr>
-        <w:rFonts w:ascii="Symbol" w:hAnsi="Symbol" w:hint="default"/>
-      </w:rPr>
-    </w:lvl>
-    <w:lvl w:ilvl="4" w:tplc="040C0003" w:tentative="1">
-      <w:start w:val="1"/>
-      <w:numFmt w:val="bullet"/>
-      <w:lvlText w:val="o"/>
-      <w:lvlJc w:val="left"/>
-      <w:pPr>
-        <w:ind w:left="3600" w:hanging="360"/>
-      </w:pPr>
-      <w:rPr>
-        <w:rFonts w:ascii="Courier New" w:hAnsi="Courier New" w:cs="Courier New" w:hint="default"/>
-      </w:rPr>
-    </w:lvl>
-    <w:lvl w:ilvl="5" w:tplc="040C0005" w:tentative="1">
-      <w:start w:val="1"/>
-      <w:numFmt w:val="bullet"/>
-      <w:lvlText w:val=""/>
-      <w:lvlJc w:val="left"/>
-      <w:pPr>
-        <w:ind w:left="4320" w:hanging="360"/>
-      </w:pPr>
-      <w:rPr>
-        <w:rFonts w:ascii="Wingdings" w:hAnsi="Wingdings" w:hint="default"/>
-      </w:rPr>
-    </w:lvl>
-    <w:lvl w:ilvl="6" w:tplc="040C0001" w:tentative="1">
-      <w:start w:val="1"/>
-      <w:numFmt w:val="bullet"/>
-      <w:lvlText w:val=""/>
-      <w:lvlJc w:val="left"/>
-      <w:pPr>
-        <w:ind w:left="5040" w:hanging="360"/>
-      </w:pPr>
-      <w:rPr>
-        <w:rFonts w:ascii="Symbol" w:hAnsi="Symbol" w:hint="default"/>
-      </w:rPr>
-    </w:lvl>
-    <w:lvl w:ilvl="7" w:tplc="040C0003" w:tentative="1">
-      <w:start w:val="1"/>
-      <w:numFmt w:val="bullet"/>
-      <w:lvlText w:val="o"/>
-      <w:lvlJc w:val="left"/>
-      <w:pPr>
-        <w:ind w:left="5760" w:hanging="360"/>
-      </w:pPr>
-      <w:rPr>
-        <w:rFonts w:ascii="Courier New" w:hAnsi="Courier New" w:cs="Courier New" w:hint="default"/>
-      </w:rPr>
-    </w:lvl>
-    <w:lvl w:ilvl="8" w:tplc="040C0005" w:tentative="1">
-      <w:start w:val="1"/>
-      <w:numFmt w:val="bullet"/>
-      <w:lvlText w:val=""/>
-      <w:lvlJc w:val="left"/>
-      <w:pPr>
-        <w:ind w:left="6480" w:hanging="360"/>
-      </w:pPr>
-      <w:rPr>
-        <w:rFonts w:ascii="Wingdings" w:hAnsi="Wingdings" w:hint="default"/>
-      </w:rPr>
-    </w:lvl>
-  </w:abstractNum>
-  <w:abstractNum w:abstractNumId="14" w15:restartNumberingAfterBreak="0">
-    <w:nsid w:val="40B06DD7"/>
-    <w:multiLevelType w:val="hybridMultilevel"/>
-    <w:tmpl w:val="521A01A2"/>
-    <w:lvl w:ilvl="0" w:tplc="040C000B">
-      <w:start w:val="1"/>
-      <w:numFmt w:val="bullet"/>
-      <w:lvlText w:val=""/>
-      <w:lvlJc w:val="left"/>
-      <w:pPr>
-        <w:ind w:left="720" w:hanging="360"/>
-      </w:pPr>
-      <w:rPr>
-        <w:rFonts w:ascii="Wingdings" w:hAnsi="Wingdings" w:hint="default"/>
-      </w:rPr>
-    </w:lvl>
-    <w:lvl w:ilvl="1" w:tplc="040C0003" w:tentative="1">
-      <w:start w:val="1"/>
-      <w:numFmt w:val="bullet"/>
-      <w:lvlText w:val="o"/>
-      <w:lvlJc w:val="left"/>
-      <w:pPr>
-        <w:ind w:left="1440" w:hanging="360"/>
-      </w:pPr>
-      <w:rPr>
-        <w:rFonts w:ascii="Courier New" w:hAnsi="Courier New" w:cs="Courier New" w:hint="default"/>
-      </w:rPr>
-    </w:lvl>
-    <w:lvl w:ilvl="2" w:tplc="040C0005" w:tentative="1">
-      <w:start w:val="1"/>
-      <w:numFmt w:val="bullet"/>
-      <w:lvlText w:val=""/>
-      <w:lvlJc w:val="left"/>
-      <w:pPr>
-        <w:ind w:left="2160" w:hanging="360"/>
-      </w:pPr>
-      <w:rPr>
-        <w:rFonts w:ascii="Wingdings" w:hAnsi="Wingdings" w:hint="default"/>
-      </w:rPr>
-    </w:lvl>
-    <w:lvl w:ilvl="3" w:tplc="040C0001" w:tentative="1">
-      <w:start w:val="1"/>
-      <w:numFmt w:val="bullet"/>
-      <w:lvlText w:val=""/>
-      <w:lvlJc w:val="left"/>
-      <w:pPr>
-        <w:ind w:left="2880" w:hanging="360"/>
-      </w:pPr>
-      <w:rPr>
-        <w:rFonts w:ascii="Symbol" w:hAnsi="Symbol" w:hint="default"/>
-      </w:rPr>
-    </w:lvl>
-    <w:lvl w:ilvl="4" w:tplc="040C0003" w:tentative="1">
-      <w:start w:val="1"/>
-      <w:numFmt w:val="bullet"/>
-      <w:lvlText w:val="o"/>
-      <w:lvlJc w:val="left"/>
-      <w:pPr>
-        <w:ind w:left="3600" w:hanging="360"/>
-      </w:pPr>
-      <w:rPr>
-        <w:rFonts w:ascii="Courier New" w:hAnsi="Courier New" w:cs="Courier New" w:hint="default"/>
-      </w:rPr>
-    </w:lvl>
-    <w:lvl w:ilvl="5" w:tplc="040C0005" w:tentative="1">
-      <w:start w:val="1"/>
-      <w:numFmt w:val="bullet"/>
-      <w:lvlText w:val=""/>
-      <w:lvlJc w:val="left"/>
-      <w:pPr>
-        <w:ind w:left="4320" w:hanging="360"/>
-      </w:pPr>
-      <w:rPr>
-        <w:rFonts w:ascii="Wingdings" w:hAnsi="Wingdings" w:hint="default"/>
-      </w:rPr>
-    </w:lvl>
-    <w:lvl w:ilvl="6" w:tplc="040C0001" w:tentative="1">
-      <w:start w:val="1"/>
-      <w:numFmt w:val="bullet"/>
-      <w:lvlText w:val=""/>
-      <w:lvlJc w:val="left"/>
-      <w:pPr>
-        <w:ind w:left="5040" w:hanging="360"/>
-      </w:pPr>
-      <w:rPr>
-        <w:rFonts w:ascii="Symbol" w:hAnsi="Symbol" w:hint="default"/>
-      </w:rPr>
-    </w:lvl>
-    <w:lvl w:ilvl="7" w:tplc="040C0003" w:tentative="1">
-      <w:start w:val="1"/>
-      <w:numFmt w:val="bullet"/>
-      <w:lvlText w:val="o"/>
-      <w:lvlJc w:val="left"/>
-      <w:pPr>
-        <w:ind w:left="5760" w:hanging="360"/>
-      </w:pPr>
-      <w:rPr>
-        <w:rFonts w:ascii="Courier New" w:hAnsi="Courier New" w:cs="Courier New" w:hint="default"/>
-      </w:rPr>
-    </w:lvl>
-    <w:lvl w:ilvl="8" w:tplc="040C0005" w:tentative="1">
-      <w:start w:val="1"/>
-      <w:numFmt w:val="bullet"/>
-      <w:lvlText w:val=""/>
-      <w:lvlJc w:val="left"/>
-      <w:pPr>
-        <w:ind w:left="6480" w:hanging="360"/>
-      </w:pPr>
-      <w:rPr>
-        <w:rFonts w:ascii="Wingdings" w:hAnsi="Wingdings" w:hint="default"/>
-      </w:rPr>
-    </w:lvl>
-  </w:abstractNum>
-  <w:abstractNum w:abstractNumId="15" w15:restartNumberingAfterBreak="0">
-    <w:nsid w:val="435D0F85"/>
-    <w:multiLevelType w:val="hybridMultilevel"/>
-    <w:tmpl w:val="C88890FA"/>
-    <w:lvl w:ilvl="0" w:tplc="80B2D58A">
-      <w:start w:val="1000"/>
-      <w:numFmt w:val="bullet"/>
-      <w:lvlText w:val=""/>
-      <w:lvlJc w:val="left"/>
-      <w:pPr>
-        <w:ind w:left="720" w:hanging="360"/>
-      </w:pPr>
-      <w:rPr>
-        <w:rFonts w:ascii="Webdings" w:eastAsia="Webdings" w:hAnsi="Webdings" w:cs="Webdings" w:hint="default"/>
-        <w:sz w:val="20"/>
-      </w:rPr>
-    </w:lvl>
-    <w:lvl w:ilvl="1" w:tplc="040C0003" w:tentative="1">
-      <w:start w:val="1"/>
-      <w:numFmt w:val="bullet"/>
-      <w:lvlText w:val="o"/>
-      <w:lvlJc w:val="left"/>
-      <w:pPr>
-        <w:ind w:left="1440" w:hanging="360"/>
-      </w:pPr>
-      <w:rPr>
-        <w:rFonts w:ascii="Courier New" w:hAnsi="Courier New" w:cs="Courier New" w:hint="default"/>
-      </w:rPr>
-    </w:lvl>
-    <w:lvl w:ilvl="2" w:tplc="040C0005" w:tentative="1">
-      <w:start w:val="1"/>
-      <w:numFmt w:val="bullet"/>
-      <w:lvlText w:val=""/>
-      <w:lvlJc w:val="left"/>
-      <w:pPr>
-        <w:ind w:left="2160" w:hanging="360"/>
-      </w:pPr>
-      <w:rPr>
-        <w:rFonts w:ascii="Wingdings" w:hAnsi="Wingdings" w:hint="default"/>
-      </w:rPr>
-    </w:lvl>
-    <w:lvl w:ilvl="3" w:tplc="040C0001" w:tentative="1">
-      <w:start w:val="1"/>
-      <w:numFmt w:val="bullet"/>
-      <w:lvlText w:val=""/>
-      <w:lvlJc w:val="left"/>
-      <w:pPr>
-        <w:ind w:left="2880" w:hanging="360"/>
-      </w:pPr>
-      <w:rPr>
-        <w:rFonts w:ascii="Symbol" w:hAnsi="Symbol" w:hint="default"/>
-      </w:rPr>
-    </w:lvl>
-    <w:lvl w:ilvl="4" w:tplc="040C0003" w:tentative="1">
-      <w:start w:val="1"/>
-      <w:numFmt w:val="bullet"/>
-      <w:lvlText w:val="o"/>
-      <w:lvlJc w:val="left"/>
-      <w:pPr>
-        <w:ind w:left="3600" w:hanging="360"/>
-      </w:pPr>
-      <w:rPr>
-        <w:rFonts w:ascii="Courier New" w:hAnsi="Courier New" w:cs="Courier New" w:hint="default"/>
-      </w:rPr>
-    </w:lvl>
-    <w:lvl w:ilvl="5" w:tplc="040C0005" w:tentative="1">
-      <w:start w:val="1"/>
-      <w:numFmt w:val="bullet"/>
-      <w:lvlText w:val=""/>
-      <w:lvlJc w:val="left"/>
-      <w:pPr>
-        <w:ind w:left="4320" w:hanging="360"/>
-      </w:pPr>
-      <w:rPr>
-        <w:rFonts w:ascii="Wingdings" w:hAnsi="Wingdings" w:hint="default"/>
-      </w:rPr>
-    </w:lvl>
-    <w:lvl w:ilvl="6" w:tplc="040C0001" w:tentative="1">
-      <w:start w:val="1"/>
-      <w:numFmt w:val="bullet"/>
-      <w:lvlText w:val=""/>
-      <w:lvlJc w:val="left"/>
-      <w:pPr>
-        <w:ind w:left="5040" w:hanging="360"/>
-      </w:pPr>
-      <w:rPr>
-        <w:rFonts w:ascii="Symbol" w:hAnsi="Symbol" w:hint="default"/>
-      </w:rPr>
-    </w:lvl>
-    <w:lvl w:ilvl="7" w:tplc="040C0003" w:tentative="1">
-      <w:start w:val="1"/>
-      <w:numFmt w:val="bullet"/>
-      <w:lvlText w:val="o"/>
-      <w:lvlJc w:val="left"/>
-      <w:pPr>
-        <w:ind w:left="5760" w:hanging="360"/>
-      </w:pPr>
-      <w:rPr>
-        <w:rFonts w:ascii="Courier New" w:hAnsi="Courier New" w:cs="Courier New" w:hint="default"/>
-      </w:rPr>
-    </w:lvl>
-    <w:lvl w:ilvl="8" w:tplc="040C0005" w:tentative="1">
-      <w:start w:val="1"/>
-      <w:numFmt w:val="bullet"/>
-      <w:lvlText w:val=""/>
-      <w:lvlJc w:val="left"/>
-      <w:pPr>
-        <w:ind w:left="6480" w:hanging="360"/>
-      </w:pPr>
-      <w:rPr>
-        <w:rFonts w:ascii="Wingdings" w:hAnsi="Wingdings" w:hint="default"/>
-      </w:rPr>
-    </w:lvl>
-  </w:abstractNum>
-  <w:abstractNum w:abstractNumId="16" w15:restartNumberingAfterBreak="0">
-    <w:nsid w:val="43E73892"/>
-    <w:multiLevelType w:val="multilevel"/>
-    <w:tmpl w:val="EF7C08AA"/>
-    <w:lvl w:ilvl="0">
-      <w:start w:val="1"/>
-      <w:numFmt w:val="bullet"/>
-      <w:lvlText w:val=""/>
-      <w:lvlJc w:val="left"/>
-      <w:pPr>
-        <w:tabs>
-          <w:tab w:val="num" w:pos="720"/>
-        </w:tabs>
-        <w:ind w:left="720" w:hanging="360"/>
-      </w:pPr>
-      <w:rPr>
-        <w:rFonts w:ascii="Symbol" w:hAnsi="Symbol" w:hint="default"/>
-        <w:sz w:val="20"/>
-      </w:rPr>
-    </w:lvl>
-    <w:lvl w:ilvl="1" w:tentative="1">
-      <w:start w:val="1"/>
-      <w:numFmt w:val="bullet"/>
-      <w:lvlText w:val="o"/>
-      <w:lvlJc w:val="left"/>
-      <w:pPr>
-        <w:tabs>
-          <w:tab w:val="num" w:pos="1440"/>
-        </w:tabs>
-        <w:ind w:left="1440" w:hanging="360"/>
-      </w:pPr>
-      <w:rPr>
-        <w:rFonts w:ascii="Courier New" w:hAnsi="Courier New" w:hint="default"/>
-        <w:sz w:val="20"/>
-      </w:rPr>
-    </w:lvl>
-    <w:lvl w:ilvl="2" w:tentative="1">
-      <w:start w:val="1"/>
-      <w:numFmt w:val="bullet"/>
-      <w:lvlText w:val=""/>
-      <w:lvlJc w:val="left"/>
-      <w:pPr>
-        <w:tabs>
-          <w:tab w:val="num" w:pos="2160"/>
-        </w:tabs>
-        <w:ind w:left="2160" w:hanging="360"/>
-      </w:pPr>
-      <w:rPr>
-        <w:rFonts w:ascii="Wingdings" w:hAnsi="Wingdings" w:hint="default"/>
-        <w:sz w:val="20"/>
-      </w:rPr>
-    </w:lvl>
-    <w:lvl w:ilvl="3" w:tentative="1">
-      <w:start w:val="1"/>
-      <w:numFmt w:val="bullet"/>
-      <w:lvlText w:val=""/>
-      <w:lvlJc w:val="left"/>
-      <w:pPr>
-        <w:tabs>
-          <w:tab w:val="num" w:pos="2880"/>
-        </w:tabs>
-        <w:ind w:left="2880" w:hanging="360"/>
-      </w:pPr>
-      <w:rPr>
-        <w:rFonts w:ascii="Wingdings" w:hAnsi="Wingdings" w:hint="default"/>
-        <w:sz w:val="20"/>
-      </w:rPr>
-    </w:lvl>
-    <w:lvl w:ilvl="4" w:tentative="1">
-      <w:start w:val="1"/>
-      <w:numFmt w:val="bullet"/>
-      <w:lvlText w:val=""/>
-      <w:lvlJc w:val="left"/>
-      <w:pPr>
-        <w:tabs>
-          <w:tab w:val="num" w:pos="3600"/>
-        </w:tabs>
-        <w:ind w:left="3600" w:hanging="360"/>
-      </w:pPr>
-      <w:rPr>
-        <w:rFonts w:ascii="Wingdings" w:hAnsi="Wingdings" w:hint="default"/>
-        <w:sz w:val="20"/>
-      </w:rPr>
-    </w:lvl>
-    <w:lvl w:ilvl="5" w:tentative="1">
-      <w:start w:val="1"/>
-      <w:numFmt w:val="bullet"/>
-      <w:lvlText w:val=""/>
-      <w:lvlJc w:val="left"/>
-      <w:pPr>
-        <w:tabs>
-          <w:tab w:val="num" w:pos="4320"/>
-        </w:tabs>
-        <w:ind w:left="4320" w:hanging="360"/>
-      </w:pPr>
-      <w:rPr>
-        <w:rFonts w:ascii="Wingdings" w:hAnsi="Wingdings" w:hint="default"/>
-        <w:sz w:val="20"/>
-      </w:rPr>
-    </w:lvl>
-    <w:lvl w:ilvl="6" w:tentative="1">
-      <w:start w:val="1"/>
-      <w:numFmt w:val="bullet"/>
-      <w:lvlText w:val=""/>
-      <w:lvlJc w:val="left"/>
-      <w:pPr>
-        <w:tabs>
-          <w:tab w:val="num" w:pos="5040"/>
-        </w:tabs>
-        <w:ind w:left="5040" w:hanging="360"/>
-      </w:pPr>
-      <w:rPr>
-        <w:rFonts w:ascii="Wingdings" w:hAnsi="Wingdings" w:hint="default"/>
-        <w:sz w:val="20"/>
-      </w:rPr>
-    </w:lvl>
-    <w:lvl w:ilvl="7" w:tentative="1">
-      <w:start w:val="1"/>
-      <w:numFmt w:val="bullet"/>
-      <w:lvlText w:val=""/>
-      <w:lvlJc w:val="left"/>
-      <w:pPr>
-        <w:tabs>
-          <w:tab w:val="num" w:pos="5760"/>
-        </w:tabs>
-        <w:ind w:left="5760" w:hanging="360"/>
-      </w:pPr>
-      <w:rPr>
-        <w:rFonts w:ascii="Wingdings" w:hAnsi="Wingdings" w:hint="default"/>
-        <w:sz w:val="20"/>
-      </w:rPr>
-    </w:lvl>
-    <w:lvl w:ilvl="8" w:tentative="1">
-      <w:start w:val="1"/>
-      <w:numFmt w:val="bullet"/>
-      <w:lvlText w:val=""/>
-      <w:lvlJc w:val="left"/>
-      <w:pPr>
-        <w:tabs>
-          <w:tab w:val="num" w:pos="6480"/>
-        </w:tabs>
-        <w:ind w:left="6480" w:hanging="360"/>
-      </w:pPr>
-      <w:rPr>
-        <w:rFonts w:ascii="Wingdings" w:hAnsi="Wingdings" w:hint="default"/>
-        <w:sz w:val="20"/>
-      </w:rPr>
-    </w:lvl>
-  </w:abstractNum>
-  <w:abstractNum w:abstractNumId="17" w15:restartNumberingAfterBreak="0">
-    <w:nsid w:val="4D561A31"/>
-    <w:multiLevelType w:val="hybridMultilevel"/>
-    <w:tmpl w:val="1FCE6BCA"/>
-    <w:lvl w:ilvl="0" w:tplc="040C000B">
-      <w:start w:val="1"/>
-      <w:numFmt w:val="bullet"/>
-      <w:lvlText w:val=""/>
-      <w:lvlJc w:val="left"/>
-      <w:pPr>
-        <w:ind w:left="720" w:hanging="360"/>
-      </w:pPr>
-      <w:rPr>
-        <w:rFonts w:ascii="Wingdings" w:hAnsi="Wingdings" w:hint="default"/>
-      </w:rPr>
-    </w:lvl>
-    <w:lvl w:ilvl="1" w:tplc="040C0003">
-      <w:start w:val="1"/>
-      <w:numFmt w:val="bullet"/>
-      <w:lvlText w:val="o"/>
-      <w:lvlJc w:val="left"/>
-      <w:pPr>
-        <w:ind w:left="1440" w:hanging="360"/>
-      </w:pPr>
-      <w:rPr>
-        <w:rFonts w:ascii="Courier New" w:hAnsi="Courier New" w:cs="Courier New" w:hint="default"/>
-      </w:rPr>
-    </w:lvl>
-    <w:lvl w:ilvl="2" w:tplc="040C0005" w:tentative="1">
-      <w:start w:val="1"/>
-      <w:numFmt w:val="bullet"/>
-      <w:lvlText w:val=""/>
-      <w:lvlJc w:val="left"/>
-      <w:pPr>
-        <w:ind w:left="2160" w:hanging="360"/>
-      </w:pPr>
-      <w:rPr>
-        <w:rFonts w:ascii="Wingdings" w:hAnsi="Wingdings" w:hint="default"/>
-      </w:rPr>
-    </w:lvl>
-    <w:lvl w:ilvl="3" w:tplc="040C0001" w:tentative="1">
-      <w:start w:val="1"/>
-      <w:numFmt w:val="bullet"/>
-      <w:lvlText w:val=""/>
-      <w:lvlJc w:val="left"/>
-      <w:pPr>
-        <w:ind w:left="2880" w:hanging="360"/>
-      </w:pPr>
-      <w:rPr>
-        <w:rFonts w:ascii="Symbol" w:hAnsi="Symbol" w:hint="default"/>
-      </w:rPr>
-    </w:lvl>
-    <w:lvl w:ilvl="4" w:tplc="040C0003" w:tentative="1">
-      <w:start w:val="1"/>
-      <w:numFmt w:val="bullet"/>
-      <w:lvlText w:val="o"/>
-      <w:lvlJc w:val="left"/>
-      <w:pPr>
-        <w:ind w:left="3600" w:hanging="360"/>
-      </w:pPr>
-      <w:rPr>
-        <w:rFonts w:ascii="Courier New" w:hAnsi="Courier New" w:cs="Courier New" w:hint="default"/>
-      </w:rPr>
-    </w:lvl>
-    <w:lvl w:ilvl="5" w:tplc="040C0005" w:tentative="1">
-      <w:start w:val="1"/>
-      <w:numFmt w:val="bullet"/>
-      <w:lvlText w:val=""/>
-      <w:lvlJc w:val="left"/>
-      <w:pPr>
-        <w:ind w:left="4320" w:hanging="360"/>
-      </w:pPr>
-      <w:rPr>
-        <w:rFonts w:ascii="Wingdings" w:hAnsi="Wingdings" w:hint="default"/>
-      </w:rPr>
-    </w:lvl>
-    <w:lvl w:ilvl="6" w:tplc="040C0001" w:tentative="1">
-      <w:start w:val="1"/>
-      <w:numFmt w:val="bullet"/>
-      <w:lvlText w:val=""/>
-      <w:lvlJc w:val="left"/>
-      <w:pPr>
-        <w:ind w:left="5040" w:hanging="360"/>
-      </w:pPr>
-      <w:rPr>
-        <w:rFonts w:ascii="Symbol" w:hAnsi="Symbol" w:hint="default"/>
-      </w:rPr>
-    </w:lvl>
-    <w:lvl w:ilvl="7" w:tplc="040C0003" w:tentative="1">
-      <w:start w:val="1"/>
-      <w:numFmt w:val="bullet"/>
-      <w:lvlText w:val="o"/>
-      <w:lvlJc w:val="left"/>
-      <w:pPr>
-        <w:ind w:left="5760" w:hanging="360"/>
-      </w:pPr>
-      <w:rPr>
-        <w:rFonts w:ascii="Courier New" w:hAnsi="Courier New" w:cs="Courier New" w:hint="default"/>
-      </w:rPr>
-    </w:lvl>
-    <w:lvl w:ilvl="8" w:tplc="040C0005" w:tentative="1">
-      <w:start w:val="1"/>
-      <w:numFmt w:val="bullet"/>
-      <w:lvlText w:val=""/>
-      <w:lvlJc w:val="left"/>
-      <w:pPr>
-        <w:ind w:left="6480" w:hanging="360"/>
-      </w:pPr>
-      <w:rPr>
-        <w:rFonts w:ascii="Wingdings" w:hAnsi="Wingdings" w:hint="default"/>
-      </w:rPr>
-    </w:lvl>
-  </w:abstractNum>
-  <w:abstractNum w:abstractNumId="18" w15:restartNumberingAfterBreak="0">
-    <w:nsid w:val="4FDB4A88"/>
-    <w:multiLevelType w:val="hybridMultilevel"/>
-    <w:tmpl w:val="F79CA2C6"/>
-    <w:lvl w:ilvl="0" w:tplc="80B2D58A">
-      <w:start w:val="1000"/>
-      <w:numFmt w:val="bullet"/>
-      <w:lvlText w:val=""/>
-      <w:lvlJc w:val="left"/>
-      <w:pPr>
-        <w:ind w:left="720" w:hanging="360"/>
-      </w:pPr>
-      <w:rPr>
-        <w:rFonts w:ascii="Webdings" w:eastAsia="Webdings" w:hAnsi="Webdings" w:cs="Webdings" w:hint="default"/>
-        <w:sz w:val="20"/>
-      </w:rPr>
-    </w:lvl>
-    <w:lvl w:ilvl="1" w:tplc="040C0003" w:tentative="1">
-      <w:start w:val="1"/>
-      <w:numFmt w:val="bullet"/>
-      <w:lvlText w:val="o"/>
-      <w:lvlJc w:val="left"/>
-      <w:pPr>
-        <w:ind w:left="1440" w:hanging="360"/>
-      </w:pPr>
-      <w:rPr>
-        <w:rFonts w:ascii="Courier New" w:hAnsi="Courier New" w:cs="Courier New" w:hint="default"/>
-      </w:rPr>
-    </w:lvl>
-    <w:lvl w:ilvl="2" w:tplc="040C0005" w:tentative="1">
-      <w:start w:val="1"/>
-      <w:numFmt w:val="bullet"/>
-      <w:lvlText w:val=""/>
-      <w:lvlJc w:val="left"/>
-      <w:pPr>
-        <w:ind w:left="2160" w:hanging="360"/>
-      </w:pPr>
-      <w:rPr>
-        <w:rFonts w:ascii="Wingdings" w:hAnsi="Wingdings" w:hint="default"/>
-      </w:rPr>
-    </w:lvl>
-    <w:lvl w:ilvl="3" w:tplc="040C0001" w:tentative="1">
-      <w:start w:val="1"/>
-      <w:numFmt w:val="bullet"/>
-      <w:lvlText w:val=""/>
-      <w:lvlJc w:val="left"/>
-      <w:pPr>
-        <w:ind w:left="2880" w:hanging="360"/>
-      </w:pPr>
-      <w:rPr>
-        <w:rFonts w:ascii="Symbol" w:hAnsi="Symbol" w:hint="default"/>
-      </w:rPr>
-    </w:lvl>
-    <w:lvl w:ilvl="4" w:tplc="040C0003" w:tentative="1">
-      <w:start w:val="1"/>
-      <w:numFmt w:val="bullet"/>
-      <w:lvlText w:val="o"/>
-      <w:lvlJc w:val="left"/>
-      <w:pPr>
-        <w:ind w:left="3600" w:hanging="360"/>
-      </w:pPr>
-      <w:rPr>
-        <w:rFonts w:ascii="Courier New" w:hAnsi="Courier New" w:cs="Courier New" w:hint="default"/>
-      </w:rPr>
-    </w:lvl>
-    <w:lvl w:ilvl="5" w:tplc="040C0005" w:tentative="1">
-      <w:start w:val="1"/>
-      <w:numFmt w:val="bullet"/>
-      <w:lvlText w:val=""/>
-      <w:lvlJc w:val="left"/>
-      <w:pPr>
-        <w:ind w:left="4320" w:hanging="360"/>
-      </w:pPr>
-      <w:rPr>
-        <w:rFonts w:ascii="Wingdings" w:hAnsi="Wingdings" w:hint="default"/>
-      </w:rPr>
-    </w:lvl>
-    <w:lvl w:ilvl="6" w:tplc="040C0001" w:tentative="1">
-      <w:start w:val="1"/>
-      <w:numFmt w:val="bullet"/>
-      <w:lvlText w:val=""/>
-      <w:lvlJc w:val="left"/>
-      <w:pPr>
-        <w:ind w:left="5040" w:hanging="360"/>
-      </w:pPr>
-      <w:rPr>
-        <w:rFonts w:ascii="Symbol" w:hAnsi="Symbol" w:hint="default"/>
-      </w:rPr>
-    </w:lvl>
-    <w:lvl w:ilvl="7" w:tplc="040C0003" w:tentative="1">
-      <w:start w:val="1"/>
-      <w:numFmt w:val="bullet"/>
-      <w:lvlText w:val="o"/>
-      <w:lvlJc w:val="left"/>
-      <w:pPr>
-        <w:ind w:left="5760" w:hanging="360"/>
-      </w:pPr>
-      <w:rPr>
-        <w:rFonts w:ascii="Courier New" w:hAnsi="Courier New" w:cs="Courier New" w:hint="default"/>
-      </w:rPr>
-    </w:lvl>
-    <w:lvl w:ilvl="8" w:tplc="040C0005" w:tentative="1">
-      <w:start w:val="1"/>
-      <w:numFmt w:val="bullet"/>
-      <w:lvlText w:val=""/>
-      <w:lvlJc w:val="left"/>
-      <w:pPr>
-        <w:ind w:left="6480" w:hanging="360"/>
-      </w:pPr>
-      <w:rPr>
-        <w:rFonts w:ascii="Wingdings" w:hAnsi="Wingdings" w:hint="default"/>
-      </w:rPr>
-    </w:lvl>
-  </w:abstractNum>
-  <w:abstractNum w:abstractNumId="19" w15:restartNumberingAfterBreak="0">
-    <w:nsid w:val="515201A3"/>
-    <w:multiLevelType w:val="hybridMultilevel"/>
-    <w:tmpl w:val="6D409646"/>
-    <w:lvl w:ilvl="0" w:tplc="AC9C4CEC">
-      <w:start w:val="1000"/>
-      <w:numFmt w:val="bullet"/>
-      <w:lvlText w:val=""/>
-      <w:lvlJc w:val="left"/>
-      <w:pPr>
-        <w:ind w:left="720" w:hanging="360"/>
-      </w:pPr>
-      <w:rPr>
-        <w:rFonts w:ascii="Wingdings" w:eastAsia="Wingdings" w:hAnsi="Wingdings" w:cs="Wingdings" w:hint="default"/>
-        <w:sz w:val="20"/>
-      </w:rPr>
-    </w:lvl>
-    <w:lvl w:ilvl="1" w:tplc="040C0003" w:tentative="1">
-      <w:start w:val="1"/>
-      <w:numFmt w:val="bullet"/>
-      <w:lvlText w:val="o"/>
-      <w:lvlJc w:val="left"/>
-      <w:pPr>
-        <w:ind w:left="1440" w:hanging="360"/>
-      </w:pPr>
-      <w:rPr>
-        <w:rFonts w:ascii="Courier New" w:hAnsi="Courier New" w:cs="Courier New" w:hint="default"/>
-      </w:rPr>
-    </w:lvl>
-    <w:lvl w:ilvl="2" w:tplc="040C0005" w:tentative="1">
-      <w:start w:val="1"/>
-      <w:numFmt w:val="bullet"/>
-      <w:lvlText w:val=""/>
-      <w:lvlJc w:val="left"/>
-      <w:pPr>
-        <w:ind w:left="2160" w:hanging="360"/>
-      </w:pPr>
-      <w:rPr>
-        <w:rFonts w:ascii="Wingdings" w:hAnsi="Wingdings" w:hint="default"/>
-      </w:rPr>
-    </w:lvl>
-    <w:lvl w:ilvl="3" w:tplc="040C0001" w:tentative="1">
-      <w:start w:val="1"/>
-      <w:numFmt w:val="bullet"/>
-      <w:lvlText w:val=""/>
-      <w:lvlJc w:val="left"/>
-      <w:pPr>
-        <w:ind w:left="2880" w:hanging="360"/>
-      </w:pPr>
-      <w:rPr>
-        <w:rFonts w:ascii="Symbol" w:hAnsi="Symbol" w:hint="default"/>
-      </w:rPr>
-    </w:lvl>
-    <w:lvl w:ilvl="4" w:tplc="040C0003" w:tentative="1">
-      <w:start w:val="1"/>
-      <w:numFmt w:val="bullet"/>
-      <w:lvlText w:val="o"/>
-      <w:lvlJc w:val="left"/>
-      <w:pPr>
-        <w:ind w:left="3600" w:hanging="360"/>
-      </w:pPr>
-      <w:rPr>
-        <w:rFonts w:ascii="Courier New" w:hAnsi="Courier New" w:cs="Courier New" w:hint="default"/>
-      </w:rPr>
-    </w:lvl>
-    <w:lvl w:ilvl="5" w:tplc="040C0005" w:tentative="1">
-      <w:start w:val="1"/>
-      <w:numFmt w:val="bullet"/>
-      <w:lvlText w:val=""/>
-      <w:lvlJc w:val="left"/>
-      <w:pPr>
-        <w:ind w:left="4320" w:hanging="360"/>
-      </w:pPr>
-      <w:rPr>
-        <w:rFonts w:ascii="Wingdings" w:hAnsi="Wingdings" w:hint="default"/>
-      </w:rPr>
-    </w:lvl>
-    <w:lvl w:ilvl="6" w:tplc="040C0001" w:tentative="1">
-      <w:start w:val="1"/>
-      <w:numFmt w:val="bullet"/>
-      <w:lvlText w:val=""/>
-      <w:lvlJc w:val="left"/>
-      <w:pPr>
-        <w:ind w:left="5040" w:hanging="360"/>
-      </w:pPr>
-      <w:rPr>
-        <w:rFonts w:ascii="Symbol" w:hAnsi="Symbol" w:hint="default"/>
-      </w:rPr>
-    </w:lvl>
-    <w:lvl w:ilvl="7" w:tplc="040C0003" w:tentative="1">
-      <w:start w:val="1"/>
-      <w:numFmt w:val="bullet"/>
-      <w:lvlText w:val="o"/>
-      <w:lvlJc w:val="left"/>
-      <w:pPr>
-        <w:ind w:left="5760" w:hanging="360"/>
-      </w:pPr>
-      <w:rPr>
-        <w:rFonts w:ascii="Courier New" w:hAnsi="Courier New" w:cs="Courier New" w:hint="default"/>
-      </w:rPr>
-    </w:lvl>
-    <w:lvl w:ilvl="8" w:tplc="040C0005" w:tentative="1">
-      <w:start w:val="1"/>
-      <w:numFmt w:val="bullet"/>
-      <w:lvlText w:val=""/>
-      <w:lvlJc w:val="left"/>
-      <w:pPr>
-        <w:ind w:left="6480" w:hanging="360"/>
-      </w:pPr>
-      <w:rPr>
-        <w:rFonts w:ascii="Wingdings" w:hAnsi="Wingdings" w:hint="default"/>
-      </w:rPr>
-    </w:lvl>
-  </w:abstractNum>
-  <w:abstractNum w:abstractNumId="20" w15:restartNumberingAfterBreak="0">
-    <w:nsid w:val="556F39B9"/>
-    <w:multiLevelType w:val="hybridMultilevel"/>
-    <w:tmpl w:val="6FACAFE0"/>
-    <w:lvl w:ilvl="0" w:tplc="040C000B">
-      <w:start w:val="1"/>
-      <w:numFmt w:val="bullet"/>
-      <w:lvlText w:val=""/>
-      <w:lvlJc w:val="left"/>
-      <w:pPr>
-        <w:ind w:left="720" w:hanging="360"/>
-      </w:pPr>
-      <w:rPr>
-        <w:rFonts w:ascii="Wingdings" w:hAnsi="Wingdings" w:hint="default"/>
-      </w:rPr>
-    </w:lvl>
-    <w:lvl w:ilvl="1" w:tplc="040C0003" w:tentative="1">
-      <w:start w:val="1"/>
-      <w:numFmt w:val="bullet"/>
-      <w:lvlText w:val="o"/>
-      <w:lvlJc w:val="left"/>
-      <w:pPr>
-        <w:ind w:left="1440" w:hanging="360"/>
-      </w:pPr>
-      <w:rPr>
-        <w:rFonts w:ascii="Courier New" w:hAnsi="Courier New" w:cs="Courier New" w:hint="default"/>
-      </w:rPr>
-    </w:lvl>
-    <w:lvl w:ilvl="2" w:tplc="040C0005" w:tentative="1">
-      <w:start w:val="1"/>
-      <w:numFmt w:val="bullet"/>
-      <w:lvlText w:val=""/>
-      <w:lvlJc w:val="left"/>
-      <w:pPr>
-        <w:ind w:left="2160" w:hanging="360"/>
-      </w:pPr>
-      <w:rPr>
-        <w:rFonts w:ascii="Wingdings" w:hAnsi="Wingdings" w:hint="default"/>
-      </w:rPr>
-    </w:lvl>
-    <w:lvl w:ilvl="3" w:tplc="040C0001" w:tentative="1">
-      <w:start w:val="1"/>
-      <w:numFmt w:val="bullet"/>
-      <w:lvlText w:val=""/>
-      <w:lvlJc w:val="left"/>
-      <w:pPr>
-        <w:ind w:left="2880" w:hanging="360"/>
-      </w:pPr>
-      <w:rPr>
-        <w:rFonts w:ascii="Symbol" w:hAnsi="Symbol" w:hint="default"/>
-      </w:rPr>
-    </w:lvl>
-    <w:lvl w:ilvl="4" w:tplc="040C0003" w:tentative="1">
-      <w:start w:val="1"/>
-      <w:numFmt w:val="bullet"/>
-      <w:lvlText w:val="o"/>
-      <w:lvlJc w:val="left"/>
-      <w:pPr>
-        <w:ind w:left="3600" w:hanging="360"/>
-      </w:pPr>
-      <w:rPr>
-        <w:rFonts w:ascii="Courier New" w:hAnsi="Courier New" w:cs="Courier New" w:hint="default"/>
-      </w:rPr>
-    </w:lvl>
-    <w:lvl w:ilvl="5" w:tplc="040C0005" w:tentative="1">
-      <w:start w:val="1"/>
-      <w:numFmt w:val="bullet"/>
-      <w:lvlText w:val=""/>
-      <w:lvlJc w:val="left"/>
-      <w:pPr>
-        <w:ind w:left="4320" w:hanging="360"/>
-      </w:pPr>
-      <w:rPr>
-        <w:rFonts w:ascii="Wingdings" w:hAnsi="Wingdings" w:hint="default"/>
-      </w:rPr>
-    </w:lvl>
-    <w:lvl w:ilvl="6" w:tplc="040C0001" w:tentative="1">
-      <w:start w:val="1"/>
-      <w:numFmt w:val="bullet"/>
-      <w:lvlText w:val=""/>
-      <w:lvlJc w:val="left"/>
-      <w:pPr>
-        <w:ind w:left="5040" w:hanging="360"/>
-      </w:pPr>
-      <w:rPr>
-        <w:rFonts w:ascii="Symbol" w:hAnsi="Symbol" w:hint="default"/>
-      </w:rPr>
-    </w:lvl>
-    <w:lvl w:ilvl="7" w:tplc="040C0003" w:tentative="1">
-      <w:start w:val="1"/>
-      <w:numFmt w:val="bullet"/>
-      <w:lvlText w:val="o"/>
-      <w:lvlJc w:val="left"/>
-      <w:pPr>
-        <w:ind w:left="5760" w:hanging="360"/>
-      </w:pPr>
-      <w:rPr>
-        <w:rFonts w:ascii="Courier New" w:hAnsi="Courier New" w:cs="Courier New" w:hint="default"/>
-      </w:rPr>
-    </w:lvl>
-    <w:lvl w:ilvl="8" w:tplc="040C0005" w:tentative="1">
-      <w:start w:val="1"/>
-      <w:numFmt w:val="bullet"/>
-      <w:lvlText w:val=""/>
-      <w:lvlJc w:val="left"/>
-      <w:pPr>
-        <w:ind w:left="6480" w:hanging="360"/>
-      </w:pPr>
-      <w:rPr>
-        <w:rFonts w:ascii="Wingdings" w:hAnsi="Wingdings" w:hint="default"/>
-      </w:rPr>
-    </w:lvl>
-  </w:abstractNum>
-  <w:abstractNum w:abstractNumId="21" w15:restartNumberingAfterBreak="0">
-    <w:nsid w:val="59C77AE8"/>
-    <w:multiLevelType w:val="hybridMultilevel"/>
-    <w:tmpl w:val="BA340E3A"/>
-    <w:lvl w:ilvl="0" w:tplc="040C000B">
-      <w:start w:val="1"/>
-      <w:numFmt w:val="bullet"/>
-      <w:lvlText w:val=""/>
-      <w:lvlJc w:val="left"/>
-      <w:pPr>
-        <w:ind w:left="720" w:hanging="360"/>
-      </w:pPr>
-      <w:rPr>
-        <w:rFonts w:ascii="Wingdings" w:hAnsi="Wingdings" w:hint="default"/>
-      </w:rPr>
-    </w:lvl>
-    <w:lvl w:ilvl="1" w:tplc="040C0003" w:tentative="1">
-      <w:start w:val="1"/>
-      <w:numFmt w:val="bullet"/>
-      <w:lvlText w:val="o"/>
-      <w:lvlJc w:val="left"/>
-      <w:pPr>
-        <w:ind w:left="1440" w:hanging="360"/>
-      </w:pPr>
-      <w:rPr>
-        <w:rFonts w:ascii="Courier New" w:hAnsi="Courier New" w:cs="Courier New" w:hint="default"/>
-      </w:rPr>
-    </w:lvl>
-    <w:lvl w:ilvl="2" w:tplc="040C0005" w:tentative="1">
-      <w:start w:val="1"/>
-      <w:numFmt w:val="bullet"/>
-      <w:lvlText w:val=""/>
-      <w:lvlJc w:val="left"/>
-      <w:pPr>
-        <w:ind w:left="2160" w:hanging="360"/>
-      </w:pPr>
-      <w:rPr>
-        <w:rFonts w:ascii="Wingdings" w:hAnsi="Wingdings" w:hint="default"/>
-      </w:rPr>
-    </w:lvl>
-    <w:lvl w:ilvl="3" w:tplc="040C0001" w:tentative="1">
-      <w:start w:val="1"/>
-      <w:numFmt w:val="bullet"/>
-      <w:lvlText w:val=""/>
-      <w:lvlJc w:val="left"/>
-      <w:pPr>
-        <w:ind w:left="2880" w:hanging="360"/>
-      </w:pPr>
-      <w:rPr>
-        <w:rFonts w:ascii="Symbol" w:hAnsi="Symbol" w:hint="default"/>
-      </w:rPr>
-    </w:lvl>
-    <w:lvl w:ilvl="4" w:tplc="040C0003" w:tentative="1">
-      <w:start w:val="1"/>
-      <w:numFmt w:val="bullet"/>
-      <w:lvlText w:val="o"/>
-      <w:lvlJc w:val="left"/>
-      <w:pPr>
-        <w:ind w:left="3600" w:hanging="360"/>
-      </w:pPr>
-      <w:rPr>
-        <w:rFonts w:ascii="Courier New" w:hAnsi="Courier New" w:cs="Courier New" w:hint="default"/>
-      </w:rPr>
-    </w:lvl>
-    <w:lvl w:ilvl="5" w:tplc="040C0005" w:tentative="1">
-      <w:start w:val="1"/>
-      <w:numFmt w:val="bullet"/>
-      <w:lvlText w:val=""/>
-      <w:lvlJc w:val="left"/>
-      <w:pPr>
-        <w:ind w:left="4320" w:hanging="360"/>
-      </w:pPr>
-      <w:rPr>
-        <w:rFonts w:ascii="Wingdings" w:hAnsi="Wingdings" w:hint="default"/>
-      </w:rPr>
-    </w:lvl>
-    <w:lvl w:ilvl="6" w:tplc="040C0001" w:tentative="1">
-      <w:start w:val="1"/>
-      <w:numFmt w:val="bullet"/>
-      <w:lvlText w:val=""/>
-      <w:lvlJc w:val="left"/>
-      <w:pPr>
-        <w:ind w:left="5040" w:hanging="360"/>
-      </w:pPr>
-      <w:rPr>
-        <w:rFonts w:ascii="Symbol" w:hAnsi="Symbol" w:hint="default"/>
-      </w:rPr>
-    </w:lvl>
-    <w:lvl w:ilvl="7" w:tplc="040C0003" w:tentative="1">
-      <w:start w:val="1"/>
-      <w:numFmt w:val="bullet"/>
-      <w:lvlText w:val="o"/>
-      <w:lvlJc w:val="left"/>
-      <w:pPr>
-        <w:ind w:left="5760" w:hanging="360"/>
-      </w:pPr>
-      <w:rPr>
-        <w:rFonts w:ascii="Courier New" w:hAnsi="Courier New" w:cs="Courier New" w:hint="default"/>
-      </w:rPr>
-    </w:lvl>
-    <w:lvl w:ilvl="8" w:tplc="040C0005" w:tentative="1">
-      <w:start w:val="1"/>
-      <w:numFmt w:val="bullet"/>
-      <w:lvlText w:val=""/>
-      <w:lvlJc w:val="left"/>
-      <w:pPr>
-        <w:ind w:left="6480" w:hanging="360"/>
-      </w:pPr>
-      <w:rPr>
-        <w:rFonts w:ascii="Wingdings" w:hAnsi="Wingdings" w:hint="default"/>
-      </w:rPr>
-    </w:lvl>
-  </w:abstractNum>
-  <w:abstractNum w:abstractNumId="22" w15:restartNumberingAfterBreak="0">
-    <w:nsid w:val="5B1E6236"/>
-    <w:multiLevelType w:val="hybridMultilevel"/>
-    <w:tmpl w:val="D8B40CE8"/>
-    <w:lvl w:ilvl="0" w:tplc="040C000B">
-      <w:start w:val="1"/>
-      <w:numFmt w:val="bullet"/>
-      <w:lvlText w:val=""/>
-      <w:lvlJc w:val="left"/>
-      <w:pPr>
-        <w:ind w:left="720" w:hanging="360"/>
-      </w:pPr>
-      <w:rPr>
-        <w:rFonts w:ascii="Wingdings" w:hAnsi="Wingdings" w:hint="default"/>
-      </w:rPr>
-    </w:lvl>
-    <w:lvl w:ilvl="1" w:tplc="040C0003" w:tentative="1">
-      <w:start w:val="1"/>
-      <w:numFmt w:val="bullet"/>
-      <w:lvlText w:val="o"/>
-      <w:lvlJc w:val="left"/>
-      <w:pPr>
-        <w:ind w:left="1440" w:hanging="360"/>
-      </w:pPr>
-      <w:rPr>
-        <w:rFonts w:ascii="Courier New" w:hAnsi="Courier New" w:cs="Courier New" w:hint="default"/>
-      </w:rPr>
-    </w:lvl>
-    <w:lvl w:ilvl="2" w:tplc="040C0005" w:tentative="1">
-      <w:start w:val="1"/>
-      <w:numFmt w:val="bullet"/>
-      <w:lvlText w:val=""/>
-      <w:lvlJc w:val="left"/>
-      <w:pPr>
-        <w:ind w:left="2160" w:hanging="360"/>
-      </w:pPr>
-      <w:rPr>
-        <w:rFonts w:ascii="Wingdings" w:hAnsi="Wingdings" w:hint="default"/>
-      </w:rPr>
-    </w:lvl>
-    <w:lvl w:ilvl="3" w:tplc="040C0001" w:tentative="1">
-      <w:start w:val="1"/>
-      <w:numFmt w:val="bullet"/>
-      <w:lvlText w:val=""/>
-      <w:lvlJc w:val="left"/>
-      <w:pPr>
-        <w:ind w:left="2880" w:hanging="360"/>
-      </w:pPr>
-      <w:rPr>
-        <w:rFonts w:ascii="Symbol" w:hAnsi="Symbol" w:hint="default"/>
-      </w:rPr>
-    </w:lvl>
-    <w:lvl w:ilvl="4" w:tplc="040C0003" w:tentative="1">
-      <w:start w:val="1"/>
-      <w:numFmt w:val="bullet"/>
-      <w:lvlText w:val="o"/>
-      <w:lvlJc w:val="left"/>
-      <w:pPr>
-        <w:ind w:left="3600" w:hanging="360"/>
-      </w:pPr>
-      <w:rPr>
-        <w:rFonts w:ascii="Courier New" w:hAnsi="Courier New" w:cs="Courier New" w:hint="default"/>
-      </w:rPr>
-    </w:lvl>
-    <w:lvl w:ilvl="5" w:tplc="040C0005" w:tentative="1">
-      <w:start w:val="1"/>
-      <w:numFmt w:val="bullet"/>
-      <w:lvlText w:val=""/>
-      <w:lvlJc w:val="left"/>
-      <w:pPr>
-        <w:ind w:left="4320" w:hanging="360"/>
-      </w:pPr>
-      <w:rPr>
-        <w:rFonts w:ascii="Wingdings" w:hAnsi="Wingdings" w:hint="default"/>
-      </w:rPr>
-    </w:lvl>
-    <w:lvl w:ilvl="6" w:tplc="040C0001" w:tentative="1">
-      <w:start w:val="1"/>
-      <w:numFmt w:val="bullet"/>
-      <w:lvlText w:val=""/>
-      <w:lvlJc w:val="left"/>
-      <w:pPr>
-        <w:ind w:left="5040" w:hanging="360"/>
-      </w:pPr>
-      <w:rPr>
-        <w:rFonts w:ascii="Symbol" w:hAnsi="Symbol" w:hint="default"/>
-      </w:rPr>
-    </w:lvl>
-    <w:lvl w:ilvl="7" w:tplc="040C0003" w:tentative="1">
-      <w:start w:val="1"/>
-      <w:numFmt w:val="bullet"/>
-      <w:lvlText w:val="o"/>
-      <w:lvlJc w:val="left"/>
-      <w:pPr>
-        <w:ind w:left="5760" w:hanging="360"/>
-      </w:pPr>
-      <w:rPr>
-        <w:rFonts w:ascii="Courier New" w:hAnsi="Courier New" w:cs="Courier New" w:hint="default"/>
-      </w:rPr>
-    </w:lvl>
-    <w:lvl w:ilvl="8" w:tplc="040C0005" w:tentative="1">
-      <w:start w:val="1"/>
-      <w:numFmt w:val="bullet"/>
-      <w:lvlText w:val=""/>
-      <w:lvlJc w:val="left"/>
-      <w:pPr>
-        <w:ind w:left="6480" w:hanging="360"/>
-      </w:pPr>
-      <w:rPr>
-        <w:rFonts w:ascii="Wingdings" w:hAnsi="Wingdings" w:hint="default"/>
-      </w:rPr>
-    </w:lvl>
-  </w:abstractNum>
-  <w:abstractNum w:abstractNumId="23" w15:restartNumberingAfterBreak="0">
-    <w:nsid w:val="61467CF4"/>
-    <w:multiLevelType w:val="hybridMultilevel"/>
-    <w:tmpl w:val="C61A8E36"/>
-    <w:lvl w:ilvl="0" w:tplc="040C000B">
-      <w:start w:val="1"/>
-      <w:numFmt w:val="bullet"/>
-      <w:lvlText w:val=""/>
-      <w:lvlJc w:val="left"/>
-      <w:pPr>
-        <w:ind w:left="720" w:hanging="360"/>
-      </w:pPr>
-      <w:rPr>
-        <w:rFonts w:ascii="Wingdings" w:hAnsi="Wingdings" w:hint="default"/>
-      </w:rPr>
-    </w:lvl>
-    <w:lvl w:ilvl="1" w:tplc="040C0003" w:tentative="1">
-      <w:start w:val="1"/>
-      <w:numFmt w:val="bullet"/>
-      <w:lvlText w:val="o"/>
-      <w:lvlJc w:val="left"/>
-      <w:pPr>
-        <w:ind w:left="1440" w:hanging="360"/>
-      </w:pPr>
-      <w:rPr>
-        <w:rFonts w:ascii="Courier New" w:hAnsi="Courier New" w:cs="Courier New" w:hint="default"/>
-      </w:rPr>
-    </w:lvl>
-    <w:lvl w:ilvl="2" w:tplc="040C0005" w:tentative="1">
-      <w:start w:val="1"/>
-      <w:numFmt w:val="bullet"/>
-      <w:lvlText w:val=""/>
-      <w:lvlJc w:val="left"/>
-      <w:pPr>
-        <w:ind w:left="2160" w:hanging="360"/>
-      </w:pPr>
-      <w:rPr>
-        <w:rFonts w:ascii="Wingdings" w:hAnsi="Wingdings" w:hint="default"/>
-      </w:rPr>
-    </w:lvl>
-    <w:lvl w:ilvl="3" w:tplc="040C0001" w:tentative="1">
-      <w:start w:val="1"/>
-      <w:numFmt w:val="bullet"/>
-      <w:lvlText w:val=""/>
-      <w:lvlJc w:val="left"/>
-      <w:pPr>
-        <w:ind w:left="2880" w:hanging="360"/>
-      </w:pPr>
-      <w:rPr>
-        <w:rFonts w:ascii="Symbol" w:hAnsi="Symbol" w:hint="default"/>
-      </w:rPr>
-    </w:lvl>
-    <w:lvl w:ilvl="4" w:tplc="040C0003" w:tentative="1">
-      <w:start w:val="1"/>
-      <w:numFmt w:val="bullet"/>
-      <w:lvlText w:val="o"/>
-      <w:lvlJc w:val="left"/>
-      <w:pPr>
-        <w:ind w:left="3600" w:hanging="360"/>
-      </w:pPr>
-      <w:rPr>
-        <w:rFonts w:ascii="Courier New" w:hAnsi="Courier New" w:cs="Courier New" w:hint="default"/>
-      </w:rPr>
-    </w:lvl>
-    <w:lvl w:ilvl="5" w:tplc="040C0005" w:tentative="1">
-      <w:start w:val="1"/>
-      <w:numFmt w:val="bullet"/>
-      <w:lvlText w:val=""/>
-      <w:lvlJc w:val="left"/>
-      <w:pPr>
-        <w:ind w:left="4320" w:hanging="360"/>
-      </w:pPr>
-      <w:rPr>
-        <w:rFonts w:ascii="Wingdings" w:hAnsi="Wingdings" w:hint="default"/>
-      </w:rPr>
-    </w:lvl>
-    <w:lvl w:ilvl="6" w:tplc="040C0001" w:tentative="1">
-      <w:start w:val="1"/>
-      <w:numFmt w:val="bullet"/>
-      <w:lvlText w:val=""/>
-      <w:lvlJc w:val="left"/>
-      <w:pPr>
-        <w:ind w:left="5040" w:hanging="360"/>
-      </w:pPr>
-      <w:rPr>
-        <w:rFonts w:ascii="Symbol" w:hAnsi="Symbol" w:hint="default"/>
-      </w:rPr>
-    </w:lvl>
-    <w:lvl w:ilvl="7" w:tplc="040C0003" w:tentative="1">
-      <w:start w:val="1"/>
-      <w:numFmt w:val="bullet"/>
-      <w:lvlText w:val="o"/>
-      <w:lvlJc w:val="left"/>
-      <w:pPr>
-        <w:ind w:left="5760" w:hanging="360"/>
-      </w:pPr>
-      <w:rPr>
-        <w:rFonts w:ascii="Courier New" w:hAnsi="Courier New" w:cs="Courier New" w:hint="default"/>
-      </w:rPr>
-    </w:lvl>
-    <w:lvl w:ilvl="8" w:tplc="040C0005" w:tentative="1">
-      <w:start w:val="1"/>
-      <w:numFmt w:val="bullet"/>
-      <w:lvlText w:val=""/>
-      <w:lvlJc w:val="left"/>
-      <w:pPr>
-        <w:ind w:left="6480" w:hanging="360"/>
-      </w:pPr>
-      <w:rPr>
-        <w:rFonts w:ascii="Wingdings" w:hAnsi="Wingdings" w:hint="default"/>
-      </w:rPr>
-    </w:lvl>
-  </w:abstractNum>
-  <w:abstractNum w:abstractNumId="24" w15:restartNumberingAfterBreak="0">
-    <w:nsid w:val="619738EF"/>
-    <w:multiLevelType w:val="multilevel"/>
-    <w:tmpl w:val="37CE2D78"/>
-    <w:lvl w:ilvl="0">
-      <w:start w:val="1"/>
-      <w:numFmt w:val="upperRoman"/>
-      <w:pStyle w:val="Titre1"/>
-      <w:lvlText w:val="%1."/>
-      <w:lvlJc w:val="right"/>
-      <w:pPr>
-        <w:ind w:left="432" w:hanging="432"/>
-      </w:pPr>
-    </w:lvl>
-    <w:lvl w:ilvl="1">
-      <w:start w:val="1"/>
-      <w:numFmt w:val="decimal"/>
-      <w:pStyle w:val="Titre2"/>
-      <w:lvlText w:val="%1.%2"/>
-      <w:lvlJc w:val="left"/>
-      <w:pPr>
-        <w:ind w:left="576" w:hanging="576"/>
-      </w:pPr>
-    </w:lvl>
-    <w:lvl w:ilvl="2">
-      <w:start w:val="1"/>
-      <w:numFmt w:val="decimal"/>
-      <w:pStyle w:val="Titre3"/>
-      <w:lvlText w:val="%1.%2.%3"/>
-      <w:lvlJc w:val="left"/>
-      <w:pPr>
-        <w:ind w:left="720" w:hanging="720"/>
-      </w:pPr>
-    </w:lvl>
-    <w:lvl w:ilvl="3">
-      <w:start w:val="1"/>
-      <w:numFmt w:val="decimal"/>
-      <w:pStyle w:val="Titre4"/>
-      <w:lvlText w:val="%1.%2.%3.%4"/>
-      <w:lvlJc w:val="left"/>
-      <w:pPr>
-        <w:ind w:left="864" w:hanging="864"/>
-      </w:pPr>
-    </w:lvl>
-    <w:lvl w:ilvl="4">
-      <w:start w:val="1"/>
-      <w:numFmt w:val="decimal"/>
-      <w:pStyle w:val="Titre5"/>
-      <w:lvlText w:val="%1.%2.%3.%4.%5"/>
-      <w:lvlJc w:val="left"/>
-      <w:pPr>
-        <w:ind w:left="1008" w:hanging="1008"/>
-      </w:pPr>
-    </w:lvl>
-    <w:lvl w:ilvl="5">
-      <w:start w:val="1"/>
-      <w:numFmt w:val="decimal"/>
-      <w:pStyle w:val="Titre6"/>
-      <w:lvlText w:val="%1.%2.%3.%4.%5.%6"/>
-      <w:lvlJc w:val="left"/>
-      <w:pPr>
-        <w:ind w:left="1152" w:hanging="1152"/>
-      </w:pPr>
-    </w:lvl>
-    <w:lvl w:ilvl="6">
-      <w:start w:val="1"/>
-      <w:numFmt w:val="decimal"/>
-      <w:pStyle w:val="Titre7"/>
-      <w:lvlText w:val="%1.%2.%3.%4.%5.%6.%7"/>
-      <w:lvlJc w:val="left"/>
-      <w:pPr>
-        <w:ind w:left="1296" w:hanging="1296"/>
-      </w:pPr>
-    </w:lvl>
-    <w:lvl w:ilvl="7">
-      <w:start w:val="1"/>
-      <w:numFmt w:val="decimal"/>
-      <w:pStyle w:val="Titre8"/>
-      <w:lvlText w:val="%1.%2.%3.%4.%5.%6.%7.%8"/>
-      <w:lvlJc w:val="left"/>
-      <w:pPr>
-        <w:ind w:left="1440" w:hanging="1440"/>
-      </w:pPr>
-    </w:lvl>
-    <w:lvl w:ilvl="8">
-      <w:start w:val="1"/>
-      <w:numFmt w:val="decimal"/>
-      <w:pStyle w:val="Titre9"/>
-      <w:lvlText w:val="%1.%2.%3.%4.%5.%6.%7.%8.%9"/>
-      <w:lvlJc w:val="left"/>
-      <w:pPr>
-        <w:ind w:left="1584" w:hanging="1584"/>
-      </w:pPr>
-    </w:lvl>
-  </w:abstractNum>
-  <w:abstractNum w:abstractNumId="25" w15:restartNumberingAfterBreak="0">
-    <w:nsid w:val="66C86151"/>
-    <w:multiLevelType w:val="hybridMultilevel"/>
-    <w:tmpl w:val="3752CBFC"/>
-    <w:lvl w:ilvl="0" w:tplc="040C000B">
-      <w:start w:val="1"/>
-      <w:numFmt w:val="bullet"/>
-      <w:lvlText w:val=""/>
-      <w:lvlJc w:val="left"/>
-      <w:pPr>
-        <w:ind w:left="720" w:hanging="360"/>
-      </w:pPr>
-      <w:rPr>
-        <w:rFonts w:ascii="Wingdings" w:hAnsi="Wingdings" w:hint="default"/>
-      </w:rPr>
-    </w:lvl>
-    <w:lvl w:ilvl="1" w:tplc="040C0003" w:tentative="1">
-      <w:start w:val="1"/>
-      <w:numFmt w:val="bullet"/>
-      <w:lvlText w:val="o"/>
-      <w:lvlJc w:val="left"/>
-      <w:pPr>
-        <w:ind w:left="1440" w:hanging="360"/>
-      </w:pPr>
-      <w:rPr>
-        <w:rFonts w:ascii="Courier New" w:hAnsi="Courier New" w:cs="Courier New" w:hint="default"/>
-      </w:rPr>
-    </w:lvl>
-    <w:lvl w:ilvl="2" w:tplc="040C0005" w:tentative="1">
-      <w:start w:val="1"/>
-      <w:numFmt w:val="bullet"/>
-      <w:lvlText w:val=""/>
-      <w:lvlJc w:val="left"/>
-      <w:pPr>
-        <w:ind w:left="2160" w:hanging="360"/>
-      </w:pPr>
-      <w:rPr>
-        <w:rFonts w:ascii="Wingdings" w:hAnsi="Wingdings" w:hint="default"/>
-      </w:rPr>
-    </w:lvl>
-    <w:lvl w:ilvl="3" w:tplc="040C0001" w:tentative="1">
-      <w:start w:val="1"/>
-      <w:numFmt w:val="bullet"/>
-      <w:lvlText w:val=""/>
-      <w:lvlJc w:val="left"/>
-      <w:pPr>
-        <w:ind w:left="2880" w:hanging="360"/>
-      </w:pPr>
-      <w:rPr>
-        <w:rFonts w:ascii="Symbol" w:hAnsi="Symbol" w:hint="default"/>
-      </w:rPr>
-    </w:lvl>
-    <w:lvl w:ilvl="4" w:tplc="040C0003" w:tentative="1">
-      <w:start w:val="1"/>
-      <w:numFmt w:val="bullet"/>
-      <w:lvlText w:val="o"/>
-      <w:lvlJc w:val="left"/>
-      <w:pPr>
-        <w:ind w:left="3600" w:hanging="360"/>
-      </w:pPr>
-      <w:rPr>
-        <w:rFonts w:ascii="Courier New" w:hAnsi="Courier New" w:cs="Courier New" w:hint="default"/>
-      </w:rPr>
-    </w:lvl>
-    <w:lvl w:ilvl="5" w:tplc="040C0005" w:tentative="1">
-      <w:start w:val="1"/>
-      <w:numFmt w:val="bullet"/>
-      <w:lvlText w:val=""/>
-      <w:lvlJc w:val="left"/>
-      <w:pPr>
-        <w:ind w:left="4320" w:hanging="360"/>
-      </w:pPr>
-      <w:rPr>
-        <w:rFonts w:ascii="Wingdings" w:hAnsi="Wingdings" w:hint="default"/>
-      </w:rPr>
-    </w:lvl>
-    <w:lvl w:ilvl="6" w:tplc="040C0001" w:tentative="1">
-      <w:start w:val="1"/>
-      <w:numFmt w:val="bullet"/>
-      <w:lvlText w:val=""/>
-      <w:lvlJc w:val="left"/>
-      <w:pPr>
-        <w:ind w:left="5040" w:hanging="360"/>
-      </w:pPr>
-      <w:rPr>
-        <w:rFonts w:ascii="Symbol" w:hAnsi="Symbol" w:hint="default"/>
-      </w:rPr>
-    </w:lvl>
-    <w:lvl w:ilvl="7" w:tplc="040C0003" w:tentative="1">
-      <w:start w:val="1"/>
-      <w:numFmt w:val="bullet"/>
-      <w:lvlText w:val="o"/>
-      <w:lvlJc w:val="left"/>
-      <w:pPr>
-        <w:ind w:left="5760" w:hanging="360"/>
-      </w:pPr>
-      <w:rPr>
-        <w:rFonts w:ascii="Courier New" w:hAnsi="Courier New" w:cs="Courier New" w:hint="default"/>
-      </w:rPr>
-    </w:lvl>
-    <w:lvl w:ilvl="8" w:tplc="040C0005" w:tentative="1">
-      <w:start w:val="1"/>
-      <w:numFmt w:val="bullet"/>
-      <w:lvlText w:val=""/>
-      <w:lvlJc w:val="left"/>
-      <w:pPr>
-        <w:ind w:left="6480" w:hanging="360"/>
-      </w:pPr>
-      <w:rPr>
-        <w:rFonts w:ascii="Wingdings" w:hAnsi="Wingdings" w:hint="default"/>
-      </w:rPr>
-    </w:lvl>
-  </w:abstractNum>
-  <w:abstractNum w:abstractNumId="26" w15:restartNumberingAfterBreak="0">
-    <w:nsid w:val="68815C15"/>
-    <w:multiLevelType w:val="hybridMultilevel"/>
-    <w:tmpl w:val="CEDEB89A"/>
-    <w:lvl w:ilvl="0" w:tplc="040C0001">
-      <w:start w:val="1"/>
-      <w:numFmt w:val="bullet"/>
-      <w:lvlText w:val=""/>
-      <w:lvlJc w:val="left"/>
-      <w:pPr>
-        <w:ind w:left="720" w:hanging="360"/>
-      </w:pPr>
-      <w:rPr>
-        <w:rFonts w:ascii="Symbol" w:hAnsi="Symbol" w:hint="default"/>
-        <w:sz w:val="20"/>
-      </w:rPr>
-    </w:lvl>
-    <w:lvl w:ilvl="1" w:tplc="040C0003" w:tentative="1">
-      <w:start w:val="1"/>
-      <w:numFmt w:val="bullet"/>
-      <w:lvlText w:val="o"/>
-      <w:lvlJc w:val="left"/>
-      <w:pPr>
-        <w:ind w:left="1440" w:hanging="360"/>
-      </w:pPr>
-      <w:rPr>
-        <w:rFonts w:ascii="Courier New" w:hAnsi="Courier New" w:cs="Courier New" w:hint="default"/>
-      </w:rPr>
-    </w:lvl>
-    <w:lvl w:ilvl="2" w:tplc="040C0005" w:tentative="1">
-      <w:start w:val="1"/>
-      <w:numFmt w:val="bullet"/>
-      <w:lvlText w:val=""/>
-      <w:lvlJc w:val="left"/>
-      <w:pPr>
-        <w:ind w:left="2160" w:hanging="360"/>
-      </w:pPr>
-      <w:rPr>
-        <w:rFonts w:ascii="Wingdings" w:hAnsi="Wingdings" w:hint="default"/>
-      </w:rPr>
-    </w:lvl>
-    <w:lvl w:ilvl="3" w:tplc="040C0001" w:tentative="1">
-      <w:start w:val="1"/>
-      <w:numFmt w:val="bullet"/>
-      <w:lvlText w:val=""/>
-      <w:lvlJc w:val="left"/>
-      <w:pPr>
-        <w:ind w:left="2880" w:hanging="360"/>
-      </w:pPr>
-      <w:rPr>
-        <w:rFonts w:ascii="Symbol" w:hAnsi="Symbol" w:hint="default"/>
-      </w:rPr>
-    </w:lvl>
-    <w:lvl w:ilvl="4" w:tplc="040C0003" w:tentative="1">
-      <w:start w:val="1"/>
-      <w:numFmt w:val="bullet"/>
-      <w:lvlText w:val="o"/>
-      <w:lvlJc w:val="left"/>
-      <w:pPr>
-        <w:ind w:left="3600" w:hanging="360"/>
-      </w:pPr>
-      <w:rPr>
-        <w:rFonts w:ascii="Courier New" w:hAnsi="Courier New" w:cs="Courier New" w:hint="default"/>
-      </w:rPr>
-    </w:lvl>
-    <w:lvl w:ilvl="5" w:tplc="040C0005" w:tentative="1">
-      <w:start w:val="1"/>
-      <w:numFmt w:val="bullet"/>
-      <w:lvlText w:val=""/>
-      <w:lvlJc w:val="left"/>
-      <w:pPr>
-        <w:ind w:left="4320" w:hanging="360"/>
-      </w:pPr>
-      <w:rPr>
-        <w:rFonts w:ascii="Wingdings" w:hAnsi="Wingdings" w:hint="default"/>
-      </w:rPr>
-    </w:lvl>
-    <w:lvl w:ilvl="6" w:tplc="040C0001" w:tentative="1">
-      <w:start w:val="1"/>
-      <w:numFmt w:val="bullet"/>
-      <w:lvlText w:val=""/>
-      <w:lvlJc w:val="left"/>
-      <w:pPr>
-        <w:ind w:left="5040" w:hanging="360"/>
-      </w:pPr>
-      <w:rPr>
-        <w:rFonts w:ascii="Symbol" w:hAnsi="Symbol" w:hint="default"/>
-      </w:rPr>
-    </w:lvl>
-    <w:lvl w:ilvl="7" w:tplc="040C0003" w:tentative="1">
-      <w:start w:val="1"/>
-      <w:numFmt w:val="bullet"/>
-      <w:lvlText w:val="o"/>
-      <w:lvlJc w:val="left"/>
-      <w:pPr>
-        <w:ind w:left="5760" w:hanging="360"/>
-      </w:pPr>
-      <w:rPr>
-        <w:rFonts w:ascii="Courier New" w:hAnsi="Courier New" w:cs="Courier New" w:hint="default"/>
-      </w:rPr>
-    </w:lvl>
-    <w:lvl w:ilvl="8" w:tplc="040C0005" w:tentative="1">
-      <w:start w:val="1"/>
-      <w:numFmt w:val="bullet"/>
-      <w:lvlText w:val=""/>
-      <w:lvlJc w:val="left"/>
-      <w:pPr>
-        <w:ind w:left="6480" w:hanging="360"/>
-      </w:pPr>
-      <w:rPr>
-        <w:rFonts w:ascii="Wingdings" w:hAnsi="Wingdings" w:hint="default"/>
-      </w:rPr>
-    </w:lvl>
-  </w:abstractNum>
-  <w:abstractNum w:abstractNumId="27" w15:restartNumberingAfterBreak="0">
-    <w:nsid w:val="700A02B7"/>
-    <w:multiLevelType w:val="hybridMultilevel"/>
-    <w:tmpl w:val="C896B842"/>
-    <w:lvl w:ilvl="0" w:tplc="040C000B">
-      <w:start w:val="1"/>
-      <w:numFmt w:val="bullet"/>
-      <w:lvlText w:val=""/>
-      <w:lvlJc w:val="left"/>
-      <w:pPr>
-        <w:ind w:left="1080" w:hanging="360"/>
-      </w:pPr>
-      <w:rPr>
-        <w:rFonts w:ascii="Wingdings" w:hAnsi="Wingdings" w:hint="default"/>
-      </w:rPr>
-    </w:lvl>
-    <w:lvl w:ilvl="1" w:tplc="040C0003" w:tentative="1">
-      <w:start w:val="1"/>
-      <w:numFmt w:val="bullet"/>
-      <w:lvlText w:val="o"/>
-      <w:lvlJc w:val="left"/>
-      <w:pPr>
-        <w:ind w:left="1800" w:hanging="360"/>
-      </w:pPr>
-      <w:rPr>
-        <w:rFonts w:ascii="Courier New" w:hAnsi="Courier New" w:cs="Courier New" w:hint="default"/>
-      </w:rPr>
-    </w:lvl>
-    <w:lvl w:ilvl="2" w:tplc="040C0005" w:tentative="1">
-      <w:start w:val="1"/>
-      <w:numFmt w:val="bullet"/>
-      <w:lvlText w:val=""/>
-      <w:lvlJc w:val="left"/>
-      <w:pPr>
-        <w:ind w:left="2520" w:hanging="360"/>
-      </w:pPr>
-      <w:rPr>
-        <w:rFonts w:ascii="Wingdings" w:hAnsi="Wingdings" w:hint="default"/>
-      </w:rPr>
-    </w:lvl>
-    <w:lvl w:ilvl="3" w:tplc="040C0001" w:tentative="1">
-      <w:start w:val="1"/>
-      <w:numFmt w:val="bullet"/>
-      <w:lvlText w:val=""/>
-      <w:lvlJc w:val="left"/>
-      <w:pPr>
-        <w:ind w:left="3240" w:hanging="360"/>
-      </w:pPr>
-      <w:rPr>
-        <w:rFonts w:ascii="Symbol" w:hAnsi="Symbol" w:hint="default"/>
-      </w:rPr>
-    </w:lvl>
-    <w:lvl w:ilvl="4" w:tplc="040C0003" w:tentative="1">
-      <w:start w:val="1"/>
-      <w:numFmt w:val="bullet"/>
-      <w:lvlText w:val="o"/>
-      <w:lvlJc w:val="left"/>
-      <w:pPr>
-        <w:ind w:left="3960" w:hanging="360"/>
-      </w:pPr>
-      <w:rPr>
-        <w:rFonts w:ascii="Courier New" w:hAnsi="Courier New" w:cs="Courier New" w:hint="default"/>
-      </w:rPr>
-    </w:lvl>
-    <w:lvl w:ilvl="5" w:tplc="040C0005" w:tentative="1">
-      <w:start w:val="1"/>
-      <w:numFmt w:val="bullet"/>
-      <w:lvlText w:val=""/>
-      <w:lvlJc w:val="left"/>
-      <w:pPr>
-        <w:ind w:left="4680" w:hanging="360"/>
-      </w:pPr>
-      <w:rPr>
-        <w:rFonts w:ascii="Wingdings" w:hAnsi="Wingdings" w:hint="default"/>
-      </w:rPr>
-    </w:lvl>
-    <w:lvl w:ilvl="6" w:tplc="040C0001" w:tentative="1">
-      <w:start w:val="1"/>
-      <w:numFmt w:val="bullet"/>
-      <w:lvlText w:val=""/>
-      <w:lvlJc w:val="left"/>
-      <w:pPr>
-        <w:ind w:left="5400" w:hanging="360"/>
-      </w:pPr>
-      <w:rPr>
-        <w:rFonts w:ascii="Symbol" w:hAnsi="Symbol" w:hint="default"/>
-      </w:rPr>
-    </w:lvl>
-    <w:lvl w:ilvl="7" w:tplc="040C0003" w:tentative="1">
-      <w:start w:val="1"/>
-      <w:numFmt w:val="bullet"/>
-      <w:lvlText w:val="o"/>
-      <w:lvlJc w:val="left"/>
-      <w:pPr>
-        <w:ind w:left="6120" w:hanging="360"/>
-      </w:pPr>
-      <w:rPr>
-        <w:rFonts w:ascii="Courier New" w:hAnsi="Courier New" w:cs="Courier New" w:hint="default"/>
-      </w:rPr>
-    </w:lvl>
-    <w:lvl w:ilvl="8" w:tplc="040C0005" w:tentative="1">
-      <w:start w:val="1"/>
-      <w:numFmt w:val="bullet"/>
-      <w:lvlText w:val=""/>
-      <w:lvlJc w:val="left"/>
-      <w:pPr>
-        <w:ind w:left="6840" w:hanging="360"/>
-      </w:pPr>
-      <w:rPr>
-        <w:rFonts w:ascii="Wingdings" w:hAnsi="Wingdings" w:hint="default"/>
-      </w:rPr>
-    </w:lvl>
-  </w:abstractNum>
-  <w:abstractNum w:abstractNumId="28" w15:restartNumberingAfterBreak="0">
-    <w:nsid w:val="760C6AAA"/>
-    <w:multiLevelType w:val="hybridMultilevel"/>
-    <w:tmpl w:val="9D7E7962"/>
-    <w:lvl w:ilvl="0" w:tplc="040C000B">
-      <w:start w:val="1"/>
-      <w:numFmt w:val="bullet"/>
-      <w:lvlText w:val=""/>
-      <w:lvlJc w:val="left"/>
-      <w:pPr>
-        <w:ind w:left="1428" w:hanging="360"/>
-      </w:pPr>
-      <w:rPr>
-        <w:rFonts w:ascii="Wingdings" w:hAnsi="Wingdings" w:hint="default"/>
-      </w:rPr>
-    </w:lvl>
-    <w:lvl w:ilvl="1" w:tplc="040C0003" w:tentative="1">
-      <w:start w:val="1"/>
-      <w:numFmt w:val="bullet"/>
-      <w:lvlText w:val="o"/>
-      <w:lvlJc w:val="left"/>
-      <w:pPr>
-        <w:ind w:left="2148" w:hanging="360"/>
-      </w:pPr>
-      <w:rPr>
-        <w:rFonts w:ascii="Courier New" w:hAnsi="Courier New" w:cs="Courier New" w:hint="default"/>
-      </w:rPr>
-    </w:lvl>
-    <w:lvl w:ilvl="2" w:tplc="040C0005" w:tentative="1">
-      <w:start w:val="1"/>
-      <w:numFmt w:val="bullet"/>
-      <w:lvlText w:val=""/>
-      <w:lvlJc w:val="left"/>
-      <w:pPr>
-        <w:ind w:left="2868" w:hanging="360"/>
-      </w:pPr>
-      <w:rPr>
-        <w:rFonts w:ascii="Wingdings" w:hAnsi="Wingdings" w:hint="default"/>
-      </w:rPr>
-    </w:lvl>
-    <w:lvl w:ilvl="3" w:tplc="040C0001" w:tentative="1">
-      <w:start w:val="1"/>
-      <w:numFmt w:val="bullet"/>
-      <w:lvlText w:val=""/>
-      <w:lvlJc w:val="left"/>
-      <w:pPr>
-        <w:ind w:left="3588" w:hanging="360"/>
-      </w:pPr>
-      <w:rPr>
-        <w:rFonts w:ascii="Symbol" w:hAnsi="Symbol" w:hint="default"/>
-      </w:rPr>
-    </w:lvl>
-    <w:lvl w:ilvl="4" w:tplc="040C0003" w:tentative="1">
-      <w:start w:val="1"/>
-      <w:numFmt w:val="bullet"/>
-      <w:lvlText w:val="o"/>
-      <w:lvlJc w:val="left"/>
-      <w:pPr>
-        <w:ind w:left="4308" w:hanging="360"/>
-      </w:pPr>
-      <w:rPr>
-        <w:rFonts w:ascii="Courier New" w:hAnsi="Courier New" w:cs="Courier New" w:hint="default"/>
-      </w:rPr>
-    </w:lvl>
-    <w:lvl w:ilvl="5" w:tplc="040C0005" w:tentative="1">
-      <w:start w:val="1"/>
-      <w:numFmt w:val="bullet"/>
-      <w:lvlText w:val=""/>
-      <w:lvlJc w:val="left"/>
-      <w:pPr>
-        <w:ind w:left="5028" w:hanging="360"/>
-      </w:pPr>
-      <w:rPr>
-        <w:rFonts w:ascii="Wingdings" w:hAnsi="Wingdings" w:hint="default"/>
-      </w:rPr>
-    </w:lvl>
-    <w:lvl w:ilvl="6" w:tplc="040C0001" w:tentative="1">
-      <w:start w:val="1"/>
-      <w:numFmt w:val="bullet"/>
-      <w:lvlText w:val=""/>
-      <w:lvlJc w:val="left"/>
-      <w:pPr>
-        <w:ind w:left="5748" w:hanging="360"/>
-      </w:pPr>
-      <w:rPr>
-        <w:rFonts w:ascii="Symbol" w:hAnsi="Symbol" w:hint="default"/>
-      </w:rPr>
-    </w:lvl>
-    <w:lvl w:ilvl="7" w:tplc="040C0003" w:tentative="1">
-      <w:start w:val="1"/>
-      <w:numFmt w:val="bullet"/>
-      <w:lvlText w:val="o"/>
-      <w:lvlJc w:val="left"/>
-      <w:pPr>
-        <w:ind w:left="6468" w:hanging="360"/>
-      </w:pPr>
-      <w:rPr>
-        <w:rFonts w:ascii="Courier New" w:hAnsi="Courier New" w:cs="Courier New" w:hint="default"/>
-      </w:rPr>
-    </w:lvl>
-    <w:lvl w:ilvl="8" w:tplc="040C0005" w:tentative="1">
-      <w:start w:val="1"/>
-      <w:numFmt w:val="bullet"/>
-      <w:lvlText w:val=""/>
-      <w:lvlJc w:val="left"/>
-      <w:pPr>
-        <w:ind w:left="7188" w:hanging="360"/>
-      </w:pPr>
-      <w:rPr>
-        <w:rFonts w:ascii="Wingdings" w:hAnsi="Wingdings" w:hint="default"/>
-      </w:rPr>
-    </w:lvl>
-  </w:abstractNum>
-  <w:abstractNum w:abstractNumId="29" w15:restartNumberingAfterBreak="0">
-    <w:nsid w:val="7913282B"/>
-    <w:multiLevelType w:val="hybridMultilevel"/>
-    <w:tmpl w:val="5A3051B4"/>
-    <w:lvl w:ilvl="0" w:tplc="040C0009">
-      <w:start w:val="1"/>
-      <w:numFmt w:val="bullet"/>
-      <w:lvlText w:val=""/>
-      <w:lvlJc w:val="left"/>
-      <w:pPr>
-        <w:ind w:left="720" w:hanging="360"/>
-      </w:pPr>
-      <w:rPr>
-        <w:rFonts w:ascii="Wingdings" w:hAnsi="Wingdings" w:hint="default"/>
-      </w:rPr>
-    </w:lvl>
-    <w:lvl w:ilvl="1" w:tplc="040C0003" w:tentative="1">
-      <w:start w:val="1"/>
-      <w:numFmt w:val="bullet"/>
-      <w:lvlText w:val="o"/>
-      <w:lvlJc w:val="left"/>
-      <w:pPr>
-        <w:ind w:left="1440" w:hanging="360"/>
-      </w:pPr>
-      <w:rPr>
-        <w:rFonts w:ascii="Courier New" w:hAnsi="Courier New" w:cs="Courier New" w:hint="default"/>
-      </w:rPr>
-    </w:lvl>
-    <w:lvl w:ilvl="2" w:tplc="040C0005" w:tentative="1">
-      <w:start w:val="1"/>
-      <w:numFmt w:val="bullet"/>
-      <w:lvlText w:val=""/>
-      <w:lvlJc w:val="left"/>
-      <w:pPr>
-        <w:ind w:left="2160" w:hanging="360"/>
-      </w:pPr>
-      <w:rPr>
-        <w:rFonts w:ascii="Wingdings" w:hAnsi="Wingdings" w:hint="default"/>
-      </w:rPr>
-    </w:lvl>
-    <w:lvl w:ilvl="3" w:tplc="040C0001" w:tentative="1">
-      <w:start w:val="1"/>
-      <w:numFmt w:val="bullet"/>
-      <w:lvlText w:val=""/>
-      <w:lvlJc w:val="left"/>
-      <w:pPr>
-        <w:ind w:left="2880" w:hanging="360"/>
-      </w:pPr>
-      <w:rPr>
-        <w:rFonts w:ascii="Symbol" w:hAnsi="Symbol" w:hint="default"/>
-      </w:rPr>
-    </w:lvl>
-    <w:lvl w:ilvl="4" w:tplc="040C0003" w:tentative="1">
-      <w:start w:val="1"/>
-      <w:numFmt w:val="bullet"/>
-      <w:lvlText w:val="o"/>
-      <w:lvlJc w:val="left"/>
-      <w:pPr>
-        <w:ind w:left="3600" w:hanging="360"/>
-      </w:pPr>
-      <w:rPr>
-        <w:rFonts w:ascii="Courier New" w:hAnsi="Courier New" w:cs="Courier New" w:hint="default"/>
-      </w:rPr>
-    </w:lvl>
-    <w:lvl w:ilvl="5" w:tplc="040C0005" w:tentative="1">
-      <w:start w:val="1"/>
-      <w:numFmt w:val="bullet"/>
-      <w:lvlText w:val=""/>
-      <w:lvlJc w:val="left"/>
-      <w:pPr>
-        <w:ind w:left="4320" w:hanging="360"/>
-      </w:pPr>
-      <w:rPr>
-        <w:rFonts w:ascii="Wingdings" w:hAnsi="Wingdings" w:hint="default"/>
-      </w:rPr>
-    </w:lvl>
-    <w:lvl w:ilvl="6" w:tplc="040C0001" w:tentative="1">
-      <w:start w:val="1"/>
-      <w:numFmt w:val="bullet"/>
-      <w:lvlText w:val=""/>
-      <w:lvlJc w:val="left"/>
-      <w:pPr>
-        <w:ind w:left="5040" w:hanging="360"/>
-      </w:pPr>
-      <w:rPr>
-        <w:rFonts w:ascii="Symbol" w:hAnsi="Symbol" w:hint="default"/>
-      </w:rPr>
-    </w:lvl>
-    <w:lvl w:ilvl="7" w:tplc="040C0003" w:tentative="1">
-      <w:start w:val="1"/>
-      <w:numFmt w:val="bullet"/>
-      <w:lvlText w:val="o"/>
-      <w:lvlJc w:val="left"/>
-      <w:pPr>
-        <w:ind w:left="5760" w:hanging="360"/>
-      </w:pPr>
-      <w:rPr>
-        <w:rFonts w:ascii="Courier New" w:hAnsi="Courier New" w:cs="Courier New" w:hint="default"/>
-      </w:rPr>
-    </w:lvl>
-    <w:lvl w:ilvl="8" w:tplc="040C0005" w:tentative="1">
-      <w:start w:val="1"/>
-      <w:numFmt w:val="bullet"/>
-      <w:lvlText w:val=""/>
-      <w:lvlJc w:val="left"/>
-      <w:pPr>
-        <w:ind w:left="6480" w:hanging="360"/>
-      </w:pPr>
-      <w:rPr>
-        <w:rFonts w:ascii="Wingdings" w:hAnsi="Wingdings" w:hint="default"/>
-      </w:rPr>
-    </w:lvl>
-  </w:abstractNum>
   <w:num w:numId="1">
-    <w:abstractNumId w:val="19"/>
+    <w:abstractNumId w:val="11"/>
   </w:num>
   <w:num w:numId="2">
-    <w:abstractNumId w:val="15"/>
+    <w:abstractNumId w:val="0"/>
   </w:num>
   <w:num w:numId="3">
-    <w:abstractNumId w:val="18"/>
+    <w:abstractNumId w:val="2"/>
   </w:num>
   <w:num w:numId="4">
-    <w:abstractNumId w:val="24"/>
+    <w:abstractNumId w:val="1"/>
   </w:num>
   <w:num w:numId="5">
     <w:abstractNumId w:val="5"/>
   </w:num>
   <w:num w:numId="6">
-    <w:abstractNumId w:val="10"/>
+    <w:abstractNumId w:val="13"/>
   </w:num>
   <w:num w:numId="7">
-    <w:abstractNumId w:val="26"/>
+    <w:abstractNumId w:val="6"/>
   </w:num>
   <w:num w:numId="8">
-    <w:abstractNumId w:val="1"/>
+    <w:abstractNumId w:val="9"/>
   </w:num>
   <w:num w:numId="9">
-    <w:abstractNumId w:val="2"/>
+    <w:abstractNumId w:val="7"/>
   </w:num>
   <w:num w:numId="10">
-    <w:abstractNumId w:val="28"/>
+    <w:abstractNumId w:val="3"/>
   </w:num>
   <w:num w:numId="11">
     <w:abstractNumId w:val="8"/>
   </w:num>
   <w:num w:numId="12">
-    <w:abstractNumId w:val="9"/>
+    <w:abstractNumId w:val="10"/>
   </w:num>
   <w:num w:numId="13">
-    <w:abstractNumId w:val="11"/>
+    <w:abstractNumId w:val="4"/>
   </w:num>
   <w:num w:numId="14">
-    <w:abstractNumId w:val="27"/>
-  </w:num>
-  <w:num w:numId="15">
-    <w:abstractNumId w:val="4"/>
-  </w:num>
-  <w:num w:numId="16">
-    <w:abstractNumId w:val="3"/>
-  </w:num>
-  <w:num w:numId="17">
-    <w:abstractNumId w:val="14"/>
-  </w:num>
-  <w:num w:numId="18">
-    <w:abstractNumId w:val="29"/>
-  </w:num>
-  <w:num w:numId="19">
-    <w:abstractNumId w:val="17"/>
-  </w:num>
-  <w:num w:numId="20">
-    <w:abstractNumId w:val="0"/>
-  </w:num>
-  <w:num w:numId="21">
-    <w:abstractNumId w:val="22"/>
-  </w:num>
-  <w:num w:numId="22">
-    <w:abstractNumId w:val="20"/>
-  </w:num>
-  <w:num w:numId="23">
-    <w:abstractNumId w:val="6"/>
-  </w:num>
-  <w:num w:numId="24">
-    <w:abstractNumId w:val="21"/>
-  </w:num>
-  <w:num w:numId="25">
-    <w:abstractNumId w:val="23"/>
-  </w:num>
-  <w:num w:numId="26">
-    <w:abstractNumId w:val="13"/>
-  </w:num>
-  <w:num w:numId="27">
-    <w:abstractNumId w:val="25"/>
-  </w:num>
-  <w:num w:numId="28">
-    <w:abstractNumId w:val="7"/>
-  </w:num>
-  <w:num w:numId="29">
     <w:abstractNumId w:val="12"/>
   </w:num>
-  <w:num w:numId="30">
-    <w:abstractNumId w:val="16"/>
-  </w:num>
+  <w:numIdMacAtCleanup w:val="14"/>
 </w:numbering>
 </file>
 
@@ -12863,7 +12018,7 @@
       <w:keepNext/>
       <w:keepLines/>
       <w:numPr>
-        <w:numId w:val="4"/>
+        <w:numId w:val="1"/>
       </w:numPr>
       <w:spacing w:before="360" w:after="360"/>
       <w:ind w:left="431" w:hanging="431"/>
@@ -12891,7 +12046,7 @@
       <w:keepLines/>
       <w:numPr>
         <w:ilvl w:val="1"/>
-        <w:numId w:val="4"/>
+        <w:numId w:val="1"/>
       </w:numPr>
       <w:spacing w:before="200" w:after="120"/>
       <w:ind w:left="578" w:hanging="578"/>
@@ -12919,7 +12074,7 @@
       <w:keepLines/>
       <w:numPr>
         <w:ilvl w:val="2"/>
-        <w:numId w:val="4"/>
+        <w:numId w:val="1"/>
       </w:numPr>
       <w:spacing w:before="40" w:after="0"/>
       <w:outlineLvl w:val="2"/>
@@ -12945,7 +12100,7 @@
       <w:keepLines/>
       <w:numPr>
         <w:ilvl w:val="3"/>
-        <w:numId w:val="4"/>
+        <w:numId w:val="1"/>
       </w:numPr>
       <w:spacing w:before="40" w:after="0"/>
       <w:outlineLvl w:val="3"/>
@@ -12971,7 +12126,7 @@
       <w:keepLines/>
       <w:numPr>
         <w:ilvl w:val="4"/>
-        <w:numId w:val="4"/>
+        <w:numId w:val="1"/>
       </w:numPr>
       <w:spacing w:before="40" w:after="0"/>
       <w:outlineLvl w:val="4"/>
@@ -12996,7 +12151,7 @@
       <w:keepLines/>
       <w:numPr>
         <w:ilvl w:val="5"/>
-        <w:numId w:val="4"/>
+        <w:numId w:val="1"/>
       </w:numPr>
       <w:spacing w:before="40" w:after="0"/>
       <w:outlineLvl w:val="5"/>
@@ -13021,7 +12176,7 @@
       <w:keepLines/>
       <w:numPr>
         <w:ilvl w:val="6"/>
-        <w:numId w:val="4"/>
+        <w:numId w:val="1"/>
       </w:numPr>
       <w:spacing w:before="40" w:after="0"/>
       <w:outlineLvl w:val="6"/>
@@ -13048,7 +12203,7 @@
       <w:keepLines/>
       <w:numPr>
         <w:ilvl w:val="7"/>
-        <w:numId w:val="4"/>
+        <w:numId w:val="1"/>
       </w:numPr>
       <w:spacing w:before="40" w:after="0"/>
       <w:outlineLvl w:val="7"/>
@@ -13075,7 +12230,7 @@
       <w:keepLines/>
       <w:numPr>
         <w:ilvl w:val="8"/>
-        <w:numId w:val="4"/>
+        <w:numId w:val="1"/>
       </w:numPr>
       <w:spacing w:before="40" w:after="0"/>
       <w:outlineLvl w:val="8"/>
@@ -13919,13 +13074,6 @@
     <w:pitch w:val="fixed"/>
     <w:sig w:usb0="E0002EFF" w:usb1="C0007843" w:usb2="00000009" w:usb3="00000000" w:csb0="000001FF" w:csb1="00000000"/>
   </w:font>
-  <w:font w:name="Symbol">
-    <w:panose1 w:val="05050102010706020507"/>
-    <w:charset w:val="02"/>
-    <w:family w:val="roman"/>
-    <w:pitch w:val="variable"/>
-    <w:sig w:usb0="00000000" w:usb1="10000000" w:usb2="00000000" w:usb3="00000000" w:csb0="80000000" w:csb1="00000000"/>
-  </w:font>
   <w:font w:name="Calibri">
     <w:panose1 w:val="020F0502020204030204"/>
     <w:charset w:val="00"/>
@@ -13933,8 +13081,8 @@
     <w:pitch w:val="variable"/>
     <w:sig w:usb0="E4002EFF" w:usb1="C000247B" w:usb2="00000009" w:usb3="00000000" w:csb0="000001FF" w:csb1="00000000"/>
   </w:font>
-  <w:font w:name="Webdings">
-    <w:panose1 w:val="05030102010509060703"/>
+  <w:font w:name="Symbol">
+    <w:panose1 w:val="05050102010706020507"/>
     <w:charset w:val="02"/>
     <w:family w:val="roman"/>
     <w:pitch w:val="variable"/>
@@ -13999,6 +13147,7 @@
     <w:rsid w:val="006C2F40"/>
     <w:rsid w:val="008B1BFF"/>
     <w:rsid w:val="0094073A"/>
+    <w:rsid w:val="00A67BD1"/>
     <w:rsid w:val="00B10ED4"/>
     <w:rsid w:val="00C637DE"/>
     <w:rsid w:val="00F910A6"/>

--- a/Documents/DossierAnalyse.docx
+++ b/Documents/DossierAnalyse.docx
@@ -3986,11 +3986,19 @@
       </w:pPr>
       <w:bookmarkStart w:id="7" w:name="_Toc210395845"/>
       <w:r>
-        <w:t>Contrainte matériel</w:t>
+        <w:t>Contrainte</w:t>
       </w:r>
       <w:bookmarkEnd w:id="7"/>
     </w:p>
     <w:p>
+      <w:pPr>
+        <w:pStyle w:val="Titre3"/>
+      </w:pPr>
+      <w:r>
+        <w:t>Contraintes matérielles</w:t>
+      </w:r>
+    </w:p>
+    <w:p>
       <w:r>
         <w:t xml:space="preserve">Nous avons comme contrainte d’utiliser </w:t>
       </w:r>
@@ -4002,6 +4010,1375 @@
       <w:r>
         <w:t xml:space="preserve"> pour notre projet. Nous allons avoir besoins d’une connexion à internet, d’une base de données et également d’un serveur pour héberger notre site. </w:t>
       </w:r>
+    </w:p>
+    <w:p/>
+    <w:p/>
+    <w:p/>
+    <w:p/>
+    <w:p/>
+    <w:p/>
+    <w:p/>
+    <w:p/>
+    <w:p/>
+    <w:p/>
+    <w:p/>
+    <w:p>
+      <w:pPr>
+        <w:pStyle w:val="Titre3"/>
+      </w:pPr>
+      <w:r>
+        <w:lastRenderedPageBreak/>
+        <w:t>RGPD</w:t>
+      </w:r>
+    </w:p>
+    <w:p>
+      <w:pPr>
+        <w:jc w:val="left"/>
+        <w:rPr>
+          <w:rFonts w:ascii="Arial" w:hAnsi="Arial" w:cs="Arial"/>
+        </w:rPr>
+      </w:pPr>
+    </w:p>
+    <w:tbl>
+      <w:tblPr>
+        <w:tblStyle w:val="Grilledutableau"/>
+        <w:tblW w:w="0" w:type="auto"/>
+        <w:tblLook w:val="04A0" w:firstRow="1" w:lastRow="0" w:firstColumn="1" w:lastColumn="0" w:noHBand="0" w:noVBand="1"/>
+      </w:tblPr>
+      <w:tblGrid>
+        <w:gridCol w:w="1377"/>
+        <w:gridCol w:w="1651"/>
+        <w:gridCol w:w="1497"/>
+        <w:gridCol w:w="1443"/>
+        <w:gridCol w:w="1487"/>
+        <w:gridCol w:w="1607"/>
+      </w:tblGrid>
+      <w:tr>
+        <w:tc>
+          <w:tcPr>
+            <w:tcW w:w="1377" w:type="dxa"/>
+            <w:shd w:val="clear" w:color="auto" w:fill="BFBFBF" w:themeFill="background1" w:themeFillShade="BF"/>
+          </w:tcPr>
+          <w:p>
+            <w:pPr>
+              <w:jc w:val="left"/>
+              <w:rPr>
+                <w:rFonts w:ascii="Arial" w:hAnsi="Arial" w:cs="Arial"/>
+                <w:lang w:val="fr-FR"/>
+              </w:rPr>
+            </w:pPr>
+            <w:r>
+              <w:rPr>
+                <w:rFonts w:ascii="Arial" w:hAnsi="Arial" w:cs="Arial"/>
+                <w:b/>
+                <w:lang w:val="fr-FR"/>
+              </w:rPr>
+              <w:t>Catégorie de données</w:t>
+            </w:r>
+          </w:p>
+        </w:tc>
+        <w:tc>
+          <w:tcPr>
+            <w:tcW w:w="1879" w:type="dxa"/>
+            <w:shd w:val="clear" w:color="auto" w:fill="BFBFBF" w:themeFill="background1" w:themeFillShade="BF"/>
+          </w:tcPr>
+          <w:p>
+            <w:pPr>
+              <w:jc w:val="left"/>
+              <w:rPr>
+                <w:rFonts w:ascii="Arial" w:hAnsi="Arial" w:cs="Arial"/>
+                <w:lang w:val="fr-FR"/>
+              </w:rPr>
+            </w:pPr>
+            <w:r>
+              <w:rPr>
+                <w:rFonts w:ascii="Arial" w:hAnsi="Arial" w:cs="Arial"/>
+                <w:b/>
+                <w:lang w:val="fr-FR"/>
+              </w:rPr>
+              <w:t>Finalité</w:t>
+            </w:r>
+          </w:p>
+        </w:tc>
+        <w:tc>
+          <w:tcPr>
+            <w:tcW w:w="1269" w:type="dxa"/>
+            <w:shd w:val="clear" w:color="auto" w:fill="BFBFBF" w:themeFill="background1" w:themeFillShade="BF"/>
+          </w:tcPr>
+          <w:p>
+            <w:pPr>
+              <w:jc w:val="left"/>
+              <w:rPr>
+                <w:rFonts w:ascii="Arial" w:hAnsi="Arial" w:cs="Arial"/>
+                <w:lang w:val="fr-FR"/>
+              </w:rPr>
+            </w:pPr>
+            <w:r>
+              <w:rPr>
+                <w:rFonts w:ascii="Arial" w:hAnsi="Arial" w:cs="Arial"/>
+                <w:b/>
+                <w:lang w:val="fr-FR"/>
+              </w:rPr>
+              <w:t>Base légale</w:t>
+            </w:r>
+          </w:p>
+        </w:tc>
+        <w:tc>
+          <w:tcPr>
+            <w:tcW w:w="1443" w:type="dxa"/>
+            <w:shd w:val="clear" w:color="auto" w:fill="BFBFBF" w:themeFill="background1" w:themeFillShade="BF"/>
+          </w:tcPr>
+          <w:p>
+            <w:pPr>
+              <w:jc w:val="left"/>
+              <w:rPr>
+                <w:rFonts w:ascii="Arial" w:hAnsi="Arial" w:cs="Arial"/>
+                <w:lang w:val="fr-FR"/>
+              </w:rPr>
+            </w:pPr>
+            <w:r>
+              <w:rPr>
+                <w:rFonts w:ascii="Arial" w:hAnsi="Arial" w:cs="Arial"/>
+                <w:b/>
+                <w:lang w:val="fr-FR"/>
+              </w:rPr>
+              <w:t>Durée de conservation</w:t>
+            </w:r>
+          </w:p>
+        </w:tc>
+        <w:tc>
+          <w:tcPr>
+            <w:tcW w:w="1487" w:type="dxa"/>
+            <w:shd w:val="clear" w:color="auto" w:fill="BFBFBF" w:themeFill="background1" w:themeFillShade="BF"/>
+          </w:tcPr>
+          <w:p>
+            <w:pPr>
+              <w:jc w:val="left"/>
+              <w:rPr>
+                <w:rFonts w:ascii="Arial" w:hAnsi="Arial" w:cs="Arial"/>
+                <w:lang w:val="fr-FR"/>
+              </w:rPr>
+            </w:pPr>
+            <w:r>
+              <w:rPr>
+                <w:rFonts w:ascii="Arial" w:hAnsi="Arial" w:cs="Arial"/>
+                <w:b/>
+                <w:lang w:val="fr-FR"/>
+              </w:rPr>
+              <w:t>Accès / destinataires</w:t>
+            </w:r>
+          </w:p>
+        </w:tc>
+        <w:tc>
+          <w:tcPr>
+            <w:tcW w:w="1607" w:type="dxa"/>
+            <w:shd w:val="clear" w:color="auto" w:fill="BFBFBF" w:themeFill="background1" w:themeFillShade="BF"/>
+          </w:tcPr>
+          <w:p>
+            <w:pPr>
+              <w:jc w:val="left"/>
+              <w:rPr>
+                <w:rFonts w:ascii="Arial" w:hAnsi="Arial" w:cs="Arial"/>
+                <w:lang w:val="fr-FR"/>
+              </w:rPr>
+            </w:pPr>
+            <w:r>
+              <w:rPr>
+                <w:rFonts w:ascii="Arial" w:hAnsi="Arial" w:cs="Arial"/>
+                <w:b/>
+                <w:lang w:val="fr-FR"/>
+              </w:rPr>
+              <w:t>Mesures de sécurité</w:t>
+            </w:r>
+          </w:p>
+        </w:tc>
+      </w:tr>
+      <w:tr>
+        <w:tc>
+          <w:tcPr>
+            <w:tcW w:w="1377" w:type="dxa"/>
+          </w:tcPr>
+          <w:p>
+            <w:pPr>
+              <w:jc w:val="left"/>
+              <w:rPr>
+                <w:rFonts w:ascii="Arial" w:hAnsi="Arial" w:cs="Arial"/>
+                <w:lang w:val="fr-FR"/>
+              </w:rPr>
+            </w:pPr>
+            <w:r>
+              <w:rPr>
+                <w:rFonts w:ascii="Arial" w:hAnsi="Arial" w:cs="Arial"/>
+                <w:lang w:val="fr-FR"/>
+              </w:rPr>
+              <w:t>Nom, prénom</w:t>
+            </w:r>
+          </w:p>
+        </w:tc>
+        <w:tc>
+          <w:tcPr>
+            <w:tcW w:w="1879" w:type="dxa"/>
+          </w:tcPr>
+          <w:p>
+            <w:pPr>
+              <w:jc w:val="left"/>
+              <w:rPr>
+                <w:rFonts w:ascii="Arial" w:hAnsi="Arial" w:cs="Arial"/>
+                <w:lang w:val="fr-FR"/>
+              </w:rPr>
+            </w:pPr>
+            <w:r>
+              <w:rPr>
+                <w:rFonts w:ascii="Arial" w:hAnsi="Arial" w:cs="Arial"/>
+                <w:lang w:val="fr-FR"/>
+              </w:rPr>
+              <w:t>Création et gestion du compte utilisateur</w:t>
+            </w:r>
+          </w:p>
+        </w:tc>
+        <w:tc>
+          <w:tcPr>
+            <w:tcW w:w="1269" w:type="dxa"/>
+          </w:tcPr>
+          <w:p>
+            <w:pPr>
+              <w:jc w:val="left"/>
+              <w:rPr>
+                <w:rFonts w:ascii="Arial" w:hAnsi="Arial" w:cs="Arial"/>
+                <w:lang w:val="fr-FR"/>
+              </w:rPr>
+            </w:pPr>
+            <w:r>
+              <w:rPr>
+                <w:rFonts w:ascii="Arial" w:hAnsi="Arial" w:cs="Arial"/>
+                <w:lang w:val="fr-FR"/>
+              </w:rPr>
+              <w:t>Exécution du contrat</w:t>
+            </w:r>
+          </w:p>
+        </w:tc>
+        <w:tc>
+          <w:tcPr>
+            <w:tcW w:w="1443" w:type="dxa"/>
+          </w:tcPr>
+          <w:p>
+            <w:pPr>
+              <w:jc w:val="left"/>
+              <w:rPr>
+                <w:rFonts w:ascii="Arial" w:hAnsi="Arial" w:cs="Arial"/>
+                <w:lang w:val="fr-FR"/>
+              </w:rPr>
+            </w:pPr>
+            <w:r>
+              <w:rPr>
+                <w:rFonts w:ascii="Arial" w:hAnsi="Arial" w:cs="Arial"/>
+                <w:lang w:val="fr-FR"/>
+              </w:rPr>
+              <w:t>Jusqu’à suppression du compte</w:t>
+            </w:r>
+          </w:p>
+        </w:tc>
+        <w:tc>
+          <w:tcPr>
+            <w:tcW w:w="1487" w:type="dxa"/>
+          </w:tcPr>
+          <w:p>
+            <w:pPr>
+              <w:jc w:val="left"/>
+              <w:rPr>
+                <w:rFonts w:ascii="Arial" w:hAnsi="Arial" w:cs="Arial"/>
+                <w:lang w:val="fr-FR"/>
+              </w:rPr>
+            </w:pPr>
+            <w:r>
+              <w:rPr>
+                <w:rFonts w:ascii="Arial" w:hAnsi="Arial" w:cs="Arial"/>
+                <w:lang w:val="fr-FR"/>
+              </w:rPr>
+              <w:t>Administrateur du site</w:t>
+            </w:r>
+          </w:p>
+        </w:tc>
+        <w:tc>
+          <w:tcPr>
+            <w:tcW w:w="1607" w:type="dxa"/>
+          </w:tcPr>
+          <w:p>
+            <w:pPr>
+              <w:jc w:val="left"/>
+              <w:rPr>
+                <w:rFonts w:ascii="Arial" w:hAnsi="Arial" w:cs="Arial"/>
+                <w:lang w:val="fr-FR"/>
+              </w:rPr>
+            </w:pPr>
+            <w:r>
+              <w:rPr>
+                <w:rFonts w:ascii="Arial" w:hAnsi="Arial" w:cs="Arial"/>
+                <w:lang w:val="fr-FR"/>
+              </w:rPr>
+              <w:t>Accès restreint, base sécurisée</w:t>
+            </w:r>
+          </w:p>
+        </w:tc>
+      </w:tr>
+      <w:tr>
+        <w:tc>
+          <w:tcPr>
+            <w:tcW w:w="1377" w:type="dxa"/>
+          </w:tcPr>
+          <w:p>
+            <w:pPr>
+              <w:jc w:val="left"/>
+              <w:rPr>
+                <w:rFonts w:ascii="Arial" w:hAnsi="Arial" w:cs="Arial"/>
+                <w:lang w:val="fr-FR"/>
+              </w:rPr>
+            </w:pPr>
+            <w:r>
+              <w:rPr>
+                <w:rFonts w:ascii="Arial" w:hAnsi="Arial" w:cs="Arial"/>
+                <w:lang w:val="fr-FR"/>
+              </w:rPr>
+              <w:t>Date de naissance</w:t>
+            </w:r>
+          </w:p>
+        </w:tc>
+        <w:tc>
+          <w:tcPr>
+            <w:tcW w:w="1879" w:type="dxa"/>
+          </w:tcPr>
+          <w:p>
+            <w:pPr>
+              <w:jc w:val="left"/>
+              <w:rPr>
+                <w:rFonts w:ascii="Arial" w:hAnsi="Arial" w:cs="Arial"/>
+                <w:lang w:val="fr-FR"/>
+              </w:rPr>
+            </w:pPr>
+            <w:r>
+              <w:rPr>
+                <w:rFonts w:ascii="Arial" w:hAnsi="Arial" w:cs="Arial"/>
+                <w:lang w:val="fr-FR"/>
+              </w:rPr>
+              <w:t>Vérification de l’âge (majorité si nécessaire)</w:t>
+            </w:r>
+          </w:p>
+        </w:tc>
+        <w:tc>
+          <w:tcPr>
+            <w:tcW w:w="1269" w:type="dxa"/>
+          </w:tcPr>
+          <w:p>
+            <w:pPr>
+              <w:jc w:val="left"/>
+              <w:rPr>
+                <w:rFonts w:ascii="Arial" w:hAnsi="Arial" w:cs="Arial"/>
+                <w:lang w:val="fr-FR"/>
+              </w:rPr>
+            </w:pPr>
+            <w:r>
+              <w:rPr>
+                <w:rFonts w:ascii="Arial" w:hAnsi="Arial" w:cs="Arial"/>
+                <w:lang w:val="fr-FR"/>
+              </w:rPr>
+              <w:t>Exécution du contrat</w:t>
+            </w:r>
+          </w:p>
+        </w:tc>
+        <w:tc>
+          <w:tcPr>
+            <w:tcW w:w="1443" w:type="dxa"/>
+          </w:tcPr>
+          <w:p>
+            <w:pPr>
+              <w:jc w:val="left"/>
+              <w:rPr>
+                <w:rFonts w:ascii="Arial" w:hAnsi="Arial" w:cs="Arial"/>
+                <w:lang w:val="fr-FR"/>
+              </w:rPr>
+            </w:pPr>
+            <w:r>
+              <w:rPr>
+                <w:rFonts w:ascii="Arial" w:hAnsi="Arial" w:cs="Arial"/>
+                <w:lang w:val="fr-FR"/>
+              </w:rPr>
+              <w:t>Jusqu’à suppression du compte</w:t>
+            </w:r>
+          </w:p>
+        </w:tc>
+        <w:tc>
+          <w:tcPr>
+            <w:tcW w:w="1487" w:type="dxa"/>
+          </w:tcPr>
+          <w:p>
+            <w:pPr>
+              <w:jc w:val="left"/>
+              <w:rPr>
+                <w:rFonts w:ascii="Arial" w:hAnsi="Arial" w:cs="Arial"/>
+                <w:lang w:val="fr-FR"/>
+              </w:rPr>
+            </w:pPr>
+            <w:r>
+              <w:rPr>
+                <w:rFonts w:ascii="Arial" w:hAnsi="Arial" w:cs="Arial"/>
+                <w:lang w:val="fr-FR"/>
+              </w:rPr>
+              <w:t>Administrateur du site</w:t>
+            </w:r>
+          </w:p>
+        </w:tc>
+        <w:tc>
+          <w:tcPr>
+            <w:tcW w:w="1607" w:type="dxa"/>
+          </w:tcPr>
+          <w:p>
+            <w:pPr>
+              <w:jc w:val="left"/>
+              <w:rPr>
+                <w:rFonts w:ascii="Arial" w:hAnsi="Arial" w:cs="Arial"/>
+                <w:lang w:val="fr-FR"/>
+              </w:rPr>
+            </w:pPr>
+            <w:r>
+              <w:rPr>
+                <w:rFonts w:ascii="Arial" w:hAnsi="Arial" w:cs="Arial"/>
+                <w:lang w:val="fr-FR"/>
+              </w:rPr>
+              <w:t>Base sécurisée, pas d’affichage public</w:t>
+            </w:r>
+          </w:p>
+        </w:tc>
+      </w:tr>
+      <w:tr>
+        <w:tc>
+          <w:tcPr>
+            <w:tcW w:w="1377" w:type="dxa"/>
+          </w:tcPr>
+          <w:p>
+            <w:pPr>
+              <w:jc w:val="left"/>
+              <w:rPr>
+                <w:rFonts w:ascii="Arial" w:hAnsi="Arial" w:cs="Arial"/>
+                <w:lang w:val="fr-FR"/>
+              </w:rPr>
+            </w:pPr>
+            <w:r>
+              <w:rPr>
+                <w:rFonts w:ascii="Arial" w:hAnsi="Arial" w:cs="Arial"/>
+                <w:lang w:val="fr-FR"/>
+              </w:rPr>
+              <w:t>Adresse mail</w:t>
+            </w:r>
+          </w:p>
+        </w:tc>
+        <w:tc>
+          <w:tcPr>
+            <w:tcW w:w="1879" w:type="dxa"/>
+          </w:tcPr>
+          <w:p>
+            <w:pPr>
+              <w:jc w:val="left"/>
+              <w:rPr>
+                <w:rFonts w:ascii="Arial" w:hAnsi="Arial" w:cs="Arial"/>
+                <w:lang w:val="fr-FR"/>
+              </w:rPr>
+            </w:pPr>
+            <w:r>
+              <w:rPr>
+                <w:rFonts w:ascii="Arial" w:hAnsi="Arial" w:cs="Arial"/>
+                <w:lang w:val="fr-FR"/>
+              </w:rPr>
+              <w:t>Connexion, récupération du compte, communication</w:t>
+            </w:r>
+          </w:p>
+        </w:tc>
+        <w:tc>
+          <w:tcPr>
+            <w:tcW w:w="1269" w:type="dxa"/>
+          </w:tcPr>
+          <w:p>
+            <w:pPr>
+              <w:jc w:val="left"/>
+              <w:rPr>
+                <w:rFonts w:ascii="Arial" w:hAnsi="Arial" w:cs="Arial"/>
+                <w:lang w:val="fr-FR"/>
+              </w:rPr>
+            </w:pPr>
+            <w:r>
+              <w:rPr>
+                <w:rFonts w:ascii="Arial" w:hAnsi="Arial" w:cs="Arial"/>
+                <w:lang w:val="fr-FR"/>
+              </w:rPr>
+              <w:t>Exécution du contrat</w:t>
+            </w:r>
+          </w:p>
+        </w:tc>
+        <w:tc>
+          <w:tcPr>
+            <w:tcW w:w="1443" w:type="dxa"/>
+          </w:tcPr>
+          <w:p>
+            <w:pPr>
+              <w:jc w:val="left"/>
+              <w:rPr>
+                <w:rFonts w:ascii="Arial" w:hAnsi="Arial" w:cs="Arial"/>
+                <w:lang w:val="fr-FR"/>
+              </w:rPr>
+            </w:pPr>
+            <w:r>
+              <w:rPr>
+                <w:rFonts w:ascii="Arial" w:hAnsi="Arial" w:cs="Arial"/>
+                <w:lang w:val="fr-FR"/>
+              </w:rPr>
+              <w:t>Jusqu’à suppression du compte</w:t>
+            </w:r>
+          </w:p>
+        </w:tc>
+        <w:tc>
+          <w:tcPr>
+            <w:tcW w:w="1487" w:type="dxa"/>
+          </w:tcPr>
+          <w:p>
+            <w:pPr>
+              <w:jc w:val="left"/>
+              <w:rPr>
+                <w:rFonts w:ascii="Arial" w:hAnsi="Arial" w:cs="Arial"/>
+                <w:lang w:val="fr-FR"/>
+              </w:rPr>
+            </w:pPr>
+            <w:r>
+              <w:rPr>
+                <w:rFonts w:ascii="Arial" w:hAnsi="Arial" w:cs="Arial"/>
+                <w:lang w:val="fr-FR"/>
+              </w:rPr>
+              <w:t>Administrateur du site</w:t>
+            </w:r>
+          </w:p>
+        </w:tc>
+        <w:tc>
+          <w:tcPr>
+            <w:tcW w:w="1607" w:type="dxa"/>
+          </w:tcPr>
+          <w:p>
+            <w:pPr>
+              <w:jc w:val="left"/>
+              <w:rPr>
+                <w:rFonts w:ascii="Arial" w:hAnsi="Arial" w:cs="Arial"/>
+                <w:lang w:val="fr-FR"/>
+              </w:rPr>
+            </w:pPr>
+            <w:r>
+              <w:rPr>
+                <w:rFonts w:ascii="Arial" w:hAnsi="Arial" w:cs="Arial"/>
+                <w:lang w:val="fr-FR"/>
+              </w:rPr>
+              <w:t>Base sécurisée, envoi via SMTP sécurisé</w:t>
+            </w:r>
+          </w:p>
+        </w:tc>
+      </w:tr>
+      <w:tr>
+        <w:tc>
+          <w:tcPr>
+            <w:tcW w:w="1377" w:type="dxa"/>
+          </w:tcPr>
+          <w:p>
+            <w:pPr>
+              <w:jc w:val="left"/>
+              <w:rPr>
+                <w:rFonts w:ascii="Arial" w:hAnsi="Arial" w:cs="Arial"/>
+                <w:lang w:val="fr-FR"/>
+              </w:rPr>
+            </w:pPr>
+            <w:r>
+              <w:rPr>
+                <w:rFonts w:ascii="Arial" w:hAnsi="Arial" w:cs="Arial"/>
+                <w:lang w:val="fr-FR"/>
+              </w:rPr>
+              <w:t>Ville</w:t>
+            </w:r>
+          </w:p>
+        </w:tc>
+        <w:tc>
+          <w:tcPr>
+            <w:tcW w:w="1879" w:type="dxa"/>
+          </w:tcPr>
+          <w:p>
+            <w:pPr>
+              <w:jc w:val="left"/>
+              <w:rPr>
+                <w:rFonts w:ascii="Arial" w:hAnsi="Arial" w:cs="Arial"/>
+                <w:lang w:val="fr-FR"/>
+              </w:rPr>
+            </w:pPr>
+            <w:r>
+              <w:rPr>
+                <w:rFonts w:ascii="Arial" w:hAnsi="Arial" w:cs="Arial"/>
+                <w:lang w:val="fr-FR"/>
+              </w:rPr>
+              <w:t>Affichage dans le profil, personnalisation</w:t>
+            </w:r>
+          </w:p>
+        </w:tc>
+        <w:tc>
+          <w:tcPr>
+            <w:tcW w:w="1269" w:type="dxa"/>
+          </w:tcPr>
+          <w:p>
+            <w:pPr>
+              <w:jc w:val="left"/>
+              <w:rPr>
+                <w:rFonts w:ascii="Arial" w:hAnsi="Arial" w:cs="Arial"/>
+                <w:lang w:val="fr-FR"/>
+              </w:rPr>
+            </w:pPr>
+            <w:r>
+              <w:rPr>
+                <w:rFonts w:ascii="Arial" w:hAnsi="Arial" w:cs="Arial"/>
+                <w:lang w:val="fr-FR"/>
+              </w:rPr>
+              <w:t>Consentement de l’utilisateur</w:t>
+            </w:r>
+          </w:p>
+        </w:tc>
+        <w:tc>
+          <w:tcPr>
+            <w:tcW w:w="1443" w:type="dxa"/>
+          </w:tcPr>
+          <w:p>
+            <w:pPr>
+              <w:jc w:val="left"/>
+              <w:rPr>
+                <w:rFonts w:ascii="Arial" w:hAnsi="Arial" w:cs="Arial"/>
+                <w:lang w:val="fr-FR"/>
+              </w:rPr>
+            </w:pPr>
+            <w:r>
+              <w:rPr>
+                <w:rFonts w:ascii="Arial" w:hAnsi="Arial" w:cs="Arial"/>
+                <w:lang w:val="fr-FR"/>
+              </w:rPr>
+              <w:t>Jusqu’à suppression du compte</w:t>
+            </w:r>
+          </w:p>
+        </w:tc>
+        <w:tc>
+          <w:tcPr>
+            <w:tcW w:w="1487" w:type="dxa"/>
+          </w:tcPr>
+          <w:p>
+            <w:pPr>
+              <w:jc w:val="left"/>
+              <w:rPr>
+                <w:rFonts w:ascii="Arial" w:hAnsi="Arial" w:cs="Arial"/>
+                <w:lang w:val="fr-FR"/>
+              </w:rPr>
+            </w:pPr>
+            <w:r>
+              <w:rPr>
+                <w:rFonts w:ascii="Arial" w:hAnsi="Arial" w:cs="Arial"/>
+                <w:lang w:val="fr-FR"/>
+              </w:rPr>
+              <w:t>Autres utilisateurs si affichage public</w:t>
+            </w:r>
+          </w:p>
+        </w:tc>
+        <w:tc>
+          <w:tcPr>
+            <w:tcW w:w="1607" w:type="dxa"/>
+          </w:tcPr>
+          <w:p>
+            <w:pPr>
+              <w:jc w:val="left"/>
+              <w:rPr>
+                <w:rFonts w:ascii="Arial" w:hAnsi="Arial" w:cs="Arial"/>
+                <w:lang w:val="fr-FR"/>
+              </w:rPr>
+            </w:pPr>
+            <w:r>
+              <w:rPr>
+                <w:rFonts w:ascii="Arial" w:hAnsi="Arial" w:cs="Arial"/>
+                <w:lang w:val="fr-FR"/>
+              </w:rPr>
+              <w:t>Base sécurisée</w:t>
+            </w:r>
+          </w:p>
+        </w:tc>
+      </w:tr>
+      <w:tr>
+        <w:tc>
+          <w:tcPr>
+            <w:tcW w:w="1377" w:type="dxa"/>
+          </w:tcPr>
+          <w:p>
+            <w:pPr>
+              <w:jc w:val="left"/>
+              <w:rPr>
+                <w:rFonts w:ascii="Arial" w:hAnsi="Arial" w:cs="Arial"/>
+                <w:lang w:val="fr-FR"/>
+              </w:rPr>
+            </w:pPr>
+            <w:r>
+              <w:rPr>
+                <w:rFonts w:ascii="Arial" w:hAnsi="Arial" w:cs="Arial"/>
+                <w:lang w:val="fr-FR"/>
+              </w:rPr>
+              <w:t>Mot de passe</w:t>
+            </w:r>
+          </w:p>
+        </w:tc>
+        <w:tc>
+          <w:tcPr>
+            <w:tcW w:w="1879" w:type="dxa"/>
+          </w:tcPr>
+          <w:p>
+            <w:pPr>
+              <w:jc w:val="left"/>
+              <w:rPr>
+                <w:rFonts w:ascii="Arial" w:hAnsi="Arial" w:cs="Arial"/>
+                <w:lang w:val="fr-FR"/>
+              </w:rPr>
+            </w:pPr>
+            <w:r>
+              <w:rPr>
+                <w:rFonts w:ascii="Arial" w:hAnsi="Arial" w:cs="Arial"/>
+                <w:lang w:val="fr-FR"/>
+              </w:rPr>
+              <w:t>Authentification de l’utilisateur</w:t>
+            </w:r>
+          </w:p>
+        </w:tc>
+        <w:tc>
+          <w:tcPr>
+            <w:tcW w:w="1269" w:type="dxa"/>
+          </w:tcPr>
+          <w:p>
+            <w:pPr>
+              <w:jc w:val="left"/>
+              <w:rPr>
+                <w:rFonts w:ascii="Arial" w:hAnsi="Arial" w:cs="Arial"/>
+                <w:lang w:val="fr-FR"/>
+              </w:rPr>
+            </w:pPr>
+            <w:r>
+              <w:rPr>
+                <w:rFonts w:ascii="Arial" w:hAnsi="Arial" w:cs="Arial"/>
+                <w:lang w:val="fr-FR"/>
+              </w:rPr>
+              <w:t>Exécution du contrat</w:t>
+            </w:r>
+          </w:p>
+        </w:tc>
+        <w:tc>
+          <w:tcPr>
+            <w:tcW w:w="1443" w:type="dxa"/>
+          </w:tcPr>
+          <w:p>
+            <w:pPr>
+              <w:jc w:val="left"/>
+              <w:rPr>
+                <w:rFonts w:ascii="Arial" w:hAnsi="Arial" w:cs="Arial"/>
+                <w:lang w:val="fr-FR"/>
+              </w:rPr>
+            </w:pPr>
+            <w:r>
+              <w:rPr>
+                <w:rFonts w:ascii="Arial" w:hAnsi="Arial" w:cs="Arial"/>
+                <w:lang w:val="fr-FR"/>
+              </w:rPr>
+              <w:t>Jusqu’à suppression du compte</w:t>
+            </w:r>
+          </w:p>
+        </w:tc>
+        <w:tc>
+          <w:tcPr>
+            <w:tcW w:w="1487" w:type="dxa"/>
+          </w:tcPr>
+          <w:p>
+            <w:pPr>
+              <w:jc w:val="left"/>
+              <w:rPr>
+                <w:rFonts w:ascii="Arial" w:hAnsi="Arial" w:cs="Arial"/>
+                <w:lang w:val="fr-FR"/>
+              </w:rPr>
+            </w:pPr>
+            <w:r>
+              <w:rPr>
+                <w:rFonts w:ascii="Arial" w:hAnsi="Arial" w:cs="Arial"/>
+                <w:lang w:val="fr-FR"/>
+              </w:rPr>
+              <w:t>Aucun (jamais en clair)</w:t>
+            </w:r>
+          </w:p>
+        </w:tc>
+        <w:tc>
+          <w:tcPr>
+            <w:tcW w:w="1607" w:type="dxa"/>
+          </w:tcPr>
+          <w:p>
+            <w:pPr>
+              <w:jc w:val="left"/>
+              <w:rPr>
+                <w:rFonts w:ascii="Arial" w:hAnsi="Arial" w:cs="Arial"/>
+                <w:lang w:val="fr-FR"/>
+              </w:rPr>
+            </w:pPr>
+            <w:proofErr w:type="spellStart"/>
+            <w:r>
+              <w:rPr>
+                <w:rFonts w:ascii="Arial" w:hAnsi="Arial" w:cs="Arial"/>
+                <w:lang w:val="fr-FR"/>
+              </w:rPr>
+              <w:t>Hashage</w:t>
+            </w:r>
+            <w:proofErr w:type="spellEnd"/>
+            <w:r>
+              <w:rPr>
+                <w:rFonts w:ascii="Arial" w:hAnsi="Arial" w:cs="Arial"/>
+                <w:lang w:val="fr-FR"/>
+              </w:rPr>
+              <w:t xml:space="preserve"> (</w:t>
+            </w:r>
+            <w:proofErr w:type="spellStart"/>
+            <w:r>
+              <w:rPr>
+                <w:rFonts w:ascii="Arial" w:hAnsi="Arial" w:cs="Arial"/>
+                <w:lang w:val="fr-FR"/>
+              </w:rPr>
+              <w:t>bcrypt</w:t>
+            </w:r>
+            <w:proofErr w:type="spellEnd"/>
+            <w:r>
+              <w:rPr>
+                <w:rFonts w:ascii="Arial" w:hAnsi="Arial" w:cs="Arial"/>
+                <w:lang w:val="fr-FR"/>
+              </w:rPr>
+              <w:t>/argon2), salage, pas de stockage en clair</w:t>
+            </w:r>
+          </w:p>
+        </w:tc>
+      </w:tr>
+      <w:tr>
+        <w:tc>
+          <w:tcPr>
+            <w:tcW w:w="1377" w:type="dxa"/>
+          </w:tcPr>
+          <w:p>
+            <w:pPr>
+              <w:jc w:val="left"/>
+              <w:rPr>
+                <w:rFonts w:ascii="Arial" w:hAnsi="Arial" w:cs="Arial"/>
+                <w:lang w:val="fr-FR"/>
+              </w:rPr>
+            </w:pPr>
+            <w:r>
+              <w:rPr>
+                <w:rFonts w:ascii="Arial" w:hAnsi="Arial" w:cs="Arial"/>
+                <w:lang w:val="fr-FR"/>
+              </w:rPr>
+              <w:t>Parcours postés (texte)</w:t>
+            </w:r>
+          </w:p>
+        </w:tc>
+        <w:tc>
+          <w:tcPr>
+            <w:tcW w:w="1879" w:type="dxa"/>
+          </w:tcPr>
+          <w:p>
+            <w:pPr>
+              <w:jc w:val="left"/>
+              <w:rPr>
+                <w:rFonts w:ascii="Arial" w:hAnsi="Arial" w:cs="Arial"/>
+                <w:lang w:val="fr-FR"/>
+              </w:rPr>
+            </w:pPr>
+            <w:r>
+              <w:rPr>
+                <w:rFonts w:ascii="Arial" w:hAnsi="Arial" w:cs="Arial"/>
+                <w:lang w:val="fr-FR"/>
+              </w:rPr>
+              <w:t>Fonctionnalité réseau social (partage)</w:t>
+            </w:r>
+          </w:p>
+        </w:tc>
+        <w:tc>
+          <w:tcPr>
+            <w:tcW w:w="1269" w:type="dxa"/>
+          </w:tcPr>
+          <w:p>
+            <w:pPr>
+              <w:jc w:val="left"/>
+              <w:rPr>
+                <w:rFonts w:ascii="Arial" w:hAnsi="Arial" w:cs="Arial"/>
+                <w:lang w:val="fr-FR"/>
+              </w:rPr>
+            </w:pPr>
+            <w:r>
+              <w:rPr>
+                <w:rFonts w:ascii="Arial" w:hAnsi="Arial" w:cs="Arial"/>
+                <w:lang w:val="fr-FR"/>
+              </w:rPr>
+              <w:t>Consentement de l’utilisateur</w:t>
+            </w:r>
+          </w:p>
+        </w:tc>
+        <w:tc>
+          <w:tcPr>
+            <w:tcW w:w="1443" w:type="dxa"/>
+          </w:tcPr>
+          <w:p>
+            <w:pPr>
+              <w:jc w:val="left"/>
+              <w:rPr>
+                <w:rFonts w:ascii="Arial" w:hAnsi="Arial" w:cs="Arial"/>
+                <w:lang w:val="fr-FR"/>
+              </w:rPr>
+            </w:pPr>
+            <w:r>
+              <w:rPr>
+                <w:rFonts w:ascii="Arial" w:hAnsi="Arial" w:cs="Arial"/>
+                <w:lang w:val="fr-FR"/>
+              </w:rPr>
+              <w:t>Jusqu’à suppression par l’utilisateur</w:t>
+            </w:r>
+          </w:p>
+        </w:tc>
+        <w:tc>
+          <w:tcPr>
+            <w:tcW w:w="1487" w:type="dxa"/>
+          </w:tcPr>
+          <w:p>
+            <w:pPr>
+              <w:jc w:val="left"/>
+              <w:rPr>
+                <w:rFonts w:ascii="Arial" w:hAnsi="Arial" w:cs="Arial"/>
+                <w:lang w:val="fr-FR"/>
+              </w:rPr>
+            </w:pPr>
+            <w:r>
+              <w:rPr>
+                <w:rFonts w:ascii="Arial" w:hAnsi="Arial" w:cs="Arial"/>
+                <w:lang w:val="fr-FR"/>
+              </w:rPr>
+              <w:t>Autres utilisateurs</w:t>
+            </w:r>
+          </w:p>
+        </w:tc>
+        <w:tc>
+          <w:tcPr>
+            <w:tcW w:w="1607" w:type="dxa"/>
+          </w:tcPr>
+          <w:p>
+            <w:pPr>
+              <w:jc w:val="left"/>
+              <w:rPr>
+                <w:rFonts w:ascii="Arial" w:hAnsi="Arial" w:cs="Arial"/>
+                <w:lang w:val="fr-FR"/>
+              </w:rPr>
+            </w:pPr>
+            <w:r>
+              <w:rPr>
+                <w:rFonts w:ascii="Arial" w:hAnsi="Arial" w:cs="Arial"/>
+                <w:lang w:val="fr-FR"/>
+              </w:rPr>
+              <w:t>Base sécurisée, option de suppression</w:t>
+            </w:r>
+          </w:p>
+        </w:tc>
+      </w:tr>
+      <w:tr>
+        <w:tc>
+          <w:tcPr>
+            <w:tcW w:w="1377" w:type="dxa"/>
+          </w:tcPr>
+          <w:p>
+            <w:pPr>
+              <w:jc w:val="left"/>
+              <w:rPr>
+                <w:rFonts w:ascii="Arial" w:hAnsi="Arial" w:cs="Arial"/>
+                <w:lang w:val="fr-FR"/>
+              </w:rPr>
+            </w:pPr>
+            <w:r>
+              <w:rPr>
+                <w:rFonts w:ascii="Arial" w:hAnsi="Arial" w:cs="Arial"/>
+                <w:lang w:val="fr-FR"/>
+              </w:rPr>
+              <w:t>Photos postées</w:t>
+            </w:r>
+          </w:p>
+        </w:tc>
+        <w:tc>
+          <w:tcPr>
+            <w:tcW w:w="1879" w:type="dxa"/>
+          </w:tcPr>
+          <w:p>
+            <w:pPr>
+              <w:jc w:val="left"/>
+              <w:rPr>
+                <w:rFonts w:ascii="Arial" w:hAnsi="Arial" w:cs="Arial"/>
+                <w:lang w:val="fr-FR"/>
+              </w:rPr>
+            </w:pPr>
+            <w:r>
+              <w:rPr>
+                <w:rFonts w:ascii="Arial" w:hAnsi="Arial" w:cs="Arial"/>
+                <w:lang w:val="fr-FR"/>
+              </w:rPr>
+              <w:t>Fonctionnalité réseau social (partage)</w:t>
+            </w:r>
+          </w:p>
+        </w:tc>
+        <w:tc>
+          <w:tcPr>
+            <w:tcW w:w="1269" w:type="dxa"/>
+          </w:tcPr>
+          <w:p>
+            <w:pPr>
+              <w:jc w:val="left"/>
+              <w:rPr>
+                <w:rFonts w:ascii="Arial" w:hAnsi="Arial" w:cs="Arial"/>
+                <w:lang w:val="fr-FR"/>
+              </w:rPr>
+            </w:pPr>
+            <w:r>
+              <w:rPr>
+                <w:rFonts w:ascii="Arial" w:hAnsi="Arial" w:cs="Arial"/>
+                <w:lang w:val="fr-FR"/>
+              </w:rPr>
+              <w:t>Consentement de l’utilisateur</w:t>
+            </w:r>
+          </w:p>
+        </w:tc>
+        <w:tc>
+          <w:tcPr>
+            <w:tcW w:w="1443" w:type="dxa"/>
+          </w:tcPr>
+          <w:p>
+            <w:pPr>
+              <w:jc w:val="left"/>
+              <w:rPr>
+                <w:rFonts w:ascii="Arial" w:hAnsi="Arial" w:cs="Arial"/>
+                <w:lang w:val="fr-FR"/>
+              </w:rPr>
+            </w:pPr>
+            <w:r>
+              <w:rPr>
+                <w:rFonts w:ascii="Arial" w:hAnsi="Arial" w:cs="Arial"/>
+                <w:lang w:val="fr-FR"/>
+              </w:rPr>
+              <w:t>Jusqu’à suppression par l’utilisateur</w:t>
+            </w:r>
+          </w:p>
+        </w:tc>
+        <w:tc>
+          <w:tcPr>
+            <w:tcW w:w="1487" w:type="dxa"/>
+          </w:tcPr>
+          <w:p>
+            <w:pPr>
+              <w:jc w:val="left"/>
+              <w:rPr>
+                <w:rFonts w:ascii="Arial" w:hAnsi="Arial" w:cs="Arial"/>
+                <w:lang w:val="fr-FR"/>
+              </w:rPr>
+            </w:pPr>
+            <w:r>
+              <w:rPr>
+                <w:rFonts w:ascii="Arial" w:hAnsi="Arial" w:cs="Arial"/>
+                <w:lang w:val="fr-FR"/>
+              </w:rPr>
+              <w:t>Autres utilisateurs</w:t>
+            </w:r>
+          </w:p>
+        </w:tc>
+        <w:tc>
+          <w:tcPr>
+            <w:tcW w:w="1607" w:type="dxa"/>
+          </w:tcPr>
+          <w:p>
+            <w:pPr>
+              <w:jc w:val="left"/>
+              <w:rPr>
+                <w:rFonts w:ascii="Arial" w:hAnsi="Arial" w:cs="Arial"/>
+                <w:lang w:val="fr-FR"/>
+              </w:rPr>
+            </w:pPr>
+            <w:r>
+              <w:rPr>
+                <w:rFonts w:ascii="Arial" w:hAnsi="Arial" w:cs="Arial"/>
+                <w:lang w:val="fr-FR"/>
+              </w:rPr>
+              <w:t>Stockage sécurisé, option de suppression</w:t>
+            </w:r>
+          </w:p>
+        </w:tc>
+      </w:tr>
+      <w:tr>
+        <w:tc>
+          <w:tcPr>
+            <w:tcW w:w="1377" w:type="dxa"/>
+          </w:tcPr>
+          <w:p>
+            <w:pPr>
+              <w:jc w:val="left"/>
+              <w:rPr>
+                <w:rFonts w:ascii="Arial" w:hAnsi="Arial" w:cs="Arial"/>
+                <w:lang w:val="fr-FR"/>
+              </w:rPr>
+            </w:pPr>
+            <w:r>
+              <w:rPr>
+                <w:rFonts w:ascii="Arial" w:hAnsi="Arial" w:cs="Arial"/>
+                <w:lang w:val="fr-FR"/>
+              </w:rPr>
+              <w:t>Logs techniques (IP, connexions)</w:t>
+            </w:r>
+          </w:p>
+        </w:tc>
+        <w:tc>
+          <w:tcPr>
+            <w:tcW w:w="1879" w:type="dxa"/>
+          </w:tcPr>
+          <w:p>
+            <w:pPr>
+              <w:jc w:val="left"/>
+              <w:rPr>
+                <w:rFonts w:ascii="Arial" w:hAnsi="Arial" w:cs="Arial"/>
+                <w:lang w:val="fr-FR"/>
+              </w:rPr>
+            </w:pPr>
+            <w:r>
+              <w:rPr>
+                <w:rFonts w:ascii="Arial" w:hAnsi="Arial" w:cs="Arial"/>
+                <w:lang w:val="fr-FR"/>
+              </w:rPr>
+              <w:t>Sécurité, prévention des abus</w:t>
+            </w:r>
+          </w:p>
+        </w:tc>
+        <w:tc>
+          <w:tcPr>
+            <w:tcW w:w="1269" w:type="dxa"/>
+          </w:tcPr>
+          <w:p>
+            <w:pPr>
+              <w:jc w:val="left"/>
+              <w:rPr>
+                <w:rFonts w:ascii="Arial" w:hAnsi="Arial" w:cs="Arial"/>
+                <w:lang w:val="fr-FR"/>
+              </w:rPr>
+            </w:pPr>
+            <w:r>
+              <w:rPr>
+                <w:rFonts w:ascii="Arial" w:hAnsi="Arial" w:cs="Arial"/>
+                <w:lang w:val="fr-FR"/>
+              </w:rPr>
+              <w:t>Intérêt légitime</w:t>
+            </w:r>
+          </w:p>
+        </w:tc>
+        <w:tc>
+          <w:tcPr>
+            <w:tcW w:w="1443" w:type="dxa"/>
+          </w:tcPr>
+          <w:p>
+            <w:pPr>
+              <w:jc w:val="left"/>
+              <w:rPr>
+                <w:rFonts w:ascii="Arial" w:hAnsi="Arial" w:cs="Arial"/>
+                <w:lang w:val="fr-FR"/>
+              </w:rPr>
+            </w:pPr>
+            <w:r>
+              <w:rPr>
+                <w:rFonts w:ascii="Arial" w:hAnsi="Arial" w:cs="Arial"/>
+                <w:lang w:val="fr-FR"/>
+              </w:rPr>
+              <w:t>6 à 12 mois</w:t>
+            </w:r>
+          </w:p>
+        </w:tc>
+        <w:tc>
+          <w:tcPr>
+            <w:tcW w:w="1487" w:type="dxa"/>
+          </w:tcPr>
+          <w:p>
+            <w:pPr>
+              <w:jc w:val="left"/>
+              <w:rPr>
+                <w:rFonts w:ascii="Arial" w:hAnsi="Arial" w:cs="Arial"/>
+                <w:lang w:val="fr-FR"/>
+              </w:rPr>
+            </w:pPr>
+            <w:r>
+              <w:rPr>
+                <w:rFonts w:ascii="Arial" w:hAnsi="Arial" w:cs="Arial"/>
+                <w:lang w:val="fr-FR"/>
+              </w:rPr>
+              <w:t>Administrateur technique</w:t>
+            </w:r>
+          </w:p>
+        </w:tc>
+        <w:tc>
+          <w:tcPr>
+            <w:tcW w:w="1607" w:type="dxa"/>
+          </w:tcPr>
+          <w:p>
+            <w:pPr>
+              <w:jc w:val="left"/>
+              <w:rPr>
+                <w:rFonts w:ascii="Arial" w:hAnsi="Arial" w:cs="Arial"/>
+                <w:lang w:val="fr-FR"/>
+              </w:rPr>
+            </w:pPr>
+            <w:r>
+              <w:rPr>
+                <w:rFonts w:ascii="Arial" w:hAnsi="Arial" w:cs="Arial"/>
+                <w:lang w:val="fr-FR"/>
+              </w:rPr>
+              <w:t>Journaux sécurisés, accès limité</w:t>
+            </w:r>
+          </w:p>
+        </w:tc>
+      </w:tr>
+      <w:tr>
+        <w:tc>
+          <w:tcPr>
+            <w:tcW w:w="1377" w:type="dxa"/>
+          </w:tcPr>
+          <w:p>
+            <w:pPr>
+              <w:jc w:val="left"/>
+              <w:rPr>
+                <w:rFonts w:ascii="Arial" w:hAnsi="Arial" w:cs="Arial"/>
+                <w:lang w:val="fr-FR"/>
+              </w:rPr>
+            </w:pPr>
+            <w:r>
+              <w:rPr>
+                <w:rFonts w:ascii="Arial" w:hAnsi="Arial" w:cs="Arial"/>
+                <w:lang w:val="fr-FR"/>
+              </w:rPr>
+              <w:t>Sauvegardes des données</w:t>
+            </w:r>
+          </w:p>
+        </w:tc>
+        <w:tc>
+          <w:tcPr>
+            <w:tcW w:w="1879" w:type="dxa"/>
+          </w:tcPr>
+          <w:p>
+            <w:pPr>
+              <w:jc w:val="left"/>
+              <w:rPr>
+                <w:rFonts w:ascii="Arial" w:hAnsi="Arial" w:cs="Arial"/>
+                <w:lang w:val="fr-FR"/>
+              </w:rPr>
+            </w:pPr>
+            <w:r>
+              <w:rPr>
+                <w:rFonts w:ascii="Arial" w:hAnsi="Arial" w:cs="Arial"/>
+                <w:lang w:val="fr-FR"/>
+              </w:rPr>
+              <w:t>Restauration en cas d’incident</w:t>
+            </w:r>
+          </w:p>
+        </w:tc>
+        <w:tc>
+          <w:tcPr>
+            <w:tcW w:w="1269" w:type="dxa"/>
+          </w:tcPr>
+          <w:p>
+            <w:pPr>
+              <w:jc w:val="left"/>
+              <w:rPr>
+                <w:rFonts w:ascii="Arial" w:hAnsi="Arial" w:cs="Arial"/>
+                <w:lang w:val="fr-FR"/>
+              </w:rPr>
+            </w:pPr>
+            <w:r>
+              <w:rPr>
+                <w:rFonts w:ascii="Arial" w:hAnsi="Arial" w:cs="Arial"/>
+                <w:lang w:val="fr-FR"/>
+              </w:rPr>
+              <w:t>Intérêt légitime</w:t>
+            </w:r>
+          </w:p>
+        </w:tc>
+        <w:tc>
+          <w:tcPr>
+            <w:tcW w:w="1443" w:type="dxa"/>
+          </w:tcPr>
+          <w:p>
+            <w:pPr>
+              <w:jc w:val="left"/>
+              <w:rPr>
+                <w:rFonts w:ascii="Arial" w:hAnsi="Arial" w:cs="Arial"/>
+                <w:lang w:val="fr-FR"/>
+              </w:rPr>
+            </w:pPr>
+            <w:r>
+              <w:rPr>
+                <w:rFonts w:ascii="Arial" w:hAnsi="Arial" w:cs="Arial"/>
+                <w:lang w:val="fr-FR"/>
+              </w:rPr>
+              <w:t>Durée limitée (rotation)</w:t>
+            </w:r>
+          </w:p>
+        </w:tc>
+        <w:tc>
+          <w:tcPr>
+            <w:tcW w:w="1487" w:type="dxa"/>
+          </w:tcPr>
+          <w:p>
+            <w:pPr>
+              <w:jc w:val="left"/>
+              <w:rPr>
+                <w:rFonts w:ascii="Arial" w:hAnsi="Arial" w:cs="Arial"/>
+                <w:lang w:val="fr-FR"/>
+              </w:rPr>
+            </w:pPr>
+            <w:r>
+              <w:rPr>
+                <w:rFonts w:ascii="Arial" w:hAnsi="Arial" w:cs="Arial"/>
+                <w:lang w:val="fr-FR"/>
+              </w:rPr>
+              <w:t>Hébergeur, administrateur</w:t>
+            </w:r>
+          </w:p>
+        </w:tc>
+        <w:tc>
+          <w:tcPr>
+            <w:tcW w:w="1607" w:type="dxa"/>
+          </w:tcPr>
+          <w:p>
+            <w:pPr>
+              <w:jc w:val="left"/>
+              <w:rPr>
+                <w:rFonts w:ascii="Arial" w:hAnsi="Arial" w:cs="Arial"/>
+                <w:lang w:val="fr-FR"/>
+              </w:rPr>
+            </w:pPr>
+            <w:r>
+              <w:rPr>
+                <w:rFonts w:ascii="Arial" w:hAnsi="Arial" w:cs="Arial"/>
+                <w:lang w:val="fr-FR"/>
+              </w:rPr>
+              <w:t>Chiffrement, accès restreint</w:t>
+            </w:r>
+          </w:p>
+        </w:tc>
+      </w:tr>
+    </w:tbl>
+    <w:p>
+      <w:pPr>
+        <w:pStyle w:val="Titre3"/>
+        <w:numPr>
+          <w:ilvl w:val="0"/>
+          <w:numId w:val="0"/>
+        </w:numPr>
+      </w:pPr>
       <w:r>
         <w:br w:type="page"/>
       </w:r>
@@ -4450,6 +5827,7 @@
       </w:pPr>
       <w:hyperlink r:id="rId19" w:history="1">
         <w:proofErr w:type="spellStart"/>
+        <w:proofErr w:type="gramStart"/>
         <w:r>
           <w:rPr>
             <w:rStyle w:val="Lienhypertexte"/>
@@ -4457,6 +5835,7 @@
           <w:t>triplt</w:t>
         </w:r>
         <w:proofErr w:type="spellEnd"/>
+        <w:proofErr w:type="gramEnd"/>
       </w:hyperlink>
       <w:r>
         <w:t xml:space="preserve"> : </w:t>
@@ -4467,10 +5846,12 @@
         <w:pStyle w:val="Paragraphedeliste"/>
       </w:pPr>
       <w:proofErr w:type="spellStart"/>
+      <w:proofErr w:type="gramStart"/>
       <w:r>
         <w:t>triplt</w:t>
       </w:r>
       <w:proofErr w:type="spellEnd"/>
+      <w:proofErr w:type="gramEnd"/>
       <w:r>
         <w:t xml:space="preserve"> est une application de gestion de voyage où il est possible d’organiser un itinéraire de manière structurée.</w:t>
       </w:r>
@@ -5223,7 +6604,19 @@
         </w:numPr>
       </w:pPr>
       <w:r>
-        <w:t>Accessibilité (aveugle , problèmes d’audition ,…)</w:t>
+        <w:t>Accessibilité (</w:t>
+      </w:r>
+      <w:r>
+        <w:t>aveugle,</w:t>
+      </w:r>
+      <w:r>
+        <w:t xml:space="preserve"> problèmes d’audition</w:t>
+      </w:r>
+      <w:r>
+        <w:t xml:space="preserve"> …</w:t>
+      </w:r>
+      <w:r>
+        <w:t>)</w:t>
       </w:r>
     </w:p>
     <w:p>
@@ -7021,7 +8414,25 @@
         </w:numPr>
       </w:pPr>
       <w:r>
-        <w:t>Le système retourne la liste des options possibles, qui sont affichés à l’utilisateurs sous forme de menu (connexion , inscription , messagerie, création de Road Trip, profil  amis ,recherche).</w:t>
+        <w:t>Le système retourne la liste des options possibles, qui sont affichés à l’utilisateurs sous forme de menu (</w:t>
+      </w:r>
+      <w:r>
+        <w:t>connexion,</w:t>
+      </w:r>
+      <w:r>
+        <w:t xml:space="preserve"> </w:t>
+      </w:r>
+      <w:r>
+        <w:t>inscription,</w:t>
+      </w:r>
+      <w:r>
+        <w:t xml:space="preserve"> messagerie, création de Road Trip, </w:t>
+      </w:r>
+      <w:r>
+        <w:t>profil amis, recherche</w:t>
+      </w:r>
+      <w:r>
+        <w:t>).</w:t>
       </w:r>
     </w:p>
     <w:p>
@@ -7328,7 +8739,13 @@
         </w:numPr>
       </w:pPr>
       <w:r>
-        <w:t>Si les identifiants sont correctes :</w:t>
+        <w:t xml:space="preserve">Si les identifiants sont </w:t>
+      </w:r>
+      <w:r>
+        <w:t>corrects</w:t>
+      </w:r>
+      <w:r>
+        <w:t> :</w:t>
       </w:r>
     </w:p>
     <w:p>
@@ -7340,7 +8757,13 @@
         </w:numPr>
       </w:pPr>
       <w:r>
-        <w:t xml:space="preserve">Le système informe la page de connexion que l’authentification est réussi </w:t>
+        <w:t xml:space="preserve">Le système informe la page de connexion que l’authentification est </w:t>
+      </w:r>
+      <w:r>
+        <w:t>réussie</w:t>
+      </w:r>
+      <w:r>
+        <w:t xml:space="preserve"> </w:t>
       </w:r>
     </w:p>
     <w:p>
@@ -7364,7 +8787,13 @@
         </w:numPr>
       </w:pPr>
       <w:r>
-        <w:t>Si les identifiants sont incorrectes :</w:t>
+        <w:t xml:space="preserve">Si les identifiants sont </w:t>
+      </w:r>
+      <w:r>
+        <w:t>incorrects</w:t>
+      </w:r>
+      <w:r>
+        <w:t> :</w:t>
       </w:r>
     </w:p>
     <w:p>
@@ -7376,7 +8805,13 @@
         </w:numPr>
       </w:pPr>
       <w:r>
-        <w:t>Le système retourne une message d’erreur à la plage de connexion</w:t>
+        <w:t xml:space="preserve">Le système retourne </w:t>
+      </w:r>
+      <w:r>
+        <w:t>un message</w:t>
+      </w:r>
+      <w:r>
+        <w:t xml:space="preserve"> d’erreur à la plage de connexion</w:t>
       </w:r>
     </w:p>
     <w:p>
@@ -7413,11 +8848,9 @@
       <w:r>
         <w:t xml:space="preserve">interagit directement avec la </w:t>
       </w:r>
-      <w:proofErr w:type="spellStart"/>
-      <w:r>
-        <w:t>abse</w:t>
-      </w:r>
-      <w:proofErr w:type="spellEnd"/>
+      <w:r>
+        <w:t>base</w:t>
+      </w:r>
       <w:r>
         <w:t xml:space="preserve"> de données. L’utilisateur reçoit un retour immédiat selon le résultat de la vérification, garantissant ainsi un processus de connexion fiable et sécurisé.</w:t>
       </w:r>
@@ -7640,7 +9073,13 @@
         <w:pStyle w:val="Paragraphedeliste"/>
       </w:pPr>
       <w:r>
-        <w:t>Ce diagramme montre comment le système joue un rôle central dans la gestion de la messagerie , il assure la synchronisation avec la base de données pour le stockage et la récupération des messages, il garantit que les notifications sont correctement envoyées aux amis lorsque de nouveaux messages sont reçus, il permet également à l’utilisateur de visualiser et d’interagir avec ses conversations de manières fluide et sécurisée.</w:t>
+        <w:t xml:space="preserve">Ce diagramme montre comment le système joue un rôle central dans la gestion de la </w:t>
+      </w:r>
+      <w:r>
+        <w:t>messagerie,</w:t>
+      </w:r>
+      <w:r>
+        <w:t xml:space="preserve"> il assure la synchronisation avec la base de données pour le stockage et la récupération des messages, il garantit que les notifications sont correctement envoyées aux amis lorsque de nouveaux messages sont reçus, il permet également à l’utilisateur de visualiser et d’interagir avec ses conversations de manières fluide et sécurisée.</w:t>
       </w:r>
     </w:p>
     <w:p>
@@ -8043,10 +9482,10 @@
         <w:t xml:space="preserve"> renvoie ces informations au Système, qui les transmet ensuite à la </w:t>
       </w:r>
       <w:r>
-        <w:t xml:space="preserve">page profil </w:t>
-      </w:r>
-      <w:r>
-        <w:t>.</w:t>
+        <w:t xml:space="preserve">page </w:t>
+      </w:r>
+      <w:r>
+        <w:t>profil.</w:t>
       </w:r>
     </w:p>
     <w:p>
@@ -8361,8 +9800,13 @@
       <w:pPr>
         <w:pStyle w:val="Paragraphedeliste"/>
       </w:pPr>
-      <w:r>
-        <w:t>  Description :</w:t>
+      <w:proofErr w:type="gramStart"/>
+      <w:r>
+        <w:t>  Description</w:t>
+      </w:r>
+      <w:proofErr w:type="gramEnd"/>
+      <w:r>
+        <w:t xml:space="preserve"> :</w:t>
       </w:r>
       <w:r>
         <w:br/>
@@ -8373,8 +9817,13 @@
       <w:pPr>
         <w:pStyle w:val="Paragraphedeliste"/>
       </w:pPr>
-      <w:r>
-        <w:t>  Rôles et actions possibles :</w:t>
+      <w:proofErr w:type="gramStart"/>
+      <w:r>
+        <w:t>  Rôles</w:t>
+      </w:r>
+      <w:proofErr w:type="gramEnd"/>
+      <w:r>
+        <w:t xml:space="preserve"> et actions possibles :</w:t>
       </w:r>
     </w:p>
     <w:p>
@@ -8405,8 +9854,13 @@
       <w:pPr>
         <w:pStyle w:val="Paragraphedeliste"/>
       </w:pPr>
-      <w:r>
-        <w:t>  Transitions :</w:t>
+      <w:proofErr w:type="gramStart"/>
+      <w:r>
+        <w:t>  Transitions</w:t>
+      </w:r>
+      <w:proofErr w:type="gramEnd"/>
+      <w:r>
+        <w:t xml:space="preserve"> :</w:t>
       </w:r>
     </w:p>
     <w:p>
@@ -8438,8 +9892,13 @@
       <w:pPr>
         <w:pStyle w:val="Paragraphedeliste"/>
       </w:pPr>
-      <w:r>
-        <w:t>  Description :</w:t>
+      <w:proofErr w:type="gramStart"/>
+      <w:r>
+        <w:t>  Description</w:t>
+      </w:r>
+      <w:proofErr w:type="gramEnd"/>
+      <w:r>
+        <w:t xml:space="preserve"> :</w:t>
       </w:r>
       <w:r>
         <w:br/>
@@ -8450,8 +9909,13 @@
       <w:pPr>
         <w:pStyle w:val="Paragraphedeliste"/>
       </w:pPr>
-      <w:r>
-        <w:t>  Rôles et actions possibles :</w:t>
+      <w:proofErr w:type="gramStart"/>
+      <w:r>
+        <w:t>  Rôles</w:t>
+      </w:r>
+      <w:proofErr w:type="gramEnd"/>
+      <w:r>
+        <w:t xml:space="preserve"> et actions possibles :</w:t>
       </w:r>
     </w:p>
     <w:p>
@@ -8482,8 +9946,13 @@
       <w:pPr>
         <w:pStyle w:val="Paragraphedeliste"/>
       </w:pPr>
-      <w:r>
-        <w:t>  Transitions :</w:t>
+      <w:proofErr w:type="gramStart"/>
+      <w:r>
+        <w:t>  Transitions</w:t>
+      </w:r>
+      <w:proofErr w:type="gramEnd"/>
+      <w:r>
+        <w:t xml:space="preserve"> :</w:t>
       </w:r>
     </w:p>
     <w:p>
@@ -8515,8 +9984,13 @@
       <w:pPr>
         <w:pStyle w:val="Paragraphedeliste"/>
       </w:pPr>
-      <w:r>
-        <w:t>  Description :</w:t>
+      <w:proofErr w:type="gramStart"/>
+      <w:r>
+        <w:t>  Description</w:t>
+      </w:r>
+      <w:proofErr w:type="gramEnd"/>
+      <w:r>
+        <w:t xml:space="preserve"> :</w:t>
       </w:r>
       <w:r>
         <w:br/>
@@ -8527,8 +10001,13 @@
       <w:pPr>
         <w:pStyle w:val="Paragraphedeliste"/>
       </w:pPr>
-      <w:r>
-        <w:t>  Rôles et actions possibles :</w:t>
+      <w:proofErr w:type="gramStart"/>
+      <w:r>
+        <w:t>  Rôles</w:t>
+      </w:r>
+      <w:proofErr w:type="gramEnd"/>
+      <w:r>
+        <w:t xml:space="preserve"> et actions possibles :</w:t>
       </w:r>
     </w:p>
     <w:p>
@@ -8567,8 +10046,13 @@
       <w:pPr>
         <w:pStyle w:val="Paragraphedeliste"/>
       </w:pPr>
-      <w:r>
-        <w:t>  Transitions :</w:t>
+      <w:proofErr w:type="gramStart"/>
+      <w:r>
+        <w:t>  Transitions</w:t>
+      </w:r>
+      <w:proofErr w:type="gramEnd"/>
+      <w:r>
+        <w:t xml:space="preserve"> :</w:t>
       </w:r>
     </w:p>
     <w:p>
@@ -8600,8 +10084,13 @@
       <w:pPr>
         <w:pStyle w:val="Paragraphedeliste"/>
       </w:pPr>
-      <w:r>
-        <w:t>  Description :</w:t>
+      <w:proofErr w:type="gramStart"/>
+      <w:r>
+        <w:t>  Description</w:t>
+      </w:r>
+      <w:proofErr w:type="gramEnd"/>
+      <w:r>
+        <w:t xml:space="preserve"> :</w:t>
       </w:r>
       <w:r>
         <w:br/>
@@ -8612,8 +10101,13 @@
       <w:pPr>
         <w:pStyle w:val="Paragraphedeliste"/>
       </w:pPr>
-      <w:r>
-        <w:t>  Rôles et actions possibles :</w:t>
+      <w:proofErr w:type="gramStart"/>
+      <w:r>
+        <w:t>  Rôles</w:t>
+      </w:r>
+      <w:proofErr w:type="gramEnd"/>
+      <w:r>
+        <w:t xml:space="preserve"> et actions possibles :</w:t>
       </w:r>
     </w:p>
     <w:p>
@@ -8661,8 +10155,13 @@
       <w:pPr>
         <w:pStyle w:val="Paragraphedeliste"/>
       </w:pPr>
-      <w:r>
-        <w:t>  Transitions :</w:t>
+      <w:proofErr w:type="gramStart"/>
+      <w:r>
+        <w:t>  Transitions</w:t>
+      </w:r>
+      <w:proofErr w:type="gramEnd"/>
+      <w:r>
+        <w:t xml:space="preserve"> :</w:t>
       </w:r>
     </w:p>
     <w:p>
@@ -8718,8 +10217,13 @@
       <w:pPr>
         <w:pStyle w:val="Paragraphedeliste"/>
       </w:pPr>
-      <w:r>
-        <w:t>  Description :</w:t>
+      <w:proofErr w:type="gramStart"/>
+      <w:r>
+        <w:t>  Description</w:t>
+      </w:r>
+      <w:proofErr w:type="gramEnd"/>
+      <w:r>
+        <w:t xml:space="preserve"> :</w:t>
       </w:r>
       <w:r>
         <w:br/>
@@ -8730,8 +10234,13 @@
       <w:pPr>
         <w:pStyle w:val="Paragraphedeliste"/>
       </w:pPr>
-      <w:r>
-        <w:t>  Rôles et actions possibles :</w:t>
+      <w:proofErr w:type="gramStart"/>
+      <w:r>
+        <w:t>  Rôles</w:t>
+      </w:r>
+      <w:proofErr w:type="gramEnd"/>
+      <w:r>
+        <w:t xml:space="preserve"> et actions possibles :</w:t>
       </w:r>
     </w:p>
     <w:p>
@@ -8754,8 +10263,13 @@
       <w:pPr>
         <w:pStyle w:val="Paragraphedeliste"/>
       </w:pPr>
-      <w:r>
-        <w:t>  Transitions :</w:t>
+      <w:proofErr w:type="gramStart"/>
+      <w:r>
+        <w:t>  Transitions</w:t>
+      </w:r>
+      <w:proofErr w:type="gramEnd"/>
+      <w:r>
+        <w:t xml:space="preserve"> :</w:t>
       </w:r>
     </w:p>
     <w:p>
@@ -8787,8 +10301,13 @@
       <w:pPr>
         <w:pStyle w:val="Paragraphedeliste"/>
       </w:pPr>
-      <w:r>
-        <w:t>  Description :</w:t>
+      <w:proofErr w:type="gramStart"/>
+      <w:r>
+        <w:t>  Description</w:t>
+      </w:r>
+      <w:proofErr w:type="gramEnd"/>
+      <w:r>
+        <w:t xml:space="preserve"> :</w:t>
       </w:r>
       <w:r>
         <w:br/>
@@ -8799,8 +10318,13 @@
       <w:pPr>
         <w:pStyle w:val="Paragraphedeliste"/>
       </w:pPr>
-      <w:r>
-        <w:t>  Rôles et actions possibles :</w:t>
+      <w:proofErr w:type="gramStart"/>
+      <w:r>
+        <w:t>  Rôles</w:t>
+      </w:r>
+      <w:proofErr w:type="gramEnd"/>
+      <w:r>
+        <w:t xml:space="preserve"> et actions possibles :</w:t>
       </w:r>
     </w:p>
     <w:p>
@@ -8839,8 +10363,13 @@
       <w:pPr>
         <w:pStyle w:val="Paragraphedeliste"/>
       </w:pPr>
-      <w:r>
-        <w:t>  Transitions :</w:t>
+      <w:proofErr w:type="gramStart"/>
+      <w:r>
+        <w:t>  Transitions</w:t>
+      </w:r>
+      <w:proofErr w:type="gramEnd"/>
+      <w:r>
+        <w:t xml:space="preserve"> :</w:t>
       </w:r>
     </w:p>
     <w:p>
@@ -8872,8 +10401,13 @@
       <w:pPr>
         <w:pStyle w:val="Paragraphedeliste"/>
       </w:pPr>
-      <w:r>
-        <w:t>  Description :</w:t>
+      <w:proofErr w:type="gramStart"/>
+      <w:r>
+        <w:t>  Description</w:t>
+      </w:r>
+      <w:proofErr w:type="gramEnd"/>
+      <w:r>
+        <w:t xml:space="preserve"> :</w:t>
       </w:r>
       <w:r>
         <w:br/>
@@ -8884,8 +10418,13 @@
       <w:pPr>
         <w:pStyle w:val="Paragraphedeliste"/>
       </w:pPr>
-      <w:r>
-        <w:t>  Rôles et actions possibles :</w:t>
+      <w:proofErr w:type="gramStart"/>
+      <w:r>
+        <w:t>  Rôles</w:t>
+      </w:r>
+      <w:proofErr w:type="gramEnd"/>
+      <w:r>
+        <w:t xml:space="preserve"> et actions possibles :</w:t>
       </w:r>
     </w:p>
     <w:p>
@@ -8916,8 +10455,13 @@
       <w:pPr>
         <w:pStyle w:val="Paragraphedeliste"/>
       </w:pPr>
-      <w:r>
-        <w:t>  Transitions :</w:t>
+      <w:proofErr w:type="gramStart"/>
+      <w:r>
+        <w:t>  Transitions</w:t>
+      </w:r>
+      <w:proofErr w:type="gramEnd"/>
+      <w:r>
+        <w:t xml:space="preserve"> :</w:t>
       </w:r>
     </w:p>
     <w:p>
@@ -8942,8 +10486,13 @@
       <w:pPr>
         <w:pStyle w:val="Paragraphedeliste"/>
       </w:pPr>
-      <w:r>
-        <w:t>  Description :</w:t>
+      <w:proofErr w:type="gramStart"/>
+      <w:r>
+        <w:t>  Description</w:t>
+      </w:r>
+      <w:proofErr w:type="gramEnd"/>
+      <w:r>
+        <w:t xml:space="preserve"> :</w:t>
       </w:r>
       <w:r>
         <w:br/>
@@ -8954,8 +10503,13 @@
       <w:pPr>
         <w:pStyle w:val="Paragraphedeliste"/>
       </w:pPr>
-      <w:r>
-        <w:t>  Rôles et actions possibles :</w:t>
+      <w:proofErr w:type="gramStart"/>
+      <w:r>
+        <w:t>  Rôles</w:t>
+      </w:r>
+      <w:proofErr w:type="gramEnd"/>
+      <w:r>
+        <w:t xml:space="preserve"> et actions possibles :</w:t>
       </w:r>
     </w:p>
     <w:p>
@@ -8986,8 +10540,13 @@
       <w:pPr>
         <w:pStyle w:val="Paragraphedeliste"/>
       </w:pPr>
-      <w:r>
-        <w:t>  Transitions :</w:t>
+      <w:proofErr w:type="gramStart"/>
+      <w:r>
+        <w:t>  Transitions</w:t>
+      </w:r>
+      <w:proofErr w:type="gramEnd"/>
+      <w:r>
+        <w:t xml:space="preserve"> :</w:t>
       </w:r>
     </w:p>
     <w:p>
@@ -9011,8 +10570,13 @@
       <w:pPr>
         <w:pStyle w:val="Paragraphedeliste"/>
       </w:pPr>
-      <w:r>
-        <w:t>  Description :</w:t>
+      <w:proofErr w:type="gramStart"/>
+      <w:r>
+        <w:t>  Description</w:t>
+      </w:r>
+      <w:proofErr w:type="gramEnd"/>
+      <w:r>
+        <w:t xml:space="preserve"> :</w:t>
       </w:r>
       <w:r>
         <w:br/>
@@ -9023,8 +10587,13 @@
       <w:pPr>
         <w:pStyle w:val="Paragraphedeliste"/>
       </w:pPr>
-      <w:r>
-        <w:t>  Rôles et actions possibles :</w:t>
+      <w:proofErr w:type="gramStart"/>
+      <w:r>
+        <w:t>  Rôles</w:t>
+      </w:r>
+      <w:proofErr w:type="gramEnd"/>
+      <w:r>
+        <w:t xml:space="preserve"> et actions possibles :</w:t>
       </w:r>
     </w:p>
     <w:p>
@@ -9063,8 +10632,13 @@
       <w:pPr>
         <w:pStyle w:val="Paragraphedeliste"/>
       </w:pPr>
-      <w:r>
-        <w:t>  Transitions :</w:t>
+      <w:proofErr w:type="gramStart"/>
+      <w:r>
+        <w:t>  Transitions</w:t>
+      </w:r>
+      <w:proofErr w:type="gramEnd"/>
+      <w:r>
+        <w:t xml:space="preserve"> :</w:t>
       </w:r>
     </w:p>
     <w:p>
@@ -9093,8 +10667,13 @@
       <w:pPr>
         <w:pStyle w:val="Paragraphedeliste"/>
       </w:pPr>
-      <w:r>
-        <w:t>  Description :</w:t>
+      <w:proofErr w:type="gramStart"/>
+      <w:r>
+        <w:t>  Description</w:t>
+      </w:r>
+      <w:proofErr w:type="gramEnd"/>
+      <w:r>
+        <w:t xml:space="preserve"> :</w:t>
       </w:r>
       <w:r>
         <w:br/>
@@ -9105,8 +10684,13 @@
       <w:pPr>
         <w:pStyle w:val="Paragraphedeliste"/>
       </w:pPr>
-      <w:r>
-        <w:t>  Rôles et actions possibles :</w:t>
+      <w:proofErr w:type="gramStart"/>
+      <w:r>
+        <w:t>  Rôles</w:t>
+      </w:r>
+      <w:proofErr w:type="gramEnd"/>
+      <w:r>
+        <w:t xml:space="preserve"> et actions possibles :</w:t>
       </w:r>
     </w:p>
     <w:p>
@@ -9129,8 +10713,13 @@
       <w:pPr>
         <w:pStyle w:val="Paragraphedeliste"/>
       </w:pPr>
-      <w:r>
-        <w:t>  Transitions :</w:t>
+      <w:proofErr w:type="gramStart"/>
+      <w:r>
+        <w:t>  Transitions</w:t>
+      </w:r>
+      <w:proofErr w:type="gramEnd"/>
+      <w:r>
+        <w:t xml:space="preserve"> :</w:t>
       </w:r>
     </w:p>
     <w:p>
@@ -9154,8 +10743,13 @@
       <w:pPr>
         <w:pStyle w:val="Paragraphedeliste"/>
       </w:pPr>
-      <w:r>
-        <w:t>  Description :</w:t>
+      <w:proofErr w:type="gramStart"/>
+      <w:r>
+        <w:t>  Description</w:t>
+      </w:r>
+      <w:proofErr w:type="gramEnd"/>
+      <w:r>
+        <w:t xml:space="preserve"> :</w:t>
       </w:r>
       <w:r>
         <w:br/>
@@ -9166,8 +10760,13 @@
       <w:pPr>
         <w:pStyle w:val="Paragraphedeliste"/>
       </w:pPr>
-      <w:r>
-        <w:t>  Rôles et actions possibles :</w:t>
+      <w:proofErr w:type="gramStart"/>
+      <w:r>
+        <w:t>  Rôles</w:t>
+      </w:r>
+      <w:proofErr w:type="gramEnd"/>
+      <w:r>
+        <w:t xml:space="preserve"> et actions possibles :</w:t>
       </w:r>
     </w:p>
     <w:p>
@@ -9190,9 +10789,14 @@
       <w:pPr>
         <w:pStyle w:val="Paragraphedeliste"/>
       </w:pPr>
+      <w:proofErr w:type="gramStart"/>
       <w:r>
         <w:lastRenderedPageBreak/>
-        <w:t>  Transitions :</w:t>
+        <w:t>  Transitions</w:t>
+      </w:r>
+      <w:proofErr w:type="gramEnd"/>
+      <w:r>
+        <w:t xml:space="preserve"> :</w:t>
       </w:r>
     </w:p>
     <w:p>
@@ -9784,7 +11388,7 @@
         <w:bCs/>
         <w:noProof/>
       </w:rPr>
-      <w:t>20</w:t>
+      <w:t>21</w:t>
     </w:r>
     <w:r>
       <w:rPr>
@@ -13065,7 +14669,7 @@
     <w:charset w:val="00"/>
     <w:family w:val="roman"/>
     <w:pitch w:val="variable"/>
-    <w:sig w:usb0="E0002EFF" w:usb1="C000785B" w:usb2="00000009" w:usb3="00000000" w:csb0="000001FF" w:csb1="00000000"/>
+    <w:sig w:usb0="E0002AFF" w:usb1="C0007843" w:usb2="00000009" w:usb3="00000000" w:csb0="000001FF" w:csb1="00000000"/>
   </w:font>
   <w:font w:name="Courier New">
     <w:panose1 w:val="02070309020205020404"/>
@@ -13079,7 +14683,7 @@
     <w:charset w:val="00"/>
     <w:family w:val="swiss"/>
     <w:pitch w:val="variable"/>
-    <w:sig w:usb0="E4002EFF" w:usb1="C000247B" w:usb2="00000009" w:usb3="00000000" w:csb0="000001FF" w:csb1="00000000"/>
+    <w:sig w:usb0="E0002AFF" w:usb1="4000ACFF" w:usb2="00000001" w:usb3="00000000" w:csb0="000001FF" w:csb1="00000000"/>
   </w:font>
   <w:font w:name="Symbol">
     <w:panose1 w:val="05050102010706020507"/>
@@ -13093,14 +14697,14 @@
     <w:charset w:val="00"/>
     <w:family w:val="roman"/>
     <w:pitch w:val="variable"/>
-    <w:sig w:usb0="E00006FF" w:usb1="420024FF" w:usb2="02000000" w:usb3="00000000" w:csb0="0000019F" w:csb1="00000000"/>
+    <w:sig w:usb0="A00002EF" w:usb1="4000004B" w:usb2="00000000" w:usb3="00000000" w:csb0="0000019F" w:csb1="00000000"/>
   </w:font>
   <w:font w:name="Arial">
     <w:panose1 w:val="020B0604020202020204"/>
     <w:charset w:val="00"/>
     <w:family w:val="swiss"/>
     <w:pitch w:val="variable"/>
-    <w:sig w:usb0="E0002EFF" w:usb1="C000785B" w:usb2="00000009" w:usb3="00000000" w:csb0="000001FF" w:csb1="00000000"/>
+    <w:sig w:usb0="E0002AFF" w:usb1="C0007843" w:usb2="00000009" w:usb3="00000000" w:csb0="000001FF" w:csb1="00000000"/>
   </w:font>
   <w:font w:name="Wingdings 2">
     <w:panose1 w:val="05020102010507070707"/>
@@ -13114,7 +14718,7 @@
     <w:charset w:val="00"/>
     <w:family w:val="swiss"/>
     <w:pitch w:val="variable"/>
-    <w:sig w:usb0="E4002EFF" w:usb1="C000247B" w:usb2="00000009" w:usb3="00000000" w:csb0="000001FF" w:csb1="00000000"/>
+    <w:sig w:usb0="A0002AEF" w:usb1="4000207B" w:usb2="00000000" w:usb3="00000000" w:csb0="000001FF" w:csb1="00000000"/>
   </w:font>
 </w:fonts>
 </file>

--- a/Documents/DossierAnalyse.docx
+++ b/Documents/DossierAnalyse.docx
@@ -806,11 +806,9 @@
                                 <w:szCs w:val="24"/>
                               </w:rPr>
                             </w:pPr>
-                            <w:proofErr w:type="spellStart"/>
                             <w:r>
                               <w:t>Bachelor</w:t>
                             </w:r>
-                            <w:proofErr w:type="spellEnd"/>
                             <w:r>
                               <w:t xml:space="preserve"> Universitaire de Technologie</w:t>
                             </w:r>
@@ -985,11 +983,9 @@
                           <w:szCs w:val="24"/>
                         </w:rPr>
                       </w:pPr>
-                      <w:proofErr w:type="spellStart"/>
                       <w:r>
                         <w:t>Bachelor</w:t>
                       </w:r>
-                      <w:proofErr w:type="spellEnd"/>
                       <w:r>
                         <w:t xml:space="preserve"> Universitaire de Technologie</w:t>
                       </w:r>
@@ -1214,7 +1210,7 @@
           <w:r>
             <w:fldChar w:fldCharType="separate"/>
           </w:r>
-          <w:hyperlink w:anchor="_Toc210395838" w:history="1">
+          <w:hyperlink w:anchor="_Toc210402018" w:history="1">
             <w:r>
               <w:rPr>
                 <w:rStyle w:val="Lienhypertexte"/>
@@ -1256,7 +1252,7 @@
                 <w:noProof/>
                 <w:webHidden/>
               </w:rPr>
-              <w:instrText xml:space="preserve"> PAGEREF _Toc210395838 \h </w:instrText>
+              <w:instrText xml:space="preserve"> PAGEREF _Toc210402018 \h </w:instrText>
             </w:r>
             <w:r>
               <w:rPr>
@@ -1300,7 +1296,7 @@
               <w:lang w:eastAsia="fr-FR"/>
             </w:rPr>
           </w:pPr>
-          <w:hyperlink w:anchor="_Toc210395839" w:history="1">
+          <w:hyperlink w:anchor="_Toc210402019" w:history="1">
             <w:r>
               <w:rPr>
                 <w:rStyle w:val="Lienhypertexte"/>
@@ -1342,7 +1338,7 @@
                 <w:noProof/>
                 <w:webHidden/>
               </w:rPr>
-              <w:instrText xml:space="preserve"> PAGEREF _Toc210395839 \h </w:instrText>
+              <w:instrText xml:space="preserve"> PAGEREF _Toc210402019 \h </w:instrText>
             </w:r>
             <w:r>
               <w:rPr>
@@ -1386,7 +1382,7 @@
               <w:lang w:eastAsia="fr-FR"/>
             </w:rPr>
           </w:pPr>
-          <w:hyperlink w:anchor="_Toc210395840" w:history="1">
+          <w:hyperlink w:anchor="_Toc210402020" w:history="1">
             <w:r>
               <w:rPr>
                 <w:rStyle w:val="Lienhypertexte"/>
@@ -1428,7 +1424,7 @@
                 <w:noProof/>
                 <w:webHidden/>
               </w:rPr>
-              <w:instrText xml:space="preserve"> PAGEREF _Toc210395840 \h </w:instrText>
+              <w:instrText xml:space="preserve"> PAGEREF _Toc210402020 \h </w:instrText>
             </w:r>
             <w:r>
               <w:rPr>
@@ -1472,7 +1468,7 @@
               <w:lang w:eastAsia="fr-FR"/>
             </w:rPr>
           </w:pPr>
-          <w:hyperlink w:anchor="_Toc210395841" w:history="1">
+          <w:hyperlink w:anchor="_Toc210402021" w:history="1">
             <w:r>
               <w:rPr>
                 <w:rStyle w:val="Lienhypertexte"/>
@@ -1514,7 +1510,7 @@
                 <w:noProof/>
                 <w:webHidden/>
               </w:rPr>
-              <w:instrText xml:space="preserve"> PAGEREF _Toc210395841 \h </w:instrText>
+              <w:instrText xml:space="preserve"> PAGEREF _Toc210402021 \h </w:instrText>
             </w:r>
             <w:r>
               <w:rPr>
@@ -1558,7 +1554,7 @@
               <w:lang w:eastAsia="fr-FR"/>
             </w:rPr>
           </w:pPr>
-          <w:hyperlink w:anchor="_Toc210395842" w:history="1">
+          <w:hyperlink w:anchor="_Toc210402022" w:history="1">
             <w:r>
               <w:rPr>
                 <w:rStyle w:val="Lienhypertexte"/>
@@ -1600,7 +1596,7 @@
                 <w:noProof/>
                 <w:webHidden/>
               </w:rPr>
-              <w:instrText xml:space="preserve"> PAGEREF _Toc210395842 \h </w:instrText>
+              <w:instrText xml:space="preserve"> PAGEREF _Toc210402022 \h </w:instrText>
             </w:r>
             <w:r>
               <w:rPr>
@@ -1644,7 +1640,7 @@
               <w:lang w:eastAsia="fr-FR"/>
             </w:rPr>
           </w:pPr>
-          <w:hyperlink w:anchor="_Toc210395843" w:history="1">
+          <w:hyperlink w:anchor="_Toc210402023" w:history="1">
             <w:r>
               <w:rPr>
                 <w:rStyle w:val="Lienhypertexte"/>
@@ -1686,7 +1682,7 @@
                 <w:noProof/>
                 <w:webHidden/>
               </w:rPr>
-              <w:instrText xml:space="preserve"> PAGEREF _Toc210395843 \h </w:instrText>
+              <w:instrText xml:space="preserve"> PAGEREF _Toc210402023 \h </w:instrText>
             </w:r>
             <w:r>
               <w:rPr>
@@ -1730,7 +1726,7 @@
               <w:lang w:eastAsia="fr-FR"/>
             </w:rPr>
           </w:pPr>
-          <w:hyperlink w:anchor="_Toc210395844" w:history="1">
+          <w:hyperlink w:anchor="_Toc210402024" w:history="1">
             <w:r>
               <w:rPr>
                 <w:rStyle w:val="Lienhypertexte"/>
@@ -1772,7 +1768,7 @@
                 <w:noProof/>
                 <w:webHidden/>
               </w:rPr>
-              <w:instrText xml:space="preserve"> PAGEREF _Toc210395844 \h </w:instrText>
+              <w:instrText xml:space="preserve"> PAGEREF _Toc210402024 \h </w:instrText>
             </w:r>
             <w:r>
               <w:rPr>
@@ -1816,7 +1812,7 @@
               <w:lang w:eastAsia="fr-FR"/>
             </w:rPr>
           </w:pPr>
-          <w:hyperlink w:anchor="_Toc210395845" w:history="1">
+          <w:hyperlink w:anchor="_Toc210402025" w:history="1">
             <w:r>
               <w:rPr>
                 <w:rStyle w:val="Lienhypertexte"/>
@@ -1837,7 +1833,7 @@
                 <w:rStyle w:val="Lienhypertexte"/>
                 <w:noProof/>
               </w:rPr>
-              <w:t>Contrainte matériel</w:t>
+              <w:t>Contrainte</w:t>
             </w:r>
             <w:r>
               <w:rPr>
@@ -1858,7 +1854,7 @@
                 <w:noProof/>
                 <w:webHidden/>
               </w:rPr>
-              <w:instrText xml:space="preserve"> PAGEREF _Toc210395845 \h </w:instrText>
+              <w:instrText xml:space="preserve"> PAGEREF _Toc210402025 \h </w:instrText>
             </w:r>
             <w:r>
               <w:rPr>
@@ -1879,6 +1875,178 @@
                 <w:webHidden/>
               </w:rPr>
               <w:t>2</w:t>
+            </w:r>
+            <w:r>
+              <w:rPr>
+                <w:noProof/>
+                <w:webHidden/>
+              </w:rPr>
+              <w:fldChar w:fldCharType="end"/>
+            </w:r>
+          </w:hyperlink>
+        </w:p>
+        <w:p>
+          <w:pPr>
+            <w:pStyle w:val="TM3"/>
+            <w:tabs>
+              <w:tab w:val="left" w:pos="1100"/>
+              <w:tab w:val="right" w:leader="dot" w:pos="9062"/>
+            </w:tabs>
+            <w:rPr>
+              <w:rFonts w:eastAsiaTheme="minorEastAsia"/>
+              <w:noProof/>
+              <w:lang w:eastAsia="fr-FR"/>
+            </w:rPr>
+          </w:pPr>
+          <w:hyperlink w:anchor="_Toc210402026" w:history="1">
+            <w:r>
+              <w:rPr>
+                <w:rStyle w:val="Lienhypertexte"/>
+                <w:noProof/>
+              </w:rPr>
+              <w:t>I.3.1</w:t>
+            </w:r>
+            <w:r>
+              <w:rPr>
+                <w:rFonts w:eastAsiaTheme="minorEastAsia"/>
+                <w:noProof/>
+                <w:lang w:eastAsia="fr-FR"/>
+              </w:rPr>
+              <w:tab/>
+            </w:r>
+            <w:r>
+              <w:rPr>
+                <w:rStyle w:val="Lienhypertexte"/>
+                <w:noProof/>
+              </w:rPr>
+              <w:t>Contraintes matérielles</w:t>
+            </w:r>
+            <w:r>
+              <w:rPr>
+                <w:noProof/>
+                <w:webHidden/>
+              </w:rPr>
+              <w:tab/>
+            </w:r>
+            <w:r>
+              <w:rPr>
+                <w:noProof/>
+                <w:webHidden/>
+              </w:rPr>
+              <w:fldChar w:fldCharType="begin"/>
+            </w:r>
+            <w:r>
+              <w:rPr>
+                <w:noProof/>
+                <w:webHidden/>
+              </w:rPr>
+              <w:instrText xml:space="preserve"> PAGEREF _Toc210402026 \h </w:instrText>
+            </w:r>
+            <w:r>
+              <w:rPr>
+                <w:noProof/>
+                <w:webHidden/>
+              </w:rPr>
+            </w:r>
+            <w:r>
+              <w:rPr>
+                <w:noProof/>
+                <w:webHidden/>
+              </w:rPr>
+              <w:fldChar w:fldCharType="separate"/>
+            </w:r>
+            <w:r>
+              <w:rPr>
+                <w:noProof/>
+                <w:webHidden/>
+              </w:rPr>
+              <w:t>2</w:t>
+            </w:r>
+            <w:r>
+              <w:rPr>
+                <w:noProof/>
+                <w:webHidden/>
+              </w:rPr>
+              <w:fldChar w:fldCharType="end"/>
+            </w:r>
+          </w:hyperlink>
+        </w:p>
+        <w:p>
+          <w:pPr>
+            <w:pStyle w:val="TM3"/>
+            <w:tabs>
+              <w:tab w:val="left" w:pos="1100"/>
+              <w:tab w:val="right" w:leader="dot" w:pos="9062"/>
+            </w:tabs>
+            <w:rPr>
+              <w:rFonts w:eastAsiaTheme="minorEastAsia"/>
+              <w:noProof/>
+              <w:lang w:eastAsia="fr-FR"/>
+            </w:rPr>
+          </w:pPr>
+          <w:hyperlink w:anchor="_Toc210402027" w:history="1">
+            <w:r>
+              <w:rPr>
+                <w:rStyle w:val="Lienhypertexte"/>
+                <w:noProof/>
+              </w:rPr>
+              <w:t>I.3.2</w:t>
+            </w:r>
+            <w:r>
+              <w:rPr>
+                <w:rFonts w:eastAsiaTheme="minorEastAsia"/>
+                <w:noProof/>
+                <w:lang w:eastAsia="fr-FR"/>
+              </w:rPr>
+              <w:tab/>
+            </w:r>
+            <w:r>
+              <w:rPr>
+                <w:rStyle w:val="Lienhypertexte"/>
+                <w:noProof/>
+              </w:rPr>
+              <w:t>RGPD</w:t>
+            </w:r>
+            <w:r>
+              <w:rPr>
+                <w:noProof/>
+                <w:webHidden/>
+              </w:rPr>
+              <w:tab/>
+            </w:r>
+            <w:r>
+              <w:rPr>
+                <w:noProof/>
+                <w:webHidden/>
+              </w:rPr>
+              <w:fldChar w:fldCharType="begin"/>
+            </w:r>
+            <w:r>
+              <w:rPr>
+                <w:noProof/>
+                <w:webHidden/>
+              </w:rPr>
+              <w:instrText xml:space="preserve"> PAGEREF _Toc210402027 \h </w:instrText>
+            </w:r>
+            <w:r>
+              <w:rPr>
+                <w:noProof/>
+                <w:webHidden/>
+              </w:rPr>
+            </w:r>
+            <w:r>
+              <w:rPr>
+                <w:noProof/>
+                <w:webHidden/>
+              </w:rPr>
+              <w:fldChar w:fldCharType="separate"/>
+            </w:r>
+            <w:r>
+              <w:rPr>
+                <w:noProof/>
+                <w:webHidden/>
+              </w:rPr>
+              <w:t>3</w:t>
             </w:r>
             <w:r>
               <w:rPr>
@@ -1898,7 +2066,7 @@
               <w:lang w:eastAsia="fr-FR"/>
             </w:rPr>
           </w:pPr>
-          <w:hyperlink w:anchor="_Toc210395846" w:history="1">
+          <w:hyperlink w:anchor="_Toc210402028" w:history="1">
             <w:r>
               <w:rPr>
                 <w:rStyle w:val="Lienhypertexte"/>
@@ -1940,7 +2108,7 @@
                 <w:noProof/>
                 <w:webHidden/>
               </w:rPr>
-              <w:instrText xml:space="preserve"> PAGEREF _Toc210395846 \h </w:instrText>
+              <w:instrText xml:space="preserve"> PAGEREF _Toc210402028 \h </w:instrText>
             </w:r>
             <w:r>
               <w:rPr>
@@ -1960,7 +2128,7 @@
                 <w:noProof/>
                 <w:webHidden/>
               </w:rPr>
-              <w:t>3</w:t>
+              <w:t>4</w:t>
             </w:r>
             <w:r>
               <w:rPr>
@@ -1984,7 +2152,7 @@
               <w:lang w:eastAsia="fr-FR"/>
             </w:rPr>
           </w:pPr>
-          <w:hyperlink w:anchor="_Toc210395847" w:history="1">
+          <w:hyperlink w:anchor="_Toc210402029" w:history="1">
             <w:r>
               <w:rPr>
                 <w:rStyle w:val="Lienhypertexte"/>
@@ -2026,7 +2194,7 @@
                 <w:noProof/>
                 <w:webHidden/>
               </w:rPr>
-              <w:instrText xml:space="preserve"> PAGEREF _Toc210395847 \h </w:instrText>
+              <w:instrText xml:space="preserve"> PAGEREF _Toc210402029 \h </w:instrText>
             </w:r>
             <w:r>
               <w:rPr>
@@ -2046,7 +2214,7 @@
                 <w:noProof/>
                 <w:webHidden/>
               </w:rPr>
-              <w:t>3</w:t>
+              <w:t>4</w:t>
             </w:r>
             <w:r>
               <w:rPr>
@@ -2066,7 +2234,7 @@
               <w:lang w:eastAsia="fr-FR"/>
             </w:rPr>
           </w:pPr>
-          <w:hyperlink w:anchor="_Toc210395848" w:history="1">
+          <w:hyperlink w:anchor="_Toc210402030" w:history="1">
             <w:r>
               <w:rPr>
                 <w:rStyle w:val="Lienhypertexte"/>
@@ -2108,7 +2276,7 @@
                 <w:noProof/>
                 <w:webHidden/>
               </w:rPr>
-              <w:instrText xml:space="preserve"> PAGEREF _Toc210395848 \h </w:instrText>
+              <w:instrText xml:space="preserve"> PAGEREF _Toc210402030 \h </w:instrText>
             </w:r>
             <w:r>
               <w:rPr>
@@ -2128,7 +2296,7 @@
                 <w:noProof/>
                 <w:webHidden/>
               </w:rPr>
-              <w:t>4</w:t>
+              <w:t>5</w:t>
             </w:r>
             <w:r>
               <w:rPr>
@@ -2152,7 +2320,7 @@
               <w:lang w:eastAsia="fr-FR"/>
             </w:rPr>
           </w:pPr>
-          <w:hyperlink w:anchor="_Toc210395849" w:history="1">
+          <w:hyperlink w:anchor="_Toc210402031" w:history="1">
             <w:r>
               <w:rPr>
                 <w:rStyle w:val="Lienhypertexte"/>
@@ -2194,7 +2362,7 @@
                 <w:noProof/>
                 <w:webHidden/>
               </w:rPr>
-              <w:instrText xml:space="preserve"> PAGEREF _Toc210395849 \h </w:instrText>
+              <w:instrText xml:space="preserve"> PAGEREF _Toc210402031 \h </w:instrText>
             </w:r>
             <w:r>
               <w:rPr>
@@ -2214,7 +2382,7 @@
                 <w:noProof/>
                 <w:webHidden/>
               </w:rPr>
-              <w:t>4</w:t>
+              <w:t>5</w:t>
             </w:r>
             <w:r>
               <w:rPr>
@@ -2238,7 +2406,7 @@
               <w:lang w:eastAsia="fr-FR"/>
             </w:rPr>
           </w:pPr>
-          <w:hyperlink w:anchor="_Toc210395850" w:history="1">
+          <w:hyperlink w:anchor="_Toc210402032" w:history="1">
             <w:r>
               <w:rPr>
                 <w:rStyle w:val="Lienhypertexte"/>
@@ -2280,7 +2448,7 @@
                 <w:noProof/>
                 <w:webHidden/>
               </w:rPr>
-              <w:instrText xml:space="preserve"> PAGEREF _Toc210395850 \h </w:instrText>
+              <w:instrText xml:space="preserve"> PAGEREF _Toc210402032 \h </w:instrText>
             </w:r>
             <w:r>
               <w:rPr>
@@ -2300,7 +2468,7 @@
                 <w:noProof/>
                 <w:webHidden/>
               </w:rPr>
-              <w:t>4</w:t>
+              <w:t>5</w:t>
             </w:r>
             <w:r>
               <w:rPr>
@@ -2324,7 +2492,7 @@
               <w:lang w:eastAsia="fr-FR"/>
             </w:rPr>
           </w:pPr>
-          <w:hyperlink w:anchor="_Toc210395851" w:history="1">
+          <w:hyperlink w:anchor="_Toc210402033" w:history="1">
             <w:r>
               <w:rPr>
                 <w:rStyle w:val="Lienhypertexte"/>
@@ -2366,7 +2534,7 @@
                 <w:noProof/>
                 <w:webHidden/>
               </w:rPr>
-              <w:instrText xml:space="preserve"> PAGEREF _Toc210395851 \h </w:instrText>
+              <w:instrText xml:space="preserve"> PAGEREF _Toc210402033 \h </w:instrText>
             </w:r>
             <w:r>
               <w:rPr>
@@ -2386,7 +2554,7 @@
                 <w:noProof/>
                 <w:webHidden/>
               </w:rPr>
-              <w:t>4</w:t>
+              <w:t>5</w:t>
             </w:r>
             <w:r>
               <w:rPr>
@@ -2410,7 +2578,7 @@
               <w:lang w:eastAsia="fr-FR"/>
             </w:rPr>
           </w:pPr>
-          <w:hyperlink w:anchor="_Toc210395852" w:history="1">
+          <w:hyperlink w:anchor="_Toc210402034" w:history="1">
             <w:r>
               <w:rPr>
                 <w:rStyle w:val="Lienhypertexte"/>
@@ -2452,7 +2620,7 @@
                 <w:noProof/>
                 <w:webHidden/>
               </w:rPr>
-              <w:instrText xml:space="preserve"> PAGEREF _Toc210395852 \h </w:instrText>
+              <w:instrText xml:space="preserve"> PAGEREF _Toc210402034 \h </w:instrText>
             </w:r>
             <w:r>
               <w:rPr>
@@ -2472,7 +2640,7 @@
                 <w:noProof/>
                 <w:webHidden/>
               </w:rPr>
-              <w:t>5</w:t>
+              <w:t>6</w:t>
             </w:r>
             <w:r>
               <w:rPr>
@@ -2496,7 +2664,7 @@
               <w:lang w:eastAsia="fr-FR"/>
             </w:rPr>
           </w:pPr>
-          <w:hyperlink w:anchor="_Toc210395853" w:history="1">
+          <w:hyperlink w:anchor="_Toc210402035" w:history="1">
             <w:r>
               <w:rPr>
                 <w:rStyle w:val="Lienhypertexte"/>
@@ -2538,7 +2706,7 @@
                 <w:noProof/>
                 <w:webHidden/>
               </w:rPr>
-              <w:instrText xml:space="preserve"> PAGEREF _Toc210395853 \h </w:instrText>
+              <w:instrText xml:space="preserve"> PAGEREF _Toc210402035 \h </w:instrText>
             </w:r>
             <w:r>
               <w:rPr>
@@ -2558,7 +2726,7 @@
                 <w:noProof/>
                 <w:webHidden/>
               </w:rPr>
-              <w:t>6</w:t>
+              <w:t>7</w:t>
             </w:r>
             <w:r>
               <w:rPr>
@@ -2582,7 +2750,7 @@
               <w:lang w:eastAsia="fr-FR"/>
             </w:rPr>
           </w:pPr>
-          <w:hyperlink w:anchor="_Toc210395854" w:history="1">
+          <w:hyperlink w:anchor="_Toc210402036" w:history="1">
             <w:r>
               <w:rPr>
                 <w:rStyle w:val="Lienhypertexte"/>
@@ -2624,7 +2792,7 @@
                 <w:noProof/>
                 <w:webHidden/>
               </w:rPr>
-              <w:instrText xml:space="preserve"> PAGEREF _Toc210395854 \h </w:instrText>
+              <w:instrText xml:space="preserve"> PAGEREF _Toc210402036 \h </w:instrText>
             </w:r>
             <w:r>
               <w:rPr>
@@ -2644,7 +2812,7 @@
                 <w:noProof/>
                 <w:webHidden/>
               </w:rPr>
-              <w:t>7</w:t>
+              <w:t>8</w:t>
             </w:r>
             <w:r>
               <w:rPr>
@@ -2668,7 +2836,7 @@
               <w:lang w:eastAsia="fr-FR"/>
             </w:rPr>
           </w:pPr>
-          <w:hyperlink w:anchor="_Toc210395855" w:history="1">
+          <w:hyperlink w:anchor="_Toc210402037" w:history="1">
             <w:r>
               <w:rPr>
                 <w:rStyle w:val="Lienhypertexte"/>
@@ -2710,7 +2878,7 @@
                 <w:noProof/>
                 <w:webHidden/>
               </w:rPr>
-              <w:instrText xml:space="preserve"> PAGEREF _Toc210395855 \h </w:instrText>
+              <w:instrText xml:space="preserve"> PAGEREF _Toc210402037 \h </w:instrText>
             </w:r>
             <w:r>
               <w:rPr>
@@ -2730,7 +2898,7 @@
                 <w:noProof/>
                 <w:webHidden/>
               </w:rPr>
-              <w:t>8</w:t>
+              <w:t>9</w:t>
             </w:r>
             <w:r>
               <w:rPr>
@@ -2754,7 +2922,7 @@
               <w:lang w:eastAsia="fr-FR"/>
             </w:rPr>
           </w:pPr>
-          <w:hyperlink w:anchor="_Toc210395856" w:history="1">
+          <w:hyperlink w:anchor="_Toc210402038" w:history="1">
             <w:r>
               <w:rPr>
                 <w:rStyle w:val="Lienhypertexte"/>
@@ -2796,7 +2964,7 @@
                 <w:noProof/>
                 <w:webHidden/>
               </w:rPr>
-              <w:instrText xml:space="preserve"> PAGEREF _Toc210395856 \h </w:instrText>
+              <w:instrText xml:space="preserve"> PAGEREF _Toc210402038 \h </w:instrText>
             </w:r>
             <w:r>
               <w:rPr>
@@ -2816,7 +2984,7 @@
                 <w:noProof/>
                 <w:webHidden/>
               </w:rPr>
-              <w:t>8</w:t>
+              <w:t>9</w:t>
             </w:r>
             <w:r>
               <w:rPr>
@@ -2840,7 +3008,7 @@
               <w:lang w:eastAsia="fr-FR"/>
             </w:rPr>
           </w:pPr>
-          <w:hyperlink w:anchor="_Toc210395857" w:history="1">
+          <w:hyperlink w:anchor="_Toc210402039" w:history="1">
             <w:r>
               <w:rPr>
                 <w:rStyle w:val="Lienhypertexte"/>
@@ -2882,7 +3050,7 @@
                 <w:noProof/>
                 <w:webHidden/>
               </w:rPr>
-              <w:instrText xml:space="preserve"> PAGEREF _Toc210395857 \h </w:instrText>
+              <w:instrText xml:space="preserve"> PAGEREF _Toc210402039 \h </w:instrText>
             </w:r>
             <w:r>
               <w:rPr>
@@ -2902,7 +3070,7 @@
                 <w:noProof/>
                 <w:webHidden/>
               </w:rPr>
-              <w:t>9</w:t>
+              <w:t>10</w:t>
             </w:r>
             <w:r>
               <w:rPr>
@@ -2926,7 +3094,7 @@
               <w:lang w:eastAsia="fr-FR"/>
             </w:rPr>
           </w:pPr>
-          <w:hyperlink w:anchor="_Toc210395858" w:history="1">
+          <w:hyperlink w:anchor="_Toc210402040" w:history="1">
             <w:r>
               <w:rPr>
                 <w:rStyle w:val="Lienhypertexte"/>
@@ -2968,7 +3136,7 @@
                 <w:noProof/>
                 <w:webHidden/>
               </w:rPr>
-              <w:instrText xml:space="preserve"> PAGEREF _Toc210395858 \h </w:instrText>
+              <w:instrText xml:space="preserve"> PAGEREF _Toc210402040 \h </w:instrText>
             </w:r>
             <w:r>
               <w:rPr>
@@ -2988,7 +3156,7 @@
                 <w:noProof/>
                 <w:webHidden/>
               </w:rPr>
-              <w:t>9</w:t>
+              <w:t>10</w:t>
             </w:r>
             <w:r>
               <w:rPr>
@@ -3012,7 +3180,7 @@
               <w:lang w:eastAsia="fr-FR"/>
             </w:rPr>
           </w:pPr>
-          <w:hyperlink w:anchor="_Toc210395859" w:history="1">
+          <w:hyperlink w:anchor="_Toc210402041" w:history="1">
             <w:r>
               <w:rPr>
                 <w:rStyle w:val="Lienhypertexte"/>
@@ -3054,7 +3222,7 @@
                 <w:noProof/>
                 <w:webHidden/>
               </w:rPr>
-              <w:instrText xml:space="preserve"> PAGEREF _Toc210395859 \h </w:instrText>
+              <w:instrText xml:space="preserve"> PAGEREF _Toc210402041 \h </w:instrText>
             </w:r>
             <w:r>
               <w:rPr>
@@ -3074,7 +3242,7 @@
                 <w:noProof/>
                 <w:webHidden/>
               </w:rPr>
-              <w:t>9</w:t>
+              <w:t>10</w:t>
             </w:r>
             <w:r>
               <w:rPr>
@@ -3098,7 +3266,7 @@
               <w:lang w:eastAsia="fr-FR"/>
             </w:rPr>
           </w:pPr>
-          <w:hyperlink w:anchor="_Toc210395860" w:history="1">
+          <w:hyperlink w:anchor="_Toc210402042" w:history="1">
             <w:r>
               <w:rPr>
                 <w:rStyle w:val="Lienhypertexte"/>
@@ -3140,7 +3308,7 @@
                 <w:noProof/>
                 <w:webHidden/>
               </w:rPr>
-              <w:instrText xml:space="preserve"> PAGEREF _Toc210395860 \h </w:instrText>
+              <w:instrText xml:space="preserve"> PAGEREF _Toc210402042 \h </w:instrText>
             </w:r>
             <w:r>
               <w:rPr>
@@ -3160,7 +3328,7 @@
                 <w:noProof/>
                 <w:webHidden/>
               </w:rPr>
-              <w:t>9</w:t>
+              <w:t>10</w:t>
             </w:r>
             <w:r>
               <w:rPr>
@@ -3184,7 +3352,7 @@
               <w:lang w:eastAsia="fr-FR"/>
             </w:rPr>
           </w:pPr>
-          <w:hyperlink w:anchor="_Toc210395861" w:history="1">
+          <w:hyperlink w:anchor="_Toc210402043" w:history="1">
             <w:r>
               <w:rPr>
                 <w:rStyle w:val="Lienhypertexte"/>
@@ -3226,7 +3394,7 @@
                 <w:noProof/>
                 <w:webHidden/>
               </w:rPr>
-              <w:instrText xml:space="preserve"> PAGEREF _Toc210395861 \h </w:instrText>
+              <w:instrText xml:space="preserve"> PAGEREF _Toc210402043 \h </w:instrText>
             </w:r>
             <w:r>
               <w:rPr>
@@ -3246,7 +3414,7 @@
                 <w:noProof/>
                 <w:webHidden/>
               </w:rPr>
-              <w:t>9</w:t>
+              <w:t>10</w:t>
             </w:r>
             <w:r>
               <w:rPr>
@@ -3270,7 +3438,7 @@
               <w:lang w:eastAsia="fr-FR"/>
             </w:rPr>
           </w:pPr>
-          <w:hyperlink w:anchor="_Toc210395862" w:history="1">
+          <w:hyperlink w:anchor="_Toc210402044" w:history="1">
             <w:r>
               <w:rPr>
                 <w:rStyle w:val="Lienhypertexte"/>
@@ -3312,7 +3480,7 @@
                 <w:noProof/>
                 <w:webHidden/>
               </w:rPr>
-              <w:instrText xml:space="preserve"> PAGEREF _Toc210395862 \h </w:instrText>
+              <w:instrText xml:space="preserve"> PAGEREF _Toc210402044 \h </w:instrText>
             </w:r>
             <w:r>
               <w:rPr>
@@ -3332,7 +3500,7 @@
                 <w:noProof/>
                 <w:webHidden/>
               </w:rPr>
-              <w:t>9</w:t>
+              <w:t>10</w:t>
             </w:r>
             <w:r>
               <w:rPr>
@@ -3356,7 +3524,7 @@
               <w:lang w:eastAsia="fr-FR"/>
             </w:rPr>
           </w:pPr>
-          <w:hyperlink w:anchor="_Toc210395863" w:history="1">
+          <w:hyperlink w:anchor="_Toc210402045" w:history="1">
             <w:r>
               <w:rPr>
                 <w:rStyle w:val="Lienhypertexte"/>
@@ -3398,7 +3566,7 @@
                 <w:noProof/>
                 <w:webHidden/>
               </w:rPr>
-              <w:instrText xml:space="preserve"> PAGEREF _Toc210395863 \h </w:instrText>
+              <w:instrText xml:space="preserve"> PAGEREF _Toc210402045 \h </w:instrText>
             </w:r>
             <w:r>
               <w:rPr>
@@ -3418,7 +3586,7 @@
                 <w:noProof/>
                 <w:webHidden/>
               </w:rPr>
-              <w:t>10</w:t>
+              <w:t>11</w:t>
             </w:r>
             <w:r>
               <w:rPr>
@@ -3442,7 +3610,7 @@
               <w:lang w:eastAsia="fr-FR"/>
             </w:rPr>
           </w:pPr>
-          <w:hyperlink w:anchor="_Toc210395864" w:history="1">
+          <w:hyperlink w:anchor="_Toc210402046" w:history="1">
             <w:r>
               <w:rPr>
                 <w:rStyle w:val="Lienhypertexte"/>
@@ -3484,7 +3652,7 @@
                 <w:noProof/>
                 <w:webHidden/>
               </w:rPr>
-              <w:instrText xml:space="preserve"> PAGEREF _Toc210395864 \h </w:instrText>
+              <w:instrText xml:space="preserve"> PAGEREF _Toc210402046 \h </w:instrText>
             </w:r>
             <w:r>
               <w:rPr>
@@ -3504,7 +3672,1125 @@
                 <w:noProof/>
                 <w:webHidden/>
               </w:rPr>
-              <w:t>10</w:t>
+              <w:t>11</w:t>
+            </w:r>
+            <w:r>
+              <w:rPr>
+                <w:noProof/>
+                <w:webHidden/>
+              </w:rPr>
+              <w:fldChar w:fldCharType="end"/>
+            </w:r>
+          </w:hyperlink>
+        </w:p>
+        <w:p>
+          <w:pPr>
+            <w:pStyle w:val="TM2"/>
+            <w:tabs>
+              <w:tab w:val="left" w:pos="880"/>
+              <w:tab w:val="right" w:leader="dot" w:pos="9062"/>
+            </w:tabs>
+            <w:rPr>
+              <w:rFonts w:eastAsiaTheme="minorEastAsia"/>
+              <w:noProof/>
+              <w:lang w:eastAsia="fr-FR"/>
+            </w:rPr>
+          </w:pPr>
+          <w:hyperlink w:anchor="_Toc210402047" w:history="1">
+            <w:r>
+              <w:rPr>
+                <w:rStyle w:val="Lienhypertexte"/>
+                <w:noProof/>
+              </w:rPr>
+              <w:t>III.5</w:t>
+            </w:r>
+            <w:r>
+              <w:rPr>
+                <w:rFonts w:eastAsiaTheme="minorEastAsia"/>
+                <w:noProof/>
+                <w:lang w:eastAsia="fr-FR"/>
+              </w:rPr>
+              <w:tab/>
+            </w:r>
+            <w:r>
+              <w:rPr>
+                <w:rStyle w:val="Lienhypertexte"/>
+                <w:noProof/>
+              </w:rPr>
+              <w:t>Définition des états du système</w:t>
+            </w:r>
+            <w:r>
+              <w:rPr>
+                <w:noProof/>
+                <w:webHidden/>
+              </w:rPr>
+              <w:tab/>
+            </w:r>
+            <w:r>
+              <w:rPr>
+                <w:noProof/>
+                <w:webHidden/>
+              </w:rPr>
+              <w:fldChar w:fldCharType="begin"/>
+            </w:r>
+            <w:r>
+              <w:rPr>
+                <w:noProof/>
+                <w:webHidden/>
+              </w:rPr>
+              <w:instrText xml:space="preserve"> PAGEREF _Toc210402047 \h </w:instrText>
+            </w:r>
+            <w:r>
+              <w:rPr>
+                <w:noProof/>
+                <w:webHidden/>
+              </w:rPr>
+            </w:r>
+            <w:r>
+              <w:rPr>
+                <w:noProof/>
+                <w:webHidden/>
+              </w:rPr>
+              <w:fldChar w:fldCharType="separate"/>
+            </w:r>
+            <w:r>
+              <w:rPr>
+                <w:noProof/>
+                <w:webHidden/>
+              </w:rPr>
+              <w:t>17</w:t>
+            </w:r>
+            <w:r>
+              <w:rPr>
+                <w:noProof/>
+                <w:webHidden/>
+              </w:rPr>
+              <w:fldChar w:fldCharType="end"/>
+            </w:r>
+          </w:hyperlink>
+        </w:p>
+        <w:p>
+          <w:pPr>
+            <w:pStyle w:val="TM3"/>
+            <w:tabs>
+              <w:tab w:val="left" w:pos="1320"/>
+              <w:tab w:val="right" w:leader="dot" w:pos="9062"/>
+            </w:tabs>
+            <w:rPr>
+              <w:rFonts w:eastAsiaTheme="minorEastAsia"/>
+              <w:noProof/>
+              <w:lang w:eastAsia="fr-FR"/>
+            </w:rPr>
+          </w:pPr>
+          <w:hyperlink w:anchor="_Toc210402048" w:history="1">
+            <w:r>
+              <w:rPr>
+                <w:rStyle w:val="Lienhypertexte"/>
+                <w:noProof/>
+              </w:rPr>
+              <w:t>III.5.1</w:t>
+            </w:r>
+            <w:r>
+              <w:rPr>
+                <w:rFonts w:eastAsiaTheme="minorEastAsia"/>
+                <w:noProof/>
+                <w:lang w:eastAsia="fr-FR"/>
+              </w:rPr>
+              <w:tab/>
+            </w:r>
+            <w:r>
+              <w:rPr>
+                <w:rStyle w:val="Lienhypertexte"/>
+                <w:noProof/>
+              </w:rPr>
+              <w:t>Initialisation</w:t>
+            </w:r>
+            <w:r>
+              <w:rPr>
+                <w:noProof/>
+                <w:webHidden/>
+              </w:rPr>
+              <w:tab/>
+            </w:r>
+            <w:r>
+              <w:rPr>
+                <w:noProof/>
+                <w:webHidden/>
+              </w:rPr>
+              <w:fldChar w:fldCharType="begin"/>
+            </w:r>
+            <w:r>
+              <w:rPr>
+                <w:noProof/>
+                <w:webHidden/>
+              </w:rPr>
+              <w:instrText xml:space="preserve"> PAGEREF _Toc210402048 \h </w:instrText>
+            </w:r>
+            <w:r>
+              <w:rPr>
+                <w:noProof/>
+                <w:webHidden/>
+              </w:rPr>
+            </w:r>
+            <w:r>
+              <w:rPr>
+                <w:noProof/>
+                <w:webHidden/>
+              </w:rPr>
+              <w:fldChar w:fldCharType="separate"/>
+            </w:r>
+            <w:r>
+              <w:rPr>
+                <w:noProof/>
+                <w:webHidden/>
+              </w:rPr>
+              <w:t>17</w:t>
+            </w:r>
+            <w:r>
+              <w:rPr>
+                <w:noProof/>
+                <w:webHidden/>
+              </w:rPr>
+              <w:fldChar w:fldCharType="end"/>
+            </w:r>
+          </w:hyperlink>
+        </w:p>
+        <w:p>
+          <w:pPr>
+            <w:pStyle w:val="TM3"/>
+            <w:tabs>
+              <w:tab w:val="left" w:pos="1320"/>
+              <w:tab w:val="right" w:leader="dot" w:pos="9062"/>
+            </w:tabs>
+            <w:rPr>
+              <w:rFonts w:eastAsiaTheme="minorEastAsia"/>
+              <w:noProof/>
+              <w:lang w:eastAsia="fr-FR"/>
+            </w:rPr>
+          </w:pPr>
+          <w:hyperlink w:anchor="_Toc210402049" w:history="1">
+            <w:r>
+              <w:rPr>
+                <w:rStyle w:val="Lienhypertexte"/>
+                <w:noProof/>
+              </w:rPr>
+              <w:t>III.5.2</w:t>
+            </w:r>
+            <w:r>
+              <w:rPr>
+                <w:rFonts w:eastAsiaTheme="minorEastAsia"/>
+                <w:noProof/>
+                <w:lang w:eastAsia="fr-FR"/>
+              </w:rPr>
+              <w:tab/>
+            </w:r>
+            <w:r>
+              <w:rPr>
+                <w:rStyle w:val="Lienhypertexte"/>
+                <w:noProof/>
+              </w:rPr>
+              <w:t>Attente</w:t>
+            </w:r>
+            <w:r>
+              <w:rPr>
+                <w:noProof/>
+                <w:webHidden/>
+              </w:rPr>
+              <w:tab/>
+            </w:r>
+            <w:r>
+              <w:rPr>
+                <w:noProof/>
+                <w:webHidden/>
+              </w:rPr>
+              <w:fldChar w:fldCharType="begin"/>
+            </w:r>
+            <w:r>
+              <w:rPr>
+                <w:noProof/>
+                <w:webHidden/>
+              </w:rPr>
+              <w:instrText xml:space="preserve"> PAGEREF _Toc210402049 \h </w:instrText>
+            </w:r>
+            <w:r>
+              <w:rPr>
+                <w:noProof/>
+                <w:webHidden/>
+              </w:rPr>
+            </w:r>
+            <w:r>
+              <w:rPr>
+                <w:noProof/>
+                <w:webHidden/>
+              </w:rPr>
+              <w:fldChar w:fldCharType="separate"/>
+            </w:r>
+            <w:r>
+              <w:rPr>
+                <w:noProof/>
+                <w:webHidden/>
+              </w:rPr>
+              <w:t>18</w:t>
+            </w:r>
+            <w:r>
+              <w:rPr>
+                <w:noProof/>
+                <w:webHidden/>
+              </w:rPr>
+              <w:fldChar w:fldCharType="end"/>
+            </w:r>
+          </w:hyperlink>
+        </w:p>
+        <w:p>
+          <w:pPr>
+            <w:pStyle w:val="TM3"/>
+            <w:tabs>
+              <w:tab w:val="left" w:pos="1320"/>
+              <w:tab w:val="right" w:leader="dot" w:pos="9062"/>
+            </w:tabs>
+            <w:rPr>
+              <w:rFonts w:eastAsiaTheme="minorEastAsia"/>
+              <w:noProof/>
+              <w:lang w:eastAsia="fr-FR"/>
+            </w:rPr>
+          </w:pPr>
+          <w:hyperlink w:anchor="_Toc210402050" w:history="1">
+            <w:r>
+              <w:rPr>
+                <w:rStyle w:val="Lienhypertexte"/>
+                <w:noProof/>
+              </w:rPr>
+              <w:t>III.5.3</w:t>
+            </w:r>
+            <w:r>
+              <w:rPr>
+                <w:rFonts w:eastAsiaTheme="minorEastAsia"/>
+                <w:noProof/>
+                <w:lang w:eastAsia="fr-FR"/>
+              </w:rPr>
+              <w:tab/>
+            </w:r>
+            <w:r>
+              <w:rPr>
+                <w:rStyle w:val="Lienhypertexte"/>
+                <w:noProof/>
+              </w:rPr>
+              <w:t>Authentification</w:t>
+            </w:r>
+            <w:r>
+              <w:rPr>
+                <w:noProof/>
+                <w:webHidden/>
+              </w:rPr>
+              <w:tab/>
+            </w:r>
+            <w:r>
+              <w:rPr>
+                <w:noProof/>
+                <w:webHidden/>
+              </w:rPr>
+              <w:fldChar w:fldCharType="begin"/>
+            </w:r>
+            <w:r>
+              <w:rPr>
+                <w:noProof/>
+                <w:webHidden/>
+              </w:rPr>
+              <w:instrText xml:space="preserve"> PAGEREF _Toc210402050 \h </w:instrText>
+            </w:r>
+            <w:r>
+              <w:rPr>
+                <w:noProof/>
+                <w:webHidden/>
+              </w:rPr>
+            </w:r>
+            <w:r>
+              <w:rPr>
+                <w:noProof/>
+                <w:webHidden/>
+              </w:rPr>
+              <w:fldChar w:fldCharType="separate"/>
+            </w:r>
+            <w:r>
+              <w:rPr>
+                <w:noProof/>
+                <w:webHidden/>
+              </w:rPr>
+              <w:t>18</w:t>
+            </w:r>
+            <w:r>
+              <w:rPr>
+                <w:noProof/>
+                <w:webHidden/>
+              </w:rPr>
+              <w:fldChar w:fldCharType="end"/>
+            </w:r>
+          </w:hyperlink>
+        </w:p>
+        <w:p>
+          <w:pPr>
+            <w:pStyle w:val="TM3"/>
+            <w:tabs>
+              <w:tab w:val="left" w:pos="1320"/>
+              <w:tab w:val="right" w:leader="dot" w:pos="9062"/>
+            </w:tabs>
+            <w:rPr>
+              <w:rFonts w:eastAsiaTheme="minorEastAsia"/>
+              <w:noProof/>
+              <w:lang w:eastAsia="fr-FR"/>
+            </w:rPr>
+          </w:pPr>
+          <w:hyperlink w:anchor="_Toc210402051" w:history="1">
+            <w:r>
+              <w:rPr>
+                <w:rStyle w:val="Lienhypertexte"/>
+                <w:noProof/>
+              </w:rPr>
+              <w:t>III.5.4</w:t>
+            </w:r>
+            <w:r>
+              <w:rPr>
+                <w:rFonts w:eastAsiaTheme="minorEastAsia"/>
+                <w:noProof/>
+                <w:lang w:eastAsia="fr-FR"/>
+              </w:rPr>
+              <w:tab/>
+            </w:r>
+            <w:r>
+              <w:rPr>
+                <w:rStyle w:val="Lienhypertexte"/>
+                <w:noProof/>
+              </w:rPr>
+              <w:t>Navigation libre</w:t>
+            </w:r>
+            <w:r>
+              <w:rPr>
+                <w:noProof/>
+                <w:webHidden/>
+              </w:rPr>
+              <w:tab/>
+            </w:r>
+            <w:r>
+              <w:rPr>
+                <w:noProof/>
+                <w:webHidden/>
+              </w:rPr>
+              <w:fldChar w:fldCharType="begin"/>
+            </w:r>
+            <w:r>
+              <w:rPr>
+                <w:noProof/>
+                <w:webHidden/>
+              </w:rPr>
+              <w:instrText xml:space="preserve"> PAGEREF _Toc210402051 \h </w:instrText>
+            </w:r>
+            <w:r>
+              <w:rPr>
+                <w:noProof/>
+                <w:webHidden/>
+              </w:rPr>
+            </w:r>
+            <w:r>
+              <w:rPr>
+                <w:noProof/>
+                <w:webHidden/>
+              </w:rPr>
+              <w:fldChar w:fldCharType="separate"/>
+            </w:r>
+            <w:r>
+              <w:rPr>
+                <w:noProof/>
+                <w:webHidden/>
+              </w:rPr>
+              <w:t>19</w:t>
+            </w:r>
+            <w:r>
+              <w:rPr>
+                <w:noProof/>
+                <w:webHidden/>
+              </w:rPr>
+              <w:fldChar w:fldCharType="end"/>
+            </w:r>
+          </w:hyperlink>
+        </w:p>
+        <w:p>
+          <w:pPr>
+            <w:pStyle w:val="TM3"/>
+            <w:tabs>
+              <w:tab w:val="left" w:pos="1320"/>
+              <w:tab w:val="right" w:leader="dot" w:pos="9062"/>
+            </w:tabs>
+            <w:rPr>
+              <w:rFonts w:eastAsiaTheme="minorEastAsia"/>
+              <w:noProof/>
+              <w:lang w:eastAsia="fr-FR"/>
+            </w:rPr>
+          </w:pPr>
+          <w:hyperlink w:anchor="_Toc210402052" w:history="1">
+            <w:r>
+              <w:rPr>
+                <w:rStyle w:val="Lienhypertexte"/>
+                <w:noProof/>
+              </w:rPr>
+              <w:t>III.5.5</w:t>
+            </w:r>
+            <w:r>
+              <w:rPr>
+                <w:rFonts w:eastAsiaTheme="minorEastAsia"/>
+                <w:noProof/>
+                <w:lang w:eastAsia="fr-FR"/>
+              </w:rPr>
+              <w:tab/>
+            </w:r>
+            <w:r>
+              <w:rPr>
+                <w:rStyle w:val="Lienhypertexte"/>
+                <w:noProof/>
+              </w:rPr>
+              <w:t>Session ouverte</w:t>
+            </w:r>
+            <w:r>
+              <w:rPr>
+                <w:noProof/>
+                <w:webHidden/>
+              </w:rPr>
+              <w:tab/>
+            </w:r>
+            <w:r>
+              <w:rPr>
+                <w:noProof/>
+                <w:webHidden/>
+              </w:rPr>
+              <w:fldChar w:fldCharType="begin"/>
+            </w:r>
+            <w:r>
+              <w:rPr>
+                <w:noProof/>
+                <w:webHidden/>
+              </w:rPr>
+              <w:instrText xml:space="preserve"> PAGEREF _Toc210402052 \h </w:instrText>
+            </w:r>
+            <w:r>
+              <w:rPr>
+                <w:noProof/>
+                <w:webHidden/>
+              </w:rPr>
+            </w:r>
+            <w:r>
+              <w:rPr>
+                <w:noProof/>
+                <w:webHidden/>
+              </w:rPr>
+              <w:fldChar w:fldCharType="separate"/>
+            </w:r>
+            <w:r>
+              <w:rPr>
+                <w:noProof/>
+                <w:webHidden/>
+              </w:rPr>
+              <w:t>19</w:t>
+            </w:r>
+            <w:r>
+              <w:rPr>
+                <w:noProof/>
+                <w:webHidden/>
+              </w:rPr>
+              <w:fldChar w:fldCharType="end"/>
+            </w:r>
+          </w:hyperlink>
+        </w:p>
+        <w:p>
+          <w:pPr>
+            <w:pStyle w:val="TM3"/>
+            <w:tabs>
+              <w:tab w:val="left" w:pos="1320"/>
+              <w:tab w:val="right" w:leader="dot" w:pos="9062"/>
+            </w:tabs>
+            <w:rPr>
+              <w:rFonts w:eastAsiaTheme="minorEastAsia"/>
+              <w:noProof/>
+              <w:lang w:eastAsia="fr-FR"/>
+            </w:rPr>
+          </w:pPr>
+          <w:hyperlink w:anchor="_Toc210402053" w:history="1">
+            <w:r>
+              <w:rPr>
+                <w:rStyle w:val="Lienhypertexte"/>
+                <w:noProof/>
+              </w:rPr>
+              <w:t>III.5.6</w:t>
+            </w:r>
+            <w:r>
+              <w:rPr>
+                <w:rFonts w:eastAsiaTheme="minorEastAsia"/>
+                <w:noProof/>
+                <w:lang w:eastAsia="fr-FR"/>
+              </w:rPr>
+              <w:tab/>
+            </w:r>
+            <w:r>
+              <w:rPr>
+                <w:rStyle w:val="Lienhypertexte"/>
+                <w:noProof/>
+              </w:rPr>
+              <w:t>Consultation des données</w:t>
+            </w:r>
+            <w:r>
+              <w:rPr>
+                <w:noProof/>
+                <w:webHidden/>
+              </w:rPr>
+              <w:tab/>
+            </w:r>
+            <w:r>
+              <w:rPr>
+                <w:noProof/>
+                <w:webHidden/>
+              </w:rPr>
+              <w:fldChar w:fldCharType="begin"/>
+            </w:r>
+            <w:r>
+              <w:rPr>
+                <w:noProof/>
+                <w:webHidden/>
+              </w:rPr>
+              <w:instrText xml:space="preserve"> PAGEREF _Toc210402053 \h </w:instrText>
+            </w:r>
+            <w:r>
+              <w:rPr>
+                <w:noProof/>
+                <w:webHidden/>
+              </w:rPr>
+            </w:r>
+            <w:r>
+              <w:rPr>
+                <w:noProof/>
+                <w:webHidden/>
+              </w:rPr>
+              <w:fldChar w:fldCharType="separate"/>
+            </w:r>
+            <w:r>
+              <w:rPr>
+                <w:noProof/>
+                <w:webHidden/>
+              </w:rPr>
+              <w:t>20</w:t>
+            </w:r>
+            <w:r>
+              <w:rPr>
+                <w:noProof/>
+                <w:webHidden/>
+              </w:rPr>
+              <w:fldChar w:fldCharType="end"/>
+            </w:r>
+          </w:hyperlink>
+        </w:p>
+        <w:p>
+          <w:pPr>
+            <w:pStyle w:val="TM3"/>
+            <w:tabs>
+              <w:tab w:val="left" w:pos="1320"/>
+              <w:tab w:val="right" w:leader="dot" w:pos="9062"/>
+            </w:tabs>
+            <w:rPr>
+              <w:rFonts w:eastAsiaTheme="minorEastAsia"/>
+              <w:noProof/>
+              <w:lang w:eastAsia="fr-FR"/>
+            </w:rPr>
+          </w:pPr>
+          <w:hyperlink w:anchor="_Toc210402054" w:history="1">
+            <w:r>
+              <w:rPr>
+                <w:rStyle w:val="Lienhypertexte"/>
+                <w:noProof/>
+              </w:rPr>
+              <w:t>III.5.7</w:t>
+            </w:r>
+            <w:r>
+              <w:rPr>
+                <w:rFonts w:eastAsiaTheme="minorEastAsia"/>
+                <w:noProof/>
+                <w:lang w:eastAsia="fr-FR"/>
+              </w:rPr>
+              <w:tab/>
+            </w:r>
+            <w:r>
+              <w:rPr>
+                <w:rStyle w:val="Lienhypertexte"/>
+                <w:noProof/>
+              </w:rPr>
+              <w:t>Modification des données</w:t>
+            </w:r>
+            <w:r>
+              <w:rPr>
+                <w:noProof/>
+                <w:webHidden/>
+              </w:rPr>
+              <w:tab/>
+            </w:r>
+            <w:r>
+              <w:rPr>
+                <w:noProof/>
+                <w:webHidden/>
+              </w:rPr>
+              <w:fldChar w:fldCharType="begin"/>
+            </w:r>
+            <w:r>
+              <w:rPr>
+                <w:noProof/>
+                <w:webHidden/>
+              </w:rPr>
+              <w:instrText xml:space="preserve"> PAGEREF _Toc210402054 \h </w:instrText>
+            </w:r>
+            <w:r>
+              <w:rPr>
+                <w:noProof/>
+                <w:webHidden/>
+              </w:rPr>
+            </w:r>
+            <w:r>
+              <w:rPr>
+                <w:noProof/>
+                <w:webHidden/>
+              </w:rPr>
+              <w:fldChar w:fldCharType="separate"/>
+            </w:r>
+            <w:r>
+              <w:rPr>
+                <w:noProof/>
+                <w:webHidden/>
+              </w:rPr>
+              <w:t>20</w:t>
+            </w:r>
+            <w:r>
+              <w:rPr>
+                <w:noProof/>
+                <w:webHidden/>
+              </w:rPr>
+              <w:fldChar w:fldCharType="end"/>
+            </w:r>
+          </w:hyperlink>
+        </w:p>
+        <w:p>
+          <w:pPr>
+            <w:pStyle w:val="TM3"/>
+            <w:tabs>
+              <w:tab w:val="left" w:pos="1320"/>
+              <w:tab w:val="right" w:leader="dot" w:pos="9062"/>
+            </w:tabs>
+            <w:rPr>
+              <w:rFonts w:eastAsiaTheme="minorEastAsia"/>
+              <w:noProof/>
+              <w:lang w:eastAsia="fr-FR"/>
+            </w:rPr>
+          </w:pPr>
+          <w:hyperlink w:anchor="_Toc210402055" w:history="1">
+            <w:r>
+              <w:rPr>
+                <w:rStyle w:val="Lienhypertexte"/>
+                <w:noProof/>
+              </w:rPr>
+              <w:t>III.5.8</w:t>
+            </w:r>
+            <w:r>
+              <w:rPr>
+                <w:rFonts w:eastAsiaTheme="minorEastAsia"/>
+                <w:noProof/>
+                <w:lang w:eastAsia="fr-FR"/>
+              </w:rPr>
+              <w:tab/>
+            </w:r>
+            <w:r>
+              <w:rPr>
+                <w:rStyle w:val="Lienhypertexte"/>
+                <w:noProof/>
+              </w:rPr>
+              <w:t>Partage</w:t>
+            </w:r>
+            <w:r>
+              <w:rPr>
+                <w:noProof/>
+                <w:webHidden/>
+              </w:rPr>
+              <w:tab/>
+            </w:r>
+            <w:r>
+              <w:rPr>
+                <w:noProof/>
+                <w:webHidden/>
+              </w:rPr>
+              <w:fldChar w:fldCharType="begin"/>
+            </w:r>
+            <w:r>
+              <w:rPr>
+                <w:noProof/>
+                <w:webHidden/>
+              </w:rPr>
+              <w:instrText xml:space="preserve"> PAGEREF _Toc210402055 \h </w:instrText>
+            </w:r>
+            <w:r>
+              <w:rPr>
+                <w:noProof/>
+                <w:webHidden/>
+              </w:rPr>
+            </w:r>
+            <w:r>
+              <w:rPr>
+                <w:noProof/>
+                <w:webHidden/>
+              </w:rPr>
+              <w:fldChar w:fldCharType="separate"/>
+            </w:r>
+            <w:r>
+              <w:rPr>
+                <w:noProof/>
+                <w:webHidden/>
+              </w:rPr>
+              <w:t>20</w:t>
+            </w:r>
+            <w:r>
+              <w:rPr>
+                <w:noProof/>
+                <w:webHidden/>
+              </w:rPr>
+              <w:fldChar w:fldCharType="end"/>
+            </w:r>
+          </w:hyperlink>
+        </w:p>
+        <w:p>
+          <w:pPr>
+            <w:pStyle w:val="TM3"/>
+            <w:tabs>
+              <w:tab w:val="left" w:pos="1320"/>
+              <w:tab w:val="right" w:leader="dot" w:pos="9062"/>
+            </w:tabs>
+            <w:rPr>
+              <w:rFonts w:eastAsiaTheme="minorEastAsia"/>
+              <w:noProof/>
+              <w:lang w:eastAsia="fr-FR"/>
+            </w:rPr>
+          </w:pPr>
+          <w:hyperlink w:anchor="_Toc210402056" w:history="1">
+            <w:r>
+              <w:rPr>
+                <w:rStyle w:val="Lienhypertexte"/>
+                <w:noProof/>
+              </w:rPr>
+              <w:t>III.5.9</w:t>
+            </w:r>
+            <w:r>
+              <w:rPr>
+                <w:rFonts w:eastAsiaTheme="minorEastAsia"/>
+                <w:noProof/>
+                <w:lang w:eastAsia="fr-FR"/>
+              </w:rPr>
+              <w:tab/>
+            </w:r>
+            <w:r>
+              <w:rPr>
+                <w:rStyle w:val="Lienhypertexte"/>
+                <w:noProof/>
+              </w:rPr>
+              <w:t>Messagerie</w:t>
+            </w:r>
+            <w:r>
+              <w:rPr>
+                <w:noProof/>
+                <w:webHidden/>
+              </w:rPr>
+              <w:tab/>
+            </w:r>
+            <w:r>
+              <w:rPr>
+                <w:noProof/>
+                <w:webHidden/>
+              </w:rPr>
+              <w:fldChar w:fldCharType="begin"/>
+            </w:r>
+            <w:r>
+              <w:rPr>
+                <w:noProof/>
+                <w:webHidden/>
+              </w:rPr>
+              <w:instrText xml:space="preserve"> PAGEREF _Toc210402056 \h </w:instrText>
+            </w:r>
+            <w:r>
+              <w:rPr>
+                <w:noProof/>
+                <w:webHidden/>
+              </w:rPr>
+            </w:r>
+            <w:r>
+              <w:rPr>
+                <w:noProof/>
+                <w:webHidden/>
+              </w:rPr>
+              <w:fldChar w:fldCharType="separate"/>
+            </w:r>
+            <w:r>
+              <w:rPr>
+                <w:noProof/>
+                <w:webHidden/>
+              </w:rPr>
+              <w:t>21</w:t>
+            </w:r>
+            <w:r>
+              <w:rPr>
+                <w:noProof/>
+                <w:webHidden/>
+              </w:rPr>
+              <w:fldChar w:fldCharType="end"/>
+            </w:r>
+          </w:hyperlink>
+        </w:p>
+        <w:p>
+          <w:pPr>
+            <w:pStyle w:val="TM3"/>
+            <w:tabs>
+              <w:tab w:val="left" w:pos="1320"/>
+              <w:tab w:val="right" w:leader="dot" w:pos="9062"/>
+            </w:tabs>
+            <w:rPr>
+              <w:rFonts w:eastAsiaTheme="minorEastAsia"/>
+              <w:noProof/>
+              <w:lang w:eastAsia="fr-FR"/>
+            </w:rPr>
+          </w:pPr>
+          <w:hyperlink w:anchor="_Toc210402057" w:history="1">
+            <w:r>
+              <w:rPr>
+                <w:rStyle w:val="Lienhypertexte"/>
+                <w:noProof/>
+              </w:rPr>
+              <w:t>III.5.10</w:t>
+            </w:r>
+            <w:r>
+              <w:rPr>
+                <w:rFonts w:eastAsiaTheme="minorEastAsia"/>
+                <w:noProof/>
+                <w:lang w:eastAsia="fr-FR"/>
+              </w:rPr>
+              <w:tab/>
+            </w:r>
+            <w:r>
+              <w:rPr>
+                <w:rStyle w:val="Lienhypertexte"/>
+                <w:noProof/>
+              </w:rPr>
+              <w:t>Administration</w:t>
+            </w:r>
+            <w:r>
+              <w:rPr>
+                <w:noProof/>
+                <w:webHidden/>
+              </w:rPr>
+              <w:tab/>
+            </w:r>
+            <w:r>
+              <w:rPr>
+                <w:noProof/>
+                <w:webHidden/>
+              </w:rPr>
+              <w:fldChar w:fldCharType="begin"/>
+            </w:r>
+            <w:r>
+              <w:rPr>
+                <w:noProof/>
+                <w:webHidden/>
+              </w:rPr>
+              <w:instrText xml:space="preserve"> PAGEREF _Toc210402057 \h </w:instrText>
+            </w:r>
+            <w:r>
+              <w:rPr>
+                <w:noProof/>
+                <w:webHidden/>
+              </w:rPr>
+            </w:r>
+            <w:r>
+              <w:rPr>
+                <w:noProof/>
+                <w:webHidden/>
+              </w:rPr>
+              <w:fldChar w:fldCharType="separate"/>
+            </w:r>
+            <w:r>
+              <w:rPr>
+                <w:noProof/>
+                <w:webHidden/>
+              </w:rPr>
+              <w:t>21</w:t>
+            </w:r>
+            <w:r>
+              <w:rPr>
+                <w:noProof/>
+                <w:webHidden/>
+              </w:rPr>
+              <w:fldChar w:fldCharType="end"/>
+            </w:r>
+          </w:hyperlink>
+        </w:p>
+        <w:p>
+          <w:pPr>
+            <w:pStyle w:val="TM3"/>
+            <w:tabs>
+              <w:tab w:val="left" w:pos="1320"/>
+              <w:tab w:val="right" w:leader="dot" w:pos="9062"/>
+            </w:tabs>
+            <w:rPr>
+              <w:rFonts w:eastAsiaTheme="minorEastAsia"/>
+              <w:noProof/>
+              <w:lang w:eastAsia="fr-FR"/>
+            </w:rPr>
+          </w:pPr>
+          <w:hyperlink w:anchor="_Toc210402058" w:history="1">
+            <w:r>
+              <w:rPr>
+                <w:rStyle w:val="Lienhypertexte"/>
+                <w:noProof/>
+              </w:rPr>
+              <w:t>III.5.11</w:t>
+            </w:r>
+            <w:r>
+              <w:rPr>
+                <w:rFonts w:eastAsiaTheme="minorEastAsia"/>
+                <w:noProof/>
+                <w:lang w:eastAsia="fr-FR"/>
+              </w:rPr>
+              <w:tab/>
+            </w:r>
+            <w:r>
+              <w:rPr>
+                <w:rStyle w:val="Lienhypertexte"/>
+                <w:noProof/>
+              </w:rPr>
+              <w:t>Déconnexion</w:t>
+            </w:r>
+            <w:r>
+              <w:rPr>
+                <w:noProof/>
+                <w:webHidden/>
+              </w:rPr>
+              <w:tab/>
+            </w:r>
+            <w:r>
+              <w:rPr>
+                <w:noProof/>
+                <w:webHidden/>
+              </w:rPr>
+              <w:fldChar w:fldCharType="begin"/>
+            </w:r>
+            <w:r>
+              <w:rPr>
+                <w:noProof/>
+                <w:webHidden/>
+              </w:rPr>
+              <w:instrText xml:space="preserve"> PAGEREF _Toc210402058 \h </w:instrText>
+            </w:r>
+            <w:r>
+              <w:rPr>
+                <w:noProof/>
+                <w:webHidden/>
+              </w:rPr>
+            </w:r>
+            <w:r>
+              <w:rPr>
+                <w:noProof/>
+                <w:webHidden/>
+              </w:rPr>
+              <w:fldChar w:fldCharType="separate"/>
+            </w:r>
+            <w:r>
+              <w:rPr>
+                <w:noProof/>
+                <w:webHidden/>
+              </w:rPr>
+              <w:t>21</w:t>
+            </w:r>
+            <w:r>
+              <w:rPr>
+                <w:noProof/>
+                <w:webHidden/>
+              </w:rPr>
+              <w:fldChar w:fldCharType="end"/>
+            </w:r>
+          </w:hyperlink>
+        </w:p>
+        <w:p>
+          <w:pPr>
+            <w:pStyle w:val="TM3"/>
+            <w:tabs>
+              <w:tab w:val="left" w:pos="1320"/>
+              <w:tab w:val="right" w:leader="dot" w:pos="9062"/>
+            </w:tabs>
+            <w:rPr>
+              <w:rFonts w:eastAsiaTheme="minorEastAsia"/>
+              <w:noProof/>
+              <w:lang w:eastAsia="fr-FR"/>
+            </w:rPr>
+          </w:pPr>
+          <w:hyperlink w:anchor="_Toc210402059" w:history="1">
+            <w:r>
+              <w:rPr>
+                <w:rStyle w:val="Lienhypertexte"/>
+                <w:noProof/>
+              </w:rPr>
+              <w:t>III.5.12</w:t>
+            </w:r>
+            <w:r>
+              <w:rPr>
+                <w:rFonts w:eastAsiaTheme="minorEastAsia"/>
+                <w:noProof/>
+                <w:lang w:eastAsia="fr-FR"/>
+              </w:rPr>
+              <w:tab/>
+            </w:r>
+            <w:r>
+              <w:rPr>
+                <w:rStyle w:val="Lienhypertexte"/>
+                <w:noProof/>
+              </w:rPr>
+              <w:t>Erreur</w:t>
+            </w:r>
+            <w:r>
+              <w:rPr>
+                <w:noProof/>
+                <w:webHidden/>
+              </w:rPr>
+              <w:tab/>
+            </w:r>
+            <w:r>
+              <w:rPr>
+                <w:noProof/>
+                <w:webHidden/>
+              </w:rPr>
+              <w:fldChar w:fldCharType="begin"/>
+            </w:r>
+            <w:r>
+              <w:rPr>
+                <w:noProof/>
+                <w:webHidden/>
+              </w:rPr>
+              <w:instrText xml:space="preserve"> PAGEREF _Toc210402059 \h </w:instrText>
+            </w:r>
+            <w:r>
+              <w:rPr>
+                <w:noProof/>
+                <w:webHidden/>
+              </w:rPr>
+            </w:r>
+            <w:r>
+              <w:rPr>
+                <w:noProof/>
+                <w:webHidden/>
+              </w:rPr>
+              <w:fldChar w:fldCharType="separate"/>
+            </w:r>
+            <w:r>
+              <w:rPr>
+                <w:noProof/>
+                <w:webHidden/>
+              </w:rPr>
+              <w:t>22</w:t>
             </w:r>
             <w:r>
               <w:rPr>
@@ -3540,7 +4826,7 @@
       <w:pPr>
         <w:pStyle w:val="Titre1"/>
       </w:pPr>
-      <w:bookmarkStart w:id="0" w:name="_Toc210395838"/>
+      <w:bookmarkStart w:id="0" w:name="_Toc210402018"/>
       <w:r>
         <w:lastRenderedPageBreak/>
         <w:t>Introduction</w:t>
@@ -3551,7 +4837,7 @@
       <w:pPr>
         <w:pStyle w:val="Titre2"/>
       </w:pPr>
-      <w:bookmarkStart w:id="1" w:name="_Toc210395839"/>
+      <w:bookmarkStart w:id="1" w:name="_Toc210402019"/>
       <w:r>
         <w:t>Objectifs et contexte du projet</w:t>
       </w:r>
@@ -3559,15 +4845,7 @@
     </w:p>
     <w:p>
       <w:r>
-        <w:t>Dans le cadre de la SAE de BUT2 il nous a été demandé de réaliser un site web utilisant des cartes d’</w:t>
-      </w:r>
-      <w:proofErr w:type="spellStart"/>
-      <w:r>
-        <w:t>OpenStreetMap</w:t>
-      </w:r>
-      <w:proofErr w:type="spellEnd"/>
-      <w:r>
-        <w:t xml:space="preserve"> qui est un projet de cartographie libre de droit. Le choix de l’exploitation des cartes était libre, nous avons donc choisis de les utiliser pour créer un logiciel permettant de planifier des </w:t>
+        <w:t xml:space="preserve">Dans le cadre de la SAE de BUT2 il nous a été demandé de réaliser un site web utilisant des cartes d’OpenStreetMap qui est un projet de cartographie libre de droit. Le choix de l’exploitation des cartes était libre, nous avons donc choisis de les utiliser pour créer un logiciel permettant de planifier des </w:t>
       </w:r>
       <w:r>
         <w:t>Road Trip</w:t>
@@ -3596,31 +4874,15 @@
         </w:numPr>
       </w:pPr>
       <w:r>
-        <w:t xml:space="preserve">Se familiariser avec </w:t>
-      </w:r>
-      <w:proofErr w:type="spellStart"/>
-      <w:r>
-        <w:t>OpenStreetMap</w:t>
-      </w:r>
-      <w:proofErr w:type="spellEnd"/>
-      <w:r>
-        <w:t> :</w:t>
-      </w:r>
-    </w:p>
-    <w:p>
-      <w:pPr>
-        <w:pStyle w:val="Paragraphedeliste"/>
-      </w:pPr>
-      <w:r>
-        <w:t xml:space="preserve">En effet cet outil est nouveau pour nous. Un des objectifs majeurs va être donc de découvrir les différentes possibilités offertes par </w:t>
-      </w:r>
-      <w:proofErr w:type="spellStart"/>
-      <w:r>
-        <w:t>OpenStreetMap</w:t>
-      </w:r>
-      <w:proofErr w:type="spellEnd"/>
-      <w:r>
-        <w:t xml:space="preserve"> et les librairies qui vont avec et de les exploiter au maximum.</w:t>
+        <w:t>Se familiariser avec OpenStreetMap :</w:t>
+      </w:r>
+    </w:p>
+    <w:p>
+      <w:pPr>
+        <w:pStyle w:val="Paragraphedeliste"/>
+      </w:pPr>
+      <w:r>
+        <w:t>En effet cet outil est nouveau pour nous. Un des objectifs majeurs va être donc de découvrir les différentes possibilités offertes par OpenStreetMap et les librairies qui vont avec et de les exploiter au maximum.</w:t>
       </w:r>
     </w:p>
     <w:p>
@@ -3731,7 +4993,7 @@
       <w:pPr>
         <w:pStyle w:val="Titre2"/>
       </w:pPr>
-      <w:bookmarkStart w:id="2" w:name="_Toc210395840"/>
+      <w:bookmarkStart w:id="2" w:name="_Toc210402020"/>
       <w:r>
         <w:t>Utilisateurs du système</w:t>
       </w:r>
@@ -3746,7 +5008,7 @@
       <w:pPr>
         <w:pStyle w:val="Titre3"/>
       </w:pPr>
-      <w:bookmarkStart w:id="3" w:name="_Toc210395841"/>
+      <w:bookmarkStart w:id="3" w:name="_Toc210402021"/>
       <w:r>
         <w:t>Utilisateurs sans compte</w:t>
       </w:r>
@@ -3815,7 +5077,7 @@
       <w:pPr>
         <w:pStyle w:val="Titre3"/>
       </w:pPr>
-      <w:bookmarkStart w:id="4" w:name="_Toc210395842"/>
+      <w:bookmarkStart w:id="4" w:name="_Toc210402022"/>
       <w:r>
         <w:lastRenderedPageBreak/>
         <w:t>Utilisateur avec compte</w:t>
@@ -3909,7 +5171,7 @@
       <w:pPr>
         <w:pStyle w:val="Titre3"/>
       </w:pPr>
-      <w:bookmarkStart w:id="5" w:name="_Toc210395843"/>
+      <w:bookmarkStart w:id="5" w:name="_Toc210402023"/>
       <w:r>
         <w:t>Administrateur</w:t>
       </w:r>
@@ -3969,22 +5231,838 @@
       <w:pPr>
         <w:pStyle w:val="Titre3"/>
       </w:pPr>
-      <w:bookmarkStart w:id="6" w:name="_Toc210395844"/>
-      <w:r>
-        <w:t>Cas d’utilisation du site</w:t>
+      <w:r>
+        <w:t>Personas et User Stories</w:t>
+      </w:r>
+    </w:p>
+    <w:p>
+      <w:pPr>
+        <w:pStyle w:val="Titre4"/>
+      </w:pPr>
+      <w:r>
+        <w:t>Persona 1 : Julie, l’étudiante exploratrice</w:t>
+      </w:r>
+    </w:p>
+    <w:p>
+      <w:pPr>
+        <w:pStyle w:val="Paragraphedeliste"/>
+      </w:pPr>
+      <w:r>
+        <w:rPr>
+          <w:rStyle w:val="lev"/>
+          <w:b w:val="0"/>
+          <w:bCs w:val="0"/>
+          <w:smallCaps w:val="0"/>
+          <w:sz w:val="22"/>
+        </w:rPr>
+        <w:t>Âge</w:t>
+      </w:r>
+      <w:r>
+        <w:t xml:space="preserve"> : 21 ans</w:t>
+      </w:r>
+    </w:p>
+    <w:p>
+      <w:pPr>
+        <w:pStyle w:val="Paragraphedeliste"/>
+      </w:pPr>
+      <w:r>
+        <w:rPr>
+          <w:rStyle w:val="lev"/>
+          <w:b w:val="0"/>
+          <w:bCs w:val="0"/>
+          <w:smallCaps w:val="0"/>
+          <w:sz w:val="22"/>
+        </w:rPr>
+        <w:t>Situation</w:t>
+      </w:r>
+      <w:r>
+        <w:t xml:space="preserve"> : Étudiante en géographie, vit en colocation.</w:t>
+      </w:r>
+    </w:p>
+    <w:p>
+      <w:pPr>
+        <w:pStyle w:val="Paragraphedeliste"/>
+      </w:pPr>
+      <w:r>
+        <w:rPr>
+          <w:rStyle w:val="lev"/>
+          <w:b w:val="0"/>
+          <w:bCs w:val="0"/>
+          <w:smallCaps w:val="0"/>
+          <w:sz w:val="22"/>
+        </w:rPr>
+        <w:t>Motivations</w:t>
+      </w:r>
+      <w:r>
+        <w:t xml:space="preserve"> :</w:t>
+      </w:r>
+    </w:p>
+    <w:p>
+      <w:pPr>
+        <w:pStyle w:val="Paragraphedeliste"/>
+      </w:pPr>
+      <w:r>
+        <w:t>Découvrir de nouveaux lieux à petit budget.</w:t>
+      </w:r>
+    </w:p>
+    <w:p>
+      <w:pPr>
+        <w:pStyle w:val="Paragraphedeliste"/>
+      </w:pPr>
+      <w:r>
+        <w:t>Organiser des Road Trips collaboratifs entre amis.</w:t>
+      </w:r>
+    </w:p>
+    <w:p>
+      <w:pPr>
+        <w:pStyle w:val="Paragraphedeliste"/>
+      </w:pPr>
+      <w:r>
+        <w:t>Partager ses découvertes sur les réseaux sociaux.</w:t>
+      </w:r>
+    </w:p>
+    <w:p>
+      <w:pPr>
+        <w:pStyle w:val="Paragraphedeliste"/>
+      </w:pPr>
+      <w:r>
+        <w:rPr>
+          <w:rStyle w:val="lev"/>
+          <w:b w:val="0"/>
+          <w:bCs w:val="0"/>
+          <w:smallCaps w:val="0"/>
+          <w:sz w:val="22"/>
+        </w:rPr>
+        <w:t>Frustrations</w:t>
+      </w:r>
+      <w:r>
+        <w:t xml:space="preserve"> :</w:t>
+      </w:r>
+    </w:p>
+    <w:p>
+      <w:pPr>
+        <w:pStyle w:val="Paragraphedeliste"/>
+      </w:pPr>
+      <w:r>
+        <w:t>Difficile de trouver des activités adaptées à un budget réduit.</w:t>
+      </w:r>
+    </w:p>
+    <w:p>
+      <w:pPr>
+        <w:pStyle w:val="Paragraphedeliste"/>
+      </w:pPr>
+      <w:r>
+        <w:t>Organisation trop lourde (itinéraires, logements).</w:t>
+      </w:r>
+    </w:p>
+    <w:p>
+      <w:pPr>
+        <w:pStyle w:val="Paragraphedeliste"/>
+      </w:pPr>
+      <w:r>
+        <w:rPr>
+          <w:rStyle w:val="lev"/>
+          <w:b w:val="0"/>
+          <w:bCs w:val="0"/>
+          <w:smallCaps w:val="0"/>
+          <w:sz w:val="22"/>
+        </w:rPr>
+        <w:t>Objectifs</w:t>
+      </w:r>
+      <w:r>
+        <w:t xml:space="preserve"> :</w:t>
+      </w:r>
+    </w:p>
+    <w:p>
+      <w:pPr>
+        <w:pStyle w:val="Paragraphedeliste"/>
+      </w:pPr>
+      <w:r>
+        <w:t>Créer et partager facilement des Road Trips collaboratifs.</w:t>
+      </w:r>
+    </w:p>
+    <w:p>
+      <w:pPr>
+        <w:pStyle w:val="Paragraphedeliste"/>
+      </w:pPr>
+      <w:r>
+        <w:t>Filtrer les parcours selon les coûts.</w:t>
+      </w:r>
+    </w:p>
+    <w:p>
+      <w:pPr>
+        <w:pStyle w:val="Paragraphedeliste"/>
+      </w:pPr>
+      <w:r>
+        <w:rPr>
+          <w:rStyle w:val="lev"/>
+          <w:b w:val="0"/>
+          <w:bCs w:val="0"/>
+          <w:smallCaps w:val="0"/>
+          <w:sz w:val="22"/>
+        </w:rPr>
+        <w:t>UserStory</w:t>
+      </w:r>
+      <w:r>
+        <w:t>:</w:t>
+      </w:r>
+      <w:r>
+        <w:br/>
+      </w:r>
+      <w:r>
+        <w:rPr>
+          <w:rStyle w:val="Accentuation"/>
+          <w:i w:val="0"/>
+          <w:iCs w:val="0"/>
+        </w:rPr>
+        <w:t>En tant qu’étudiante, je veux créer un Road Trip collaboratif avec mes amis et trouver les options les plus économiques, afin de partager nos découvertes facilement.</w:t>
+      </w:r>
+    </w:p>
+    <w:p>
+      <w:pPr>
+        <w:pStyle w:val="Titre4"/>
+      </w:pPr>
+      <w:r>
+        <w:t xml:space="preserve"> </w:t>
+      </w:r>
+      <w:r>
+        <w:rPr>
+          <w:rStyle w:val="Titre4Car"/>
+        </w:rPr>
+        <w:t>Persona 2 : Jean, le jeune actif aventurier</w:t>
+      </w:r>
+    </w:p>
+    <w:p>
+      <w:pPr>
+        <w:pStyle w:val="Paragraphedeliste"/>
+      </w:pPr>
+      <w:r>
+        <w:rPr>
+          <w:rStyle w:val="lev"/>
+          <w:b w:val="0"/>
+          <w:bCs w:val="0"/>
+          <w:smallCaps w:val="0"/>
+          <w:sz w:val="22"/>
+        </w:rPr>
+        <w:t>Âge</w:t>
+      </w:r>
+      <w:r>
+        <w:t xml:space="preserve"> : 29-32 ans</w:t>
+      </w:r>
+    </w:p>
+    <w:p>
+      <w:pPr>
+        <w:pStyle w:val="Paragraphedeliste"/>
+      </w:pPr>
+      <w:r>
+        <w:rPr>
+          <w:rStyle w:val="lev"/>
+          <w:b w:val="0"/>
+          <w:bCs w:val="0"/>
+          <w:smallCaps w:val="0"/>
+          <w:sz w:val="22"/>
+        </w:rPr>
+        <w:t>Situation</w:t>
+      </w:r>
+      <w:r>
+        <w:t xml:space="preserve"> : Ingénieur en télétravail, voyage en van.</w:t>
+      </w:r>
+    </w:p>
+    <w:p>
+      <w:pPr>
+        <w:pStyle w:val="Paragraphedeliste"/>
+      </w:pPr>
+      <w:r>
+        <w:rPr>
+          <w:rStyle w:val="lev"/>
+          <w:b w:val="0"/>
+          <w:bCs w:val="0"/>
+          <w:smallCaps w:val="0"/>
+          <w:sz w:val="22"/>
+        </w:rPr>
+        <w:t>Motivations</w:t>
+      </w:r>
+      <w:r>
+        <w:t xml:space="preserve"> :</w:t>
+      </w:r>
+    </w:p>
+    <w:p>
+      <w:pPr>
+        <w:pStyle w:val="Paragraphedeliste"/>
+      </w:pPr>
+      <w:r>
+        <w:t>Organiser rapidement des week-ends en Europe.</w:t>
+      </w:r>
+    </w:p>
+    <w:p>
+      <w:pPr>
+        <w:pStyle w:val="Paragraphedeliste"/>
+      </w:pPr>
+      <w:r>
+        <w:t>Découvrir des lieux originaux (nature, culture, gastronomie).</w:t>
+      </w:r>
+    </w:p>
+    <w:p>
+      <w:pPr>
+        <w:pStyle w:val="Paragraphedeliste"/>
+      </w:pPr>
+      <w:r>
+        <w:t>Optimiser son temps de voyage.</w:t>
+      </w:r>
+    </w:p>
+    <w:p>
+      <w:pPr>
+        <w:pStyle w:val="Paragraphedeliste"/>
+      </w:pPr>
+      <w:r>
+        <w:rPr>
+          <w:rStyle w:val="lev"/>
+          <w:b w:val="0"/>
+          <w:bCs w:val="0"/>
+          <w:smallCaps w:val="0"/>
+          <w:sz w:val="22"/>
+        </w:rPr>
+        <w:t>Frustrations</w:t>
+      </w:r>
+      <w:r>
+        <w:t xml:space="preserve"> :</w:t>
+      </w:r>
+    </w:p>
+    <w:p>
+      <w:pPr>
+        <w:pStyle w:val="Paragraphedeliste"/>
+      </w:pPr>
+      <w:r>
+        <w:t>Applications trop centrées sur les grandes villes.</w:t>
+      </w:r>
+    </w:p>
+    <w:p>
+      <w:pPr>
+        <w:pStyle w:val="Paragraphedeliste"/>
+      </w:pPr>
+      <w:r>
+        <w:t>Peu de filtres adaptés (routes panoramiques, spots cachés).</w:t>
+      </w:r>
+    </w:p>
+    <w:p>
+      <w:pPr>
+        <w:pStyle w:val="Paragraphedeliste"/>
+      </w:pPr>
+      <w:r>
+        <w:rPr>
+          <w:rStyle w:val="lev"/>
+          <w:b w:val="0"/>
+          <w:bCs w:val="0"/>
+          <w:smallCaps w:val="0"/>
+          <w:sz w:val="22"/>
+        </w:rPr>
+        <w:t>Objectifs</w:t>
+      </w:r>
+      <w:r>
+        <w:t xml:space="preserve"> :</w:t>
+      </w:r>
+    </w:p>
+    <w:p>
+      <w:pPr>
+        <w:pStyle w:val="Paragraphedeliste"/>
+      </w:pPr>
+      <w:r>
+        <w:lastRenderedPageBreak/>
+        <w:t>Planifier des itinéraires flexibles et personnalisés.</w:t>
+      </w:r>
+    </w:p>
+    <w:p>
+      <w:pPr>
+        <w:pStyle w:val="Paragraphedeliste"/>
+      </w:pPr>
+      <w:r>
+        <w:t>Pouvoir sauvegarder et réutiliser ses Road Trips.</w:t>
+      </w:r>
+    </w:p>
+    <w:p>
+      <w:pPr>
+        <w:pStyle w:val="Paragraphedeliste"/>
+      </w:pPr>
+      <w:r>
+        <w:rPr>
+          <w:rStyle w:val="lev"/>
+          <w:b w:val="0"/>
+          <w:bCs w:val="0"/>
+          <w:smallCaps w:val="0"/>
+          <w:sz w:val="22"/>
+        </w:rPr>
+        <w:t>UserStory</w:t>
+      </w:r>
+      <w:r>
+        <w:t>:</w:t>
+      </w:r>
+      <w:r>
+        <w:br/>
+      </w:r>
+      <w:r>
+        <w:rPr>
+          <w:rStyle w:val="Accentuation"/>
+          <w:i w:val="0"/>
+          <w:iCs w:val="0"/>
+        </w:rPr>
+        <w:t>En tant que jeune actif, je veux filtrer les points d’intérêt par type (nature, culture, gastronomie) afin de planifier rapidement mes week-ends et les réutiliser plus tard.</w:t>
+      </w:r>
+    </w:p>
+    <w:p>
+      <w:pPr>
+        <w:pStyle w:val="Paragraphedeliste"/>
+      </w:pPr>
+    </w:p>
+    <w:p>
+      <w:pPr>
+        <w:pStyle w:val="Titre4"/>
+      </w:pPr>
+      <w:r>
+        <w:t>Persona 3 : La famille organisée</w:t>
+      </w:r>
+    </w:p>
+    <w:p>
+      <w:pPr>
+        <w:pStyle w:val="Paragraphedeliste"/>
+      </w:pPr>
+      <w:r>
+        <w:rPr>
+          <w:rStyle w:val="lev"/>
+          <w:b w:val="0"/>
+          <w:bCs w:val="0"/>
+          <w:smallCaps w:val="0"/>
+          <w:sz w:val="22"/>
+        </w:rPr>
+        <w:t>Âge</w:t>
+      </w:r>
+      <w:r>
+        <w:t xml:space="preserve"> : 38 et 40 ans (couple avec enfants de 6 et 9 ans).</w:t>
+      </w:r>
+    </w:p>
+    <w:p>
+      <w:pPr>
+        <w:pStyle w:val="Paragraphedeliste"/>
+      </w:pPr>
+      <w:r>
+        <w:rPr>
+          <w:rStyle w:val="lev"/>
+          <w:b w:val="0"/>
+          <w:bCs w:val="0"/>
+          <w:smallCaps w:val="0"/>
+          <w:sz w:val="22"/>
+        </w:rPr>
+        <w:t>Situation</w:t>
+      </w:r>
+      <w:r>
+        <w:t xml:space="preserve"> : Parents actifs, organisent leurs vacances à l’avance.</w:t>
+      </w:r>
+    </w:p>
+    <w:p>
+      <w:pPr>
+        <w:pStyle w:val="Paragraphedeliste"/>
+      </w:pPr>
+      <w:r>
+        <w:rPr>
+          <w:rStyle w:val="lev"/>
+          <w:b w:val="0"/>
+          <w:bCs w:val="0"/>
+          <w:smallCaps w:val="0"/>
+          <w:sz w:val="22"/>
+        </w:rPr>
+        <w:t>Motivations</w:t>
+      </w:r>
+      <w:r>
+        <w:t xml:space="preserve"> :</w:t>
+      </w:r>
+    </w:p>
+    <w:p>
+      <w:pPr>
+        <w:pStyle w:val="Paragraphedeliste"/>
+      </w:pPr>
+      <w:r>
+        <w:t>Voyager sereinement avec leurs enfants.</w:t>
+      </w:r>
+    </w:p>
+    <w:p>
+      <w:pPr>
+        <w:pStyle w:val="Paragraphedeliste"/>
+      </w:pPr>
+      <w:r>
+        <w:t>Prévoir un itinéraire clair et sûr.</w:t>
+      </w:r>
+    </w:p>
+    <w:p>
+      <w:pPr>
+        <w:pStyle w:val="Paragraphedeliste"/>
+      </w:pPr>
+      <w:r>
+        <w:t>Trouver facilement restaurants, hôtels, aires de repos.</w:t>
+      </w:r>
+    </w:p>
+    <w:p>
+      <w:pPr>
+        <w:pStyle w:val="Paragraphedeliste"/>
+      </w:pPr>
+      <w:r>
+        <w:rPr>
+          <w:rStyle w:val="lev"/>
+          <w:b w:val="0"/>
+          <w:bCs w:val="0"/>
+          <w:smallCaps w:val="0"/>
+          <w:sz w:val="22"/>
+        </w:rPr>
+        <w:t>Frustrations</w:t>
+      </w:r>
+      <w:r>
+        <w:t xml:space="preserve"> :</w:t>
+      </w:r>
+    </w:p>
+    <w:p>
+      <w:pPr>
+        <w:pStyle w:val="Paragraphedeliste"/>
+      </w:pPr>
+      <w:r>
+        <w:t>Applications trop complexes ou non adaptées aux familles.</w:t>
+      </w:r>
+    </w:p>
+    <w:p>
+      <w:pPr>
+        <w:pStyle w:val="Paragraphedeliste"/>
+      </w:pPr>
+      <w:r>
+        <w:t>Informations dispersées sur différents sites.</w:t>
+      </w:r>
+    </w:p>
+    <w:p>
+      <w:pPr>
+        <w:pStyle w:val="Paragraphedeliste"/>
+      </w:pPr>
+      <w:r>
+        <w:rPr>
+          <w:rStyle w:val="lev"/>
+          <w:b w:val="0"/>
+          <w:bCs w:val="0"/>
+          <w:smallCaps w:val="0"/>
+          <w:sz w:val="22"/>
+        </w:rPr>
+        <w:t>Objectifs</w:t>
+      </w:r>
+      <w:r>
+        <w:t xml:space="preserve"> :</w:t>
+      </w:r>
+    </w:p>
+    <w:p>
+      <w:pPr>
+        <w:pStyle w:val="Paragraphedeliste"/>
+      </w:pPr>
+      <w:r>
+        <w:t>Créer un Road Trip familial, sécurisé et complet.</w:t>
+      </w:r>
+    </w:p>
+    <w:p>
+      <w:pPr>
+        <w:pStyle w:val="Paragraphedeliste"/>
+      </w:pPr>
+      <w:r>
+        <w:t>Pouvoir consulter l’itinéraire hors-ligne.</w:t>
+      </w:r>
+    </w:p>
+    <w:p>
+      <w:pPr>
+        <w:pStyle w:val="Paragraphedeliste"/>
+      </w:pPr>
+      <w:r>
+        <w:rPr>
+          <w:rStyle w:val="lev"/>
+          <w:b w:val="0"/>
+          <w:bCs w:val="0"/>
+          <w:smallCaps w:val="0"/>
+          <w:sz w:val="22"/>
+        </w:rPr>
+        <w:t>UserStory</w:t>
+      </w:r>
+      <w:r>
+        <w:t>:</w:t>
+      </w:r>
+      <w:r>
+        <w:br/>
+      </w:r>
+      <w:r>
+        <w:rPr>
+          <w:rStyle w:val="Accentuation"/>
+          <w:i w:val="0"/>
+          <w:iCs w:val="0"/>
+        </w:rPr>
+        <w:t>En tant que parents, je veux consulter des itinéraires familiaux adaptés aux enfants afin de voyager sans stress et en toute sécurité.</w:t>
+      </w:r>
+    </w:p>
+    <w:p>
+      <w:pPr>
+        <w:pStyle w:val="Paragraphedeliste"/>
+      </w:pPr>
+    </w:p>
+    <w:p>
+      <w:pPr>
+        <w:pStyle w:val="Titre4"/>
+      </w:pPr>
+      <w:r>
+        <w:t>Persona 4 : Patrice, la personne à mobilité réduite voyageuse</w:t>
+      </w:r>
+    </w:p>
+    <w:p>
+      <w:pPr>
+        <w:pStyle w:val="Paragraphedeliste"/>
+      </w:pPr>
+      <w:r>
+        <w:rPr>
+          <w:rStyle w:val="lev"/>
+          <w:b w:val="0"/>
+          <w:bCs w:val="0"/>
+          <w:smallCaps w:val="0"/>
+          <w:sz w:val="22"/>
+        </w:rPr>
+        <w:t>Âge</w:t>
+      </w:r>
+      <w:r>
+        <w:t xml:space="preserve"> : 65 ans</w:t>
+      </w:r>
+    </w:p>
+    <w:p>
+      <w:pPr>
+        <w:pStyle w:val="Paragraphedeliste"/>
+      </w:pPr>
+      <w:r>
+        <w:rPr>
+          <w:rStyle w:val="lev"/>
+          <w:b w:val="0"/>
+          <w:bCs w:val="0"/>
+          <w:smallCaps w:val="0"/>
+          <w:sz w:val="22"/>
+        </w:rPr>
+        <w:t>Situation</w:t>
+      </w:r>
+      <w:r>
+        <w:t xml:space="preserve"> : Retraité, passionné de patrimoine, voyage en caravane.</w:t>
+      </w:r>
+    </w:p>
+    <w:p>
+      <w:pPr>
+        <w:pStyle w:val="Paragraphedeliste"/>
+      </w:pPr>
+      <w:r>
+        <w:rPr>
+          <w:rStyle w:val="lev"/>
+          <w:b w:val="0"/>
+          <w:bCs w:val="0"/>
+          <w:smallCaps w:val="0"/>
+          <w:sz w:val="22"/>
+        </w:rPr>
+        <w:t>Motivations</w:t>
+      </w:r>
+      <w:r>
+        <w:t xml:space="preserve"> :</w:t>
+      </w:r>
+    </w:p>
+    <w:p>
+      <w:pPr>
+        <w:pStyle w:val="Paragraphedeliste"/>
+      </w:pPr>
+      <w:r>
+        <w:t>Découvrir tranquillement des lieux culturels.</w:t>
+      </w:r>
+    </w:p>
+    <w:p>
+      <w:pPr>
+        <w:pStyle w:val="Paragraphedeliste"/>
+      </w:pPr>
+      <w:r>
+        <w:t>Partager ses découvertes avec d’autres voyageurs.</w:t>
+      </w:r>
+    </w:p>
+    <w:p>
+      <w:pPr>
+        <w:pStyle w:val="Paragraphedeliste"/>
+      </w:pPr>
+      <w:r>
+        <w:rPr>
+          <w:rStyle w:val="lev"/>
+          <w:b w:val="0"/>
+          <w:bCs w:val="0"/>
+          <w:smallCaps w:val="0"/>
+          <w:sz w:val="22"/>
+        </w:rPr>
+        <w:t>Frustrations</w:t>
+      </w:r>
+      <w:r>
+        <w:t xml:space="preserve"> :</w:t>
+      </w:r>
+    </w:p>
+    <w:p>
+      <w:pPr>
+        <w:pStyle w:val="Paragraphedeliste"/>
+      </w:pPr>
+      <w:r>
+        <w:t>Difficulté avec des applis trop complexes.</w:t>
+      </w:r>
+    </w:p>
+    <w:p>
+      <w:pPr>
+        <w:pStyle w:val="Paragraphedeliste"/>
+      </w:pPr>
+      <w:r>
+        <w:t>Manque d’accessibilité (vue, audition, dyslexie).</w:t>
+      </w:r>
+    </w:p>
+    <w:p>
+      <w:pPr>
+        <w:pStyle w:val="Paragraphedeliste"/>
+      </w:pPr>
+      <w:r>
+        <w:rPr>
+          <w:rStyle w:val="lev"/>
+          <w:b w:val="0"/>
+          <w:bCs w:val="0"/>
+          <w:smallCaps w:val="0"/>
+          <w:sz w:val="22"/>
+        </w:rPr>
+        <w:t>Objectifs</w:t>
+      </w:r>
+      <w:r>
+        <w:t xml:space="preserve"> :</w:t>
+      </w:r>
+    </w:p>
+    <w:p>
+      <w:pPr>
+        <w:pStyle w:val="Paragraphedeliste"/>
+      </w:pPr>
+      <w:r>
+        <w:t>Avoir une application lisible et simple.</w:t>
+      </w:r>
+    </w:p>
+    <w:p>
+      <w:pPr>
+        <w:pStyle w:val="Paragraphedeliste"/>
+      </w:pPr>
+      <w:r>
+        <w:t>Activer des options d’accessibilité (police plus grande, mode dyslexie).</w:t>
+      </w:r>
+    </w:p>
+    <w:p>
+      <w:pPr>
+        <w:pStyle w:val="Paragraphedeliste"/>
+      </w:pPr>
+      <w:r>
+        <w:t>Ajouter ses propres avis pour aider la communauté.</w:t>
+      </w:r>
+    </w:p>
+    <w:p>
+      <w:pPr>
+        <w:pStyle w:val="Paragraphedeliste"/>
+      </w:pPr>
+      <w:r>
+        <w:rPr>
+          <w:rStyle w:val="lev"/>
+          <w:b w:val="0"/>
+          <w:bCs w:val="0"/>
+          <w:smallCaps w:val="0"/>
+          <w:sz w:val="22"/>
+        </w:rPr>
+        <w:t>UserStory</w:t>
+      </w:r>
+      <w:r>
+        <w:t>:</w:t>
+      </w:r>
+      <w:r>
+        <w:br/>
+      </w:r>
+      <w:r>
+        <w:rPr>
+          <w:rStyle w:val="Accentuation"/>
+          <w:i w:val="0"/>
+          <w:iCs w:val="0"/>
+        </w:rPr>
+        <w:t>En tant que retraité, je veux avoir une interface simple et accessible pour planifier mes visites culturelles et partager mes découvertes.</w:t>
+      </w:r>
+    </w:p>
+    <w:p/>
+    <w:p>
+      <w:pPr>
+        <w:pStyle w:val="Titre3"/>
+      </w:pPr>
+      <w:bookmarkStart w:id="6" w:name="_Toc210402024"/>
+      <w:r>
+        <w:t>Cas d’utilisation</w:t>
+      </w:r>
+      <w:r>
+        <w:t xml:space="preserve"> type</w:t>
+      </w:r>
+      <w:r>
+        <w:t xml:space="preserve"> du site</w:t>
       </w:r>
       <w:bookmarkEnd w:id="6"/>
     </w:p>
     <w:p>
-      <w:r>
-        <w:t>Nous allons maintenant définir un cas d’utilisation classique du site web, dans le cas où l’utilisateur possède un compte sur le site et qui veut créer un Road trip :</w:t>
+      <w:pPr>
+        <w:pStyle w:val="Paragraphedeliste"/>
+      </w:pPr>
+      <w:bookmarkStart w:id="7" w:name="_Toc210402025"/>
+      <w:r>
+        <w:t>Un utilisateur avec compte souhaite créer un Road Trip :</w:t>
+      </w:r>
+    </w:p>
+    <w:p>
+      <w:pPr>
+        <w:pStyle w:val="Paragraphedeliste"/>
+      </w:pPr>
+      <w:r>
+        <w:lastRenderedPageBreak/>
+        <w:t>Il se connecte à son compte.</w:t>
+      </w:r>
+    </w:p>
+    <w:p>
+      <w:pPr>
+        <w:pStyle w:val="Paragraphedeliste"/>
+      </w:pPr>
+      <w:r>
+        <w:t>Accède à la section "Créer un Road Trip".</w:t>
+      </w:r>
+    </w:p>
+    <w:p>
+      <w:pPr>
+        <w:pStyle w:val="Paragraphedeliste"/>
+      </w:pPr>
+      <w:r>
+        <w:t>Saisit un titre, des étapes, des dates et éventuellement des points d’intérêt.</w:t>
+      </w:r>
+    </w:p>
+    <w:p>
+      <w:pPr>
+        <w:pStyle w:val="Paragraphedeliste"/>
+      </w:pPr>
+      <w:r>
+        <w:t>Valide et enregistre le Road Trip dans la base de données.</w:t>
+      </w:r>
+    </w:p>
+    <w:p>
+      <w:pPr>
+        <w:pStyle w:val="Paragraphedeliste"/>
+      </w:pPr>
+      <w:r>
+        <w:t>Choisit de partager son itinéraire soit publiquement, soit uniquement avec ses amis.</w:t>
+      </w:r>
+    </w:p>
+    <w:p>
+      <w:pPr>
+        <w:pStyle w:val="Paragraphedeliste"/>
+      </w:pPr>
+      <w:r>
+        <w:t>Ses amis reçoivent une notification ou, si public, le parcours apparaît dans le flux global.</w:t>
       </w:r>
     </w:p>
     <w:p>
       <w:pPr>
         <w:pStyle w:val="Titre2"/>
       </w:pPr>
-      <w:bookmarkStart w:id="7" w:name="_Toc210395845"/>
       <w:r>
         <w:t>Contrainte</w:t>
       </w:r>
@@ -3994,21 +6072,15 @@
       <w:pPr>
         <w:pStyle w:val="Titre3"/>
       </w:pPr>
+      <w:bookmarkStart w:id="8" w:name="_Toc210402026"/>
       <w:r>
         <w:t>Contraintes matérielles</w:t>
       </w:r>
-    </w:p>
-    <w:p>
-      <w:r>
-        <w:t xml:space="preserve">Nous avons comme contrainte d’utiliser </w:t>
-      </w:r>
-      <w:proofErr w:type="spellStart"/>
-      <w:r>
-        <w:t>OpenStreetMap</w:t>
-      </w:r>
-      <w:proofErr w:type="spellEnd"/>
-      <w:r>
-        <w:t xml:space="preserve"> pour notre projet. Nous allons avoir besoins d’une connexion à internet, d’une base de données et également d’un serveur pour héberger notre site. </w:t>
+      <w:bookmarkEnd w:id="8"/>
+    </w:p>
+    <w:p>
+      <w:r>
+        <w:t xml:space="preserve">Nous avons comme contrainte d’utiliser OpenStreetMap pour notre projet. Nous allons avoir besoins d’une connexion à internet, d’une base de données et également d’un serveur pour héberger notre site. </w:t>
       </w:r>
     </w:p>
     <w:p/>
@@ -4026,10 +6098,11 @@
       <w:pPr>
         <w:pStyle w:val="Titre3"/>
       </w:pPr>
-      <w:r>
-        <w:lastRenderedPageBreak/>
+      <w:bookmarkStart w:id="9" w:name="_Toc210402027"/>
+      <w:r>
         <w:t>RGPD</w:t>
       </w:r>
+      <w:bookmarkEnd w:id="9"/>
     </w:p>
     <w:p>
       <w:pPr>
@@ -4467,6 +6540,7 @@
                 <w:rFonts w:ascii="Arial" w:hAnsi="Arial" w:cs="Arial"/>
                 <w:lang w:val="fr-FR"/>
               </w:rPr>
+              <w:lastRenderedPageBreak/>
               <w:t>Adresse mail</w:t>
             </w:r>
           </w:p>
@@ -4823,37 +6897,12 @@
                 <w:lang w:val="fr-FR"/>
               </w:rPr>
             </w:pPr>
-            <w:proofErr w:type="spellStart"/>
             <w:r>
               <w:rPr>
                 <w:rFonts w:ascii="Arial" w:hAnsi="Arial" w:cs="Arial"/>
                 <w:lang w:val="fr-FR"/>
               </w:rPr>
-              <w:t>Hashage</w:t>
-            </w:r>
-            <w:proofErr w:type="spellEnd"/>
-            <w:r>
-              <w:rPr>
-                <w:rFonts w:ascii="Arial" w:hAnsi="Arial" w:cs="Arial"/>
-                <w:lang w:val="fr-FR"/>
-              </w:rPr>
-              <w:t xml:space="preserve"> (</w:t>
-            </w:r>
-            <w:proofErr w:type="spellStart"/>
-            <w:r>
-              <w:rPr>
-                <w:rFonts w:ascii="Arial" w:hAnsi="Arial" w:cs="Arial"/>
-                <w:lang w:val="fr-FR"/>
-              </w:rPr>
-              <w:t>bcrypt</w:t>
-            </w:r>
-            <w:proofErr w:type="spellEnd"/>
-            <w:r>
-              <w:rPr>
-                <w:rFonts w:ascii="Arial" w:hAnsi="Arial" w:cs="Arial"/>
-                <w:lang w:val="fr-FR"/>
-              </w:rPr>
-              <w:t>/argon2), salage, pas de stockage en clair</w:t>
+              <w:t>Hashage (bcrypt/argon2), salage, pas de stockage en clair</w:t>
             </w:r>
           </w:p>
         </w:tc>
@@ -5387,22 +7436,22 @@
       <w:pPr>
         <w:pStyle w:val="Titre1"/>
       </w:pPr>
-      <w:bookmarkStart w:id="8" w:name="_Toc210395846"/>
+      <w:bookmarkStart w:id="10" w:name="_Toc210402028"/>
       <w:r>
         <w:lastRenderedPageBreak/>
         <w:t>Etude de faisabilité</w:t>
       </w:r>
-      <w:bookmarkEnd w:id="8"/>
+      <w:bookmarkEnd w:id="10"/>
     </w:p>
     <w:p>
       <w:pPr>
         <w:pStyle w:val="Titre2"/>
       </w:pPr>
-      <w:bookmarkStart w:id="9" w:name="_Toc210395847"/>
+      <w:bookmarkStart w:id="11" w:name="_Toc210402029"/>
       <w:r>
         <w:t>Méthodes et outils existants</w:t>
       </w:r>
-      <w:bookmarkEnd w:id="9"/>
+      <w:bookmarkEnd w:id="11"/>
     </w:p>
     <w:p>
       <w:r>
@@ -5424,18 +7473,8 @@
             <w:b/>
             <w:bCs/>
           </w:rPr>
-          <w:t xml:space="preserve">Google </w:t>
+          <w:t>Google Maps</w:t>
         </w:r>
-        <w:proofErr w:type="spellStart"/>
-        <w:r>
-          <w:rPr>
-            <w:rStyle w:val="Lienhypertexte"/>
-            <w:b/>
-            <w:bCs/>
-          </w:rPr>
-          <w:t>Maps</w:t>
-        </w:r>
-        <w:proofErr w:type="spellEnd"/>
         <w:r>
           <w:rPr>
             <w:rStyle w:val="Lienhypertexte"/>
@@ -5452,15 +7491,7 @@
         <w:pStyle w:val="Paragraphedeliste"/>
       </w:pPr>
       <w:r>
-        <w:t xml:space="preserve">Google </w:t>
-      </w:r>
-      <w:proofErr w:type="spellStart"/>
-      <w:r>
-        <w:t>Maps</w:t>
-      </w:r>
-      <w:proofErr w:type="spellEnd"/>
-      <w:r>
-        <w:t xml:space="preserve"> est un des sites les plus utilisé pour la planification de Road trip. Il a plusieurs avantages mais aussi des </w:t>
+        <w:t xml:space="preserve">Google Maps est un des sites les plus utilisé pour la planification de Road trip. Il a plusieurs avantages mais aussi des </w:t>
       </w:r>
       <w:r>
         <w:t>inconvénients</w:t>
@@ -5672,19 +7703,11 @@
         </w:rPr>
       </w:pPr>
       <w:hyperlink r:id="rId18" w:history="1">
-        <w:proofErr w:type="spellStart"/>
         <w:r>
           <w:rPr>
             <w:rStyle w:val="Lienhypertexte"/>
           </w:rPr>
-          <w:t>Roadtrippers</w:t>
-        </w:r>
-        <w:proofErr w:type="spellEnd"/>
-        <w:r>
-          <w:rPr>
-            <w:rStyle w:val="Lienhypertexte"/>
-          </w:rPr>
-          <w:t> </w:t>
+          <w:t>Roadtrippers </w:t>
         </w:r>
       </w:hyperlink>
       <w:r>
@@ -5695,13 +7718,8 @@
       <w:pPr>
         <w:pStyle w:val="Paragraphedeliste"/>
       </w:pPr>
-      <w:proofErr w:type="spellStart"/>
-      <w:r>
-        <w:t>Roadtrippers</w:t>
-      </w:r>
-      <w:proofErr w:type="spellEnd"/>
-      <w:r>
-        <w:t xml:space="preserve"> est un site de planification et de partage de Road trip.</w:t>
+      <w:r>
+        <w:t>Roadtrippers est un site de planification et de partage de Road trip.</w:t>
       </w:r>
     </w:p>
     <w:p>
@@ -5826,16 +7844,12 @@
         </w:numPr>
       </w:pPr>
       <w:hyperlink r:id="rId19" w:history="1">
-        <w:proofErr w:type="spellStart"/>
-        <w:proofErr w:type="gramStart"/>
         <w:r>
           <w:rPr>
             <w:rStyle w:val="Lienhypertexte"/>
           </w:rPr>
           <w:t>triplt</w:t>
         </w:r>
-        <w:proofErr w:type="spellEnd"/>
-        <w:proofErr w:type="gramEnd"/>
       </w:hyperlink>
       <w:r>
         <w:t xml:space="preserve"> : </w:t>
@@ -5845,15 +7859,8 @@
       <w:pPr>
         <w:pStyle w:val="Paragraphedeliste"/>
       </w:pPr>
-      <w:proofErr w:type="spellStart"/>
-      <w:proofErr w:type="gramStart"/>
-      <w:r>
-        <w:t>triplt</w:t>
-      </w:r>
-      <w:proofErr w:type="spellEnd"/>
-      <w:proofErr w:type="gramEnd"/>
-      <w:r>
-        <w:t xml:space="preserve"> est une application de gestion de voyage où il est possible d’organiser un itinéraire de manière structurée.</w:t>
+      <w:r>
+        <w:t>triplt est une application de gestion de voyage où il est possible d’organiser un itinéraire de manière structurée.</w:t>
       </w:r>
     </w:p>
     <w:p>
@@ -5931,33 +7938,33 @@
       <w:pPr>
         <w:pStyle w:val="Titre1"/>
       </w:pPr>
-      <w:bookmarkStart w:id="10" w:name="_Toc210395848"/>
+      <w:bookmarkStart w:id="12" w:name="_Toc210402030"/>
       <w:r>
         <w:lastRenderedPageBreak/>
         <w:t>Solution proposee</w:t>
       </w:r>
-      <w:bookmarkEnd w:id="10"/>
+      <w:bookmarkEnd w:id="12"/>
     </w:p>
     <w:p>
       <w:pPr>
         <w:pStyle w:val="Titre2"/>
       </w:pPr>
-      <w:bookmarkStart w:id="11" w:name="_Toc210395849"/>
+      <w:bookmarkStart w:id="13" w:name="_Toc210402031"/>
       <w:r>
         <w:t>Concept et terminologie</w:t>
       </w:r>
-      <w:bookmarkEnd w:id="11"/>
+      <w:bookmarkEnd w:id="13"/>
     </w:p>
     <w:p/>
     <w:p>
       <w:pPr>
         <w:pStyle w:val="Titre3"/>
       </w:pPr>
-      <w:bookmarkStart w:id="12" w:name="_Toc210395850"/>
+      <w:bookmarkStart w:id="14" w:name="_Toc210402032"/>
       <w:r>
         <w:t>Concept</w:t>
       </w:r>
-      <w:bookmarkEnd w:id="12"/>
+      <w:bookmarkEnd w:id="14"/>
       <w:r>
         <w:t> </w:t>
       </w:r>
@@ -6041,11 +8048,11 @@
       <w:pPr>
         <w:pStyle w:val="Titre3"/>
       </w:pPr>
-      <w:bookmarkStart w:id="13" w:name="_Toc210395851"/>
+      <w:bookmarkStart w:id="15" w:name="_Toc210402033"/>
       <w:r>
         <w:t>Terminologie</w:t>
       </w:r>
-      <w:bookmarkEnd w:id="13"/>
+      <w:bookmarkEnd w:id="15"/>
     </w:p>
     <w:p/>
     <w:p>
@@ -6056,23 +8063,13 @@
           <w:numId w:val="5"/>
         </w:numPr>
       </w:pPr>
-      <w:proofErr w:type="spellStart"/>
       <w:r>
         <w:rPr>
           <w:b/>
           <w:bCs/>
           <w:u w:val="single"/>
         </w:rPr>
-        <w:t>OpenStreetMap</w:t>
-      </w:r>
-      <w:proofErr w:type="spellEnd"/>
-      <w:r>
-        <w:rPr>
-          <w:b/>
-          <w:bCs/>
-          <w:u w:val="single"/>
-        </w:rPr>
-        <w:t xml:space="preserve"> :</w:t>
+        <w:t>OpenStreetMap :</w:t>
       </w:r>
       <w:r>
         <w:t xml:space="preserve"> Il s'agit d'un projet collaboratif de cartographie. Cela permet de créer des </w:t>
@@ -6321,11 +8318,11 @@
       <w:pPr>
         <w:pStyle w:val="Titre2"/>
       </w:pPr>
-      <w:bookmarkStart w:id="14" w:name="_Toc210395852"/>
+      <w:bookmarkStart w:id="16" w:name="_Toc210402034"/>
       <w:r>
         <w:t>Définition des fonctionnalités du programme</w:t>
       </w:r>
-      <w:bookmarkEnd w:id="14"/>
+      <w:bookmarkEnd w:id="16"/>
     </w:p>
     <w:p>
       <w:r>
@@ -6389,15 +8386,7 @@
         </w:numPr>
       </w:pPr>
       <w:r>
-        <w:t xml:space="preserve">Afficher la carte </w:t>
-      </w:r>
-      <w:proofErr w:type="spellStart"/>
-      <w:r>
-        <w:t>OpenStreetMap</w:t>
-      </w:r>
-      <w:proofErr w:type="spellEnd"/>
-      <w:r>
-        <w:t>, pourvoir naviguer dessus</w:t>
+        <w:t>Afficher la carte OpenStreetMap, pourvoir naviguer dessus</w:t>
       </w:r>
     </w:p>
     <w:p>
@@ -6623,12 +8612,12 @@
       <w:pPr>
         <w:pStyle w:val="Titre3"/>
       </w:pPr>
-      <w:bookmarkStart w:id="15" w:name="_Toc210395853"/>
+      <w:bookmarkStart w:id="17" w:name="_Toc210402035"/>
       <w:r>
         <w:lastRenderedPageBreak/>
         <w:t>Diagramme de cas d’utilisations</w:t>
       </w:r>
-      <w:bookmarkEnd w:id="15"/>
+      <w:bookmarkEnd w:id="17"/>
     </w:p>
     <w:p>
       <w:r>
@@ -6697,12 +8686,12 @@
       <w:pPr>
         <w:pStyle w:val="Titre3"/>
       </w:pPr>
-      <w:bookmarkStart w:id="16" w:name="_Toc210395854"/>
+      <w:bookmarkStart w:id="18" w:name="_Toc210402036"/>
       <w:r>
         <w:lastRenderedPageBreak/>
         <w:t>I/O Fonctions</w:t>
       </w:r>
-      <w:bookmarkEnd w:id="16"/>
+      <w:bookmarkEnd w:id="18"/>
     </w:p>
     <w:p/>
     <w:tbl>
@@ -7756,7 +9745,7 @@
       <w:pPr>
         <w:pStyle w:val="Titre2"/>
       </w:pPr>
-      <w:bookmarkStart w:id="17" w:name="_Toc210395855"/>
+      <w:bookmarkStart w:id="19" w:name="_Toc210402037"/>
       <w:r>
         <w:rPr>
           <w:noProof/>
@@ -7833,7 +9822,7 @@
       <w:r>
         <w:t>Définition des modules</w:t>
       </w:r>
-      <w:bookmarkEnd w:id="17"/>
+      <w:bookmarkEnd w:id="19"/>
     </w:p>
     <w:p/>
     <w:p/>
@@ -7847,11 +9836,11 @@
       <w:pPr>
         <w:pStyle w:val="Titre3"/>
       </w:pPr>
-      <w:bookmarkStart w:id="18" w:name="_Toc210395856"/>
+      <w:bookmarkStart w:id="20" w:name="_Toc210402038"/>
       <w:r>
         <w:t>Module d’authentification et de gestion des comptes</w:t>
       </w:r>
-      <w:bookmarkEnd w:id="18"/>
+      <w:bookmarkEnd w:id="20"/>
     </w:p>
     <w:p>
       <w:pPr>
@@ -7909,11 +9898,11 @@
       <w:pPr>
         <w:pStyle w:val="Titre3"/>
       </w:pPr>
-      <w:bookmarkStart w:id="19" w:name="_Toc210395857"/>
+      <w:bookmarkStart w:id="21" w:name="_Toc210402039"/>
       <w:r>
         <w:t>Module cartographique</w:t>
       </w:r>
-      <w:bookmarkEnd w:id="19"/>
+      <w:bookmarkEnd w:id="21"/>
     </w:p>
     <w:p>
       <w:pPr>
@@ -7924,13 +9913,8 @@
         </w:numPr>
       </w:pPr>
       <w:r>
-        <w:t xml:space="preserve">Affichage de la carte </w:t>
-      </w:r>
-      <w:proofErr w:type="spellStart"/>
-      <w:r>
-        <w:t>OpenStreetMap</w:t>
-      </w:r>
-      <w:proofErr w:type="spellEnd"/>
+        <w:t>Affichage de la carte OpenStreetMap</w:t>
+      </w:r>
     </w:p>
     <w:p>
       <w:pPr>
@@ -7973,11 +9957,11 @@
       <w:pPr>
         <w:pStyle w:val="Titre3"/>
       </w:pPr>
-      <w:bookmarkStart w:id="20" w:name="_Toc210395858"/>
+      <w:bookmarkStart w:id="22" w:name="_Toc210402040"/>
       <w:r>
         <w:t>Module Road-Trip</w:t>
       </w:r>
-      <w:bookmarkEnd w:id="20"/>
+      <w:bookmarkEnd w:id="22"/>
     </w:p>
     <w:p>
       <w:pPr>
@@ -8044,14 +10028,14 @@
       <w:pPr>
         <w:pStyle w:val="Titre3"/>
       </w:pPr>
-      <w:bookmarkStart w:id="21" w:name="_Toc210395859"/>
+      <w:bookmarkStart w:id="23" w:name="_Toc210402041"/>
       <w:r>
         <w:t>Module point d’intérêt</w:t>
       </w:r>
       <w:r>
         <w:t xml:space="preserve"> (POI)</w:t>
       </w:r>
-      <w:bookmarkEnd w:id="21"/>
+      <w:bookmarkEnd w:id="23"/>
     </w:p>
     <w:p>
       <w:pPr>
@@ -8106,11 +10090,11 @@
       <w:pPr>
         <w:pStyle w:val="Titre3"/>
       </w:pPr>
-      <w:bookmarkStart w:id="22" w:name="_Toc210395860"/>
+      <w:bookmarkStart w:id="24" w:name="_Toc210402042"/>
       <w:r>
         <w:t>Module communautaire</w:t>
       </w:r>
-      <w:bookmarkEnd w:id="22"/>
+      <w:bookmarkEnd w:id="24"/>
     </w:p>
     <w:p>
       <w:pPr>
@@ -8165,11 +10149,11 @@
       <w:pPr>
         <w:pStyle w:val="Titre3"/>
       </w:pPr>
-      <w:bookmarkStart w:id="23" w:name="_Toc210395861"/>
+      <w:bookmarkStart w:id="25" w:name="_Toc210402043"/>
       <w:r>
         <w:t>Module administration</w:t>
       </w:r>
-      <w:bookmarkEnd w:id="23"/>
+      <w:bookmarkEnd w:id="25"/>
     </w:p>
     <w:p>
       <w:pPr>
@@ -8224,11 +10208,11 @@
       <w:pPr>
         <w:pStyle w:val="Titre3"/>
       </w:pPr>
-      <w:bookmarkStart w:id="24" w:name="_Toc210395862"/>
+      <w:bookmarkStart w:id="26" w:name="_Toc210402044"/>
       <w:r>
         <w:t>Module infrastructure</w:t>
       </w:r>
-      <w:bookmarkEnd w:id="24"/>
+      <w:bookmarkEnd w:id="26"/>
       <w:r>
         <w:t xml:space="preserve"> </w:t>
       </w:r>
@@ -8274,22 +10258,22 @@
       <w:pPr>
         <w:pStyle w:val="Titre2"/>
       </w:pPr>
-      <w:bookmarkStart w:id="25" w:name="_Toc210395863"/>
+      <w:bookmarkStart w:id="27" w:name="_Toc210402045"/>
       <w:r>
         <w:lastRenderedPageBreak/>
         <w:t>Définition des interactions</w:t>
       </w:r>
-      <w:bookmarkEnd w:id="25"/>
+      <w:bookmarkEnd w:id="27"/>
     </w:p>
     <w:p>
       <w:pPr>
         <w:pStyle w:val="Titre3"/>
       </w:pPr>
-      <w:bookmarkStart w:id="26" w:name="_Toc210395864"/>
+      <w:bookmarkStart w:id="28" w:name="_Toc210402046"/>
       <w:r>
         <w:t>Diagramme de séquence</w:t>
       </w:r>
-      <w:bookmarkEnd w:id="26"/>
+      <w:bookmarkEnd w:id="28"/>
       <w:r>
         <w:t> </w:t>
       </w:r>
@@ -9642,8 +11626,13 @@
       <w:pPr>
         <w:pStyle w:val="Titre2"/>
       </w:pPr>
-      <w:r>
-        <w:t xml:space="preserve">Définition des états du système </w:t>
+      <w:bookmarkStart w:id="29" w:name="_Toc210402047"/>
+      <w:r>
+        <w:t>Définition des états du système</w:t>
+      </w:r>
+      <w:bookmarkEnd w:id="29"/>
+      <w:r>
+        <w:t xml:space="preserve"> </w:t>
       </w:r>
     </w:p>
     <w:p>
@@ -9702,85 +11691,290 @@
       <w:pPr>
         <w:pStyle w:val="Titre3"/>
       </w:pPr>
-      <w:r>
-        <w:t xml:space="preserve">Initialisation </w:t>
-      </w:r>
-    </w:p>
-    <w:p>
-      <w:pPr>
-        <w:pStyle w:val="Paragraphedeliste"/>
-      </w:pPr>
-      <w:r>
-        <w:t>Description :</w:t>
-      </w:r>
-      <w:r>
-        <w:br/>
-        <w:t xml:space="preserve">Le système démarre et charge tous les modules nécessaires (interface, base de données, sécurité, services liés à </w:t>
-      </w:r>
-      <w:proofErr w:type="spellStart"/>
-      <w:r>
-        <w:t>OpenStreetMap</w:t>
-      </w:r>
-      <w:proofErr w:type="spellEnd"/>
-      <w:r>
-        <w:t>, etc.). Cet état garantit que le site est fonctionnel avant d’accepter des interactions avec les utilisateurs.</w:t>
-      </w:r>
-    </w:p>
-    <w:p>
-      <w:pPr>
-        <w:pStyle w:val="Paragraphedeliste"/>
-      </w:pPr>
-      <w:r>
-        <w:t xml:space="preserve"> Rôles et actions possibles :</w:t>
-      </w:r>
-    </w:p>
-    <w:p>
-      <w:pPr>
-        <w:pStyle w:val="Paragraphedeliste"/>
-      </w:pPr>
-      <w:r>
-        <w:t>Vérifier la disponibilité du serveur et des connexions.</w:t>
-      </w:r>
-    </w:p>
-    <w:p>
-      <w:pPr>
-        <w:pStyle w:val="Paragraphedeliste"/>
-      </w:pPr>
-      <w:r>
-        <w:t>Charger les configurations (comptes admin, options de sécurité, règles d’accès).</w:t>
-      </w:r>
-    </w:p>
-    <w:p>
-      <w:pPr>
-        <w:pStyle w:val="Paragraphedeliste"/>
-      </w:pPr>
-      <w:r>
-        <w:t>Tester la connexion avec la base de données et l’hébergement.</w:t>
-      </w:r>
-    </w:p>
-    <w:p>
-      <w:pPr>
-        <w:pStyle w:val="Paragraphedeliste"/>
-      </w:pPr>
-      <w:r>
-        <w:t xml:space="preserve"> Transitions :</w:t>
-      </w:r>
-    </w:p>
-    <w:p>
-      <w:pPr>
-        <w:pStyle w:val="Paragraphedeliste"/>
-      </w:pPr>
-      <w:r>
-        <w:t>Si tout est prêt → passe en Attente (Page d’accueil).</w:t>
-      </w:r>
-    </w:p>
-    <w:p>
-      <w:pPr>
-        <w:pStyle w:val="Paragraphedeliste"/>
-      </w:pPr>
-      <w:r>
-        <w:t>En cas de problème → passe en Erreur / Indisponibilité.</w:t>
-      </w:r>
+      <w:bookmarkStart w:id="30" w:name="_Toc210402048"/>
+      <w:r>
+        <w:t>Initialisation</w:t>
+      </w:r>
+      <w:bookmarkEnd w:id="30"/>
+      <w:r>
+        <w:t xml:space="preserve"> </w:t>
+      </w:r>
+    </w:p>
+    <w:p>
+      <w:pPr>
+        <w:pStyle w:val="Paragraphedeliste"/>
+      </w:pPr>
+    </w:p>
+    <w:tbl>
+      <w:tblPr>
+        <w:tblStyle w:val="Grilledutableau"/>
+        <w:tblW w:w="0" w:type="auto"/>
+        <w:tblInd w:w="720" w:type="dxa"/>
+        <w:tblLook w:val="04A0" w:firstRow="1" w:lastRow="0" w:firstColumn="1" w:lastColumn="0" w:noHBand="0" w:noVBand="1"/>
+      </w:tblPr>
+      <w:tblGrid>
+        <w:gridCol w:w="3244"/>
+        <w:gridCol w:w="5098"/>
+      </w:tblGrid>
+      <w:tr>
+        <w:tc>
+          <w:tcPr>
+            <w:tcW w:w="3244" w:type="dxa"/>
+          </w:tcPr>
+          <w:p>
+            <w:pPr>
+              <w:pStyle w:val="Paragraphedeliste"/>
+              <w:spacing w:after="200" w:line="276" w:lineRule="auto"/>
+              <w:rPr>
+                <w:rFonts w:eastAsiaTheme="minorHAnsi"/>
+                <w:b/>
+                <w:bCs/>
+              </w:rPr>
+            </w:pPr>
+            <w:r>
+              <w:rPr>
+                <w:rFonts w:eastAsiaTheme="minorHAnsi"/>
+                <w:b/>
+                <w:bCs/>
+              </w:rPr>
+              <w:t>Description:</w:t>
+            </w:r>
+          </w:p>
+        </w:tc>
+        <w:tc>
+          <w:tcPr>
+            <w:tcW w:w="5098" w:type="dxa"/>
+          </w:tcPr>
+          <w:p>
+            <w:pPr>
+              <w:rPr>
+                <w:lang w:val="fr-FR"/>
+              </w:rPr>
+            </w:pPr>
+            <w:r>
+              <w:rPr>
+                <w:lang w:val="fr-FR"/>
+              </w:rPr>
+              <w:t>Le système démarre et charge tous les modules nécessaires (interface, base de données, sécurité, services liés à OpenStreetMap, etc.). Cet état garantit que le site est fonctionnel avant d’accepter des interactions avec les utilisateurs.</w:t>
+            </w:r>
+          </w:p>
+          <w:p>
+            <w:pPr>
+              <w:pStyle w:val="Paragraphedeliste"/>
+              <w:spacing w:after="200" w:line="276" w:lineRule="auto"/>
+              <w:rPr>
+                <w:rFonts w:eastAsiaTheme="minorHAnsi"/>
+                <w:lang w:val="fr-FR"/>
+              </w:rPr>
+            </w:pPr>
+          </w:p>
+        </w:tc>
+      </w:tr>
+      <w:tr>
+        <w:tc>
+          <w:tcPr>
+            <w:tcW w:w="3244" w:type="dxa"/>
+          </w:tcPr>
+          <w:p>
+            <w:pPr>
+              <w:pStyle w:val="Paragraphedeliste"/>
+              <w:spacing w:after="200" w:line="276" w:lineRule="auto"/>
+              <w:rPr>
+                <w:rFonts w:eastAsiaTheme="minorHAnsi"/>
+                <w:b/>
+                <w:bCs/>
+              </w:rPr>
+            </w:pPr>
+            <w:r>
+              <w:rPr>
+                <w:rFonts w:eastAsiaTheme="minorHAnsi"/>
+                <w:b/>
+                <w:bCs/>
+              </w:rPr>
+              <w:t>Roles et actions possible:</w:t>
+            </w:r>
+          </w:p>
+          <w:p>
+            <w:pPr>
+              <w:pStyle w:val="Paragraphedeliste"/>
+              <w:spacing w:after="200" w:line="276" w:lineRule="auto"/>
+              <w:rPr>
+                <w:rFonts w:eastAsiaTheme="minorHAnsi"/>
+                <w:b/>
+                <w:bCs/>
+              </w:rPr>
+            </w:pPr>
+          </w:p>
+        </w:tc>
+        <w:tc>
+          <w:tcPr>
+            <w:tcW w:w="5098" w:type="dxa"/>
+          </w:tcPr>
+          <w:p>
+            <w:pPr>
+              <w:rPr>
+                <w:lang w:val="fr-FR"/>
+              </w:rPr>
+            </w:pPr>
+            <w:r>
+              <w:rPr>
+                <w:lang w:val="fr-FR"/>
+              </w:rPr>
+              <w:t>-</w:t>
+            </w:r>
+            <w:r>
+              <w:rPr>
+                <w:lang w:val="fr-FR"/>
+              </w:rPr>
+              <w:t>Vérifier la disponibilité du serveur et des connexions.</w:t>
+            </w:r>
+          </w:p>
+          <w:p>
+            <w:pPr>
+              <w:rPr>
+                <w:lang w:val="fr-FR"/>
+              </w:rPr>
+            </w:pPr>
+          </w:p>
+          <w:p>
+            <w:pPr>
+              <w:rPr>
+                <w:lang w:val="fr-FR"/>
+              </w:rPr>
+            </w:pPr>
+            <w:r>
+              <w:rPr>
+                <w:lang w:val="fr-FR"/>
+              </w:rPr>
+              <w:t>-</w:t>
+            </w:r>
+            <w:r>
+              <w:rPr>
+                <w:lang w:val="fr-FR"/>
+              </w:rPr>
+              <w:t>Charger les configurations (comptes admin, options de sécurité, règles d’accès).</w:t>
+            </w:r>
+          </w:p>
+          <w:p>
+            <w:pPr>
+              <w:rPr>
+                <w:lang w:val="fr-FR"/>
+              </w:rPr>
+            </w:pPr>
+          </w:p>
+          <w:p>
+            <w:pPr>
+              <w:rPr>
+                <w:lang w:val="fr-FR"/>
+              </w:rPr>
+            </w:pPr>
+            <w:r>
+              <w:rPr>
+                <w:lang w:val="fr-FR"/>
+              </w:rPr>
+              <w:t>-</w:t>
+            </w:r>
+            <w:r>
+              <w:rPr>
+                <w:lang w:val="fr-FR"/>
+              </w:rPr>
+              <w:t>Tester la connexion avec la base de données et l’hébergement.</w:t>
+            </w:r>
+          </w:p>
+          <w:p>
+            <w:pPr>
+              <w:pStyle w:val="Paragraphedeliste"/>
+              <w:spacing w:after="200" w:line="276" w:lineRule="auto"/>
+              <w:rPr>
+                <w:rFonts w:eastAsiaTheme="minorHAnsi"/>
+                <w:lang w:val="fr-FR"/>
+              </w:rPr>
+            </w:pPr>
+          </w:p>
+        </w:tc>
+      </w:tr>
+      <w:tr>
+        <w:tc>
+          <w:tcPr>
+            <w:tcW w:w="3244" w:type="dxa"/>
+          </w:tcPr>
+          <w:p>
+            <w:pPr>
+              <w:pStyle w:val="Paragraphedeliste"/>
+              <w:spacing w:after="200" w:line="276" w:lineRule="auto"/>
+              <w:rPr>
+                <w:rFonts w:eastAsiaTheme="minorHAnsi"/>
+                <w:b/>
+                <w:bCs/>
+              </w:rPr>
+            </w:pPr>
+            <w:r>
+              <w:rPr>
+                <w:rFonts w:eastAsiaTheme="minorHAnsi"/>
+                <w:b/>
+                <w:bCs/>
+              </w:rPr>
+              <w:lastRenderedPageBreak/>
+              <w:t>Transitions:</w:t>
+            </w:r>
+          </w:p>
+          <w:p>
+            <w:pPr>
+              <w:pStyle w:val="Paragraphedeliste"/>
+              <w:spacing w:after="200" w:line="276" w:lineRule="auto"/>
+              <w:rPr>
+                <w:rFonts w:eastAsiaTheme="minorHAnsi"/>
+                <w:b/>
+                <w:bCs/>
+              </w:rPr>
+            </w:pPr>
+          </w:p>
+        </w:tc>
+        <w:tc>
+          <w:tcPr>
+            <w:tcW w:w="5098" w:type="dxa"/>
+          </w:tcPr>
+          <w:p>
+            <w:pPr>
+              <w:rPr>
+                <w:lang w:val="fr-FR"/>
+              </w:rPr>
+            </w:pPr>
+            <w:r>
+              <w:rPr>
+                <w:lang w:val="fr-FR"/>
+              </w:rPr>
+              <w:t>Si tout est prêt → passe en Attente (Page d’accueil).</w:t>
+            </w:r>
+          </w:p>
+          <w:p>
+            <w:pPr>
+              <w:rPr>
+                <w:lang w:val="fr-FR"/>
+              </w:rPr>
+            </w:pPr>
+          </w:p>
+          <w:p>
+            <w:pPr>
+              <w:rPr>
+                <w:rFonts w:eastAsiaTheme="minorHAnsi"/>
+                <w:lang w:val="fr-FR"/>
+              </w:rPr>
+            </w:pPr>
+            <w:r>
+              <w:rPr>
+                <w:lang w:val="fr-FR"/>
+              </w:rPr>
+              <w:t>En cas de problème → passe en Erreur / Indisponibilité.</w:t>
+            </w:r>
+          </w:p>
+        </w:tc>
+      </w:tr>
+    </w:tbl>
+    <w:p>
+      <w:pPr>
+        <w:pStyle w:val="Paragraphedeliste"/>
+      </w:pPr>
     </w:p>
     <w:p>
       <w:pPr>
@@ -9791,874 +11985,2628 @@
       <w:pPr>
         <w:pStyle w:val="Titre3"/>
       </w:pPr>
-      <w:r>
-        <w:lastRenderedPageBreak/>
-        <w:t xml:space="preserve">Attente </w:t>
-      </w:r>
-    </w:p>
-    <w:p>
-      <w:pPr>
-        <w:pStyle w:val="Paragraphedeliste"/>
-      </w:pPr>
-      <w:proofErr w:type="gramStart"/>
-      <w:r>
-        <w:t>  Description</w:t>
-      </w:r>
-      <w:proofErr w:type="gramEnd"/>
-      <w:r>
-        <w:t xml:space="preserve"> :</w:t>
-      </w:r>
-      <w:r>
-        <w:br/>
-        <w:t>C’est l’état par défaut du système une fois lancé. Le site est accessible mais aucun utilisateur n’est encore connecté.</w:t>
-      </w:r>
-    </w:p>
-    <w:p>
-      <w:pPr>
-        <w:pStyle w:val="Paragraphedeliste"/>
-      </w:pPr>
-      <w:proofErr w:type="gramStart"/>
-      <w:r>
-        <w:t>  Rôles</w:t>
-      </w:r>
-      <w:proofErr w:type="gramEnd"/>
-      <w:r>
-        <w:t xml:space="preserve"> et actions possibles :</w:t>
-      </w:r>
-    </w:p>
-    <w:p>
-      <w:pPr>
-        <w:pStyle w:val="Paragraphedeliste"/>
-      </w:pPr>
-      <w:r>
-        <w:t>Afficher la Page d’accueil.</w:t>
-      </w:r>
-    </w:p>
-    <w:p>
-      <w:pPr>
-        <w:pStyle w:val="Paragraphedeliste"/>
-      </w:pPr>
-      <w:r>
-        <w:t>Permettre la navigation basique (Road Trips publics, carte, recherche).</w:t>
-      </w:r>
-    </w:p>
-    <w:p>
-      <w:pPr>
-        <w:pStyle w:val="Paragraphedeliste"/>
-      </w:pPr>
-      <w:r>
-        <w:t>Proposer la connexion ou l’inscription.</w:t>
-      </w:r>
-    </w:p>
-    <w:p>
-      <w:pPr>
-        <w:pStyle w:val="Paragraphedeliste"/>
-      </w:pPr>
-      <w:proofErr w:type="gramStart"/>
-      <w:r>
-        <w:t>  Transitions</w:t>
-      </w:r>
-      <w:proofErr w:type="gramEnd"/>
-      <w:r>
-        <w:t xml:space="preserve"> :</w:t>
-      </w:r>
-    </w:p>
-    <w:p>
-      <w:pPr>
-        <w:pStyle w:val="Paragraphedeliste"/>
-      </w:pPr>
-      <w:r>
-        <w:t>Vers Authentification (si l’utilisateur tente de se connecter ou de créer un compte).</w:t>
-      </w:r>
-    </w:p>
-    <w:p>
-      <w:pPr>
-        <w:pStyle w:val="Paragraphedeliste"/>
-      </w:pPr>
-      <w:r>
-        <w:t>Vers Navigation libre (si l’utilisateur consulte les contenus publics).</w:t>
-      </w:r>
+      <w:bookmarkStart w:id="31" w:name="_Toc210402049"/>
+      <w:r>
+        <w:t>Attente</w:t>
+      </w:r>
+      <w:bookmarkEnd w:id="31"/>
+      <w:r>
+        <w:t xml:space="preserve"> </w:t>
+      </w:r>
+    </w:p>
+    <w:p>
+      <w:pPr>
+        <w:pStyle w:val="Paragraphedeliste"/>
+      </w:pPr>
+    </w:p>
+    <w:tbl>
+      <w:tblPr>
+        <w:tblStyle w:val="Grilledutableau"/>
+        <w:tblW w:w="0" w:type="auto"/>
+        <w:tblInd w:w="720" w:type="dxa"/>
+        <w:tblLook w:val="04A0" w:firstRow="1" w:lastRow="0" w:firstColumn="1" w:lastColumn="0" w:noHBand="0" w:noVBand="1"/>
+      </w:tblPr>
+      <w:tblGrid>
+        <w:gridCol w:w="3244"/>
+        <w:gridCol w:w="5098"/>
+      </w:tblGrid>
+      <w:tr>
+        <w:tc>
+          <w:tcPr>
+            <w:tcW w:w="3244" w:type="dxa"/>
+          </w:tcPr>
+          <w:p>
+            <w:pPr>
+              <w:pStyle w:val="Paragraphedeliste"/>
+              <w:spacing w:after="200" w:line="276" w:lineRule="auto"/>
+              <w:rPr>
+                <w:rFonts w:eastAsiaTheme="minorHAnsi"/>
+                <w:b/>
+                <w:bCs/>
+              </w:rPr>
+            </w:pPr>
+            <w:r>
+              <w:rPr>
+                <w:rFonts w:eastAsiaTheme="minorHAnsi"/>
+                <w:b/>
+                <w:bCs/>
+              </w:rPr>
+              <w:t>Description:</w:t>
+            </w:r>
+          </w:p>
+        </w:tc>
+        <w:tc>
+          <w:tcPr>
+            <w:tcW w:w="5098" w:type="dxa"/>
+          </w:tcPr>
+          <w:p>
+            <w:pPr>
+              <w:rPr>
+                <w:rFonts w:eastAsiaTheme="minorHAnsi"/>
+                <w:lang w:val="fr-FR"/>
+              </w:rPr>
+            </w:pPr>
+            <w:r>
+              <w:rPr>
+                <w:lang w:val="fr-FR"/>
+              </w:rPr>
+              <w:t>C’est l’état par défaut du système une fois lancé. Le site est accessible mais aucun utilisateur n’est encore connecté.</w:t>
+            </w:r>
+          </w:p>
+        </w:tc>
+      </w:tr>
+      <w:tr>
+        <w:tc>
+          <w:tcPr>
+            <w:tcW w:w="3244" w:type="dxa"/>
+          </w:tcPr>
+          <w:p>
+            <w:pPr>
+              <w:pStyle w:val="Paragraphedeliste"/>
+              <w:spacing w:after="200" w:line="276" w:lineRule="auto"/>
+              <w:rPr>
+                <w:rFonts w:eastAsiaTheme="minorHAnsi"/>
+                <w:b/>
+                <w:bCs/>
+              </w:rPr>
+            </w:pPr>
+            <w:r>
+              <w:rPr>
+                <w:rFonts w:eastAsiaTheme="minorHAnsi"/>
+                <w:b/>
+                <w:bCs/>
+              </w:rPr>
+              <w:t>Roles et actions possible:</w:t>
+            </w:r>
+          </w:p>
+          <w:p>
+            <w:pPr>
+              <w:pStyle w:val="Paragraphedeliste"/>
+              <w:spacing w:after="200" w:line="276" w:lineRule="auto"/>
+              <w:rPr>
+                <w:rFonts w:eastAsiaTheme="minorHAnsi"/>
+                <w:b/>
+                <w:bCs/>
+              </w:rPr>
+            </w:pPr>
+          </w:p>
+        </w:tc>
+        <w:tc>
+          <w:tcPr>
+            <w:tcW w:w="5098" w:type="dxa"/>
+          </w:tcPr>
+          <w:p>
+            <w:pPr>
+              <w:rPr>
+                <w:lang w:val="fr-FR"/>
+              </w:rPr>
+            </w:pPr>
+            <w:r>
+              <w:rPr>
+                <w:lang w:val="fr-FR"/>
+              </w:rPr>
+              <w:t>- Afficher la Page d’accueil.</w:t>
+            </w:r>
+          </w:p>
+          <w:p>
+            <w:pPr>
+              <w:rPr>
+                <w:lang w:val="fr-FR"/>
+              </w:rPr>
+            </w:pPr>
+          </w:p>
+          <w:p>
+            <w:pPr>
+              <w:rPr>
+                <w:lang w:val="fr-FR"/>
+              </w:rPr>
+            </w:pPr>
+            <w:r>
+              <w:rPr>
+                <w:lang w:val="fr-FR"/>
+              </w:rPr>
+              <w:t>-Permettre la navigation basique (Road Trips publics, carte, recherche).</w:t>
+            </w:r>
+          </w:p>
+          <w:p>
+            <w:pPr>
+              <w:rPr>
+                <w:lang w:val="fr-FR"/>
+              </w:rPr>
+            </w:pPr>
+          </w:p>
+          <w:p>
+            <w:pPr>
+              <w:rPr>
+                <w:lang w:val="fr-FR"/>
+              </w:rPr>
+            </w:pPr>
+            <w:r>
+              <w:rPr>
+                <w:lang w:val="fr-FR"/>
+              </w:rPr>
+              <w:t>-Proposer la connexion ou l’inscription.</w:t>
+            </w:r>
+          </w:p>
+          <w:p>
+            <w:pPr>
+              <w:pStyle w:val="Paragraphedeliste"/>
+              <w:spacing w:after="200" w:line="276" w:lineRule="auto"/>
+              <w:rPr>
+                <w:rFonts w:eastAsiaTheme="minorHAnsi"/>
+                <w:lang w:val="fr-FR"/>
+              </w:rPr>
+            </w:pPr>
+          </w:p>
+        </w:tc>
+      </w:tr>
+      <w:tr>
+        <w:tc>
+          <w:tcPr>
+            <w:tcW w:w="3244" w:type="dxa"/>
+          </w:tcPr>
+          <w:p>
+            <w:pPr>
+              <w:pStyle w:val="Paragraphedeliste"/>
+              <w:spacing w:after="200" w:line="276" w:lineRule="auto"/>
+              <w:rPr>
+                <w:rFonts w:eastAsiaTheme="minorHAnsi"/>
+                <w:b/>
+                <w:bCs/>
+              </w:rPr>
+            </w:pPr>
+            <w:r>
+              <w:rPr>
+                <w:rFonts w:eastAsiaTheme="minorHAnsi"/>
+                <w:b/>
+                <w:bCs/>
+              </w:rPr>
+              <w:t>Transitions:</w:t>
+            </w:r>
+          </w:p>
+          <w:p>
+            <w:pPr>
+              <w:pStyle w:val="Paragraphedeliste"/>
+              <w:spacing w:after="200" w:line="276" w:lineRule="auto"/>
+              <w:rPr>
+                <w:rFonts w:eastAsiaTheme="minorHAnsi"/>
+                <w:b/>
+                <w:bCs/>
+              </w:rPr>
+            </w:pPr>
+          </w:p>
+        </w:tc>
+        <w:tc>
+          <w:tcPr>
+            <w:tcW w:w="5098" w:type="dxa"/>
+          </w:tcPr>
+          <w:p>
+            <w:pPr>
+              <w:rPr>
+                <w:lang w:val="fr-FR"/>
+              </w:rPr>
+            </w:pPr>
+            <w:r>
+              <w:rPr>
+                <w:lang w:val="fr-FR"/>
+              </w:rPr>
+              <w:t>Vers Authentification (si l’utilisateur tente de se connecter ou de créer un compte).</w:t>
+            </w:r>
+          </w:p>
+          <w:p>
+            <w:pPr>
+              <w:rPr>
+                <w:lang w:val="fr-FR"/>
+              </w:rPr>
+            </w:pPr>
+          </w:p>
+          <w:p>
+            <w:pPr>
+              <w:rPr>
+                <w:lang w:val="fr-FR"/>
+              </w:rPr>
+            </w:pPr>
+            <w:r>
+              <w:rPr>
+                <w:lang w:val="fr-FR"/>
+              </w:rPr>
+              <w:t>Vers Navigation libre (si l’utilisateur consulte les contenus publics).</w:t>
+            </w:r>
+          </w:p>
+          <w:p>
+            <w:pPr>
+              <w:rPr>
+                <w:rFonts w:eastAsiaTheme="minorHAnsi"/>
+                <w:lang w:val="fr-FR"/>
+              </w:rPr>
+            </w:pPr>
+          </w:p>
+        </w:tc>
+      </w:tr>
+    </w:tbl>
+    <w:p>
+      <w:pPr>
+        <w:pStyle w:val="Paragraphedeliste"/>
+      </w:pPr>
+    </w:p>
+    <w:p>
+      <w:pPr>
+        <w:pStyle w:val="Paragraphedeliste"/>
+      </w:pPr>
     </w:p>
     <w:p/>
     <w:p>
       <w:pPr>
         <w:pStyle w:val="Titre3"/>
       </w:pPr>
+      <w:bookmarkStart w:id="32" w:name="_Toc210402050"/>
       <w:r>
         <w:t>Authentification</w:t>
       </w:r>
-    </w:p>
-    <w:p>
-      <w:pPr>
-        <w:pStyle w:val="Paragraphedeliste"/>
-      </w:pPr>
-      <w:proofErr w:type="gramStart"/>
-      <w:r>
-        <w:t>  Description</w:t>
-      </w:r>
-      <w:proofErr w:type="gramEnd"/>
-      <w:r>
-        <w:t xml:space="preserve"> :</w:t>
-      </w:r>
-      <w:r>
-        <w:br/>
-        <w:t>Le système vérifie l’identité de l’utilisateur via un processus de connexion (email + mot de passe) ou d’inscription (nouveau compte).</w:t>
-      </w:r>
-    </w:p>
-    <w:p>
-      <w:pPr>
-        <w:pStyle w:val="Paragraphedeliste"/>
-      </w:pPr>
-      <w:proofErr w:type="gramStart"/>
-      <w:r>
-        <w:t>  Rôles</w:t>
-      </w:r>
-      <w:proofErr w:type="gramEnd"/>
-      <w:r>
-        <w:t xml:space="preserve"> et actions possibles :</w:t>
-      </w:r>
-    </w:p>
-    <w:p>
-      <w:pPr>
-        <w:pStyle w:val="Paragraphedeliste"/>
-      </w:pPr>
-      <w:r>
-        <w:t>Vérifier les identifiants dans la base de données.</w:t>
-      </w:r>
-    </w:p>
-    <w:p>
-      <w:pPr>
-        <w:pStyle w:val="Paragraphedeliste"/>
-      </w:pPr>
-      <w:r>
-        <w:t>Enregistrer un nouvel utilisateur s’il choisit l’inscription.</w:t>
-      </w:r>
-    </w:p>
-    <w:p>
-      <w:pPr>
-        <w:pStyle w:val="Paragraphedeliste"/>
-      </w:pPr>
-      <w:r>
-        <w:t>Afficher un message d’erreur en cas de problème.</w:t>
-      </w:r>
-    </w:p>
-    <w:p>
-      <w:pPr>
-        <w:pStyle w:val="Paragraphedeliste"/>
-      </w:pPr>
-      <w:proofErr w:type="gramStart"/>
-      <w:r>
-        <w:t>  Transitions</w:t>
-      </w:r>
-      <w:proofErr w:type="gramEnd"/>
-      <w:r>
-        <w:t xml:space="preserve"> :</w:t>
-      </w:r>
-    </w:p>
-    <w:p>
-      <w:pPr>
-        <w:pStyle w:val="Paragraphedeliste"/>
-      </w:pPr>
-      <w:r>
-        <w:t>Succès → passe en Session ouverte.</w:t>
-      </w:r>
-    </w:p>
-    <w:p>
-      <w:pPr>
-        <w:pStyle w:val="Paragraphedeliste"/>
-      </w:pPr>
-      <w:r>
-        <w:t>Échec → retourne à Attente.</w:t>
-      </w:r>
+      <w:bookmarkEnd w:id="32"/>
+    </w:p>
+    <w:p>
+      <w:pPr>
+        <w:pStyle w:val="Paragraphedeliste"/>
+      </w:pPr>
+    </w:p>
+    <w:tbl>
+      <w:tblPr>
+        <w:tblStyle w:val="Grilledutableau"/>
+        <w:tblW w:w="0" w:type="auto"/>
+        <w:tblInd w:w="720" w:type="dxa"/>
+        <w:tblLook w:val="04A0" w:firstRow="1" w:lastRow="0" w:firstColumn="1" w:lastColumn="0" w:noHBand="0" w:noVBand="1"/>
+      </w:tblPr>
+      <w:tblGrid>
+        <w:gridCol w:w="3244"/>
+        <w:gridCol w:w="5098"/>
+      </w:tblGrid>
+      <w:tr>
+        <w:tc>
+          <w:tcPr>
+            <w:tcW w:w="3244" w:type="dxa"/>
+          </w:tcPr>
+          <w:p>
+            <w:pPr>
+              <w:pStyle w:val="Paragraphedeliste"/>
+              <w:spacing w:after="200" w:line="276" w:lineRule="auto"/>
+              <w:rPr>
+                <w:rFonts w:eastAsiaTheme="minorHAnsi"/>
+                <w:b/>
+                <w:bCs/>
+              </w:rPr>
+            </w:pPr>
+            <w:r>
+              <w:rPr>
+                <w:rFonts w:eastAsiaTheme="minorHAnsi"/>
+                <w:b/>
+                <w:bCs/>
+              </w:rPr>
+              <w:t>Description:</w:t>
+            </w:r>
+          </w:p>
+        </w:tc>
+        <w:tc>
+          <w:tcPr>
+            <w:tcW w:w="5098" w:type="dxa"/>
+          </w:tcPr>
+          <w:p>
+            <w:pPr>
+              <w:rPr>
+                <w:lang w:val="fr-FR"/>
+              </w:rPr>
+            </w:pPr>
+            <w:r>
+              <w:rPr>
+                <w:lang w:val="fr-FR"/>
+              </w:rPr>
+              <w:t>Le système vérifie l’identité de l’utilisateur via un processus de connexion (email + mot de passe) ou d’inscription (nouveau compte).</w:t>
+            </w:r>
+          </w:p>
+          <w:p>
+            <w:pPr>
+              <w:rPr>
+                <w:rFonts w:eastAsiaTheme="minorHAnsi"/>
+                <w:lang w:val="fr-FR"/>
+              </w:rPr>
+            </w:pPr>
+          </w:p>
+        </w:tc>
+      </w:tr>
+      <w:tr>
+        <w:tc>
+          <w:tcPr>
+            <w:tcW w:w="3244" w:type="dxa"/>
+          </w:tcPr>
+          <w:p>
+            <w:pPr>
+              <w:pStyle w:val="Paragraphedeliste"/>
+              <w:spacing w:after="200" w:line="276" w:lineRule="auto"/>
+              <w:rPr>
+                <w:rFonts w:eastAsiaTheme="minorHAnsi"/>
+                <w:b/>
+                <w:bCs/>
+              </w:rPr>
+            </w:pPr>
+            <w:r>
+              <w:rPr>
+                <w:rFonts w:eastAsiaTheme="minorHAnsi"/>
+                <w:b/>
+                <w:bCs/>
+              </w:rPr>
+              <w:t>Roles</w:t>
+            </w:r>
+            <w:r>
+              <w:rPr>
+                <w:rFonts w:eastAsiaTheme="minorHAnsi"/>
+                <w:b/>
+                <w:bCs/>
+              </w:rPr>
+              <w:t xml:space="preserve"> et actions </w:t>
+            </w:r>
+            <w:r>
+              <w:rPr>
+                <w:rFonts w:eastAsiaTheme="minorHAnsi"/>
+                <w:b/>
+                <w:bCs/>
+              </w:rPr>
+              <w:t>possible:</w:t>
+            </w:r>
+          </w:p>
+          <w:p>
+            <w:pPr>
+              <w:pStyle w:val="Paragraphedeliste"/>
+              <w:spacing w:after="200" w:line="276" w:lineRule="auto"/>
+              <w:rPr>
+                <w:rFonts w:eastAsiaTheme="minorHAnsi"/>
+                <w:b/>
+                <w:bCs/>
+              </w:rPr>
+            </w:pPr>
+          </w:p>
+        </w:tc>
+        <w:tc>
+          <w:tcPr>
+            <w:tcW w:w="5098" w:type="dxa"/>
+          </w:tcPr>
+          <w:p>
+            <w:pPr>
+              <w:rPr>
+                <w:lang w:val="fr-FR"/>
+              </w:rPr>
+            </w:pPr>
+            <w:r>
+              <w:rPr>
+                <w:lang w:val="fr-FR"/>
+              </w:rPr>
+              <w:t>Vérifier les identifiants dans la base de données.</w:t>
+            </w:r>
+          </w:p>
+          <w:p>
+            <w:pPr>
+              <w:rPr>
+                <w:lang w:val="fr-FR"/>
+              </w:rPr>
+            </w:pPr>
+          </w:p>
+          <w:p>
+            <w:pPr>
+              <w:rPr>
+                <w:lang w:val="fr-FR"/>
+              </w:rPr>
+            </w:pPr>
+            <w:r>
+              <w:rPr>
+                <w:lang w:val="fr-FR"/>
+              </w:rPr>
+              <w:t>Enregistrer un nouvel utilisateur s’il choisit l’inscription.</w:t>
+            </w:r>
+          </w:p>
+          <w:p>
+            <w:pPr>
+              <w:rPr>
+                <w:lang w:val="fr-FR"/>
+              </w:rPr>
+            </w:pPr>
+          </w:p>
+          <w:p>
+            <w:pPr>
+              <w:rPr>
+                <w:lang w:val="fr-FR"/>
+              </w:rPr>
+            </w:pPr>
+            <w:r>
+              <w:rPr>
+                <w:lang w:val="fr-FR"/>
+              </w:rPr>
+              <w:t>Afficher un message d’erreur en cas de problème.</w:t>
+            </w:r>
+          </w:p>
+          <w:p>
+            <w:pPr>
+              <w:pStyle w:val="Paragraphedeliste"/>
+              <w:spacing w:after="200" w:line="276" w:lineRule="auto"/>
+              <w:rPr>
+                <w:rFonts w:eastAsiaTheme="minorHAnsi"/>
+                <w:lang w:val="fr-FR"/>
+              </w:rPr>
+            </w:pPr>
+          </w:p>
+        </w:tc>
+      </w:tr>
+      <w:tr>
+        <w:tc>
+          <w:tcPr>
+            <w:tcW w:w="3244" w:type="dxa"/>
+          </w:tcPr>
+          <w:p>
+            <w:pPr>
+              <w:pStyle w:val="Paragraphedeliste"/>
+              <w:spacing w:after="200" w:line="276" w:lineRule="auto"/>
+              <w:rPr>
+                <w:rFonts w:eastAsiaTheme="minorHAnsi"/>
+                <w:b/>
+                <w:bCs/>
+              </w:rPr>
+            </w:pPr>
+            <w:r>
+              <w:rPr>
+                <w:rFonts w:eastAsiaTheme="minorHAnsi"/>
+                <w:b/>
+                <w:bCs/>
+              </w:rPr>
+              <w:t>Transitions:</w:t>
+            </w:r>
+          </w:p>
+          <w:p>
+            <w:pPr>
+              <w:pStyle w:val="Paragraphedeliste"/>
+              <w:spacing w:after="200" w:line="276" w:lineRule="auto"/>
+              <w:rPr>
+                <w:rFonts w:eastAsiaTheme="minorHAnsi"/>
+                <w:b/>
+                <w:bCs/>
+              </w:rPr>
+            </w:pPr>
+          </w:p>
+        </w:tc>
+        <w:tc>
+          <w:tcPr>
+            <w:tcW w:w="5098" w:type="dxa"/>
+          </w:tcPr>
+          <w:p>
+            <w:pPr>
+              <w:rPr>
+                <w:lang w:val="fr-FR"/>
+              </w:rPr>
+            </w:pPr>
+            <w:r>
+              <w:rPr>
+                <w:lang w:val="fr-FR"/>
+              </w:rPr>
+              <w:t>Succès → passe en Session ouverte.</w:t>
+            </w:r>
+          </w:p>
+          <w:p>
+            <w:pPr>
+              <w:rPr>
+                <w:lang w:val="fr-FR"/>
+              </w:rPr>
+            </w:pPr>
+          </w:p>
+          <w:p>
+            <w:pPr>
+              <w:rPr>
+                <w:lang w:val="fr-FR"/>
+              </w:rPr>
+            </w:pPr>
+            <w:r>
+              <w:rPr>
+                <w:lang w:val="fr-FR"/>
+              </w:rPr>
+              <w:t>Échec → retourne à Attente.</w:t>
+            </w:r>
+          </w:p>
+          <w:p>
+            <w:pPr>
+              <w:rPr>
+                <w:rFonts w:eastAsiaTheme="minorHAnsi"/>
+                <w:lang w:val="fr-FR"/>
+              </w:rPr>
+            </w:pPr>
+          </w:p>
+        </w:tc>
+      </w:tr>
+    </w:tbl>
+    <w:p>
+      <w:pPr>
+        <w:pStyle w:val="Paragraphedeliste"/>
+      </w:pPr>
     </w:p>
     <w:p/>
     <w:p>
       <w:pPr>
         <w:pStyle w:val="Titre3"/>
       </w:pPr>
-      <w:r>
-        <w:t xml:space="preserve">Navigation libre </w:t>
-      </w:r>
-    </w:p>
-    <w:p>
-      <w:pPr>
-        <w:pStyle w:val="Paragraphedeliste"/>
-      </w:pPr>
-      <w:proofErr w:type="gramStart"/>
-      <w:r>
-        <w:t>  Description</w:t>
-      </w:r>
-      <w:proofErr w:type="gramEnd"/>
-      <w:r>
-        <w:t xml:space="preserve"> :</w:t>
-      </w:r>
-      <w:r>
-        <w:br/>
-        <w:t>L’utilisateur n’est pas connecté mais peut explorer les contenus publics.</w:t>
-      </w:r>
-    </w:p>
-    <w:p>
-      <w:pPr>
-        <w:pStyle w:val="Paragraphedeliste"/>
-      </w:pPr>
-      <w:proofErr w:type="gramStart"/>
-      <w:r>
-        <w:t>  Rôles</w:t>
-      </w:r>
-      <w:proofErr w:type="gramEnd"/>
-      <w:r>
-        <w:t xml:space="preserve"> et actions possibles :</w:t>
-      </w:r>
-    </w:p>
-    <w:p>
-      <w:pPr>
-        <w:pStyle w:val="Paragraphedeliste"/>
-      </w:pPr>
-      <w:r>
-        <w:t xml:space="preserve">Consulter la carte </w:t>
-      </w:r>
-      <w:proofErr w:type="spellStart"/>
-      <w:r>
-        <w:t>OpenStreetMap</w:t>
-      </w:r>
-      <w:proofErr w:type="spellEnd"/>
-      <w:r>
-        <w:t>.</w:t>
-      </w:r>
-    </w:p>
-    <w:p>
-      <w:pPr>
-        <w:pStyle w:val="Paragraphedeliste"/>
-      </w:pPr>
-      <w:r>
-        <w:t>Rechercher et visualiser des points d’intérêt.</w:t>
-      </w:r>
-    </w:p>
-    <w:p>
-      <w:pPr>
-        <w:pStyle w:val="Paragraphedeliste"/>
-      </w:pPr>
-      <w:r>
-        <w:t>Accéder aux Road Trips publics.</w:t>
-      </w:r>
-    </w:p>
-    <w:p>
-      <w:pPr>
-        <w:pStyle w:val="Paragraphedeliste"/>
-      </w:pPr>
-      <w:proofErr w:type="gramStart"/>
-      <w:r>
-        <w:t>  Transitions</w:t>
-      </w:r>
-      <w:proofErr w:type="gramEnd"/>
-      <w:r>
-        <w:t xml:space="preserve"> :</w:t>
-      </w:r>
-    </w:p>
-    <w:p>
-      <w:pPr>
-        <w:pStyle w:val="Paragraphedeliste"/>
-      </w:pPr>
-      <w:r>
-        <w:t>Reste en Navigation libre tant que l’utilisateur ne demande pas plus de fonctionnalités.</w:t>
-      </w:r>
-    </w:p>
-    <w:p>
-      <w:pPr>
-        <w:pStyle w:val="Paragraphedeliste"/>
-      </w:pPr>
-      <w:r>
-        <w:t>Si l’utilisateur clique sur connexion → passe en Authentification.</w:t>
-      </w:r>
+      <w:bookmarkStart w:id="33" w:name="_Toc210402051"/>
+      <w:r>
+        <w:t>Navigation libre</w:t>
+      </w:r>
+      <w:bookmarkEnd w:id="33"/>
+      <w:r>
+        <w:t xml:space="preserve"> </w:t>
+      </w:r>
+    </w:p>
+    <w:p>
+      <w:pPr>
+        <w:pStyle w:val="Paragraphedeliste"/>
+      </w:pPr>
+    </w:p>
+    <w:tbl>
+      <w:tblPr>
+        <w:tblStyle w:val="Grilledutableau"/>
+        <w:tblW w:w="0" w:type="auto"/>
+        <w:tblInd w:w="720" w:type="dxa"/>
+        <w:tblLook w:val="04A0" w:firstRow="1" w:lastRow="0" w:firstColumn="1" w:lastColumn="0" w:noHBand="0" w:noVBand="1"/>
+      </w:tblPr>
+      <w:tblGrid>
+        <w:gridCol w:w="3244"/>
+        <w:gridCol w:w="5098"/>
+      </w:tblGrid>
+      <w:tr>
+        <w:tc>
+          <w:tcPr>
+            <w:tcW w:w="3244" w:type="dxa"/>
+          </w:tcPr>
+          <w:p>
+            <w:pPr>
+              <w:pStyle w:val="Paragraphedeliste"/>
+              <w:spacing w:after="200" w:line="276" w:lineRule="auto"/>
+              <w:rPr>
+                <w:rFonts w:eastAsiaTheme="minorHAnsi"/>
+                <w:b/>
+                <w:bCs/>
+              </w:rPr>
+            </w:pPr>
+            <w:r>
+              <w:rPr>
+                <w:rFonts w:eastAsiaTheme="minorHAnsi"/>
+                <w:b/>
+                <w:bCs/>
+              </w:rPr>
+              <w:t>Description:</w:t>
+            </w:r>
+          </w:p>
+        </w:tc>
+        <w:tc>
+          <w:tcPr>
+            <w:tcW w:w="5098" w:type="dxa"/>
+          </w:tcPr>
+          <w:p>
+            <w:pPr>
+              <w:rPr>
+                <w:lang w:val="fr-FR"/>
+              </w:rPr>
+            </w:pPr>
+            <w:r>
+              <w:rPr>
+                <w:lang w:val="fr-FR"/>
+              </w:rPr>
+              <w:t>L’utilisateur n’est pas connecté mais peut explorer les contenus publics.</w:t>
+            </w:r>
+          </w:p>
+          <w:p>
+            <w:pPr>
+              <w:rPr>
+                <w:rFonts w:eastAsiaTheme="minorHAnsi"/>
+                <w:lang w:val="fr-FR"/>
+              </w:rPr>
+            </w:pPr>
+          </w:p>
+        </w:tc>
+      </w:tr>
+      <w:tr>
+        <w:tc>
+          <w:tcPr>
+            <w:tcW w:w="3244" w:type="dxa"/>
+          </w:tcPr>
+          <w:p>
+            <w:pPr>
+              <w:pStyle w:val="Paragraphedeliste"/>
+              <w:spacing w:after="200" w:line="276" w:lineRule="auto"/>
+              <w:rPr>
+                <w:rFonts w:eastAsiaTheme="minorHAnsi"/>
+                <w:b/>
+                <w:bCs/>
+              </w:rPr>
+            </w:pPr>
+            <w:r>
+              <w:rPr>
+                <w:rFonts w:eastAsiaTheme="minorHAnsi"/>
+                <w:b/>
+                <w:bCs/>
+              </w:rPr>
+              <w:t>Roles</w:t>
+            </w:r>
+            <w:r>
+              <w:rPr>
+                <w:rFonts w:eastAsiaTheme="minorHAnsi"/>
+                <w:b/>
+                <w:bCs/>
+              </w:rPr>
+              <w:t xml:space="preserve"> et actions </w:t>
+            </w:r>
+            <w:r>
+              <w:rPr>
+                <w:rFonts w:eastAsiaTheme="minorHAnsi"/>
+                <w:b/>
+                <w:bCs/>
+              </w:rPr>
+              <w:t>possible:</w:t>
+            </w:r>
+          </w:p>
+          <w:p>
+            <w:pPr>
+              <w:pStyle w:val="Paragraphedeliste"/>
+              <w:spacing w:after="200" w:line="276" w:lineRule="auto"/>
+              <w:rPr>
+                <w:rFonts w:eastAsiaTheme="minorHAnsi"/>
+                <w:b/>
+                <w:bCs/>
+              </w:rPr>
+            </w:pPr>
+          </w:p>
+        </w:tc>
+        <w:tc>
+          <w:tcPr>
+            <w:tcW w:w="5098" w:type="dxa"/>
+          </w:tcPr>
+          <w:p>
+            <w:pPr>
+              <w:rPr>
+                <w:lang w:val="fr-FR"/>
+              </w:rPr>
+            </w:pPr>
+            <w:r>
+              <w:rPr>
+                <w:lang w:val="fr-FR"/>
+              </w:rPr>
+              <w:t>Consulter la carte OpenStreetMap.</w:t>
+            </w:r>
+          </w:p>
+          <w:p>
+            <w:pPr>
+              <w:rPr>
+                <w:lang w:val="fr-FR"/>
+              </w:rPr>
+            </w:pPr>
+          </w:p>
+          <w:p>
+            <w:pPr>
+              <w:rPr>
+                <w:lang w:val="fr-FR"/>
+              </w:rPr>
+            </w:pPr>
+            <w:r>
+              <w:rPr>
+                <w:lang w:val="fr-FR"/>
+              </w:rPr>
+              <w:t>Rechercher et visualiser des points d’intérêt.</w:t>
+            </w:r>
+          </w:p>
+          <w:p>
+            <w:pPr>
+              <w:rPr>
+                <w:lang w:val="fr-FR"/>
+              </w:rPr>
+            </w:pPr>
+          </w:p>
+          <w:p>
+            <w:pPr>
+              <w:rPr>
+                <w:lang w:val="fr-FR"/>
+              </w:rPr>
+            </w:pPr>
+            <w:r>
+              <w:rPr>
+                <w:lang w:val="fr-FR"/>
+              </w:rPr>
+              <w:t>Accéder aux Road Trips publics.</w:t>
+            </w:r>
+          </w:p>
+          <w:p>
+            <w:pPr>
+              <w:pStyle w:val="Paragraphedeliste"/>
+              <w:spacing w:after="200" w:line="276" w:lineRule="auto"/>
+              <w:rPr>
+                <w:rFonts w:eastAsiaTheme="minorHAnsi"/>
+                <w:lang w:val="fr-FR"/>
+              </w:rPr>
+            </w:pPr>
+          </w:p>
+        </w:tc>
+      </w:tr>
+      <w:tr>
+        <w:tc>
+          <w:tcPr>
+            <w:tcW w:w="3244" w:type="dxa"/>
+          </w:tcPr>
+          <w:p>
+            <w:pPr>
+              <w:pStyle w:val="Paragraphedeliste"/>
+              <w:spacing w:after="200" w:line="276" w:lineRule="auto"/>
+              <w:rPr>
+                <w:rFonts w:eastAsiaTheme="minorHAnsi"/>
+                <w:b/>
+                <w:bCs/>
+              </w:rPr>
+            </w:pPr>
+            <w:r>
+              <w:rPr>
+                <w:rFonts w:eastAsiaTheme="minorHAnsi"/>
+                <w:b/>
+                <w:bCs/>
+              </w:rPr>
+              <w:t>Transitions:</w:t>
+            </w:r>
+          </w:p>
+          <w:p>
+            <w:pPr>
+              <w:pStyle w:val="Paragraphedeliste"/>
+              <w:spacing w:after="200" w:line="276" w:lineRule="auto"/>
+              <w:rPr>
+                <w:rFonts w:eastAsiaTheme="minorHAnsi"/>
+                <w:b/>
+                <w:bCs/>
+              </w:rPr>
+            </w:pPr>
+          </w:p>
+        </w:tc>
+        <w:tc>
+          <w:tcPr>
+            <w:tcW w:w="5098" w:type="dxa"/>
+          </w:tcPr>
+          <w:p>
+            <w:pPr>
+              <w:rPr>
+                <w:lang w:val="fr-FR"/>
+              </w:rPr>
+            </w:pPr>
+            <w:r>
+              <w:rPr>
+                <w:lang w:val="fr-FR"/>
+              </w:rPr>
+              <w:t>Reste en Navigation libre tant que l’utilisateur ne demande pas plus de fonctionnalités.</w:t>
+            </w:r>
+          </w:p>
+          <w:p>
+            <w:pPr>
+              <w:rPr>
+                <w:lang w:val="fr-FR"/>
+              </w:rPr>
+            </w:pPr>
+          </w:p>
+          <w:p>
+            <w:pPr>
+              <w:rPr>
+                <w:lang w:val="fr-FR"/>
+              </w:rPr>
+            </w:pPr>
+            <w:r>
+              <w:rPr>
+                <w:lang w:val="fr-FR"/>
+              </w:rPr>
+              <w:t>Si l’utilisateur clique sur connexion → passe en Authentification.</w:t>
+            </w:r>
+          </w:p>
+          <w:p>
+            <w:pPr>
+              <w:rPr>
+                <w:rFonts w:eastAsiaTheme="minorHAnsi"/>
+                <w:lang w:val="fr-FR"/>
+              </w:rPr>
+            </w:pPr>
+          </w:p>
+        </w:tc>
+      </w:tr>
+    </w:tbl>
+    <w:p>
+      <w:pPr>
+        <w:pStyle w:val="Paragraphedeliste"/>
+      </w:pPr>
+    </w:p>
+    <w:p>
+      <w:pPr>
+        <w:pStyle w:val="Paragraphedeliste"/>
+      </w:pPr>
     </w:p>
     <w:p/>
     <w:p>
       <w:pPr>
         <w:pStyle w:val="Titre3"/>
       </w:pPr>
+      <w:bookmarkStart w:id="34" w:name="_Toc210402052"/>
       <w:r>
         <w:t>Session ouverte</w:t>
       </w:r>
-    </w:p>
-    <w:p>
-      <w:pPr>
-        <w:pStyle w:val="Paragraphedeliste"/>
-      </w:pPr>
-      <w:proofErr w:type="gramStart"/>
-      <w:r>
-        <w:t>  Description</w:t>
-      </w:r>
-      <w:proofErr w:type="gramEnd"/>
-      <w:r>
-        <w:t xml:space="preserve"> :</w:t>
-      </w:r>
-      <w:r>
-        <w:br/>
-        <w:t>L’utilisateur s’est authentifié et a désormais accès à toutes les fonctionnalités du site.</w:t>
-      </w:r>
-    </w:p>
-    <w:p>
-      <w:pPr>
-        <w:pStyle w:val="Paragraphedeliste"/>
-      </w:pPr>
-      <w:proofErr w:type="gramStart"/>
-      <w:r>
-        <w:t>  Rôles</w:t>
-      </w:r>
-      <w:proofErr w:type="gramEnd"/>
-      <w:r>
-        <w:t xml:space="preserve"> et actions possibles :</w:t>
-      </w:r>
-    </w:p>
-    <w:p>
-      <w:pPr>
-        <w:pStyle w:val="Paragraphedeliste"/>
-      </w:pPr>
-      <w:r>
-        <w:t>Créer, modifier ou supprimer des Road Trips.</w:t>
-      </w:r>
-    </w:p>
-    <w:p>
-      <w:pPr>
-        <w:pStyle w:val="Paragraphedeliste"/>
-      </w:pPr>
-      <w:r>
-        <w:t>Ajouter des amis et discuter via la messagerie.</w:t>
-      </w:r>
-    </w:p>
-    <w:p>
-      <w:pPr>
-        <w:pStyle w:val="Paragraphedeliste"/>
-      </w:pPr>
-      <w:r>
-        <w:lastRenderedPageBreak/>
-        <w:t>Modifier son profil.</w:t>
-      </w:r>
-    </w:p>
-    <w:p>
-      <w:pPr>
-        <w:pStyle w:val="Paragraphedeliste"/>
-      </w:pPr>
-      <w:r>
-        <w:t>Laisser des avis et commentaires.</w:t>
-      </w:r>
-    </w:p>
-    <w:p>
-      <w:pPr>
-        <w:pStyle w:val="Paragraphedeliste"/>
-      </w:pPr>
-      <w:r>
-        <w:t>Recevoir des notifications.</w:t>
-      </w:r>
-    </w:p>
-    <w:p>
-      <w:pPr>
-        <w:pStyle w:val="Paragraphedeliste"/>
-      </w:pPr>
-      <w:proofErr w:type="gramStart"/>
-      <w:r>
-        <w:t>  Transitions</w:t>
-      </w:r>
-      <w:proofErr w:type="gramEnd"/>
-      <w:r>
-        <w:t xml:space="preserve"> :</w:t>
-      </w:r>
-    </w:p>
-    <w:p>
-      <w:pPr>
-        <w:pStyle w:val="Paragraphedeliste"/>
-      </w:pPr>
-      <w:r>
-        <w:t>Vers Consultation des données (lecture).</w:t>
-      </w:r>
-    </w:p>
-    <w:p>
-      <w:pPr>
-        <w:pStyle w:val="Paragraphedeliste"/>
-      </w:pPr>
-      <w:r>
-        <w:t>Vers Modification des données (édition ou ajout).</w:t>
-      </w:r>
-    </w:p>
-    <w:p>
-      <w:pPr>
-        <w:pStyle w:val="Paragraphedeliste"/>
-      </w:pPr>
-      <w:r>
-        <w:t>Vers Partage (publication).</w:t>
-      </w:r>
-    </w:p>
-    <w:p>
-      <w:pPr>
-        <w:pStyle w:val="Paragraphedeliste"/>
-      </w:pPr>
-      <w:r>
-        <w:t>Vers Messagerie (chat).</w:t>
-      </w:r>
-    </w:p>
-    <w:p>
-      <w:pPr>
-        <w:pStyle w:val="Paragraphedeliste"/>
-      </w:pPr>
-      <w:r>
-        <w:t>Déconnexion → retour à Attente.</w:t>
-      </w:r>
+      <w:bookmarkEnd w:id="34"/>
+    </w:p>
+    <w:p>
+      <w:pPr>
+        <w:pStyle w:val="Paragraphedeliste"/>
+      </w:pPr>
+    </w:p>
+    <w:tbl>
+      <w:tblPr>
+        <w:tblStyle w:val="Grilledutableau"/>
+        <w:tblW w:w="0" w:type="auto"/>
+        <w:tblInd w:w="720" w:type="dxa"/>
+        <w:tblLook w:val="04A0" w:firstRow="1" w:lastRow="0" w:firstColumn="1" w:lastColumn="0" w:noHBand="0" w:noVBand="1"/>
+      </w:tblPr>
+      <w:tblGrid>
+        <w:gridCol w:w="3244"/>
+        <w:gridCol w:w="5098"/>
+      </w:tblGrid>
+      <w:tr>
+        <w:tc>
+          <w:tcPr>
+            <w:tcW w:w="3244" w:type="dxa"/>
+          </w:tcPr>
+          <w:p>
+            <w:pPr>
+              <w:pStyle w:val="Paragraphedeliste"/>
+              <w:spacing w:after="200" w:line="276" w:lineRule="auto"/>
+              <w:rPr>
+                <w:rFonts w:eastAsiaTheme="minorHAnsi"/>
+                <w:b/>
+                <w:bCs/>
+              </w:rPr>
+            </w:pPr>
+            <w:r>
+              <w:rPr>
+                <w:rFonts w:eastAsiaTheme="minorHAnsi"/>
+                <w:b/>
+                <w:bCs/>
+              </w:rPr>
+              <w:t>Description:</w:t>
+            </w:r>
+          </w:p>
+        </w:tc>
+        <w:tc>
+          <w:tcPr>
+            <w:tcW w:w="5098" w:type="dxa"/>
+          </w:tcPr>
+          <w:p>
+            <w:pPr>
+              <w:rPr>
+                <w:lang w:val="fr-FR"/>
+              </w:rPr>
+            </w:pPr>
+            <w:r>
+              <w:rPr>
+                <w:lang w:val="fr-FR"/>
+              </w:rPr>
+              <w:t>L’utilisateur s’est authentifié et a désormais accès à toutes les fonctionnalités du site.</w:t>
+            </w:r>
+          </w:p>
+          <w:p>
+            <w:pPr>
+              <w:rPr>
+                <w:rFonts w:eastAsiaTheme="minorHAnsi"/>
+                <w:lang w:val="fr-FR"/>
+              </w:rPr>
+            </w:pPr>
+          </w:p>
+        </w:tc>
+      </w:tr>
+      <w:tr>
+        <w:tc>
+          <w:tcPr>
+            <w:tcW w:w="3244" w:type="dxa"/>
+          </w:tcPr>
+          <w:p>
+            <w:pPr>
+              <w:pStyle w:val="Paragraphedeliste"/>
+              <w:spacing w:after="200" w:line="276" w:lineRule="auto"/>
+              <w:rPr>
+                <w:rFonts w:eastAsiaTheme="minorHAnsi"/>
+                <w:b/>
+                <w:bCs/>
+              </w:rPr>
+            </w:pPr>
+            <w:r>
+              <w:rPr>
+                <w:rFonts w:eastAsiaTheme="minorHAnsi"/>
+                <w:b/>
+                <w:bCs/>
+              </w:rPr>
+              <w:t>Roles</w:t>
+            </w:r>
+            <w:r>
+              <w:rPr>
+                <w:rFonts w:eastAsiaTheme="minorHAnsi"/>
+                <w:b/>
+                <w:bCs/>
+              </w:rPr>
+              <w:t xml:space="preserve"> et actions </w:t>
+            </w:r>
+            <w:r>
+              <w:rPr>
+                <w:rFonts w:eastAsiaTheme="minorHAnsi"/>
+                <w:b/>
+                <w:bCs/>
+              </w:rPr>
+              <w:t>possible:</w:t>
+            </w:r>
+          </w:p>
+          <w:p>
+            <w:pPr>
+              <w:pStyle w:val="Paragraphedeliste"/>
+              <w:spacing w:after="200" w:line="276" w:lineRule="auto"/>
+              <w:rPr>
+                <w:rFonts w:eastAsiaTheme="minorHAnsi"/>
+                <w:b/>
+                <w:bCs/>
+              </w:rPr>
+            </w:pPr>
+          </w:p>
+        </w:tc>
+        <w:tc>
+          <w:tcPr>
+            <w:tcW w:w="5098" w:type="dxa"/>
+          </w:tcPr>
+          <w:p>
+            <w:pPr>
+              <w:rPr>
+                <w:lang w:val="fr-FR"/>
+              </w:rPr>
+            </w:pPr>
+            <w:r>
+              <w:rPr>
+                <w:lang w:val="fr-FR"/>
+              </w:rPr>
+              <w:t>Créer, modifier ou supprimer des Road Trips.</w:t>
+            </w:r>
+          </w:p>
+          <w:p>
+            <w:pPr>
+              <w:rPr>
+                <w:lang w:val="fr-FR"/>
+              </w:rPr>
+            </w:pPr>
+          </w:p>
+          <w:p>
+            <w:pPr>
+              <w:rPr>
+                <w:lang w:val="fr-FR"/>
+              </w:rPr>
+            </w:pPr>
+            <w:r>
+              <w:rPr>
+                <w:lang w:val="fr-FR"/>
+              </w:rPr>
+              <w:t>Ajouter des amis et discuter via la messagerie.</w:t>
+            </w:r>
+          </w:p>
+          <w:p>
+            <w:pPr>
+              <w:rPr>
+                <w:lang w:val="fr-FR"/>
+              </w:rPr>
+            </w:pPr>
+          </w:p>
+          <w:p>
+            <w:pPr>
+              <w:rPr>
+                <w:lang w:val="fr-FR"/>
+              </w:rPr>
+            </w:pPr>
+            <w:r>
+              <w:rPr>
+                <w:lang w:val="fr-FR"/>
+              </w:rPr>
+              <w:t>Modifier son profil.</w:t>
+            </w:r>
+          </w:p>
+          <w:p>
+            <w:pPr>
+              <w:rPr>
+                <w:lang w:val="fr-FR"/>
+              </w:rPr>
+            </w:pPr>
+          </w:p>
+          <w:p>
+            <w:pPr>
+              <w:rPr>
+                <w:lang w:val="fr-FR"/>
+              </w:rPr>
+            </w:pPr>
+            <w:r>
+              <w:rPr>
+                <w:lang w:val="fr-FR"/>
+              </w:rPr>
+              <w:t>Laisser des avis et commentaires.</w:t>
+            </w:r>
+          </w:p>
+          <w:p>
+            <w:pPr>
+              <w:rPr>
+                <w:lang w:val="fr-FR"/>
+              </w:rPr>
+            </w:pPr>
+          </w:p>
+          <w:p>
+            <w:pPr>
+              <w:rPr>
+                <w:lang w:val="fr-FR"/>
+              </w:rPr>
+            </w:pPr>
+            <w:r>
+              <w:rPr>
+                <w:lang w:val="fr-FR"/>
+              </w:rPr>
+              <w:t>Recevoir des notifications.</w:t>
+            </w:r>
+          </w:p>
+          <w:p>
+            <w:pPr>
+              <w:rPr>
+                <w:rFonts w:eastAsiaTheme="minorHAnsi"/>
+                <w:lang w:val="fr-FR"/>
+              </w:rPr>
+            </w:pPr>
+          </w:p>
+        </w:tc>
+      </w:tr>
+      <w:tr>
+        <w:tc>
+          <w:tcPr>
+            <w:tcW w:w="3244" w:type="dxa"/>
+          </w:tcPr>
+          <w:p>
+            <w:pPr>
+              <w:pStyle w:val="Paragraphedeliste"/>
+              <w:spacing w:after="200" w:line="276" w:lineRule="auto"/>
+              <w:rPr>
+                <w:rFonts w:eastAsiaTheme="minorHAnsi"/>
+                <w:b/>
+                <w:bCs/>
+              </w:rPr>
+            </w:pPr>
+            <w:r>
+              <w:rPr>
+                <w:rFonts w:eastAsiaTheme="minorHAnsi"/>
+                <w:b/>
+                <w:bCs/>
+              </w:rPr>
+              <w:t>Transitions:</w:t>
+            </w:r>
+          </w:p>
+          <w:p>
+            <w:pPr>
+              <w:pStyle w:val="Paragraphedeliste"/>
+              <w:spacing w:after="200" w:line="276" w:lineRule="auto"/>
+              <w:rPr>
+                <w:rFonts w:eastAsiaTheme="minorHAnsi"/>
+                <w:b/>
+                <w:bCs/>
+              </w:rPr>
+            </w:pPr>
+          </w:p>
+        </w:tc>
+        <w:tc>
+          <w:tcPr>
+            <w:tcW w:w="5098" w:type="dxa"/>
+          </w:tcPr>
+          <w:p>
+            <w:pPr>
+              <w:rPr>
+                <w:lang w:val="fr-FR"/>
+              </w:rPr>
+            </w:pPr>
+            <w:r>
+              <w:rPr>
+                <w:lang w:val="fr-FR"/>
+              </w:rPr>
+              <w:t>Vers Consultation des données (lecture).</w:t>
+            </w:r>
+          </w:p>
+          <w:p>
+            <w:pPr>
+              <w:rPr>
+                <w:lang w:val="fr-FR"/>
+              </w:rPr>
+            </w:pPr>
+          </w:p>
+          <w:p>
+            <w:pPr>
+              <w:rPr>
+                <w:lang w:val="fr-FR"/>
+              </w:rPr>
+            </w:pPr>
+            <w:r>
+              <w:rPr>
+                <w:lang w:val="fr-FR"/>
+              </w:rPr>
+              <w:t>Vers Modification des données (édition ou ajout).</w:t>
+            </w:r>
+          </w:p>
+          <w:p>
+            <w:pPr>
+              <w:rPr>
+                <w:lang w:val="fr-FR"/>
+              </w:rPr>
+            </w:pPr>
+          </w:p>
+          <w:p>
+            <w:pPr>
+              <w:rPr>
+                <w:lang w:val="fr-FR"/>
+              </w:rPr>
+            </w:pPr>
+            <w:r>
+              <w:rPr>
+                <w:lang w:val="fr-FR"/>
+              </w:rPr>
+              <w:t>Vers Partage (publication).</w:t>
+            </w:r>
+          </w:p>
+          <w:p>
+            <w:pPr>
+              <w:rPr>
+                <w:lang w:val="fr-FR"/>
+              </w:rPr>
+            </w:pPr>
+          </w:p>
+          <w:p>
+            <w:pPr>
+              <w:rPr>
+                <w:lang w:val="fr-FR"/>
+              </w:rPr>
+            </w:pPr>
+            <w:r>
+              <w:rPr>
+                <w:lang w:val="fr-FR"/>
+              </w:rPr>
+              <w:t>Vers Messagerie (chat).</w:t>
+            </w:r>
+          </w:p>
+          <w:p>
+            <w:pPr>
+              <w:rPr>
+                <w:lang w:val="fr-FR"/>
+              </w:rPr>
+            </w:pPr>
+          </w:p>
+          <w:p>
+            <w:pPr>
+              <w:rPr>
+                <w:lang w:val="fr-FR"/>
+              </w:rPr>
+            </w:pPr>
+            <w:r>
+              <w:rPr>
+                <w:lang w:val="fr-FR"/>
+              </w:rPr>
+              <w:t>Déconnexion → retour à Attente.</w:t>
+            </w:r>
+          </w:p>
+          <w:p>
+            <w:pPr>
+              <w:rPr>
+                <w:rFonts w:eastAsiaTheme="minorHAnsi"/>
+                <w:lang w:val="fr-FR"/>
+              </w:rPr>
+            </w:pPr>
+          </w:p>
+        </w:tc>
+      </w:tr>
+    </w:tbl>
+    <w:p>
+      <w:pPr>
+        <w:pStyle w:val="Paragraphedeliste"/>
+      </w:pPr>
     </w:p>
     <w:p/>
     <w:p>
       <w:pPr>
         <w:pStyle w:val="Titre3"/>
       </w:pPr>
-      <w:r>
-        <w:t xml:space="preserve">Consultation des données </w:t>
-      </w:r>
-    </w:p>
-    <w:p>
-      <w:pPr>
-        <w:pStyle w:val="Paragraphedeliste"/>
-      </w:pPr>
-      <w:proofErr w:type="gramStart"/>
-      <w:r>
-        <w:t>  Description</w:t>
-      </w:r>
-      <w:proofErr w:type="gramEnd"/>
-      <w:r>
-        <w:t xml:space="preserve"> :</w:t>
-      </w:r>
-      <w:r>
-        <w:br/>
-        <w:t>Le système fournit à l’utilisateur les informations demandées (profil, Road Trip, POI, liste d’amis, messages).</w:t>
-      </w:r>
-    </w:p>
-    <w:p>
-      <w:pPr>
-        <w:pStyle w:val="Paragraphedeliste"/>
-      </w:pPr>
-      <w:proofErr w:type="gramStart"/>
-      <w:r>
-        <w:t>  Rôles</w:t>
-      </w:r>
-      <w:proofErr w:type="gramEnd"/>
-      <w:r>
-        <w:t xml:space="preserve"> et actions possibles :</w:t>
-      </w:r>
-    </w:p>
-    <w:p>
-      <w:pPr>
-        <w:pStyle w:val="Paragraphedeliste"/>
-      </w:pPr>
-      <w:r>
-        <w:t>Charger les données depuis la base.</w:t>
-      </w:r>
-    </w:p>
-    <w:p>
-      <w:pPr>
-        <w:pStyle w:val="Paragraphedeliste"/>
-      </w:pPr>
-      <w:r>
-        <w:t>Afficher les résultats (profil, itinéraires, commentaires, etc.).</w:t>
-      </w:r>
-    </w:p>
-    <w:p>
-      <w:pPr>
-        <w:pStyle w:val="Paragraphedeliste"/>
-      </w:pPr>
-      <w:proofErr w:type="gramStart"/>
-      <w:r>
-        <w:t>  Transitions</w:t>
-      </w:r>
-      <w:proofErr w:type="gramEnd"/>
-      <w:r>
-        <w:t xml:space="preserve"> :</w:t>
-      </w:r>
-    </w:p>
-    <w:p>
-      <w:pPr>
-        <w:pStyle w:val="Paragraphedeliste"/>
-      </w:pPr>
-      <w:r>
-        <w:t>Vers Modification des données si l’utilisateur choisit d’éditer.</w:t>
-      </w:r>
-    </w:p>
-    <w:p>
-      <w:pPr>
-        <w:pStyle w:val="Paragraphedeliste"/>
-      </w:pPr>
-      <w:r>
-        <w:t>Retour à Session ouverte si simple consultation.</w:t>
-      </w:r>
-    </w:p>
+      <w:bookmarkStart w:id="35" w:name="_Toc210402053"/>
+      <w:r>
+        <w:t>Consultation des données</w:t>
+      </w:r>
+      <w:bookmarkEnd w:id="35"/>
+      <w:r>
+        <w:t xml:space="preserve"> </w:t>
+      </w:r>
+    </w:p>
+    <w:p>
+      <w:pPr>
+        <w:pStyle w:val="Paragraphedeliste"/>
+      </w:pPr>
+    </w:p>
+    <w:tbl>
+      <w:tblPr>
+        <w:tblStyle w:val="Grilledutableau"/>
+        <w:tblW w:w="0" w:type="auto"/>
+        <w:tblInd w:w="720" w:type="dxa"/>
+        <w:tblLook w:val="04A0" w:firstRow="1" w:lastRow="0" w:firstColumn="1" w:lastColumn="0" w:noHBand="0" w:noVBand="1"/>
+      </w:tblPr>
+      <w:tblGrid>
+        <w:gridCol w:w="3244"/>
+        <w:gridCol w:w="5098"/>
+      </w:tblGrid>
+      <w:tr>
+        <w:tc>
+          <w:tcPr>
+            <w:tcW w:w="3244" w:type="dxa"/>
+          </w:tcPr>
+          <w:p>
+            <w:pPr>
+              <w:pStyle w:val="Paragraphedeliste"/>
+              <w:spacing w:after="200" w:line="276" w:lineRule="auto"/>
+              <w:rPr>
+                <w:rFonts w:eastAsiaTheme="minorHAnsi"/>
+                <w:b/>
+                <w:bCs/>
+              </w:rPr>
+            </w:pPr>
+            <w:r>
+              <w:rPr>
+                <w:rFonts w:eastAsiaTheme="minorHAnsi"/>
+                <w:b/>
+                <w:bCs/>
+              </w:rPr>
+              <w:t>Description:</w:t>
+            </w:r>
+          </w:p>
+        </w:tc>
+        <w:tc>
+          <w:tcPr>
+            <w:tcW w:w="5098" w:type="dxa"/>
+          </w:tcPr>
+          <w:p>
+            <w:pPr>
+              <w:rPr>
+                <w:lang w:val="fr-FR"/>
+              </w:rPr>
+            </w:pPr>
+            <w:r>
+              <w:rPr>
+                <w:lang w:val="fr-FR"/>
+              </w:rPr>
+              <w:t>Le système fournit à l’utilisateur les informations demandées (profil, Road Trip, POI, liste d’amis, messages).</w:t>
+            </w:r>
+          </w:p>
+          <w:p>
+            <w:pPr>
+              <w:rPr>
+                <w:rFonts w:eastAsiaTheme="minorHAnsi"/>
+                <w:lang w:val="fr-FR"/>
+              </w:rPr>
+            </w:pPr>
+          </w:p>
+        </w:tc>
+      </w:tr>
+      <w:tr>
+        <w:tc>
+          <w:tcPr>
+            <w:tcW w:w="3244" w:type="dxa"/>
+          </w:tcPr>
+          <w:p>
+            <w:pPr>
+              <w:pStyle w:val="Paragraphedeliste"/>
+              <w:spacing w:after="200" w:line="276" w:lineRule="auto"/>
+              <w:rPr>
+                <w:rFonts w:eastAsiaTheme="minorHAnsi"/>
+                <w:b/>
+                <w:bCs/>
+              </w:rPr>
+            </w:pPr>
+            <w:r>
+              <w:rPr>
+                <w:rFonts w:eastAsiaTheme="minorHAnsi"/>
+                <w:b/>
+                <w:bCs/>
+              </w:rPr>
+              <w:t>Roles</w:t>
+            </w:r>
+            <w:r>
+              <w:rPr>
+                <w:rFonts w:eastAsiaTheme="minorHAnsi"/>
+                <w:b/>
+                <w:bCs/>
+              </w:rPr>
+              <w:t xml:space="preserve"> et actions </w:t>
+            </w:r>
+            <w:r>
+              <w:rPr>
+                <w:rFonts w:eastAsiaTheme="minorHAnsi"/>
+                <w:b/>
+                <w:bCs/>
+              </w:rPr>
+              <w:t>possible:</w:t>
+            </w:r>
+          </w:p>
+          <w:p>
+            <w:pPr>
+              <w:pStyle w:val="Paragraphedeliste"/>
+              <w:spacing w:after="200" w:line="276" w:lineRule="auto"/>
+              <w:rPr>
+                <w:rFonts w:eastAsiaTheme="minorHAnsi"/>
+                <w:b/>
+                <w:bCs/>
+              </w:rPr>
+            </w:pPr>
+          </w:p>
+        </w:tc>
+        <w:tc>
+          <w:tcPr>
+            <w:tcW w:w="5098" w:type="dxa"/>
+          </w:tcPr>
+          <w:p>
+            <w:pPr>
+              <w:rPr>
+                <w:lang w:val="fr-FR"/>
+              </w:rPr>
+            </w:pPr>
+            <w:r>
+              <w:rPr>
+                <w:lang w:val="fr-FR"/>
+              </w:rPr>
+              <w:t>Charger les données depuis la base.</w:t>
+            </w:r>
+          </w:p>
+          <w:p>
+            <w:pPr>
+              <w:rPr>
+                <w:lang w:val="fr-FR"/>
+              </w:rPr>
+            </w:pPr>
+          </w:p>
+          <w:p>
+            <w:pPr>
+              <w:rPr>
+                <w:lang w:val="fr-FR"/>
+              </w:rPr>
+            </w:pPr>
+            <w:r>
+              <w:rPr>
+                <w:lang w:val="fr-FR"/>
+              </w:rPr>
+              <w:t>Afficher les résultats (profil, itinéraires, commentaires, etc.).</w:t>
+            </w:r>
+          </w:p>
+          <w:p>
+            <w:pPr>
+              <w:rPr>
+                <w:rFonts w:eastAsiaTheme="minorHAnsi"/>
+                <w:lang w:val="fr-FR"/>
+              </w:rPr>
+            </w:pPr>
+          </w:p>
+        </w:tc>
+      </w:tr>
+      <w:tr>
+        <w:tc>
+          <w:tcPr>
+            <w:tcW w:w="3244" w:type="dxa"/>
+          </w:tcPr>
+          <w:p>
+            <w:pPr>
+              <w:pStyle w:val="Paragraphedeliste"/>
+              <w:spacing w:after="200" w:line="276" w:lineRule="auto"/>
+              <w:rPr>
+                <w:rFonts w:eastAsiaTheme="minorHAnsi"/>
+                <w:b/>
+                <w:bCs/>
+              </w:rPr>
+            </w:pPr>
+            <w:r>
+              <w:rPr>
+                <w:rFonts w:eastAsiaTheme="minorHAnsi"/>
+                <w:b/>
+                <w:bCs/>
+              </w:rPr>
+              <w:t>Transitions:</w:t>
+            </w:r>
+          </w:p>
+          <w:p>
+            <w:pPr>
+              <w:pStyle w:val="Paragraphedeliste"/>
+              <w:spacing w:after="200" w:line="276" w:lineRule="auto"/>
+              <w:rPr>
+                <w:rFonts w:eastAsiaTheme="minorHAnsi"/>
+                <w:b/>
+                <w:bCs/>
+              </w:rPr>
+            </w:pPr>
+          </w:p>
+        </w:tc>
+        <w:tc>
+          <w:tcPr>
+            <w:tcW w:w="5098" w:type="dxa"/>
+          </w:tcPr>
+          <w:p>
+            <w:pPr>
+              <w:rPr>
+                <w:lang w:val="fr-FR"/>
+              </w:rPr>
+            </w:pPr>
+            <w:r>
+              <w:rPr>
+                <w:lang w:val="fr-FR"/>
+              </w:rPr>
+              <w:t>Vers Modification des données si l’utilisateur choisit d’éditer.</w:t>
+            </w:r>
+          </w:p>
+          <w:p>
+            <w:pPr>
+              <w:rPr>
+                <w:lang w:val="fr-FR"/>
+              </w:rPr>
+            </w:pPr>
+          </w:p>
+          <w:p>
+            <w:pPr>
+              <w:rPr>
+                <w:lang w:val="fr-FR"/>
+              </w:rPr>
+            </w:pPr>
+            <w:r>
+              <w:rPr>
+                <w:lang w:val="fr-FR"/>
+              </w:rPr>
+              <w:t>Retour à Session ouverte si simple consultation</w:t>
+            </w:r>
+          </w:p>
+          <w:p>
+            <w:pPr>
+              <w:rPr>
+                <w:rFonts w:eastAsiaTheme="minorHAnsi"/>
+                <w:lang w:val="fr-FR"/>
+              </w:rPr>
+            </w:pPr>
+          </w:p>
+        </w:tc>
+      </w:tr>
+    </w:tbl>
     <w:p/>
     <w:p>
       <w:pPr>
         <w:pStyle w:val="Titre3"/>
       </w:pPr>
-      <w:r>
-        <w:t xml:space="preserve">Modification des données </w:t>
-      </w:r>
-    </w:p>
-    <w:p>
-      <w:pPr>
-        <w:pStyle w:val="Paragraphedeliste"/>
-      </w:pPr>
-      <w:proofErr w:type="gramStart"/>
-      <w:r>
-        <w:t>  Description</w:t>
-      </w:r>
-      <w:proofErr w:type="gramEnd"/>
-      <w:r>
-        <w:t xml:space="preserve"> :</w:t>
-      </w:r>
-      <w:r>
-        <w:br/>
-        <w:t>Le système permet à l’utilisateur de modifier ses informations ou ses contenus.</w:t>
-      </w:r>
-    </w:p>
-    <w:p>
-      <w:pPr>
-        <w:pStyle w:val="Paragraphedeliste"/>
-      </w:pPr>
-      <w:proofErr w:type="gramStart"/>
-      <w:r>
-        <w:t>  Rôles</w:t>
-      </w:r>
-      <w:proofErr w:type="gramEnd"/>
-      <w:r>
-        <w:t xml:space="preserve"> et actions possibles :</w:t>
-      </w:r>
-    </w:p>
-    <w:p>
-      <w:pPr>
-        <w:pStyle w:val="Paragraphedeliste"/>
-      </w:pPr>
-      <w:r>
-        <w:t>Modifier le profil (bio, photo, infos personnelles).</w:t>
-      </w:r>
-    </w:p>
-    <w:p>
-      <w:pPr>
-        <w:pStyle w:val="Paragraphedeliste"/>
-      </w:pPr>
-      <w:r>
-        <w:t>Modifier un Road Trip (ajouter étapes, changer visibilité).</w:t>
-      </w:r>
-    </w:p>
-    <w:p>
-      <w:pPr>
-        <w:pStyle w:val="Paragraphedeliste"/>
-      </w:pPr>
-      <w:r>
-        <w:t>Ajouter ou supprimer des amis.</w:t>
-      </w:r>
-    </w:p>
-    <w:p>
-      <w:pPr>
-        <w:pStyle w:val="Paragraphedeliste"/>
-      </w:pPr>
-      <w:r>
-        <w:t>Éditer un commentaire ou une note.</w:t>
-      </w:r>
-    </w:p>
-    <w:p>
-      <w:pPr>
-        <w:pStyle w:val="Paragraphedeliste"/>
-      </w:pPr>
-      <w:proofErr w:type="gramStart"/>
-      <w:r>
-        <w:t>  Transitions</w:t>
-      </w:r>
-      <w:proofErr w:type="gramEnd"/>
-      <w:r>
-        <w:t xml:space="preserve"> :</w:t>
-      </w:r>
-    </w:p>
-    <w:p>
-      <w:pPr>
-        <w:pStyle w:val="Paragraphedeliste"/>
-      </w:pPr>
-      <w:r>
-        <w:t>Sauvegarde réussie → retour à Session ouverte.</w:t>
-      </w:r>
-    </w:p>
-    <w:p>
-      <w:pPr>
-        <w:pStyle w:val="Paragraphedeliste"/>
-      </w:pPr>
-      <w:r>
-        <w:t>Sauvegarde échouée → reste dans Modification des données avec message d’erreur.</w:t>
-      </w:r>
-    </w:p>
+      <w:bookmarkStart w:id="36" w:name="_Toc210402054"/>
+      <w:r>
+        <w:t>Modification des données</w:t>
+      </w:r>
+      <w:bookmarkEnd w:id="36"/>
+      <w:r>
+        <w:t xml:space="preserve"> </w:t>
+      </w:r>
+    </w:p>
+    <w:p>
+      <w:pPr>
+        <w:pStyle w:val="Paragraphedeliste"/>
+      </w:pPr>
+    </w:p>
+    <w:tbl>
+      <w:tblPr>
+        <w:tblStyle w:val="Grilledutableau"/>
+        <w:tblW w:w="0" w:type="auto"/>
+        <w:tblInd w:w="720" w:type="dxa"/>
+        <w:tblLook w:val="04A0" w:firstRow="1" w:lastRow="0" w:firstColumn="1" w:lastColumn="0" w:noHBand="0" w:noVBand="1"/>
+      </w:tblPr>
+      <w:tblGrid>
+        <w:gridCol w:w="3244"/>
+        <w:gridCol w:w="5098"/>
+      </w:tblGrid>
+      <w:tr>
+        <w:tc>
+          <w:tcPr>
+            <w:tcW w:w="3244" w:type="dxa"/>
+          </w:tcPr>
+          <w:p>
+            <w:pPr>
+              <w:pStyle w:val="Paragraphedeliste"/>
+              <w:spacing w:after="200" w:line="276" w:lineRule="auto"/>
+              <w:rPr>
+                <w:rFonts w:eastAsiaTheme="minorHAnsi"/>
+                <w:b/>
+                <w:bCs/>
+              </w:rPr>
+            </w:pPr>
+            <w:r>
+              <w:rPr>
+                <w:rFonts w:eastAsiaTheme="minorHAnsi"/>
+                <w:b/>
+                <w:bCs/>
+              </w:rPr>
+              <w:t>Description:</w:t>
+            </w:r>
+          </w:p>
+        </w:tc>
+        <w:tc>
+          <w:tcPr>
+            <w:tcW w:w="5098" w:type="dxa"/>
+          </w:tcPr>
+          <w:p>
+            <w:pPr>
+              <w:rPr>
+                <w:lang w:val="fr-FR"/>
+              </w:rPr>
+            </w:pPr>
+            <w:r>
+              <w:rPr>
+                <w:lang w:val="fr-FR"/>
+              </w:rPr>
+              <w:t>Le système permet à l’utilisateur de modifier ses informations ou ses contenus.</w:t>
+            </w:r>
+          </w:p>
+          <w:p>
+            <w:pPr>
+              <w:rPr>
+                <w:rFonts w:eastAsiaTheme="minorHAnsi"/>
+                <w:lang w:val="fr-FR"/>
+              </w:rPr>
+            </w:pPr>
+          </w:p>
+        </w:tc>
+      </w:tr>
+      <w:tr>
+        <w:tc>
+          <w:tcPr>
+            <w:tcW w:w="3244" w:type="dxa"/>
+          </w:tcPr>
+          <w:p>
+            <w:pPr>
+              <w:pStyle w:val="Paragraphedeliste"/>
+              <w:spacing w:after="200" w:line="276" w:lineRule="auto"/>
+              <w:rPr>
+                <w:rFonts w:eastAsiaTheme="minorHAnsi"/>
+                <w:b/>
+                <w:bCs/>
+              </w:rPr>
+            </w:pPr>
+            <w:r>
+              <w:rPr>
+                <w:rFonts w:eastAsiaTheme="minorHAnsi"/>
+                <w:b/>
+                <w:bCs/>
+              </w:rPr>
+              <w:t>Roles</w:t>
+            </w:r>
+            <w:r>
+              <w:rPr>
+                <w:rFonts w:eastAsiaTheme="minorHAnsi"/>
+                <w:b/>
+                <w:bCs/>
+              </w:rPr>
+              <w:t xml:space="preserve"> et actions </w:t>
+            </w:r>
+            <w:r>
+              <w:rPr>
+                <w:rFonts w:eastAsiaTheme="minorHAnsi"/>
+                <w:b/>
+                <w:bCs/>
+              </w:rPr>
+              <w:t>possible:</w:t>
+            </w:r>
+          </w:p>
+          <w:p>
+            <w:pPr>
+              <w:pStyle w:val="Paragraphedeliste"/>
+              <w:spacing w:after="200" w:line="276" w:lineRule="auto"/>
+              <w:rPr>
+                <w:rFonts w:eastAsiaTheme="minorHAnsi"/>
+                <w:b/>
+                <w:bCs/>
+              </w:rPr>
+            </w:pPr>
+          </w:p>
+        </w:tc>
+        <w:tc>
+          <w:tcPr>
+            <w:tcW w:w="5098" w:type="dxa"/>
+          </w:tcPr>
+          <w:p>
+            <w:pPr>
+              <w:rPr>
+                <w:lang w:val="fr-FR"/>
+              </w:rPr>
+            </w:pPr>
+            <w:r>
+              <w:rPr>
+                <w:lang w:val="fr-FR"/>
+              </w:rPr>
+              <w:t>Modifier le profil (bio, photo, infos personnelles).</w:t>
+            </w:r>
+          </w:p>
+          <w:p>
+            <w:pPr>
+              <w:rPr>
+                <w:lang w:val="fr-FR"/>
+              </w:rPr>
+            </w:pPr>
+          </w:p>
+          <w:p>
+            <w:pPr>
+              <w:rPr>
+                <w:lang w:val="fr-FR"/>
+              </w:rPr>
+            </w:pPr>
+            <w:r>
+              <w:rPr>
+                <w:lang w:val="fr-FR"/>
+              </w:rPr>
+              <w:t>Modifier un Road Trip (ajouter étapes, changer visibilité).</w:t>
+            </w:r>
+          </w:p>
+          <w:p>
+            <w:pPr>
+              <w:rPr>
+                <w:lang w:val="fr-FR"/>
+              </w:rPr>
+            </w:pPr>
+          </w:p>
+          <w:p>
+            <w:pPr>
+              <w:rPr>
+                <w:lang w:val="fr-FR"/>
+              </w:rPr>
+            </w:pPr>
+            <w:r>
+              <w:rPr>
+                <w:lang w:val="fr-FR"/>
+              </w:rPr>
+              <w:t>Ajouter ou supprimer des amis.</w:t>
+            </w:r>
+          </w:p>
+          <w:p>
+            <w:pPr>
+              <w:rPr>
+                <w:lang w:val="fr-FR"/>
+              </w:rPr>
+            </w:pPr>
+          </w:p>
+          <w:p>
+            <w:pPr>
+              <w:rPr>
+                <w:lang w:val="fr-FR"/>
+              </w:rPr>
+            </w:pPr>
+            <w:r>
+              <w:rPr>
+                <w:lang w:val="fr-FR"/>
+              </w:rPr>
+              <w:t>Éditer un commentaire ou une note.</w:t>
+            </w:r>
+          </w:p>
+          <w:p>
+            <w:pPr>
+              <w:rPr>
+                <w:rFonts w:eastAsiaTheme="minorHAnsi"/>
+                <w:lang w:val="fr-FR"/>
+              </w:rPr>
+            </w:pPr>
+          </w:p>
+        </w:tc>
+      </w:tr>
+      <w:tr>
+        <w:tc>
+          <w:tcPr>
+            <w:tcW w:w="3244" w:type="dxa"/>
+          </w:tcPr>
+          <w:p>
+            <w:pPr>
+              <w:pStyle w:val="Paragraphedeliste"/>
+              <w:spacing w:after="200" w:line="276" w:lineRule="auto"/>
+              <w:rPr>
+                <w:rFonts w:eastAsiaTheme="minorHAnsi"/>
+                <w:b/>
+                <w:bCs/>
+              </w:rPr>
+            </w:pPr>
+            <w:r>
+              <w:rPr>
+                <w:rFonts w:eastAsiaTheme="minorHAnsi"/>
+                <w:b/>
+                <w:bCs/>
+              </w:rPr>
+              <w:t>Transitions:</w:t>
+            </w:r>
+          </w:p>
+          <w:p>
+            <w:pPr>
+              <w:pStyle w:val="Paragraphedeliste"/>
+              <w:spacing w:after="200" w:line="276" w:lineRule="auto"/>
+              <w:rPr>
+                <w:rFonts w:eastAsiaTheme="minorHAnsi"/>
+                <w:b/>
+                <w:bCs/>
+              </w:rPr>
+            </w:pPr>
+          </w:p>
+        </w:tc>
+        <w:tc>
+          <w:tcPr>
+            <w:tcW w:w="5098" w:type="dxa"/>
+          </w:tcPr>
+          <w:p>
+            <w:pPr>
+              <w:rPr>
+                <w:lang w:val="fr-FR"/>
+              </w:rPr>
+            </w:pPr>
+            <w:r>
+              <w:rPr>
+                <w:lang w:val="fr-FR"/>
+              </w:rPr>
+              <w:t>Sauvegarde réussie → retour à Session ouverte.</w:t>
+            </w:r>
+          </w:p>
+          <w:p>
+            <w:pPr>
+              <w:rPr>
+                <w:lang w:val="fr-FR"/>
+              </w:rPr>
+            </w:pPr>
+          </w:p>
+          <w:p>
+            <w:pPr>
+              <w:rPr>
+                <w:lang w:val="fr-FR"/>
+              </w:rPr>
+            </w:pPr>
+            <w:r>
+              <w:rPr>
+                <w:lang w:val="fr-FR"/>
+              </w:rPr>
+              <w:t>Sauvegarde échouée → reste dans Modification des données avec message d’erreur.</w:t>
+            </w:r>
+          </w:p>
+          <w:p>
+            <w:pPr>
+              <w:rPr>
+                <w:rFonts w:eastAsiaTheme="minorHAnsi"/>
+                <w:lang w:val="fr-FR"/>
+              </w:rPr>
+            </w:pPr>
+          </w:p>
+        </w:tc>
+      </w:tr>
+    </w:tbl>
     <w:p/>
     <w:p>
       <w:pPr>
         <w:pStyle w:val="Titre3"/>
       </w:pPr>
-      <w:r>
-        <w:t xml:space="preserve">Partage </w:t>
-      </w:r>
-    </w:p>
-    <w:p>
-      <w:pPr>
-        <w:pStyle w:val="Paragraphedeliste"/>
-      </w:pPr>
-      <w:proofErr w:type="gramStart"/>
-      <w:r>
-        <w:t>  Description</w:t>
-      </w:r>
-      <w:proofErr w:type="gramEnd"/>
-      <w:r>
-        <w:t xml:space="preserve"> :</w:t>
-      </w:r>
-      <w:r>
-        <w:br/>
-        <w:t>L’utilisateur choisit de partager un Road Trip (amis ou public).</w:t>
-      </w:r>
-    </w:p>
-    <w:p>
-      <w:pPr>
-        <w:pStyle w:val="Paragraphedeliste"/>
-      </w:pPr>
-      <w:proofErr w:type="gramStart"/>
-      <w:r>
-        <w:t>  Rôles</w:t>
-      </w:r>
-      <w:proofErr w:type="gramEnd"/>
-      <w:r>
-        <w:t xml:space="preserve"> et actions possibles :</w:t>
-      </w:r>
-    </w:p>
-    <w:p>
-      <w:pPr>
-        <w:pStyle w:val="Paragraphedeliste"/>
-      </w:pPr>
-      <w:r>
-        <w:t>Définir la visibilité du Road Trip.</w:t>
-      </w:r>
-    </w:p>
-    <w:p>
-      <w:pPr>
-        <w:pStyle w:val="Paragraphedeliste"/>
-      </w:pPr>
-      <w:r>
-        <w:t>Notifier les amis en cas de partage privé.</w:t>
-      </w:r>
-    </w:p>
-    <w:p>
-      <w:pPr>
-        <w:pStyle w:val="Paragraphedeliste"/>
-      </w:pPr>
-      <w:r>
-        <w:t>Ajouter le Road Trip dans le flux public.</w:t>
-      </w:r>
-    </w:p>
-    <w:p>
-      <w:pPr>
-        <w:pStyle w:val="Paragraphedeliste"/>
-      </w:pPr>
-      <w:proofErr w:type="gramStart"/>
-      <w:r>
-        <w:t>  Transitions</w:t>
-      </w:r>
-      <w:proofErr w:type="gramEnd"/>
-      <w:r>
-        <w:t xml:space="preserve"> :</w:t>
-      </w:r>
-    </w:p>
-    <w:p>
-      <w:pPr>
-        <w:pStyle w:val="Paragraphedeliste"/>
-      </w:pPr>
-      <w:r>
-        <w:lastRenderedPageBreak/>
-        <w:t>Retour à Session ouverte après confirmation du partage.</w:t>
-      </w:r>
+      <w:bookmarkStart w:id="37" w:name="_Toc210402055"/>
+      <w:r>
+        <w:t>Partage</w:t>
+      </w:r>
+      <w:bookmarkEnd w:id="37"/>
+      <w:r>
+        <w:t xml:space="preserve"> </w:t>
+      </w:r>
+    </w:p>
+    <w:p>
+      <w:pPr>
+        <w:pStyle w:val="Paragraphedeliste"/>
+      </w:pPr>
+    </w:p>
+    <w:tbl>
+      <w:tblPr>
+        <w:tblStyle w:val="Grilledutableau"/>
+        <w:tblW w:w="0" w:type="auto"/>
+        <w:tblInd w:w="720" w:type="dxa"/>
+        <w:tblLook w:val="04A0" w:firstRow="1" w:lastRow="0" w:firstColumn="1" w:lastColumn="0" w:noHBand="0" w:noVBand="1"/>
+      </w:tblPr>
+      <w:tblGrid>
+        <w:gridCol w:w="3244"/>
+        <w:gridCol w:w="5098"/>
+      </w:tblGrid>
+      <w:tr>
+        <w:tc>
+          <w:tcPr>
+            <w:tcW w:w="3244" w:type="dxa"/>
+          </w:tcPr>
+          <w:p>
+            <w:pPr>
+              <w:pStyle w:val="Paragraphedeliste"/>
+              <w:spacing w:after="200" w:line="276" w:lineRule="auto"/>
+              <w:rPr>
+                <w:rFonts w:eastAsiaTheme="minorHAnsi"/>
+                <w:b/>
+                <w:bCs/>
+              </w:rPr>
+            </w:pPr>
+            <w:r>
+              <w:rPr>
+                <w:rFonts w:eastAsiaTheme="minorHAnsi"/>
+                <w:b/>
+                <w:bCs/>
+              </w:rPr>
+              <w:t>Description:</w:t>
+            </w:r>
+          </w:p>
+        </w:tc>
+        <w:tc>
+          <w:tcPr>
+            <w:tcW w:w="5098" w:type="dxa"/>
+          </w:tcPr>
+          <w:p>
+            <w:pPr>
+              <w:rPr>
+                <w:lang w:val="fr-FR"/>
+              </w:rPr>
+            </w:pPr>
+            <w:r>
+              <w:rPr>
+                <w:lang w:val="fr-FR"/>
+              </w:rPr>
+              <w:t>L’utilisateur choisit de partager un Road Trip (amis ou public).</w:t>
+            </w:r>
+          </w:p>
+          <w:p>
+            <w:pPr>
+              <w:rPr>
+                <w:rFonts w:eastAsiaTheme="minorHAnsi"/>
+                <w:lang w:val="fr-FR"/>
+              </w:rPr>
+            </w:pPr>
+          </w:p>
+        </w:tc>
+      </w:tr>
+      <w:tr>
+        <w:tc>
+          <w:tcPr>
+            <w:tcW w:w="3244" w:type="dxa"/>
+          </w:tcPr>
+          <w:p>
+            <w:pPr>
+              <w:pStyle w:val="Paragraphedeliste"/>
+              <w:spacing w:after="200" w:line="276" w:lineRule="auto"/>
+              <w:rPr>
+                <w:rFonts w:eastAsiaTheme="minorHAnsi"/>
+                <w:b/>
+                <w:bCs/>
+              </w:rPr>
+            </w:pPr>
+            <w:r>
+              <w:rPr>
+                <w:rFonts w:eastAsiaTheme="minorHAnsi"/>
+                <w:b/>
+                <w:bCs/>
+              </w:rPr>
+              <w:t>Roles</w:t>
+            </w:r>
+            <w:r>
+              <w:rPr>
+                <w:rFonts w:eastAsiaTheme="minorHAnsi"/>
+                <w:b/>
+                <w:bCs/>
+              </w:rPr>
+              <w:t xml:space="preserve"> et actions </w:t>
+            </w:r>
+            <w:r>
+              <w:rPr>
+                <w:rFonts w:eastAsiaTheme="minorHAnsi"/>
+                <w:b/>
+                <w:bCs/>
+              </w:rPr>
+              <w:t>possible:</w:t>
+            </w:r>
+          </w:p>
+          <w:p>
+            <w:pPr>
+              <w:pStyle w:val="Paragraphedeliste"/>
+              <w:spacing w:after="200" w:line="276" w:lineRule="auto"/>
+              <w:rPr>
+                <w:rFonts w:eastAsiaTheme="minorHAnsi"/>
+                <w:b/>
+                <w:bCs/>
+              </w:rPr>
+            </w:pPr>
+          </w:p>
+        </w:tc>
+        <w:tc>
+          <w:tcPr>
+            <w:tcW w:w="5098" w:type="dxa"/>
+          </w:tcPr>
+          <w:p>
+            <w:pPr>
+              <w:rPr>
+                <w:lang w:val="fr-FR"/>
+              </w:rPr>
+            </w:pPr>
+            <w:r>
+              <w:rPr>
+                <w:lang w:val="fr-FR"/>
+              </w:rPr>
+              <w:t>Définir la visibilité du Road Trip.</w:t>
+            </w:r>
+          </w:p>
+          <w:p>
+            <w:pPr>
+              <w:rPr>
+                <w:lang w:val="fr-FR"/>
+              </w:rPr>
+            </w:pPr>
+          </w:p>
+          <w:p>
+            <w:pPr>
+              <w:rPr>
+                <w:lang w:val="fr-FR"/>
+              </w:rPr>
+            </w:pPr>
+            <w:r>
+              <w:rPr>
+                <w:lang w:val="fr-FR"/>
+              </w:rPr>
+              <w:t>Notifier les amis en cas de partage privé.</w:t>
+            </w:r>
+          </w:p>
+          <w:p>
+            <w:pPr>
+              <w:rPr>
+                <w:lang w:val="fr-FR"/>
+              </w:rPr>
+            </w:pPr>
+          </w:p>
+          <w:p>
+            <w:pPr>
+              <w:rPr>
+                <w:lang w:val="fr-FR"/>
+              </w:rPr>
+            </w:pPr>
+            <w:r>
+              <w:rPr>
+                <w:lang w:val="fr-FR"/>
+              </w:rPr>
+              <w:lastRenderedPageBreak/>
+              <w:t>Ajouter le Road Trip dans le flux public.</w:t>
+            </w:r>
+          </w:p>
+          <w:p>
+            <w:pPr>
+              <w:rPr>
+                <w:rFonts w:eastAsiaTheme="minorHAnsi"/>
+                <w:lang w:val="fr-FR"/>
+              </w:rPr>
+            </w:pPr>
+          </w:p>
+        </w:tc>
+      </w:tr>
+      <w:tr>
+        <w:tc>
+          <w:tcPr>
+            <w:tcW w:w="3244" w:type="dxa"/>
+          </w:tcPr>
+          <w:p>
+            <w:pPr>
+              <w:pStyle w:val="Paragraphedeliste"/>
+              <w:spacing w:after="200" w:line="276" w:lineRule="auto"/>
+              <w:rPr>
+                <w:rFonts w:eastAsiaTheme="minorHAnsi"/>
+                <w:b/>
+                <w:bCs/>
+              </w:rPr>
+            </w:pPr>
+            <w:r>
+              <w:rPr>
+                <w:rFonts w:eastAsiaTheme="minorHAnsi"/>
+                <w:b/>
+                <w:bCs/>
+              </w:rPr>
+              <w:lastRenderedPageBreak/>
+              <w:t>Transitions:</w:t>
+            </w:r>
+          </w:p>
+          <w:p>
+            <w:pPr>
+              <w:pStyle w:val="Paragraphedeliste"/>
+              <w:spacing w:after="200" w:line="276" w:lineRule="auto"/>
+              <w:rPr>
+                <w:rFonts w:eastAsiaTheme="minorHAnsi"/>
+                <w:b/>
+                <w:bCs/>
+              </w:rPr>
+            </w:pPr>
+          </w:p>
+        </w:tc>
+        <w:tc>
+          <w:tcPr>
+            <w:tcW w:w="5098" w:type="dxa"/>
+          </w:tcPr>
+          <w:p>
+            <w:pPr>
+              <w:rPr>
+                <w:lang w:val="fr-FR"/>
+              </w:rPr>
+            </w:pPr>
+            <w:r>
+              <w:rPr>
+                <w:lang w:val="fr-FR"/>
+              </w:rPr>
+              <w:t>Retour à Session ouverte après confirmation du partage.</w:t>
+            </w:r>
+          </w:p>
+          <w:p>
+            <w:pPr>
+              <w:rPr>
+                <w:rFonts w:eastAsiaTheme="minorHAnsi"/>
+                <w:lang w:val="fr-FR"/>
+              </w:rPr>
+            </w:pPr>
+          </w:p>
+        </w:tc>
+      </w:tr>
+    </w:tbl>
+    <w:p>
+      <w:pPr>
+        <w:pStyle w:val="Paragraphedeliste"/>
+      </w:pPr>
     </w:p>
     <w:p/>
     <w:p>
       <w:pPr>
         <w:pStyle w:val="Titre3"/>
       </w:pPr>
-      <w:r>
-        <w:t xml:space="preserve">Messagerie </w:t>
-      </w:r>
-    </w:p>
-    <w:p>
-      <w:pPr>
-        <w:pStyle w:val="Paragraphedeliste"/>
-      </w:pPr>
-      <w:proofErr w:type="gramStart"/>
-      <w:r>
-        <w:t>  Description</w:t>
-      </w:r>
-      <w:proofErr w:type="gramEnd"/>
-      <w:r>
-        <w:t xml:space="preserve"> :</w:t>
-      </w:r>
-      <w:r>
-        <w:br/>
-        <w:t>L’utilisateur échange des messages avec ses amis.</w:t>
-      </w:r>
-    </w:p>
-    <w:p>
-      <w:pPr>
-        <w:pStyle w:val="Paragraphedeliste"/>
-      </w:pPr>
-      <w:proofErr w:type="gramStart"/>
-      <w:r>
-        <w:t>  Rôles</w:t>
-      </w:r>
-      <w:proofErr w:type="gramEnd"/>
-      <w:r>
-        <w:t xml:space="preserve"> et actions possibles :</w:t>
-      </w:r>
-    </w:p>
-    <w:p>
-      <w:pPr>
-        <w:pStyle w:val="Paragraphedeliste"/>
-      </w:pPr>
-      <w:r>
-        <w:t>Charger les conversations existantes.</w:t>
-      </w:r>
-    </w:p>
-    <w:p>
-      <w:pPr>
-        <w:pStyle w:val="Paragraphedeliste"/>
-      </w:pPr>
-      <w:r>
-        <w:t>Envoyer et recevoir des messages en temps réel.</w:t>
-      </w:r>
-    </w:p>
-    <w:p>
-      <w:pPr>
-        <w:pStyle w:val="Paragraphedeliste"/>
-      </w:pPr>
-      <w:r>
-        <w:t>Notifier les destinataires des nouveaux messages.</w:t>
-      </w:r>
-    </w:p>
-    <w:p>
-      <w:pPr>
-        <w:pStyle w:val="Paragraphedeliste"/>
-      </w:pPr>
-      <w:proofErr w:type="gramStart"/>
-      <w:r>
-        <w:t>  Transitions</w:t>
-      </w:r>
-      <w:proofErr w:type="gramEnd"/>
-      <w:r>
-        <w:t xml:space="preserve"> :</w:t>
-      </w:r>
-    </w:p>
-    <w:p>
-      <w:pPr>
-        <w:pStyle w:val="Paragraphedeliste"/>
-      </w:pPr>
-      <w:r>
-        <w:t>Retour à Session ouverte.</w:t>
-      </w:r>
+      <w:bookmarkStart w:id="38" w:name="_Toc210402056"/>
+      <w:r>
+        <w:t>Messagerie</w:t>
+      </w:r>
+      <w:bookmarkEnd w:id="38"/>
+      <w:r>
+        <w:t xml:space="preserve"> </w:t>
+      </w:r>
+    </w:p>
+    <w:p>
+      <w:pPr>
+        <w:pStyle w:val="Paragraphedeliste"/>
+      </w:pPr>
+    </w:p>
+    <w:tbl>
+      <w:tblPr>
+        <w:tblStyle w:val="Grilledutableau"/>
+        <w:tblW w:w="8416" w:type="dxa"/>
+        <w:tblInd w:w="720" w:type="dxa"/>
+        <w:tblLook w:val="04A0" w:firstRow="1" w:lastRow="0" w:firstColumn="1" w:lastColumn="0" w:noHBand="0" w:noVBand="1"/>
+      </w:tblPr>
+      <w:tblGrid>
+        <w:gridCol w:w="3273"/>
+        <w:gridCol w:w="5143"/>
+      </w:tblGrid>
+      <w:tr>
+        <w:trPr>
+          <w:trHeight w:val="525"/>
+        </w:trPr>
+        <w:tc>
+          <w:tcPr>
+            <w:tcW w:w="3273" w:type="dxa"/>
+          </w:tcPr>
+          <w:p>
+            <w:pPr>
+              <w:pStyle w:val="Paragraphedeliste"/>
+              <w:spacing w:after="200" w:line="276" w:lineRule="auto"/>
+              <w:rPr>
+                <w:rFonts w:eastAsiaTheme="minorHAnsi"/>
+                <w:b/>
+                <w:bCs/>
+              </w:rPr>
+            </w:pPr>
+            <w:r>
+              <w:rPr>
+                <w:rFonts w:eastAsiaTheme="minorHAnsi"/>
+                <w:b/>
+                <w:bCs/>
+              </w:rPr>
+              <w:t>Description:</w:t>
+            </w:r>
+          </w:p>
+        </w:tc>
+        <w:tc>
+          <w:tcPr>
+            <w:tcW w:w="5143" w:type="dxa"/>
+          </w:tcPr>
+          <w:p>
+            <w:r>
+              <w:t>L’utilisateur échange des messages avec ses amis.</w:t>
+            </w:r>
+          </w:p>
+          <w:p>
+            <w:pPr>
+              <w:rPr>
+                <w:rFonts w:eastAsiaTheme="minorHAnsi"/>
+                <w:lang w:val="fr-FR"/>
+              </w:rPr>
+            </w:pPr>
+          </w:p>
+        </w:tc>
+      </w:tr>
+      <w:tr>
+        <w:trPr>
+          <w:trHeight w:val="1620"/>
+        </w:trPr>
+        <w:tc>
+          <w:tcPr>
+            <w:tcW w:w="3273" w:type="dxa"/>
+          </w:tcPr>
+          <w:p>
+            <w:pPr>
+              <w:pStyle w:val="Paragraphedeliste"/>
+              <w:spacing w:after="200" w:line="276" w:lineRule="auto"/>
+              <w:rPr>
+                <w:rFonts w:eastAsiaTheme="minorHAnsi"/>
+                <w:b/>
+                <w:bCs/>
+              </w:rPr>
+            </w:pPr>
+            <w:r>
+              <w:rPr>
+                <w:rFonts w:eastAsiaTheme="minorHAnsi"/>
+                <w:b/>
+                <w:bCs/>
+              </w:rPr>
+              <w:t>Roles</w:t>
+            </w:r>
+            <w:r>
+              <w:rPr>
+                <w:rFonts w:eastAsiaTheme="minorHAnsi"/>
+                <w:b/>
+                <w:bCs/>
+              </w:rPr>
+              <w:t xml:space="preserve"> et actions </w:t>
+            </w:r>
+            <w:r>
+              <w:rPr>
+                <w:rFonts w:eastAsiaTheme="minorHAnsi"/>
+                <w:b/>
+                <w:bCs/>
+              </w:rPr>
+              <w:t>possible:</w:t>
+            </w:r>
+          </w:p>
+          <w:p>
+            <w:pPr>
+              <w:pStyle w:val="Paragraphedeliste"/>
+              <w:spacing w:after="200" w:line="276" w:lineRule="auto"/>
+              <w:rPr>
+                <w:rFonts w:eastAsiaTheme="minorHAnsi"/>
+                <w:b/>
+                <w:bCs/>
+              </w:rPr>
+            </w:pPr>
+          </w:p>
+        </w:tc>
+        <w:tc>
+          <w:tcPr>
+            <w:tcW w:w="5143" w:type="dxa"/>
+          </w:tcPr>
+          <w:p>
+            <w:r>
+              <w:t>Charger les conversations existantes.</w:t>
+            </w:r>
+          </w:p>
+          <w:p/>
+          <w:p>
+            <w:r>
+              <w:t>Envoyer et recevoir des messages en temps réel.</w:t>
+            </w:r>
+          </w:p>
+          <w:p/>
+          <w:p>
+            <w:r>
+              <w:t>Notifier les destinataires des nouveaux messages.</w:t>
+            </w:r>
+          </w:p>
+          <w:p>
+            <w:pPr>
+              <w:rPr>
+                <w:rFonts w:eastAsiaTheme="minorHAnsi"/>
+                <w:lang w:val="fr-FR"/>
+              </w:rPr>
+            </w:pPr>
+          </w:p>
+        </w:tc>
+      </w:tr>
+      <w:tr>
+        <w:trPr>
+          <w:trHeight w:val="442"/>
+        </w:trPr>
+        <w:tc>
+          <w:tcPr>
+            <w:tcW w:w="3273" w:type="dxa"/>
+          </w:tcPr>
+          <w:p>
+            <w:pPr>
+              <w:pStyle w:val="Paragraphedeliste"/>
+              <w:spacing w:after="200" w:line="276" w:lineRule="auto"/>
+              <w:rPr>
+                <w:rFonts w:eastAsiaTheme="minorHAnsi"/>
+                <w:b/>
+                <w:bCs/>
+              </w:rPr>
+            </w:pPr>
+            <w:r>
+              <w:rPr>
+                <w:rFonts w:eastAsiaTheme="minorHAnsi"/>
+                <w:b/>
+                <w:bCs/>
+              </w:rPr>
+              <w:t>Transitions:</w:t>
+            </w:r>
+          </w:p>
+          <w:p>
+            <w:pPr>
+              <w:pStyle w:val="Paragraphedeliste"/>
+              <w:spacing w:after="200" w:line="276" w:lineRule="auto"/>
+              <w:rPr>
+                <w:rFonts w:eastAsiaTheme="minorHAnsi"/>
+                <w:b/>
+                <w:bCs/>
+              </w:rPr>
+            </w:pPr>
+          </w:p>
+        </w:tc>
+        <w:tc>
+          <w:tcPr>
+            <w:tcW w:w="5143" w:type="dxa"/>
+          </w:tcPr>
+          <w:p>
+            <w:pPr>
+              <w:rPr>
+                <w:lang w:val="fr-FR"/>
+              </w:rPr>
+            </w:pPr>
+            <w:r>
+              <w:rPr>
+                <w:lang w:val="fr-FR"/>
+              </w:rPr>
+              <w:t xml:space="preserve">Retour à Session </w:t>
+            </w:r>
+          </w:p>
+        </w:tc>
+      </w:tr>
+    </w:tbl>
+    <w:p>
+      <w:pPr>
+        <w:pStyle w:val="Paragraphedeliste"/>
+      </w:pPr>
     </w:p>
     <w:p/>
     <w:p>
       <w:pPr>
         <w:pStyle w:val="Titre3"/>
       </w:pPr>
+      <w:bookmarkStart w:id="39" w:name="_Toc210402057"/>
       <w:r>
         <w:t>Administration</w:t>
       </w:r>
-    </w:p>
-    <w:p>
-      <w:pPr>
-        <w:pStyle w:val="Paragraphedeliste"/>
-      </w:pPr>
-      <w:proofErr w:type="gramStart"/>
-      <w:r>
-        <w:t>  Description</w:t>
-      </w:r>
-      <w:proofErr w:type="gramEnd"/>
-      <w:r>
-        <w:t xml:space="preserve"> :</w:t>
-      </w:r>
-      <w:r>
-        <w:br/>
-        <w:t>Accessible uniquement aux administrateurs. Cet état permet la modération du site et la gestion des utilisateurs.</w:t>
-      </w:r>
-    </w:p>
-    <w:p>
-      <w:pPr>
-        <w:pStyle w:val="Paragraphedeliste"/>
-      </w:pPr>
-      <w:proofErr w:type="gramStart"/>
-      <w:r>
-        <w:t>  Rôles</w:t>
-      </w:r>
-      <w:proofErr w:type="gramEnd"/>
-      <w:r>
-        <w:t xml:space="preserve"> et actions possibles :</w:t>
-      </w:r>
-    </w:p>
-    <w:p>
-      <w:pPr>
-        <w:pStyle w:val="Paragraphedeliste"/>
-      </w:pPr>
-      <w:r>
-        <w:t>Bloquer ou bannir des utilisateurs.</w:t>
-      </w:r>
-    </w:p>
-    <w:p>
-      <w:pPr>
-        <w:pStyle w:val="Paragraphedeliste"/>
-      </w:pPr>
-      <w:r>
-        <w:t>Supprimer des contenus (Road Trips, commentaires, POI inappropriés).</w:t>
-      </w:r>
-    </w:p>
-    <w:p>
-      <w:pPr>
-        <w:pStyle w:val="Paragraphedeliste"/>
-      </w:pPr>
-      <w:r>
-        <w:t>Traiter les signalements.</w:t>
-      </w:r>
-    </w:p>
-    <w:p>
-      <w:pPr>
-        <w:pStyle w:val="Paragraphedeliste"/>
-      </w:pPr>
-      <w:r>
-        <w:t>Appliquer des mises à jour sur le site.</w:t>
-      </w:r>
-    </w:p>
-    <w:p>
-      <w:pPr>
-        <w:pStyle w:val="Paragraphedeliste"/>
-      </w:pPr>
-      <w:proofErr w:type="gramStart"/>
-      <w:r>
-        <w:t>  Transitions</w:t>
-      </w:r>
-      <w:proofErr w:type="gramEnd"/>
-      <w:r>
-        <w:t xml:space="preserve"> :</w:t>
-      </w:r>
-    </w:p>
-    <w:p>
-      <w:pPr>
-        <w:pStyle w:val="Paragraphedeliste"/>
-      </w:pPr>
-      <w:r>
-        <w:t>Retour à Session ouverte (admin connecté).</w:t>
-      </w:r>
+      <w:bookmarkEnd w:id="39"/>
+    </w:p>
+    <w:p>
+      <w:pPr>
+        <w:pStyle w:val="Paragraphedeliste"/>
+      </w:pPr>
+    </w:p>
+    <w:tbl>
+      <w:tblPr>
+        <w:tblStyle w:val="Grilledutableau"/>
+        <w:tblW w:w="0" w:type="auto"/>
+        <w:tblInd w:w="720" w:type="dxa"/>
+        <w:tblLook w:val="04A0" w:firstRow="1" w:lastRow="0" w:firstColumn="1" w:lastColumn="0" w:noHBand="0" w:noVBand="1"/>
+      </w:tblPr>
+      <w:tblGrid>
+        <w:gridCol w:w="4195"/>
+        <w:gridCol w:w="4147"/>
+      </w:tblGrid>
+      <w:tr>
+        <w:tc>
+          <w:tcPr>
+            <w:tcW w:w="4531" w:type="dxa"/>
+          </w:tcPr>
+          <w:p>
+            <w:pPr>
+              <w:pStyle w:val="Paragraphedeliste"/>
+              <w:spacing w:after="200" w:line="276" w:lineRule="auto"/>
+              <w:rPr>
+                <w:rFonts w:eastAsiaTheme="minorHAnsi"/>
+                <w:b/>
+                <w:bCs/>
+              </w:rPr>
+            </w:pPr>
+            <w:r>
+              <w:rPr>
+                <w:rFonts w:eastAsiaTheme="minorHAnsi"/>
+                <w:b/>
+                <w:bCs/>
+              </w:rPr>
+              <w:t>Description:</w:t>
+            </w:r>
+          </w:p>
+        </w:tc>
+        <w:tc>
+          <w:tcPr>
+            <w:tcW w:w="4531" w:type="dxa"/>
+          </w:tcPr>
+          <w:p>
+            <w:pPr>
+              <w:rPr>
+                <w:lang w:val="fr-FR"/>
+              </w:rPr>
+            </w:pPr>
+            <w:r>
+              <w:rPr>
+                <w:lang w:val="fr-FR"/>
+              </w:rPr>
+              <w:t>Accessible uniquement aux administrateurs.</w:t>
+            </w:r>
+          </w:p>
+          <w:p>
+            <w:pPr>
+              <w:rPr>
+                <w:lang w:val="fr-FR"/>
+              </w:rPr>
+            </w:pPr>
+          </w:p>
+          <w:p>
+            <w:pPr>
+              <w:rPr>
+                <w:lang w:val="fr-FR"/>
+              </w:rPr>
+            </w:pPr>
+            <w:r>
+              <w:rPr>
+                <w:lang w:val="fr-FR"/>
+              </w:rPr>
+              <w:t xml:space="preserve"> Cet état permet la modération du site et la gestion des utilisateurs.</w:t>
+            </w:r>
+          </w:p>
+        </w:tc>
+      </w:tr>
+      <w:tr>
+        <w:tc>
+          <w:tcPr>
+            <w:tcW w:w="4531" w:type="dxa"/>
+          </w:tcPr>
+          <w:p>
+            <w:pPr>
+              <w:pStyle w:val="Paragraphedeliste"/>
+              <w:spacing w:after="200" w:line="276" w:lineRule="auto"/>
+              <w:rPr>
+                <w:rFonts w:eastAsiaTheme="minorHAnsi"/>
+                <w:b/>
+                <w:bCs/>
+              </w:rPr>
+            </w:pPr>
+            <w:r>
+              <w:rPr>
+                <w:rFonts w:eastAsiaTheme="minorHAnsi"/>
+                <w:b/>
+                <w:bCs/>
+              </w:rPr>
+              <w:t>Roles</w:t>
+            </w:r>
+            <w:r>
+              <w:rPr>
+                <w:rFonts w:eastAsiaTheme="minorHAnsi"/>
+                <w:b/>
+                <w:bCs/>
+              </w:rPr>
+              <w:t xml:space="preserve"> et actions </w:t>
+            </w:r>
+            <w:r>
+              <w:rPr>
+                <w:rFonts w:eastAsiaTheme="minorHAnsi"/>
+                <w:b/>
+                <w:bCs/>
+              </w:rPr>
+              <w:t>possible:</w:t>
+            </w:r>
+          </w:p>
+          <w:p>
+            <w:pPr>
+              <w:pStyle w:val="Paragraphedeliste"/>
+              <w:spacing w:after="200" w:line="276" w:lineRule="auto"/>
+              <w:rPr>
+                <w:rFonts w:eastAsiaTheme="minorHAnsi"/>
+                <w:b/>
+                <w:bCs/>
+              </w:rPr>
+            </w:pPr>
+          </w:p>
+        </w:tc>
+        <w:tc>
+          <w:tcPr>
+            <w:tcW w:w="4531" w:type="dxa"/>
+          </w:tcPr>
+          <w:p>
+            <w:pPr>
+              <w:rPr>
+                <w:lang w:val="fr-FR"/>
+              </w:rPr>
+            </w:pPr>
+            <w:r>
+              <w:rPr>
+                <w:lang w:val="fr-FR"/>
+              </w:rPr>
+              <w:t>Bloquer ou bannir des utilisateurs.</w:t>
+            </w:r>
+          </w:p>
+          <w:p>
+            <w:pPr>
+              <w:rPr>
+                <w:lang w:val="fr-FR"/>
+              </w:rPr>
+            </w:pPr>
+          </w:p>
+          <w:p>
+            <w:pPr>
+              <w:rPr>
+                <w:lang w:val="fr-FR"/>
+              </w:rPr>
+            </w:pPr>
+            <w:r>
+              <w:rPr>
+                <w:lang w:val="fr-FR"/>
+              </w:rPr>
+              <w:t>Supprimer des contenus (Road Trips, commentaires, POI inappropriés).</w:t>
+            </w:r>
+          </w:p>
+          <w:p>
+            <w:pPr>
+              <w:rPr>
+                <w:lang w:val="fr-FR"/>
+              </w:rPr>
+            </w:pPr>
+          </w:p>
+          <w:p>
+            <w:pPr>
+              <w:rPr>
+                <w:lang w:val="fr-FR"/>
+              </w:rPr>
+            </w:pPr>
+            <w:r>
+              <w:rPr>
+                <w:lang w:val="fr-FR"/>
+              </w:rPr>
+              <w:t>Traiter les signalements.</w:t>
+            </w:r>
+          </w:p>
+          <w:p>
+            <w:pPr>
+              <w:rPr>
+                <w:lang w:val="fr-FR"/>
+              </w:rPr>
+            </w:pPr>
+          </w:p>
+          <w:p>
+            <w:pPr>
+              <w:rPr>
+                <w:lang w:val="fr-FR"/>
+              </w:rPr>
+            </w:pPr>
+            <w:r>
+              <w:rPr>
+                <w:lang w:val="fr-FR"/>
+              </w:rPr>
+              <w:t>Appliquer des mises à jour sur le site.</w:t>
+            </w:r>
+          </w:p>
+          <w:p>
+            <w:pPr>
+              <w:pStyle w:val="Paragraphedeliste"/>
+              <w:spacing w:after="200" w:line="276" w:lineRule="auto"/>
+              <w:rPr>
+                <w:rFonts w:eastAsiaTheme="minorHAnsi"/>
+                <w:lang w:val="fr-FR"/>
+              </w:rPr>
+            </w:pPr>
+          </w:p>
+        </w:tc>
+      </w:tr>
+      <w:tr>
+        <w:tc>
+          <w:tcPr>
+            <w:tcW w:w="4531" w:type="dxa"/>
+          </w:tcPr>
+          <w:p>
+            <w:pPr>
+              <w:pStyle w:val="Paragraphedeliste"/>
+              <w:spacing w:after="200" w:line="276" w:lineRule="auto"/>
+              <w:rPr>
+                <w:rFonts w:eastAsiaTheme="minorHAnsi"/>
+                <w:b/>
+                <w:bCs/>
+              </w:rPr>
+            </w:pPr>
+            <w:r>
+              <w:rPr>
+                <w:rFonts w:eastAsiaTheme="minorHAnsi"/>
+                <w:b/>
+                <w:bCs/>
+              </w:rPr>
+              <w:t>Transitions:</w:t>
+            </w:r>
+          </w:p>
+          <w:p>
+            <w:pPr>
+              <w:pStyle w:val="Paragraphedeliste"/>
+              <w:spacing w:after="200" w:line="276" w:lineRule="auto"/>
+              <w:rPr>
+                <w:rFonts w:eastAsiaTheme="minorHAnsi"/>
+                <w:b/>
+                <w:bCs/>
+              </w:rPr>
+            </w:pPr>
+          </w:p>
+        </w:tc>
+        <w:tc>
+          <w:tcPr>
+            <w:tcW w:w="4531" w:type="dxa"/>
+          </w:tcPr>
+          <w:p>
+            <w:pPr>
+              <w:rPr>
+                <w:lang w:val="fr-FR"/>
+              </w:rPr>
+            </w:pPr>
+            <w:r>
+              <w:rPr>
+                <w:lang w:val="fr-FR"/>
+              </w:rPr>
+              <w:t>Retour à Session ouverte (admin connecté).</w:t>
+            </w:r>
+          </w:p>
+          <w:p>
+            <w:pPr>
+              <w:rPr>
+                <w:rFonts w:eastAsiaTheme="minorHAnsi"/>
+                <w:lang w:val="fr-FR"/>
+              </w:rPr>
+            </w:pPr>
+          </w:p>
+        </w:tc>
+      </w:tr>
+    </w:tbl>
+    <w:p>
+      <w:pPr>
+        <w:pStyle w:val="Paragraphedeliste"/>
+      </w:pPr>
     </w:p>
     <w:p/>
     <w:p>
       <w:pPr>
         <w:pStyle w:val="Titre3"/>
       </w:pPr>
-      <w:proofErr w:type="spellStart"/>
-      <w:r>
-        <w:t>Deconnexion</w:t>
-      </w:r>
-      <w:proofErr w:type="spellEnd"/>
+      <w:bookmarkStart w:id="40" w:name="_Toc210402058"/>
+      <w:r>
+        <w:t>Déconnexion</w:t>
+      </w:r>
+      <w:bookmarkEnd w:id="40"/>
       <w:r>
         <w:t xml:space="preserve"> </w:t>
       </w:r>
@@ -10667,152 +14615,523 @@
       <w:pPr>
         <w:pStyle w:val="Paragraphedeliste"/>
       </w:pPr>
-      <w:proofErr w:type="gramStart"/>
-      <w:r>
-        <w:t>  Description</w:t>
-      </w:r>
-      <w:proofErr w:type="gramEnd"/>
-      <w:r>
-        <w:t xml:space="preserve"> :</w:t>
-      </w:r>
-      <w:r>
-        <w:br/>
-        <w:t>L’utilisateur quitte sa session.</w:t>
-      </w:r>
-    </w:p>
-    <w:p>
-      <w:pPr>
-        <w:pStyle w:val="Paragraphedeliste"/>
-      </w:pPr>
-      <w:proofErr w:type="gramStart"/>
-      <w:r>
-        <w:t>  Rôles</w:t>
-      </w:r>
-      <w:proofErr w:type="gramEnd"/>
-      <w:r>
-        <w:t xml:space="preserve"> et actions possibles :</w:t>
-      </w:r>
-    </w:p>
-    <w:p>
-      <w:pPr>
-        <w:pStyle w:val="Paragraphedeliste"/>
-      </w:pPr>
-      <w:r>
-        <w:t>Effacer les données temporaires.</w:t>
-      </w:r>
-    </w:p>
-    <w:p>
-      <w:pPr>
-        <w:pStyle w:val="Paragraphedeliste"/>
-      </w:pPr>
-      <w:r>
-        <w:t>Clôturer la session active.</w:t>
-      </w:r>
-    </w:p>
-    <w:p>
-      <w:pPr>
-        <w:pStyle w:val="Paragraphedeliste"/>
-      </w:pPr>
-      <w:proofErr w:type="gramStart"/>
-      <w:r>
-        <w:t>  Transitions</w:t>
-      </w:r>
-      <w:proofErr w:type="gramEnd"/>
-      <w:r>
-        <w:t xml:space="preserve"> :</w:t>
-      </w:r>
-    </w:p>
-    <w:p>
-      <w:pPr>
-        <w:pStyle w:val="Paragraphedeliste"/>
-      </w:pPr>
-      <w:r>
-        <w:t>Retour à Attente (Page d’accueil).</w:t>
-      </w:r>
+    </w:p>
+    <w:tbl>
+      <w:tblPr>
+        <w:tblStyle w:val="Grilledutableau"/>
+        <w:tblW w:w="0" w:type="auto"/>
+        <w:tblInd w:w="720" w:type="dxa"/>
+        <w:tblLook w:val="04A0" w:firstRow="1" w:lastRow="0" w:firstColumn="1" w:lastColumn="0" w:noHBand="0" w:noVBand="1"/>
+      </w:tblPr>
+      <w:tblGrid>
+        <w:gridCol w:w="4214"/>
+        <w:gridCol w:w="4128"/>
+      </w:tblGrid>
+      <w:tr>
+        <w:tc>
+          <w:tcPr>
+            <w:tcW w:w="4531" w:type="dxa"/>
+          </w:tcPr>
+          <w:p>
+            <w:pPr>
+              <w:pStyle w:val="Paragraphedeliste"/>
+              <w:spacing w:after="200" w:line="276" w:lineRule="auto"/>
+              <w:rPr>
+                <w:rFonts w:eastAsiaTheme="minorHAnsi"/>
+                <w:b/>
+                <w:bCs/>
+              </w:rPr>
+            </w:pPr>
+            <w:r>
+              <w:rPr>
+                <w:rFonts w:eastAsiaTheme="minorHAnsi"/>
+                <w:b/>
+                <w:bCs/>
+              </w:rPr>
+              <w:lastRenderedPageBreak/>
+              <w:t>Description:</w:t>
+            </w:r>
+          </w:p>
+        </w:tc>
+        <w:tc>
+          <w:tcPr>
+            <w:tcW w:w="4531" w:type="dxa"/>
+          </w:tcPr>
+          <w:p>
+            <w:pPr>
+              <w:rPr>
+                <w:lang w:val="fr-FR"/>
+              </w:rPr>
+            </w:pPr>
+            <w:r>
+              <w:rPr>
+                <w:lang w:val="fr-FR"/>
+              </w:rPr>
+              <w:t>L’utilisateur quitte sa session.</w:t>
+            </w:r>
+          </w:p>
+          <w:p>
+            <w:pPr>
+              <w:pStyle w:val="Paragraphedeliste"/>
+              <w:spacing w:after="200" w:line="276" w:lineRule="auto"/>
+              <w:rPr>
+                <w:rFonts w:eastAsiaTheme="minorHAnsi"/>
+                <w:lang w:val="fr-FR"/>
+              </w:rPr>
+            </w:pPr>
+          </w:p>
+        </w:tc>
+      </w:tr>
+      <w:tr>
+        <w:tc>
+          <w:tcPr>
+            <w:tcW w:w="4531" w:type="dxa"/>
+          </w:tcPr>
+          <w:p>
+            <w:pPr>
+              <w:pStyle w:val="Paragraphedeliste"/>
+              <w:spacing w:after="200" w:line="276" w:lineRule="auto"/>
+              <w:rPr>
+                <w:rFonts w:eastAsiaTheme="minorHAnsi"/>
+                <w:b/>
+                <w:bCs/>
+              </w:rPr>
+            </w:pPr>
+            <w:r>
+              <w:rPr>
+                <w:rFonts w:eastAsiaTheme="minorHAnsi"/>
+                <w:b/>
+                <w:bCs/>
+              </w:rPr>
+              <w:t>Roles et actions possible:</w:t>
+            </w:r>
+          </w:p>
+          <w:p>
+            <w:pPr>
+              <w:pStyle w:val="Paragraphedeliste"/>
+              <w:spacing w:after="200" w:line="276" w:lineRule="auto"/>
+              <w:rPr>
+                <w:rFonts w:eastAsiaTheme="minorHAnsi"/>
+                <w:b/>
+                <w:bCs/>
+              </w:rPr>
+            </w:pPr>
+          </w:p>
+        </w:tc>
+        <w:tc>
+          <w:tcPr>
+            <w:tcW w:w="4531" w:type="dxa"/>
+          </w:tcPr>
+          <w:p>
+            <w:pPr>
+              <w:rPr>
+                <w:lang w:val="fr-FR"/>
+              </w:rPr>
+            </w:pPr>
+            <w:r>
+              <w:rPr>
+                <w:lang w:val="fr-FR"/>
+              </w:rPr>
+              <w:t>-</w:t>
+            </w:r>
+            <w:r>
+              <w:rPr>
+                <w:lang w:val="fr-FR"/>
+              </w:rPr>
+              <w:t>Effacer les données temporaires.</w:t>
+            </w:r>
+          </w:p>
+          <w:p>
+            <w:pPr>
+              <w:rPr>
+                <w:lang w:val="fr-FR"/>
+              </w:rPr>
+            </w:pPr>
+          </w:p>
+          <w:p>
+            <w:pPr>
+              <w:rPr>
+                <w:lang w:val="fr-FR"/>
+              </w:rPr>
+            </w:pPr>
+            <w:r>
+              <w:rPr>
+                <w:lang w:val="fr-FR"/>
+              </w:rPr>
+              <w:t>-</w:t>
+            </w:r>
+            <w:r>
+              <w:rPr>
+                <w:lang w:val="fr-FR"/>
+              </w:rPr>
+              <w:t>Clôturer la session active.</w:t>
+            </w:r>
+          </w:p>
+          <w:p>
+            <w:pPr>
+              <w:pStyle w:val="Paragraphedeliste"/>
+              <w:spacing w:after="200" w:line="276" w:lineRule="auto"/>
+              <w:rPr>
+                <w:rFonts w:eastAsiaTheme="minorHAnsi"/>
+                <w:lang w:val="fr-FR"/>
+              </w:rPr>
+            </w:pPr>
+          </w:p>
+        </w:tc>
+      </w:tr>
+      <w:tr>
+        <w:tc>
+          <w:tcPr>
+            <w:tcW w:w="4531" w:type="dxa"/>
+          </w:tcPr>
+          <w:p>
+            <w:pPr>
+              <w:pStyle w:val="Paragraphedeliste"/>
+              <w:spacing w:after="200" w:line="276" w:lineRule="auto"/>
+              <w:rPr>
+                <w:rFonts w:eastAsiaTheme="minorHAnsi"/>
+                <w:b/>
+                <w:bCs/>
+              </w:rPr>
+            </w:pPr>
+            <w:r>
+              <w:rPr>
+                <w:rFonts w:eastAsiaTheme="minorHAnsi"/>
+                <w:b/>
+                <w:bCs/>
+              </w:rPr>
+              <w:t>Transitions:</w:t>
+            </w:r>
+          </w:p>
+          <w:p>
+            <w:pPr>
+              <w:pStyle w:val="Paragraphedeliste"/>
+              <w:spacing w:after="200" w:line="276" w:lineRule="auto"/>
+              <w:rPr>
+                <w:rFonts w:eastAsiaTheme="minorHAnsi"/>
+                <w:b/>
+                <w:bCs/>
+              </w:rPr>
+            </w:pPr>
+          </w:p>
+        </w:tc>
+        <w:tc>
+          <w:tcPr>
+            <w:tcW w:w="4531" w:type="dxa"/>
+          </w:tcPr>
+          <w:p>
+            <w:pPr>
+              <w:rPr>
+                <w:lang w:val="fr-FR"/>
+              </w:rPr>
+            </w:pPr>
+            <w:r>
+              <w:rPr>
+                <w:lang w:val="fr-FR"/>
+              </w:rPr>
+              <w:t>Retour à Attente (Page d’accueil).</w:t>
+            </w:r>
+          </w:p>
+          <w:p>
+            <w:pPr>
+              <w:rPr>
+                <w:rFonts w:eastAsiaTheme="minorHAnsi"/>
+                <w:lang w:val="fr-FR"/>
+              </w:rPr>
+            </w:pPr>
+          </w:p>
+        </w:tc>
+      </w:tr>
+    </w:tbl>
+    <w:p>
+      <w:pPr>
+        <w:pStyle w:val="Paragraphedeliste"/>
+      </w:pPr>
     </w:p>
     <w:p/>
     <w:p>
       <w:pPr>
         <w:pStyle w:val="Titre3"/>
       </w:pPr>
-      <w:r>
-        <w:t xml:space="preserve">Erreur </w:t>
-      </w:r>
-    </w:p>
-    <w:p>
-      <w:pPr>
-        <w:pStyle w:val="Paragraphedeliste"/>
-      </w:pPr>
-      <w:proofErr w:type="gramStart"/>
-      <w:r>
-        <w:t>  Description</w:t>
-      </w:r>
-      <w:proofErr w:type="gramEnd"/>
-      <w:r>
-        <w:t xml:space="preserve"> :</w:t>
-      </w:r>
-      <w:r>
-        <w:br/>
-        <w:t>Le système rencontre un problème technique ou une erreur utilisateur.</w:t>
-      </w:r>
-    </w:p>
-    <w:p>
-      <w:pPr>
-        <w:pStyle w:val="Paragraphedeliste"/>
-      </w:pPr>
-      <w:proofErr w:type="gramStart"/>
-      <w:r>
-        <w:t>  Rôles</w:t>
-      </w:r>
-      <w:proofErr w:type="gramEnd"/>
-      <w:r>
-        <w:t xml:space="preserve"> et actions possibles :</w:t>
-      </w:r>
-    </w:p>
-    <w:p>
-      <w:pPr>
-        <w:pStyle w:val="Paragraphedeliste"/>
-      </w:pPr>
-      <w:r>
-        <w:t>Afficher un message d’erreur adapté (mauvais identifiants, serveur indisponible, base de données inaccessible).</w:t>
-      </w:r>
-    </w:p>
-    <w:p>
-      <w:pPr>
-        <w:pStyle w:val="Paragraphedeliste"/>
-      </w:pPr>
-      <w:r>
-        <w:t>Conserver la sécurité et éviter la perte de données.</w:t>
-      </w:r>
-    </w:p>
-    <w:p>
-      <w:pPr>
-        <w:pStyle w:val="Paragraphedeliste"/>
-      </w:pPr>
-      <w:proofErr w:type="gramStart"/>
-      <w:r>
-        <w:lastRenderedPageBreak/>
-        <w:t>  Transitions</w:t>
-      </w:r>
-      <w:proofErr w:type="gramEnd"/>
-      <w:r>
-        <w:t xml:space="preserve"> :</w:t>
-      </w:r>
-    </w:p>
-    <w:p>
-      <w:pPr>
-        <w:pStyle w:val="Paragraphedeliste"/>
-      </w:pPr>
-      <w:r>
-        <w:t>Retour automatique à Attente si l’erreur est corrigée.</w:t>
-      </w:r>
-    </w:p>
-    <w:p>
-      <w:pPr>
-        <w:pStyle w:val="Paragraphedeliste"/>
-      </w:pPr>
-      <w:r>
-        <w:t>Reste en Erreur si le problème persiste.</w:t>
+      <w:bookmarkStart w:id="41" w:name="_Toc210402059"/>
+      <w:r>
+        <w:t>Erreur</w:t>
+      </w:r>
+      <w:bookmarkEnd w:id="41"/>
+      <w:r>
+        <w:t xml:space="preserve"> </w:t>
+      </w:r>
+    </w:p>
+    <w:p>
+      <w:pPr>
+        <w:pStyle w:val="Paragraphedeliste"/>
+      </w:pPr>
+      <w:bookmarkStart w:id="42" w:name="_Hlk210398656"/>
+    </w:p>
+    <w:tbl>
+      <w:tblPr>
+        <w:tblStyle w:val="Grilledutableau"/>
+        <w:tblW w:w="0" w:type="auto"/>
+        <w:tblInd w:w="720" w:type="dxa"/>
+        <w:tblLook w:val="04A0" w:firstRow="1" w:lastRow="0" w:firstColumn="1" w:lastColumn="0" w:noHBand="0" w:noVBand="1"/>
+      </w:tblPr>
+      <w:tblGrid>
+        <w:gridCol w:w="3244"/>
+        <w:gridCol w:w="5098"/>
+      </w:tblGrid>
+      <w:tr>
+        <w:tc>
+          <w:tcPr>
+            <w:tcW w:w="3244" w:type="dxa"/>
+          </w:tcPr>
+          <w:p>
+            <w:pPr>
+              <w:pStyle w:val="Paragraphedeliste"/>
+              <w:jc w:val="left"/>
+              <w:rPr>
+                <w:b/>
+                <w:bCs/>
+              </w:rPr>
+            </w:pPr>
+            <w:r>
+              <w:rPr>
+                <w:b/>
+                <w:bCs/>
+              </w:rPr>
+              <w:t>Description:</w:t>
+            </w:r>
+          </w:p>
+        </w:tc>
+        <w:tc>
+          <w:tcPr>
+            <w:tcW w:w="5098" w:type="dxa"/>
+          </w:tcPr>
+          <w:p>
+            <w:pPr>
+              <w:rPr>
+                <w:lang w:val="fr-FR"/>
+              </w:rPr>
+            </w:pPr>
+            <w:r>
+              <w:rPr>
+                <w:lang w:val="fr-FR"/>
+              </w:rPr>
+              <w:t>Le système rencontre un problème technique ou une erreur utilisateur.</w:t>
+            </w:r>
+          </w:p>
+          <w:p>
+            <w:pPr>
+              <w:pStyle w:val="Paragraphedeliste"/>
+              <w:ind w:left="0"/>
+              <w:rPr>
+                <w:lang w:val="fr-FR"/>
+              </w:rPr>
+            </w:pPr>
+          </w:p>
+        </w:tc>
+      </w:tr>
+      <w:tr>
+        <w:tc>
+          <w:tcPr>
+            <w:tcW w:w="3244" w:type="dxa"/>
+          </w:tcPr>
+          <w:p>
+            <w:pPr>
+              <w:pStyle w:val="Paragraphedeliste"/>
+              <w:jc w:val="left"/>
+              <w:rPr>
+                <w:b/>
+                <w:bCs/>
+              </w:rPr>
+            </w:pPr>
+            <w:r>
+              <w:rPr>
+                <w:b/>
+                <w:bCs/>
+              </w:rPr>
+              <w:t>Roles et actions possible:</w:t>
+            </w:r>
+          </w:p>
+          <w:p>
+            <w:pPr>
+              <w:pStyle w:val="Paragraphedeliste"/>
+              <w:jc w:val="left"/>
+              <w:rPr>
+                <w:b/>
+                <w:bCs/>
+              </w:rPr>
+            </w:pPr>
+          </w:p>
+        </w:tc>
+        <w:tc>
+          <w:tcPr>
+            <w:tcW w:w="5098" w:type="dxa"/>
+          </w:tcPr>
+          <w:p>
+            <w:pPr>
+              <w:rPr>
+                <w:lang w:val="fr-FR"/>
+              </w:rPr>
+            </w:pPr>
+            <w:r>
+              <w:rPr>
+                <w:lang w:val="fr-FR"/>
+              </w:rPr>
+              <w:t>-</w:t>
+            </w:r>
+            <w:r>
+              <w:rPr>
+                <w:lang w:val="fr-FR"/>
+              </w:rPr>
+              <w:t>Afficher un message d’erreur adapté (mauvais identifiants, serveur indisponible, base de données inaccessible).</w:t>
+            </w:r>
+          </w:p>
+          <w:p>
+            <w:pPr>
+              <w:rPr>
+                <w:lang w:val="fr-FR"/>
+              </w:rPr>
+            </w:pPr>
+          </w:p>
+          <w:p>
+            <w:pPr>
+              <w:rPr>
+                <w:lang w:val="fr-FR"/>
+              </w:rPr>
+            </w:pPr>
+            <w:r>
+              <w:rPr>
+                <w:lang w:val="fr-FR"/>
+              </w:rPr>
+              <w:t>-</w:t>
+            </w:r>
+            <w:r>
+              <w:rPr>
+                <w:lang w:val="fr-FR"/>
+              </w:rPr>
+              <w:t>Conserver la sécurité et éviter la perte de données.</w:t>
+            </w:r>
+          </w:p>
+          <w:p>
+            <w:pPr>
+              <w:pStyle w:val="Paragraphedeliste"/>
+              <w:rPr>
+                <w:lang w:val="fr-FR"/>
+              </w:rPr>
+            </w:pPr>
+          </w:p>
+          <w:p>
+            <w:pPr>
+              <w:pStyle w:val="Paragraphedeliste"/>
+              <w:ind w:left="0"/>
+              <w:rPr>
+                <w:lang w:val="fr-FR"/>
+              </w:rPr>
+            </w:pPr>
+          </w:p>
+        </w:tc>
+      </w:tr>
+      <w:tr>
+        <w:tc>
+          <w:tcPr>
+            <w:tcW w:w="3244" w:type="dxa"/>
+          </w:tcPr>
+          <w:p>
+            <w:pPr>
+              <w:pStyle w:val="Paragraphedeliste"/>
+              <w:jc w:val="left"/>
+              <w:rPr>
+                <w:b/>
+                <w:bCs/>
+              </w:rPr>
+            </w:pPr>
+            <w:r>
+              <w:rPr>
+                <w:b/>
+                <w:bCs/>
+              </w:rPr>
+              <w:t>Transitions:</w:t>
+            </w:r>
+          </w:p>
+          <w:p>
+            <w:pPr>
+              <w:pStyle w:val="Paragraphedeliste"/>
+              <w:jc w:val="left"/>
+              <w:rPr>
+                <w:b/>
+                <w:bCs/>
+              </w:rPr>
+            </w:pPr>
+          </w:p>
+        </w:tc>
+        <w:tc>
+          <w:tcPr>
+            <w:tcW w:w="5098" w:type="dxa"/>
+          </w:tcPr>
+          <w:p>
+            <w:pPr>
+              <w:rPr>
+                <w:lang w:val="fr-FR"/>
+              </w:rPr>
+            </w:pPr>
+            <w:r>
+              <w:rPr>
+                <w:lang w:val="fr-FR"/>
+              </w:rPr>
+              <w:t>-</w:t>
+            </w:r>
+            <w:r>
+              <w:rPr>
+                <w:lang w:val="fr-FR"/>
+              </w:rPr>
+              <w:t>Retour automatique à Attente si l’erreur est corrigée.</w:t>
+            </w:r>
+          </w:p>
+          <w:p>
+            <w:pPr>
+              <w:rPr>
+                <w:lang w:val="fr-FR"/>
+              </w:rPr>
+            </w:pPr>
+          </w:p>
+          <w:p>
+            <w:pPr>
+              <w:rPr>
+                <w:lang w:val="fr-FR"/>
+              </w:rPr>
+            </w:pPr>
+            <w:r>
+              <w:rPr>
+                <w:lang w:val="fr-FR"/>
+              </w:rPr>
+              <w:t>-</w:t>
+            </w:r>
+            <w:r>
+              <w:rPr>
+                <w:lang w:val="fr-FR"/>
+              </w:rPr>
+              <w:t>Reste en Erreur si le problème persiste.</w:t>
+            </w:r>
+          </w:p>
+          <w:p>
+            <w:pPr>
+              <w:pStyle w:val="Paragraphedeliste"/>
+              <w:ind w:left="0"/>
+              <w:rPr>
+                <w:lang w:val="fr-FR"/>
+              </w:rPr>
+            </w:pPr>
+          </w:p>
+        </w:tc>
+      </w:tr>
+    </w:tbl>
+    <w:bookmarkEnd w:id="42"/>
+    <w:p>
+      <w:pPr>
+        <w:pStyle w:val="Paragraphedeliste"/>
+      </w:pPr>
+      <w:r>
+        <w:t xml:space="preserve"> </w:t>
       </w:r>
     </w:p>
     <w:p/>
@@ -11388,7 +15707,7 @@
         <w:bCs/>
         <w:noProof/>
       </w:rPr>
-      <w:t>21</w:t>
+      <w:t>24</w:t>
     </w:r>
     <w:r>
       <w:rPr>
@@ -11937,6 +16256,155 @@
     </w:lvl>
   </w:abstractNum>
   <w:abstractNum w:abstractNumId="3" w15:restartNumberingAfterBreak="0">
+    <w:nsid w:val="15FF1D1F"/>
+    <w:multiLevelType w:val="multilevel"/>
+    <w:tmpl w:val="CA9A14E0"/>
+    <w:lvl w:ilvl="0">
+      <w:start w:val="1"/>
+      <w:numFmt w:val="bullet"/>
+      <w:lvlText w:val=""/>
+      <w:lvlJc w:val="left"/>
+      <w:pPr>
+        <w:tabs>
+          <w:tab w:val="num" w:pos="720"/>
+        </w:tabs>
+        <w:ind w:left="720" w:hanging="360"/>
+      </w:pPr>
+      <w:rPr>
+        <w:rFonts w:ascii="Symbol" w:hAnsi="Symbol" w:hint="default"/>
+        <w:sz w:val="20"/>
+      </w:rPr>
+    </w:lvl>
+    <w:lvl w:ilvl="1">
+      <w:start w:val="1"/>
+      <w:numFmt w:val="bullet"/>
+      <w:lvlText w:val="o"/>
+      <w:lvlJc w:val="left"/>
+      <w:pPr>
+        <w:tabs>
+          <w:tab w:val="num" w:pos="1440"/>
+        </w:tabs>
+        <w:ind w:left="1440" w:hanging="360"/>
+      </w:pPr>
+      <w:rPr>
+        <w:rFonts w:ascii="Courier New" w:hAnsi="Courier New" w:hint="default"/>
+        <w:sz w:val="20"/>
+      </w:rPr>
+    </w:lvl>
+    <w:lvl w:ilvl="2" w:tentative="1">
+      <w:start w:val="1"/>
+      <w:numFmt w:val="bullet"/>
+      <w:lvlText w:val=""/>
+      <w:lvlJc w:val="left"/>
+      <w:pPr>
+        <w:tabs>
+          <w:tab w:val="num" w:pos="2160"/>
+        </w:tabs>
+        <w:ind w:left="2160" w:hanging="360"/>
+      </w:pPr>
+      <w:rPr>
+        <w:rFonts w:ascii="Wingdings" w:hAnsi="Wingdings" w:hint="default"/>
+        <w:sz w:val="20"/>
+      </w:rPr>
+    </w:lvl>
+    <w:lvl w:ilvl="3" w:tentative="1">
+      <w:start w:val="1"/>
+      <w:numFmt w:val="bullet"/>
+      <w:lvlText w:val=""/>
+      <w:lvlJc w:val="left"/>
+      <w:pPr>
+        <w:tabs>
+          <w:tab w:val="num" w:pos="2880"/>
+        </w:tabs>
+        <w:ind w:left="2880" w:hanging="360"/>
+      </w:pPr>
+      <w:rPr>
+        <w:rFonts w:ascii="Wingdings" w:hAnsi="Wingdings" w:hint="default"/>
+        <w:sz w:val="20"/>
+      </w:rPr>
+    </w:lvl>
+    <w:lvl w:ilvl="4" w:tentative="1">
+      <w:start w:val="1"/>
+      <w:numFmt w:val="bullet"/>
+      <w:lvlText w:val=""/>
+      <w:lvlJc w:val="left"/>
+      <w:pPr>
+        <w:tabs>
+          <w:tab w:val="num" w:pos="3600"/>
+        </w:tabs>
+        <w:ind w:left="3600" w:hanging="360"/>
+      </w:pPr>
+      <w:rPr>
+        <w:rFonts w:ascii="Wingdings" w:hAnsi="Wingdings" w:hint="default"/>
+        <w:sz w:val="20"/>
+      </w:rPr>
+    </w:lvl>
+    <w:lvl w:ilvl="5" w:tentative="1">
+      <w:start w:val="1"/>
+      <w:numFmt w:val="bullet"/>
+      <w:lvlText w:val=""/>
+      <w:lvlJc w:val="left"/>
+      <w:pPr>
+        <w:tabs>
+          <w:tab w:val="num" w:pos="4320"/>
+        </w:tabs>
+        <w:ind w:left="4320" w:hanging="360"/>
+      </w:pPr>
+      <w:rPr>
+        <w:rFonts w:ascii="Wingdings" w:hAnsi="Wingdings" w:hint="default"/>
+        <w:sz w:val="20"/>
+      </w:rPr>
+    </w:lvl>
+    <w:lvl w:ilvl="6" w:tentative="1">
+      <w:start w:val="1"/>
+      <w:numFmt w:val="bullet"/>
+      <w:lvlText w:val=""/>
+      <w:lvlJc w:val="left"/>
+      <w:pPr>
+        <w:tabs>
+          <w:tab w:val="num" w:pos="5040"/>
+        </w:tabs>
+        <w:ind w:left="5040" w:hanging="360"/>
+      </w:pPr>
+      <w:rPr>
+        <w:rFonts w:ascii="Wingdings" w:hAnsi="Wingdings" w:hint="default"/>
+        <w:sz w:val="20"/>
+      </w:rPr>
+    </w:lvl>
+    <w:lvl w:ilvl="7" w:tentative="1">
+      <w:start w:val="1"/>
+      <w:numFmt w:val="bullet"/>
+      <w:lvlText w:val=""/>
+      <w:lvlJc w:val="left"/>
+      <w:pPr>
+        <w:tabs>
+          <w:tab w:val="num" w:pos="5760"/>
+        </w:tabs>
+        <w:ind w:left="5760" w:hanging="360"/>
+      </w:pPr>
+      <w:rPr>
+        <w:rFonts w:ascii="Wingdings" w:hAnsi="Wingdings" w:hint="default"/>
+        <w:sz w:val="20"/>
+      </w:rPr>
+    </w:lvl>
+    <w:lvl w:ilvl="8" w:tentative="1">
+      <w:start w:val="1"/>
+      <w:numFmt w:val="bullet"/>
+      <w:lvlText w:val=""/>
+      <w:lvlJc w:val="left"/>
+      <w:pPr>
+        <w:tabs>
+          <w:tab w:val="num" w:pos="6480"/>
+        </w:tabs>
+        <w:ind w:left="6480" w:hanging="360"/>
+      </w:pPr>
+      <w:rPr>
+        <w:rFonts w:ascii="Wingdings" w:hAnsi="Wingdings" w:hint="default"/>
+        <w:sz w:val="20"/>
+      </w:rPr>
+    </w:lvl>
+  </w:abstractNum>
+  <w:abstractNum w:abstractNumId="4" w15:restartNumberingAfterBreak="0">
     <w:nsid w:val="17EA2513"/>
     <w:multiLevelType w:val="hybridMultilevel"/>
     <w:tmpl w:val="0F1022CA"/>
@@ -12049,7 +16517,418 @@
       </w:rPr>
     </w:lvl>
   </w:abstractNum>
-  <w:abstractNum w:abstractNumId="4" w15:restartNumberingAfterBreak="0">
+  <w:abstractNum w:abstractNumId="5" w15:restartNumberingAfterBreak="0">
+    <w:nsid w:val="1DA56CA5"/>
+    <w:multiLevelType w:val="multilevel"/>
+    <w:tmpl w:val="A740E43E"/>
+    <w:lvl w:ilvl="0">
+      <w:start w:val="1"/>
+      <w:numFmt w:val="bullet"/>
+      <w:lvlText w:val=""/>
+      <w:lvlJc w:val="left"/>
+      <w:pPr>
+        <w:tabs>
+          <w:tab w:val="num" w:pos="720"/>
+        </w:tabs>
+        <w:ind w:left="720" w:hanging="360"/>
+      </w:pPr>
+      <w:rPr>
+        <w:rFonts w:ascii="Symbol" w:hAnsi="Symbol" w:hint="default"/>
+        <w:sz w:val="20"/>
+      </w:rPr>
+    </w:lvl>
+    <w:lvl w:ilvl="1">
+      <w:start w:val="1"/>
+      <w:numFmt w:val="bullet"/>
+      <w:lvlText w:val="o"/>
+      <w:lvlJc w:val="left"/>
+      <w:pPr>
+        <w:tabs>
+          <w:tab w:val="num" w:pos="1440"/>
+        </w:tabs>
+        <w:ind w:left="1440" w:hanging="360"/>
+      </w:pPr>
+      <w:rPr>
+        <w:rFonts w:ascii="Courier New" w:hAnsi="Courier New" w:hint="default"/>
+        <w:sz w:val="20"/>
+      </w:rPr>
+    </w:lvl>
+    <w:lvl w:ilvl="2" w:tentative="1">
+      <w:start w:val="1"/>
+      <w:numFmt w:val="bullet"/>
+      <w:lvlText w:val=""/>
+      <w:lvlJc w:val="left"/>
+      <w:pPr>
+        <w:tabs>
+          <w:tab w:val="num" w:pos="2160"/>
+        </w:tabs>
+        <w:ind w:left="2160" w:hanging="360"/>
+      </w:pPr>
+      <w:rPr>
+        <w:rFonts w:ascii="Wingdings" w:hAnsi="Wingdings" w:hint="default"/>
+        <w:sz w:val="20"/>
+      </w:rPr>
+    </w:lvl>
+    <w:lvl w:ilvl="3" w:tentative="1">
+      <w:start w:val="1"/>
+      <w:numFmt w:val="bullet"/>
+      <w:lvlText w:val=""/>
+      <w:lvlJc w:val="left"/>
+      <w:pPr>
+        <w:tabs>
+          <w:tab w:val="num" w:pos="2880"/>
+        </w:tabs>
+        <w:ind w:left="2880" w:hanging="360"/>
+      </w:pPr>
+      <w:rPr>
+        <w:rFonts w:ascii="Wingdings" w:hAnsi="Wingdings" w:hint="default"/>
+        <w:sz w:val="20"/>
+      </w:rPr>
+    </w:lvl>
+    <w:lvl w:ilvl="4" w:tentative="1">
+      <w:start w:val="1"/>
+      <w:numFmt w:val="bullet"/>
+      <w:lvlText w:val=""/>
+      <w:lvlJc w:val="left"/>
+      <w:pPr>
+        <w:tabs>
+          <w:tab w:val="num" w:pos="3600"/>
+        </w:tabs>
+        <w:ind w:left="3600" w:hanging="360"/>
+      </w:pPr>
+      <w:rPr>
+        <w:rFonts w:ascii="Wingdings" w:hAnsi="Wingdings" w:hint="default"/>
+        <w:sz w:val="20"/>
+      </w:rPr>
+    </w:lvl>
+    <w:lvl w:ilvl="5" w:tentative="1">
+      <w:start w:val="1"/>
+      <w:numFmt w:val="bullet"/>
+      <w:lvlText w:val=""/>
+      <w:lvlJc w:val="left"/>
+      <w:pPr>
+        <w:tabs>
+          <w:tab w:val="num" w:pos="4320"/>
+        </w:tabs>
+        <w:ind w:left="4320" w:hanging="360"/>
+      </w:pPr>
+      <w:rPr>
+        <w:rFonts w:ascii="Wingdings" w:hAnsi="Wingdings" w:hint="default"/>
+        <w:sz w:val="20"/>
+      </w:rPr>
+    </w:lvl>
+    <w:lvl w:ilvl="6" w:tentative="1">
+      <w:start w:val="1"/>
+      <w:numFmt w:val="bullet"/>
+      <w:lvlText w:val=""/>
+      <w:lvlJc w:val="left"/>
+      <w:pPr>
+        <w:tabs>
+          <w:tab w:val="num" w:pos="5040"/>
+        </w:tabs>
+        <w:ind w:left="5040" w:hanging="360"/>
+      </w:pPr>
+      <w:rPr>
+        <w:rFonts w:ascii="Wingdings" w:hAnsi="Wingdings" w:hint="default"/>
+        <w:sz w:val="20"/>
+      </w:rPr>
+    </w:lvl>
+    <w:lvl w:ilvl="7" w:tentative="1">
+      <w:start w:val="1"/>
+      <w:numFmt w:val="bullet"/>
+      <w:lvlText w:val=""/>
+      <w:lvlJc w:val="left"/>
+      <w:pPr>
+        <w:tabs>
+          <w:tab w:val="num" w:pos="5760"/>
+        </w:tabs>
+        <w:ind w:left="5760" w:hanging="360"/>
+      </w:pPr>
+      <w:rPr>
+        <w:rFonts w:ascii="Wingdings" w:hAnsi="Wingdings" w:hint="default"/>
+        <w:sz w:val="20"/>
+      </w:rPr>
+    </w:lvl>
+    <w:lvl w:ilvl="8" w:tentative="1">
+      <w:start w:val="1"/>
+      <w:numFmt w:val="bullet"/>
+      <w:lvlText w:val=""/>
+      <w:lvlJc w:val="left"/>
+      <w:pPr>
+        <w:tabs>
+          <w:tab w:val="num" w:pos="6480"/>
+        </w:tabs>
+        <w:ind w:left="6480" w:hanging="360"/>
+      </w:pPr>
+      <w:rPr>
+        <w:rFonts w:ascii="Wingdings" w:hAnsi="Wingdings" w:hint="default"/>
+        <w:sz w:val="20"/>
+      </w:rPr>
+    </w:lvl>
+  </w:abstractNum>
+  <w:abstractNum w:abstractNumId="6" w15:restartNumberingAfterBreak="0">
+    <w:nsid w:val="2A151C53"/>
+    <w:multiLevelType w:val="multilevel"/>
+    <w:tmpl w:val="C1B278F8"/>
+    <w:lvl w:ilvl="0">
+      <w:start w:val="1"/>
+      <w:numFmt w:val="bullet"/>
+      <w:lvlText w:val=""/>
+      <w:lvlJc w:val="left"/>
+      <w:pPr>
+        <w:tabs>
+          <w:tab w:val="num" w:pos="720"/>
+        </w:tabs>
+        <w:ind w:left="720" w:hanging="360"/>
+      </w:pPr>
+      <w:rPr>
+        <w:rFonts w:ascii="Symbol" w:hAnsi="Symbol" w:hint="default"/>
+        <w:sz w:val="20"/>
+      </w:rPr>
+    </w:lvl>
+    <w:lvl w:ilvl="1">
+      <w:start w:val="1"/>
+      <w:numFmt w:val="bullet"/>
+      <w:lvlText w:val="o"/>
+      <w:lvlJc w:val="left"/>
+      <w:pPr>
+        <w:tabs>
+          <w:tab w:val="num" w:pos="1440"/>
+        </w:tabs>
+        <w:ind w:left="1440" w:hanging="360"/>
+      </w:pPr>
+      <w:rPr>
+        <w:rFonts w:ascii="Courier New" w:hAnsi="Courier New" w:hint="default"/>
+        <w:sz w:val="20"/>
+      </w:rPr>
+    </w:lvl>
+    <w:lvl w:ilvl="2" w:tentative="1">
+      <w:start w:val="1"/>
+      <w:numFmt w:val="bullet"/>
+      <w:lvlText w:val=""/>
+      <w:lvlJc w:val="left"/>
+      <w:pPr>
+        <w:tabs>
+          <w:tab w:val="num" w:pos="2160"/>
+        </w:tabs>
+        <w:ind w:left="2160" w:hanging="360"/>
+      </w:pPr>
+      <w:rPr>
+        <w:rFonts w:ascii="Wingdings" w:hAnsi="Wingdings" w:hint="default"/>
+        <w:sz w:val="20"/>
+      </w:rPr>
+    </w:lvl>
+    <w:lvl w:ilvl="3" w:tentative="1">
+      <w:start w:val="1"/>
+      <w:numFmt w:val="bullet"/>
+      <w:lvlText w:val=""/>
+      <w:lvlJc w:val="left"/>
+      <w:pPr>
+        <w:tabs>
+          <w:tab w:val="num" w:pos="2880"/>
+        </w:tabs>
+        <w:ind w:left="2880" w:hanging="360"/>
+      </w:pPr>
+      <w:rPr>
+        <w:rFonts w:ascii="Wingdings" w:hAnsi="Wingdings" w:hint="default"/>
+        <w:sz w:val="20"/>
+      </w:rPr>
+    </w:lvl>
+    <w:lvl w:ilvl="4" w:tentative="1">
+      <w:start w:val="1"/>
+      <w:numFmt w:val="bullet"/>
+      <w:lvlText w:val=""/>
+      <w:lvlJc w:val="left"/>
+      <w:pPr>
+        <w:tabs>
+          <w:tab w:val="num" w:pos="3600"/>
+        </w:tabs>
+        <w:ind w:left="3600" w:hanging="360"/>
+      </w:pPr>
+      <w:rPr>
+        <w:rFonts w:ascii="Wingdings" w:hAnsi="Wingdings" w:hint="default"/>
+        <w:sz w:val="20"/>
+      </w:rPr>
+    </w:lvl>
+    <w:lvl w:ilvl="5" w:tentative="1">
+      <w:start w:val="1"/>
+      <w:numFmt w:val="bullet"/>
+      <w:lvlText w:val=""/>
+      <w:lvlJc w:val="left"/>
+      <w:pPr>
+        <w:tabs>
+          <w:tab w:val="num" w:pos="4320"/>
+        </w:tabs>
+        <w:ind w:left="4320" w:hanging="360"/>
+      </w:pPr>
+      <w:rPr>
+        <w:rFonts w:ascii="Wingdings" w:hAnsi="Wingdings" w:hint="default"/>
+        <w:sz w:val="20"/>
+      </w:rPr>
+    </w:lvl>
+    <w:lvl w:ilvl="6" w:tentative="1">
+      <w:start w:val="1"/>
+      <w:numFmt w:val="bullet"/>
+      <w:lvlText w:val=""/>
+      <w:lvlJc w:val="left"/>
+      <w:pPr>
+        <w:tabs>
+          <w:tab w:val="num" w:pos="5040"/>
+        </w:tabs>
+        <w:ind w:left="5040" w:hanging="360"/>
+      </w:pPr>
+      <w:rPr>
+        <w:rFonts w:ascii="Wingdings" w:hAnsi="Wingdings" w:hint="default"/>
+        <w:sz w:val="20"/>
+      </w:rPr>
+    </w:lvl>
+    <w:lvl w:ilvl="7" w:tentative="1">
+      <w:start w:val="1"/>
+      <w:numFmt w:val="bullet"/>
+      <w:lvlText w:val=""/>
+      <w:lvlJc w:val="left"/>
+      <w:pPr>
+        <w:tabs>
+          <w:tab w:val="num" w:pos="5760"/>
+        </w:tabs>
+        <w:ind w:left="5760" w:hanging="360"/>
+      </w:pPr>
+      <w:rPr>
+        <w:rFonts w:ascii="Wingdings" w:hAnsi="Wingdings" w:hint="default"/>
+        <w:sz w:val="20"/>
+      </w:rPr>
+    </w:lvl>
+    <w:lvl w:ilvl="8" w:tentative="1">
+      <w:start w:val="1"/>
+      <w:numFmt w:val="bullet"/>
+      <w:lvlText w:val=""/>
+      <w:lvlJc w:val="left"/>
+      <w:pPr>
+        <w:tabs>
+          <w:tab w:val="num" w:pos="6480"/>
+        </w:tabs>
+        <w:ind w:left="6480" w:hanging="360"/>
+      </w:pPr>
+      <w:rPr>
+        <w:rFonts w:ascii="Wingdings" w:hAnsi="Wingdings" w:hint="default"/>
+        <w:sz w:val="20"/>
+      </w:rPr>
+    </w:lvl>
+  </w:abstractNum>
+  <w:abstractNum w:abstractNumId="7" w15:restartNumberingAfterBreak="0">
+    <w:nsid w:val="37F60895"/>
+    <w:multiLevelType w:val="multilevel"/>
+    <w:tmpl w:val="B686C7A2"/>
+    <w:lvl w:ilvl="0">
+      <w:start w:val="1"/>
+      <w:numFmt w:val="decimal"/>
+      <w:lvlText w:val="%1."/>
+      <w:lvlJc w:val="left"/>
+      <w:pPr>
+        <w:tabs>
+          <w:tab w:val="num" w:pos="720"/>
+        </w:tabs>
+        <w:ind w:left="720" w:hanging="360"/>
+      </w:pPr>
+    </w:lvl>
+    <w:lvl w:ilvl="1" w:tentative="1">
+      <w:start w:val="1"/>
+      <w:numFmt w:val="decimal"/>
+      <w:lvlText w:val="%2."/>
+      <w:lvlJc w:val="left"/>
+      <w:pPr>
+        <w:tabs>
+          <w:tab w:val="num" w:pos="1440"/>
+        </w:tabs>
+        <w:ind w:left="1440" w:hanging="360"/>
+      </w:pPr>
+    </w:lvl>
+    <w:lvl w:ilvl="2" w:tentative="1">
+      <w:start w:val="1"/>
+      <w:numFmt w:val="decimal"/>
+      <w:lvlText w:val="%3."/>
+      <w:lvlJc w:val="left"/>
+      <w:pPr>
+        <w:tabs>
+          <w:tab w:val="num" w:pos="2160"/>
+        </w:tabs>
+        <w:ind w:left="2160" w:hanging="360"/>
+      </w:pPr>
+    </w:lvl>
+    <w:lvl w:ilvl="3" w:tentative="1">
+      <w:start w:val="1"/>
+      <w:numFmt w:val="decimal"/>
+      <w:lvlText w:val="%4."/>
+      <w:lvlJc w:val="left"/>
+      <w:pPr>
+        <w:tabs>
+          <w:tab w:val="num" w:pos="2880"/>
+        </w:tabs>
+        <w:ind w:left="2880" w:hanging="360"/>
+      </w:pPr>
+    </w:lvl>
+    <w:lvl w:ilvl="4" w:tentative="1">
+      <w:start w:val="1"/>
+      <w:numFmt w:val="decimal"/>
+      <w:lvlText w:val="%5."/>
+      <w:lvlJc w:val="left"/>
+      <w:pPr>
+        <w:tabs>
+          <w:tab w:val="num" w:pos="3600"/>
+        </w:tabs>
+        <w:ind w:left="3600" w:hanging="360"/>
+      </w:pPr>
+    </w:lvl>
+    <w:lvl w:ilvl="5" w:tentative="1">
+      <w:start w:val="1"/>
+      <w:numFmt w:val="decimal"/>
+      <w:lvlText w:val="%6."/>
+      <w:lvlJc w:val="left"/>
+      <w:pPr>
+        <w:tabs>
+          <w:tab w:val="num" w:pos="4320"/>
+        </w:tabs>
+        <w:ind w:left="4320" w:hanging="360"/>
+      </w:pPr>
+    </w:lvl>
+    <w:lvl w:ilvl="6" w:tentative="1">
+      <w:start w:val="1"/>
+      <w:numFmt w:val="decimal"/>
+      <w:lvlText w:val="%7."/>
+      <w:lvlJc w:val="left"/>
+      <w:pPr>
+        <w:tabs>
+          <w:tab w:val="num" w:pos="5040"/>
+        </w:tabs>
+        <w:ind w:left="5040" w:hanging="360"/>
+      </w:pPr>
+    </w:lvl>
+    <w:lvl w:ilvl="7" w:tentative="1">
+      <w:start w:val="1"/>
+      <w:numFmt w:val="decimal"/>
+      <w:lvlText w:val="%8."/>
+      <w:lvlJc w:val="left"/>
+      <w:pPr>
+        <w:tabs>
+          <w:tab w:val="num" w:pos="5760"/>
+        </w:tabs>
+        <w:ind w:left="5760" w:hanging="360"/>
+      </w:pPr>
+    </w:lvl>
+    <w:lvl w:ilvl="8" w:tentative="1">
+      <w:start w:val="1"/>
+      <w:numFmt w:val="decimal"/>
+      <w:lvlText w:val="%9."/>
+      <w:lvlJc w:val="left"/>
+      <w:pPr>
+        <w:tabs>
+          <w:tab w:val="num" w:pos="6480"/>
+        </w:tabs>
+        <w:ind w:left="6480" w:hanging="360"/>
+      </w:pPr>
+    </w:lvl>
+  </w:abstractNum>
+  <w:abstractNum w:abstractNumId="8" w15:restartNumberingAfterBreak="0">
     <w:nsid w:val="3B992B65"/>
     <w:multiLevelType w:val="hybridMultilevel"/>
     <w:tmpl w:val="12A4A5A0"/>
@@ -12162,7 +17041,7 @@
       </w:rPr>
     </w:lvl>
   </w:abstractNum>
-  <w:abstractNum w:abstractNumId="5" w15:restartNumberingAfterBreak="0">
+  <w:abstractNum w:abstractNumId="9" w15:restartNumberingAfterBreak="0">
     <w:nsid w:val="40B06DD7"/>
     <w:multiLevelType w:val="hybridMultilevel"/>
     <w:tmpl w:val="521A01A2"/>
@@ -12275,7 +17154,156 @@
       </w:rPr>
     </w:lvl>
   </w:abstractNum>
-  <w:abstractNum w:abstractNumId="6" w15:restartNumberingAfterBreak="0">
+  <w:abstractNum w:abstractNumId="10" w15:restartNumberingAfterBreak="0">
+    <w:nsid w:val="41022FFC"/>
+    <w:multiLevelType w:val="multilevel"/>
+    <w:tmpl w:val="11E27E0E"/>
+    <w:lvl w:ilvl="0">
+      <w:start w:val="1"/>
+      <w:numFmt w:val="bullet"/>
+      <w:lvlText w:val=""/>
+      <w:lvlJc w:val="left"/>
+      <w:pPr>
+        <w:tabs>
+          <w:tab w:val="num" w:pos="720"/>
+        </w:tabs>
+        <w:ind w:left="720" w:hanging="360"/>
+      </w:pPr>
+      <w:rPr>
+        <w:rFonts w:ascii="Symbol" w:hAnsi="Symbol" w:hint="default"/>
+        <w:sz w:val="20"/>
+      </w:rPr>
+    </w:lvl>
+    <w:lvl w:ilvl="1">
+      <w:start w:val="1"/>
+      <w:numFmt w:val="bullet"/>
+      <w:lvlText w:val="o"/>
+      <w:lvlJc w:val="left"/>
+      <w:pPr>
+        <w:tabs>
+          <w:tab w:val="num" w:pos="1440"/>
+        </w:tabs>
+        <w:ind w:left="1440" w:hanging="360"/>
+      </w:pPr>
+      <w:rPr>
+        <w:rFonts w:ascii="Courier New" w:hAnsi="Courier New" w:hint="default"/>
+        <w:sz w:val="20"/>
+      </w:rPr>
+    </w:lvl>
+    <w:lvl w:ilvl="2" w:tentative="1">
+      <w:start w:val="1"/>
+      <w:numFmt w:val="bullet"/>
+      <w:lvlText w:val=""/>
+      <w:lvlJc w:val="left"/>
+      <w:pPr>
+        <w:tabs>
+          <w:tab w:val="num" w:pos="2160"/>
+        </w:tabs>
+        <w:ind w:left="2160" w:hanging="360"/>
+      </w:pPr>
+      <w:rPr>
+        <w:rFonts w:ascii="Wingdings" w:hAnsi="Wingdings" w:hint="default"/>
+        <w:sz w:val="20"/>
+      </w:rPr>
+    </w:lvl>
+    <w:lvl w:ilvl="3" w:tentative="1">
+      <w:start w:val="1"/>
+      <w:numFmt w:val="bullet"/>
+      <w:lvlText w:val=""/>
+      <w:lvlJc w:val="left"/>
+      <w:pPr>
+        <w:tabs>
+          <w:tab w:val="num" w:pos="2880"/>
+        </w:tabs>
+        <w:ind w:left="2880" w:hanging="360"/>
+      </w:pPr>
+      <w:rPr>
+        <w:rFonts w:ascii="Wingdings" w:hAnsi="Wingdings" w:hint="default"/>
+        <w:sz w:val="20"/>
+      </w:rPr>
+    </w:lvl>
+    <w:lvl w:ilvl="4" w:tentative="1">
+      <w:start w:val="1"/>
+      <w:numFmt w:val="bullet"/>
+      <w:lvlText w:val=""/>
+      <w:lvlJc w:val="left"/>
+      <w:pPr>
+        <w:tabs>
+          <w:tab w:val="num" w:pos="3600"/>
+        </w:tabs>
+        <w:ind w:left="3600" w:hanging="360"/>
+      </w:pPr>
+      <w:rPr>
+        <w:rFonts w:ascii="Wingdings" w:hAnsi="Wingdings" w:hint="default"/>
+        <w:sz w:val="20"/>
+      </w:rPr>
+    </w:lvl>
+    <w:lvl w:ilvl="5" w:tentative="1">
+      <w:start w:val="1"/>
+      <w:numFmt w:val="bullet"/>
+      <w:lvlText w:val=""/>
+      <w:lvlJc w:val="left"/>
+      <w:pPr>
+        <w:tabs>
+          <w:tab w:val="num" w:pos="4320"/>
+        </w:tabs>
+        <w:ind w:left="4320" w:hanging="360"/>
+      </w:pPr>
+      <w:rPr>
+        <w:rFonts w:ascii="Wingdings" w:hAnsi="Wingdings" w:hint="default"/>
+        <w:sz w:val="20"/>
+      </w:rPr>
+    </w:lvl>
+    <w:lvl w:ilvl="6" w:tentative="1">
+      <w:start w:val="1"/>
+      <w:numFmt w:val="bullet"/>
+      <w:lvlText w:val=""/>
+      <w:lvlJc w:val="left"/>
+      <w:pPr>
+        <w:tabs>
+          <w:tab w:val="num" w:pos="5040"/>
+        </w:tabs>
+        <w:ind w:left="5040" w:hanging="360"/>
+      </w:pPr>
+      <w:rPr>
+        <w:rFonts w:ascii="Wingdings" w:hAnsi="Wingdings" w:hint="default"/>
+        <w:sz w:val="20"/>
+      </w:rPr>
+    </w:lvl>
+    <w:lvl w:ilvl="7" w:tentative="1">
+      <w:start w:val="1"/>
+      <w:numFmt w:val="bullet"/>
+      <w:lvlText w:val=""/>
+      <w:lvlJc w:val="left"/>
+      <w:pPr>
+        <w:tabs>
+          <w:tab w:val="num" w:pos="5760"/>
+        </w:tabs>
+        <w:ind w:left="5760" w:hanging="360"/>
+      </w:pPr>
+      <w:rPr>
+        <w:rFonts w:ascii="Wingdings" w:hAnsi="Wingdings" w:hint="default"/>
+        <w:sz w:val="20"/>
+      </w:rPr>
+    </w:lvl>
+    <w:lvl w:ilvl="8" w:tentative="1">
+      <w:start w:val="1"/>
+      <w:numFmt w:val="bullet"/>
+      <w:lvlText w:val=""/>
+      <w:lvlJc w:val="left"/>
+      <w:pPr>
+        <w:tabs>
+          <w:tab w:val="num" w:pos="6480"/>
+        </w:tabs>
+        <w:ind w:left="6480" w:hanging="360"/>
+      </w:pPr>
+      <w:rPr>
+        <w:rFonts w:ascii="Wingdings" w:hAnsi="Wingdings" w:hint="default"/>
+        <w:sz w:val="20"/>
+      </w:rPr>
+    </w:lvl>
+  </w:abstractNum>
+  <w:abstractNum w:abstractNumId="11" w15:restartNumberingAfterBreak="0">
     <w:nsid w:val="4D561A31"/>
     <w:multiLevelType w:val="hybridMultilevel"/>
     <w:tmpl w:val="1FCE6BCA"/>
@@ -12388,7 +17416,7 @@
       </w:rPr>
     </w:lvl>
   </w:abstractNum>
-  <w:abstractNum w:abstractNumId="7" w15:restartNumberingAfterBreak="0">
+  <w:abstractNum w:abstractNumId="12" w15:restartNumberingAfterBreak="0">
     <w:nsid w:val="556F39B9"/>
     <w:multiLevelType w:val="hybridMultilevel"/>
     <w:tmpl w:val="6FACAFE0"/>
@@ -12501,7 +17529,7 @@
       </w:rPr>
     </w:lvl>
   </w:abstractNum>
-  <w:abstractNum w:abstractNumId="8" w15:restartNumberingAfterBreak="0">
+  <w:abstractNum w:abstractNumId="13" w15:restartNumberingAfterBreak="0">
     <w:nsid w:val="59C77AE8"/>
     <w:multiLevelType w:val="hybridMultilevel"/>
     <w:tmpl w:val="BA340E3A"/>
@@ -12614,7 +17642,7 @@
       </w:rPr>
     </w:lvl>
   </w:abstractNum>
-  <w:abstractNum w:abstractNumId="9" w15:restartNumberingAfterBreak="0">
+  <w:abstractNum w:abstractNumId="14" w15:restartNumberingAfterBreak="0">
     <w:nsid w:val="5B1E6236"/>
     <w:multiLevelType w:val="hybridMultilevel"/>
     <w:tmpl w:val="D8B40CE8"/>
@@ -12727,7 +17755,7 @@
       </w:rPr>
     </w:lvl>
   </w:abstractNum>
-  <w:abstractNum w:abstractNumId="10" w15:restartNumberingAfterBreak="0">
+  <w:abstractNum w:abstractNumId="15" w15:restartNumberingAfterBreak="0">
     <w:nsid w:val="61467CF4"/>
     <w:multiLevelType w:val="hybridMultilevel"/>
     <w:tmpl w:val="C61A8E36"/>
@@ -12840,7 +17868,7 @@
       </w:rPr>
     </w:lvl>
   </w:abstractNum>
-  <w:abstractNum w:abstractNumId="11" w15:restartNumberingAfterBreak="0">
+  <w:abstractNum w:abstractNumId="16" w15:restartNumberingAfterBreak="0">
     <w:nsid w:val="619738EF"/>
     <w:multiLevelType w:val="multilevel"/>
     <w:tmpl w:val="37CE2D78"/>
@@ -12935,7 +17963,7 @@
       </w:pPr>
     </w:lvl>
   </w:abstractNum>
-  <w:abstractNum w:abstractNumId="12" w15:restartNumberingAfterBreak="0">
+  <w:abstractNum w:abstractNumId="17" w15:restartNumberingAfterBreak="0">
     <w:nsid w:val="66C86151"/>
     <w:multiLevelType w:val="hybridMultilevel"/>
     <w:tmpl w:val="3752CBFC"/>
@@ -13048,7 +18076,7 @@
       </w:rPr>
     </w:lvl>
   </w:abstractNum>
-  <w:abstractNum w:abstractNumId="13" w15:restartNumberingAfterBreak="0">
+  <w:abstractNum w:abstractNumId="18" w15:restartNumberingAfterBreak="0">
     <w:nsid w:val="7913282B"/>
     <w:multiLevelType w:val="hybridMultilevel"/>
     <w:tmpl w:val="5A3051B4"/>
@@ -13162,7 +18190,7 @@
     </w:lvl>
   </w:abstractNum>
   <w:num w:numId="1">
-    <w:abstractNumId w:val="11"/>
+    <w:abstractNumId w:val="16"/>
   </w:num>
   <w:num w:numId="2">
     <w:abstractNumId w:val="0"/>
@@ -13174,34 +18202,49 @@
     <w:abstractNumId w:val="1"/>
   </w:num>
   <w:num w:numId="5">
-    <w:abstractNumId w:val="5"/>
+    <w:abstractNumId w:val="9"/>
   </w:num>
   <w:num w:numId="6">
+    <w:abstractNumId w:val="18"/>
+  </w:num>
+  <w:num w:numId="7">
+    <w:abstractNumId w:val="11"/>
+  </w:num>
+  <w:num w:numId="8">
+    <w:abstractNumId w:val="14"/>
+  </w:num>
+  <w:num w:numId="9">
+    <w:abstractNumId w:val="12"/>
+  </w:num>
+  <w:num w:numId="10">
+    <w:abstractNumId w:val="4"/>
+  </w:num>
+  <w:num w:numId="11">
     <w:abstractNumId w:val="13"/>
   </w:num>
-  <w:num w:numId="7">
+  <w:num w:numId="12">
+    <w:abstractNumId w:val="15"/>
+  </w:num>
+  <w:num w:numId="13">
+    <w:abstractNumId w:val="8"/>
+  </w:num>
+  <w:num w:numId="14">
+    <w:abstractNumId w:val="17"/>
+  </w:num>
+  <w:num w:numId="15">
+    <w:abstractNumId w:val="7"/>
+  </w:num>
+  <w:num w:numId="16">
+    <w:abstractNumId w:val="10"/>
+  </w:num>
+  <w:num w:numId="17">
     <w:abstractNumId w:val="6"/>
   </w:num>
-  <w:num w:numId="8">
-    <w:abstractNumId w:val="9"/>
-  </w:num>
-  <w:num w:numId="9">
-    <w:abstractNumId w:val="7"/>
-  </w:num>
-  <w:num w:numId="10">
+  <w:num w:numId="18">
     <w:abstractNumId w:val="3"/>
   </w:num>
-  <w:num w:numId="11">
-    <w:abstractNumId w:val="8"/>
-  </w:num>
-  <w:num w:numId="12">
-    <w:abstractNumId w:val="10"/>
-  </w:num>
-  <w:num w:numId="13">
-    <w:abstractNumId w:val="4"/>
-  </w:num>
-  <w:num w:numId="14">
-    <w:abstractNumId w:val="12"/>
+  <w:num w:numId="19">
+    <w:abstractNumId w:val="5"/>
   </w:num>
   <w:numIdMacAtCleanup w:val="14"/>
 </w:numbering>
@@ -13851,7 +18894,6 @@
   <w:style w:type="character" w:default="1" w:styleId="Policepardfaut">
     <w:name w:val="Default Paragraph Font"/>
     <w:uiPriority w:val="1"/>
-    <w:semiHidden/>
     <w:unhideWhenUsed/>
   </w:style>
   <w:style w:type="table" w:default="1" w:styleId="TableauNormal">
@@ -14669,7 +19711,7 @@
     <w:charset w:val="00"/>
     <w:family w:val="roman"/>
     <w:pitch w:val="variable"/>
-    <w:sig w:usb0="E0002AFF" w:usb1="C0007843" w:usb2="00000009" w:usb3="00000000" w:csb0="000001FF" w:csb1="00000000"/>
+    <w:sig w:usb0="E0002EFF" w:usb1="C000785B" w:usb2="00000009" w:usb3="00000000" w:csb0="000001FF" w:csb1="00000000"/>
   </w:font>
   <w:font w:name="Courier New">
     <w:panose1 w:val="02070309020205020404"/>
@@ -14683,7 +19725,7 @@
     <w:charset w:val="00"/>
     <w:family w:val="swiss"/>
     <w:pitch w:val="variable"/>
-    <w:sig w:usb0="E0002AFF" w:usb1="4000ACFF" w:usb2="00000001" w:usb3="00000000" w:csb0="000001FF" w:csb1="00000000"/>
+    <w:sig w:usb0="E4002EFF" w:usb1="C000247B" w:usb2="00000009" w:usb3="00000000" w:csb0="000001FF" w:csb1="00000000"/>
   </w:font>
   <w:font w:name="Symbol">
     <w:panose1 w:val="05050102010706020507"/>
@@ -14697,14 +19739,14 @@
     <w:charset w:val="00"/>
     <w:family w:val="roman"/>
     <w:pitch w:val="variable"/>
-    <w:sig w:usb0="A00002EF" w:usb1="4000004B" w:usb2="00000000" w:usb3="00000000" w:csb0="0000019F" w:csb1="00000000"/>
+    <w:sig w:usb0="E00006FF" w:usb1="420024FF" w:usb2="02000000" w:usb3="00000000" w:csb0="0000019F" w:csb1="00000000"/>
   </w:font>
   <w:font w:name="Arial">
     <w:panose1 w:val="020B0604020202020204"/>
     <w:charset w:val="00"/>
     <w:family w:val="swiss"/>
     <w:pitch w:val="variable"/>
-    <w:sig w:usb0="E0002AFF" w:usb1="C0007843" w:usb2="00000009" w:usb3="00000000" w:csb0="000001FF" w:csb1="00000000"/>
+    <w:sig w:usb0="E0002EFF" w:usb1="C000785B" w:usb2="00000009" w:usb3="00000000" w:csb0="000001FF" w:csb1="00000000"/>
   </w:font>
   <w:font w:name="Wingdings 2">
     <w:panose1 w:val="05020102010507070707"/>
@@ -14718,7 +19760,7 @@
     <w:charset w:val="00"/>
     <w:family w:val="swiss"/>
     <w:pitch w:val="variable"/>
-    <w:sig w:usb0="A0002AEF" w:usb1="4000207B" w:usb2="00000000" w:usb3="00000000" w:csb0="000001FF" w:csb1="00000000"/>
+    <w:sig w:usb0="E4002EFF" w:usb1="C000247B" w:usb2="00000009" w:usb3="00000000" w:csb0="000001FF" w:csb1="00000000"/>
   </w:font>
 </w:fonts>
 </file>
@@ -14754,6 +19796,8 @@
     <w:rsid w:val="00A67BD1"/>
     <w:rsid w:val="00B10ED4"/>
     <w:rsid w:val="00C637DE"/>
+    <w:rsid w:val="00C7342D"/>
+    <w:rsid w:val="00D12B9B"/>
     <w:rsid w:val="00F910A6"/>
   </w:rsids>
   <m:mathPr>

--- a/Documents/DossierAnalyse.docx
+++ b/Documents/DossierAnalyse.docx
@@ -1151,12 +1151,6 @@
     <w:p>
       <w:pPr>
         <w:sectPr>
-          <w:headerReference w:type="even" r:id="rId9"/>
-          <w:headerReference w:type="default" r:id="rId10"/>
-          <w:footerReference w:type="even" r:id="rId11"/>
-          <w:footerReference w:type="default" r:id="rId12"/>
-          <w:headerReference w:type="first" r:id="rId13"/>
-          <w:footerReference w:type="first" r:id="rId14"/>
           <w:pgSz w:w="11906" w:h="16838"/>
           <w:pgMar w:top="1417" w:right="1417" w:bottom="1417" w:left="1417" w:header="708" w:footer="708" w:gutter="0"/>
           <w:pgNumType w:start="0"/>
@@ -4811,8 +4805,8 @@
     <w:p>
       <w:pPr>
         <w:sectPr>
-          <w:headerReference w:type="default" r:id="rId15"/>
-          <w:footerReference w:type="default" r:id="rId16"/>
+          <w:headerReference w:type="default" r:id="rId9"/>
+          <w:footerReference w:type="default" r:id="rId10"/>
           <w:type w:val="oddPage"/>
           <w:pgSz w:w="11906" w:h="16838"/>
           <w:pgMar w:top="1417" w:right="1417" w:bottom="1417" w:left="1417" w:header="708" w:footer="708" w:gutter="0"/>
@@ -4957,7 +4951,7 @@
         <w:pStyle w:val="Paragraphedeliste"/>
       </w:pPr>
       <w:r>
-        <w:t xml:space="preserve">Un des objectifs majeurs de ce projet va être de travail en groupe sur une longue période. Nous avons déjà tous travaillé en groupe mais moins d’une semaine, le but va être de réussir à travailler ainsi pendant plusieurs mois et </w:t>
+        <w:t xml:space="preserve">Un des objectifs majeurs de ce projet va être e travail en groupe sur une longue période. Nous avons déjà tous travaillé en groupe mais moins d’une semaine, le but va être de réussir à travailler ainsi pendant plusieurs mois et </w:t>
       </w:r>
       <w:r>
         <w:t>de gérer les éventuelles tensions qui peuvent apparaitre.</w:t>
@@ -4972,6 +4966,7 @@
         </w:numPr>
       </w:pPr>
       <w:r>
+        <w:lastRenderedPageBreak/>
         <w:t xml:space="preserve">Structurer notre travail : </w:t>
       </w:r>
     </w:p>
@@ -5079,7 +5074,6 @@
       </w:pPr>
       <w:bookmarkStart w:id="4" w:name="_Toc210402022"/>
       <w:r>
-        <w:lastRenderedPageBreak/>
         <w:t>Utilisateur avec compte</w:t>
       </w:r>
       <w:bookmarkEnd w:id="4"/>
@@ -5200,6 +5194,7 @@
         </w:numPr>
       </w:pPr>
       <w:r>
+        <w:lastRenderedPageBreak/>
         <w:t>Modérer le contenu partagé sur le site web.</w:t>
       </w:r>
     </w:p>
@@ -5392,6 +5387,7 @@
     <w:p>
       <w:pPr>
         <w:pStyle w:val="Paragraphedeliste"/>
+        <w:jc w:val="left"/>
       </w:pPr>
       <w:r>
         <w:rPr>
@@ -5401,10 +5397,10 @@
           <w:smallCaps w:val="0"/>
           <w:sz w:val="22"/>
         </w:rPr>
-        <w:t>UserStory</w:t>
-      </w:r>
-      <w:r>
-        <w:t>:</w:t>
+        <w:t>User Story</w:t>
+      </w:r>
+      <w:r>
+        <w:t xml:space="preserve"> :</w:t>
       </w:r>
       <w:r>
         <w:br/>
@@ -5533,6 +5529,7 @@
         <w:pStyle w:val="Paragraphedeliste"/>
       </w:pPr>
       <w:r>
+        <w:lastRenderedPageBreak/>
         <w:t>Applications trop centrées sur les grandes villes.</w:t>
       </w:r>
     </w:p>
@@ -5567,7 +5564,6 @@
         <w:pStyle w:val="Paragraphedeliste"/>
       </w:pPr>
       <w:r>
-        <w:lastRenderedPageBreak/>
         <w:t>Planifier des itinéraires flexibles et personnalisés.</w:t>
       </w:r>
     </w:p>
@@ -5582,6 +5578,7 @@
     <w:p>
       <w:pPr>
         <w:pStyle w:val="Paragraphedeliste"/>
+        <w:jc w:val="left"/>
       </w:pPr>
       <w:r>
         <w:rPr>
@@ -5591,10 +5588,10 @@
           <w:smallCaps w:val="0"/>
           <w:sz w:val="22"/>
         </w:rPr>
-        <w:t>UserStory</w:t>
-      </w:r>
-      <w:r>
-        <w:t>:</w:t>
+        <w:t>User Story</w:t>
+      </w:r>
+      <w:r>
+        <w:t xml:space="preserve"> :</w:t>
       </w:r>
       <w:r>
         <w:br/>
@@ -5770,6 +5767,7 @@
     <w:p>
       <w:pPr>
         <w:pStyle w:val="Paragraphedeliste"/>
+        <w:jc w:val="left"/>
       </w:pPr>
       <w:r>
         <w:rPr>
@@ -5779,10 +5777,10 @@
           <w:smallCaps w:val="0"/>
           <w:sz w:val="22"/>
         </w:rPr>
-        <w:t>UserStory</w:t>
-      </w:r>
-      <w:r>
-        <w:t>:</w:t>
+        <w:t>User Story</w:t>
+      </w:r>
+      <w:r>
+        <w:t xml:space="preserve"> :</w:t>
       </w:r>
       <w:r>
         <w:br/>
@@ -5839,6 +5837,7 @@
           <w:smallCaps w:val="0"/>
           <w:sz w:val="22"/>
         </w:rPr>
+        <w:lastRenderedPageBreak/>
         <w:t>Situation</w:t>
       </w:r>
       <w:r>
@@ -5958,6 +5957,7 @@
     <w:p>
       <w:pPr>
         <w:pStyle w:val="Paragraphedeliste"/>
+        <w:jc w:val="left"/>
       </w:pPr>
       <w:r>
         <w:rPr>
@@ -5967,10 +5967,10 @@
           <w:smallCaps w:val="0"/>
           <w:sz w:val="22"/>
         </w:rPr>
-        <w:t>UserStory</w:t>
-      </w:r>
-      <w:r>
-        <w:t>:</w:t>
+        <w:t>User Story</w:t>
+      </w:r>
+      <w:r>
+        <w:t xml:space="preserve"> :</w:t>
       </w:r>
       <w:r>
         <w:br/>
@@ -6015,55 +6015,55 @@
         <w:pStyle w:val="Paragraphedeliste"/>
       </w:pPr>
       <w:r>
+        <w:t>Il se connecte à son compte.</w:t>
+      </w:r>
+    </w:p>
+    <w:p>
+      <w:pPr>
+        <w:pStyle w:val="Paragraphedeliste"/>
+      </w:pPr>
+      <w:r>
+        <w:t>Accède à la section "Créer un Road Trip".</w:t>
+      </w:r>
+    </w:p>
+    <w:p>
+      <w:pPr>
+        <w:pStyle w:val="Paragraphedeliste"/>
+      </w:pPr>
+      <w:r>
+        <w:t>Saisit un titre, des étapes, des dates et éventuellement des points d’intérêt.</w:t>
+      </w:r>
+    </w:p>
+    <w:p>
+      <w:pPr>
+        <w:pStyle w:val="Paragraphedeliste"/>
+      </w:pPr>
+      <w:r>
+        <w:t>Valide et enregistre le Road Trip dans la base de données.</w:t>
+      </w:r>
+    </w:p>
+    <w:p>
+      <w:pPr>
+        <w:pStyle w:val="Paragraphedeliste"/>
+      </w:pPr>
+      <w:r>
+        <w:t>Choisit de partager son itinéraire soit publiquement, soit uniquement avec ses amis.</w:t>
+      </w:r>
+    </w:p>
+    <w:p>
+      <w:pPr>
+        <w:pStyle w:val="Paragraphedeliste"/>
+      </w:pPr>
+      <w:r>
+        <w:t>Ses amis reçoivent une notification ou, si public, le parcours apparaît dans le flux global.</w:t>
+      </w:r>
+    </w:p>
+    <w:p>
+      <w:pPr>
+        <w:pStyle w:val="Titre2"/>
+      </w:pPr>
+      <w:r>
         <w:lastRenderedPageBreak/>
-        <w:t>Il se connecte à son compte.</w:t>
-      </w:r>
-    </w:p>
-    <w:p>
-      <w:pPr>
-        <w:pStyle w:val="Paragraphedeliste"/>
-      </w:pPr>
-      <w:r>
-        <w:t>Accède à la section "Créer un Road Trip".</w:t>
-      </w:r>
-    </w:p>
-    <w:p>
-      <w:pPr>
-        <w:pStyle w:val="Paragraphedeliste"/>
-      </w:pPr>
-      <w:r>
-        <w:t>Saisit un titre, des étapes, des dates et éventuellement des points d’intérêt.</w:t>
-      </w:r>
-    </w:p>
-    <w:p>
-      <w:pPr>
-        <w:pStyle w:val="Paragraphedeliste"/>
-      </w:pPr>
-      <w:r>
-        <w:t>Valide et enregistre le Road Trip dans la base de données.</w:t>
-      </w:r>
-    </w:p>
-    <w:p>
-      <w:pPr>
-        <w:pStyle w:val="Paragraphedeliste"/>
-      </w:pPr>
-      <w:r>
-        <w:t>Choisit de partager son itinéraire soit publiquement, soit uniquement avec ses amis.</w:t>
-      </w:r>
-    </w:p>
-    <w:p>
-      <w:pPr>
-        <w:pStyle w:val="Paragraphedeliste"/>
-      </w:pPr>
-      <w:r>
-        <w:t>Ses amis reçoivent une notification ou, si public, le parcours apparaît dans le flux global.</w:t>
-      </w:r>
-    </w:p>
-    <w:p>
-      <w:pPr>
-        <w:pStyle w:val="Titre2"/>
-      </w:pPr>
-      <w:r>
         <w:t>Contrainte</w:t>
       </w:r>
       <w:bookmarkEnd w:id="7"/>
@@ -6083,17 +6083,6 @@
         <w:t xml:space="preserve">Nous avons comme contrainte d’utiliser OpenStreetMap pour notre projet. Nous allons avoir besoins d’une connexion à internet, d’une base de données et également d’un serveur pour héberger notre site. </w:t>
       </w:r>
     </w:p>
-    <w:p/>
-    <w:p/>
-    <w:p/>
-    <w:p/>
-    <w:p/>
-    <w:p/>
-    <w:p/>
-    <w:p/>
-    <w:p/>
-    <w:p/>
-    <w:p/>
     <w:p>
       <w:pPr>
         <w:pStyle w:val="Titre3"/>
@@ -6115,21 +6104,22 @@
     <w:tbl>
       <w:tblPr>
         <w:tblStyle w:val="Grilledutableau"/>
-        <w:tblW w:w="0" w:type="auto"/>
+        <w:tblW w:w="10006" w:type="dxa"/>
+        <w:tblLayout w:type="fixed"/>
         <w:tblLook w:val="04A0" w:firstRow="1" w:lastRow="0" w:firstColumn="1" w:lastColumn="0" w:noHBand="0" w:noVBand="1"/>
       </w:tblPr>
       <w:tblGrid>
-        <w:gridCol w:w="1377"/>
-        <w:gridCol w:w="1651"/>
-        <w:gridCol w:w="1497"/>
-        <w:gridCol w:w="1443"/>
-        <w:gridCol w:w="1487"/>
-        <w:gridCol w:w="1607"/>
+        <w:gridCol w:w="1507"/>
+        <w:gridCol w:w="1993"/>
+        <w:gridCol w:w="1787"/>
+        <w:gridCol w:w="1625"/>
+        <w:gridCol w:w="1682"/>
+        <w:gridCol w:w="1412"/>
       </w:tblGrid>
       <w:tr>
         <w:tc>
           <w:tcPr>
-            <w:tcW w:w="1377" w:type="dxa"/>
+            <w:tcW w:w="1507" w:type="dxa"/>
             <w:shd w:val="clear" w:color="auto" w:fill="BFBFBF" w:themeFill="background1" w:themeFillShade="BF"/>
           </w:tcPr>
           <w:p>
@@ -6152,7 +6142,7 @@
         </w:tc>
         <w:tc>
           <w:tcPr>
-            <w:tcW w:w="1879" w:type="dxa"/>
+            <w:tcW w:w="1993" w:type="dxa"/>
             <w:shd w:val="clear" w:color="auto" w:fill="BFBFBF" w:themeFill="background1" w:themeFillShade="BF"/>
           </w:tcPr>
           <w:p>
@@ -6175,7 +6165,7 @@
         </w:tc>
         <w:tc>
           <w:tcPr>
-            <w:tcW w:w="1269" w:type="dxa"/>
+            <w:tcW w:w="1787" w:type="dxa"/>
             <w:shd w:val="clear" w:color="auto" w:fill="BFBFBF" w:themeFill="background1" w:themeFillShade="BF"/>
           </w:tcPr>
           <w:p>
@@ -6198,7 +6188,7 @@
         </w:tc>
         <w:tc>
           <w:tcPr>
-            <w:tcW w:w="1443" w:type="dxa"/>
+            <w:tcW w:w="1625" w:type="dxa"/>
             <w:shd w:val="clear" w:color="auto" w:fill="BFBFBF" w:themeFill="background1" w:themeFillShade="BF"/>
           </w:tcPr>
           <w:p>
@@ -6221,7 +6211,7 @@
         </w:tc>
         <w:tc>
           <w:tcPr>
-            <w:tcW w:w="1487" w:type="dxa"/>
+            <w:tcW w:w="1682" w:type="dxa"/>
             <w:shd w:val="clear" w:color="auto" w:fill="BFBFBF" w:themeFill="background1" w:themeFillShade="BF"/>
           </w:tcPr>
           <w:p>
@@ -6244,7 +6234,7 @@
         </w:tc>
         <w:tc>
           <w:tcPr>
-            <w:tcW w:w="1607" w:type="dxa"/>
+            <w:tcW w:w="1412" w:type="dxa"/>
             <w:shd w:val="clear" w:color="auto" w:fill="BFBFBF" w:themeFill="background1" w:themeFillShade="BF"/>
           </w:tcPr>
           <w:p>
@@ -6269,7 +6259,7 @@
       <w:tr>
         <w:tc>
           <w:tcPr>
-            <w:tcW w:w="1377" w:type="dxa"/>
+            <w:tcW w:w="1507" w:type="dxa"/>
           </w:tcPr>
           <w:p>
             <w:pPr>
@@ -6290,7 +6280,7 @@
         </w:tc>
         <w:tc>
           <w:tcPr>
-            <w:tcW w:w="1879" w:type="dxa"/>
+            <w:tcW w:w="1993" w:type="dxa"/>
           </w:tcPr>
           <w:p>
             <w:pPr>
@@ -6311,7 +6301,7 @@
         </w:tc>
         <w:tc>
           <w:tcPr>
-            <w:tcW w:w="1269" w:type="dxa"/>
+            <w:tcW w:w="1787" w:type="dxa"/>
           </w:tcPr>
           <w:p>
             <w:pPr>
@@ -6332,7 +6322,7 @@
         </w:tc>
         <w:tc>
           <w:tcPr>
-            <w:tcW w:w="1443" w:type="dxa"/>
+            <w:tcW w:w="1625" w:type="dxa"/>
           </w:tcPr>
           <w:p>
             <w:pPr>
@@ -6353,7 +6343,7 @@
         </w:tc>
         <w:tc>
           <w:tcPr>
-            <w:tcW w:w="1487" w:type="dxa"/>
+            <w:tcW w:w="1682" w:type="dxa"/>
           </w:tcPr>
           <w:p>
             <w:pPr>
@@ -6374,7 +6364,7 @@
         </w:tc>
         <w:tc>
           <w:tcPr>
-            <w:tcW w:w="1607" w:type="dxa"/>
+            <w:tcW w:w="1412" w:type="dxa"/>
           </w:tcPr>
           <w:p>
             <w:pPr>
@@ -6397,7 +6387,7 @@
       <w:tr>
         <w:tc>
           <w:tcPr>
-            <w:tcW w:w="1377" w:type="dxa"/>
+            <w:tcW w:w="1507" w:type="dxa"/>
           </w:tcPr>
           <w:p>
             <w:pPr>
@@ -6418,7 +6408,7 @@
         </w:tc>
         <w:tc>
           <w:tcPr>
-            <w:tcW w:w="1879" w:type="dxa"/>
+            <w:tcW w:w="1993" w:type="dxa"/>
           </w:tcPr>
           <w:p>
             <w:pPr>
@@ -6439,7 +6429,7 @@
         </w:tc>
         <w:tc>
           <w:tcPr>
-            <w:tcW w:w="1269" w:type="dxa"/>
+            <w:tcW w:w="1787" w:type="dxa"/>
           </w:tcPr>
           <w:p>
             <w:pPr>
@@ -6460,7 +6450,7 @@
         </w:tc>
         <w:tc>
           <w:tcPr>
-            <w:tcW w:w="1443" w:type="dxa"/>
+            <w:tcW w:w="1625" w:type="dxa"/>
           </w:tcPr>
           <w:p>
             <w:pPr>
@@ -6481,7 +6471,7 @@
         </w:tc>
         <w:tc>
           <w:tcPr>
-            <w:tcW w:w="1487" w:type="dxa"/>
+            <w:tcW w:w="1682" w:type="dxa"/>
           </w:tcPr>
           <w:p>
             <w:pPr>
@@ -6502,7 +6492,7 @@
         </w:tc>
         <w:tc>
           <w:tcPr>
-            <w:tcW w:w="1607" w:type="dxa"/>
+            <w:tcW w:w="1412" w:type="dxa"/>
           </w:tcPr>
           <w:p>
             <w:pPr>
@@ -6525,7 +6515,7 @@
       <w:tr>
         <w:tc>
           <w:tcPr>
-            <w:tcW w:w="1377" w:type="dxa"/>
+            <w:tcW w:w="1507" w:type="dxa"/>
           </w:tcPr>
           <w:p>
             <w:pPr>
@@ -6540,14 +6530,13 @@
                 <w:rFonts w:ascii="Arial" w:hAnsi="Arial" w:cs="Arial"/>
                 <w:lang w:val="fr-FR"/>
               </w:rPr>
-              <w:lastRenderedPageBreak/>
               <w:t>Adresse mail</w:t>
             </w:r>
           </w:p>
         </w:tc>
         <w:tc>
           <w:tcPr>
-            <w:tcW w:w="1879" w:type="dxa"/>
+            <w:tcW w:w="1993" w:type="dxa"/>
           </w:tcPr>
           <w:p>
             <w:pPr>
@@ -6568,7 +6557,7 @@
         </w:tc>
         <w:tc>
           <w:tcPr>
-            <w:tcW w:w="1269" w:type="dxa"/>
+            <w:tcW w:w="1787" w:type="dxa"/>
           </w:tcPr>
           <w:p>
             <w:pPr>
@@ -6589,7 +6578,7 @@
         </w:tc>
         <w:tc>
           <w:tcPr>
-            <w:tcW w:w="1443" w:type="dxa"/>
+            <w:tcW w:w="1625" w:type="dxa"/>
           </w:tcPr>
           <w:p>
             <w:pPr>
@@ -6610,7 +6599,7 @@
         </w:tc>
         <w:tc>
           <w:tcPr>
-            <w:tcW w:w="1487" w:type="dxa"/>
+            <w:tcW w:w="1682" w:type="dxa"/>
           </w:tcPr>
           <w:p>
             <w:pPr>
@@ -6631,7 +6620,7 @@
         </w:tc>
         <w:tc>
           <w:tcPr>
-            <w:tcW w:w="1607" w:type="dxa"/>
+            <w:tcW w:w="1412" w:type="dxa"/>
           </w:tcPr>
           <w:p>
             <w:pPr>
@@ -6654,7 +6643,7 @@
       <w:tr>
         <w:tc>
           <w:tcPr>
-            <w:tcW w:w="1377" w:type="dxa"/>
+            <w:tcW w:w="1507" w:type="dxa"/>
           </w:tcPr>
           <w:p>
             <w:pPr>
@@ -6675,7 +6664,7 @@
         </w:tc>
         <w:tc>
           <w:tcPr>
-            <w:tcW w:w="1879" w:type="dxa"/>
+            <w:tcW w:w="1993" w:type="dxa"/>
           </w:tcPr>
           <w:p>
             <w:pPr>
@@ -6696,7 +6685,7 @@
         </w:tc>
         <w:tc>
           <w:tcPr>
-            <w:tcW w:w="1269" w:type="dxa"/>
+            <w:tcW w:w="1787" w:type="dxa"/>
           </w:tcPr>
           <w:p>
             <w:pPr>
@@ -6717,7 +6706,7 @@
         </w:tc>
         <w:tc>
           <w:tcPr>
-            <w:tcW w:w="1443" w:type="dxa"/>
+            <w:tcW w:w="1625" w:type="dxa"/>
           </w:tcPr>
           <w:p>
             <w:pPr>
@@ -6738,7 +6727,7 @@
         </w:tc>
         <w:tc>
           <w:tcPr>
-            <w:tcW w:w="1487" w:type="dxa"/>
+            <w:tcW w:w="1682" w:type="dxa"/>
           </w:tcPr>
           <w:p>
             <w:pPr>
@@ -6759,7 +6748,7 @@
         </w:tc>
         <w:tc>
           <w:tcPr>
-            <w:tcW w:w="1607" w:type="dxa"/>
+            <w:tcW w:w="1412" w:type="dxa"/>
           </w:tcPr>
           <w:p>
             <w:pPr>
@@ -6782,7 +6771,7 @@
       <w:tr>
         <w:tc>
           <w:tcPr>
-            <w:tcW w:w="1377" w:type="dxa"/>
+            <w:tcW w:w="1507" w:type="dxa"/>
           </w:tcPr>
           <w:p>
             <w:pPr>
@@ -6803,7 +6792,7 @@
         </w:tc>
         <w:tc>
           <w:tcPr>
-            <w:tcW w:w="1879" w:type="dxa"/>
+            <w:tcW w:w="1993" w:type="dxa"/>
           </w:tcPr>
           <w:p>
             <w:pPr>
@@ -6824,7 +6813,7 @@
         </w:tc>
         <w:tc>
           <w:tcPr>
-            <w:tcW w:w="1269" w:type="dxa"/>
+            <w:tcW w:w="1787" w:type="dxa"/>
           </w:tcPr>
           <w:p>
             <w:pPr>
@@ -6845,7 +6834,7 @@
         </w:tc>
         <w:tc>
           <w:tcPr>
-            <w:tcW w:w="1443" w:type="dxa"/>
+            <w:tcW w:w="1625" w:type="dxa"/>
           </w:tcPr>
           <w:p>
             <w:pPr>
@@ -6866,7 +6855,7 @@
         </w:tc>
         <w:tc>
           <w:tcPr>
-            <w:tcW w:w="1487" w:type="dxa"/>
+            <w:tcW w:w="1682" w:type="dxa"/>
           </w:tcPr>
           <w:p>
             <w:pPr>
@@ -6887,7 +6876,7 @@
         </w:tc>
         <w:tc>
           <w:tcPr>
-            <w:tcW w:w="1607" w:type="dxa"/>
+            <w:tcW w:w="1412" w:type="dxa"/>
           </w:tcPr>
           <w:p>
             <w:pPr>
@@ -6902,7 +6891,21 @@
                 <w:rFonts w:ascii="Arial" w:hAnsi="Arial" w:cs="Arial"/>
                 <w:lang w:val="fr-FR"/>
               </w:rPr>
-              <w:t>Hashage (bcrypt/argon2), salage, pas de stockage en clair</w:t>
+              <w:t>Ha</w:t>
+            </w:r>
+            <w:r>
+              <w:rPr>
+                <w:rFonts w:ascii="Arial" w:hAnsi="Arial" w:cs="Arial"/>
+                <w:lang w:val="fr-FR"/>
+              </w:rPr>
+              <w:t>c</w:t>
+            </w:r>
+            <w:r>
+              <w:rPr>
+                <w:rFonts w:ascii="Arial" w:hAnsi="Arial" w:cs="Arial"/>
+                <w:lang w:val="fr-FR"/>
+              </w:rPr>
+              <w:t>hage (bcrypt/argon2), salage, pas de stockage en clair</w:t>
             </w:r>
           </w:p>
         </w:tc>
@@ -6910,7 +6913,7 @@
       <w:tr>
         <w:tc>
           <w:tcPr>
-            <w:tcW w:w="1377" w:type="dxa"/>
+            <w:tcW w:w="1507" w:type="dxa"/>
           </w:tcPr>
           <w:p>
             <w:pPr>
@@ -6931,7 +6934,7 @@
         </w:tc>
         <w:tc>
           <w:tcPr>
-            <w:tcW w:w="1879" w:type="dxa"/>
+            <w:tcW w:w="1993" w:type="dxa"/>
           </w:tcPr>
           <w:p>
             <w:pPr>
@@ -6952,7 +6955,7 @@
         </w:tc>
         <w:tc>
           <w:tcPr>
-            <w:tcW w:w="1269" w:type="dxa"/>
+            <w:tcW w:w="1787" w:type="dxa"/>
           </w:tcPr>
           <w:p>
             <w:pPr>
@@ -6973,7 +6976,7 @@
         </w:tc>
         <w:tc>
           <w:tcPr>
-            <w:tcW w:w="1443" w:type="dxa"/>
+            <w:tcW w:w="1625" w:type="dxa"/>
           </w:tcPr>
           <w:p>
             <w:pPr>
@@ -6994,7 +6997,7 @@
         </w:tc>
         <w:tc>
           <w:tcPr>
-            <w:tcW w:w="1487" w:type="dxa"/>
+            <w:tcW w:w="1682" w:type="dxa"/>
           </w:tcPr>
           <w:p>
             <w:pPr>
@@ -7015,7 +7018,7 @@
         </w:tc>
         <w:tc>
           <w:tcPr>
-            <w:tcW w:w="1607" w:type="dxa"/>
+            <w:tcW w:w="1412" w:type="dxa"/>
           </w:tcPr>
           <w:p>
             <w:pPr>
@@ -7038,7 +7041,7 @@
       <w:tr>
         <w:tc>
           <w:tcPr>
-            <w:tcW w:w="1377" w:type="dxa"/>
+            <w:tcW w:w="1507" w:type="dxa"/>
           </w:tcPr>
           <w:p>
             <w:pPr>
@@ -7059,7 +7062,7 @@
         </w:tc>
         <w:tc>
           <w:tcPr>
-            <w:tcW w:w="1879" w:type="dxa"/>
+            <w:tcW w:w="1993" w:type="dxa"/>
           </w:tcPr>
           <w:p>
             <w:pPr>
@@ -7080,7 +7083,7 @@
         </w:tc>
         <w:tc>
           <w:tcPr>
-            <w:tcW w:w="1269" w:type="dxa"/>
+            <w:tcW w:w="1787" w:type="dxa"/>
           </w:tcPr>
           <w:p>
             <w:pPr>
@@ -7101,7 +7104,7 @@
         </w:tc>
         <w:tc>
           <w:tcPr>
-            <w:tcW w:w="1443" w:type="dxa"/>
+            <w:tcW w:w="1625" w:type="dxa"/>
           </w:tcPr>
           <w:p>
             <w:pPr>
@@ -7122,7 +7125,7 @@
         </w:tc>
         <w:tc>
           <w:tcPr>
-            <w:tcW w:w="1487" w:type="dxa"/>
+            <w:tcW w:w="1682" w:type="dxa"/>
           </w:tcPr>
           <w:p>
             <w:pPr>
@@ -7143,7 +7146,7 @@
         </w:tc>
         <w:tc>
           <w:tcPr>
-            <w:tcW w:w="1607" w:type="dxa"/>
+            <w:tcW w:w="1412" w:type="dxa"/>
           </w:tcPr>
           <w:p>
             <w:pPr>
@@ -7166,7 +7169,7 @@
       <w:tr>
         <w:tc>
           <w:tcPr>
-            <w:tcW w:w="1377" w:type="dxa"/>
+            <w:tcW w:w="1507" w:type="dxa"/>
           </w:tcPr>
           <w:p>
             <w:pPr>
@@ -7187,7 +7190,7 @@
         </w:tc>
         <w:tc>
           <w:tcPr>
-            <w:tcW w:w="1879" w:type="dxa"/>
+            <w:tcW w:w="1993" w:type="dxa"/>
           </w:tcPr>
           <w:p>
             <w:pPr>
@@ -7208,7 +7211,7 @@
         </w:tc>
         <w:tc>
           <w:tcPr>
-            <w:tcW w:w="1269" w:type="dxa"/>
+            <w:tcW w:w="1787" w:type="dxa"/>
           </w:tcPr>
           <w:p>
             <w:pPr>
@@ -7229,7 +7232,7 @@
         </w:tc>
         <w:tc>
           <w:tcPr>
-            <w:tcW w:w="1443" w:type="dxa"/>
+            <w:tcW w:w="1625" w:type="dxa"/>
           </w:tcPr>
           <w:p>
             <w:pPr>
@@ -7250,7 +7253,7 @@
         </w:tc>
         <w:tc>
           <w:tcPr>
-            <w:tcW w:w="1487" w:type="dxa"/>
+            <w:tcW w:w="1682" w:type="dxa"/>
           </w:tcPr>
           <w:p>
             <w:pPr>
@@ -7271,7 +7274,7 @@
         </w:tc>
         <w:tc>
           <w:tcPr>
-            <w:tcW w:w="1607" w:type="dxa"/>
+            <w:tcW w:w="1412" w:type="dxa"/>
           </w:tcPr>
           <w:p>
             <w:pPr>
@@ -7294,7 +7297,7 @@
       <w:tr>
         <w:tc>
           <w:tcPr>
-            <w:tcW w:w="1377" w:type="dxa"/>
+            <w:tcW w:w="1507" w:type="dxa"/>
           </w:tcPr>
           <w:p>
             <w:pPr>
@@ -7315,7 +7318,7 @@
         </w:tc>
         <w:tc>
           <w:tcPr>
-            <w:tcW w:w="1879" w:type="dxa"/>
+            <w:tcW w:w="1993" w:type="dxa"/>
           </w:tcPr>
           <w:p>
             <w:pPr>
@@ -7336,7 +7339,7 @@
         </w:tc>
         <w:tc>
           <w:tcPr>
-            <w:tcW w:w="1269" w:type="dxa"/>
+            <w:tcW w:w="1787" w:type="dxa"/>
           </w:tcPr>
           <w:p>
             <w:pPr>
@@ -7357,7 +7360,7 @@
         </w:tc>
         <w:tc>
           <w:tcPr>
-            <w:tcW w:w="1443" w:type="dxa"/>
+            <w:tcW w:w="1625" w:type="dxa"/>
           </w:tcPr>
           <w:p>
             <w:pPr>
@@ -7378,7 +7381,7 @@
         </w:tc>
         <w:tc>
           <w:tcPr>
-            <w:tcW w:w="1487" w:type="dxa"/>
+            <w:tcW w:w="1682" w:type="dxa"/>
           </w:tcPr>
           <w:p>
             <w:pPr>
@@ -7399,7 +7402,7 @@
         </w:tc>
         <w:tc>
           <w:tcPr>
-            <w:tcW w:w="1607" w:type="dxa"/>
+            <w:tcW w:w="1412" w:type="dxa"/>
           </w:tcPr>
           <w:p>
             <w:pPr>
@@ -7466,7 +7469,7 @@
           <w:numId w:val="2"/>
         </w:numPr>
       </w:pPr>
-      <w:hyperlink r:id="rId17" w:history="1">
+      <w:hyperlink r:id="rId11" w:history="1">
         <w:r>
           <w:rPr>
             <w:rStyle w:val="Lienhypertexte"/>
@@ -7702,7 +7705,7 @@
           <w:bCs/>
         </w:rPr>
       </w:pPr>
-      <w:hyperlink r:id="rId18" w:history="1">
+      <w:hyperlink r:id="rId12" w:history="1">
         <w:r>
           <w:rPr>
             <w:rStyle w:val="Lienhypertexte"/>
@@ -7787,6 +7790,7 @@
           <w:b/>
           <w:bCs/>
         </w:rPr>
+        <w:lastRenderedPageBreak/>
         <w:t>Inconvénients </w:t>
       </w:r>
       <w:r>
@@ -7843,7 +7847,7 @@
           <w:numId w:val="2"/>
         </w:numPr>
       </w:pPr>
-      <w:hyperlink r:id="rId19" w:history="1">
+      <w:hyperlink r:id="rId13" w:history="1">
         <w:r>
           <w:rPr>
             <w:rStyle w:val="Lienhypertexte"/>
@@ -7940,7 +7944,6 @@
       </w:pPr>
       <w:bookmarkStart w:id="12" w:name="_Toc210402030"/>
       <w:r>
-        <w:lastRenderedPageBreak/>
         <w:t>Solution proposee</w:t>
       </w:r>
       <w:bookmarkEnd w:id="12"/>
@@ -8007,6 +8010,7 @@
         </w:numPr>
       </w:pPr>
       <w:r>
+        <w:lastRenderedPageBreak/>
         <w:t xml:space="preserve">Suggestions de lieux </w:t>
       </w:r>
       <w:r>
@@ -8246,6 +8250,7 @@
           <w:bCs/>
           <w:u w:val="single"/>
         </w:rPr>
+        <w:lastRenderedPageBreak/>
         <w:t>Base de données :</w:t>
       </w:r>
       <w:r>
@@ -8302,7 +8307,6 @@
           <w:bCs/>
           <w:u w:val="single"/>
         </w:rPr>
-        <w:lastRenderedPageBreak/>
         <w:t>Héberger un site Web :</w:t>
       </w:r>
       <w:r>
@@ -8461,6 +8465,7 @@
         </w:numPr>
       </w:pPr>
       <w:r>
+        <w:lastRenderedPageBreak/>
         <w:t>Ajouter/supprimer des amis</w:t>
       </w:r>
     </w:p>
@@ -8642,7 +8647,7 @@
                     </pic:cNvPicPr>
                   </pic:nvPicPr>
                   <pic:blipFill>
-                    <a:blip r:embed="rId20">
+                    <a:blip r:embed="rId14">
                       <a:extLst>
                         <a:ext uri="{28A0092B-C50C-407E-A947-70E740481C1C}">
                           <a14:useLocalDpi xmlns:a14="http://schemas.microsoft.com/office/drawing/2010/main" val="0"/>
@@ -8771,6 +8776,7 @@
           </w:tcPr>
           <w:p>
             <w:pPr>
+              <w:jc w:val="left"/>
               <w:rPr>
                 <w:lang w:val="fr-FR"/>
               </w:rPr>
@@ -8789,6 +8795,7 @@
           </w:tcPr>
           <w:p>
             <w:pPr>
+              <w:jc w:val="left"/>
               <w:rPr>
                 <w:lang w:val="fr-FR"/>
               </w:rPr>
@@ -8819,6 +8826,7 @@
           </w:tcPr>
           <w:p>
             <w:pPr>
+              <w:jc w:val="left"/>
               <w:rPr>
                 <w:lang w:val="fr-FR"/>
               </w:rPr>
@@ -8839,6 +8847,7 @@
           </w:tcPr>
           <w:p>
             <w:pPr>
+              <w:jc w:val="left"/>
               <w:rPr>
                 <w:lang w:val="fr-FR"/>
               </w:rPr>
@@ -8857,6 +8866,7 @@
           </w:tcPr>
           <w:p>
             <w:pPr>
+              <w:jc w:val="left"/>
               <w:rPr>
                 <w:lang w:val="fr-FR"/>
               </w:rPr>
@@ -8875,6 +8885,7 @@
           </w:tcPr>
           <w:p>
             <w:pPr>
+              <w:jc w:val="left"/>
               <w:rPr>
                 <w:lang w:val="fr-FR"/>
               </w:rPr>
@@ -8895,6 +8906,7 @@
           </w:tcPr>
           <w:p>
             <w:pPr>
+              <w:jc w:val="left"/>
               <w:rPr>
                 <w:lang w:val="fr-FR"/>
               </w:rPr>
@@ -8913,6 +8925,7 @@
           </w:tcPr>
           <w:p>
             <w:pPr>
+              <w:jc w:val="left"/>
               <w:rPr>
                 <w:lang w:val="fr-FR"/>
               </w:rPr>
@@ -8931,6 +8944,7 @@
           </w:tcPr>
           <w:p>
             <w:pPr>
+              <w:jc w:val="left"/>
               <w:rPr>
                 <w:lang w:val="fr-FR"/>
               </w:rPr>
@@ -8951,6 +8965,7 @@
           </w:tcPr>
           <w:p>
             <w:pPr>
+              <w:jc w:val="left"/>
               <w:rPr>
                 <w:lang w:val="fr-FR"/>
               </w:rPr>
@@ -8969,6 +8984,7 @@
           </w:tcPr>
           <w:p>
             <w:pPr>
+              <w:jc w:val="left"/>
               <w:rPr>
                 <w:lang w:val="fr-FR"/>
               </w:rPr>
@@ -8987,6 +9003,7 @@
           </w:tcPr>
           <w:p>
             <w:pPr>
+              <w:jc w:val="left"/>
               <w:rPr>
                 <w:lang w:val="fr-FR"/>
               </w:rPr>
@@ -9007,6 +9024,7 @@
           </w:tcPr>
           <w:p>
             <w:pPr>
+              <w:jc w:val="left"/>
               <w:rPr>
                 <w:lang w:val="fr-FR"/>
               </w:rPr>
@@ -9025,6 +9043,7 @@
           </w:tcPr>
           <w:p>
             <w:pPr>
+              <w:jc w:val="left"/>
               <w:rPr>
                 <w:lang w:val="fr-FR"/>
               </w:rPr>
@@ -9043,6 +9062,7 @@
           </w:tcPr>
           <w:p>
             <w:pPr>
+              <w:jc w:val="left"/>
               <w:rPr>
                 <w:lang w:val="fr-FR"/>
               </w:rPr>
@@ -9063,6 +9083,7 @@
           </w:tcPr>
           <w:p>
             <w:pPr>
+              <w:jc w:val="left"/>
               <w:rPr>
                 <w:lang w:val="fr-FR"/>
               </w:rPr>
@@ -9081,6 +9102,7 @@
           </w:tcPr>
           <w:p>
             <w:pPr>
+              <w:jc w:val="left"/>
               <w:rPr>
                 <w:lang w:val="fr-FR"/>
               </w:rPr>
@@ -9099,6 +9121,7 @@
           </w:tcPr>
           <w:p>
             <w:pPr>
+              <w:jc w:val="left"/>
               <w:rPr>
                 <w:lang w:val="fr-FR"/>
               </w:rPr>
@@ -9119,6 +9142,7 @@
           </w:tcPr>
           <w:p>
             <w:pPr>
+              <w:jc w:val="left"/>
               <w:rPr>
                 <w:lang w:val="fr-FR"/>
               </w:rPr>
@@ -9137,6 +9161,7 @@
           </w:tcPr>
           <w:p>
             <w:pPr>
+              <w:jc w:val="left"/>
               <w:rPr>
                 <w:lang w:val="fr-FR"/>
               </w:rPr>
@@ -9155,6 +9180,7 @@
           </w:tcPr>
           <w:p>
             <w:pPr>
+              <w:jc w:val="left"/>
               <w:rPr>
                 <w:lang w:val="fr-FR"/>
               </w:rPr>
@@ -9175,6 +9201,7 @@
           </w:tcPr>
           <w:p>
             <w:pPr>
+              <w:jc w:val="left"/>
               <w:rPr>
                 <w:lang w:val="fr-FR"/>
               </w:rPr>
@@ -9193,6 +9220,7 @@
           </w:tcPr>
           <w:p>
             <w:pPr>
+              <w:jc w:val="left"/>
               <w:rPr>
                 <w:lang w:val="fr-FR"/>
               </w:rPr>
@@ -9211,6 +9239,7 @@
           </w:tcPr>
           <w:p>
             <w:pPr>
+              <w:jc w:val="left"/>
               <w:rPr>
                 <w:lang w:val="fr-FR"/>
               </w:rPr>
@@ -9231,6 +9260,7 @@
           </w:tcPr>
           <w:p>
             <w:pPr>
+              <w:jc w:val="left"/>
               <w:rPr>
                 <w:lang w:val="fr-FR"/>
               </w:rPr>
@@ -9249,6 +9279,7 @@
           </w:tcPr>
           <w:p>
             <w:pPr>
+              <w:jc w:val="left"/>
               <w:rPr>
                 <w:lang w:val="fr-FR"/>
               </w:rPr>
@@ -9267,6 +9298,7 @@
           </w:tcPr>
           <w:p>
             <w:pPr>
+              <w:jc w:val="left"/>
               <w:rPr>
                 <w:lang w:val="fr-FR"/>
               </w:rPr>
@@ -9287,6 +9319,7 @@
           </w:tcPr>
           <w:p>
             <w:pPr>
+              <w:jc w:val="left"/>
               <w:rPr>
                 <w:lang w:val="fr-FR"/>
               </w:rPr>
@@ -9305,6 +9338,7 @@
           </w:tcPr>
           <w:p>
             <w:pPr>
+              <w:jc w:val="left"/>
               <w:rPr>
                 <w:lang w:val="fr-FR"/>
               </w:rPr>
@@ -9323,6 +9357,7 @@
           </w:tcPr>
           <w:p>
             <w:pPr>
+              <w:jc w:val="left"/>
               <w:rPr>
                 <w:lang w:val="fr-FR"/>
               </w:rPr>
@@ -9343,6 +9378,7 @@
           </w:tcPr>
           <w:p>
             <w:pPr>
+              <w:jc w:val="left"/>
               <w:rPr>
                 <w:lang w:val="fr-FR"/>
               </w:rPr>
@@ -9361,6 +9397,7 @@
           </w:tcPr>
           <w:p>
             <w:pPr>
+              <w:jc w:val="left"/>
               <w:rPr>
                 <w:lang w:val="fr-FR"/>
               </w:rPr>
@@ -9379,6 +9416,7 @@
           </w:tcPr>
           <w:p>
             <w:pPr>
+              <w:jc w:val="left"/>
               <w:rPr>
                 <w:lang w:val="fr-FR"/>
               </w:rPr>
@@ -9399,6 +9437,7 @@
           </w:tcPr>
           <w:p>
             <w:pPr>
+              <w:jc w:val="left"/>
               <w:rPr>
                 <w:lang w:val="fr-FR"/>
               </w:rPr>
@@ -9417,6 +9456,7 @@
           </w:tcPr>
           <w:p>
             <w:pPr>
+              <w:jc w:val="left"/>
               <w:rPr>
                 <w:lang w:val="fr-FR"/>
               </w:rPr>
@@ -9435,6 +9475,7 @@
           </w:tcPr>
           <w:p>
             <w:pPr>
+              <w:jc w:val="left"/>
               <w:rPr>
                 <w:lang w:val="fr-FR"/>
               </w:rPr>
@@ -9455,6 +9496,7 @@
           </w:tcPr>
           <w:p>
             <w:pPr>
+              <w:jc w:val="left"/>
               <w:rPr>
                 <w:lang w:val="fr-FR"/>
               </w:rPr>
@@ -9473,6 +9515,7 @@
           </w:tcPr>
           <w:p>
             <w:pPr>
+              <w:jc w:val="left"/>
               <w:rPr>
                 <w:lang w:val="fr-FR"/>
               </w:rPr>
@@ -9491,6 +9534,7 @@
           </w:tcPr>
           <w:p>
             <w:pPr>
+              <w:jc w:val="left"/>
               <w:rPr>
                 <w:lang w:val="fr-FR"/>
               </w:rPr>
@@ -9511,6 +9555,7 @@
           </w:tcPr>
           <w:p>
             <w:pPr>
+              <w:jc w:val="left"/>
               <w:rPr>
                 <w:lang w:val="fr-FR"/>
               </w:rPr>
@@ -9529,6 +9574,7 @@
           </w:tcPr>
           <w:p>
             <w:pPr>
+              <w:jc w:val="left"/>
               <w:rPr>
                 <w:lang w:val="fr-FR"/>
               </w:rPr>
@@ -9547,6 +9593,7 @@
           </w:tcPr>
           <w:p>
             <w:pPr>
+              <w:jc w:val="left"/>
               <w:rPr>
                 <w:lang w:val="fr-FR"/>
               </w:rPr>
@@ -9567,6 +9614,7 @@
           </w:tcPr>
           <w:p>
             <w:pPr>
+              <w:jc w:val="left"/>
               <w:rPr>
                 <w:lang w:val="fr-FR"/>
               </w:rPr>
@@ -9585,6 +9633,7 @@
           </w:tcPr>
           <w:p>
             <w:pPr>
+              <w:jc w:val="left"/>
               <w:rPr>
                 <w:lang w:val="fr-FR"/>
               </w:rPr>
@@ -9603,6 +9652,7 @@
           </w:tcPr>
           <w:p>
             <w:pPr>
+              <w:jc w:val="left"/>
               <w:rPr>
                 <w:lang w:val="fr-FR"/>
               </w:rPr>
@@ -9623,6 +9673,7 @@
           </w:tcPr>
           <w:p>
             <w:pPr>
+              <w:jc w:val="left"/>
               <w:rPr>
                 <w:lang w:val="fr-FR"/>
               </w:rPr>
@@ -9641,6 +9692,7 @@
           </w:tcPr>
           <w:p>
             <w:pPr>
+              <w:jc w:val="left"/>
               <w:rPr>
                 <w:lang w:val="fr-FR"/>
               </w:rPr>
@@ -9659,6 +9711,7 @@
           </w:tcPr>
           <w:p>
             <w:pPr>
+              <w:jc w:val="left"/>
               <w:rPr>
                 <w:lang w:val="fr-FR"/>
               </w:rPr>
@@ -9682,6 +9735,7 @@
           </w:tcPr>
           <w:p>
             <w:pPr>
+              <w:jc w:val="left"/>
               <w:rPr>
                 <w:lang w:val="fr-FR"/>
               </w:rPr>
@@ -9700,6 +9754,7 @@
           </w:tcPr>
           <w:p>
             <w:pPr>
+              <w:jc w:val="left"/>
               <w:rPr>
                 <w:lang w:val="fr-FR"/>
               </w:rPr>
@@ -9718,6 +9773,7 @@
           </w:tcPr>
           <w:p>
             <w:pPr>
+              <w:jc w:val="left"/>
               <w:rPr>
                 <w:lang w:val="fr-FR"/>
               </w:rPr>
@@ -9785,7 +9841,7 @@
                     </pic:cNvPicPr>
                   </pic:nvPicPr>
                   <pic:blipFill>
-                    <a:blip r:embed="rId21" cstate="print">
+                    <a:blip r:embed="rId15" cstate="print">
                       <a:extLst>
                         <a:ext uri="{28A0092B-C50C-407E-A947-70E740481C1C}">
                           <a14:useLocalDpi xmlns:a14="http://schemas.microsoft.com/office/drawing/2010/main" val="0"/>
@@ -10210,6 +10266,7 @@
       </w:pPr>
       <w:bookmarkStart w:id="26" w:name="_Toc210402044"/>
       <w:r>
+        <w:lastRenderedPageBreak/>
         <w:t>Module infrastructure</w:t>
       </w:r>
       <w:bookmarkEnd w:id="26"/>
@@ -10260,7 +10317,6 @@
       </w:pPr>
       <w:bookmarkStart w:id="27" w:name="_Toc210402045"/>
       <w:r>
-        <w:lastRenderedPageBreak/>
         <w:t>Définition des interactions</w:t>
       </w:r>
       <w:bookmarkEnd w:id="27"/>
@@ -10311,7 +10367,7 @@
                     </pic:cNvPicPr>
                   </pic:nvPicPr>
                   <pic:blipFill>
-                    <a:blip r:embed="rId22" cstate="print">
+                    <a:blip r:embed="rId16" cstate="print">
                       <a:extLst>
                         <a:ext uri="{28A0092B-C50C-407E-A947-70E740481C1C}">
                           <a14:useLocalDpi xmlns:a14="http://schemas.microsoft.com/office/drawing/2010/main" val="0"/>
@@ -10362,6 +10418,7 @@
         <w:pStyle w:val="Paragraphedeliste"/>
       </w:pPr>
       <w:r>
+        <w:lastRenderedPageBreak/>
         <w:t xml:space="preserve">Ouverture du site et affichage de la page d’accueil : </w:t>
       </w:r>
     </w:p>
@@ -10468,7 +10525,6 @@
         </w:numPr>
       </w:pPr>
       <w:r>
-        <w:lastRenderedPageBreak/>
         <w:t>Une fois connecté ou inscrit, l’utilisateur peut choisir parmi différentes actions principales :</w:t>
       </w:r>
     </w:p>
@@ -10493,7 +10549,16 @@
         </w:numPr>
       </w:pPr>
       <w:r>
-        <w:t>Créer et/ou consulter un RoadTrip via la page RoadTrip</w:t>
+        <w:t xml:space="preserve">Créer et/ou consulter un </w:t>
+      </w:r>
+      <w:r>
+        <w:t>road Trip</w:t>
+      </w:r>
+      <w:r>
+        <w:t xml:space="preserve"> via la page </w:t>
+      </w:r>
+      <w:r>
+        <w:t>road Trip</w:t>
       </w:r>
     </w:p>
     <w:p>
@@ -10529,7 +10594,13 @@
         </w:numPr>
       </w:pPr>
       <w:r>
-        <w:t>Rechercher des RoadTrip ou les POI via la Page de recherche</w:t>
+        <w:t xml:space="preserve">Rechercher des </w:t>
+      </w:r>
+      <w:r>
+        <w:t>road Trip</w:t>
+      </w:r>
+      <w:r>
+        <w:t xml:space="preserve"> ou les POI via la Page de recherche</w:t>
       </w:r>
     </w:p>
     <w:p>
@@ -10549,7 +10620,11 @@
         <w:pStyle w:val="Paragraphedeliste"/>
       </w:pPr>
       <w:r>
-        <w:t>Ce diagramme montre donc de manière claire que le Page d’accueil joue un rôle de point d’entrée central du site. Elle permet à l’utilisateur de s’identifier puis d’accéder à l’ensemble des fonctionnalités principales du site. Cela reflète une expérience utilisateur simple et fluide, où toutes les actions partent e la page d’accueil et sont organisé par le système.</w:t>
+        <w:t xml:space="preserve">Ce diagramme montre donc de manière claire que le Page d’accueil joue un rôle de point d’entrée central du site. Elle permet à l’utilisateur de s’identifier puis d’accéder à l’ensemble des fonctionnalités principales du site. Cela reflète une </w:t>
+      </w:r>
+      <w:r>
+        <w:lastRenderedPageBreak/>
+        <w:t>expérience utilisateur simple et fluide, où toutes les actions partent e la page d’accueil et sont organisé par le système.</w:t>
       </w:r>
     </w:p>
     <w:p>
@@ -10588,7 +10663,7 @@
                     </pic:cNvPicPr>
                   </pic:nvPicPr>
                   <pic:blipFill>
-                    <a:blip r:embed="rId23">
+                    <a:blip r:embed="rId17">
                       <a:extLst>
                         <a:ext uri="{28A0092B-C50C-407E-A947-70E740481C1C}">
                           <a14:useLocalDpi xmlns:a14="http://schemas.microsoft.com/office/drawing/2010/main" val="0"/>
@@ -10690,7 +10765,6 @@
         </w:numPr>
       </w:pPr>
       <w:r>
-        <w:lastRenderedPageBreak/>
         <w:t>Le système effectue une requête vers la base de données pour comparer les identifiants fournis avec ceux enregistrés dans la base</w:t>
       </w:r>
     </w:p>
@@ -10703,6 +10777,7 @@
         </w:numPr>
       </w:pPr>
       <w:r>
+        <w:lastRenderedPageBreak/>
         <w:t>La base de données retourne le résultat de la vérification (identifiants corrects ou incorrects)</w:t>
       </w:r>
     </w:p>
@@ -10850,18 +10925,22 @@
         <w:pStyle w:val="Titre4"/>
       </w:pPr>
       <w:r>
+        <w:lastRenderedPageBreak/>
         <w:t xml:space="preserve">Page de messagerie </w:t>
       </w:r>
     </w:p>
     <w:p>
+      <w:pPr>
+        <w:jc w:val="center"/>
+      </w:pPr>
       <w:r>
         <w:rPr>
           <w:noProof/>
         </w:rPr>
         <w:drawing>
-          <wp:inline distT="0" distB="0" distL="0" distR="0" wp14:anchorId="5E658AA9" wp14:editId="5A82E79E">
-            <wp:extent cx="5715000" cy="3867150"/>
-            <wp:effectExtent l="0" t="0" r="0" b="0"/>
+          <wp:inline distT="0" distB="0" distL="0" distR="0" wp14:anchorId="5E658AA9" wp14:editId="78F29506">
+            <wp:extent cx="4736798" cy="3205233"/>
+            <wp:effectExtent l="0" t="0" r="6985" b="0"/>
             <wp:docPr id="14" name="Image 14"/>
             <wp:cNvGraphicFramePr>
               <a:graphicFrameLocks xmlns:a="http://schemas.openxmlformats.org/drawingml/2006/main" noChangeAspect="1"/>
@@ -10876,7 +10955,7 @@
                     </pic:cNvPicPr>
                   </pic:nvPicPr>
                   <pic:blipFill>
-                    <a:blip r:embed="rId24">
+                    <a:blip r:embed="rId18">
                       <a:extLst>
                         <a:ext uri="{28A0092B-C50C-407E-A947-70E740481C1C}">
                           <a14:useLocalDpi xmlns:a14="http://schemas.microsoft.com/office/drawing/2010/main" val="0"/>
@@ -10891,7 +10970,7 @@
                   <pic:spPr bwMode="auto">
                     <a:xfrm>
                       <a:off x="0" y="0"/>
-                      <a:ext cx="5715000" cy="3867150"/>
+                      <a:ext cx="4741529" cy="3208434"/>
                     </a:xfrm>
                     <a:prstGeom prst="rect">
                       <a:avLst/>
@@ -10910,7 +10989,6 @@
         <w:pStyle w:val="Paragraphedeliste"/>
       </w:pPr>
       <w:r>
-        <w:lastRenderedPageBreak/>
         <w:t xml:space="preserve">Ce diagramme illustre le </w:t>
       </w:r>
       <w:r>
@@ -11013,6 +11091,7 @@
         <w:pStyle w:val="Paragraphedeliste"/>
       </w:pPr>
       <w:r>
+        <w:lastRenderedPageBreak/>
         <w:t>Envoie d’un message :</w:t>
       </w:r>
     </w:p>
@@ -11076,19 +11155,27 @@
         <w:pStyle w:val="Titre4"/>
       </w:pPr>
       <w:r>
-        <w:lastRenderedPageBreak/>
-        <w:t xml:space="preserve">Page de RoadTrip </w:t>
-      </w:r>
-    </w:p>
-    <w:p>
+        <w:t xml:space="preserve">Page de </w:t>
+      </w:r>
+      <w:r>
+        <w:t>road Trip</w:t>
+      </w:r>
+      <w:r>
+        <w:t xml:space="preserve"> </w:t>
+      </w:r>
+    </w:p>
+    <w:p>
+      <w:pPr>
+        <w:jc w:val="center"/>
+      </w:pPr>
       <w:r>
         <w:rPr>
           <w:noProof/>
         </w:rPr>
         <w:drawing>
-          <wp:inline distT="0" distB="0" distL="0" distR="0" wp14:anchorId="06D22343" wp14:editId="23EB5066">
-            <wp:extent cx="5715000" cy="3771900"/>
-            <wp:effectExtent l="0" t="0" r="0" b="0"/>
+          <wp:inline distT="0" distB="0" distL="0" distR="0" wp14:anchorId="06D22343" wp14:editId="40F6A001">
+            <wp:extent cx="5187700" cy="3423882"/>
+            <wp:effectExtent l="0" t="0" r="0" b="5715"/>
             <wp:docPr id="15" name="Image 15"/>
             <wp:cNvGraphicFramePr>
               <a:graphicFrameLocks xmlns:a="http://schemas.openxmlformats.org/drawingml/2006/main" noChangeAspect="1"/>
@@ -11103,7 +11190,7 @@
                     </pic:cNvPicPr>
                   </pic:nvPicPr>
                   <pic:blipFill>
-                    <a:blip r:embed="rId25">
+                    <a:blip r:embed="rId19">
                       <a:extLst>
                         <a:ext uri="{28A0092B-C50C-407E-A947-70E740481C1C}">
                           <a14:useLocalDpi xmlns:a14="http://schemas.microsoft.com/office/drawing/2010/main" val="0"/>
@@ -11118,7 +11205,7 @@
                   <pic:spPr bwMode="auto">
                     <a:xfrm>
                       <a:off x="0" y="0"/>
-                      <a:ext cx="5715000" cy="3771900"/>
+                      <a:ext cx="5192487" cy="3427042"/>
                     </a:xfrm>
                     <a:prstGeom prst="rect">
                       <a:avLst/>
@@ -11152,7 +11239,23 @@
         <w:t>partage</w:t>
       </w:r>
       <w:r>
-        <w:t xml:space="preserve"> d’un RoadTrip dans l’application, en montrant les interactions entre l’utilisateur, la page RoadTrip, le système, la base de données, ainsi que les destinataires </w:t>
+        <w:t xml:space="preserve"> d’un </w:t>
+      </w:r>
+      <w:r>
+        <w:t>road Trip</w:t>
+      </w:r>
+      <w:r>
+        <w:t xml:space="preserve"> dans l’application, en montrant les interactions entre l’utilisateur, la </w:t>
+      </w:r>
+      <w:r>
+        <w:lastRenderedPageBreak/>
+        <w:t xml:space="preserve">page </w:t>
+      </w:r>
+      <w:r>
+        <w:t>road Trip</w:t>
+      </w:r>
+      <w:r>
+        <w:t xml:space="preserve">, le système, la base de données, ainsi que les destinataires </w:t>
       </w:r>
       <w:r>
         <w:t>p</w:t>
@@ -11166,7 +11269,13 @@
         <w:pStyle w:val="Paragraphedeliste"/>
       </w:pPr>
       <w:r>
-        <w:t>Création d’un RoadTrip :</w:t>
+        <w:t xml:space="preserve">Création d’un </w:t>
+      </w:r>
+      <w:r>
+        <w:t>road Trip</w:t>
+      </w:r>
+      <w:r>
+        <w:t> :</w:t>
       </w:r>
     </w:p>
     <w:p>
@@ -11178,7 +11287,19 @@
         </w:numPr>
       </w:pPr>
       <w:r>
-        <w:t xml:space="preserve">L’utilisateur clique sur l’option Créer un RoadTrip sur la page RoadTrip </w:t>
+        <w:t xml:space="preserve">L’utilisateur clique sur l’option Créer un </w:t>
+      </w:r>
+      <w:r>
+        <w:t>road Trip</w:t>
+      </w:r>
+      <w:r>
+        <w:t xml:space="preserve"> sur la page </w:t>
+      </w:r>
+      <w:r>
+        <w:t>road Trip</w:t>
+      </w:r>
+      <w:r>
+        <w:t xml:space="preserve"> </w:t>
       </w:r>
     </w:p>
     <w:p>
@@ -11190,7 +11311,13 @@
         </w:numPr>
       </w:pPr>
       <w:r>
-        <w:t>La page invite l’utilisateur à saisir les informations du RoadTrip, telle que le titre ; les étapes et les dates prévues</w:t>
+        <w:t xml:space="preserve">La page invite l’utilisateur à saisir les informations du </w:t>
+      </w:r>
+      <w:r>
+        <w:t>road Trip</w:t>
+      </w:r>
+      <w:r>
+        <w:t>, telle que le titre ; les étapes et les dates prévues</w:t>
       </w:r>
     </w:p>
     <w:p>
@@ -11202,7 +11329,10 @@
         </w:numPr>
       </w:pPr>
       <w:r>
-        <w:t>Une fois les informations saisies, l’utilisateur valide la création du RoadTrip</w:t>
+        <w:t xml:space="preserve">Une fois les informations saisies, l’utilisateur valide la création du </w:t>
+      </w:r>
+      <w:r>
+        <w:t>road Trip</w:t>
       </w:r>
     </w:p>
     <w:p>
@@ -11222,7 +11352,10 @@
         </w:numPr>
       </w:pPr>
       <w:r>
-        <w:t>Le système reçoit et envoie les informations à la base de données pour enregistrer le RoadTrip</w:t>
+        <w:t xml:space="preserve">Le système reçoit et envoie les informations à la base de données pour enregistrer le </w:t>
+      </w:r>
+      <w:r>
+        <w:t>road Trip</w:t>
       </w:r>
     </w:p>
     <w:p>
@@ -11234,7 +11367,10 @@
         </w:numPr>
       </w:pPr>
       <w:r>
-        <w:t>La base de données pour enregistrer le RoadTrip</w:t>
+        <w:t xml:space="preserve">La base de données pour enregistrer le </w:t>
+      </w:r>
+      <w:r>
+        <w:t>road Trip</w:t>
       </w:r>
     </w:p>
     <w:p>
@@ -11246,7 +11382,19 @@
         </w:numPr>
       </w:pPr>
       <w:r>
-        <w:t xml:space="preserve">La base de données confirme l’enregistrement au système qui notifie ensuite la page RoadTrip que le RoadTrip </w:t>
+        <w:t xml:space="preserve">La base de données confirme l’enregistrement au système qui notifie ensuite la page </w:t>
+      </w:r>
+      <w:r>
+        <w:t>road Trip</w:t>
+      </w:r>
+      <w:r>
+        <w:t xml:space="preserve"> que le </w:t>
+      </w:r>
+      <w:r>
+        <w:t>road Trip</w:t>
+      </w:r>
+      <w:r>
+        <w:t xml:space="preserve"> </w:t>
       </w:r>
       <w:r>
         <w:t>a été créer avec succès</w:t>
@@ -11257,7 +11405,13 @@
         <w:pStyle w:val="Paragraphedeliste"/>
       </w:pPr>
       <w:r>
-        <w:t>Partage du RoadTrip :</w:t>
+        <w:t xml:space="preserve">Partage du </w:t>
+      </w:r>
+      <w:r>
+        <w:t>road Trip</w:t>
+      </w:r>
+      <w:r>
+        <w:t> :</w:t>
       </w:r>
     </w:p>
     <w:p>
@@ -11269,7 +11423,13 @@
         </w:numPr>
       </w:pPr>
       <w:r>
-        <w:t xml:space="preserve">L’utilisateur choisit de partager le RoadTrip </w:t>
+        <w:t xml:space="preserve">L’utilisateur choisit de partager le </w:t>
+      </w:r>
+      <w:r>
+        <w:t>road Trip</w:t>
+      </w:r>
+      <w:r>
+        <w:t xml:space="preserve"> </w:t>
       </w:r>
     </w:p>
     <w:p>
@@ -11281,15 +11441,27 @@
         </w:numPr>
       </w:pPr>
       <w:r>
-        <w:t>Le système met à jour la visibilité du RoadTrip dans la base de données en respectant le choix de l’utilisateur (public, privé, amis)</w:t>
-      </w:r>
-    </w:p>
-    <w:p>
-      <w:pPr>
-        <w:pStyle w:val="Paragraphedeliste"/>
-      </w:pPr>
-      <w:r>
-        <w:t xml:space="preserve">Ce diagramme met en évidence la place du système qui réunit la création du RoadTrip, son enregistrement sécurisé dans la base de données et son partage auprès des destinataires appropriés. Il garantit ainsi un processus complet, interactif et contrôlé, offrant à l’utilisateur la possibilité de planifier et partager facilement ses parcours </w:t>
+        <w:t xml:space="preserve">Le système met à jour la visibilité du </w:t>
+      </w:r>
+      <w:r>
+        <w:t>road Trip</w:t>
+      </w:r>
+      <w:r>
+        <w:t xml:space="preserve"> dans la base de données en respectant le choix de l’utilisateur (public, privé, amis)</w:t>
+      </w:r>
+    </w:p>
+    <w:p>
+      <w:pPr>
+        <w:pStyle w:val="Paragraphedeliste"/>
+      </w:pPr>
+      <w:r>
+        <w:t xml:space="preserve">Ce diagramme met en évidence la place du système qui réunit la création du </w:t>
+      </w:r>
+      <w:r>
+        <w:t>road Trip</w:t>
+      </w:r>
+      <w:r>
+        <w:t xml:space="preserve">, son enregistrement sécurisé dans la base de données et son partage auprès des destinataires appropriés. Il garantit ainsi un processus complet, interactif et contrôlé, offrant à l’utilisateur la possibilité de planifier et partager facilement ses parcours </w:t>
       </w:r>
     </w:p>
     <w:p>
@@ -11302,14 +11474,17 @@
       </w:r>
     </w:p>
     <w:p>
+      <w:pPr>
+        <w:jc w:val="center"/>
+      </w:pPr>
       <w:r>
         <w:rPr>
           <w:noProof/>
         </w:rPr>
         <w:drawing>
-          <wp:inline distT="0" distB="0" distL="0" distR="0" wp14:anchorId="1ECF2E59" wp14:editId="580A58ED">
-            <wp:extent cx="5715000" cy="3857625"/>
-            <wp:effectExtent l="0" t="0" r="0" b="9525"/>
+          <wp:inline distT="0" distB="0" distL="0" distR="0" wp14:anchorId="1ECF2E59" wp14:editId="2AA3FB11">
+            <wp:extent cx="4441209" cy="2997816"/>
+            <wp:effectExtent l="0" t="0" r="0" b="0"/>
             <wp:docPr id="16" name="Image 16"/>
             <wp:cNvGraphicFramePr>
               <a:graphicFrameLocks xmlns:a="http://schemas.openxmlformats.org/drawingml/2006/main" noChangeAspect="1"/>
@@ -11324,7 +11499,7 @@
                     </pic:cNvPicPr>
                   </pic:nvPicPr>
                   <pic:blipFill>
-                    <a:blip r:embed="rId26">
+                    <a:blip r:embed="rId20">
                       <a:extLst>
                         <a:ext uri="{28A0092B-C50C-407E-A947-70E740481C1C}">
                           <a14:useLocalDpi xmlns:a14="http://schemas.microsoft.com/office/drawing/2010/main" val="0"/>
@@ -11339,7 +11514,7 @@
                   <pic:spPr bwMode="auto">
                     <a:xfrm>
                       <a:off x="0" y="0"/>
-                      <a:ext cx="5715000" cy="3857625"/>
+                      <a:ext cx="4445383" cy="3000634"/>
                     </a:xfrm>
                     <a:prstGeom prst="rect">
                       <a:avLst/>
@@ -11481,6 +11656,7 @@
         </w:numPr>
       </w:pPr>
       <w:r>
+        <w:lastRenderedPageBreak/>
         <w:t>La page affiche ainsi le profil complet de l’utilisateur.</w:t>
       </w:r>
     </w:p>
@@ -11628,6 +11804,7 @@
       </w:pPr>
       <w:bookmarkStart w:id="29" w:name="_Toc210402047"/>
       <w:r>
+        <w:lastRenderedPageBreak/>
         <w:t>Définition des états du système</w:t>
       </w:r>
       <w:bookmarkEnd w:id="29"/>
@@ -11658,7 +11835,7 @@
                     </pic:cNvPicPr>
                   </pic:nvPicPr>
                   <pic:blipFill>
-                    <a:blip r:embed="rId27" cstate="print">
+                    <a:blip r:embed="rId21" cstate="print">
                       <a:extLst>
                         <a:ext uri="{28A0092B-C50C-407E-A947-70E740481C1C}">
                           <a14:useLocalDpi xmlns:a14="http://schemas.microsoft.com/office/drawing/2010/main" val="0"/>
@@ -11914,7 +12091,6 @@
                 <w:b/>
                 <w:bCs/>
               </w:rPr>
-              <w:lastRenderedPageBreak/>
               <w:t>Transitions:</w:t>
             </w:r>
           </w:p>
@@ -13804,6 +13980,7 @@
       </w:pPr>
       <w:bookmarkStart w:id="37" w:name="_Toc210402055"/>
       <w:r>
+        <w:lastRenderedPageBreak/>
         <w:t>Partage</w:t>
       </w:r>
       <w:bookmarkEnd w:id="37"/>
@@ -13985,7 +14162,6 @@
               <w:rPr>
                 <w:lang w:val="fr-FR"/>
               </w:rPr>
-              <w:lastRenderedPageBreak/>
               <w:t>Ajouter le Road Trip dans le flux public.</w:t>
             </w:r>
           </w:p>
@@ -14020,7 +14196,6 @@
                 <w:b/>
                 <w:bCs/>
               </w:rPr>
-              <w:lastRenderedPageBreak/>
               <w:t>Transitions:</w:t>
             </w:r>
           </w:p>
@@ -14132,7 +14307,15 @@
             <w:tcW w:w="5143" w:type="dxa"/>
           </w:tcPr>
           <w:p>
-            <w:r>
+            <w:pPr>
+              <w:rPr>
+                <w:lang w:val="fr-FR"/>
+              </w:rPr>
+            </w:pPr>
+            <w:r>
+              <w:rPr>
+                <w:lang w:val="fr-FR"/>
+              </w:rPr>
               <w:t>L’utilisateur échange des messages avec ses amis.</w:t>
             </w:r>
           </w:p>
@@ -14206,19 +14389,55 @@
             <w:tcW w:w="5143" w:type="dxa"/>
           </w:tcPr>
           <w:p>
-            <w:r>
+            <w:pPr>
+              <w:rPr>
+                <w:lang w:val="fr-FR"/>
+              </w:rPr>
+            </w:pPr>
+            <w:r>
+              <w:rPr>
+                <w:lang w:val="fr-FR"/>
+              </w:rPr>
               <w:t>Charger les conversations existantes.</w:t>
             </w:r>
           </w:p>
-          <w:p/>
-          <w:p>
-            <w:r>
+          <w:p>
+            <w:pPr>
+              <w:rPr>
+                <w:lang w:val="fr-FR"/>
+              </w:rPr>
+            </w:pPr>
+          </w:p>
+          <w:p>
+            <w:pPr>
+              <w:rPr>
+                <w:lang w:val="fr-FR"/>
+              </w:rPr>
+            </w:pPr>
+            <w:r>
+              <w:rPr>
+                <w:lang w:val="fr-FR"/>
+              </w:rPr>
               <w:t>Envoyer et recevoir des messages en temps réel.</w:t>
             </w:r>
           </w:p>
-          <w:p/>
-          <w:p>
-            <w:r>
+          <w:p>
+            <w:pPr>
+              <w:rPr>
+                <w:lang w:val="fr-FR"/>
+              </w:rPr>
+            </w:pPr>
+          </w:p>
+          <w:p>
+            <w:pPr>
+              <w:rPr>
+                <w:lang w:val="fr-FR"/>
+              </w:rPr>
+            </w:pPr>
+            <w:r>
+              <w:rPr>
+                <w:lang w:val="fr-FR"/>
+              </w:rPr>
               <w:t>Notifier les destinataires des nouveaux messages.</w:t>
             </w:r>
           </w:p>
@@ -14549,6 +14768,7 @@
                 <w:b/>
                 <w:bCs/>
               </w:rPr>
+              <w:lastRenderedPageBreak/>
               <w:t>Transitions:</w:t>
             </w:r>
           </w:p>
@@ -14648,7 +14868,6 @@
                 <w:b/>
                 <w:bCs/>
               </w:rPr>
-              <w:lastRenderedPageBreak/>
               <w:t>Description:</w:t>
             </w:r>
           </w:p>
@@ -15140,7 +15359,7 @@
     <w:p>
       <w:pPr>
         <w:sectPr>
-          <w:footerReference w:type="default" r:id="rId28"/>
+          <w:footerReference w:type="default" r:id="rId22"/>
           <w:pgSz w:w="11906" w:h="16838"/>
           <w:pgMar w:top="1417" w:right="1417" w:bottom="1417" w:left="1417" w:header="708" w:footer="708" w:gutter="0"/>
           <w:pgNumType w:start="1"/>
@@ -15522,7 +15741,7 @@
       </w:r>
     </w:p>
     <w:sectPr>
-      <w:footerReference w:type="default" r:id="rId29"/>
+      <w:footerReference w:type="default" r:id="rId23"/>
       <w:type w:val="evenPage"/>
       <w:pgSz w:w="11906" w:h="16838"/>
       <w:pgMar w:top="1417" w:right="1417" w:bottom="1417" w:left="1417" w:header="708" w:footer="708" w:gutter="0"/>
@@ -15554,36 +15773,6 @@
 </file>
 
 <file path=word/footer1.xml><?xml version="1.0" encoding="utf-8"?>
-<w:ftr xmlns:wpc="http://schemas.microsoft.com/office/word/2010/wordprocessingCanvas" xmlns:cx="http://schemas.microsoft.com/office/drawing/2014/chartex" xmlns:cx1="http://schemas.microsoft.com/office/drawing/2015/9/8/chartex" xmlns:cx2="http://schemas.microsoft.com/office/drawing/2015/10/21/chartex" xmlns:cx3="http://schemas.microsoft.com/office/drawing/2016/5/9/chartex" xmlns:cx4="http://schemas.microsoft.com/office/drawing/2016/5/10/chartex" xmlns:cx5="http://schemas.microsoft.com/office/drawing/2016/5/11/chartex" xmlns:cx6="http://schemas.microsoft.com/office/drawing/2016/5/12/chartex" xmlns:cx7="http://schemas.microsoft.com/office/drawing/2016/5/13/chartex" xmlns:cx8="http://schemas.microsoft.com/office/drawing/2016/5/14/chartex" xmlns:mc="http://schemas.openxmlformats.org/markup-compatibility/2006" xmlns:aink="http://schemas.microsoft.com/office/drawing/2016/ink" xmlns:am3d="http://schemas.microsoft.com/office/drawing/2017/model3d" xmlns:o="urn:schemas-microsoft-com:office:office" xmlns:r="http://schemas.openxmlformats.org/officeDocument/2006/relationships" xmlns:m="http://schemas.openxmlformats.org/officeDocument/2006/math" xmlns:v="urn:schemas-microsoft-com:vml" xmlns:wp14="http://schemas.microsoft.com/office/word/2010/wordprocessingDrawing" xmlns:wp="http://schemas.openxmlformats.org/drawingml/2006/wordprocessingDrawing" xmlns:w10="urn:schemas-microsoft-com:office:word" xmlns:w="http://schemas.openxmlformats.org/wordprocessingml/2006/main" xmlns:w14="http://schemas.microsoft.com/office/word/2010/wordml" xmlns:w15="http://schemas.microsoft.com/office/word/2012/wordml" xmlns:w16cex="http://schemas.microsoft.com/office/word/2018/wordml/cex" xmlns:w16cid="http://schemas.microsoft.com/office/word/2016/wordml/cid" xmlns:w16="http://schemas.microsoft.com/office/word/2018/wordml" xmlns:w16sdtdh="http://schemas.microsoft.com/office/word/2020/wordml/sdtdatahash" xmlns:w16se="http://schemas.microsoft.com/office/word/2015/wordml/symex" xmlns:wpg="http://schemas.microsoft.com/office/word/2010/wordprocessingGroup" xmlns:wpi="http://schemas.microsoft.com/office/word/2010/wordprocessingInk" xmlns:wne="http://schemas.microsoft.com/office/word/2006/wordml" xmlns:wps="http://schemas.microsoft.com/office/word/2010/wordprocessingShape" mc:Ignorable="w14 w15 w16se w16cid w16 w16cex w16sdtdh wp14">
-  <w:p>
-    <w:pPr>
-      <w:pStyle w:val="Pieddepage"/>
-    </w:pPr>
-  </w:p>
-</w:ftr>
-</file>
-
-<file path=word/footer2.xml><?xml version="1.0" encoding="utf-8"?>
-<w:ftr xmlns:wpc="http://schemas.microsoft.com/office/word/2010/wordprocessingCanvas" xmlns:cx="http://schemas.microsoft.com/office/drawing/2014/chartex" xmlns:cx1="http://schemas.microsoft.com/office/drawing/2015/9/8/chartex" xmlns:cx2="http://schemas.microsoft.com/office/drawing/2015/10/21/chartex" xmlns:cx3="http://schemas.microsoft.com/office/drawing/2016/5/9/chartex" xmlns:cx4="http://schemas.microsoft.com/office/drawing/2016/5/10/chartex" xmlns:cx5="http://schemas.microsoft.com/office/drawing/2016/5/11/chartex" xmlns:cx6="http://schemas.microsoft.com/office/drawing/2016/5/12/chartex" xmlns:cx7="http://schemas.microsoft.com/office/drawing/2016/5/13/chartex" xmlns:cx8="http://schemas.microsoft.com/office/drawing/2016/5/14/chartex" xmlns:mc="http://schemas.openxmlformats.org/markup-compatibility/2006" xmlns:aink="http://schemas.microsoft.com/office/drawing/2016/ink" xmlns:am3d="http://schemas.microsoft.com/office/drawing/2017/model3d" xmlns:o="urn:schemas-microsoft-com:office:office" xmlns:r="http://schemas.openxmlformats.org/officeDocument/2006/relationships" xmlns:m="http://schemas.openxmlformats.org/officeDocument/2006/math" xmlns:v="urn:schemas-microsoft-com:vml" xmlns:wp14="http://schemas.microsoft.com/office/word/2010/wordprocessingDrawing" xmlns:wp="http://schemas.openxmlformats.org/drawingml/2006/wordprocessingDrawing" xmlns:w10="urn:schemas-microsoft-com:office:word" xmlns:w="http://schemas.openxmlformats.org/wordprocessingml/2006/main" xmlns:w14="http://schemas.microsoft.com/office/word/2010/wordml" xmlns:w15="http://schemas.microsoft.com/office/word/2012/wordml" xmlns:w16cex="http://schemas.microsoft.com/office/word/2018/wordml/cex" xmlns:w16cid="http://schemas.microsoft.com/office/word/2016/wordml/cid" xmlns:w16="http://schemas.microsoft.com/office/word/2018/wordml" xmlns:w16sdtdh="http://schemas.microsoft.com/office/word/2020/wordml/sdtdatahash" xmlns:w16se="http://schemas.microsoft.com/office/word/2015/wordml/symex" xmlns:wpg="http://schemas.microsoft.com/office/word/2010/wordprocessingGroup" xmlns:wpi="http://schemas.microsoft.com/office/word/2010/wordprocessingInk" xmlns:wne="http://schemas.microsoft.com/office/word/2006/wordml" xmlns:wps="http://schemas.microsoft.com/office/word/2010/wordprocessingShape" mc:Ignorable="w14 w15 w16se w16cid w16 w16cex w16sdtdh wp14">
-  <w:p>
-    <w:pPr>
-      <w:pStyle w:val="Pieddepage"/>
-    </w:pPr>
-  </w:p>
-</w:ftr>
-</file>
-
-<file path=word/footer3.xml><?xml version="1.0" encoding="utf-8"?>
-<w:ftr xmlns:wpc="http://schemas.microsoft.com/office/word/2010/wordprocessingCanvas" xmlns:cx="http://schemas.microsoft.com/office/drawing/2014/chartex" xmlns:cx1="http://schemas.microsoft.com/office/drawing/2015/9/8/chartex" xmlns:cx2="http://schemas.microsoft.com/office/drawing/2015/10/21/chartex" xmlns:cx3="http://schemas.microsoft.com/office/drawing/2016/5/9/chartex" xmlns:cx4="http://schemas.microsoft.com/office/drawing/2016/5/10/chartex" xmlns:cx5="http://schemas.microsoft.com/office/drawing/2016/5/11/chartex" xmlns:cx6="http://schemas.microsoft.com/office/drawing/2016/5/12/chartex" xmlns:cx7="http://schemas.microsoft.com/office/drawing/2016/5/13/chartex" xmlns:cx8="http://schemas.microsoft.com/office/drawing/2016/5/14/chartex" xmlns:mc="http://schemas.openxmlformats.org/markup-compatibility/2006" xmlns:aink="http://schemas.microsoft.com/office/drawing/2016/ink" xmlns:am3d="http://schemas.microsoft.com/office/drawing/2017/model3d" xmlns:o="urn:schemas-microsoft-com:office:office" xmlns:r="http://schemas.openxmlformats.org/officeDocument/2006/relationships" xmlns:m="http://schemas.openxmlformats.org/officeDocument/2006/math" xmlns:v="urn:schemas-microsoft-com:vml" xmlns:wp14="http://schemas.microsoft.com/office/word/2010/wordprocessingDrawing" xmlns:wp="http://schemas.openxmlformats.org/drawingml/2006/wordprocessingDrawing" xmlns:w10="urn:schemas-microsoft-com:office:word" xmlns:w="http://schemas.openxmlformats.org/wordprocessingml/2006/main" xmlns:w14="http://schemas.microsoft.com/office/word/2010/wordml" xmlns:w15="http://schemas.microsoft.com/office/word/2012/wordml" xmlns:w16cex="http://schemas.microsoft.com/office/word/2018/wordml/cex" xmlns:w16cid="http://schemas.microsoft.com/office/word/2016/wordml/cid" xmlns:w16="http://schemas.microsoft.com/office/word/2018/wordml" xmlns:w16sdtdh="http://schemas.microsoft.com/office/word/2020/wordml/sdtdatahash" xmlns:w16se="http://schemas.microsoft.com/office/word/2015/wordml/symex" xmlns:wpg="http://schemas.microsoft.com/office/word/2010/wordprocessingGroup" xmlns:wpi="http://schemas.microsoft.com/office/word/2010/wordprocessingInk" xmlns:wne="http://schemas.microsoft.com/office/word/2006/wordml" xmlns:wps="http://schemas.microsoft.com/office/word/2010/wordprocessingShape" mc:Ignorable="w14 w15 w16se w16cid w16 w16cex w16sdtdh wp14">
-  <w:p>
-    <w:pPr>
-      <w:pStyle w:val="Pieddepage"/>
-    </w:pPr>
-  </w:p>
-</w:ftr>
-</file>
-
-<file path=word/footer4.xml><?xml version="1.0" encoding="utf-8"?>
 <w:ftr xmlns:wpc="http://schemas.microsoft.com/office/word/2010/wordprocessingCanvas" xmlns:cx="http://schemas.microsoft.com/office/drawing/2014/chartex" xmlns:cx1="http://schemas.microsoft.com/office/drawing/2015/9/8/chartex" xmlns:cx2="http://schemas.microsoft.com/office/drawing/2015/10/21/chartex" xmlns:cx3="http://schemas.microsoft.com/office/drawing/2016/5/9/chartex" xmlns:cx4="http://schemas.microsoft.com/office/drawing/2016/5/10/chartex" xmlns:cx5="http://schemas.microsoft.com/office/drawing/2016/5/11/chartex" xmlns:cx6="http://schemas.microsoft.com/office/drawing/2016/5/12/chartex" xmlns:cx7="http://schemas.microsoft.com/office/drawing/2016/5/13/chartex" xmlns:cx8="http://schemas.microsoft.com/office/drawing/2016/5/14/chartex" xmlns:mc="http://schemas.openxmlformats.org/markup-compatibility/2006" xmlns:aink="http://schemas.microsoft.com/office/drawing/2016/ink" xmlns:am3d="http://schemas.microsoft.com/office/drawing/2017/model3d" xmlns:o="urn:schemas-microsoft-com:office:office" xmlns:r="http://schemas.openxmlformats.org/officeDocument/2006/relationships" xmlns:m="http://schemas.openxmlformats.org/officeDocument/2006/math" xmlns:v="urn:schemas-microsoft-com:vml" xmlns:wp14="http://schemas.microsoft.com/office/word/2010/wordprocessingDrawing" xmlns:wp="http://schemas.openxmlformats.org/drawingml/2006/wordprocessingDrawing" xmlns:w10="urn:schemas-microsoft-com:office:word" xmlns:w="http://schemas.openxmlformats.org/wordprocessingml/2006/main" xmlns:w14="http://schemas.microsoft.com/office/word/2010/wordml" xmlns:w15="http://schemas.microsoft.com/office/word/2012/wordml" xmlns:w16cex="http://schemas.microsoft.com/office/word/2018/wordml/cex" xmlns:w16cid="http://schemas.microsoft.com/office/word/2016/wordml/cid" xmlns:w16="http://schemas.microsoft.com/office/word/2018/wordml" xmlns:w16sdtdh="http://schemas.microsoft.com/office/word/2020/wordml/sdtdatahash" xmlns:w16se="http://schemas.microsoft.com/office/word/2015/wordml/symex" xmlns:wpg="http://schemas.microsoft.com/office/word/2010/wordprocessingGroup" xmlns:wpi="http://schemas.microsoft.com/office/word/2010/wordprocessingInk" xmlns:wne="http://schemas.microsoft.com/office/word/2006/wordml" xmlns:wps="http://schemas.microsoft.com/office/word/2010/wordprocessingShape" mc:Ignorable="w14 w15 w16se w16cid w16 w16cex w16sdtdh wp14">
   <w:p>
     <w:pPr>
@@ -15611,7 +15800,7 @@
 </w:ftr>
 </file>
 
-<file path=word/footer5.xml><?xml version="1.0" encoding="utf-8"?>
+<file path=word/footer2.xml><?xml version="1.0" encoding="utf-8"?>
 <w:ftr xmlns:wpc="http://schemas.microsoft.com/office/word/2010/wordprocessingCanvas" xmlns:cx="http://schemas.microsoft.com/office/drawing/2014/chartex" xmlns:cx1="http://schemas.microsoft.com/office/drawing/2015/9/8/chartex" xmlns:cx2="http://schemas.microsoft.com/office/drawing/2015/10/21/chartex" xmlns:cx3="http://schemas.microsoft.com/office/drawing/2016/5/9/chartex" xmlns:cx4="http://schemas.microsoft.com/office/drawing/2016/5/10/chartex" xmlns:cx5="http://schemas.microsoft.com/office/drawing/2016/5/11/chartex" xmlns:cx6="http://schemas.microsoft.com/office/drawing/2016/5/12/chartex" xmlns:cx7="http://schemas.microsoft.com/office/drawing/2016/5/13/chartex" xmlns:cx8="http://schemas.microsoft.com/office/drawing/2016/5/14/chartex" xmlns:mc="http://schemas.openxmlformats.org/markup-compatibility/2006" xmlns:aink="http://schemas.microsoft.com/office/drawing/2016/ink" xmlns:am3d="http://schemas.microsoft.com/office/drawing/2017/model3d" xmlns:o="urn:schemas-microsoft-com:office:office" xmlns:r="http://schemas.openxmlformats.org/officeDocument/2006/relationships" xmlns:m="http://schemas.openxmlformats.org/officeDocument/2006/math" xmlns:v="urn:schemas-microsoft-com:vml" xmlns:wp14="http://schemas.microsoft.com/office/word/2010/wordprocessingDrawing" xmlns:wp="http://schemas.openxmlformats.org/drawingml/2006/wordprocessingDrawing" xmlns:w10="urn:schemas-microsoft-com:office:word" xmlns:w="http://schemas.openxmlformats.org/wordprocessingml/2006/main" xmlns:w14="http://schemas.microsoft.com/office/word/2010/wordml" xmlns:w15="http://schemas.microsoft.com/office/word/2012/wordml" xmlns:w16cex="http://schemas.microsoft.com/office/word/2018/wordml/cex" xmlns:w16cid="http://schemas.microsoft.com/office/word/2016/wordml/cid" xmlns:w16="http://schemas.microsoft.com/office/word/2018/wordml" xmlns:w16sdtdh="http://schemas.microsoft.com/office/word/2020/wordml/sdtdatahash" xmlns:w16se="http://schemas.microsoft.com/office/word/2015/wordml/symex" xmlns:wpg="http://schemas.microsoft.com/office/word/2010/wordprocessingGroup" xmlns:wpi="http://schemas.microsoft.com/office/word/2010/wordprocessingInk" xmlns:wne="http://schemas.microsoft.com/office/word/2006/wordml" xmlns:wps="http://schemas.microsoft.com/office/word/2010/wordprocessingShape" mc:Ignorable="w14 w15 w16se w16cid w16 w16cex w16sdtdh wp14">
   <w:p>
     <w:pPr>
@@ -15720,7 +15909,7 @@
 </w:ftr>
 </file>
 
-<file path=word/footer6.xml><?xml version="1.0" encoding="utf-8"?>
+<file path=word/footer3.xml><?xml version="1.0" encoding="utf-8"?>
 <w:ftr xmlns:wpc="http://schemas.microsoft.com/office/word/2010/wordprocessingCanvas" xmlns:cx="http://schemas.microsoft.com/office/drawing/2014/chartex" xmlns:cx1="http://schemas.microsoft.com/office/drawing/2015/9/8/chartex" xmlns:cx2="http://schemas.microsoft.com/office/drawing/2015/10/21/chartex" xmlns:cx3="http://schemas.microsoft.com/office/drawing/2016/5/9/chartex" xmlns:cx4="http://schemas.microsoft.com/office/drawing/2016/5/10/chartex" xmlns:cx5="http://schemas.microsoft.com/office/drawing/2016/5/11/chartex" xmlns:cx6="http://schemas.microsoft.com/office/drawing/2016/5/12/chartex" xmlns:cx7="http://schemas.microsoft.com/office/drawing/2016/5/13/chartex" xmlns:cx8="http://schemas.microsoft.com/office/drawing/2016/5/14/chartex" xmlns:mc="http://schemas.openxmlformats.org/markup-compatibility/2006" xmlns:aink="http://schemas.microsoft.com/office/drawing/2016/ink" xmlns:am3d="http://schemas.microsoft.com/office/drawing/2017/model3d" xmlns:o="urn:schemas-microsoft-com:office:office" xmlns:r="http://schemas.openxmlformats.org/officeDocument/2006/relationships" xmlns:m="http://schemas.openxmlformats.org/officeDocument/2006/math" xmlns:v="urn:schemas-microsoft-com:vml" xmlns:wp14="http://schemas.microsoft.com/office/word/2010/wordprocessingDrawing" xmlns:wp="http://schemas.openxmlformats.org/drawingml/2006/wordprocessingDrawing" xmlns:w10="urn:schemas-microsoft-com:office:word" xmlns:w="http://schemas.openxmlformats.org/wordprocessingml/2006/main" xmlns:w14="http://schemas.microsoft.com/office/word/2010/wordml" xmlns:w15="http://schemas.microsoft.com/office/word/2012/wordml" xmlns:w16cex="http://schemas.microsoft.com/office/word/2018/wordml/cex" xmlns:w16cid="http://schemas.microsoft.com/office/word/2016/wordml/cid" xmlns:w16="http://schemas.microsoft.com/office/word/2018/wordml" xmlns:w16sdtdh="http://schemas.microsoft.com/office/word/2020/wordml/sdtdatahash" xmlns:w16se="http://schemas.microsoft.com/office/word/2015/wordml/symex" xmlns:wpg="http://schemas.microsoft.com/office/word/2010/wordprocessingGroup" xmlns:wpi="http://schemas.microsoft.com/office/word/2010/wordprocessingInk" xmlns:wne="http://schemas.microsoft.com/office/word/2006/wordml" xmlns:wps="http://schemas.microsoft.com/office/word/2010/wordprocessingShape" mc:Ignorable="w14 w15 w16se w16cid w16 w16cex w16sdtdh wp14">
   <w:p>
     <w:pPr>
@@ -15768,36 +15957,6 @@
 </file>
 
 <file path=word/header1.xml><?xml version="1.0" encoding="utf-8"?>
-<w:hdr xmlns:wpc="http://schemas.microsoft.com/office/word/2010/wordprocessingCanvas" xmlns:cx="http://schemas.microsoft.com/office/drawing/2014/chartex" xmlns:cx1="http://schemas.microsoft.com/office/drawing/2015/9/8/chartex" xmlns:cx2="http://schemas.microsoft.com/office/drawing/2015/10/21/chartex" xmlns:cx3="http://schemas.microsoft.com/office/drawing/2016/5/9/chartex" xmlns:cx4="http://schemas.microsoft.com/office/drawing/2016/5/10/chartex" xmlns:cx5="http://schemas.microsoft.com/office/drawing/2016/5/11/chartex" xmlns:cx6="http://schemas.microsoft.com/office/drawing/2016/5/12/chartex" xmlns:cx7="http://schemas.microsoft.com/office/drawing/2016/5/13/chartex" xmlns:cx8="http://schemas.microsoft.com/office/drawing/2016/5/14/chartex" xmlns:mc="http://schemas.openxmlformats.org/markup-compatibility/2006" xmlns:aink="http://schemas.microsoft.com/office/drawing/2016/ink" xmlns:am3d="http://schemas.microsoft.com/office/drawing/2017/model3d" xmlns:o="urn:schemas-microsoft-com:office:office" xmlns:r="http://schemas.openxmlformats.org/officeDocument/2006/relationships" xmlns:m="http://schemas.openxmlformats.org/officeDocument/2006/math" xmlns:v="urn:schemas-microsoft-com:vml" xmlns:wp14="http://schemas.microsoft.com/office/word/2010/wordprocessingDrawing" xmlns:wp="http://schemas.openxmlformats.org/drawingml/2006/wordprocessingDrawing" xmlns:w10="urn:schemas-microsoft-com:office:word" xmlns:w="http://schemas.openxmlformats.org/wordprocessingml/2006/main" xmlns:w14="http://schemas.microsoft.com/office/word/2010/wordml" xmlns:w15="http://schemas.microsoft.com/office/word/2012/wordml" xmlns:w16cex="http://schemas.microsoft.com/office/word/2018/wordml/cex" xmlns:w16cid="http://schemas.microsoft.com/office/word/2016/wordml/cid" xmlns:w16="http://schemas.microsoft.com/office/word/2018/wordml" xmlns:w16sdtdh="http://schemas.microsoft.com/office/word/2020/wordml/sdtdatahash" xmlns:w16se="http://schemas.microsoft.com/office/word/2015/wordml/symex" xmlns:wpg="http://schemas.microsoft.com/office/word/2010/wordprocessingGroup" xmlns:wpi="http://schemas.microsoft.com/office/word/2010/wordprocessingInk" xmlns:wne="http://schemas.microsoft.com/office/word/2006/wordml" xmlns:wps="http://schemas.microsoft.com/office/word/2010/wordprocessingShape" mc:Ignorable="w14 w15 w16se w16cid w16 w16cex w16sdtdh wp14">
-  <w:p>
-    <w:pPr>
-      <w:pStyle w:val="En-tte"/>
-    </w:pPr>
-  </w:p>
-</w:hdr>
-</file>
-
-<file path=word/header2.xml><?xml version="1.0" encoding="utf-8"?>
-<w:hdr xmlns:wpc="http://schemas.microsoft.com/office/word/2010/wordprocessingCanvas" xmlns:cx="http://schemas.microsoft.com/office/drawing/2014/chartex" xmlns:cx1="http://schemas.microsoft.com/office/drawing/2015/9/8/chartex" xmlns:cx2="http://schemas.microsoft.com/office/drawing/2015/10/21/chartex" xmlns:cx3="http://schemas.microsoft.com/office/drawing/2016/5/9/chartex" xmlns:cx4="http://schemas.microsoft.com/office/drawing/2016/5/10/chartex" xmlns:cx5="http://schemas.microsoft.com/office/drawing/2016/5/11/chartex" xmlns:cx6="http://schemas.microsoft.com/office/drawing/2016/5/12/chartex" xmlns:cx7="http://schemas.microsoft.com/office/drawing/2016/5/13/chartex" xmlns:cx8="http://schemas.microsoft.com/office/drawing/2016/5/14/chartex" xmlns:mc="http://schemas.openxmlformats.org/markup-compatibility/2006" xmlns:aink="http://schemas.microsoft.com/office/drawing/2016/ink" xmlns:am3d="http://schemas.microsoft.com/office/drawing/2017/model3d" xmlns:o="urn:schemas-microsoft-com:office:office" xmlns:r="http://schemas.openxmlformats.org/officeDocument/2006/relationships" xmlns:m="http://schemas.openxmlformats.org/officeDocument/2006/math" xmlns:v="urn:schemas-microsoft-com:vml" xmlns:wp14="http://schemas.microsoft.com/office/word/2010/wordprocessingDrawing" xmlns:wp="http://schemas.openxmlformats.org/drawingml/2006/wordprocessingDrawing" xmlns:w10="urn:schemas-microsoft-com:office:word" xmlns:w="http://schemas.openxmlformats.org/wordprocessingml/2006/main" xmlns:w14="http://schemas.microsoft.com/office/word/2010/wordml" xmlns:w15="http://schemas.microsoft.com/office/word/2012/wordml" xmlns:w16cex="http://schemas.microsoft.com/office/word/2018/wordml/cex" xmlns:w16cid="http://schemas.microsoft.com/office/word/2016/wordml/cid" xmlns:w16="http://schemas.microsoft.com/office/word/2018/wordml" xmlns:w16sdtdh="http://schemas.microsoft.com/office/word/2020/wordml/sdtdatahash" xmlns:w16se="http://schemas.microsoft.com/office/word/2015/wordml/symex" xmlns:wpg="http://schemas.microsoft.com/office/word/2010/wordprocessingGroup" xmlns:wpi="http://schemas.microsoft.com/office/word/2010/wordprocessingInk" xmlns:wne="http://schemas.microsoft.com/office/word/2006/wordml" xmlns:wps="http://schemas.microsoft.com/office/word/2010/wordprocessingShape" mc:Ignorable="w14 w15 w16se w16cid w16 w16cex w16sdtdh wp14">
-  <w:p>
-    <w:pPr>
-      <w:pStyle w:val="En-tte"/>
-    </w:pPr>
-  </w:p>
-</w:hdr>
-</file>
-
-<file path=word/header3.xml><?xml version="1.0" encoding="utf-8"?>
-<w:hdr xmlns:wpc="http://schemas.microsoft.com/office/word/2010/wordprocessingCanvas" xmlns:cx="http://schemas.microsoft.com/office/drawing/2014/chartex" xmlns:cx1="http://schemas.microsoft.com/office/drawing/2015/9/8/chartex" xmlns:cx2="http://schemas.microsoft.com/office/drawing/2015/10/21/chartex" xmlns:cx3="http://schemas.microsoft.com/office/drawing/2016/5/9/chartex" xmlns:cx4="http://schemas.microsoft.com/office/drawing/2016/5/10/chartex" xmlns:cx5="http://schemas.microsoft.com/office/drawing/2016/5/11/chartex" xmlns:cx6="http://schemas.microsoft.com/office/drawing/2016/5/12/chartex" xmlns:cx7="http://schemas.microsoft.com/office/drawing/2016/5/13/chartex" xmlns:cx8="http://schemas.microsoft.com/office/drawing/2016/5/14/chartex" xmlns:mc="http://schemas.openxmlformats.org/markup-compatibility/2006" xmlns:aink="http://schemas.microsoft.com/office/drawing/2016/ink" xmlns:am3d="http://schemas.microsoft.com/office/drawing/2017/model3d" xmlns:o="urn:schemas-microsoft-com:office:office" xmlns:r="http://schemas.openxmlformats.org/officeDocument/2006/relationships" xmlns:m="http://schemas.openxmlformats.org/officeDocument/2006/math" xmlns:v="urn:schemas-microsoft-com:vml" xmlns:wp14="http://schemas.microsoft.com/office/word/2010/wordprocessingDrawing" xmlns:wp="http://schemas.openxmlformats.org/drawingml/2006/wordprocessingDrawing" xmlns:w10="urn:schemas-microsoft-com:office:word" xmlns:w="http://schemas.openxmlformats.org/wordprocessingml/2006/main" xmlns:w14="http://schemas.microsoft.com/office/word/2010/wordml" xmlns:w15="http://schemas.microsoft.com/office/word/2012/wordml" xmlns:w16cex="http://schemas.microsoft.com/office/word/2018/wordml/cex" xmlns:w16cid="http://schemas.microsoft.com/office/word/2016/wordml/cid" xmlns:w16="http://schemas.microsoft.com/office/word/2018/wordml" xmlns:w16sdtdh="http://schemas.microsoft.com/office/word/2020/wordml/sdtdatahash" xmlns:w16se="http://schemas.microsoft.com/office/word/2015/wordml/symex" xmlns:wpg="http://schemas.microsoft.com/office/word/2010/wordprocessingGroup" xmlns:wpi="http://schemas.microsoft.com/office/word/2010/wordprocessingInk" xmlns:wne="http://schemas.microsoft.com/office/word/2006/wordml" xmlns:wps="http://schemas.microsoft.com/office/word/2010/wordprocessingShape" mc:Ignorable="w14 w15 w16se w16cid w16 w16cex w16sdtdh wp14">
-  <w:p>
-    <w:pPr>
-      <w:pStyle w:val="En-tte"/>
-    </w:pPr>
-  </w:p>
-</w:hdr>
-</file>
-
-<file path=word/header4.xml><?xml version="1.0" encoding="utf-8"?>
 <w:hdr xmlns:wpc="http://schemas.microsoft.com/office/word/2010/wordprocessingCanvas" xmlns:cx="http://schemas.microsoft.com/office/drawing/2014/chartex" xmlns:cx1="http://schemas.microsoft.com/office/drawing/2015/9/8/chartex" xmlns:cx2="http://schemas.microsoft.com/office/drawing/2015/10/21/chartex" xmlns:cx3="http://schemas.microsoft.com/office/drawing/2016/5/9/chartex" xmlns:cx4="http://schemas.microsoft.com/office/drawing/2016/5/10/chartex" xmlns:cx5="http://schemas.microsoft.com/office/drawing/2016/5/11/chartex" xmlns:cx6="http://schemas.microsoft.com/office/drawing/2016/5/12/chartex" xmlns:cx7="http://schemas.microsoft.com/office/drawing/2016/5/13/chartex" xmlns:cx8="http://schemas.microsoft.com/office/drawing/2016/5/14/chartex" xmlns:mc="http://schemas.openxmlformats.org/markup-compatibility/2006" xmlns:aink="http://schemas.microsoft.com/office/drawing/2016/ink" xmlns:am3d="http://schemas.microsoft.com/office/drawing/2017/model3d" xmlns:o="urn:schemas-microsoft-com:office:office" xmlns:r="http://schemas.openxmlformats.org/officeDocument/2006/relationships" xmlns:m="http://schemas.openxmlformats.org/officeDocument/2006/math" xmlns:v="urn:schemas-microsoft-com:vml" xmlns:wp14="http://schemas.microsoft.com/office/word/2010/wordprocessingDrawing" xmlns:wp="http://schemas.openxmlformats.org/drawingml/2006/wordprocessingDrawing" xmlns:w10="urn:schemas-microsoft-com:office:word" xmlns:w="http://schemas.openxmlformats.org/wordprocessingml/2006/main" xmlns:w14="http://schemas.microsoft.com/office/word/2010/wordml" xmlns:w15="http://schemas.microsoft.com/office/word/2012/wordml" xmlns:w16cex="http://schemas.microsoft.com/office/word/2018/wordml/cex" xmlns:w16cid="http://schemas.microsoft.com/office/word/2016/wordml/cid" xmlns:w16="http://schemas.microsoft.com/office/word/2018/wordml" xmlns:w16sdtdh="http://schemas.microsoft.com/office/word/2020/wordml/sdtdatahash" xmlns:w16se="http://schemas.microsoft.com/office/word/2015/wordml/symex" xmlns:wpg="http://schemas.microsoft.com/office/word/2010/wordprocessingGroup" xmlns:wpi="http://schemas.microsoft.com/office/word/2010/wordprocessingInk" xmlns:wne="http://schemas.microsoft.com/office/word/2006/wordml" xmlns:wps="http://schemas.microsoft.com/office/word/2010/wordprocessingShape" mc:Ignorable="w14 w15 w16se w16cid w16 w16cex w16sdtdh wp14">
   <w:p>
     <w:pPr>
@@ -18894,6 +19053,7 @@
   <w:style w:type="character" w:default="1" w:styleId="Policepardfaut">
     <w:name w:val="Default Paragraph Font"/>
     <w:uiPriority w:val="1"/>
+    <w:semiHidden/>
     <w:unhideWhenUsed/>
   </w:style>
   <w:style w:type="table" w:default="1" w:styleId="TableauNormal">
@@ -19795,6 +19955,7 @@
     <w:rsid w:val="0094073A"/>
     <w:rsid w:val="00A67BD1"/>
     <w:rsid w:val="00B10ED4"/>
+    <w:rsid w:val="00B1491C"/>
     <w:rsid w:val="00C637DE"/>
     <w:rsid w:val="00C7342D"/>
     <w:rsid w:val="00D12B9B"/>

--- a/Documents/DossierAnalyse.docx
+++ b/Documents/DossierAnalyse.docx
@@ -849,7 +849,7 @@
                               <w:tblLook w:val="04A0" w:firstRow="1" w:lastRow="0" w:firstColumn="1" w:lastColumn="0" w:noHBand="0" w:noVBand="1"/>
                             </w:tblPr>
                             <w:tblGrid>
-                              <w:gridCol w:w="9284"/>
+                              <w:gridCol w:w="9272"/>
                             </w:tblGrid>
                             <w:tr>
                               <w:sdt>
@@ -1026,7 +1026,7 @@
                         <w:tblLook w:val="04A0" w:firstRow="1" w:lastRow="0" w:firstColumn="1" w:lastColumn="0" w:noHBand="0" w:noVBand="1"/>
                       </w:tblPr>
                       <w:tblGrid>
-                        <w:gridCol w:w="9284"/>
+                        <w:gridCol w:w="9272"/>
                       </w:tblGrid>
                       <w:tr>
                         <w:sdt>
@@ -4966,7 +4966,6 @@
         </w:numPr>
       </w:pPr>
       <w:r>
-        <w:lastRenderedPageBreak/>
         <w:t xml:space="preserve">Structurer notre travail : </w:t>
       </w:r>
     </w:p>
@@ -5074,6 +5073,7 @@
       </w:pPr>
       <w:bookmarkStart w:id="4" w:name="_Toc210402022"/>
       <w:r>
+        <w:lastRenderedPageBreak/>
         <w:t>Utilisateur avec compte</w:t>
       </w:r>
       <w:bookmarkEnd w:id="4"/>
@@ -5194,7 +5194,6 @@
         </w:numPr>
       </w:pPr>
       <w:r>
-        <w:lastRenderedPageBreak/>
         <w:t>Modérer le contenu partagé sur le site web.</w:t>
       </w:r>
     </w:p>
@@ -5529,7 +5528,6 @@
         <w:pStyle w:val="Paragraphedeliste"/>
       </w:pPr>
       <w:r>
-        <w:lastRenderedPageBreak/>
         <w:t>Applications trop centrées sur les grandes villes.</w:t>
       </w:r>
     </w:p>
@@ -5564,6 +5562,7 @@
         <w:pStyle w:val="Paragraphedeliste"/>
       </w:pPr>
       <w:r>
+        <w:lastRenderedPageBreak/>
         <w:t>Planifier des itinéraires flexibles et personnalisés.</w:t>
       </w:r>
     </w:p>
@@ -5837,7 +5836,6 @@
           <w:smallCaps w:val="0"/>
           <w:sz w:val="22"/>
         </w:rPr>
-        <w:lastRenderedPageBreak/>
         <w:t>Situation</w:t>
       </w:r>
       <w:r>
@@ -6015,6 +6013,7 @@
         <w:pStyle w:val="Paragraphedeliste"/>
       </w:pPr>
       <w:r>
+        <w:lastRenderedPageBreak/>
         <w:t>Il se connecte à son compte.</w:t>
       </w:r>
     </w:p>
@@ -6063,7 +6062,6 @@
         <w:pStyle w:val="Titre2"/>
       </w:pPr>
       <w:r>
-        <w:lastRenderedPageBreak/>
         <w:t>Contrainte</w:t>
       </w:r>
       <w:bookmarkEnd w:id="7"/>
@@ -7184,6 +7182,7 @@
                 <w:rFonts w:ascii="Arial" w:hAnsi="Arial" w:cs="Arial"/>
                 <w:lang w:val="fr-FR"/>
               </w:rPr>
+              <w:lastRenderedPageBreak/>
               <w:t>Logs techniques (IP, connexions)</w:t>
             </w:r>
           </w:p>
@@ -7426,12 +7425,2759 @@
     <w:p>
       <w:pPr>
         <w:pStyle w:val="Titre3"/>
-        <w:numPr>
-          <w:ilvl w:val="0"/>
-          <w:numId w:val="0"/>
-        </w:numPr>
-      </w:pPr>
-      <w:r>
+      </w:pPr>
+      <w:r>
+        <w:t xml:space="preserve">Suivi des Risques </w:t>
+      </w:r>
+    </w:p>
+    <w:p/>
+    <w:tbl>
+      <w:tblPr>
+        <w:tblStyle w:val="Grilledutableau"/>
+        <w:tblW w:w="0" w:type="auto"/>
+        <w:tblLook w:val="04A0" w:firstRow="1" w:lastRow="0" w:firstColumn="1" w:lastColumn="0" w:noHBand="0" w:noVBand="1"/>
+      </w:tblPr>
+      <w:tblGrid>
+        <w:gridCol w:w="9062"/>
+      </w:tblGrid>
+      <w:tr>
+        <w:tc>
+          <w:tcPr>
+            <w:tcW w:w="9062" w:type="dxa"/>
+          </w:tcPr>
+          <w:tbl>
+            <w:tblPr>
+              <w:tblStyle w:val="TableauGrille2-Accentuation1"/>
+              <w:tblW w:w="8954" w:type="dxa"/>
+              <w:tblLook w:val="04A0" w:firstRow="1" w:lastRow="0" w:firstColumn="1" w:lastColumn="0" w:noHBand="0" w:noVBand="1"/>
+            </w:tblPr>
+            <w:tblGrid>
+              <w:gridCol w:w="1584"/>
+              <w:gridCol w:w="1148"/>
+              <w:gridCol w:w="801"/>
+              <w:gridCol w:w="875"/>
+              <w:gridCol w:w="1507"/>
+              <w:gridCol w:w="216"/>
+              <w:gridCol w:w="1085"/>
+              <w:gridCol w:w="216"/>
+              <w:gridCol w:w="1359"/>
+              <w:gridCol w:w="55"/>
+            </w:tblGrid>
+            <w:tr>
+              <w:trPr>
+                <w:gridAfter w:val="1"/>
+                <w:cnfStyle w:val="100000000000" w:firstRow="1" w:lastRow="0" w:firstColumn="0" w:lastColumn="0" w:oddVBand="0" w:evenVBand="0" w:oddHBand="0" w:evenHBand="0" w:firstRowFirstColumn="0" w:firstRowLastColumn="0" w:lastRowFirstColumn="0" w:lastRowLastColumn="0"/>
+                <w:wAfter w:w="108" w:type="dxa"/>
+              </w:trPr>
+              <w:tc>
+                <w:tcPr>
+                  <w:cnfStyle w:val="001000000000" w:firstRow="0" w:lastRow="0" w:firstColumn="1" w:lastColumn="0" w:oddVBand="0" w:evenVBand="0" w:oddHBand="0" w:evenHBand="0" w:firstRowFirstColumn="0" w:firstRowLastColumn="0" w:lastRowFirstColumn="0" w:lastRowLastColumn="0"/>
+                  <w:tcW w:w="0" w:type="auto"/>
+                  <w:hideMark/>
+                </w:tcPr>
+                <w:p>
+                  <w:pPr>
+                    <w:rPr>
+                      <w:lang w:val="fr-FR" w:eastAsia="fr-FR"/>
+                    </w:rPr>
+                  </w:pPr>
+                  <w:r>
+                    <w:rPr>
+                      <w:lang w:val="fr-FR" w:eastAsia="fr-FR"/>
+                    </w:rPr>
+                    <w:t>Risque identifié</w:t>
+                  </w:r>
+                </w:p>
+              </w:tc>
+              <w:tc>
+                <w:tcPr>
+                  <w:tcW w:w="0" w:type="auto"/>
+                  <w:hideMark/>
+                </w:tcPr>
+                <w:p>
+                  <w:pPr>
+                    <w:cnfStyle w:val="100000000000" w:firstRow="1" w:lastRow="0" w:firstColumn="0" w:lastColumn="0" w:oddVBand="0" w:evenVBand="0" w:oddHBand="0" w:evenHBand="0" w:firstRowFirstColumn="0" w:firstRowLastColumn="0" w:lastRowFirstColumn="0" w:lastRowLastColumn="0"/>
+                    <w:rPr>
+                      <w:lang w:val="fr-FR" w:eastAsia="fr-FR"/>
+                    </w:rPr>
+                  </w:pPr>
+                  <w:r>
+                    <w:rPr>
+                      <w:lang w:val="fr-FR" w:eastAsia="fr-FR"/>
+                    </w:rPr>
+                    <w:t>Probabilité (1–3)</w:t>
+                  </w:r>
+                </w:p>
+              </w:tc>
+              <w:tc>
+                <w:tcPr>
+                  <w:tcW w:w="0" w:type="auto"/>
+                  <w:hideMark/>
+                </w:tcPr>
+                <w:p>
+                  <w:pPr>
+                    <w:cnfStyle w:val="100000000000" w:firstRow="1" w:lastRow="0" w:firstColumn="0" w:lastColumn="0" w:oddVBand="0" w:evenVBand="0" w:oddHBand="0" w:evenHBand="0" w:firstRowFirstColumn="0" w:firstRowLastColumn="0" w:lastRowFirstColumn="0" w:lastRowLastColumn="0"/>
+                    <w:rPr>
+                      <w:lang w:val="fr-FR" w:eastAsia="fr-FR"/>
+                    </w:rPr>
+                  </w:pPr>
+                  <w:r>
+                    <w:rPr>
+                      <w:lang w:val="fr-FR" w:eastAsia="fr-FR"/>
+                    </w:rPr>
+                    <w:t>Impact (1–3)</w:t>
+                  </w:r>
+                </w:p>
+              </w:tc>
+              <w:tc>
+                <w:tcPr>
+                  <w:tcW w:w="883" w:type="dxa"/>
+                  <w:hideMark/>
+                </w:tcPr>
+                <w:p>
+                  <w:pPr>
+                    <w:cnfStyle w:val="100000000000" w:firstRow="1" w:lastRow="0" w:firstColumn="0" w:lastColumn="0" w:oddVBand="0" w:evenVBand="0" w:oddHBand="0" w:evenHBand="0" w:firstRowFirstColumn="0" w:firstRowLastColumn="0" w:lastRowFirstColumn="0" w:lastRowLastColumn="0"/>
+                    <w:rPr>
+                      <w:lang w:val="fr-FR" w:eastAsia="fr-FR"/>
+                    </w:rPr>
+                  </w:pPr>
+                  <w:r>
+                    <w:rPr>
+                      <w:lang w:val="fr-FR" w:eastAsia="fr-FR"/>
+                    </w:rPr>
+                    <w:t>Criticité (P×I)</w:t>
+                  </w:r>
+                </w:p>
+              </w:tc>
+              <w:tc>
+                <w:tcPr>
+                  <w:tcW w:w="1523" w:type="dxa"/>
+                  <w:hideMark/>
+                </w:tcPr>
+                <w:p>
+                  <w:pPr>
+                    <w:cnfStyle w:val="100000000000" w:firstRow="1" w:lastRow="0" w:firstColumn="0" w:lastColumn="0" w:oddVBand="0" w:evenVBand="0" w:oddHBand="0" w:evenHBand="0" w:firstRowFirstColumn="0" w:firstRowLastColumn="0" w:lastRowFirstColumn="0" w:lastRowLastColumn="0"/>
+                    <w:rPr>
+                      <w:lang w:val="fr-FR" w:eastAsia="fr-FR"/>
+                    </w:rPr>
+                  </w:pPr>
+                  <w:r>
+                    <w:rPr>
+                      <w:lang w:val="fr-FR" w:eastAsia="fr-FR"/>
+                    </w:rPr>
+                    <w:t>Plan d’action / Réponse prévue</w:t>
+                  </w:r>
+                </w:p>
+              </w:tc>
+              <w:tc>
+                <w:tcPr>
+                  <w:tcW w:w="1298" w:type="dxa"/>
+                  <w:gridSpan w:val="2"/>
+                  <w:hideMark/>
+                </w:tcPr>
+                <w:p>
+                  <w:pPr>
+                    <w:cnfStyle w:val="100000000000" w:firstRow="1" w:lastRow="0" w:firstColumn="0" w:lastColumn="0" w:oddVBand="0" w:evenVBand="0" w:oddHBand="0" w:evenHBand="0" w:firstRowFirstColumn="0" w:firstRowLastColumn="0" w:lastRowFirstColumn="0" w:lastRowLastColumn="0"/>
+                    <w:rPr>
+                      <w:lang w:val="fr-FR" w:eastAsia="fr-FR"/>
+                    </w:rPr>
+                  </w:pPr>
+                  <w:r>
+                    <w:rPr>
+                      <w:lang w:val="fr-FR" w:eastAsia="fr-FR"/>
+                    </w:rPr>
+                    <w:t>Responsable</w:t>
+                  </w:r>
+                </w:p>
+              </w:tc>
+              <w:tc>
+                <w:tcPr>
+                  <w:tcW w:w="1575" w:type="dxa"/>
+                  <w:gridSpan w:val="2"/>
+                  <w:hideMark/>
+                </w:tcPr>
+                <w:p>
+                  <w:pPr>
+                    <w:cnfStyle w:val="100000000000" w:firstRow="1" w:lastRow="0" w:firstColumn="0" w:lastColumn="0" w:oddVBand="0" w:evenVBand="0" w:oddHBand="0" w:evenHBand="0" w:firstRowFirstColumn="0" w:firstRowLastColumn="0" w:lastRowFirstColumn="0" w:lastRowLastColumn="0"/>
+                    <w:rPr>
+                      <w:lang w:val="fr-FR" w:eastAsia="fr-FR"/>
+                    </w:rPr>
+                  </w:pPr>
+                  <w:r>
+                    <w:rPr>
+                      <w:lang w:val="fr-FR" w:eastAsia="fr-FR"/>
+                    </w:rPr>
+                    <w:t>État / Commentaire</w:t>
+                  </w:r>
+                </w:p>
+              </w:tc>
+            </w:tr>
+            <w:tr>
+              <w:trPr>
+                <w:cnfStyle w:val="000000100000" w:firstRow="0" w:lastRow="0" w:firstColumn="0" w:lastColumn="0" w:oddVBand="0" w:evenVBand="0" w:oddHBand="1" w:evenHBand="0" w:firstRowFirstColumn="0" w:firstRowLastColumn="0" w:lastRowFirstColumn="0" w:lastRowLastColumn="0"/>
+              </w:trPr>
+              <w:tc>
+                <w:tcPr>
+                  <w:cnfStyle w:val="001000000000" w:firstRow="0" w:lastRow="0" w:firstColumn="1" w:lastColumn="0" w:oddVBand="0" w:evenVBand="0" w:oddHBand="0" w:evenHBand="0" w:firstRowFirstColumn="0" w:firstRowLastColumn="0" w:lastRowFirstColumn="0" w:lastRowLastColumn="0"/>
+                  <w:tcW w:w="0" w:type="auto"/>
+                  <w:hideMark/>
+                </w:tcPr>
+                <w:p>
+                  <w:pPr>
+                    <w:rPr>
+                      <w:lang w:val="fr-FR" w:eastAsia="fr-FR"/>
+                    </w:rPr>
+                  </w:pPr>
+                  <w:r>
+                    <w:rPr>
+                      <w:lang w:val="fr-FR" w:eastAsia="fr-FR"/>
+                    </w:rPr>
+                    <w:t>Retard dans la planification du projet</w:t>
+                  </w:r>
+                </w:p>
+              </w:tc>
+              <w:tc>
+                <w:tcPr>
+                  <w:tcW w:w="0" w:type="auto"/>
+                  <w:hideMark/>
+                </w:tcPr>
+                <w:p>
+                  <w:pPr>
+                    <w:cnfStyle w:val="000000100000" w:firstRow="0" w:lastRow="0" w:firstColumn="0" w:lastColumn="0" w:oddVBand="0" w:evenVBand="0" w:oddHBand="1" w:evenHBand="0" w:firstRowFirstColumn="0" w:firstRowLastColumn="0" w:lastRowFirstColumn="0" w:lastRowLastColumn="0"/>
+                    <w:rPr>
+                      <w:lang w:val="fr-FR" w:eastAsia="fr-FR"/>
+                    </w:rPr>
+                  </w:pPr>
+                  <w:r>
+                    <w:rPr>
+                      <w:lang w:val="fr-FR" w:eastAsia="fr-FR"/>
+                    </w:rPr>
+                    <w:t>2</w:t>
+                  </w:r>
+                </w:p>
+              </w:tc>
+              <w:tc>
+                <w:tcPr>
+                  <w:tcW w:w="0" w:type="auto"/>
+                  <w:hideMark/>
+                </w:tcPr>
+                <w:p>
+                  <w:pPr>
+                    <w:cnfStyle w:val="000000100000" w:firstRow="0" w:lastRow="0" w:firstColumn="0" w:lastColumn="0" w:oddVBand="0" w:evenVBand="0" w:oddHBand="1" w:evenHBand="0" w:firstRowFirstColumn="0" w:firstRowLastColumn="0" w:lastRowFirstColumn="0" w:lastRowLastColumn="0"/>
+                    <w:rPr>
+                      <w:lang w:val="fr-FR" w:eastAsia="fr-FR"/>
+                    </w:rPr>
+                  </w:pPr>
+                  <w:r>
+                    <w:rPr>
+                      <w:lang w:val="fr-FR" w:eastAsia="fr-FR"/>
+                    </w:rPr>
+                    <w:t>3</w:t>
+                  </w:r>
+                </w:p>
+              </w:tc>
+              <w:tc>
+                <w:tcPr>
+                  <w:tcW w:w="883" w:type="dxa"/>
+                  <w:hideMark/>
+                </w:tcPr>
+                <w:p>
+                  <w:pPr>
+                    <w:cnfStyle w:val="000000100000" w:firstRow="0" w:lastRow="0" w:firstColumn="0" w:lastColumn="0" w:oddVBand="0" w:evenVBand="0" w:oddHBand="1" w:evenHBand="0" w:firstRowFirstColumn="0" w:firstRowLastColumn="0" w:lastRowFirstColumn="0" w:lastRowLastColumn="0"/>
+                    <w:rPr>
+                      <w:lang w:val="fr-FR" w:eastAsia="fr-FR"/>
+                    </w:rPr>
+                  </w:pPr>
+                  <w:r>
+                    <w:rPr>
+                      <w:lang w:val="fr-FR" w:eastAsia="fr-FR"/>
+                    </w:rPr>
+                    <w:t>6</w:t>
+                  </w:r>
+                </w:p>
+              </w:tc>
+              <w:tc>
+                <w:tcPr>
+                  <w:tcW w:w="1631" w:type="dxa"/>
+                  <w:gridSpan w:val="2"/>
+                  <w:hideMark/>
+                </w:tcPr>
+                <w:p>
+                  <w:pPr>
+                    <w:cnfStyle w:val="000000100000" w:firstRow="0" w:lastRow="0" w:firstColumn="0" w:lastColumn="0" w:oddVBand="0" w:evenVBand="0" w:oddHBand="1" w:evenHBand="0" w:firstRowFirstColumn="0" w:firstRowLastColumn="0" w:lastRowFirstColumn="0" w:lastRowLastColumn="0"/>
+                    <w:rPr>
+                      <w:lang w:val="fr-FR" w:eastAsia="fr-FR"/>
+                    </w:rPr>
+                  </w:pPr>
+                  <w:r>
+                    <w:rPr>
+                      <w:lang w:val="fr-FR" w:eastAsia="fr-FR"/>
+                    </w:rPr>
+                    <w:t>Suivre un calendrier Trello / Notion hebdomadaire ; réunions régulières</w:t>
+                  </w:r>
+                </w:p>
+              </w:tc>
+              <w:tc>
+                <w:tcPr>
+                  <w:tcW w:w="1298" w:type="dxa"/>
+                  <w:gridSpan w:val="2"/>
+                  <w:hideMark/>
+                </w:tcPr>
+                <w:p>
+                  <w:pPr>
+                    <w:cnfStyle w:val="000000100000" w:firstRow="0" w:lastRow="0" w:firstColumn="0" w:lastColumn="0" w:oddVBand="0" w:evenVBand="0" w:oddHBand="1" w:evenHBand="0" w:firstRowFirstColumn="0" w:firstRowLastColumn="0" w:lastRowFirstColumn="0" w:lastRowLastColumn="0"/>
+                    <w:rPr>
+                      <w:lang w:val="fr-FR" w:eastAsia="fr-FR"/>
+                    </w:rPr>
+                  </w:pPr>
+                  <w:r>
+                    <w:rPr>
+                      <w:lang w:val="fr-FR" w:eastAsia="fr-FR"/>
+                    </w:rPr>
+                    <w:t>Adrien</w:t>
+                  </w:r>
+                </w:p>
+              </w:tc>
+              <w:tc>
+                <w:tcPr>
+                  <w:tcW w:w="1575" w:type="dxa"/>
+                  <w:gridSpan w:val="2"/>
+                  <w:hideMark/>
+                </w:tcPr>
+                <w:p>
+                  <w:pPr>
+                    <w:cnfStyle w:val="000000100000" w:firstRow="0" w:lastRow="0" w:firstColumn="0" w:lastColumn="0" w:oddVBand="0" w:evenVBand="0" w:oddHBand="1" w:evenHBand="0" w:firstRowFirstColumn="0" w:firstRowLastColumn="0" w:lastRowFirstColumn="0" w:lastRowLastColumn="0"/>
+                    <w:rPr>
+                      <w:lang w:val="fr-FR" w:eastAsia="fr-FR"/>
+                    </w:rPr>
+                  </w:pPr>
+                  <w:r>
+                    <w:rPr>
+                      <w:lang w:val="fr-FR" w:eastAsia="fr-FR"/>
+                    </w:rPr>
+                    <w:t>En cours – suivi hebdomadaire</w:t>
+                  </w:r>
+                </w:p>
+              </w:tc>
+            </w:tr>
+            <w:tr>
+              <w:trPr>
+                <w:gridAfter w:val="1"/>
+                <w:wAfter w:w="108" w:type="dxa"/>
+              </w:trPr>
+              <w:tc>
+                <w:tcPr>
+                  <w:cnfStyle w:val="001000000000" w:firstRow="0" w:lastRow="0" w:firstColumn="1" w:lastColumn="0" w:oddVBand="0" w:evenVBand="0" w:oddHBand="0" w:evenHBand="0" w:firstRowFirstColumn="0" w:firstRowLastColumn="0" w:lastRowFirstColumn="0" w:lastRowLastColumn="0"/>
+                  <w:tcW w:w="0" w:type="auto"/>
+                  <w:hideMark/>
+                </w:tcPr>
+                <w:p>
+                  <w:pPr>
+                    <w:rPr>
+                      <w:lang w:val="fr-FR" w:eastAsia="fr-FR"/>
+                    </w:rPr>
+                  </w:pPr>
+                  <w:r>
+                    <w:rPr>
+                      <w:lang w:val="fr-FR" w:eastAsia="fr-FR"/>
+                    </w:rPr>
+                    <w:t>Problèmes de compatibilité entre versions PHP/MySQL</w:t>
+                  </w:r>
+                </w:p>
+              </w:tc>
+              <w:tc>
+                <w:tcPr>
+                  <w:tcW w:w="0" w:type="auto"/>
+                  <w:hideMark/>
+                </w:tcPr>
+                <w:p>
+                  <w:pPr>
+                    <w:cnfStyle w:val="000000000000" w:firstRow="0" w:lastRow="0" w:firstColumn="0" w:lastColumn="0" w:oddVBand="0" w:evenVBand="0" w:oddHBand="0" w:evenHBand="0" w:firstRowFirstColumn="0" w:firstRowLastColumn="0" w:lastRowFirstColumn="0" w:lastRowLastColumn="0"/>
+                    <w:rPr>
+                      <w:lang w:val="fr-FR" w:eastAsia="fr-FR"/>
+                    </w:rPr>
+                  </w:pPr>
+                  <w:r>
+                    <w:rPr>
+                      <w:lang w:val="fr-FR" w:eastAsia="fr-FR"/>
+                    </w:rPr>
+                    <w:t>2</w:t>
+                  </w:r>
+                </w:p>
+              </w:tc>
+              <w:tc>
+                <w:tcPr>
+                  <w:tcW w:w="0" w:type="auto"/>
+                  <w:hideMark/>
+                </w:tcPr>
+                <w:p>
+                  <w:pPr>
+                    <w:cnfStyle w:val="000000000000" w:firstRow="0" w:lastRow="0" w:firstColumn="0" w:lastColumn="0" w:oddVBand="0" w:evenVBand="0" w:oddHBand="0" w:evenHBand="0" w:firstRowFirstColumn="0" w:firstRowLastColumn="0" w:lastRowFirstColumn="0" w:lastRowLastColumn="0"/>
+                    <w:rPr>
+                      <w:lang w:val="fr-FR" w:eastAsia="fr-FR"/>
+                    </w:rPr>
+                  </w:pPr>
+                  <w:r>
+                    <w:rPr>
+                      <w:lang w:val="fr-FR" w:eastAsia="fr-FR"/>
+                    </w:rPr>
+                    <w:t>3</w:t>
+                  </w:r>
+                </w:p>
+              </w:tc>
+              <w:tc>
+                <w:tcPr>
+                  <w:tcW w:w="883" w:type="dxa"/>
+                  <w:hideMark/>
+                </w:tcPr>
+                <w:p>
+                  <w:pPr>
+                    <w:cnfStyle w:val="000000000000" w:firstRow="0" w:lastRow="0" w:firstColumn="0" w:lastColumn="0" w:oddVBand="0" w:evenVBand="0" w:oddHBand="0" w:evenHBand="0" w:firstRowFirstColumn="0" w:firstRowLastColumn="0" w:lastRowFirstColumn="0" w:lastRowLastColumn="0"/>
+                    <w:rPr>
+                      <w:lang w:val="fr-FR" w:eastAsia="fr-FR"/>
+                    </w:rPr>
+                  </w:pPr>
+                  <w:r>
+                    <w:rPr>
+                      <w:lang w:val="fr-FR" w:eastAsia="fr-FR"/>
+                    </w:rPr>
+                    <w:t>6</w:t>
+                  </w:r>
+                </w:p>
+              </w:tc>
+              <w:tc>
+                <w:tcPr>
+                  <w:tcW w:w="1523" w:type="dxa"/>
+                  <w:hideMark/>
+                </w:tcPr>
+                <w:p>
+                  <w:pPr>
+                    <w:cnfStyle w:val="000000000000" w:firstRow="0" w:lastRow="0" w:firstColumn="0" w:lastColumn="0" w:oddVBand="0" w:evenVBand="0" w:oddHBand="0" w:evenHBand="0" w:firstRowFirstColumn="0" w:firstRowLastColumn="0" w:lastRowFirstColumn="0" w:lastRowLastColumn="0"/>
+                    <w:rPr>
+                      <w:lang w:val="fr-FR" w:eastAsia="fr-FR"/>
+                    </w:rPr>
+                  </w:pPr>
+                  <w:r>
+                    <w:rPr>
+                      <w:lang w:val="fr-FR" w:eastAsia="fr-FR"/>
+                    </w:rPr>
+                    <w:t xml:space="preserve">Vérifier la version </w:t>
+                  </w:r>
+                  <w:proofErr w:type="gramStart"/>
+                  <w:r>
+                    <w:rPr>
+                      <w:lang w:val="fr-FR" w:eastAsia="fr-FR"/>
+                    </w:rPr>
+                    <w:t>serveur ,</w:t>
+                  </w:r>
+                  <w:proofErr w:type="gramEnd"/>
+                  <w:r>
+                    <w:rPr>
+                      <w:lang w:val="fr-FR" w:eastAsia="fr-FR"/>
+                    </w:rPr>
+                    <w:t xml:space="preserve"> tests locaux avant déploiement</w:t>
+                  </w:r>
+                </w:p>
+              </w:tc>
+              <w:tc>
+                <w:tcPr>
+                  <w:tcW w:w="1298" w:type="dxa"/>
+                  <w:gridSpan w:val="2"/>
+                  <w:hideMark/>
+                </w:tcPr>
+                <w:p>
+                  <w:pPr>
+                    <w:cnfStyle w:val="000000000000" w:firstRow="0" w:lastRow="0" w:firstColumn="0" w:lastColumn="0" w:oddVBand="0" w:evenVBand="0" w:oddHBand="0" w:evenHBand="0" w:firstRowFirstColumn="0" w:firstRowLastColumn="0" w:lastRowFirstColumn="0" w:lastRowLastColumn="0"/>
+                    <w:rPr>
+                      <w:lang w:val="fr-FR" w:eastAsia="fr-FR"/>
+                    </w:rPr>
+                  </w:pPr>
+                  <w:r>
+                    <w:rPr>
+                      <w:lang w:val="fr-FR" w:eastAsia="fr-FR"/>
+                    </w:rPr>
+                    <w:t>Sasha</w:t>
+                  </w:r>
+                </w:p>
+              </w:tc>
+              <w:tc>
+                <w:tcPr>
+                  <w:tcW w:w="1575" w:type="dxa"/>
+                  <w:gridSpan w:val="2"/>
+                  <w:hideMark/>
+                </w:tcPr>
+                <w:p>
+                  <w:pPr>
+                    <w:cnfStyle w:val="000000000000" w:firstRow="0" w:lastRow="0" w:firstColumn="0" w:lastColumn="0" w:oddVBand="0" w:evenVBand="0" w:oddHBand="0" w:evenHBand="0" w:firstRowFirstColumn="0" w:firstRowLastColumn="0" w:lastRowFirstColumn="0" w:lastRowLastColumn="0"/>
+                    <w:rPr>
+                      <w:lang w:val="fr-FR" w:eastAsia="fr-FR"/>
+                    </w:rPr>
+                  </w:pPr>
+                  <w:r>
+                    <w:rPr>
+                      <w:lang w:val="fr-FR" w:eastAsia="fr-FR"/>
+                    </w:rPr>
+                    <w:t>A regarder</w:t>
+                  </w:r>
+                </w:p>
+              </w:tc>
+            </w:tr>
+            <w:tr>
+              <w:trPr>
+                <w:gridAfter w:val="1"/>
+                <w:cnfStyle w:val="000000100000" w:firstRow="0" w:lastRow="0" w:firstColumn="0" w:lastColumn="0" w:oddVBand="0" w:evenVBand="0" w:oddHBand="1" w:evenHBand="0" w:firstRowFirstColumn="0" w:firstRowLastColumn="0" w:lastRowFirstColumn="0" w:lastRowLastColumn="0"/>
+                <w:wAfter w:w="108" w:type="dxa"/>
+              </w:trPr>
+              <w:tc>
+                <w:tcPr>
+                  <w:cnfStyle w:val="001000000000" w:firstRow="0" w:lastRow="0" w:firstColumn="1" w:lastColumn="0" w:oddVBand="0" w:evenVBand="0" w:oddHBand="0" w:evenHBand="0" w:firstRowFirstColumn="0" w:firstRowLastColumn="0" w:lastRowFirstColumn="0" w:lastRowLastColumn="0"/>
+                  <w:tcW w:w="0" w:type="auto"/>
+                  <w:hideMark/>
+                </w:tcPr>
+                <w:p>
+                  <w:pPr>
+                    <w:rPr>
+                      <w:lang w:val="fr-FR" w:eastAsia="fr-FR"/>
+                    </w:rPr>
+                  </w:pPr>
+                  <w:r>
+                    <w:rPr>
+                      <w:lang w:val="fr-FR" w:eastAsia="fr-FR"/>
+                    </w:rPr>
+                    <w:t>Erreur de connexion à la base de données</w:t>
+                  </w:r>
+                </w:p>
+              </w:tc>
+              <w:tc>
+                <w:tcPr>
+                  <w:tcW w:w="0" w:type="auto"/>
+                  <w:hideMark/>
+                </w:tcPr>
+                <w:p>
+                  <w:pPr>
+                    <w:cnfStyle w:val="000000100000" w:firstRow="0" w:lastRow="0" w:firstColumn="0" w:lastColumn="0" w:oddVBand="0" w:evenVBand="0" w:oddHBand="1" w:evenHBand="0" w:firstRowFirstColumn="0" w:firstRowLastColumn="0" w:lastRowFirstColumn="0" w:lastRowLastColumn="0"/>
+                    <w:rPr>
+                      <w:lang w:val="fr-FR" w:eastAsia="fr-FR"/>
+                    </w:rPr>
+                  </w:pPr>
+                  <w:r>
+                    <w:rPr>
+                      <w:lang w:val="fr-FR" w:eastAsia="fr-FR"/>
+                    </w:rPr>
+                    <w:t>3</w:t>
+                  </w:r>
+                </w:p>
+              </w:tc>
+              <w:tc>
+                <w:tcPr>
+                  <w:tcW w:w="0" w:type="auto"/>
+                  <w:hideMark/>
+                </w:tcPr>
+                <w:p>
+                  <w:pPr>
+                    <w:cnfStyle w:val="000000100000" w:firstRow="0" w:lastRow="0" w:firstColumn="0" w:lastColumn="0" w:oddVBand="0" w:evenVBand="0" w:oddHBand="1" w:evenHBand="0" w:firstRowFirstColumn="0" w:firstRowLastColumn="0" w:lastRowFirstColumn="0" w:lastRowLastColumn="0"/>
+                    <w:rPr>
+                      <w:lang w:val="fr-FR" w:eastAsia="fr-FR"/>
+                    </w:rPr>
+                  </w:pPr>
+                  <w:r>
+                    <w:rPr>
+                      <w:lang w:val="fr-FR" w:eastAsia="fr-FR"/>
+                    </w:rPr>
+                    <w:t>2</w:t>
+                  </w:r>
+                </w:p>
+              </w:tc>
+              <w:tc>
+                <w:tcPr>
+                  <w:tcW w:w="883" w:type="dxa"/>
+                  <w:hideMark/>
+                </w:tcPr>
+                <w:p>
+                  <w:pPr>
+                    <w:cnfStyle w:val="000000100000" w:firstRow="0" w:lastRow="0" w:firstColumn="0" w:lastColumn="0" w:oddVBand="0" w:evenVBand="0" w:oddHBand="1" w:evenHBand="0" w:firstRowFirstColumn="0" w:firstRowLastColumn="0" w:lastRowFirstColumn="0" w:lastRowLastColumn="0"/>
+                    <w:rPr>
+                      <w:lang w:val="fr-FR" w:eastAsia="fr-FR"/>
+                    </w:rPr>
+                  </w:pPr>
+                  <w:r>
+                    <w:rPr>
+                      <w:lang w:val="fr-FR" w:eastAsia="fr-FR"/>
+                    </w:rPr>
+                    <w:t>6</w:t>
+                  </w:r>
+                </w:p>
+              </w:tc>
+              <w:tc>
+                <w:tcPr>
+                  <w:tcW w:w="1523" w:type="dxa"/>
+                  <w:hideMark/>
+                </w:tcPr>
+                <w:p>
+                  <w:pPr>
+                    <w:cnfStyle w:val="000000100000" w:firstRow="0" w:lastRow="0" w:firstColumn="0" w:lastColumn="0" w:oddVBand="0" w:evenVBand="0" w:oddHBand="1" w:evenHBand="0" w:firstRowFirstColumn="0" w:firstRowLastColumn="0" w:lastRowFirstColumn="0" w:lastRowLastColumn="0"/>
+                    <w:rPr>
+                      <w:lang w:val="fr-FR" w:eastAsia="fr-FR"/>
+                    </w:rPr>
+                  </w:pPr>
+                  <w:r>
+                    <w:rPr>
+                      <w:lang w:val="fr-FR" w:eastAsia="fr-FR"/>
+                    </w:rPr>
+                    <w:t xml:space="preserve">Centraliser les identifiants dans </w:t>
+                  </w:r>
+                  <w:proofErr w:type="spellStart"/>
+                  <w:r>
+                    <w:rPr>
+                      <w:rFonts w:ascii="Courier New" w:hAnsi="Courier New" w:cs="Courier New"/>
+                      <w:sz w:val="20"/>
+                      <w:szCs w:val="20"/>
+                      <w:lang w:val="fr-FR" w:eastAsia="fr-FR"/>
+                    </w:rPr>
+                    <w:t>config.php</w:t>
+                  </w:r>
+                  <w:proofErr w:type="spellEnd"/>
+                  <w:r>
+                    <w:rPr>
+                      <w:lang w:val="fr-FR" w:eastAsia="fr-FR"/>
+                    </w:rPr>
+                    <w:t>, test unitaire avant push</w:t>
+                  </w:r>
+                </w:p>
+              </w:tc>
+              <w:tc>
+                <w:tcPr>
+                  <w:tcW w:w="1298" w:type="dxa"/>
+                  <w:gridSpan w:val="2"/>
+                  <w:hideMark/>
+                </w:tcPr>
+                <w:p>
+                  <w:pPr>
+                    <w:cnfStyle w:val="000000100000" w:firstRow="0" w:lastRow="0" w:firstColumn="0" w:lastColumn="0" w:oddVBand="0" w:evenVBand="0" w:oddHBand="1" w:evenHBand="0" w:firstRowFirstColumn="0" w:firstRowLastColumn="0" w:lastRowFirstColumn="0" w:lastRowLastColumn="0"/>
+                    <w:rPr>
+                      <w:lang w:val="fr-FR" w:eastAsia="fr-FR"/>
+                    </w:rPr>
+                  </w:pPr>
+                  <w:r>
+                    <w:rPr>
+                      <w:lang w:val="fr-FR" w:eastAsia="fr-FR"/>
+                    </w:rPr>
+                    <w:t>Lenny</w:t>
+                  </w:r>
+                </w:p>
+              </w:tc>
+              <w:tc>
+                <w:tcPr>
+                  <w:tcW w:w="1575" w:type="dxa"/>
+                  <w:gridSpan w:val="2"/>
+                  <w:hideMark/>
+                </w:tcPr>
+                <w:p>
+                  <w:pPr>
+                    <w:cnfStyle w:val="000000100000" w:firstRow="0" w:lastRow="0" w:firstColumn="0" w:lastColumn="0" w:oddVBand="0" w:evenVBand="0" w:oddHBand="1" w:evenHBand="0" w:firstRowFirstColumn="0" w:firstRowLastColumn="0" w:lastRowFirstColumn="0" w:lastRowLastColumn="0"/>
+                    <w:rPr>
+                      <w:lang w:val="fr-FR" w:eastAsia="fr-FR"/>
+                    </w:rPr>
+                  </w:pPr>
+                  <w:r>
+                    <w:rPr>
+                      <w:lang w:val="fr-FR" w:eastAsia="fr-FR"/>
+                    </w:rPr>
+                    <w:t>A faire</w:t>
+                  </w:r>
+                </w:p>
+              </w:tc>
+            </w:tr>
+            <w:tr>
+              <w:trPr>
+                <w:gridAfter w:val="1"/>
+                <w:wAfter w:w="108" w:type="dxa"/>
+              </w:trPr>
+              <w:tc>
+                <w:tcPr>
+                  <w:cnfStyle w:val="001000000000" w:firstRow="0" w:lastRow="0" w:firstColumn="1" w:lastColumn="0" w:oddVBand="0" w:evenVBand="0" w:oddHBand="0" w:evenHBand="0" w:firstRowFirstColumn="0" w:firstRowLastColumn="0" w:lastRowFirstColumn="0" w:lastRowLastColumn="0"/>
+                  <w:tcW w:w="0" w:type="auto"/>
+                  <w:hideMark/>
+                </w:tcPr>
+                <w:p>
+                  <w:pPr>
+                    <w:rPr>
+                      <w:lang w:val="fr-FR" w:eastAsia="fr-FR"/>
+                    </w:rPr>
+                  </w:pPr>
+                  <w:r>
+                    <w:rPr>
+                      <w:lang w:val="fr-FR" w:eastAsia="fr-FR"/>
+                    </w:rPr>
+                    <w:t>Perte de code / conflit Git</w:t>
+                  </w:r>
+                </w:p>
+              </w:tc>
+              <w:tc>
+                <w:tcPr>
+                  <w:tcW w:w="0" w:type="auto"/>
+                  <w:hideMark/>
+                </w:tcPr>
+                <w:p>
+                  <w:pPr>
+                    <w:cnfStyle w:val="000000000000" w:firstRow="0" w:lastRow="0" w:firstColumn="0" w:lastColumn="0" w:oddVBand="0" w:evenVBand="0" w:oddHBand="0" w:evenHBand="0" w:firstRowFirstColumn="0" w:firstRowLastColumn="0" w:lastRowFirstColumn="0" w:lastRowLastColumn="0"/>
+                    <w:rPr>
+                      <w:lang w:val="fr-FR" w:eastAsia="fr-FR"/>
+                    </w:rPr>
+                  </w:pPr>
+                  <w:r>
+                    <w:rPr>
+                      <w:lang w:val="fr-FR" w:eastAsia="fr-FR"/>
+                    </w:rPr>
+                    <w:t>2</w:t>
+                  </w:r>
+                </w:p>
+              </w:tc>
+              <w:tc>
+                <w:tcPr>
+                  <w:tcW w:w="0" w:type="auto"/>
+                  <w:hideMark/>
+                </w:tcPr>
+                <w:p>
+                  <w:pPr>
+                    <w:cnfStyle w:val="000000000000" w:firstRow="0" w:lastRow="0" w:firstColumn="0" w:lastColumn="0" w:oddVBand="0" w:evenVBand="0" w:oddHBand="0" w:evenHBand="0" w:firstRowFirstColumn="0" w:firstRowLastColumn="0" w:lastRowFirstColumn="0" w:lastRowLastColumn="0"/>
+                    <w:rPr>
+                      <w:lang w:val="fr-FR" w:eastAsia="fr-FR"/>
+                    </w:rPr>
+                  </w:pPr>
+                  <w:r>
+                    <w:rPr>
+                      <w:lang w:val="fr-FR" w:eastAsia="fr-FR"/>
+                    </w:rPr>
+                    <w:t>3</w:t>
+                  </w:r>
+                </w:p>
+              </w:tc>
+              <w:tc>
+                <w:tcPr>
+                  <w:tcW w:w="883" w:type="dxa"/>
+                  <w:hideMark/>
+                </w:tcPr>
+                <w:p>
+                  <w:pPr>
+                    <w:cnfStyle w:val="000000000000" w:firstRow="0" w:lastRow="0" w:firstColumn="0" w:lastColumn="0" w:oddVBand="0" w:evenVBand="0" w:oddHBand="0" w:evenHBand="0" w:firstRowFirstColumn="0" w:firstRowLastColumn="0" w:lastRowFirstColumn="0" w:lastRowLastColumn="0"/>
+                    <w:rPr>
+                      <w:lang w:val="fr-FR" w:eastAsia="fr-FR"/>
+                    </w:rPr>
+                  </w:pPr>
+                  <w:r>
+                    <w:rPr>
+                      <w:lang w:val="fr-FR" w:eastAsia="fr-FR"/>
+                    </w:rPr>
+                    <w:t>6</w:t>
+                  </w:r>
+                </w:p>
+              </w:tc>
+              <w:tc>
+                <w:tcPr>
+                  <w:tcW w:w="1523" w:type="dxa"/>
+                  <w:hideMark/>
+                </w:tcPr>
+                <w:p>
+                  <w:pPr>
+                    <w:cnfStyle w:val="000000000000" w:firstRow="0" w:lastRow="0" w:firstColumn="0" w:lastColumn="0" w:oddVBand="0" w:evenVBand="0" w:oddHBand="0" w:evenHBand="0" w:firstRowFirstColumn="0" w:firstRowLastColumn="0" w:lastRowFirstColumn="0" w:lastRowLastColumn="0"/>
+                    <w:rPr>
+                      <w:lang w:val="fr-FR" w:eastAsia="fr-FR"/>
+                    </w:rPr>
+                  </w:pPr>
+                  <w:r>
+                    <w:rPr>
+                      <w:lang w:val="fr-FR" w:eastAsia="fr-FR"/>
+                    </w:rPr>
+                    <w:t xml:space="preserve">Utilisation de branches dédiées + merge contrôlé via </w:t>
+                  </w:r>
+                  <w:proofErr w:type="spellStart"/>
+                  <w:r>
+                    <w:rPr>
+                      <w:lang w:val="fr-FR" w:eastAsia="fr-FR"/>
+                    </w:rPr>
+                    <w:t>Git</w:t>
+                  </w:r>
+                  <w:r>
+                    <w:rPr>
+                      <w:lang w:val="fr-FR" w:eastAsia="fr-FR"/>
+                    </w:rPr>
+                    <w:t>Lab</w:t>
+                  </w:r>
+                  <w:proofErr w:type="spellEnd"/>
+                </w:p>
+              </w:tc>
+              <w:tc>
+                <w:tcPr>
+                  <w:tcW w:w="1298" w:type="dxa"/>
+                  <w:gridSpan w:val="2"/>
+                  <w:hideMark/>
+                </w:tcPr>
+                <w:p>
+                  <w:pPr>
+                    <w:cnfStyle w:val="000000000000" w:firstRow="0" w:lastRow="0" w:firstColumn="0" w:lastColumn="0" w:oddVBand="0" w:evenVBand="0" w:oddHBand="0" w:evenHBand="0" w:firstRowFirstColumn="0" w:firstRowLastColumn="0" w:lastRowFirstColumn="0" w:lastRowLastColumn="0"/>
+                    <w:rPr>
+                      <w:lang w:val="fr-FR" w:eastAsia="fr-FR"/>
+                    </w:rPr>
+                  </w:pPr>
+                  <w:r>
+                    <w:rPr>
+                      <w:lang w:val="fr-FR" w:eastAsia="fr-FR"/>
+                    </w:rPr>
+                    <w:t>Céleste</w:t>
+                  </w:r>
+                </w:p>
+              </w:tc>
+              <w:tc>
+                <w:tcPr>
+                  <w:tcW w:w="1575" w:type="dxa"/>
+                  <w:gridSpan w:val="2"/>
+                  <w:hideMark/>
+                </w:tcPr>
+                <w:p>
+                  <w:pPr>
+                    <w:cnfStyle w:val="000000000000" w:firstRow="0" w:lastRow="0" w:firstColumn="0" w:lastColumn="0" w:oddVBand="0" w:evenVBand="0" w:oddHBand="0" w:evenHBand="0" w:firstRowFirstColumn="0" w:firstRowLastColumn="0" w:lastRowFirstColumn="0" w:lastRowLastColumn="0"/>
+                    <w:rPr>
+                      <w:lang w:val="fr-FR" w:eastAsia="fr-FR"/>
+                    </w:rPr>
+                  </w:pPr>
+                  <w:r>
+                    <w:rPr>
+                      <w:lang w:val="fr-FR" w:eastAsia="fr-FR"/>
+                    </w:rPr>
+                    <w:t>Process Git adopté</w:t>
+                  </w:r>
+                </w:p>
+              </w:tc>
+            </w:tr>
+            <w:tr>
+              <w:trPr>
+                <w:gridAfter w:val="1"/>
+                <w:cnfStyle w:val="000000100000" w:firstRow="0" w:lastRow="0" w:firstColumn="0" w:lastColumn="0" w:oddVBand="0" w:evenVBand="0" w:oddHBand="1" w:evenHBand="0" w:firstRowFirstColumn="0" w:firstRowLastColumn="0" w:lastRowFirstColumn="0" w:lastRowLastColumn="0"/>
+                <w:wAfter w:w="108" w:type="dxa"/>
+              </w:trPr>
+              <w:tc>
+                <w:tcPr>
+                  <w:cnfStyle w:val="001000000000" w:firstRow="0" w:lastRow="0" w:firstColumn="1" w:lastColumn="0" w:oddVBand="0" w:evenVBand="0" w:oddHBand="0" w:evenHBand="0" w:firstRowFirstColumn="0" w:firstRowLastColumn="0" w:lastRowFirstColumn="0" w:lastRowLastColumn="0"/>
+                  <w:tcW w:w="0" w:type="auto"/>
+                  <w:hideMark/>
+                </w:tcPr>
+                <w:p>
+                  <w:pPr>
+                    <w:rPr>
+                      <w:lang w:val="fr-FR" w:eastAsia="fr-FR"/>
+                    </w:rPr>
+                  </w:pPr>
+                  <w:r>
+                    <w:rPr>
+                      <w:lang w:val="fr-FR" w:eastAsia="fr-FR"/>
+                    </w:rPr>
+                    <w:t>Fuite de données utilisateurs</w:t>
+                  </w:r>
+                </w:p>
+              </w:tc>
+              <w:tc>
+                <w:tcPr>
+                  <w:tcW w:w="0" w:type="auto"/>
+                  <w:hideMark/>
+                </w:tcPr>
+                <w:p>
+                  <w:pPr>
+                    <w:cnfStyle w:val="000000100000" w:firstRow="0" w:lastRow="0" w:firstColumn="0" w:lastColumn="0" w:oddVBand="0" w:evenVBand="0" w:oddHBand="1" w:evenHBand="0" w:firstRowFirstColumn="0" w:firstRowLastColumn="0" w:lastRowFirstColumn="0" w:lastRowLastColumn="0"/>
+                    <w:rPr>
+                      <w:lang w:val="fr-FR" w:eastAsia="fr-FR"/>
+                    </w:rPr>
+                  </w:pPr>
+                  <w:r>
+                    <w:rPr>
+                      <w:lang w:val="fr-FR" w:eastAsia="fr-FR"/>
+                    </w:rPr>
+                    <w:t>1</w:t>
+                  </w:r>
+                </w:p>
+              </w:tc>
+              <w:tc>
+                <w:tcPr>
+                  <w:tcW w:w="0" w:type="auto"/>
+                  <w:hideMark/>
+                </w:tcPr>
+                <w:p>
+                  <w:pPr>
+                    <w:cnfStyle w:val="000000100000" w:firstRow="0" w:lastRow="0" w:firstColumn="0" w:lastColumn="0" w:oddVBand="0" w:evenVBand="0" w:oddHBand="1" w:evenHBand="0" w:firstRowFirstColumn="0" w:firstRowLastColumn="0" w:lastRowFirstColumn="0" w:lastRowLastColumn="0"/>
+                    <w:rPr>
+                      <w:lang w:val="fr-FR" w:eastAsia="fr-FR"/>
+                    </w:rPr>
+                  </w:pPr>
+                  <w:r>
+                    <w:rPr>
+                      <w:lang w:val="fr-FR" w:eastAsia="fr-FR"/>
+                    </w:rPr>
+                    <w:t>3</w:t>
+                  </w:r>
+                </w:p>
+              </w:tc>
+              <w:tc>
+                <w:tcPr>
+                  <w:tcW w:w="883" w:type="dxa"/>
+                  <w:hideMark/>
+                </w:tcPr>
+                <w:p>
+                  <w:pPr>
+                    <w:cnfStyle w:val="000000100000" w:firstRow="0" w:lastRow="0" w:firstColumn="0" w:lastColumn="0" w:oddVBand="0" w:evenVBand="0" w:oddHBand="1" w:evenHBand="0" w:firstRowFirstColumn="0" w:firstRowLastColumn="0" w:lastRowFirstColumn="0" w:lastRowLastColumn="0"/>
+                    <w:rPr>
+                      <w:lang w:val="fr-FR" w:eastAsia="fr-FR"/>
+                    </w:rPr>
+                  </w:pPr>
+                  <w:r>
+                    <w:rPr>
+                      <w:lang w:val="fr-FR" w:eastAsia="fr-FR"/>
+                    </w:rPr>
+                    <w:t>3</w:t>
+                  </w:r>
+                </w:p>
+              </w:tc>
+              <w:tc>
+                <w:tcPr>
+                  <w:tcW w:w="1523" w:type="dxa"/>
+                  <w:hideMark/>
+                </w:tcPr>
+                <w:p>
+                  <w:pPr>
+                    <w:cnfStyle w:val="000000100000" w:firstRow="0" w:lastRow="0" w:firstColumn="0" w:lastColumn="0" w:oddVBand="0" w:evenVBand="0" w:oddHBand="1" w:evenHBand="0" w:firstRowFirstColumn="0" w:firstRowLastColumn="0" w:lastRowFirstColumn="0" w:lastRowLastColumn="0"/>
+                    <w:rPr>
+                      <w:lang w:val="fr-FR" w:eastAsia="fr-FR"/>
+                    </w:rPr>
+                  </w:pPr>
+                  <w:r>
+                    <w:rPr>
+                      <w:lang w:val="fr-FR" w:eastAsia="fr-FR"/>
+                    </w:rPr>
+                    <w:t>Hachage des mots de passe, vérification des requêtes SQL</w:t>
+                  </w:r>
+                </w:p>
+              </w:tc>
+              <w:tc>
+                <w:tcPr>
+                  <w:tcW w:w="1298" w:type="dxa"/>
+                  <w:gridSpan w:val="2"/>
+                  <w:hideMark/>
+                </w:tcPr>
+                <w:p>
+                  <w:pPr>
+                    <w:cnfStyle w:val="000000100000" w:firstRow="0" w:lastRow="0" w:firstColumn="0" w:lastColumn="0" w:oddVBand="0" w:evenVBand="0" w:oddHBand="1" w:evenHBand="0" w:firstRowFirstColumn="0" w:firstRowLastColumn="0" w:lastRowFirstColumn="0" w:lastRowLastColumn="0"/>
+                    <w:rPr>
+                      <w:lang w:val="fr-FR" w:eastAsia="fr-FR"/>
+                    </w:rPr>
+                  </w:pPr>
+                  <w:r>
+                    <w:rPr>
+                      <w:lang w:val="fr-FR" w:eastAsia="fr-FR"/>
+                    </w:rPr>
+                    <w:t>Adrien</w:t>
+                  </w:r>
+                </w:p>
+              </w:tc>
+              <w:tc>
+                <w:tcPr>
+                  <w:tcW w:w="1575" w:type="dxa"/>
+                  <w:gridSpan w:val="2"/>
+                  <w:hideMark/>
+                </w:tcPr>
+                <w:p>
+                  <w:pPr>
+                    <w:cnfStyle w:val="000000100000" w:firstRow="0" w:lastRow="0" w:firstColumn="0" w:lastColumn="0" w:oddVBand="0" w:evenVBand="0" w:oddHBand="1" w:evenHBand="0" w:firstRowFirstColumn="0" w:firstRowLastColumn="0" w:lastRowFirstColumn="0" w:lastRowLastColumn="0"/>
+                    <w:rPr>
+                      <w:lang w:val="fr-FR" w:eastAsia="fr-FR"/>
+                    </w:rPr>
+                  </w:pPr>
+                  <w:r>
+                    <w:rPr>
+                      <w:lang w:val="fr-FR" w:eastAsia="fr-FR"/>
+                    </w:rPr>
+                    <w:t>À surveiller avant mise en ligne</w:t>
+                  </w:r>
+                </w:p>
+              </w:tc>
+            </w:tr>
+            <w:tr>
+              <w:trPr>
+                <w:gridAfter w:val="1"/>
+                <w:wAfter w:w="108" w:type="dxa"/>
+              </w:trPr>
+              <w:tc>
+                <w:tcPr>
+                  <w:cnfStyle w:val="001000000000" w:firstRow="0" w:lastRow="0" w:firstColumn="1" w:lastColumn="0" w:oddVBand="0" w:evenVBand="0" w:oddHBand="0" w:evenHBand="0" w:firstRowFirstColumn="0" w:firstRowLastColumn="0" w:lastRowFirstColumn="0" w:lastRowLastColumn="0"/>
+                  <w:tcW w:w="0" w:type="auto"/>
+                  <w:hideMark/>
+                </w:tcPr>
+                <w:p>
+                  <w:pPr>
+                    <w:rPr>
+                      <w:lang w:val="fr-FR" w:eastAsia="fr-FR"/>
+                    </w:rPr>
+                  </w:pPr>
+                  <w:r>
+                    <w:rPr>
+                      <w:lang w:val="fr-FR" w:eastAsia="fr-FR"/>
+                    </w:rPr>
+                    <w:t xml:space="preserve">Erreurs dans la logique de création de </w:t>
+                  </w:r>
+                  <w:proofErr w:type="spellStart"/>
+                  <w:r>
+                    <w:rPr>
+                      <w:lang w:val="fr-FR" w:eastAsia="fr-FR"/>
+                    </w:rPr>
+                    <w:t>RoadTrip</w:t>
+                  </w:r>
+                  <w:proofErr w:type="spellEnd"/>
+                  <w:r>
+                    <w:rPr>
+                      <w:lang w:val="fr-FR" w:eastAsia="fr-FR"/>
+                    </w:rPr>
+                    <w:t xml:space="preserve"> (API OSM)</w:t>
+                  </w:r>
+                </w:p>
+              </w:tc>
+              <w:tc>
+                <w:tcPr>
+                  <w:tcW w:w="0" w:type="auto"/>
+                  <w:hideMark/>
+                </w:tcPr>
+                <w:p>
+                  <w:pPr>
+                    <w:cnfStyle w:val="000000000000" w:firstRow="0" w:lastRow="0" w:firstColumn="0" w:lastColumn="0" w:oddVBand="0" w:evenVBand="0" w:oddHBand="0" w:evenHBand="0" w:firstRowFirstColumn="0" w:firstRowLastColumn="0" w:lastRowFirstColumn="0" w:lastRowLastColumn="0"/>
+                    <w:rPr>
+                      <w:lang w:val="fr-FR" w:eastAsia="fr-FR"/>
+                    </w:rPr>
+                  </w:pPr>
+                  <w:r>
+                    <w:rPr>
+                      <w:lang w:val="fr-FR" w:eastAsia="fr-FR"/>
+                    </w:rPr>
+                    <w:t>2</w:t>
+                  </w:r>
+                </w:p>
+              </w:tc>
+              <w:tc>
+                <w:tcPr>
+                  <w:tcW w:w="0" w:type="auto"/>
+                  <w:hideMark/>
+                </w:tcPr>
+                <w:p>
+                  <w:pPr>
+                    <w:cnfStyle w:val="000000000000" w:firstRow="0" w:lastRow="0" w:firstColumn="0" w:lastColumn="0" w:oddVBand="0" w:evenVBand="0" w:oddHBand="0" w:evenHBand="0" w:firstRowFirstColumn="0" w:firstRowLastColumn="0" w:lastRowFirstColumn="0" w:lastRowLastColumn="0"/>
+                    <w:rPr>
+                      <w:lang w:val="fr-FR" w:eastAsia="fr-FR"/>
+                    </w:rPr>
+                  </w:pPr>
+                  <w:r>
+                    <w:rPr>
+                      <w:lang w:val="fr-FR" w:eastAsia="fr-FR"/>
+                    </w:rPr>
+                    <w:t>2</w:t>
+                  </w:r>
+                </w:p>
+              </w:tc>
+              <w:tc>
+                <w:tcPr>
+                  <w:tcW w:w="883" w:type="dxa"/>
+                  <w:hideMark/>
+                </w:tcPr>
+                <w:p>
+                  <w:pPr>
+                    <w:cnfStyle w:val="000000000000" w:firstRow="0" w:lastRow="0" w:firstColumn="0" w:lastColumn="0" w:oddVBand="0" w:evenVBand="0" w:oddHBand="0" w:evenHBand="0" w:firstRowFirstColumn="0" w:firstRowLastColumn="0" w:lastRowFirstColumn="0" w:lastRowLastColumn="0"/>
+                    <w:rPr>
+                      <w:lang w:val="fr-FR" w:eastAsia="fr-FR"/>
+                    </w:rPr>
+                  </w:pPr>
+                  <w:r>
+                    <w:rPr>
+                      <w:lang w:val="fr-FR" w:eastAsia="fr-FR"/>
+                    </w:rPr>
+                    <w:t>4</w:t>
+                  </w:r>
+                </w:p>
+              </w:tc>
+              <w:tc>
+                <w:tcPr>
+                  <w:tcW w:w="1523" w:type="dxa"/>
+                  <w:hideMark/>
+                </w:tcPr>
+                <w:p>
+                  <w:pPr>
+                    <w:cnfStyle w:val="000000000000" w:firstRow="0" w:lastRow="0" w:firstColumn="0" w:lastColumn="0" w:oddVBand="0" w:evenVBand="0" w:oddHBand="0" w:evenHBand="0" w:firstRowFirstColumn="0" w:firstRowLastColumn="0" w:lastRowFirstColumn="0" w:lastRowLastColumn="0"/>
+                    <w:rPr>
+                      <w:lang w:val="fr-FR" w:eastAsia="fr-FR"/>
+                    </w:rPr>
+                  </w:pPr>
+                  <w:r>
+                    <w:rPr>
+                      <w:lang w:val="fr-FR" w:eastAsia="fr-FR"/>
+                    </w:rPr>
+                    <w:t>Tests unitaires sur la récupération et le stockage des coordonnées</w:t>
+                  </w:r>
+                </w:p>
+              </w:tc>
+              <w:tc>
+                <w:tcPr>
+                  <w:tcW w:w="1298" w:type="dxa"/>
+                  <w:gridSpan w:val="2"/>
+                  <w:hideMark/>
+                </w:tcPr>
+                <w:p>
+                  <w:pPr>
+                    <w:cnfStyle w:val="000000000000" w:firstRow="0" w:lastRow="0" w:firstColumn="0" w:lastColumn="0" w:oddVBand="0" w:evenVBand="0" w:oddHBand="0" w:evenHBand="0" w:firstRowFirstColumn="0" w:firstRowLastColumn="0" w:lastRowFirstColumn="0" w:lastRowLastColumn="0"/>
+                    <w:rPr>
+                      <w:lang w:val="fr-FR" w:eastAsia="fr-FR"/>
+                    </w:rPr>
+                  </w:pPr>
+                  <w:r>
+                    <w:rPr>
+                      <w:lang w:val="fr-FR" w:eastAsia="fr-FR"/>
+                    </w:rPr>
+                    <w:t>Sasha</w:t>
+                  </w:r>
+                </w:p>
+              </w:tc>
+              <w:tc>
+                <w:tcPr>
+                  <w:tcW w:w="1575" w:type="dxa"/>
+                  <w:gridSpan w:val="2"/>
+                  <w:hideMark/>
+                </w:tcPr>
+                <w:p>
+                  <w:pPr>
+                    <w:cnfStyle w:val="000000000000" w:firstRow="0" w:lastRow="0" w:firstColumn="0" w:lastColumn="0" w:oddVBand="0" w:evenVBand="0" w:oddHBand="0" w:evenHBand="0" w:firstRowFirstColumn="0" w:firstRowLastColumn="0" w:lastRowFirstColumn="0" w:lastRowLastColumn="0"/>
+                    <w:rPr>
+                      <w:lang w:val="fr-FR" w:eastAsia="fr-FR"/>
+                    </w:rPr>
+                  </w:pPr>
+                  <w:r>
+                    <w:rPr>
+                      <w:lang w:val="fr-FR" w:eastAsia="fr-FR"/>
+                    </w:rPr>
+                    <w:t>A venir</w:t>
+                  </w:r>
+                </w:p>
+              </w:tc>
+            </w:tr>
+            <w:tr>
+              <w:trPr>
+                <w:gridAfter w:val="1"/>
+                <w:cnfStyle w:val="000000100000" w:firstRow="0" w:lastRow="0" w:firstColumn="0" w:lastColumn="0" w:oddVBand="0" w:evenVBand="0" w:oddHBand="1" w:evenHBand="0" w:firstRowFirstColumn="0" w:firstRowLastColumn="0" w:lastRowFirstColumn="0" w:lastRowLastColumn="0"/>
+                <w:wAfter w:w="108" w:type="dxa"/>
+              </w:trPr>
+              <w:tc>
+                <w:tcPr>
+                  <w:cnfStyle w:val="001000000000" w:firstRow="0" w:lastRow="0" w:firstColumn="1" w:lastColumn="0" w:oddVBand="0" w:evenVBand="0" w:oddHBand="0" w:evenHBand="0" w:firstRowFirstColumn="0" w:firstRowLastColumn="0" w:lastRowFirstColumn="0" w:lastRowLastColumn="0"/>
+                  <w:tcW w:w="0" w:type="auto"/>
+                  <w:hideMark/>
+                </w:tcPr>
+                <w:p>
+                  <w:pPr>
+                    <w:rPr>
+                      <w:lang w:val="fr-FR" w:eastAsia="fr-FR"/>
+                    </w:rPr>
+                  </w:pPr>
+                  <w:r>
+                    <w:rPr>
+                      <w:lang w:val="fr-FR" w:eastAsia="fr-FR"/>
+                    </w:rPr>
+                    <w:t xml:space="preserve">Difficultés à intégrer </w:t>
+                  </w:r>
+                  <w:proofErr w:type="spellStart"/>
+                  <w:r>
+                    <w:rPr>
+                      <w:lang w:val="fr-FR" w:eastAsia="fr-FR"/>
+                    </w:rPr>
+                    <w:lastRenderedPageBreak/>
+                    <w:t>OpenStreetMap</w:t>
+                  </w:r>
+                  <w:proofErr w:type="spellEnd"/>
+                  <w:r>
+                    <w:rPr>
+                      <w:lang w:val="fr-FR" w:eastAsia="fr-FR"/>
+                    </w:rPr>
+                    <w:t xml:space="preserve"> </w:t>
+                  </w:r>
+                </w:p>
+              </w:tc>
+              <w:tc>
+                <w:tcPr>
+                  <w:tcW w:w="0" w:type="auto"/>
+                  <w:hideMark/>
+                </w:tcPr>
+                <w:p>
+                  <w:pPr>
+                    <w:cnfStyle w:val="000000100000" w:firstRow="0" w:lastRow="0" w:firstColumn="0" w:lastColumn="0" w:oddVBand="0" w:evenVBand="0" w:oddHBand="1" w:evenHBand="0" w:firstRowFirstColumn="0" w:firstRowLastColumn="0" w:lastRowFirstColumn="0" w:lastRowLastColumn="0"/>
+                    <w:rPr>
+                      <w:lang w:val="fr-FR" w:eastAsia="fr-FR"/>
+                    </w:rPr>
+                  </w:pPr>
+                  <w:r>
+                    <w:rPr>
+                      <w:lang w:val="fr-FR" w:eastAsia="fr-FR"/>
+                    </w:rPr>
+                    <w:lastRenderedPageBreak/>
+                    <w:t>2</w:t>
+                  </w:r>
+                </w:p>
+              </w:tc>
+              <w:tc>
+                <w:tcPr>
+                  <w:tcW w:w="0" w:type="auto"/>
+                  <w:hideMark/>
+                </w:tcPr>
+                <w:p>
+                  <w:pPr>
+                    <w:cnfStyle w:val="000000100000" w:firstRow="0" w:lastRow="0" w:firstColumn="0" w:lastColumn="0" w:oddVBand="0" w:evenVBand="0" w:oddHBand="1" w:evenHBand="0" w:firstRowFirstColumn="0" w:firstRowLastColumn="0" w:lastRowFirstColumn="0" w:lastRowLastColumn="0"/>
+                    <w:rPr>
+                      <w:lang w:val="fr-FR" w:eastAsia="fr-FR"/>
+                    </w:rPr>
+                  </w:pPr>
+                  <w:r>
+                    <w:rPr>
+                      <w:lang w:val="fr-FR" w:eastAsia="fr-FR"/>
+                    </w:rPr>
+                    <w:t>3</w:t>
+                  </w:r>
+                </w:p>
+              </w:tc>
+              <w:tc>
+                <w:tcPr>
+                  <w:tcW w:w="883" w:type="dxa"/>
+                  <w:hideMark/>
+                </w:tcPr>
+                <w:p>
+                  <w:pPr>
+                    <w:cnfStyle w:val="000000100000" w:firstRow="0" w:lastRow="0" w:firstColumn="0" w:lastColumn="0" w:oddVBand="0" w:evenVBand="0" w:oddHBand="1" w:evenHBand="0" w:firstRowFirstColumn="0" w:firstRowLastColumn="0" w:lastRowFirstColumn="0" w:lastRowLastColumn="0"/>
+                    <w:rPr>
+                      <w:lang w:val="fr-FR" w:eastAsia="fr-FR"/>
+                    </w:rPr>
+                  </w:pPr>
+                  <w:r>
+                    <w:rPr>
+                      <w:lang w:val="fr-FR" w:eastAsia="fr-FR"/>
+                    </w:rPr>
+                    <w:t>6</w:t>
+                  </w:r>
+                </w:p>
+              </w:tc>
+              <w:tc>
+                <w:tcPr>
+                  <w:tcW w:w="1523" w:type="dxa"/>
+                  <w:hideMark/>
+                </w:tcPr>
+                <w:p>
+                  <w:pPr>
+                    <w:cnfStyle w:val="000000100000" w:firstRow="0" w:lastRow="0" w:firstColumn="0" w:lastColumn="0" w:oddVBand="0" w:evenVBand="0" w:oddHBand="1" w:evenHBand="0" w:firstRowFirstColumn="0" w:firstRowLastColumn="0" w:lastRowFirstColumn="0" w:lastRowLastColumn="0"/>
+                    <w:rPr>
+                      <w:lang w:val="fr-FR" w:eastAsia="fr-FR"/>
+                    </w:rPr>
+                  </w:pPr>
+                  <w:r>
+                    <w:rPr>
+                      <w:lang w:val="fr-FR" w:eastAsia="fr-FR"/>
+                    </w:rPr>
+                    <w:t>Documentation lue + tests</w:t>
+                  </w:r>
+                  <w:r>
+                    <w:rPr>
+                      <w:lang w:val="fr-FR" w:eastAsia="fr-FR"/>
+                    </w:rPr>
+                    <w:t xml:space="preserve"> </w:t>
+                  </w:r>
+                  <w:r>
+                    <w:rPr>
+                      <w:lang w:val="fr-FR" w:eastAsia="fr-FR"/>
+                    </w:rPr>
+                    <w:t xml:space="preserve">avant </w:t>
+                  </w:r>
+                  <w:r>
+                    <w:rPr>
+                      <w:lang w:val="fr-FR" w:eastAsia="fr-FR"/>
+                    </w:rPr>
+                    <w:lastRenderedPageBreak/>
+                    <w:t>intégration au front</w:t>
+                  </w:r>
+                </w:p>
+              </w:tc>
+              <w:tc>
+                <w:tcPr>
+                  <w:tcW w:w="1298" w:type="dxa"/>
+                  <w:gridSpan w:val="2"/>
+                  <w:hideMark/>
+                </w:tcPr>
+                <w:p>
+                  <w:pPr>
+                    <w:cnfStyle w:val="000000100000" w:firstRow="0" w:lastRow="0" w:firstColumn="0" w:lastColumn="0" w:oddVBand="0" w:evenVBand="0" w:oddHBand="1" w:evenHBand="0" w:firstRowFirstColumn="0" w:firstRowLastColumn="0" w:lastRowFirstColumn="0" w:lastRowLastColumn="0"/>
+                    <w:rPr>
+                      <w:lang w:val="fr-FR" w:eastAsia="fr-FR"/>
+                    </w:rPr>
+                  </w:pPr>
+                  <w:r>
+                    <w:rPr>
+                      <w:lang w:val="fr-FR" w:eastAsia="fr-FR"/>
+                    </w:rPr>
+                    <w:lastRenderedPageBreak/>
+                    <w:t>Lenny</w:t>
+                  </w:r>
+                </w:p>
+              </w:tc>
+              <w:tc>
+                <w:tcPr>
+                  <w:tcW w:w="1575" w:type="dxa"/>
+                  <w:gridSpan w:val="2"/>
+                  <w:hideMark/>
+                </w:tcPr>
+                <w:p>
+                  <w:pPr>
+                    <w:cnfStyle w:val="000000100000" w:firstRow="0" w:lastRow="0" w:firstColumn="0" w:lastColumn="0" w:oddVBand="0" w:evenVBand="0" w:oddHBand="1" w:evenHBand="0" w:firstRowFirstColumn="0" w:firstRowLastColumn="0" w:lastRowFirstColumn="0" w:lastRowLastColumn="0"/>
+                    <w:rPr>
+                      <w:lang w:val="fr-FR" w:eastAsia="fr-FR"/>
+                    </w:rPr>
+                  </w:pPr>
+                  <w:r>
+                    <w:rPr>
+                      <w:lang w:val="fr-FR" w:eastAsia="fr-FR"/>
+                    </w:rPr>
+                    <w:t>Documentation lue par l’équipe</w:t>
+                  </w:r>
+                </w:p>
+              </w:tc>
+            </w:tr>
+            <w:tr>
+              <w:trPr>
+                <w:gridAfter w:val="1"/>
+                <w:wAfter w:w="108" w:type="dxa"/>
+              </w:trPr>
+              <w:tc>
+                <w:tcPr>
+                  <w:cnfStyle w:val="001000000000" w:firstRow="0" w:lastRow="0" w:firstColumn="1" w:lastColumn="0" w:oddVBand="0" w:evenVBand="0" w:oddHBand="0" w:evenHBand="0" w:firstRowFirstColumn="0" w:firstRowLastColumn="0" w:lastRowFirstColumn="0" w:lastRowLastColumn="0"/>
+                  <w:tcW w:w="0" w:type="auto"/>
+                  <w:hideMark/>
+                </w:tcPr>
+                <w:p>
+                  <w:pPr>
+                    <w:rPr>
+                      <w:lang w:val="fr-FR" w:eastAsia="fr-FR"/>
+                    </w:rPr>
+                  </w:pPr>
+                  <w:r>
+                    <w:rPr>
+                      <w:lang w:val="fr-FR" w:eastAsia="fr-FR"/>
+                    </w:rPr>
+                    <w:t>Problèmes d’hébergement (serveur non disponible)</w:t>
+                  </w:r>
+                </w:p>
+              </w:tc>
+              <w:tc>
+                <w:tcPr>
+                  <w:tcW w:w="0" w:type="auto"/>
+                  <w:hideMark/>
+                </w:tcPr>
+                <w:p>
+                  <w:pPr>
+                    <w:cnfStyle w:val="000000000000" w:firstRow="0" w:lastRow="0" w:firstColumn="0" w:lastColumn="0" w:oddVBand="0" w:evenVBand="0" w:oddHBand="0" w:evenHBand="0" w:firstRowFirstColumn="0" w:firstRowLastColumn="0" w:lastRowFirstColumn="0" w:lastRowLastColumn="0"/>
+                    <w:rPr>
+                      <w:lang w:val="fr-FR" w:eastAsia="fr-FR"/>
+                    </w:rPr>
+                  </w:pPr>
+                  <w:r>
+                    <w:rPr>
+                      <w:lang w:val="fr-FR" w:eastAsia="fr-FR"/>
+                    </w:rPr>
+                    <w:t>1</w:t>
+                  </w:r>
+                </w:p>
+              </w:tc>
+              <w:tc>
+                <w:tcPr>
+                  <w:tcW w:w="0" w:type="auto"/>
+                  <w:hideMark/>
+                </w:tcPr>
+                <w:p>
+                  <w:pPr>
+                    <w:cnfStyle w:val="000000000000" w:firstRow="0" w:lastRow="0" w:firstColumn="0" w:lastColumn="0" w:oddVBand="0" w:evenVBand="0" w:oddHBand="0" w:evenHBand="0" w:firstRowFirstColumn="0" w:firstRowLastColumn="0" w:lastRowFirstColumn="0" w:lastRowLastColumn="0"/>
+                    <w:rPr>
+                      <w:lang w:val="fr-FR" w:eastAsia="fr-FR"/>
+                    </w:rPr>
+                  </w:pPr>
+                  <w:r>
+                    <w:rPr>
+                      <w:lang w:val="fr-FR" w:eastAsia="fr-FR"/>
+                    </w:rPr>
+                    <w:t>3</w:t>
+                  </w:r>
+                </w:p>
+              </w:tc>
+              <w:tc>
+                <w:tcPr>
+                  <w:tcW w:w="883" w:type="dxa"/>
+                  <w:hideMark/>
+                </w:tcPr>
+                <w:p>
+                  <w:pPr>
+                    <w:cnfStyle w:val="000000000000" w:firstRow="0" w:lastRow="0" w:firstColumn="0" w:lastColumn="0" w:oddVBand="0" w:evenVBand="0" w:oddHBand="0" w:evenHBand="0" w:firstRowFirstColumn="0" w:firstRowLastColumn="0" w:lastRowFirstColumn="0" w:lastRowLastColumn="0"/>
+                    <w:rPr>
+                      <w:lang w:val="fr-FR" w:eastAsia="fr-FR"/>
+                    </w:rPr>
+                  </w:pPr>
+                  <w:r>
+                    <w:rPr>
+                      <w:lang w:val="fr-FR" w:eastAsia="fr-FR"/>
+                    </w:rPr>
+                    <w:t>3</w:t>
+                  </w:r>
+                </w:p>
+              </w:tc>
+              <w:tc>
+                <w:tcPr>
+                  <w:tcW w:w="1523" w:type="dxa"/>
+                  <w:hideMark/>
+                </w:tcPr>
+                <w:p>
+                  <w:pPr>
+                    <w:cnfStyle w:val="000000000000" w:firstRow="0" w:lastRow="0" w:firstColumn="0" w:lastColumn="0" w:oddVBand="0" w:evenVBand="0" w:oddHBand="0" w:evenHBand="0" w:firstRowFirstColumn="0" w:firstRowLastColumn="0" w:lastRowFirstColumn="0" w:lastRowLastColumn="0"/>
+                    <w:rPr>
+                      <w:lang w:val="fr-FR" w:eastAsia="fr-FR"/>
+                    </w:rPr>
+                  </w:pPr>
+                  <w:r>
+                    <w:rPr>
+                      <w:lang w:val="fr-FR" w:eastAsia="fr-FR"/>
+                    </w:rPr>
+                    <w:t>Hébergement sur serveur de test local avant déploiement définitif</w:t>
+                  </w:r>
+                </w:p>
+              </w:tc>
+              <w:tc>
+                <w:tcPr>
+                  <w:tcW w:w="1298" w:type="dxa"/>
+                  <w:gridSpan w:val="2"/>
+                  <w:hideMark/>
+                </w:tcPr>
+                <w:p>
+                  <w:pPr>
+                    <w:cnfStyle w:val="000000000000" w:firstRow="0" w:lastRow="0" w:firstColumn="0" w:lastColumn="0" w:oddVBand="0" w:evenVBand="0" w:oddHBand="0" w:evenHBand="0" w:firstRowFirstColumn="0" w:firstRowLastColumn="0" w:lastRowFirstColumn="0" w:lastRowLastColumn="0"/>
+                    <w:rPr>
+                      <w:lang w:val="fr-FR" w:eastAsia="fr-FR"/>
+                    </w:rPr>
+                  </w:pPr>
+                  <w:r>
+                    <w:rPr>
+                      <w:lang w:val="fr-FR" w:eastAsia="fr-FR"/>
+                    </w:rPr>
+                    <w:t>Céleste</w:t>
+                  </w:r>
+                </w:p>
+              </w:tc>
+              <w:tc>
+                <w:tcPr>
+                  <w:tcW w:w="1575" w:type="dxa"/>
+                  <w:gridSpan w:val="2"/>
+                  <w:hideMark/>
+                </w:tcPr>
+                <w:p>
+                  <w:pPr>
+                    <w:cnfStyle w:val="000000000000" w:firstRow="0" w:lastRow="0" w:firstColumn="0" w:lastColumn="0" w:oddVBand="0" w:evenVBand="0" w:oddHBand="0" w:evenHBand="0" w:firstRowFirstColumn="0" w:firstRowLastColumn="0" w:lastRowFirstColumn="0" w:lastRowLastColumn="0"/>
+                    <w:rPr>
+                      <w:lang w:val="fr-FR" w:eastAsia="fr-FR"/>
+                    </w:rPr>
+                  </w:pPr>
+                  <w:r>
+                    <w:rPr>
+                      <w:lang w:val="fr-FR" w:eastAsia="fr-FR"/>
+                    </w:rPr>
+                    <w:t>A venir</w:t>
+                  </w:r>
+                </w:p>
+              </w:tc>
+            </w:tr>
+            <w:tr>
+              <w:trPr>
+                <w:gridAfter w:val="1"/>
+                <w:cnfStyle w:val="000000100000" w:firstRow="0" w:lastRow="0" w:firstColumn="0" w:lastColumn="0" w:oddVBand="0" w:evenVBand="0" w:oddHBand="1" w:evenHBand="0" w:firstRowFirstColumn="0" w:firstRowLastColumn="0" w:lastRowFirstColumn="0" w:lastRowLastColumn="0"/>
+                <w:wAfter w:w="108" w:type="dxa"/>
+              </w:trPr>
+              <w:tc>
+                <w:tcPr>
+                  <w:cnfStyle w:val="001000000000" w:firstRow="0" w:lastRow="0" w:firstColumn="1" w:lastColumn="0" w:oddVBand="0" w:evenVBand="0" w:oddHBand="0" w:evenHBand="0" w:firstRowFirstColumn="0" w:firstRowLastColumn="0" w:lastRowFirstColumn="0" w:lastRowLastColumn="0"/>
+                  <w:tcW w:w="0" w:type="auto"/>
+                  <w:hideMark/>
+                </w:tcPr>
+                <w:p>
+                  <w:pPr>
+                    <w:rPr>
+                      <w:lang w:val="fr-FR" w:eastAsia="fr-FR"/>
+                    </w:rPr>
+                  </w:pPr>
+                  <w:r>
+                    <w:rPr>
+                      <w:lang w:val="fr-FR" w:eastAsia="fr-FR"/>
+                    </w:rPr>
+                    <w:t>Mauvaise communication dans l’équipe</w:t>
+                  </w:r>
+                </w:p>
+              </w:tc>
+              <w:tc>
+                <w:tcPr>
+                  <w:tcW w:w="0" w:type="auto"/>
+                  <w:hideMark/>
+                </w:tcPr>
+                <w:p>
+                  <w:pPr>
+                    <w:cnfStyle w:val="000000100000" w:firstRow="0" w:lastRow="0" w:firstColumn="0" w:lastColumn="0" w:oddVBand="0" w:evenVBand="0" w:oddHBand="1" w:evenHBand="0" w:firstRowFirstColumn="0" w:firstRowLastColumn="0" w:lastRowFirstColumn="0" w:lastRowLastColumn="0"/>
+                    <w:rPr>
+                      <w:lang w:val="fr-FR" w:eastAsia="fr-FR"/>
+                    </w:rPr>
+                  </w:pPr>
+                  <w:r>
+                    <w:rPr>
+                      <w:lang w:val="fr-FR" w:eastAsia="fr-FR"/>
+                    </w:rPr>
+                    <w:t>2</w:t>
+                  </w:r>
+                </w:p>
+              </w:tc>
+              <w:tc>
+                <w:tcPr>
+                  <w:tcW w:w="0" w:type="auto"/>
+                  <w:hideMark/>
+                </w:tcPr>
+                <w:p>
+                  <w:pPr>
+                    <w:cnfStyle w:val="000000100000" w:firstRow="0" w:lastRow="0" w:firstColumn="0" w:lastColumn="0" w:oddVBand="0" w:evenVBand="0" w:oddHBand="1" w:evenHBand="0" w:firstRowFirstColumn="0" w:firstRowLastColumn="0" w:lastRowFirstColumn="0" w:lastRowLastColumn="0"/>
+                    <w:rPr>
+                      <w:lang w:val="fr-FR" w:eastAsia="fr-FR"/>
+                    </w:rPr>
+                  </w:pPr>
+                  <w:r>
+                    <w:rPr>
+                      <w:lang w:val="fr-FR" w:eastAsia="fr-FR"/>
+                    </w:rPr>
+                    <w:t>2</w:t>
+                  </w:r>
+                </w:p>
+              </w:tc>
+              <w:tc>
+                <w:tcPr>
+                  <w:tcW w:w="883" w:type="dxa"/>
+                  <w:hideMark/>
+                </w:tcPr>
+                <w:p>
+                  <w:pPr>
+                    <w:cnfStyle w:val="000000100000" w:firstRow="0" w:lastRow="0" w:firstColumn="0" w:lastColumn="0" w:oddVBand="0" w:evenVBand="0" w:oddHBand="1" w:evenHBand="0" w:firstRowFirstColumn="0" w:firstRowLastColumn="0" w:lastRowFirstColumn="0" w:lastRowLastColumn="0"/>
+                    <w:rPr>
+                      <w:lang w:val="fr-FR" w:eastAsia="fr-FR"/>
+                    </w:rPr>
+                  </w:pPr>
+                  <w:r>
+                    <w:rPr>
+                      <w:lang w:val="fr-FR" w:eastAsia="fr-FR"/>
+                    </w:rPr>
+                    <w:t>4</w:t>
+                  </w:r>
+                </w:p>
+              </w:tc>
+              <w:tc>
+                <w:tcPr>
+                  <w:tcW w:w="1523" w:type="dxa"/>
+                  <w:hideMark/>
+                </w:tcPr>
+                <w:p>
+                  <w:pPr>
+                    <w:cnfStyle w:val="000000100000" w:firstRow="0" w:lastRow="0" w:firstColumn="0" w:lastColumn="0" w:oddVBand="0" w:evenVBand="0" w:oddHBand="1" w:evenHBand="0" w:firstRowFirstColumn="0" w:firstRowLastColumn="0" w:lastRowFirstColumn="0" w:lastRowLastColumn="0"/>
+                    <w:rPr>
+                      <w:lang w:val="fr-FR" w:eastAsia="fr-FR"/>
+                    </w:rPr>
+                  </w:pPr>
+                  <w:r>
+                    <w:rPr>
+                      <w:lang w:val="fr-FR" w:eastAsia="fr-FR"/>
+                    </w:rPr>
+                    <w:t>Réunions fixes + utilisation</w:t>
+                  </w:r>
+                  <w:r>
+                    <w:rPr>
+                      <w:lang w:val="fr-FR" w:eastAsia="fr-FR"/>
+                    </w:rPr>
+                    <w:t xml:space="preserve"> de</w:t>
+                  </w:r>
+                  <w:r>
+                    <w:rPr>
+                      <w:lang w:val="fr-FR" w:eastAsia="fr-FR"/>
+                    </w:rPr>
+                    <w:t xml:space="preserve"> </w:t>
+                  </w:r>
+                  <w:proofErr w:type="gramStart"/>
+                  <w:r>
+                    <w:rPr>
+                      <w:lang w:val="fr-FR" w:eastAsia="fr-FR"/>
+                    </w:rPr>
+                    <w:t>Trello</w:t>
+                  </w:r>
+                  <w:r>
+                    <w:rPr>
+                      <w:lang w:val="fr-FR" w:eastAsia="fr-FR"/>
+                    </w:rPr>
+                    <w:t xml:space="preserve"> ,</w:t>
+                  </w:r>
+                  <w:proofErr w:type="gramEnd"/>
+                  <w:r>
+                    <w:rPr>
+                      <w:lang w:val="fr-FR" w:eastAsia="fr-FR"/>
+                    </w:rPr>
+                    <w:t xml:space="preserve"> </w:t>
+                  </w:r>
+                  <w:proofErr w:type="spellStart"/>
+                  <w:r>
+                    <w:rPr>
+                      <w:lang w:val="fr-FR" w:eastAsia="fr-FR"/>
+                    </w:rPr>
+                    <w:t>GitLab</w:t>
+                  </w:r>
+                  <w:proofErr w:type="spellEnd"/>
+                  <w:r>
+                    <w:rPr>
+                      <w:lang w:val="fr-FR" w:eastAsia="fr-FR"/>
+                    </w:rPr>
+                    <w:t xml:space="preserve"> et réseaux sociaux</w:t>
+                  </w:r>
+                </w:p>
+              </w:tc>
+              <w:tc>
+                <w:tcPr>
+                  <w:tcW w:w="1298" w:type="dxa"/>
+                  <w:gridSpan w:val="2"/>
+                  <w:hideMark/>
+                </w:tcPr>
+                <w:p>
+                  <w:pPr>
+                    <w:cnfStyle w:val="000000100000" w:firstRow="0" w:lastRow="0" w:firstColumn="0" w:lastColumn="0" w:oddVBand="0" w:evenVBand="0" w:oddHBand="1" w:evenHBand="0" w:firstRowFirstColumn="0" w:firstRowLastColumn="0" w:lastRowFirstColumn="0" w:lastRowLastColumn="0"/>
+                    <w:rPr>
+                      <w:lang w:val="fr-FR" w:eastAsia="fr-FR"/>
+                    </w:rPr>
+                  </w:pPr>
+                  <w:r>
+                    <w:rPr>
+                      <w:lang w:val="fr-FR" w:eastAsia="fr-FR"/>
+                    </w:rPr>
+                    <w:t>Adrien</w:t>
+                  </w:r>
+                </w:p>
+              </w:tc>
+              <w:tc>
+                <w:tcPr>
+                  <w:tcW w:w="1575" w:type="dxa"/>
+                  <w:gridSpan w:val="2"/>
+                  <w:hideMark/>
+                </w:tcPr>
+                <w:p>
+                  <w:pPr>
+                    <w:cnfStyle w:val="000000100000" w:firstRow="0" w:lastRow="0" w:firstColumn="0" w:lastColumn="0" w:oddVBand="0" w:evenVBand="0" w:oddHBand="1" w:evenHBand="0" w:firstRowFirstColumn="0" w:firstRowLastColumn="0" w:lastRowFirstColumn="0" w:lastRowLastColumn="0"/>
+                    <w:rPr>
+                      <w:lang w:val="fr-FR" w:eastAsia="fr-FR"/>
+                    </w:rPr>
+                  </w:pPr>
+                  <w:r>
+                    <w:rPr>
+                      <w:lang w:val="fr-FR" w:eastAsia="fr-FR"/>
+                    </w:rPr>
+                    <w:t xml:space="preserve">Moyens mis en place (groupe de communication, </w:t>
+                  </w:r>
+                  <w:proofErr w:type="spellStart"/>
+                  <w:proofErr w:type="gramStart"/>
+                  <w:r>
+                    <w:rPr>
+                      <w:lang w:val="fr-FR" w:eastAsia="fr-FR"/>
+                    </w:rPr>
+                    <w:t>trello</w:t>
+                  </w:r>
+                  <w:proofErr w:type="spellEnd"/>
+                  <w:r>
+                    <w:rPr>
+                      <w:lang w:val="fr-FR" w:eastAsia="fr-FR"/>
+                    </w:rPr>
+                    <w:t>,..</w:t>
+                  </w:r>
+                  <w:proofErr w:type="gramEnd"/>
+                  <w:r>
+                    <w:rPr>
+                      <w:lang w:val="fr-FR" w:eastAsia="fr-FR"/>
+                    </w:rPr>
+                    <w:t>)</w:t>
+                  </w:r>
+                </w:p>
+              </w:tc>
+            </w:tr>
+            <w:tr>
+              <w:trPr>
+                <w:gridAfter w:val="1"/>
+                <w:wAfter w:w="108" w:type="dxa"/>
+              </w:trPr>
+              <w:tc>
+                <w:tcPr>
+                  <w:cnfStyle w:val="001000000000" w:firstRow="0" w:lastRow="0" w:firstColumn="1" w:lastColumn="0" w:oddVBand="0" w:evenVBand="0" w:oddHBand="0" w:evenHBand="0" w:firstRowFirstColumn="0" w:firstRowLastColumn="0" w:lastRowFirstColumn="0" w:lastRowLastColumn="0"/>
+                  <w:tcW w:w="0" w:type="auto"/>
+                </w:tcPr>
+                <w:p>
+                  <w:pPr>
+                    <w:rPr>
+                      <w:lang w:val="fr-FR" w:eastAsia="fr-FR"/>
+                    </w:rPr>
+                  </w:pPr>
+                  <w:r>
+                    <w:rPr>
+                      <w:lang w:val="fr-FR" w:eastAsia="fr-FR"/>
+                    </w:rPr>
+                    <w:t xml:space="preserve">Difficulté à générer unie à partager </w:t>
+                  </w:r>
+                </w:p>
+              </w:tc>
+              <w:tc>
+                <w:tcPr>
+                  <w:tcW w:w="0" w:type="auto"/>
+                </w:tcPr>
+                <w:p>
+                  <w:pPr>
+                    <w:cnfStyle w:val="000000000000" w:firstRow="0" w:lastRow="0" w:firstColumn="0" w:lastColumn="0" w:oddVBand="0" w:evenVBand="0" w:oddHBand="0" w:evenHBand="0" w:firstRowFirstColumn="0" w:firstRowLastColumn="0" w:lastRowFirstColumn="0" w:lastRowLastColumn="0"/>
+                    <w:rPr>
+                      <w:lang w:val="fr-FR" w:eastAsia="fr-FR"/>
+                    </w:rPr>
+                  </w:pPr>
+                  <w:r>
+                    <w:rPr>
+                      <w:lang w:val="fr-FR" w:eastAsia="fr-FR"/>
+                    </w:rPr>
+                    <w:t>2</w:t>
+                  </w:r>
+                </w:p>
+              </w:tc>
+              <w:tc>
+                <w:tcPr>
+                  <w:tcW w:w="0" w:type="auto"/>
+                </w:tcPr>
+                <w:p>
+                  <w:pPr>
+                    <w:cnfStyle w:val="000000000000" w:firstRow="0" w:lastRow="0" w:firstColumn="0" w:lastColumn="0" w:oddVBand="0" w:evenVBand="0" w:oddHBand="0" w:evenHBand="0" w:firstRowFirstColumn="0" w:firstRowLastColumn="0" w:lastRowFirstColumn="0" w:lastRowLastColumn="0"/>
+                    <w:rPr>
+                      <w:lang w:val="fr-FR" w:eastAsia="fr-FR"/>
+                    </w:rPr>
+                  </w:pPr>
+                  <w:r>
+                    <w:rPr>
+                      <w:lang w:val="fr-FR" w:eastAsia="fr-FR"/>
+                    </w:rPr>
+                    <w:t>2</w:t>
+                  </w:r>
+                </w:p>
+              </w:tc>
+              <w:tc>
+                <w:tcPr>
+                  <w:tcW w:w="883" w:type="dxa"/>
+                </w:tcPr>
+                <w:p>
+                  <w:pPr>
+                    <w:cnfStyle w:val="000000000000" w:firstRow="0" w:lastRow="0" w:firstColumn="0" w:lastColumn="0" w:oddVBand="0" w:evenVBand="0" w:oddHBand="0" w:evenHBand="0" w:firstRowFirstColumn="0" w:firstRowLastColumn="0" w:lastRowFirstColumn="0" w:lastRowLastColumn="0"/>
+                    <w:rPr>
+                      <w:lang w:val="fr-FR" w:eastAsia="fr-FR"/>
+                    </w:rPr>
+                  </w:pPr>
+                  <w:r>
+                    <w:rPr>
+                      <w:lang w:val="fr-FR" w:eastAsia="fr-FR"/>
+                    </w:rPr>
+                    <w:t>4</w:t>
+                  </w:r>
+                </w:p>
+              </w:tc>
+              <w:tc>
+                <w:tcPr>
+                  <w:tcW w:w="1523" w:type="dxa"/>
+                </w:tcPr>
+                <w:p>
+                  <w:pPr>
+                    <w:cnfStyle w:val="000000000000" w:firstRow="0" w:lastRow="0" w:firstColumn="0" w:lastColumn="0" w:oddVBand="0" w:evenVBand="0" w:oddHBand="0" w:evenHBand="0" w:firstRowFirstColumn="0" w:firstRowLastColumn="0" w:lastRowFirstColumn="0" w:lastRowLastColumn="0"/>
+                    <w:rPr>
+                      <w:lang w:val="fr-FR" w:eastAsia="fr-FR"/>
+                    </w:rPr>
+                  </w:pPr>
+                  <w:r>
+                    <w:rPr>
+                      <w:lang w:val="fr-FR" w:eastAsia="fr-FR"/>
+                    </w:rPr>
+                    <w:t xml:space="preserve">Se documenter et voir les techniques déjà existantes </w:t>
+                  </w:r>
+                </w:p>
+              </w:tc>
+              <w:tc>
+                <w:tcPr>
+                  <w:tcW w:w="1298" w:type="dxa"/>
+                  <w:gridSpan w:val="2"/>
+                </w:tcPr>
+                <w:p>
+                  <w:pPr>
+                    <w:cnfStyle w:val="000000000000" w:firstRow="0" w:lastRow="0" w:firstColumn="0" w:lastColumn="0" w:oddVBand="0" w:evenVBand="0" w:oddHBand="0" w:evenHBand="0" w:firstRowFirstColumn="0" w:firstRowLastColumn="0" w:lastRowFirstColumn="0" w:lastRowLastColumn="0"/>
+                    <w:rPr>
+                      <w:lang w:val="fr-FR" w:eastAsia="fr-FR"/>
+                    </w:rPr>
+                  </w:pPr>
+                  <w:r>
+                    <w:rPr>
+                      <w:lang w:val="fr-FR" w:eastAsia="fr-FR"/>
+                    </w:rPr>
+                    <w:t>Céleste</w:t>
+                  </w:r>
+                </w:p>
+              </w:tc>
+              <w:tc>
+                <w:tcPr>
+                  <w:tcW w:w="1575" w:type="dxa"/>
+                  <w:gridSpan w:val="2"/>
+                </w:tcPr>
+                <w:p>
+                  <w:pPr>
+                    <w:cnfStyle w:val="000000000000" w:firstRow="0" w:lastRow="0" w:firstColumn="0" w:lastColumn="0" w:oddVBand="0" w:evenVBand="0" w:oddHBand="0" w:evenHBand="0" w:firstRowFirstColumn="0" w:firstRowLastColumn="0" w:lastRowFirstColumn="0" w:lastRowLastColumn="0"/>
+                    <w:rPr>
+                      <w:lang w:val="fr-FR" w:eastAsia="fr-FR"/>
+                    </w:rPr>
+                  </w:pPr>
+                  <w:r>
+                    <w:rPr>
+                      <w:lang w:val="fr-FR" w:eastAsia="fr-FR"/>
+                    </w:rPr>
+                    <w:t xml:space="preserve">A venir </w:t>
+                  </w:r>
+                </w:p>
+              </w:tc>
+            </w:tr>
+            <w:tr>
+              <w:trPr>
+                <w:gridAfter w:val="1"/>
+                <w:cnfStyle w:val="000000100000" w:firstRow="0" w:lastRow="0" w:firstColumn="0" w:lastColumn="0" w:oddVBand="0" w:evenVBand="0" w:oddHBand="1" w:evenHBand="0" w:firstRowFirstColumn="0" w:firstRowLastColumn="0" w:lastRowFirstColumn="0" w:lastRowLastColumn="0"/>
+                <w:wAfter w:w="108" w:type="dxa"/>
+              </w:trPr>
+              <w:tc>
+                <w:tcPr>
+                  <w:cnfStyle w:val="001000000000" w:firstRow="0" w:lastRow="0" w:firstColumn="1" w:lastColumn="0" w:oddVBand="0" w:evenVBand="0" w:oddHBand="0" w:evenHBand="0" w:firstRowFirstColumn="0" w:firstRowLastColumn="0" w:lastRowFirstColumn="0" w:lastRowLastColumn="0"/>
+                  <w:tcW w:w="0" w:type="auto"/>
+                  <w:hideMark/>
+                </w:tcPr>
+                <w:p>
+                  <w:pPr>
+                    <w:rPr>
+                      <w:lang w:val="fr-FR" w:eastAsia="fr-FR"/>
+                    </w:rPr>
+                  </w:pPr>
+                  <w:r>
+                    <w:rPr>
+                      <w:lang w:val="fr-FR" w:eastAsia="fr-FR"/>
+                    </w:rPr>
+                    <w:t>Non-conformité RGPD (stockage d’infos perso)</w:t>
+                  </w:r>
+                </w:p>
+              </w:tc>
+              <w:tc>
+                <w:tcPr>
+                  <w:tcW w:w="0" w:type="auto"/>
+                  <w:hideMark/>
+                </w:tcPr>
+                <w:p>
+                  <w:pPr>
+                    <w:cnfStyle w:val="000000100000" w:firstRow="0" w:lastRow="0" w:firstColumn="0" w:lastColumn="0" w:oddVBand="0" w:evenVBand="0" w:oddHBand="1" w:evenHBand="0" w:firstRowFirstColumn="0" w:firstRowLastColumn="0" w:lastRowFirstColumn="0" w:lastRowLastColumn="0"/>
+                    <w:rPr>
+                      <w:lang w:val="fr-FR" w:eastAsia="fr-FR"/>
+                    </w:rPr>
+                  </w:pPr>
+                  <w:r>
+                    <w:rPr>
+                      <w:lang w:val="fr-FR" w:eastAsia="fr-FR"/>
+                    </w:rPr>
+                    <w:t>1</w:t>
+                  </w:r>
+                </w:p>
+              </w:tc>
+              <w:tc>
+                <w:tcPr>
+                  <w:tcW w:w="0" w:type="auto"/>
+                  <w:hideMark/>
+                </w:tcPr>
+                <w:p>
+                  <w:pPr>
+                    <w:cnfStyle w:val="000000100000" w:firstRow="0" w:lastRow="0" w:firstColumn="0" w:lastColumn="0" w:oddVBand="0" w:evenVBand="0" w:oddHBand="1" w:evenHBand="0" w:firstRowFirstColumn="0" w:firstRowLastColumn="0" w:lastRowFirstColumn="0" w:lastRowLastColumn="0"/>
+                    <w:rPr>
+                      <w:lang w:val="fr-FR" w:eastAsia="fr-FR"/>
+                    </w:rPr>
+                  </w:pPr>
+                  <w:r>
+                    <w:rPr>
+                      <w:lang w:val="fr-FR" w:eastAsia="fr-FR"/>
+                    </w:rPr>
+                    <w:t>3</w:t>
+                  </w:r>
+                </w:p>
+              </w:tc>
+              <w:tc>
+                <w:tcPr>
+                  <w:tcW w:w="883" w:type="dxa"/>
+                  <w:hideMark/>
+                </w:tcPr>
+                <w:p>
+                  <w:pPr>
+                    <w:cnfStyle w:val="000000100000" w:firstRow="0" w:lastRow="0" w:firstColumn="0" w:lastColumn="0" w:oddVBand="0" w:evenVBand="0" w:oddHBand="1" w:evenHBand="0" w:firstRowFirstColumn="0" w:firstRowLastColumn="0" w:lastRowFirstColumn="0" w:lastRowLastColumn="0"/>
+                    <w:rPr>
+                      <w:lang w:val="fr-FR" w:eastAsia="fr-FR"/>
+                    </w:rPr>
+                  </w:pPr>
+                  <w:r>
+                    <w:rPr>
+                      <w:lang w:val="fr-FR" w:eastAsia="fr-FR"/>
+                    </w:rPr>
+                    <w:t>3</w:t>
+                  </w:r>
+                </w:p>
+              </w:tc>
+              <w:tc>
+                <w:tcPr>
+                  <w:tcW w:w="1523" w:type="dxa"/>
+                  <w:hideMark/>
+                </w:tcPr>
+                <w:p>
+                  <w:pPr>
+                    <w:cnfStyle w:val="000000100000" w:firstRow="0" w:lastRow="0" w:firstColumn="0" w:lastColumn="0" w:oddVBand="0" w:evenVBand="0" w:oddHBand="1" w:evenHBand="0" w:firstRowFirstColumn="0" w:firstRowLastColumn="0" w:lastRowFirstColumn="0" w:lastRowLastColumn="0"/>
+                    <w:rPr>
+                      <w:lang w:val="fr-FR" w:eastAsia="fr-FR"/>
+                    </w:rPr>
+                  </w:pPr>
+                  <w:r>
+                    <w:rPr>
+                      <w:lang w:val="fr-FR" w:eastAsia="fr-FR"/>
+                    </w:rPr>
+                    <w:t>Minimiser les données stockées ; afficher les mentions légales</w:t>
+                  </w:r>
+                </w:p>
+              </w:tc>
+              <w:tc>
+                <w:tcPr>
+                  <w:tcW w:w="1298" w:type="dxa"/>
+                  <w:gridSpan w:val="2"/>
+                  <w:hideMark/>
+                </w:tcPr>
+                <w:p>
+                  <w:pPr>
+                    <w:cnfStyle w:val="000000100000" w:firstRow="0" w:lastRow="0" w:firstColumn="0" w:lastColumn="0" w:oddVBand="0" w:evenVBand="0" w:oddHBand="1" w:evenHBand="0" w:firstRowFirstColumn="0" w:firstRowLastColumn="0" w:lastRowFirstColumn="0" w:lastRowLastColumn="0"/>
+                    <w:rPr>
+                      <w:lang w:val="fr-FR" w:eastAsia="fr-FR"/>
+                    </w:rPr>
+                  </w:pPr>
+                  <w:r>
+                    <w:rPr>
+                      <w:lang w:val="fr-FR" w:eastAsia="fr-FR"/>
+                    </w:rPr>
+                    <w:t>Sasha</w:t>
+                  </w:r>
+                </w:p>
+              </w:tc>
+              <w:tc>
+                <w:tcPr>
+                  <w:tcW w:w="1575" w:type="dxa"/>
+                  <w:gridSpan w:val="2"/>
+                  <w:hideMark/>
+                </w:tcPr>
+                <w:p>
+                  <w:pPr>
+                    <w:cnfStyle w:val="000000100000" w:firstRow="0" w:lastRow="0" w:firstColumn="0" w:lastColumn="0" w:oddVBand="0" w:evenVBand="0" w:oddHBand="1" w:evenHBand="0" w:firstRowFirstColumn="0" w:firstRowLastColumn="0" w:lastRowFirstColumn="0" w:lastRowLastColumn="0"/>
+                    <w:rPr>
+                      <w:lang w:val="fr-FR" w:eastAsia="fr-FR"/>
+                    </w:rPr>
+                  </w:pPr>
+                  <w:r>
+                    <w:rPr>
+                      <w:lang w:val="fr-FR" w:eastAsia="fr-FR"/>
+                    </w:rPr>
+                    <w:t>Mention RGPD à ajouter</w:t>
+                  </w:r>
+                </w:p>
+              </w:tc>
+            </w:tr>
+            <w:tr>
+              <w:trPr>
+                <w:gridAfter w:val="1"/>
+                <w:wAfter w:w="108" w:type="dxa"/>
+              </w:trPr>
+              <w:tc>
+                <w:tcPr>
+                  <w:cnfStyle w:val="001000000000" w:firstRow="0" w:lastRow="0" w:firstColumn="1" w:lastColumn="0" w:oddVBand="0" w:evenVBand="0" w:oddHBand="0" w:evenHBand="0" w:firstRowFirstColumn="0" w:firstRowLastColumn="0" w:lastRowFirstColumn="0" w:lastRowLastColumn="0"/>
+                  <w:tcW w:w="0" w:type="auto"/>
+                  <w:hideMark/>
+                </w:tcPr>
+                <w:p>
+                  <w:pPr>
+                    <w:rPr>
+                      <w:lang w:val="fr-FR" w:eastAsia="fr-FR"/>
+                    </w:rPr>
+                  </w:pPr>
+                  <w:r>
+                    <w:rPr>
+                      <w:lang w:val="fr-FR" w:eastAsia="fr-FR"/>
+                    </w:rPr>
+                    <w:t>Problèmes d’accessibilité (personnes à mobilité réduite)</w:t>
+                  </w:r>
+                </w:p>
+              </w:tc>
+              <w:tc>
+                <w:tcPr>
+                  <w:tcW w:w="0" w:type="auto"/>
+                  <w:hideMark/>
+                </w:tcPr>
+                <w:p>
+                  <w:pPr>
+                    <w:cnfStyle w:val="000000000000" w:firstRow="0" w:lastRow="0" w:firstColumn="0" w:lastColumn="0" w:oddVBand="0" w:evenVBand="0" w:oddHBand="0" w:evenHBand="0" w:firstRowFirstColumn="0" w:firstRowLastColumn="0" w:lastRowFirstColumn="0" w:lastRowLastColumn="0"/>
+                    <w:rPr>
+                      <w:lang w:val="fr-FR" w:eastAsia="fr-FR"/>
+                    </w:rPr>
+                  </w:pPr>
+                  <w:r>
+                    <w:rPr>
+                      <w:lang w:val="fr-FR" w:eastAsia="fr-FR"/>
+                    </w:rPr>
+                    <w:t>2</w:t>
+                  </w:r>
+                </w:p>
+              </w:tc>
+              <w:tc>
+                <w:tcPr>
+                  <w:tcW w:w="0" w:type="auto"/>
+                  <w:hideMark/>
+                </w:tcPr>
+                <w:p>
+                  <w:pPr>
+                    <w:cnfStyle w:val="000000000000" w:firstRow="0" w:lastRow="0" w:firstColumn="0" w:lastColumn="0" w:oddVBand="0" w:evenVBand="0" w:oddHBand="0" w:evenHBand="0" w:firstRowFirstColumn="0" w:firstRowLastColumn="0" w:lastRowFirstColumn="0" w:lastRowLastColumn="0"/>
+                    <w:rPr>
+                      <w:lang w:val="fr-FR" w:eastAsia="fr-FR"/>
+                    </w:rPr>
+                  </w:pPr>
+                  <w:r>
+                    <w:rPr>
+                      <w:lang w:val="fr-FR" w:eastAsia="fr-FR"/>
+                    </w:rPr>
+                    <w:t>2</w:t>
+                  </w:r>
+                </w:p>
+              </w:tc>
+              <w:tc>
+                <w:tcPr>
+                  <w:tcW w:w="883" w:type="dxa"/>
+                  <w:hideMark/>
+                </w:tcPr>
+                <w:p>
+                  <w:pPr>
+                    <w:cnfStyle w:val="000000000000" w:firstRow="0" w:lastRow="0" w:firstColumn="0" w:lastColumn="0" w:oddVBand="0" w:evenVBand="0" w:oddHBand="0" w:evenHBand="0" w:firstRowFirstColumn="0" w:firstRowLastColumn="0" w:lastRowFirstColumn="0" w:lastRowLastColumn="0"/>
+                    <w:rPr>
+                      <w:lang w:val="fr-FR" w:eastAsia="fr-FR"/>
+                    </w:rPr>
+                  </w:pPr>
+                  <w:r>
+                    <w:rPr>
+                      <w:lang w:val="fr-FR" w:eastAsia="fr-FR"/>
+                    </w:rPr>
+                    <w:t>4</w:t>
+                  </w:r>
+                </w:p>
+              </w:tc>
+              <w:tc>
+                <w:tcPr>
+                  <w:tcW w:w="1523" w:type="dxa"/>
+                  <w:hideMark/>
+                </w:tcPr>
+                <w:p>
+                  <w:pPr>
+                    <w:cnfStyle w:val="000000000000" w:firstRow="0" w:lastRow="0" w:firstColumn="0" w:lastColumn="0" w:oddVBand="0" w:evenVBand="0" w:oddHBand="0" w:evenHBand="0" w:firstRowFirstColumn="0" w:firstRowLastColumn="0" w:lastRowFirstColumn="0" w:lastRowLastColumn="0"/>
+                    <w:rPr>
+                      <w:lang w:val="fr-FR" w:eastAsia="fr-FR"/>
+                    </w:rPr>
+                  </w:pPr>
+                  <w:r>
+                    <w:rPr>
+                      <w:lang w:val="fr-FR" w:eastAsia="fr-FR"/>
+                    </w:rPr>
+                    <w:t>Tester les modes “grosse police” et “dyslexie”</w:t>
+                  </w:r>
+                </w:p>
+              </w:tc>
+              <w:tc>
+                <w:tcPr>
+                  <w:tcW w:w="1298" w:type="dxa"/>
+                  <w:gridSpan w:val="2"/>
+                  <w:hideMark/>
+                </w:tcPr>
+                <w:p>
+                  <w:pPr>
+                    <w:cnfStyle w:val="000000000000" w:firstRow="0" w:lastRow="0" w:firstColumn="0" w:lastColumn="0" w:oddVBand="0" w:evenVBand="0" w:oddHBand="0" w:evenHBand="0" w:firstRowFirstColumn="0" w:firstRowLastColumn="0" w:lastRowFirstColumn="0" w:lastRowLastColumn="0"/>
+                    <w:rPr>
+                      <w:lang w:val="fr-FR" w:eastAsia="fr-FR"/>
+                    </w:rPr>
+                  </w:pPr>
+                  <w:r>
+                    <w:rPr>
+                      <w:lang w:val="fr-FR" w:eastAsia="fr-FR"/>
+                    </w:rPr>
+                    <w:t>Céleste</w:t>
+                  </w:r>
+                </w:p>
+              </w:tc>
+              <w:tc>
+                <w:tcPr>
+                  <w:tcW w:w="1575" w:type="dxa"/>
+                  <w:gridSpan w:val="2"/>
+                  <w:hideMark/>
+                </w:tcPr>
+                <w:p>
+                  <w:pPr>
+                    <w:cnfStyle w:val="000000000000" w:firstRow="0" w:lastRow="0" w:firstColumn="0" w:lastColumn="0" w:oddVBand="0" w:evenVBand="0" w:oddHBand="0" w:evenHBand="0" w:firstRowFirstColumn="0" w:firstRowLastColumn="0" w:lastRowFirstColumn="0" w:lastRowLastColumn="0"/>
+                    <w:rPr>
+                      <w:lang w:val="fr-FR" w:eastAsia="fr-FR"/>
+                    </w:rPr>
+                  </w:pPr>
+                  <w:r>
+                    <w:rPr>
+                      <w:lang w:val="fr-FR" w:eastAsia="fr-FR"/>
+                    </w:rPr>
+                    <w:t>En développement</w:t>
+                  </w:r>
+                </w:p>
+              </w:tc>
+            </w:tr>
+            <w:tr>
+              <w:trPr>
+                <w:gridAfter w:val="1"/>
+                <w:cnfStyle w:val="000000100000" w:firstRow="0" w:lastRow="0" w:firstColumn="0" w:lastColumn="0" w:oddVBand="0" w:evenVBand="0" w:oddHBand="1" w:evenHBand="0" w:firstRowFirstColumn="0" w:firstRowLastColumn="0" w:lastRowFirstColumn="0" w:lastRowLastColumn="0"/>
+                <w:wAfter w:w="108" w:type="dxa"/>
+              </w:trPr>
+              <w:tc>
+                <w:tcPr>
+                  <w:cnfStyle w:val="001000000000" w:firstRow="0" w:lastRow="0" w:firstColumn="1" w:lastColumn="0" w:oddVBand="0" w:evenVBand="0" w:oddHBand="0" w:evenHBand="0" w:firstRowFirstColumn="0" w:firstRowLastColumn="0" w:lastRowFirstColumn="0" w:lastRowLastColumn="0"/>
+                  <w:tcW w:w="0" w:type="auto"/>
+                  <w:hideMark/>
+                </w:tcPr>
+                <w:p>
+                  <w:pPr>
+                    <w:rPr>
+                      <w:lang w:val="fr-FR" w:eastAsia="fr-FR"/>
+                    </w:rPr>
+                  </w:pPr>
+                  <w:r>
+                    <w:rPr>
+                      <w:lang w:val="fr-FR" w:eastAsia="fr-FR"/>
+                    </w:rPr>
+                    <w:t xml:space="preserve">Mauvaise ergonomie du site </w:t>
+                  </w:r>
+                </w:p>
+              </w:tc>
+              <w:tc>
+                <w:tcPr>
+                  <w:tcW w:w="0" w:type="auto"/>
+                  <w:hideMark/>
+                </w:tcPr>
+                <w:p>
+                  <w:pPr>
+                    <w:cnfStyle w:val="000000100000" w:firstRow="0" w:lastRow="0" w:firstColumn="0" w:lastColumn="0" w:oddVBand="0" w:evenVBand="0" w:oddHBand="1" w:evenHBand="0" w:firstRowFirstColumn="0" w:firstRowLastColumn="0" w:lastRowFirstColumn="0" w:lastRowLastColumn="0"/>
+                    <w:rPr>
+                      <w:lang w:val="fr-FR" w:eastAsia="fr-FR"/>
+                    </w:rPr>
+                  </w:pPr>
+                  <w:r>
+                    <w:rPr>
+                      <w:lang w:val="fr-FR" w:eastAsia="fr-FR"/>
+                    </w:rPr>
+                    <w:t>2</w:t>
+                  </w:r>
+                </w:p>
+              </w:tc>
+              <w:tc>
+                <w:tcPr>
+                  <w:tcW w:w="0" w:type="auto"/>
+                  <w:hideMark/>
+                </w:tcPr>
+                <w:p>
+                  <w:pPr>
+                    <w:cnfStyle w:val="000000100000" w:firstRow="0" w:lastRow="0" w:firstColumn="0" w:lastColumn="0" w:oddVBand="0" w:evenVBand="0" w:oddHBand="1" w:evenHBand="0" w:firstRowFirstColumn="0" w:firstRowLastColumn="0" w:lastRowFirstColumn="0" w:lastRowLastColumn="0"/>
+                    <w:rPr>
+                      <w:lang w:val="fr-FR" w:eastAsia="fr-FR"/>
+                    </w:rPr>
+                  </w:pPr>
+                  <w:r>
+                    <w:rPr>
+                      <w:lang w:val="fr-FR" w:eastAsia="fr-FR"/>
+                    </w:rPr>
+                    <w:t>2</w:t>
+                  </w:r>
+                </w:p>
+              </w:tc>
+              <w:tc>
+                <w:tcPr>
+                  <w:tcW w:w="883" w:type="dxa"/>
+                  <w:hideMark/>
+                </w:tcPr>
+                <w:p>
+                  <w:pPr>
+                    <w:cnfStyle w:val="000000100000" w:firstRow="0" w:lastRow="0" w:firstColumn="0" w:lastColumn="0" w:oddVBand="0" w:evenVBand="0" w:oddHBand="1" w:evenHBand="0" w:firstRowFirstColumn="0" w:firstRowLastColumn="0" w:lastRowFirstColumn="0" w:lastRowLastColumn="0"/>
+                    <w:rPr>
+                      <w:lang w:val="fr-FR" w:eastAsia="fr-FR"/>
+                    </w:rPr>
+                  </w:pPr>
+                  <w:r>
+                    <w:rPr>
+                      <w:lang w:val="fr-FR" w:eastAsia="fr-FR"/>
+                    </w:rPr>
+                    <w:t>4</w:t>
+                  </w:r>
+                </w:p>
+              </w:tc>
+              <w:tc>
+                <w:tcPr>
+                  <w:tcW w:w="1523" w:type="dxa"/>
+                  <w:hideMark/>
+                </w:tcPr>
+                <w:p>
+                  <w:pPr>
+                    <w:cnfStyle w:val="000000100000" w:firstRow="0" w:lastRow="0" w:firstColumn="0" w:lastColumn="0" w:oddVBand="0" w:evenVBand="0" w:oddHBand="1" w:evenHBand="0" w:firstRowFirstColumn="0" w:firstRowLastColumn="0" w:lastRowFirstColumn="0" w:lastRowLastColumn="0"/>
+                    <w:rPr>
+                      <w:lang w:val="fr-FR" w:eastAsia="fr-FR"/>
+                    </w:rPr>
+                  </w:pPr>
+                  <w:proofErr w:type="gramStart"/>
+                  <w:r>
+                    <w:rPr>
+                      <w:lang w:val="fr-FR" w:eastAsia="fr-FR"/>
+                    </w:rPr>
+                    <w:t>design</w:t>
+                  </w:r>
+                  <w:proofErr w:type="gramEnd"/>
+                  <w:r>
+                    <w:rPr>
+                      <w:lang w:val="fr-FR" w:eastAsia="fr-FR"/>
+                    </w:rPr>
+                    <w:t xml:space="preserve"> simplifié (menu clair, icônes)</w:t>
+                  </w:r>
+                </w:p>
+              </w:tc>
+              <w:tc>
+                <w:tcPr>
+                  <w:tcW w:w="1298" w:type="dxa"/>
+                  <w:gridSpan w:val="2"/>
+                  <w:hideMark/>
+                </w:tcPr>
+                <w:p>
+                  <w:pPr>
+                    <w:cnfStyle w:val="000000100000" w:firstRow="0" w:lastRow="0" w:firstColumn="0" w:lastColumn="0" w:oddVBand="0" w:evenVBand="0" w:oddHBand="1" w:evenHBand="0" w:firstRowFirstColumn="0" w:firstRowLastColumn="0" w:lastRowFirstColumn="0" w:lastRowLastColumn="0"/>
+                    <w:rPr>
+                      <w:lang w:val="fr-FR" w:eastAsia="fr-FR"/>
+                    </w:rPr>
+                  </w:pPr>
+                  <w:r>
+                    <w:rPr>
+                      <w:lang w:val="fr-FR" w:eastAsia="fr-FR"/>
+                    </w:rPr>
+                    <w:t>Lenny</w:t>
+                  </w:r>
+                </w:p>
+              </w:tc>
+              <w:tc>
+                <w:tcPr>
+                  <w:tcW w:w="1575" w:type="dxa"/>
+                  <w:gridSpan w:val="2"/>
+                  <w:hideMark/>
+                </w:tcPr>
+                <w:p>
+                  <w:pPr>
+                    <w:cnfStyle w:val="000000100000" w:firstRow="0" w:lastRow="0" w:firstColumn="0" w:lastColumn="0" w:oddVBand="0" w:evenVBand="0" w:oddHBand="1" w:evenHBand="0" w:firstRowFirstColumn="0" w:firstRowLastColumn="0" w:lastRowFirstColumn="0" w:lastRowLastColumn="0"/>
+                    <w:rPr>
+                      <w:lang w:val="fr-FR" w:eastAsia="fr-FR"/>
+                    </w:rPr>
+                  </w:pPr>
+                  <w:r>
+                    <w:rPr>
+                      <w:lang w:val="fr-FR" w:eastAsia="fr-FR"/>
+                    </w:rPr>
+                    <w:t>Design validé partiellement</w:t>
+                  </w:r>
+                </w:p>
+              </w:tc>
+            </w:tr>
+            <w:tr>
+              <w:trPr>
+                <w:gridAfter w:val="1"/>
+                <w:wAfter w:w="108" w:type="dxa"/>
+              </w:trPr>
+              <w:tc>
+                <w:tcPr>
+                  <w:cnfStyle w:val="001000000000" w:firstRow="0" w:lastRow="0" w:firstColumn="1" w:lastColumn="0" w:oddVBand="0" w:evenVBand="0" w:oddHBand="0" w:evenHBand="0" w:firstRowFirstColumn="0" w:firstRowLastColumn="0" w:lastRowFirstColumn="0" w:lastRowLastColumn="0"/>
+                  <w:tcW w:w="0" w:type="auto"/>
+                  <w:hideMark/>
+                </w:tcPr>
+                <w:p>
+                  <w:pPr>
+                    <w:rPr>
+                      <w:lang w:val="fr-FR" w:eastAsia="fr-FR"/>
+                    </w:rPr>
+                  </w:pPr>
+                  <w:r>
+                    <w:rPr>
+                      <w:lang w:val="fr-FR" w:eastAsia="fr-FR"/>
+                    </w:rPr>
+                    <w:t>Non-fonctionnement du chat en temps réel</w:t>
+                  </w:r>
+                </w:p>
+              </w:tc>
+              <w:tc>
+                <w:tcPr>
+                  <w:tcW w:w="0" w:type="auto"/>
+                  <w:hideMark/>
+                </w:tcPr>
+                <w:p>
+                  <w:pPr>
+                    <w:cnfStyle w:val="000000000000" w:firstRow="0" w:lastRow="0" w:firstColumn="0" w:lastColumn="0" w:oddVBand="0" w:evenVBand="0" w:oddHBand="0" w:evenHBand="0" w:firstRowFirstColumn="0" w:firstRowLastColumn="0" w:lastRowFirstColumn="0" w:lastRowLastColumn="0"/>
+                    <w:rPr>
+                      <w:lang w:val="fr-FR" w:eastAsia="fr-FR"/>
+                    </w:rPr>
+                  </w:pPr>
+                  <w:r>
+                    <w:rPr>
+                      <w:lang w:val="fr-FR" w:eastAsia="fr-FR"/>
+                    </w:rPr>
+                    <w:t>2</w:t>
+                  </w:r>
+                </w:p>
+              </w:tc>
+              <w:tc>
+                <w:tcPr>
+                  <w:tcW w:w="0" w:type="auto"/>
+                  <w:hideMark/>
+                </w:tcPr>
+                <w:p>
+                  <w:pPr>
+                    <w:cnfStyle w:val="000000000000" w:firstRow="0" w:lastRow="0" w:firstColumn="0" w:lastColumn="0" w:oddVBand="0" w:evenVBand="0" w:oddHBand="0" w:evenHBand="0" w:firstRowFirstColumn="0" w:firstRowLastColumn="0" w:lastRowFirstColumn="0" w:lastRowLastColumn="0"/>
+                    <w:rPr>
+                      <w:lang w:val="fr-FR" w:eastAsia="fr-FR"/>
+                    </w:rPr>
+                  </w:pPr>
+                  <w:r>
+                    <w:rPr>
+                      <w:lang w:val="fr-FR" w:eastAsia="fr-FR"/>
+                    </w:rPr>
+                    <w:t>3</w:t>
+                  </w:r>
+                </w:p>
+              </w:tc>
+              <w:tc>
+                <w:tcPr>
+                  <w:tcW w:w="883" w:type="dxa"/>
+                  <w:hideMark/>
+                </w:tcPr>
+                <w:p>
+                  <w:pPr>
+                    <w:cnfStyle w:val="000000000000" w:firstRow="0" w:lastRow="0" w:firstColumn="0" w:lastColumn="0" w:oddVBand="0" w:evenVBand="0" w:oddHBand="0" w:evenHBand="0" w:firstRowFirstColumn="0" w:firstRowLastColumn="0" w:lastRowFirstColumn="0" w:lastRowLastColumn="0"/>
+                    <w:rPr>
+                      <w:lang w:val="fr-FR" w:eastAsia="fr-FR"/>
+                    </w:rPr>
+                  </w:pPr>
+                  <w:r>
+                    <w:rPr>
+                      <w:lang w:val="fr-FR" w:eastAsia="fr-FR"/>
+                    </w:rPr>
+                    <w:t>6</w:t>
+                  </w:r>
+                </w:p>
+              </w:tc>
+              <w:tc>
+                <w:tcPr>
+                  <w:tcW w:w="1523" w:type="dxa"/>
+                  <w:hideMark/>
+                </w:tcPr>
+                <w:p>
+                  <w:pPr>
+                    <w:cnfStyle w:val="000000000000" w:firstRow="0" w:lastRow="0" w:firstColumn="0" w:lastColumn="0" w:oddVBand="0" w:evenVBand="0" w:oddHBand="0" w:evenHBand="0" w:firstRowFirstColumn="0" w:firstRowLastColumn="0" w:lastRowFirstColumn="0" w:lastRowLastColumn="0"/>
+                    <w:rPr>
+                      <w:lang w:val="fr-FR" w:eastAsia="fr-FR"/>
+                    </w:rPr>
+                  </w:pPr>
+                  <w:r>
+                    <w:rPr>
+                      <w:lang w:val="fr-FR" w:eastAsia="fr-FR"/>
+                    </w:rPr>
+                    <w:t xml:space="preserve">Tester en local </w:t>
+                  </w:r>
+                </w:p>
+              </w:tc>
+              <w:tc>
+                <w:tcPr>
+                  <w:tcW w:w="1298" w:type="dxa"/>
+                  <w:gridSpan w:val="2"/>
+                  <w:hideMark/>
+                </w:tcPr>
+                <w:p>
+                  <w:pPr>
+                    <w:cnfStyle w:val="000000000000" w:firstRow="0" w:lastRow="0" w:firstColumn="0" w:lastColumn="0" w:oddVBand="0" w:evenVBand="0" w:oddHBand="0" w:evenHBand="0" w:firstRowFirstColumn="0" w:firstRowLastColumn="0" w:lastRowFirstColumn="0" w:lastRowLastColumn="0"/>
+                    <w:rPr>
+                      <w:lang w:val="fr-FR" w:eastAsia="fr-FR"/>
+                    </w:rPr>
+                  </w:pPr>
+                  <w:r>
+                    <w:rPr>
+                      <w:lang w:val="fr-FR" w:eastAsia="fr-FR"/>
+                    </w:rPr>
+                    <w:t>Adrien</w:t>
+                  </w:r>
+                </w:p>
+              </w:tc>
+              <w:tc>
+                <w:tcPr>
+                  <w:tcW w:w="1575" w:type="dxa"/>
+                  <w:gridSpan w:val="2"/>
+                  <w:hideMark/>
+                </w:tcPr>
+                <w:p>
+                  <w:pPr>
+                    <w:cnfStyle w:val="000000000000" w:firstRow="0" w:lastRow="0" w:firstColumn="0" w:lastColumn="0" w:oddVBand="0" w:evenVBand="0" w:oddHBand="0" w:evenHBand="0" w:firstRowFirstColumn="0" w:firstRowLastColumn="0" w:lastRowFirstColumn="0" w:lastRowLastColumn="0"/>
+                    <w:rPr>
+                      <w:lang w:val="fr-FR" w:eastAsia="fr-FR"/>
+                    </w:rPr>
+                  </w:pPr>
+                  <w:r>
+                    <w:rPr>
+                      <w:lang w:val="fr-FR" w:eastAsia="fr-FR"/>
+                    </w:rPr>
+                    <w:t xml:space="preserve">A venir </w:t>
+                  </w:r>
+                </w:p>
+              </w:tc>
+            </w:tr>
+            <w:tr>
+              <w:trPr>
+                <w:gridAfter w:val="1"/>
+                <w:cnfStyle w:val="000000100000" w:firstRow="0" w:lastRow="0" w:firstColumn="0" w:lastColumn="0" w:oddVBand="0" w:evenVBand="0" w:oddHBand="1" w:evenHBand="0" w:firstRowFirstColumn="0" w:firstRowLastColumn="0" w:lastRowFirstColumn="0" w:lastRowLastColumn="0"/>
+                <w:wAfter w:w="108" w:type="dxa"/>
+              </w:trPr>
+              <w:tc>
+                <w:tcPr>
+                  <w:cnfStyle w:val="001000000000" w:firstRow="0" w:lastRow="0" w:firstColumn="1" w:lastColumn="0" w:oddVBand="0" w:evenVBand="0" w:oddHBand="0" w:evenHBand="0" w:firstRowFirstColumn="0" w:firstRowLastColumn="0" w:lastRowFirstColumn="0" w:lastRowLastColumn="0"/>
+                  <w:tcW w:w="0" w:type="auto"/>
+                  <w:hideMark/>
+                </w:tcPr>
+                <w:p>
+                  <w:pPr>
+                    <w:rPr>
+                      <w:lang w:val="fr-FR" w:eastAsia="fr-FR"/>
+                    </w:rPr>
+                  </w:pPr>
+                  <w:r>
+                    <w:rPr>
+                      <w:lang w:val="fr-FR" w:eastAsia="fr-FR"/>
+                    </w:rPr>
+                    <w:t>Données corrompues ou supprimées par erreur</w:t>
+                  </w:r>
+                </w:p>
+              </w:tc>
+              <w:tc>
+                <w:tcPr>
+                  <w:tcW w:w="0" w:type="auto"/>
+                  <w:hideMark/>
+                </w:tcPr>
+                <w:p>
+                  <w:pPr>
+                    <w:cnfStyle w:val="000000100000" w:firstRow="0" w:lastRow="0" w:firstColumn="0" w:lastColumn="0" w:oddVBand="0" w:evenVBand="0" w:oddHBand="1" w:evenHBand="0" w:firstRowFirstColumn="0" w:firstRowLastColumn="0" w:lastRowFirstColumn="0" w:lastRowLastColumn="0"/>
+                    <w:rPr>
+                      <w:lang w:val="fr-FR" w:eastAsia="fr-FR"/>
+                    </w:rPr>
+                  </w:pPr>
+                  <w:r>
+                    <w:rPr>
+                      <w:lang w:val="fr-FR" w:eastAsia="fr-FR"/>
+                    </w:rPr>
+                    <w:t>1</w:t>
+                  </w:r>
+                </w:p>
+              </w:tc>
+              <w:tc>
+                <w:tcPr>
+                  <w:tcW w:w="0" w:type="auto"/>
+                  <w:hideMark/>
+                </w:tcPr>
+                <w:p>
+                  <w:pPr>
+                    <w:cnfStyle w:val="000000100000" w:firstRow="0" w:lastRow="0" w:firstColumn="0" w:lastColumn="0" w:oddVBand="0" w:evenVBand="0" w:oddHBand="1" w:evenHBand="0" w:firstRowFirstColumn="0" w:firstRowLastColumn="0" w:lastRowFirstColumn="0" w:lastRowLastColumn="0"/>
+                    <w:rPr>
+                      <w:lang w:val="fr-FR" w:eastAsia="fr-FR"/>
+                    </w:rPr>
+                  </w:pPr>
+                  <w:r>
+                    <w:rPr>
+                      <w:lang w:val="fr-FR" w:eastAsia="fr-FR"/>
+                    </w:rPr>
+                    <w:t>3</w:t>
+                  </w:r>
+                </w:p>
+              </w:tc>
+              <w:tc>
+                <w:tcPr>
+                  <w:tcW w:w="883" w:type="dxa"/>
+                  <w:hideMark/>
+                </w:tcPr>
+                <w:p>
+                  <w:pPr>
+                    <w:cnfStyle w:val="000000100000" w:firstRow="0" w:lastRow="0" w:firstColumn="0" w:lastColumn="0" w:oddVBand="0" w:evenVBand="0" w:oddHBand="1" w:evenHBand="0" w:firstRowFirstColumn="0" w:firstRowLastColumn="0" w:lastRowFirstColumn="0" w:lastRowLastColumn="0"/>
+                    <w:rPr>
+                      <w:lang w:val="fr-FR" w:eastAsia="fr-FR"/>
+                    </w:rPr>
+                  </w:pPr>
+                  <w:r>
+                    <w:rPr>
+                      <w:lang w:val="fr-FR" w:eastAsia="fr-FR"/>
+                    </w:rPr>
+                    <w:t>3</w:t>
+                  </w:r>
+                </w:p>
+              </w:tc>
+              <w:tc>
+                <w:tcPr>
+                  <w:tcW w:w="1523" w:type="dxa"/>
+                  <w:hideMark/>
+                </w:tcPr>
+                <w:p>
+                  <w:pPr>
+                    <w:cnfStyle w:val="000000100000" w:firstRow="0" w:lastRow="0" w:firstColumn="0" w:lastColumn="0" w:oddVBand="0" w:evenVBand="0" w:oddHBand="1" w:evenHBand="0" w:firstRowFirstColumn="0" w:firstRowLastColumn="0" w:lastRowFirstColumn="0" w:lastRowLastColumn="0"/>
+                    <w:rPr>
+                      <w:lang w:val="fr-FR" w:eastAsia="fr-FR"/>
+                    </w:rPr>
+                  </w:pPr>
+                  <w:r>
+                    <w:rPr>
+                      <w:lang w:val="fr-FR" w:eastAsia="fr-FR"/>
+                    </w:rPr>
+                    <w:t>Sauvegarde régulière de la base MySQL + script d’export automatique</w:t>
+                  </w:r>
+                </w:p>
+              </w:tc>
+              <w:tc>
+                <w:tcPr>
+                  <w:tcW w:w="1298" w:type="dxa"/>
+                  <w:gridSpan w:val="2"/>
+                  <w:hideMark/>
+                </w:tcPr>
+                <w:p>
+                  <w:pPr>
+                    <w:cnfStyle w:val="000000100000" w:firstRow="0" w:lastRow="0" w:firstColumn="0" w:lastColumn="0" w:oddVBand="0" w:evenVBand="0" w:oddHBand="1" w:evenHBand="0" w:firstRowFirstColumn="0" w:firstRowLastColumn="0" w:lastRowFirstColumn="0" w:lastRowLastColumn="0"/>
+                    <w:rPr>
+                      <w:lang w:val="fr-FR" w:eastAsia="fr-FR"/>
+                    </w:rPr>
+                  </w:pPr>
+                  <w:r>
+                    <w:rPr>
+                      <w:lang w:val="fr-FR" w:eastAsia="fr-FR"/>
+                    </w:rPr>
+                    <w:t>Sasha</w:t>
+                  </w:r>
+                </w:p>
+              </w:tc>
+              <w:tc>
+                <w:tcPr>
+                  <w:tcW w:w="1575" w:type="dxa"/>
+                  <w:gridSpan w:val="2"/>
+                  <w:hideMark/>
+                </w:tcPr>
+                <w:p>
+                  <w:pPr>
+                    <w:cnfStyle w:val="000000100000" w:firstRow="0" w:lastRow="0" w:firstColumn="0" w:lastColumn="0" w:oddVBand="0" w:evenVBand="0" w:oddHBand="1" w:evenHBand="0" w:firstRowFirstColumn="0" w:firstRowLastColumn="0" w:lastRowFirstColumn="0" w:lastRowLastColumn="0"/>
+                    <w:rPr>
+                      <w:lang w:val="fr-FR" w:eastAsia="fr-FR"/>
+                    </w:rPr>
+                  </w:pPr>
+                  <w:r>
+                    <w:rPr>
+                      <w:lang w:val="fr-FR" w:eastAsia="fr-FR"/>
+                    </w:rPr>
+                    <w:t>Sauvegarde prévue</w:t>
+                  </w:r>
+                </w:p>
+              </w:tc>
+            </w:tr>
+            <w:tr>
+              <w:trPr>
+                <w:gridAfter w:val="1"/>
+                <w:wAfter w:w="108" w:type="dxa"/>
+              </w:trPr>
+              <w:tc>
+                <w:tcPr>
+                  <w:cnfStyle w:val="001000000000" w:firstRow="0" w:lastRow="0" w:firstColumn="1" w:lastColumn="0" w:oddVBand="0" w:evenVBand="0" w:oddHBand="0" w:evenHBand="0" w:firstRowFirstColumn="0" w:firstRowLastColumn="0" w:lastRowFirstColumn="0" w:lastRowLastColumn="0"/>
+                  <w:tcW w:w="0" w:type="auto"/>
+                  <w:hideMark/>
+                </w:tcPr>
+                <w:p>
+                  <w:pPr>
+                    <w:rPr>
+                      <w:b w:val="0"/>
+                      <w:bCs w:val="0"/>
+                      <w:lang w:val="fr-FR" w:eastAsia="fr-FR"/>
+                    </w:rPr>
+                  </w:pPr>
+                  <w:r>
+                    <w:rPr>
+                      <w:lang w:val="fr-FR" w:eastAsia="fr-FR"/>
+                    </w:rPr>
+                    <w:t>Difficulté à terminer à temps la SAE</w:t>
+                  </w:r>
+                </w:p>
+                <w:p>
+                  <w:pPr>
+                    <w:rPr>
+                      <w:b w:val="0"/>
+                      <w:bCs w:val="0"/>
+                      <w:lang w:val="fr-FR" w:eastAsia="fr-FR"/>
+                    </w:rPr>
+                  </w:pPr>
+                </w:p>
+                <w:p>
+                  <w:pPr>
+                    <w:rPr>
+                      <w:lang w:val="fr-FR" w:eastAsia="fr-FR"/>
+                    </w:rPr>
+                  </w:pPr>
+                </w:p>
+              </w:tc>
+              <w:tc>
+                <w:tcPr>
+                  <w:tcW w:w="0" w:type="auto"/>
+                  <w:hideMark/>
+                </w:tcPr>
+                <w:p>
+                  <w:pPr>
+                    <w:cnfStyle w:val="000000000000" w:firstRow="0" w:lastRow="0" w:firstColumn="0" w:lastColumn="0" w:oddVBand="0" w:evenVBand="0" w:oddHBand="0" w:evenHBand="0" w:firstRowFirstColumn="0" w:firstRowLastColumn="0" w:lastRowFirstColumn="0" w:lastRowLastColumn="0"/>
+                    <w:rPr>
+                      <w:lang w:val="fr-FR" w:eastAsia="fr-FR"/>
+                    </w:rPr>
+                  </w:pPr>
+                  <w:r>
+                    <w:rPr>
+                      <w:lang w:val="fr-FR" w:eastAsia="fr-FR"/>
+                    </w:rPr>
+                    <w:t>2</w:t>
+                  </w:r>
+                </w:p>
+              </w:tc>
+              <w:tc>
+                <w:tcPr>
+                  <w:tcW w:w="0" w:type="auto"/>
+                  <w:hideMark/>
+                </w:tcPr>
+                <w:p>
+                  <w:pPr>
+                    <w:cnfStyle w:val="000000000000" w:firstRow="0" w:lastRow="0" w:firstColumn="0" w:lastColumn="0" w:oddVBand="0" w:evenVBand="0" w:oddHBand="0" w:evenHBand="0" w:firstRowFirstColumn="0" w:firstRowLastColumn="0" w:lastRowFirstColumn="0" w:lastRowLastColumn="0"/>
+                    <w:rPr>
+                      <w:lang w:val="fr-FR" w:eastAsia="fr-FR"/>
+                    </w:rPr>
+                  </w:pPr>
+                  <w:r>
+                    <w:rPr>
+                      <w:lang w:val="fr-FR" w:eastAsia="fr-FR"/>
+                    </w:rPr>
+                    <w:t>3</w:t>
+                  </w:r>
+                </w:p>
+              </w:tc>
+              <w:tc>
+                <w:tcPr>
+                  <w:tcW w:w="883" w:type="dxa"/>
+                  <w:hideMark/>
+                </w:tcPr>
+                <w:p>
+                  <w:pPr>
+                    <w:cnfStyle w:val="000000000000" w:firstRow="0" w:lastRow="0" w:firstColumn="0" w:lastColumn="0" w:oddVBand="0" w:evenVBand="0" w:oddHBand="0" w:evenHBand="0" w:firstRowFirstColumn="0" w:firstRowLastColumn="0" w:lastRowFirstColumn="0" w:lastRowLastColumn="0"/>
+                    <w:rPr>
+                      <w:lang w:val="fr-FR" w:eastAsia="fr-FR"/>
+                    </w:rPr>
+                  </w:pPr>
+                  <w:r>
+                    <w:rPr>
+                      <w:lang w:val="fr-FR" w:eastAsia="fr-FR"/>
+                    </w:rPr>
+                    <w:t>6</w:t>
+                  </w:r>
+                </w:p>
+              </w:tc>
+              <w:tc>
+                <w:tcPr>
+                  <w:tcW w:w="1523" w:type="dxa"/>
+                  <w:hideMark/>
+                </w:tcPr>
+                <w:p>
+                  <w:pPr>
+                    <w:cnfStyle w:val="000000000000" w:firstRow="0" w:lastRow="0" w:firstColumn="0" w:lastColumn="0" w:oddVBand="0" w:evenVBand="0" w:oddHBand="0" w:evenHBand="0" w:firstRowFirstColumn="0" w:firstRowLastColumn="0" w:lastRowFirstColumn="0" w:lastRowLastColumn="0"/>
+                    <w:rPr>
+                      <w:lang w:val="fr-FR" w:eastAsia="fr-FR"/>
+                    </w:rPr>
+                  </w:pPr>
+                  <w:r>
+                    <w:rPr>
+                      <w:lang w:val="fr-FR" w:eastAsia="fr-FR"/>
+                    </w:rPr>
+                    <w:t>Priorisation des fonctionnalités essentielles avant extras</w:t>
+                  </w:r>
+                </w:p>
+              </w:tc>
+              <w:tc>
+                <w:tcPr>
+                  <w:tcW w:w="1298" w:type="dxa"/>
+                  <w:gridSpan w:val="2"/>
+                  <w:hideMark/>
+                </w:tcPr>
+                <w:p>
+                  <w:pPr>
+                    <w:cnfStyle w:val="000000000000" w:firstRow="0" w:lastRow="0" w:firstColumn="0" w:lastColumn="0" w:oddVBand="0" w:evenVBand="0" w:oddHBand="0" w:evenHBand="0" w:firstRowFirstColumn="0" w:firstRowLastColumn="0" w:lastRowFirstColumn="0" w:lastRowLastColumn="0"/>
+                    <w:rPr>
+                      <w:lang w:val="fr-FR" w:eastAsia="fr-FR"/>
+                    </w:rPr>
+                  </w:pPr>
+                  <w:r>
+                    <w:rPr>
+                      <w:lang w:val="fr-FR" w:eastAsia="fr-FR"/>
+                    </w:rPr>
+                    <w:t>Équipe entière</w:t>
+                  </w:r>
+                </w:p>
+              </w:tc>
+              <w:tc>
+                <w:tcPr>
+                  <w:tcW w:w="1575" w:type="dxa"/>
+                  <w:gridSpan w:val="2"/>
+                  <w:hideMark/>
+                </w:tcPr>
+                <w:p>
+                  <w:pPr>
+                    <w:cnfStyle w:val="000000000000" w:firstRow="0" w:lastRow="0" w:firstColumn="0" w:lastColumn="0" w:oddVBand="0" w:evenVBand="0" w:oddHBand="0" w:evenHBand="0" w:firstRowFirstColumn="0" w:firstRowLastColumn="0" w:lastRowFirstColumn="0" w:lastRowLastColumn="0"/>
+                    <w:rPr>
+                      <w:lang w:val="fr-FR" w:eastAsia="fr-FR"/>
+                    </w:rPr>
+                  </w:pPr>
+                  <w:r>
+                    <w:rPr>
+                      <w:lang w:val="fr-FR" w:eastAsia="fr-FR"/>
+                    </w:rPr>
+                    <w:t>Plan d’action défini</w:t>
+                  </w:r>
+                </w:p>
+              </w:tc>
+            </w:tr>
+          </w:tbl>
+          <w:p/>
+        </w:tc>
+      </w:tr>
+    </w:tbl>
+    <w:p/>
+    <w:p>
+      <w:r>
+        <w:lastRenderedPageBreak/>
         <w:br w:type="page"/>
       </w:r>
     </w:p>
@@ -7790,7 +10536,6 @@
           <w:b/>
           <w:bCs/>
         </w:rPr>
-        <w:lastRenderedPageBreak/>
         <w:t>Inconvénients </w:t>
       </w:r>
       <w:r>
@@ -7944,6 +10689,7 @@
       </w:pPr>
       <w:bookmarkStart w:id="12" w:name="_Toc210402030"/>
       <w:r>
+        <w:lastRenderedPageBreak/>
         <w:t>Solution proposee</w:t>
       </w:r>
       <w:bookmarkEnd w:id="12"/>
@@ -8010,7 +10756,6 @@
         </w:numPr>
       </w:pPr>
       <w:r>
-        <w:lastRenderedPageBreak/>
         <w:t xml:space="preserve">Suggestions de lieux </w:t>
       </w:r>
       <w:r>
@@ -8250,7 +10995,6 @@
           <w:bCs/>
           <w:u w:val="single"/>
         </w:rPr>
-        <w:lastRenderedPageBreak/>
         <w:t>Base de données :</w:t>
       </w:r>
       <w:r>
@@ -8307,6 +11051,7 @@
           <w:bCs/>
           <w:u w:val="single"/>
         </w:rPr>
+        <w:lastRenderedPageBreak/>
         <w:t>Héberger un site Web :</w:t>
       </w:r>
       <w:r>
@@ -8465,7 +11210,6 @@
         </w:numPr>
       </w:pPr>
       <w:r>
-        <w:lastRenderedPageBreak/>
         <w:t>Ajouter/supprimer des amis</w:t>
       </w:r>
     </w:p>
@@ -10266,7 +13010,6 @@
       </w:pPr>
       <w:bookmarkStart w:id="26" w:name="_Toc210402044"/>
       <w:r>
-        <w:lastRenderedPageBreak/>
         <w:t>Module infrastructure</w:t>
       </w:r>
       <w:bookmarkEnd w:id="26"/>
@@ -10317,6 +13060,7 @@
       </w:pPr>
       <w:bookmarkStart w:id="27" w:name="_Toc210402045"/>
       <w:r>
+        <w:lastRenderedPageBreak/>
         <w:t>Définition des interactions</w:t>
       </w:r>
       <w:bookmarkEnd w:id="27"/>
@@ -10418,7 +13162,6 @@
         <w:pStyle w:val="Paragraphedeliste"/>
       </w:pPr>
       <w:r>
-        <w:lastRenderedPageBreak/>
         <w:t xml:space="preserve">Ouverture du site et affichage de la page d’accueil : </w:t>
       </w:r>
     </w:p>
@@ -10525,6 +13268,7 @@
         </w:numPr>
       </w:pPr>
       <w:r>
+        <w:lastRenderedPageBreak/>
         <w:t>Une fois connecté ou inscrit, l’utilisateur peut choisir parmi différentes actions principales :</w:t>
       </w:r>
     </w:p>
@@ -10620,11 +13364,7 @@
         <w:pStyle w:val="Paragraphedeliste"/>
       </w:pPr>
       <w:r>
-        <w:t xml:space="preserve">Ce diagramme montre donc de manière claire que le Page d’accueil joue un rôle de point d’entrée central du site. Elle permet à l’utilisateur de s’identifier puis d’accéder à l’ensemble des fonctionnalités principales du site. Cela reflète une </w:t>
-      </w:r>
-      <w:r>
-        <w:lastRenderedPageBreak/>
-        <w:t>expérience utilisateur simple et fluide, où toutes les actions partent e la page d’accueil et sont organisé par le système.</w:t>
+        <w:t>Ce diagramme montre donc de manière claire que le Page d’accueil joue un rôle de point d’entrée central du site. Elle permet à l’utilisateur de s’identifier puis d’accéder à l’ensemble des fonctionnalités principales du site. Cela reflète une expérience utilisateur simple et fluide, où toutes les actions partent e la page d’accueil et sont organisé par le système.</w:t>
       </w:r>
     </w:p>
     <w:p>
@@ -10765,6 +13505,7 @@
         </w:numPr>
       </w:pPr>
       <w:r>
+        <w:lastRenderedPageBreak/>
         <w:t>Le système effectue une requête vers la base de données pour comparer les identifiants fournis avec ceux enregistrés dans la base</w:t>
       </w:r>
     </w:p>
@@ -10777,7 +13518,6 @@
         </w:numPr>
       </w:pPr>
       <w:r>
-        <w:lastRenderedPageBreak/>
         <w:t>La base de données retourne le résultat de la vérification (identifiants corrects ou incorrects)</w:t>
       </w:r>
     </w:p>
@@ -10925,7 +13665,6 @@
         <w:pStyle w:val="Titre4"/>
       </w:pPr>
       <w:r>
-        <w:lastRenderedPageBreak/>
         <w:t xml:space="preserve">Page de messagerie </w:t>
       </w:r>
     </w:p>
@@ -11024,6 +13763,7 @@
         </w:numPr>
       </w:pPr>
       <w:r>
+        <w:lastRenderedPageBreak/>
         <w:t>L’utilisateur ouvre la page messagerie pour accéder à ses conservations</w:t>
       </w:r>
     </w:p>
@@ -11091,7 +13831,6 @@
         <w:pStyle w:val="Paragraphedeliste"/>
       </w:pPr>
       <w:r>
-        <w:lastRenderedPageBreak/>
         <w:t>Envoie d’un message :</w:t>
       </w:r>
     </w:p>
@@ -11224,6 +13963,7 @@
         <w:pStyle w:val="Paragraphedeliste"/>
       </w:pPr>
       <w:r>
+        <w:lastRenderedPageBreak/>
         <w:t xml:space="preserve">Ce diagramme illustre </w:t>
       </w:r>
       <w:r>
@@ -11245,11 +13985,7 @@
         <w:t>road Trip</w:t>
       </w:r>
       <w:r>
-        <w:t xml:space="preserve"> dans l’application, en montrant les interactions entre l’utilisateur, la </w:t>
-      </w:r>
-      <w:r>
-        <w:lastRenderedPageBreak/>
-        <w:t xml:space="preserve">page </w:t>
+        <w:t xml:space="preserve"> dans l’application, en montrant les interactions entre l’utilisateur, la page </w:t>
       </w:r>
       <w:r>
         <w:t>road Trip</w:t>
@@ -11469,7 +14205,6 @@
         <w:pStyle w:val="Titre4"/>
       </w:pPr>
       <w:r>
-        <w:lastRenderedPageBreak/>
         <w:t xml:space="preserve">Page de Profil </w:t>
       </w:r>
     </w:p>
@@ -11572,6 +14307,7 @@
         <w:pStyle w:val="Paragraphedeliste"/>
       </w:pPr>
       <w:r>
+        <w:lastRenderedPageBreak/>
         <w:t xml:space="preserve">Consultation du profil : </w:t>
       </w:r>
     </w:p>
@@ -11656,7 +14392,6 @@
         </w:numPr>
       </w:pPr>
       <w:r>
-        <w:lastRenderedPageBreak/>
         <w:t>La page affiche ainsi le profil complet de l’utilisateur.</w:t>
       </w:r>
     </w:p>
@@ -12163,6 +14898,7 @@
       </w:pPr>
       <w:bookmarkStart w:id="31" w:name="_Toc210402049"/>
       <w:r>
+        <w:lastRenderedPageBreak/>
         <w:t>Attente</w:t>
       </w:r>
       <w:bookmarkEnd w:id="31"/>
@@ -12822,6 +15558,7 @@
                 <w:b/>
                 <w:bCs/>
               </w:rPr>
+              <w:lastRenderedPageBreak/>
               <w:t>Roles</w:t>
             </w:r>
             <w:r>
@@ -13454,6 +16191,7 @@
                 <w:b/>
                 <w:bCs/>
               </w:rPr>
+              <w:lastRenderedPageBreak/>
               <w:t>Description:</w:t>
             </w:r>
           </w:p>
@@ -13980,7 +16718,6 @@
       </w:pPr>
       <w:bookmarkStart w:id="37" w:name="_Toc210402055"/>
       <w:r>
-        <w:lastRenderedPageBreak/>
         <w:t>Partage</w:t>
       </w:r>
       <w:bookmarkEnd w:id="37"/>
@@ -14768,7 +17505,6 @@
                 <w:b/>
                 <w:bCs/>
               </w:rPr>
-              <w:lastRenderedPageBreak/>
               <w:t>Transitions:</w:t>
             </w:r>
           </w:p>
@@ -14951,6 +17687,7 @@
               <w:rPr>
                 <w:lang w:val="fr-FR"/>
               </w:rPr>
+              <w:lastRenderedPageBreak/>
               <w:t>-</w:t>
             </w:r>
             <w:r>
@@ -14977,6 +17714,7 @@
               <w:rPr>
                 <w:lang w:val="fr-FR"/>
               </w:rPr>
+              <w:lastRenderedPageBreak/>
               <w:t>-</w:t>
             </w:r>
             <w:r>
@@ -15019,6 +17757,7 @@
                 <w:b/>
                 <w:bCs/>
               </w:rPr>
+              <w:lastRenderedPageBreak/>
               <w:t>Transitions:</w:t>
             </w:r>
           </w:p>
@@ -15896,7 +18635,7 @@
         <w:bCs/>
         <w:noProof/>
       </w:rPr>
-      <w:t>24</w:t>
+      <w:t>26</w:t>
     </w:r>
     <w:r>
       <w:rPr>
@@ -19731,6 +22470,85 @@
       <w:iCs/>
     </w:rPr>
   </w:style>
+  <w:style w:type="table" w:styleId="TableauGrille2-Accentuation1">
+    <w:name w:val="Grid Table 2 Accent 1"/>
+    <w:basedOn w:val="TableauNormal"/>
+    <w:uiPriority w:val="47"/>
+    <w:rsid w:val="003B4442"/>
+    <w:pPr>
+      <w:spacing w:after="0" w:line="240" w:lineRule="auto"/>
+    </w:pPr>
+    <w:rPr>
+      <w:rFonts w:eastAsiaTheme="minorEastAsia"/>
+      <w:lang w:val="en-US"/>
+    </w:rPr>
+    <w:tblPr>
+      <w:tblStyleRowBandSize w:val="1"/>
+      <w:tblStyleColBandSize w:val="1"/>
+      <w:tblBorders>
+        <w:top w:val="single" w:sz="2" w:space="0" w:color="95B3D7" w:themeColor="accent1" w:themeTint="99"/>
+        <w:bottom w:val="single" w:sz="2" w:space="0" w:color="95B3D7" w:themeColor="accent1" w:themeTint="99"/>
+        <w:insideH w:val="single" w:sz="2" w:space="0" w:color="95B3D7" w:themeColor="accent1" w:themeTint="99"/>
+        <w:insideV w:val="single" w:sz="2" w:space="0" w:color="95B3D7" w:themeColor="accent1" w:themeTint="99"/>
+      </w:tblBorders>
+    </w:tblPr>
+    <w:tblStylePr w:type="firstRow">
+      <w:rPr>
+        <w:b/>
+        <w:bCs/>
+      </w:rPr>
+      <w:tblPr/>
+      <w:tcPr>
+        <w:tcBorders>
+          <w:top w:val="nil"/>
+          <w:bottom w:val="single" w:sz="12" w:space="0" w:color="95B3D7" w:themeColor="accent1" w:themeTint="99"/>
+          <w:insideH w:val="nil"/>
+          <w:insideV w:val="nil"/>
+        </w:tcBorders>
+        <w:shd w:val="clear" w:color="auto" w:fill="FFFFFF" w:themeFill="background1"/>
+      </w:tcPr>
+    </w:tblStylePr>
+    <w:tblStylePr w:type="lastRow">
+      <w:rPr>
+        <w:b/>
+        <w:bCs/>
+      </w:rPr>
+      <w:tblPr/>
+      <w:tcPr>
+        <w:tcBorders>
+          <w:top w:val="double" w:sz="2" w:space="0" w:color="95B3D7" w:themeColor="accent1" w:themeTint="99"/>
+          <w:bottom w:val="nil"/>
+          <w:insideH w:val="nil"/>
+          <w:insideV w:val="nil"/>
+        </w:tcBorders>
+        <w:shd w:val="clear" w:color="auto" w:fill="FFFFFF" w:themeFill="background1"/>
+      </w:tcPr>
+    </w:tblStylePr>
+    <w:tblStylePr w:type="firstCol">
+      <w:rPr>
+        <w:b/>
+        <w:bCs/>
+      </w:rPr>
+    </w:tblStylePr>
+    <w:tblStylePr w:type="lastCol">
+      <w:rPr>
+        <w:b/>
+        <w:bCs/>
+      </w:rPr>
+    </w:tblStylePr>
+    <w:tblStylePr w:type="band1Vert">
+      <w:tblPr/>
+      <w:tcPr>
+        <w:shd w:val="clear" w:color="auto" w:fill="DBE5F1" w:themeFill="accent1" w:themeFillTint="33"/>
+      </w:tcPr>
+    </w:tblStylePr>
+    <w:tblStylePr w:type="band1Horz">
+      <w:tblPr/>
+      <w:tcPr>
+        <w:shd w:val="clear" w:color="auto" w:fill="DBE5F1" w:themeFill="accent1" w:themeFillTint="33"/>
+      </w:tcPr>
+    </w:tblStylePr>
+  </w:style>
 </w:styles>
 </file>
 

--- a/Documents/DossierAnalyse.docx
+++ b/Documents/DossierAnalyse.docx
@@ -6889,22 +6889,17 @@
                 <w:rFonts w:ascii="Arial" w:hAnsi="Arial" w:cs="Arial"/>
                 <w:lang w:val="fr-FR"/>
               </w:rPr>
-              <w:t>Ha</w:t>
-            </w:r>
+              <w:t xml:space="preserve">Fonction de cryptage </w:t>
+            </w:r>
+            <w:proofErr w:type="spellStart"/>
             <w:r>
               <w:rPr>
                 <w:rFonts w:ascii="Arial" w:hAnsi="Arial" w:cs="Arial"/>
                 <w:lang w:val="fr-FR"/>
               </w:rPr>
-              <w:t>c</w:t>
-            </w:r>
-            <w:r>
-              <w:rPr>
-                <w:rFonts w:ascii="Arial" w:hAnsi="Arial" w:cs="Arial"/>
-                <w:lang w:val="fr-FR"/>
-              </w:rPr>
-              <w:t>hage (bcrypt/argon2), salage, pas de stockage en clair</w:t>
-            </w:r>
+              <w:t>mdp</w:t>
+            </w:r>
+            <w:proofErr w:type="spellEnd"/>
           </w:p>
         </w:tc>
       </w:tr>
@@ -7182,7 +7177,6 @@
                 <w:rFonts w:ascii="Arial" w:hAnsi="Arial" w:cs="Arial"/>
                 <w:lang w:val="fr-FR"/>
               </w:rPr>
-              <w:lastRenderedPageBreak/>
               <w:t>Logs techniques (IP, connexions)</w:t>
             </w:r>
           </w:p>
@@ -7311,6 +7305,7 @@
                 <w:rFonts w:ascii="Arial" w:hAnsi="Arial" w:cs="Arial"/>
                 <w:lang w:val="fr-FR"/>
               </w:rPr>
+              <w:lastRenderedPageBreak/>
               <w:t>Sauvegardes des données</w:t>
             </w:r>
           </w:p>
@@ -7425,2759 +7420,12 @@
     <w:p>
       <w:pPr>
         <w:pStyle w:val="Titre3"/>
-      </w:pPr>
-      <w:r>
-        <w:t xml:space="preserve">Suivi des Risques </w:t>
-      </w:r>
-    </w:p>
-    <w:p/>
-    <w:tbl>
-      <w:tblPr>
-        <w:tblStyle w:val="Grilledutableau"/>
-        <w:tblW w:w="0" w:type="auto"/>
-        <w:tblLook w:val="04A0" w:firstRow="1" w:lastRow="0" w:firstColumn="1" w:lastColumn="0" w:noHBand="0" w:noVBand="1"/>
-      </w:tblPr>
-      <w:tblGrid>
-        <w:gridCol w:w="9062"/>
-      </w:tblGrid>
-      <w:tr>
-        <w:tc>
-          <w:tcPr>
-            <w:tcW w:w="9062" w:type="dxa"/>
-          </w:tcPr>
-          <w:tbl>
-            <w:tblPr>
-              <w:tblStyle w:val="TableauGrille2-Accentuation1"/>
-              <w:tblW w:w="8954" w:type="dxa"/>
-              <w:tblLook w:val="04A0" w:firstRow="1" w:lastRow="0" w:firstColumn="1" w:lastColumn="0" w:noHBand="0" w:noVBand="1"/>
-            </w:tblPr>
-            <w:tblGrid>
-              <w:gridCol w:w="1584"/>
-              <w:gridCol w:w="1148"/>
-              <w:gridCol w:w="801"/>
-              <w:gridCol w:w="875"/>
-              <w:gridCol w:w="1507"/>
-              <w:gridCol w:w="216"/>
-              <w:gridCol w:w="1085"/>
-              <w:gridCol w:w="216"/>
-              <w:gridCol w:w="1359"/>
-              <w:gridCol w:w="55"/>
-            </w:tblGrid>
-            <w:tr>
-              <w:trPr>
-                <w:gridAfter w:val="1"/>
-                <w:cnfStyle w:val="100000000000" w:firstRow="1" w:lastRow="0" w:firstColumn="0" w:lastColumn="0" w:oddVBand="0" w:evenVBand="0" w:oddHBand="0" w:evenHBand="0" w:firstRowFirstColumn="0" w:firstRowLastColumn="0" w:lastRowFirstColumn="0" w:lastRowLastColumn="0"/>
-                <w:wAfter w:w="108" w:type="dxa"/>
-              </w:trPr>
-              <w:tc>
-                <w:tcPr>
-                  <w:cnfStyle w:val="001000000000" w:firstRow="0" w:lastRow="0" w:firstColumn="1" w:lastColumn="0" w:oddVBand="0" w:evenVBand="0" w:oddHBand="0" w:evenHBand="0" w:firstRowFirstColumn="0" w:firstRowLastColumn="0" w:lastRowFirstColumn="0" w:lastRowLastColumn="0"/>
-                  <w:tcW w:w="0" w:type="auto"/>
-                  <w:hideMark/>
-                </w:tcPr>
-                <w:p>
-                  <w:pPr>
-                    <w:rPr>
-                      <w:lang w:val="fr-FR" w:eastAsia="fr-FR"/>
-                    </w:rPr>
-                  </w:pPr>
-                  <w:r>
-                    <w:rPr>
-                      <w:lang w:val="fr-FR" w:eastAsia="fr-FR"/>
-                    </w:rPr>
-                    <w:t>Risque identifié</w:t>
-                  </w:r>
-                </w:p>
-              </w:tc>
-              <w:tc>
-                <w:tcPr>
-                  <w:tcW w:w="0" w:type="auto"/>
-                  <w:hideMark/>
-                </w:tcPr>
-                <w:p>
-                  <w:pPr>
-                    <w:cnfStyle w:val="100000000000" w:firstRow="1" w:lastRow="0" w:firstColumn="0" w:lastColumn="0" w:oddVBand="0" w:evenVBand="0" w:oddHBand="0" w:evenHBand="0" w:firstRowFirstColumn="0" w:firstRowLastColumn="0" w:lastRowFirstColumn="0" w:lastRowLastColumn="0"/>
-                    <w:rPr>
-                      <w:lang w:val="fr-FR" w:eastAsia="fr-FR"/>
-                    </w:rPr>
-                  </w:pPr>
-                  <w:r>
-                    <w:rPr>
-                      <w:lang w:val="fr-FR" w:eastAsia="fr-FR"/>
-                    </w:rPr>
-                    <w:t>Probabilité (1–3)</w:t>
-                  </w:r>
-                </w:p>
-              </w:tc>
-              <w:tc>
-                <w:tcPr>
-                  <w:tcW w:w="0" w:type="auto"/>
-                  <w:hideMark/>
-                </w:tcPr>
-                <w:p>
-                  <w:pPr>
-                    <w:cnfStyle w:val="100000000000" w:firstRow="1" w:lastRow="0" w:firstColumn="0" w:lastColumn="0" w:oddVBand="0" w:evenVBand="0" w:oddHBand="0" w:evenHBand="0" w:firstRowFirstColumn="0" w:firstRowLastColumn="0" w:lastRowFirstColumn="0" w:lastRowLastColumn="0"/>
-                    <w:rPr>
-                      <w:lang w:val="fr-FR" w:eastAsia="fr-FR"/>
-                    </w:rPr>
-                  </w:pPr>
-                  <w:r>
-                    <w:rPr>
-                      <w:lang w:val="fr-FR" w:eastAsia="fr-FR"/>
-                    </w:rPr>
-                    <w:t>Impact (1–3)</w:t>
-                  </w:r>
-                </w:p>
-              </w:tc>
-              <w:tc>
-                <w:tcPr>
-                  <w:tcW w:w="883" w:type="dxa"/>
-                  <w:hideMark/>
-                </w:tcPr>
-                <w:p>
-                  <w:pPr>
-                    <w:cnfStyle w:val="100000000000" w:firstRow="1" w:lastRow="0" w:firstColumn="0" w:lastColumn="0" w:oddVBand="0" w:evenVBand="0" w:oddHBand="0" w:evenHBand="0" w:firstRowFirstColumn="0" w:firstRowLastColumn="0" w:lastRowFirstColumn="0" w:lastRowLastColumn="0"/>
-                    <w:rPr>
-                      <w:lang w:val="fr-FR" w:eastAsia="fr-FR"/>
-                    </w:rPr>
-                  </w:pPr>
-                  <w:r>
-                    <w:rPr>
-                      <w:lang w:val="fr-FR" w:eastAsia="fr-FR"/>
-                    </w:rPr>
-                    <w:t>Criticité (P×I)</w:t>
-                  </w:r>
-                </w:p>
-              </w:tc>
-              <w:tc>
-                <w:tcPr>
-                  <w:tcW w:w="1523" w:type="dxa"/>
-                  <w:hideMark/>
-                </w:tcPr>
-                <w:p>
-                  <w:pPr>
-                    <w:cnfStyle w:val="100000000000" w:firstRow="1" w:lastRow="0" w:firstColumn="0" w:lastColumn="0" w:oddVBand="0" w:evenVBand="0" w:oddHBand="0" w:evenHBand="0" w:firstRowFirstColumn="0" w:firstRowLastColumn="0" w:lastRowFirstColumn="0" w:lastRowLastColumn="0"/>
-                    <w:rPr>
-                      <w:lang w:val="fr-FR" w:eastAsia="fr-FR"/>
-                    </w:rPr>
-                  </w:pPr>
-                  <w:r>
-                    <w:rPr>
-                      <w:lang w:val="fr-FR" w:eastAsia="fr-FR"/>
-                    </w:rPr>
-                    <w:t>Plan d’action / Réponse prévue</w:t>
-                  </w:r>
-                </w:p>
-              </w:tc>
-              <w:tc>
-                <w:tcPr>
-                  <w:tcW w:w="1298" w:type="dxa"/>
-                  <w:gridSpan w:val="2"/>
-                  <w:hideMark/>
-                </w:tcPr>
-                <w:p>
-                  <w:pPr>
-                    <w:cnfStyle w:val="100000000000" w:firstRow="1" w:lastRow="0" w:firstColumn="0" w:lastColumn="0" w:oddVBand="0" w:evenVBand="0" w:oddHBand="0" w:evenHBand="0" w:firstRowFirstColumn="0" w:firstRowLastColumn="0" w:lastRowFirstColumn="0" w:lastRowLastColumn="0"/>
-                    <w:rPr>
-                      <w:lang w:val="fr-FR" w:eastAsia="fr-FR"/>
-                    </w:rPr>
-                  </w:pPr>
-                  <w:r>
-                    <w:rPr>
-                      <w:lang w:val="fr-FR" w:eastAsia="fr-FR"/>
-                    </w:rPr>
-                    <w:t>Responsable</w:t>
-                  </w:r>
-                </w:p>
-              </w:tc>
-              <w:tc>
-                <w:tcPr>
-                  <w:tcW w:w="1575" w:type="dxa"/>
-                  <w:gridSpan w:val="2"/>
-                  <w:hideMark/>
-                </w:tcPr>
-                <w:p>
-                  <w:pPr>
-                    <w:cnfStyle w:val="100000000000" w:firstRow="1" w:lastRow="0" w:firstColumn="0" w:lastColumn="0" w:oddVBand="0" w:evenVBand="0" w:oddHBand="0" w:evenHBand="0" w:firstRowFirstColumn="0" w:firstRowLastColumn="0" w:lastRowFirstColumn="0" w:lastRowLastColumn="0"/>
-                    <w:rPr>
-                      <w:lang w:val="fr-FR" w:eastAsia="fr-FR"/>
-                    </w:rPr>
-                  </w:pPr>
-                  <w:r>
-                    <w:rPr>
-                      <w:lang w:val="fr-FR" w:eastAsia="fr-FR"/>
-                    </w:rPr>
-                    <w:t>État / Commentaire</w:t>
-                  </w:r>
-                </w:p>
-              </w:tc>
-            </w:tr>
-            <w:tr>
-              <w:trPr>
-                <w:cnfStyle w:val="000000100000" w:firstRow="0" w:lastRow="0" w:firstColumn="0" w:lastColumn="0" w:oddVBand="0" w:evenVBand="0" w:oddHBand="1" w:evenHBand="0" w:firstRowFirstColumn="0" w:firstRowLastColumn="0" w:lastRowFirstColumn="0" w:lastRowLastColumn="0"/>
-              </w:trPr>
-              <w:tc>
-                <w:tcPr>
-                  <w:cnfStyle w:val="001000000000" w:firstRow="0" w:lastRow="0" w:firstColumn="1" w:lastColumn="0" w:oddVBand="0" w:evenVBand="0" w:oddHBand="0" w:evenHBand="0" w:firstRowFirstColumn="0" w:firstRowLastColumn="0" w:lastRowFirstColumn="0" w:lastRowLastColumn="0"/>
-                  <w:tcW w:w="0" w:type="auto"/>
-                  <w:hideMark/>
-                </w:tcPr>
-                <w:p>
-                  <w:pPr>
-                    <w:rPr>
-                      <w:lang w:val="fr-FR" w:eastAsia="fr-FR"/>
-                    </w:rPr>
-                  </w:pPr>
-                  <w:r>
-                    <w:rPr>
-                      <w:lang w:val="fr-FR" w:eastAsia="fr-FR"/>
-                    </w:rPr>
-                    <w:t>Retard dans la planification du projet</w:t>
-                  </w:r>
-                </w:p>
-              </w:tc>
-              <w:tc>
-                <w:tcPr>
-                  <w:tcW w:w="0" w:type="auto"/>
-                  <w:hideMark/>
-                </w:tcPr>
-                <w:p>
-                  <w:pPr>
-                    <w:cnfStyle w:val="000000100000" w:firstRow="0" w:lastRow="0" w:firstColumn="0" w:lastColumn="0" w:oddVBand="0" w:evenVBand="0" w:oddHBand="1" w:evenHBand="0" w:firstRowFirstColumn="0" w:firstRowLastColumn="0" w:lastRowFirstColumn="0" w:lastRowLastColumn="0"/>
-                    <w:rPr>
-                      <w:lang w:val="fr-FR" w:eastAsia="fr-FR"/>
-                    </w:rPr>
-                  </w:pPr>
-                  <w:r>
-                    <w:rPr>
-                      <w:lang w:val="fr-FR" w:eastAsia="fr-FR"/>
-                    </w:rPr>
-                    <w:t>2</w:t>
-                  </w:r>
-                </w:p>
-              </w:tc>
-              <w:tc>
-                <w:tcPr>
-                  <w:tcW w:w="0" w:type="auto"/>
-                  <w:hideMark/>
-                </w:tcPr>
-                <w:p>
-                  <w:pPr>
-                    <w:cnfStyle w:val="000000100000" w:firstRow="0" w:lastRow="0" w:firstColumn="0" w:lastColumn="0" w:oddVBand="0" w:evenVBand="0" w:oddHBand="1" w:evenHBand="0" w:firstRowFirstColumn="0" w:firstRowLastColumn="0" w:lastRowFirstColumn="0" w:lastRowLastColumn="0"/>
-                    <w:rPr>
-                      <w:lang w:val="fr-FR" w:eastAsia="fr-FR"/>
-                    </w:rPr>
-                  </w:pPr>
-                  <w:r>
-                    <w:rPr>
-                      <w:lang w:val="fr-FR" w:eastAsia="fr-FR"/>
-                    </w:rPr>
-                    <w:t>3</w:t>
-                  </w:r>
-                </w:p>
-              </w:tc>
-              <w:tc>
-                <w:tcPr>
-                  <w:tcW w:w="883" w:type="dxa"/>
-                  <w:hideMark/>
-                </w:tcPr>
-                <w:p>
-                  <w:pPr>
-                    <w:cnfStyle w:val="000000100000" w:firstRow="0" w:lastRow="0" w:firstColumn="0" w:lastColumn="0" w:oddVBand="0" w:evenVBand="0" w:oddHBand="1" w:evenHBand="0" w:firstRowFirstColumn="0" w:firstRowLastColumn="0" w:lastRowFirstColumn="0" w:lastRowLastColumn="0"/>
-                    <w:rPr>
-                      <w:lang w:val="fr-FR" w:eastAsia="fr-FR"/>
-                    </w:rPr>
-                  </w:pPr>
-                  <w:r>
-                    <w:rPr>
-                      <w:lang w:val="fr-FR" w:eastAsia="fr-FR"/>
-                    </w:rPr>
-                    <w:t>6</w:t>
-                  </w:r>
-                </w:p>
-              </w:tc>
-              <w:tc>
-                <w:tcPr>
-                  <w:tcW w:w="1631" w:type="dxa"/>
-                  <w:gridSpan w:val="2"/>
-                  <w:hideMark/>
-                </w:tcPr>
-                <w:p>
-                  <w:pPr>
-                    <w:cnfStyle w:val="000000100000" w:firstRow="0" w:lastRow="0" w:firstColumn="0" w:lastColumn="0" w:oddVBand="0" w:evenVBand="0" w:oddHBand="1" w:evenHBand="0" w:firstRowFirstColumn="0" w:firstRowLastColumn="0" w:lastRowFirstColumn="0" w:lastRowLastColumn="0"/>
-                    <w:rPr>
-                      <w:lang w:val="fr-FR" w:eastAsia="fr-FR"/>
-                    </w:rPr>
-                  </w:pPr>
-                  <w:r>
-                    <w:rPr>
-                      <w:lang w:val="fr-FR" w:eastAsia="fr-FR"/>
-                    </w:rPr>
-                    <w:t>Suivre un calendrier Trello / Notion hebdomadaire ; réunions régulières</w:t>
-                  </w:r>
-                </w:p>
-              </w:tc>
-              <w:tc>
-                <w:tcPr>
-                  <w:tcW w:w="1298" w:type="dxa"/>
-                  <w:gridSpan w:val="2"/>
-                  <w:hideMark/>
-                </w:tcPr>
-                <w:p>
-                  <w:pPr>
-                    <w:cnfStyle w:val="000000100000" w:firstRow="0" w:lastRow="0" w:firstColumn="0" w:lastColumn="0" w:oddVBand="0" w:evenVBand="0" w:oddHBand="1" w:evenHBand="0" w:firstRowFirstColumn="0" w:firstRowLastColumn="0" w:lastRowFirstColumn="0" w:lastRowLastColumn="0"/>
-                    <w:rPr>
-                      <w:lang w:val="fr-FR" w:eastAsia="fr-FR"/>
-                    </w:rPr>
-                  </w:pPr>
-                  <w:r>
-                    <w:rPr>
-                      <w:lang w:val="fr-FR" w:eastAsia="fr-FR"/>
-                    </w:rPr>
-                    <w:t>Adrien</w:t>
-                  </w:r>
-                </w:p>
-              </w:tc>
-              <w:tc>
-                <w:tcPr>
-                  <w:tcW w:w="1575" w:type="dxa"/>
-                  <w:gridSpan w:val="2"/>
-                  <w:hideMark/>
-                </w:tcPr>
-                <w:p>
-                  <w:pPr>
-                    <w:cnfStyle w:val="000000100000" w:firstRow="0" w:lastRow="0" w:firstColumn="0" w:lastColumn="0" w:oddVBand="0" w:evenVBand="0" w:oddHBand="1" w:evenHBand="0" w:firstRowFirstColumn="0" w:firstRowLastColumn="0" w:lastRowFirstColumn="0" w:lastRowLastColumn="0"/>
-                    <w:rPr>
-                      <w:lang w:val="fr-FR" w:eastAsia="fr-FR"/>
-                    </w:rPr>
-                  </w:pPr>
-                  <w:r>
-                    <w:rPr>
-                      <w:lang w:val="fr-FR" w:eastAsia="fr-FR"/>
-                    </w:rPr>
-                    <w:t>En cours – suivi hebdomadaire</w:t>
-                  </w:r>
-                </w:p>
-              </w:tc>
-            </w:tr>
-            <w:tr>
-              <w:trPr>
-                <w:gridAfter w:val="1"/>
-                <w:wAfter w:w="108" w:type="dxa"/>
-              </w:trPr>
-              <w:tc>
-                <w:tcPr>
-                  <w:cnfStyle w:val="001000000000" w:firstRow="0" w:lastRow="0" w:firstColumn="1" w:lastColumn="0" w:oddVBand="0" w:evenVBand="0" w:oddHBand="0" w:evenHBand="0" w:firstRowFirstColumn="0" w:firstRowLastColumn="0" w:lastRowFirstColumn="0" w:lastRowLastColumn="0"/>
-                  <w:tcW w:w="0" w:type="auto"/>
-                  <w:hideMark/>
-                </w:tcPr>
-                <w:p>
-                  <w:pPr>
-                    <w:rPr>
-                      <w:lang w:val="fr-FR" w:eastAsia="fr-FR"/>
-                    </w:rPr>
-                  </w:pPr>
-                  <w:r>
-                    <w:rPr>
-                      <w:lang w:val="fr-FR" w:eastAsia="fr-FR"/>
-                    </w:rPr>
-                    <w:t>Problèmes de compatibilité entre versions PHP/MySQL</w:t>
-                  </w:r>
-                </w:p>
-              </w:tc>
-              <w:tc>
-                <w:tcPr>
-                  <w:tcW w:w="0" w:type="auto"/>
-                  <w:hideMark/>
-                </w:tcPr>
-                <w:p>
-                  <w:pPr>
-                    <w:cnfStyle w:val="000000000000" w:firstRow="0" w:lastRow="0" w:firstColumn="0" w:lastColumn="0" w:oddVBand="0" w:evenVBand="0" w:oddHBand="0" w:evenHBand="0" w:firstRowFirstColumn="0" w:firstRowLastColumn="0" w:lastRowFirstColumn="0" w:lastRowLastColumn="0"/>
-                    <w:rPr>
-                      <w:lang w:val="fr-FR" w:eastAsia="fr-FR"/>
-                    </w:rPr>
-                  </w:pPr>
-                  <w:r>
-                    <w:rPr>
-                      <w:lang w:val="fr-FR" w:eastAsia="fr-FR"/>
-                    </w:rPr>
-                    <w:t>2</w:t>
-                  </w:r>
-                </w:p>
-              </w:tc>
-              <w:tc>
-                <w:tcPr>
-                  <w:tcW w:w="0" w:type="auto"/>
-                  <w:hideMark/>
-                </w:tcPr>
-                <w:p>
-                  <w:pPr>
-                    <w:cnfStyle w:val="000000000000" w:firstRow="0" w:lastRow="0" w:firstColumn="0" w:lastColumn="0" w:oddVBand="0" w:evenVBand="0" w:oddHBand="0" w:evenHBand="0" w:firstRowFirstColumn="0" w:firstRowLastColumn="0" w:lastRowFirstColumn="0" w:lastRowLastColumn="0"/>
-                    <w:rPr>
-                      <w:lang w:val="fr-FR" w:eastAsia="fr-FR"/>
-                    </w:rPr>
-                  </w:pPr>
-                  <w:r>
-                    <w:rPr>
-                      <w:lang w:val="fr-FR" w:eastAsia="fr-FR"/>
-                    </w:rPr>
-                    <w:t>3</w:t>
-                  </w:r>
-                </w:p>
-              </w:tc>
-              <w:tc>
-                <w:tcPr>
-                  <w:tcW w:w="883" w:type="dxa"/>
-                  <w:hideMark/>
-                </w:tcPr>
-                <w:p>
-                  <w:pPr>
-                    <w:cnfStyle w:val="000000000000" w:firstRow="0" w:lastRow="0" w:firstColumn="0" w:lastColumn="0" w:oddVBand="0" w:evenVBand="0" w:oddHBand="0" w:evenHBand="0" w:firstRowFirstColumn="0" w:firstRowLastColumn="0" w:lastRowFirstColumn="0" w:lastRowLastColumn="0"/>
-                    <w:rPr>
-                      <w:lang w:val="fr-FR" w:eastAsia="fr-FR"/>
-                    </w:rPr>
-                  </w:pPr>
-                  <w:r>
-                    <w:rPr>
-                      <w:lang w:val="fr-FR" w:eastAsia="fr-FR"/>
-                    </w:rPr>
-                    <w:t>6</w:t>
-                  </w:r>
-                </w:p>
-              </w:tc>
-              <w:tc>
-                <w:tcPr>
-                  <w:tcW w:w="1523" w:type="dxa"/>
-                  <w:hideMark/>
-                </w:tcPr>
-                <w:p>
-                  <w:pPr>
-                    <w:cnfStyle w:val="000000000000" w:firstRow="0" w:lastRow="0" w:firstColumn="0" w:lastColumn="0" w:oddVBand="0" w:evenVBand="0" w:oddHBand="0" w:evenHBand="0" w:firstRowFirstColumn="0" w:firstRowLastColumn="0" w:lastRowFirstColumn="0" w:lastRowLastColumn="0"/>
-                    <w:rPr>
-                      <w:lang w:val="fr-FR" w:eastAsia="fr-FR"/>
-                    </w:rPr>
-                  </w:pPr>
-                  <w:r>
-                    <w:rPr>
-                      <w:lang w:val="fr-FR" w:eastAsia="fr-FR"/>
-                    </w:rPr>
-                    <w:t xml:space="preserve">Vérifier la version </w:t>
-                  </w:r>
-                  <w:proofErr w:type="gramStart"/>
-                  <w:r>
-                    <w:rPr>
-                      <w:lang w:val="fr-FR" w:eastAsia="fr-FR"/>
-                    </w:rPr>
-                    <w:t>serveur ,</w:t>
-                  </w:r>
-                  <w:proofErr w:type="gramEnd"/>
-                  <w:r>
-                    <w:rPr>
-                      <w:lang w:val="fr-FR" w:eastAsia="fr-FR"/>
-                    </w:rPr>
-                    <w:t xml:space="preserve"> tests locaux avant déploiement</w:t>
-                  </w:r>
-                </w:p>
-              </w:tc>
-              <w:tc>
-                <w:tcPr>
-                  <w:tcW w:w="1298" w:type="dxa"/>
-                  <w:gridSpan w:val="2"/>
-                  <w:hideMark/>
-                </w:tcPr>
-                <w:p>
-                  <w:pPr>
-                    <w:cnfStyle w:val="000000000000" w:firstRow="0" w:lastRow="0" w:firstColumn="0" w:lastColumn="0" w:oddVBand="0" w:evenVBand="0" w:oddHBand="0" w:evenHBand="0" w:firstRowFirstColumn="0" w:firstRowLastColumn="0" w:lastRowFirstColumn="0" w:lastRowLastColumn="0"/>
-                    <w:rPr>
-                      <w:lang w:val="fr-FR" w:eastAsia="fr-FR"/>
-                    </w:rPr>
-                  </w:pPr>
-                  <w:r>
-                    <w:rPr>
-                      <w:lang w:val="fr-FR" w:eastAsia="fr-FR"/>
-                    </w:rPr>
-                    <w:t>Sasha</w:t>
-                  </w:r>
-                </w:p>
-              </w:tc>
-              <w:tc>
-                <w:tcPr>
-                  <w:tcW w:w="1575" w:type="dxa"/>
-                  <w:gridSpan w:val="2"/>
-                  <w:hideMark/>
-                </w:tcPr>
-                <w:p>
-                  <w:pPr>
-                    <w:cnfStyle w:val="000000000000" w:firstRow="0" w:lastRow="0" w:firstColumn="0" w:lastColumn="0" w:oddVBand="0" w:evenVBand="0" w:oddHBand="0" w:evenHBand="0" w:firstRowFirstColumn="0" w:firstRowLastColumn="0" w:lastRowFirstColumn="0" w:lastRowLastColumn="0"/>
-                    <w:rPr>
-                      <w:lang w:val="fr-FR" w:eastAsia="fr-FR"/>
-                    </w:rPr>
-                  </w:pPr>
-                  <w:r>
-                    <w:rPr>
-                      <w:lang w:val="fr-FR" w:eastAsia="fr-FR"/>
-                    </w:rPr>
-                    <w:t>A regarder</w:t>
-                  </w:r>
-                </w:p>
-              </w:tc>
-            </w:tr>
-            <w:tr>
-              <w:trPr>
-                <w:gridAfter w:val="1"/>
-                <w:cnfStyle w:val="000000100000" w:firstRow="0" w:lastRow="0" w:firstColumn="0" w:lastColumn="0" w:oddVBand="0" w:evenVBand="0" w:oddHBand="1" w:evenHBand="0" w:firstRowFirstColumn="0" w:firstRowLastColumn="0" w:lastRowFirstColumn="0" w:lastRowLastColumn="0"/>
-                <w:wAfter w:w="108" w:type="dxa"/>
-              </w:trPr>
-              <w:tc>
-                <w:tcPr>
-                  <w:cnfStyle w:val="001000000000" w:firstRow="0" w:lastRow="0" w:firstColumn="1" w:lastColumn="0" w:oddVBand="0" w:evenVBand="0" w:oddHBand="0" w:evenHBand="0" w:firstRowFirstColumn="0" w:firstRowLastColumn="0" w:lastRowFirstColumn="0" w:lastRowLastColumn="0"/>
-                  <w:tcW w:w="0" w:type="auto"/>
-                  <w:hideMark/>
-                </w:tcPr>
-                <w:p>
-                  <w:pPr>
-                    <w:rPr>
-                      <w:lang w:val="fr-FR" w:eastAsia="fr-FR"/>
-                    </w:rPr>
-                  </w:pPr>
-                  <w:r>
-                    <w:rPr>
-                      <w:lang w:val="fr-FR" w:eastAsia="fr-FR"/>
-                    </w:rPr>
-                    <w:t>Erreur de connexion à la base de données</w:t>
-                  </w:r>
-                </w:p>
-              </w:tc>
-              <w:tc>
-                <w:tcPr>
-                  <w:tcW w:w="0" w:type="auto"/>
-                  <w:hideMark/>
-                </w:tcPr>
-                <w:p>
-                  <w:pPr>
-                    <w:cnfStyle w:val="000000100000" w:firstRow="0" w:lastRow="0" w:firstColumn="0" w:lastColumn="0" w:oddVBand="0" w:evenVBand="0" w:oddHBand="1" w:evenHBand="0" w:firstRowFirstColumn="0" w:firstRowLastColumn="0" w:lastRowFirstColumn="0" w:lastRowLastColumn="0"/>
-                    <w:rPr>
-                      <w:lang w:val="fr-FR" w:eastAsia="fr-FR"/>
-                    </w:rPr>
-                  </w:pPr>
-                  <w:r>
-                    <w:rPr>
-                      <w:lang w:val="fr-FR" w:eastAsia="fr-FR"/>
-                    </w:rPr>
-                    <w:t>3</w:t>
-                  </w:r>
-                </w:p>
-              </w:tc>
-              <w:tc>
-                <w:tcPr>
-                  <w:tcW w:w="0" w:type="auto"/>
-                  <w:hideMark/>
-                </w:tcPr>
-                <w:p>
-                  <w:pPr>
-                    <w:cnfStyle w:val="000000100000" w:firstRow="0" w:lastRow="0" w:firstColumn="0" w:lastColumn="0" w:oddVBand="0" w:evenVBand="0" w:oddHBand="1" w:evenHBand="0" w:firstRowFirstColumn="0" w:firstRowLastColumn="0" w:lastRowFirstColumn="0" w:lastRowLastColumn="0"/>
-                    <w:rPr>
-                      <w:lang w:val="fr-FR" w:eastAsia="fr-FR"/>
-                    </w:rPr>
-                  </w:pPr>
-                  <w:r>
-                    <w:rPr>
-                      <w:lang w:val="fr-FR" w:eastAsia="fr-FR"/>
-                    </w:rPr>
-                    <w:t>2</w:t>
-                  </w:r>
-                </w:p>
-              </w:tc>
-              <w:tc>
-                <w:tcPr>
-                  <w:tcW w:w="883" w:type="dxa"/>
-                  <w:hideMark/>
-                </w:tcPr>
-                <w:p>
-                  <w:pPr>
-                    <w:cnfStyle w:val="000000100000" w:firstRow="0" w:lastRow="0" w:firstColumn="0" w:lastColumn="0" w:oddVBand="0" w:evenVBand="0" w:oddHBand="1" w:evenHBand="0" w:firstRowFirstColumn="0" w:firstRowLastColumn="0" w:lastRowFirstColumn="0" w:lastRowLastColumn="0"/>
-                    <w:rPr>
-                      <w:lang w:val="fr-FR" w:eastAsia="fr-FR"/>
-                    </w:rPr>
-                  </w:pPr>
-                  <w:r>
-                    <w:rPr>
-                      <w:lang w:val="fr-FR" w:eastAsia="fr-FR"/>
-                    </w:rPr>
-                    <w:t>6</w:t>
-                  </w:r>
-                </w:p>
-              </w:tc>
-              <w:tc>
-                <w:tcPr>
-                  <w:tcW w:w="1523" w:type="dxa"/>
-                  <w:hideMark/>
-                </w:tcPr>
-                <w:p>
-                  <w:pPr>
-                    <w:cnfStyle w:val="000000100000" w:firstRow="0" w:lastRow="0" w:firstColumn="0" w:lastColumn="0" w:oddVBand="0" w:evenVBand="0" w:oddHBand="1" w:evenHBand="0" w:firstRowFirstColumn="0" w:firstRowLastColumn="0" w:lastRowFirstColumn="0" w:lastRowLastColumn="0"/>
-                    <w:rPr>
-                      <w:lang w:val="fr-FR" w:eastAsia="fr-FR"/>
-                    </w:rPr>
-                  </w:pPr>
-                  <w:r>
-                    <w:rPr>
-                      <w:lang w:val="fr-FR" w:eastAsia="fr-FR"/>
-                    </w:rPr>
-                    <w:t xml:space="preserve">Centraliser les identifiants dans </w:t>
-                  </w:r>
-                  <w:proofErr w:type="spellStart"/>
-                  <w:r>
-                    <w:rPr>
-                      <w:rFonts w:ascii="Courier New" w:hAnsi="Courier New" w:cs="Courier New"/>
-                      <w:sz w:val="20"/>
-                      <w:szCs w:val="20"/>
-                      <w:lang w:val="fr-FR" w:eastAsia="fr-FR"/>
-                    </w:rPr>
-                    <w:t>config.php</w:t>
-                  </w:r>
-                  <w:proofErr w:type="spellEnd"/>
-                  <w:r>
-                    <w:rPr>
-                      <w:lang w:val="fr-FR" w:eastAsia="fr-FR"/>
-                    </w:rPr>
-                    <w:t>, test unitaire avant push</w:t>
-                  </w:r>
-                </w:p>
-              </w:tc>
-              <w:tc>
-                <w:tcPr>
-                  <w:tcW w:w="1298" w:type="dxa"/>
-                  <w:gridSpan w:val="2"/>
-                  <w:hideMark/>
-                </w:tcPr>
-                <w:p>
-                  <w:pPr>
-                    <w:cnfStyle w:val="000000100000" w:firstRow="0" w:lastRow="0" w:firstColumn="0" w:lastColumn="0" w:oddVBand="0" w:evenVBand="0" w:oddHBand="1" w:evenHBand="0" w:firstRowFirstColumn="0" w:firstRowLastColumn="0" w:lastRowFirstColumn="0" w:lastRowLastColumn="0"/>
-                    <w:rPr>
-                      <w:lang w:val="fr-FR" w:eastAsia="fr-FR"/>
-                    </w:rPr>
-                  </w:pPr>
-                  <w:r>
-                    <w:rPr>
-                      <w:lang w:val="fr-FR" w:eastAsia="fr-FR"/>
-                    </w:rPr>
-                    <w:t>Lenny</w:t>
-                  </w:r>
-                </w:p>
-              </w:tc>
-              <w:tc>
-                <w:tcPr>
-                  <w:tcW w:w="1575" w:type="dxa"/>
-                  <w:gridSpan w:val="2"/>
-                  <w:hideMark/>
-                </w:tcPr>
-                <w:p>
-                  <w:pPr>
-                    <w:cnfStyle w:val="000000100000" w:firstRow="0" w:lastRow="0" w:firstColumn="0" w:lastColumn="0" w:oddVBand="0" w:evenVBand="0" w:oddHBand="1" w:evenHBand="0" w:firstRowFirstColumn="0" w:firstRowLastColumn="0" w:lastRowFirstColumn="0" w:lastRowLastColumn="0"/>
-                    <w:rPr>
-                      <w:lang w:val="fr-FR" w:eastAsia="fr-FR"/>
-                    </w:rPr>
-                  </w:pPr>
-                  <w:r>
-                    <w:rPr>
-                      <w:lang w:val="fr-FR" w:eastAsia="fr-FR"/>
-                    </w:rPr>
-                    <w:t>A faire</w:t>
-                  </w:r>
-                </w:p>
-              </w:tc>
-            </w:tr>
-            <w:tr>
-              <w:trPr>
-                <w:gridAfter w:val="1"/>
-                <w:wAfter w:w="108" w:type="dxa"/>
-              </w:trPr>
-              <w:tc>
-                <w:tcPr>
-                  <w:cnfStyle w:val="001000000000" w:firstRow="0" w:lastRow="0" w:firstColumn="1" w:lastColumn="0" w:oddVBand="0" w:evenVBand="0" w:oddHBand="0" w:evenHBand="0" w:firstRowFirstColumn="0" w:firstRowLastColumn="0" w:lastRowFirstColumn="0" w:lastRowLastColumn="0"/>
-                  <w:tcW w:w="0" w:type="auto"/>
-                  <w:hideMark/>
-                </w:tcPr>
-                <w:p>
-                  <w:pPr>
-                    <w:rPr>
-                      <w:lang w:val="fr-FR" w:eastAsia="fr-FR"/>
-                    </w:rPr>
-                  </w:pPr>
-                  <w:r>
-                    <w:rPr>
-                      <w:lang w:val="fr-FR" w:eastAsia="fr-FR"/>
-                    </w:rPr>
-                    <w:t>Perte de code / conflit Git</w:t>
-                  </w:r>
-                </w:p>
-              </w:tc>
-              <w:tc>
-                <w:tcPr>
-                  <w:tcW w:w="0" w:type="auto"/>
-                  <w:hideMark/>
-                </w:tcPr>
-                <w:p>
-                  <w:pPr>
-                    <w:cnfStyle w:val="000000000000" w:firstRow="0" w:lastRow="0" w:firstColumn="0" w:lastColumn="0" w:oddVBand="0" w:evenVBand="0" w:oddHBand="0" w:evenHBand="0" w:firstRowFirstColumn="0" w:firstRowLastColumn="0" w:lastRowFirstColumn="0" w:lastRowLastColumn="0"/>
-                    <w:rPr>
-                      <w:lang w:val="fr-FR" w:eastAsia="fr-FR"/>
-                    </w:rPr>
-                  </w:pPr>
-                  <w:r>
-                    <w:rPr>
-                      <w:lang w:val="fr-FR" w:eastAsia="fr-FR"/>
-                    </w:rPr>
-                    <w:t>2</w:t>
-                  </w:r>
-                </w:p>
-              </w:tc>
-              <w:tc>
-                <w:tcPr>
-                  <w:tcW w:w="0" w:type="auto"/>
-                  <w:hideMark/>
-                </w:tcPr>
-                <w:p>
-                  <w:pPr>
-                    <w:cnfStyle w:val="000000000000" w:firstRow="0" w:lastRow="0" w:firstColumn="0" w:lastColumn="0" w:oddVBand="0" w:evenVBand="0" w:oddHBand="0" w:evenHBand="0" w:firstRowFirstColumn="0" w:firstRowLastColumn="0" w:lastRowFirstColumn="0" w:lastRowLastColumn="0"/>
-                    <w:rPr>
-                      <w:lang w:val="fr-FR" w:eastAsia="fr-FR"/>
-                    </w:rPr>
-                  </w:pPr>
-                  <w:r>
-                    <w:rPr>
-                      <w:lang w:val="fr-FR" w:eastAsia="fr-FR"/>
-                    </w:rPr>
-                    <w:t>3</w:t>
-                  </w:r>
-                </w:p>
-              </w:tc>
-              <w:tc>
-                <w:tcPr>
-                  <w:tcW w:w="883" w:type="dxa"/>
-                  <w:hideMark/>
-                </w:tcPr>
-                <w:p>
-                  <w:pPr>
-                    <w:cnfStyle w:val="000000000000" w:firstRow="0" w:lastRow="0" w:firstColumn="0" w:lastColumn="0" w:oddVBand="0" w:evenVBand="0" w:oddHBand="0" w:evenHBand="0" w:firstRowFirstColumn="0" w:firstRowLastColumn="0" w:lastRowFirstColumn="0" w:lastRowLastColumn="0"/>
-                    <w:rPr>
-                      <w:lang w:val="fr-FR" w:eastAsia="fr-FR"/>
-                    </w:rPr>
-                  </w:pPr>
-                  <w:r>
-                    <w:rPr>
-                      <w:lang w:val="fr-FR" w:eastAsia="fr-FR"/>
-                    </w:rPr>
-                    <w:t>6</w:t>
-                  </w:r>
-                </w:p>
-              </w:tc>
-              <w:tc>
-                <w:tcPr>
-                  <w:tcW w:w="1523" w:type="dxa"/>
-                  <w:hideMark/>
-                </w:tcPr>
-                <w:p>
-                  <w:pPr>
-                    <w:cnfStyle w:val="000000000000" w:firstRow="0" w:lastRow="0" w:firstColumn="0" w:lastColumn="0" w:oddVBand="0" w:evenVBand="0" w:oddHBand="0" w:evenHBand="0" w:firstRowFirstColumn="0" w:firstRowLastColumn="0" w:lastRowFirstColumn="0" w:lastRowLastColumn="0"/>
-                    <w:rPr>
-                      <w:lang w:val="fr-FR" w:eastAsia="fr-FR"/>
-                    </w:rPr>
-                  </w:pPr>
-                  <w:r>
-                    <w:rPr>
-                      <w:lang w:val="fr-FR" w:eastAsia="fr-FR"/>
-                    </w:rPr>
-                    <w:t xml:space="preserve">Utilisation de branches dédiées + merge contrôlé via </w:t>
-                  </w:r>
-                  <w:proofErr w:type="spellStart"/>
-                  <w:r>
-                    <w:rPr>
-                      <w:lang w:val="fr-FR" w:eastAsia="fr-FR"/>
-                    </w:rPr>
-                    <w:t>Git</w:t>
-                  </w:r>
-                  <w:r>
-                    <w:rPr>
-                      <w:lang w:val="fr-FR" w:eastAsia="fr-FR"/>
-                    </w:rPr>
-                    <w:t>Lab</w:t>
-                  </w:r>
-                  <w:proofErr w:type="spellEnd"/>
-                </w:p>
-              </w:tc>
-              <w:tc>
-                <w:tcPr>
-                  <w:tcW w:w="1298" w:type="dxa"/>
-                  <w:gridSpan w:val="2"/>
-                  <w:hideMark/>
-                </w:tcPr>
-                <w:p>
-                  <w:pPr>
-                    <w:cnfStyle w:val="000000000000" w:firstRow="0" w:lastRow="0" w:firstColumn="0" w:lastColumn="0" w:oddVBand="0" w:evenVBand="0" w:oddHBand="0" w:evenHBand="0" w:firstRowFirstColumn="0" w:firstRowLastColumn="0" w:lastRowFirstColumn="0" w:lastRowLastColumn="0"/>
-                    <w:rPr>
-                      <w:lang w:val="fr-FR" w:eastAsia="fr-FR"/>
-                    </w:rPr>
-                  </w:pPr>
-                  <w:r>
-                    <w:rPr>
-                      <w:lang w:val="fr-FR" w:eastAsia="fr-FR"/>
-                    </w:rPr>
-                    <w:t>Céleste</w:t>
-                  </w:r>
-                </w:p>
-              </w:tc>
-              <w:tc>
-                <w:tcPr>
-                  <w:tcW w:w="1575" w:type="dxa"/>
-                  <w:gridSpan w:val="2"/>
-                  <w:hideMark/>
-                </w:tcPr>
-                <w:p>
-                  <w:pPr>
-                    <w:cnfStyle w:val="000000000000" w:firstRow="0" w:lastRow="0" w:firstColumn="0" w:lastColumn="0" w:oddVBand="0" w:evenVBand="0" w:oddHBand="0" w:evenHBand="0" w:firstRowFirstColumn="0" w:firstRowLastColumn="0" w:lastRowFirstColumn="0" w:lastRowLastColumn="0"/>
-                    <w:rPr>
-                      <w:lang w:val="fr-FR" w:eastAsia="fr-FR"/>
-                    </w:rPr>
-                  </w:pPr>
-                  <w:r>
-                    <w:rPr>
-                      <w:lang w:val="fr-FR" w:eastAsia="fr-FR"/>
-                    </w:rPr>
-                    <w:t>Process Git adopté</w:t>
-                  </w:r>
-                </w:p>
-              </w:tc>
-            </w:tr>
-            <w:tr>
-              <w:trPr>
-                <w:gridAfter w:val="1"/>
-                <w:cnfStyle w:val="000000100000" w:firstRow="0" w:lastRow="0" w:firstColumn="0" w:lastColumn="0" w:oddVBand="0" w:evenVBand="0" w:oddHBand="1" w:evenHBand="0" w:firstRowFirstColumn="0" w:firstRowLastColumn="0" w:lastRowFirstColumn="0" w:lastRowLastColumn="0"/>
-                <w:wAfter w:w="108" w:type="dxa"/>
-              </w:trPr>
-              <w:tc>
-                <w:tcPr>
-                  <w:cnfStyle w:val="001000000000" w:firstRow="0" w:lastRow="0" w:firstColumn="1" w:lastColumn="0" w:oddVBand="0" w:evenVBand="0" w:oddHBand="0" w:evenHBand="0" w:firstRowFirstColumn="0" w:firstRowLastColumn="0" w:lastRowFirstColumn="0" w:lastRowLastColumn="0"/>
-                  <w:tcW w:w="0" w:type="auto"/>
-                  <w:hideMark/>
-                </w:tcPr>
-                <w:p>
-                  <w:pPr>
-                    <w:rPr>
-                      <w:lang w:val="fr-FR" w:eastAsia="fr-FR"/>
-                    </w:rPr>
-                  </w:pPr>
-                  <w:r>
-                    <w:rPr>
-                      <w:lang w:val="fr-FR" w:eastAsia="fr-FR"/>
-                    </w:rPr>
-                    <w:t>Fuite de données utilisateurs</w:t>
-                  </w:r>
-                </w:p>
-              </w:tc>
-              <w:tc>
-                <w:tcPr>
-                  <w:tcW w:w="0" w:type="auto"/>
-                  <w:hideMark/>
-                </w:tcPr>
-                <w:p>
-                  <w:pPr>
-                    <w:cnfStyle w:val="000000100000" w:firstRow="0" w:lastRow="0" w:firstColumn="0" w:lastColumn="0" w:oddVBand="0" w:evenVBand="0" w:oddHBand="1" w:evenHBand="0" w:firstRowFirstColumn="0" w:firstRowLastColumn="0" w:lastRowFirstColumn="0" w:lastRowLastColumn="0"/>
-                    <w:rPr>
-                      <w:lang w:val="fr-FR" w:eastAsia="fr-FR"/>
-                    </w:rPr>
-                  </w:pPr>
-                  <w:r>
-                    <w:rPr>
-                      <w:lang w:val="fr-FR" w:eastAsia="fr-FR"/>
-                    </w:rPr>
-                    <w:t>1</w:t>
-                  </w:r>
-                </w:p>
-              </w:tc>
-              <w:tc>
-                <w:tcPr>
-                  <w:tcW w:w="0" w:type="auto"/>
-                  <w:hideMark/>
-                </w:tcPr>
-                <w:p>
-                  <w:pPr>
-                    <w:cnfStyle w:val="000000100000" w:firstRow="0" w:lastRow="0" w:firstColumn="0" w:lastColumn="0" w:oddVBand="0" w:evenVBand="0" w:oddHBand="1" w:evenHBand="0" w:firstRowFirstColumn="0" w:firstRowLastColumn="0" w:lastRowFirstColumn="0" w:lastRowLastColumn="0"/>
-                    <w:rPr>
-                      <w:lang w:val="fr-FR" w:eastAsia="fr-FR"/>
-                    </w:rPr>
-                  </w:pPr>
-                  <w:r>
-                    <w:rPr>
-                      <w:lang w:val="fr-FR" w:eastAsia="fr-FR"/>
-                    </w:rPr>
-                    <w:t>3</w:t>
-                  </w:r>
-                </w:p>
-              </w:tc>
-              <w:tc>
-                <w:tcPr>
-                  <w:tcW w:w="883" w:type="dxa"/>
-                  <w:hideMark/>
-                </w:tcPr>
-                <w:p>
-                  <w:pPr>
-                    <w:cnfStyle w:val="000000100000" w:firstRow="0" w:lastRow="0" w:firstColumn="0" w:lastColumn="0" w:oddVBand="0" w:evenVBand="0" w:oddHBand="1" w:evenHBand="0" w:firstRowFirstColumn="0" w:firstRowLastColumn="0" w:lastRowFirstColumn="0" w:lastRowLastColumn="0"/>
-                    <w:rPr>
-                      <w:lang w:val="fr-FR" w:eastAsia="fr-FR"/>
-                    </w:rPr>
-                  </w:pPr>
-                  <w:r>
-                    <w:rPr>
-                      <w:lang w:val="fr-FR" w:eastAsia="fr-FR"/>
-                    </w:rPr>
-                    <w:t>3</w:t>
-                  </w:r>
-                </w:p>
-              </w:tc>
-              <w:tc>
-                <w:tcPr>
-                  <w:tcW w:w="1523" w:type="dxa"/>
-                  <w:hideMark/>
-                </w:tcPr>
-                <w:p>
-                  <w:pPr>
-                    <w:cnfStyle w:val="000000100000" w:firstRow="0" w:lastRow="0" w:firstColumn="0" w:lastColumn="0" w:oddVBand="0" w:evenVBand="0" w:oddHBand="1" w:evenHBand="0" w:firstRowFirstColumn="0" w:firstRowLastColumn="0" w:lastRowFirstColumn="0" w:lastRowLastColumn="0"/>
-                    <w:rPr>
-                      <w:lang w:val="fr-FR" w:eastAsia="fr-FR"/>
-                    </w:rPr>
-                  </w:pPr>
-                  <w:r>
-                    <w:rPr>
-                      <w:lang w:val="fr-FR" w:eastAsia="fr-FR"/>
-                    </w:rPr>
-                    <w:t>Hachage des mots de passe, vérification des requêtes SQL</w:t>
-                  </w:r>
-                </w:p>
-              </w:tc>
-              <w:tc>
-                <w:tcPr>
-                  <w:tcW w:w="1298" w:type="dxa"/>
-                  <w:gridSpan w:val="2"/>
-                  <w:hideMark/>
-                </w:tcPr>
-                <w:p>
-                  <w:pPr>
-                    <w:cnfStyle w:val="000000100000" w:firstRow="0" w:lastRow="0" w:firstColumn="0" w:lastColumn="0" w:oddVBand="0" w:evenVBand="0" w:oddHBand="1" w:evenHBand="0" w:firstRowFirstColumn="0" w:firstRowLastColumn="0" w:lastRowFirstColumn="0" w:lastRowLastColumn="0"/>
-                    <w:rPr>
-                      <w:lang w:val="fr-FR" w:eastAsia="fr-FR"/>
-                    </w:rPr>
-                  </w:pPr>
-                  <w:r>
-                    <w:rPr>
-                      <w:lang w:val="fr-FR" w:eastAsia="fr-FR"/>
-                    </w:rPr>
-                    <w:t>Adrien</w:t>
-                  </w:r>
-                </w:p>
-              </w:tc>
-              <w:tc>
-                <w:tcPr>
-                  <w:tcW w:w="1575" w:type="dxa"/>
-                  <w:gridSpan w:val="2"/>
-                  <w:hideMark/>
-                </w:tcPr>
-                <w:p>
-                  <w:pPr>
-                    <w:cnfStyle w:val="000000100000" w:firstRow="0" w:lastRow="0" w:firstColumn="0" w:lastColumn="0" w:oddVBand="0" w:evenVBand="0" w:oddHBand="1" w:evenHBand="0" w:firstRowFirstColumn="0" w:firstRowLastColumn="0" w:lastRowFirstColumn="0" w:lastRowLastColumn="0"/>
-                    <w:rPr>
-                      <w:lang w:val="fr-FR" w:eastAsia="fr-FR"/>
-                    </w:rPr>
-                  </w:pPr>
-                  <w:r>
-                    <w:rPr>
-                      <w:lang w:val="fr-FR" w:eastAsia="fr-FR"/>
-                    </w:rPr>
-                    <w:t>À surveiller avant mise en ligne</w:t>
-                  </w:r>
-                </w:p>
-              </w:tc>
-            </w:tr>
-            <w:tr>
-              <w:trPr>
-                <w:gridAfter w:val="1"/>
-                <w:wAfter w:w="108" w:type="dxa"/>
-              </w:trPr>
-              <w:tc>
-                <w:tcPr>
-                  <w:cnfStyle w:val="001000000000" w:firstRow="0" w:lastRow="0" w:firstColumn="1" w:lastColumn="0" w:oddVBand="0" w:evenVBand="0" w:oddHBand="0" w:evenHBand="0" w:firstRowFirstColumn="0" w:firstRowLastColumn="0" w:lastRowFirstColumn="0" w:lastRowLastColumn="0"/>
-                  <w:tcW w:w="0" w:type="auto"/>
-                  <w:hideMark/>
-                </w:tcPr>
-                <w:p>
-                  <w:pPr>
-                    <w:rPr>
-                      <w:lang w:val="fr-FR" w:eastAsia="fr-FR"/>
-                    </w:rPr>
-                  </w:pPr>
-                  <w:r>
-                    <w:rPr>
-                      <w:lang w:val="fr-FR" w:eastAsia="fr-FR"/>
-                    </w:rPr>
-                    <w:t xml:space="preserve">Erreurs dans la logique de création de </w:t>
-                  </w:r>
-                  <w:proofErr w:type="spellStart"/>
-                  <w:r>
-                    <w:rPr>
-                      <w:lang w:val="fr-FR" w:eastAsia="fr-FR"/>
-                    </w:rPr>
-                    <w:t>RoadTrip</w:t>
-                  </w:r>
-                  <w:proofErr w:type="spellEnd"/>
-                  <w:r>
-                    <w:rPr>
-                      <w:lang w:val="fr-FR" w:eastAsia="fr-FR"/>
-                    </w:rPr>
-                    <w:t xml:space="preserve"> (API OSM)</w:t>
-                  </w:r>
-                </w:p>
-              </w:tc>
-              <w:tc>
-                <w:tcPr>
-                  <w:tcW w:w="0" w:type="auto"/>
-                  <w:hideMark/>
-                </w:tcPr>
-                <w:p>
-                  <w:pPr>
-                    <w:cnfStyle w:val="000000000000" w:firstRow="0" w:lastRow="0" w:firstColumn="0" w:lastColumn="0" w:oddVBand="0" w:evenVBand="0" w:oddHBand="0" w:evenHBand="0" w:firstRowFirstColumn="0" w:firstRowLastColumn="0" w:lastRowFirstColumn="0" w:lastRowLastColumn="0"/>
-                    <w:rPr>
-                      <w:lang w:val="fr-FR" w:eastAsia="fr-FR"/>
-                    </w:rPr>
-                  </w:pPr>
-                  <w:r>
-                    <w:rPr>
-                      <w:lang w:val="fr-FR" w:eastAsia="fr-FR"/>
-                    </w:rPr>
-                    <w:t>2</w:t>
-                  </w:r>
-                </w:p>
-              </w:tc>
-              <w:tc>
-                <w:tcPr>
-                  <w:tcW w:w="0" w:type="auto"/>
-                  <w:hideMark/>
-                </w:tcPr>
-                <w:p>
-                  <w:pPr>
-                    <w:cnfStyle w:val="000000000000" w:firstRow="0" w:lastRow="0" w:firstColumn="0" w:lastColumn="0" w:oddVBand="0" w:evenVBand="0" w:oddHBand="0" w:evenHBand="0" w:firstRowFirstColumn="0" w:firstRowLastColumn="0" w:lastRowFirstColumn="0" w:lastRowLastColumn="0"/>
-                    <w:rPr>
-                      <w:lang w:val="fr-FR" w:eastAsia="fr-FR"/>
-                    </w:rPr>
-                  </w:pPr>
-                  <w:r>
-                    <w:rPr>
-                      <w:lang w:val="fr-FR" w:eastAsia="fr-FR"/>
-                    </w:rPr>
-                    <w:t>2</w:t>
-                  </w:r>
-                </w:p>
-              </w:tc>
-              <w:tc>
-                <w:tcPr>
-                  <w:tcW w:w="883" w:type="dxa"/>
-                  <w:hideMark/>
-                </w:tcPr>
-                <w:p>
-                  <w:pPr>
-                    <w:cnfStyle w:val="000000000000" w:firstRow="0" w:lastRow="0" w:firstColumn="0" w:lastColumn="0" w:oddVBand="0" w:evenVBand="0" w:oddHBand="0" w:evenHBand="0" w:firstRowFirstColumn="0" w:firstRowLastColumn="0" w:lastRowFirstColumn="0" w:lastRowLastColumn="0"/>
-                    <w:rPr>
-                      <w:lang w:val="fr-FR" w:eastAsia="fr-FR"/>
-                    </w:rPr>
-                  </w:pPr>
-                  <w:r>
-                    <w:rPr>
-                      <w:lang w:val="fr-FR" w:eastAsia="fr-FR"/>
-                    </w:rPr>
-                    <w:t>4</w:t>
-                  </w:r>
-                </w:p>
-              </w:tc>
-              <w:tc>
-                <w:tcPr>
-                  <w:tcW w:w="1523" w:type="dxa"/>
-                  <w:hideMark/>
-                </w:tcPr>
-                <w:p>
-                  <w:pPr>
-                    <w:cnfStyle w:val="000000000000" w:firstRow="0" w:lastRow="0" w:firstColumn="0" w:lastColumn="0" w:oddVBand="0" w:evenVBand="0" w:oddHBand="0" w:evenHBand="0" w:firstRowFirstColumn="0" w:firstRowLastColumn="0" w:lastRowFirstColumn="0" w:lastRowLastColumn="0"/>
-                    <w:rPr>
-                      <w:lang w:val="fr-FR" w:eastAsia="fr-FR"/>
-                    </w:rPr>
-                  </w:pPr>
-                  <w:r>
-                    <w:rPr>
-                      <w:lang w:val="fr-FR" w:eastAsia="fr-FR"/>
-                    </w:rPr>
-                    <w:t>Tests unitaires sur la récupération et le stockage des coordonnées</w:t>
-                  </w:r>
-                </w:p>
-              </w:tc>
-              <w:tc>
-                <w:tcPr>
-                  <w:tcW w:w="1298" w:type="dxa"/>
-                  <w:gridSpan w:val="2"/>
-                  <w:hideMark/>
-                </w:tcPr>
-                <w:p>
-                  <w:pPr>
-                    <w:cnfStyle w:val="000000000000" w:firstRow="0" w:lastRow="0" w:firstColumn="0" w:lastColumn="0" w:oddVBand="0" w:evenVBand="0" w:oddHBand="0" w:evenHBand="0" w:firstRowFirstColumn="0" w:firstRowLastColumn="0" w:lastRowFirstColumn="0" w:lastRowLastColumn="0"/>
-                    <w:rPr>
-                      <w:lang w:val="fr-FR" w:eastAsia="fr-FR"/>
-                    </w:rPr>
-                  </w:pPr>
-                  <w:r>
-                    <w:rPr>
-                      <w:lang w:val="fr-FR" w:eastAsia="fr-FR"/>
-                    </w:rPr>
-                    <w:t>Sasha</w:t>
-                  </w:r>
-                </w:p>
-              </w:tc>
-              <w:tc>
-                <w:tcPr>
-                  <w:tcW w:w="1575" w:type="dxa"/>
-                  <w:gridSpan w:val="2"/>
-                  <w:hideMark/>
-                </w:tcPr>
-                <w:p>
-                  <w:pPr>
-                    <w:cnfStyle w:val="000000000000" w:firstRow="0" w:lastRow="0" w:firstColumn="0" w:lastColumn="0" w:oddVBand="0" w:evenVBand="0" w:oddHBand="0" w:evenHBand="0" w:firstRowFirstColumn="0" w:firstRowLastColumn="0" w:lastRowFirstColumn="0" w:lastRowLastColumn="0"/>
-                    <w:rPr>
-                      <w:lang w:val="fr-FR" w:eastAsia="fr-FR"/>
-                    </w:rPr>
-                  </w:pPr>
-                  <w:r>
-                    <w:rPr>
-                      <w:lang w:val="fr-FR" w:eastAsia="fr-FR"/>
-                    </w:rPr>
-                    <w:t>A venir</w:t>
-                  </w:r>
-                </w:p>
-              </w:tc>
-            </w:tr>
-            <w:tr>
-              <w:trPr>
-                <w:gridAfter w:val="1"/>
-                <w:cnfStyle w:val="000000100000" w:firstRow="0" w:lastRow="0" w:firstColumn="0" w:lastColumn="0" w:oddVBand="0" w:evenVBand="0" w:oddHBand="1" w:evenHBand="0" w:firstRowFirstColumn="0" w:firstRowLastColumn="0" w:lastRowFirstColumn="0" w:lastRowLastColumn="0"/>
-                <w:wAfter w:w="108" w:type="dxa"/>
-              </w:trPr>
-              <w:tc>
-                <w:tcPr>
-                  <w:cnfStyle w:val="001000000000" w:firstRow="0" w:lastRow="0" w:firstColumn="1" w:lastColumn="0" w:oddVBand="0" w:evenVBand="0" w:oddHBand="0" w:evenHBand="0" w:firstRowFirstColumn="0" w:firstRowLastColumn="0" w:lastRowFirstColumn="0" w:lastRowLastColumn="0"/>
-                  <w:tcW w:w="0" w:type="auto"/>
-                  <w:hideMark/>
-                </w:tcPr>
-                <w:p>
-                  <w:pPr>
-                    <w:rPr>
-                      <w:lang w:val="fr-FR" w:eastAsia="fr-FR"/>
-                    </w:rPr>
-                  </w:pPr>
-                  <w:r>
-                    <w:rPr>
-                      <w:lang w:val="fr-FR" w:eastAsia="fr-FR"/>
-                    </w:rPr>
-                    <w:t xml:space="preserve">Difficultés à intégrer </w:t>
-                  </w:r>
-                  <w:proofErr w:type="spellStart"/>
-                  <w:r>
-                    <w:rPr>
-                      <w:lang w:val="fr-FR" w:eastAsia="fr-FR"/>
-                    </w:rPr>
-                    <w:lastRenderedPageBreak/>
-                    <w:t>OpenStreetMap</w:t>
-                  </w:r>
-                  <w:proofErr w:type="spellEnd"/>
-                  <w:r>
-                    <w:rPr>
-                      <w:lang w:val="fr-FR" w:eastAsia="fr-FR"/>
-                    </w:rPr>
-                    <w:t xml:space="preserve"> </w:t>
-                  </w:r>
-                </w:p>
-              </w:tc>
-              <w:tc>
-                <w:tcPr>
-                  <w:tcW w:w="0" w:type="auto"/>
-                  <w:hideMark/>
-                </w:tcPr>
-                <w:p>
-                  <w:pPr>
-                    <w:cnfStyle w:val="000000100000" w:firstRow="0" w:lastRow="0" w:firstColumn="0" w:lastColumn="0" w:oddVBand="0" w:evenVBand="0" w:oddHBand="1" w:evenHBand="0" w:firstRowFirstColumn="0" w:firstRowLastColumn="0" w:lastRowFirstColumn="0" w:lastRowLastColumn="0"/>
-                    <w:rPr>
-                      <w:lang w:val="fr-FR" w:eastAsia="fr-FR"/>
-                    </w:rPr>
-                  </w:pPr>
-                  <w:r>
-                    <w:rPr>
-                      <w:lang w:val="fr-FR" w:eastAsia="fr-FR"/>
-                    </w:rPr>
-                    <w:lastRenderedPageBreak/>
-                    <w:t>2</w:t>
-                  </w:r>
-                </w:p>
-              </w:tc>
-              <w:tc>
-                <w:tcPr>
-                  <w:tcW w:w="0" w:type="auto"/>
-                  <w:hideMark/>
-                </w:tcPr>
-                <w:p>
-                  <w:pPr>
-                    <w:cnfStyle w:val="000000100000" w:firstRow="0" w:lastRow="0" w:firstColumn="0" w:lastColumn="0" w:oddVBand="0" w:evenVBand="0" w:oddHBand="1" w:evenHBand="0" w:firstRowFirstColumn="0" w:firstRowLastColumn="0" w:lastRowFirstColumn="0" w:lastRowLastColumn="0"/>
-                    <w:rPr>
-                      <w:lang w:val="fr-FR" w:eastAsia="fr-FR"/>
-                    </w:rPr>
-                  </w:pPr>
-                  <w:r>
-                    <w:rPr>
-                      <w:lang w:val="fr-FR" w:eastAsia="fr-FR"/>
-                    </w:rPr>
-                    <w:t>3</w:t>
-                  </w:r>
-                </w:p>
-              </w:tc>
-              <w:tc>
-                <w:tcPr>
-                  <w:tcW w:w="883" w:type="dxa"/>
-                  <w:hideMark/>
-                </w:tcPr>
-                <w:p>
-                  <w:pPr>
-                    <w:cnfStyle w:val="000000100000" w:firstRow="0" w:lastRow="0" w:firstColumn="0" w:lastColumn="0" w:oddVBand="0" w:evenVBand="0" w:oddHBand="1" w:evenHBand="0" w:firstRowFirstColumn="0" w:firstRowLastColumn="0" w:lastRowFirstColumn="0" w:lastRowLastColumn="0"/>
-                    <w:rPr>
-                      <w:lang w:val="fr-FR" w:eastAsia="fr-FR"/>
-                    </w:rPr>
-                  </w:pPr>
-                  <w:r>
-                    <w:rPr>
-                      <w:lang w:val="fr-FR" w:eastAsia="fr-FR"/>
-                    </w:rPr>
-                    <w:t>6</w:t>
-                  </w:r>
-                </w:p>
-              </w:tc>
-              <w:tc>
-                <w:tcPr>
-                  <w:tcW w:w="1523" w:type="dxa"/>
-                  <w:hideMark/>
-                </w:tcPr>
-                <w:p>
-                  <w:pPr>
-                    <w:cnfStyle w:val="000000100000" w:firstRow="0" w:lastRow="0" w:firstColumn="0" w:lastColumn="0" w:oddVBand="0" w:evenVBand="0" w:oddHBand="1" w:evenHBand="0" w:firstRowFirstColumn="0" w:firstRowLastColumn="0" w:lastRowFirstColumn="0" w:lastRowLastColumn="0"/>
-                    <w:rPr>
-                      <w:lang w:val="fr-FR" w:eastAsia="fr-FR"/>
-                    </w:rPr>
-                  </w:pPr>
-                  <w:r>
-                    <w:rPr>
-                      <w:lang w:val="fr-FR" w:eastAsia="fr-FR"/>
-                    </w:rPr>
-                    <w:t>Documentation lue + tests</w:t>
-                  </w:r>
-                  <w:r>
-                    <w:rPr>
-                      <w:lang w:val="fr-FR" w:eastAsia="fr-FR"/>
-                    </w:rPr>
-                    <w:t xml:space="preserve"> </w:t>
-                  </w:r>
-                  <w:r>
-                    <w:rPr>
-                      <w:lang w:val="fr-FR" w:eastAsia="fr-FR"/>
-                    </w:rPr>
-                    <w:t xml:space="preserve">avant </w:t>
-                  </w:r>
-                  <w:r>
-                    <w:rPr>
-                      <w:lang w:val="fr-FR" w:eastAsia="fr-FR"/>
-                    </w:rPr>
-                    <w:lastRenderedPageBreak/>
-                    <w:t>intégration au front</w:t>
-                  </w:r>
-                </w:p>
-              </w:tc>
-              <w:tc>
-                <w:tcPr>
-                  <w:tcW w:w="1298" w:type="dxa"/>
-                  <w:gridSpan w:val="2"/>
-                  <w:hideMark/>
-                </w:tcPr>
-                <w:p>
-                  <w:pPr>
-                    <w:cnfStyle w:val="000000100000" w:firstRow="0" w:lastRow="0" w:firstColumn="0" w:lastColumn="0" w:oddVBand="0" w:evenVBand="0" w:oddHBand="1" w:evenHBand="0" w:firstRowFirstColumn="0" w:firstRowLastColumn="0" w:lastRowFirstColumn="0" w:lastRowLastColumn="0"/>
-                    <w:rPr>
-                      <w:lang w:val="fr-FR" w:eastAsia="fr-FR"/>
-                    </w:rPr>
-                  </w:pPr>
-                  <w:r>
-                    <w:rPr>
-                      <w:lang w:val="fr-FR" w:eastAsia="fr-FR"/>
-                    </w:rPr>
-                    <w:lastRenderedPageBreak/>
-                    <w:t>Lenny</w:t>
-                  </w:r>
-                </w:p>
-              </w:tc>
-              <w:tc>
-                <w:tcPr>
-                  <w:tcW w:w="1575" w:type="dxa"/>
-                  <w:gridSpan w:val="2"/>
-                  <w:hideMark/>
-                </w:tcPr>
-                <w:p>
-                  <w:pPr>
-                    <w:cnfStyle w:val="000000100000" w:firstRow="0" w:lastRow="0" w:firstColumn="0" w:lastColumn="0" w:oddVBand="0" w:evenVBand="0" w:oddHBand="1" w:evenHBand="0" w:firstRowFirstColumn="0" w:firstRowLastColumn="0" w:lastRowFirstColumn="0" w:lastRowLastColumn="0"/>
-                    <w:rPr>
-                      <w:lang w:val="fr-FR" w:eastAsia="fr-FR"/>
-                    </w:rPr>
-                  </w:pPr>
-                  <w:r>
-                    <w:rPr>
-                      <w:lang w:val="fr-FR" w:eastAsia="fr-FR"/>
-                    </w:rPr>
-                    <w:t>Documentation lue par l’équipe</w:t>
-                  </w:r>
-                </w:p>
-              </w:tc>
-            </w:tr>
-            <w:tr>
-              <w:trPr>
-                <w:gridAfter w:val="1"/>
-                <w:wAfter w:w="108" w:type="dxa"/>
-              </w:trPr>
-              <w:tc>
-                <w:tcPr>
-                  <w:cnfStyle w:val="001000000000" w:firstRow="0" w:lastRow="0" w:firstColumn="1" w:lastColumn="0" w:oddVBand="0" w:evenVBand="0" w:oddHBand="0" w:evenHBand="0" w:firstRowFirstColumn="0" w:firstRowLastColumn="0" w:lastRowFirstColumn="0" w:lastRowLastColumn="0"/>
-                  <w:tcW w:w="0" w:type="auto"/>
-                  <w:hideMark/>
-                </w:tcPr>
-                <w:p>
-                  <w:pPr>
-                    <w:rPr>
-                      <w:lang w:val="fr-FR" w:eastAsia="fr-FR"/>
-                    </w:rPr>
-                  </w:pPr>
-                  <w:r>
-                    <w:rPr>
-                      <w:lang w:val="fr-FR" w:eastAsia="fr-FR"/>
-                    </w:rPr>
-                    <w:t>Problèmes d’hébergement (serveur non disponible)</w:t>
-                  </w:r>
-                </w:p>
-              </w:tc>
-              <w:tc>
-                <w:tcPr>
-                  <w:tcW w:w="0" w:type="auto"/>
-                  <w:hideMark/>
-                </w:tcPr>
-                <w:p>
-                  <w:pPr>
-                    <w:cnfStyle w:val="000000000000" w:firstRow="0" w:lastRow="0" w:firstColumn="0" w:lastColumn="0" w:oddVBand="0" w:evenVBand="0" w:oddHBand="0" w:evenHBand="0" w:firstRowFirstColumn="0" w:firstRowLastColumn="0" w:lastRowFirstColumn="0" w:lastRowLastColumn="0"/>
-                    <w:rPr>
-                      <w:lang w:val="fr-FR" w:eastAsia="fr-FR"/>
-                    </w:rPr>
-                  </w:pPr>
-                  <w:r>
-                    <w:rPr>
-                      <w:lang w:val="fr-FR" w:eastAsia="fr-FR"/>
-                    </w:rPr>
-                    <w:t>1</w:t>
-                  </w:r>
-                </w:p>
-              </w:tc>
-              <w:tc>
-                <w:tcPr>
-                  <w:tcW w:w="0" w:type="auto"/>
-                  <w:hideMark/>
-                </w:tcPr>
-                <w:p>
-                  <w:pPr>
-                    <w:cnfStyle w:val="000000000000" w:firstRow="0" w:lastRow="0" w:firstColumn="0" w:lastColumn="0" w:oddVBand="0" w:evenVBand="0" w:oddHBand="0" w:evenHBand="0" w:firstRowFirstColumn="0" w:firstRowLastColumn="0" w:lastRowFirstColumn="0" w:lastRowLastColumn="0"/>
-                    <w:rPr>
-                      <w:lang w:val="fr-FR" w:eastAsia="fr-FR"/>
-                    </w:rPr>
-                  </w:pPr>
-                  <w:r>
-                    <w:rPr>
-                      <w:lang w:val="fr-FR" w:eastAsia="fr-FR"/>
-                    </w:rPr>
-                    <w:t>3</w:t>
-                  </w:r>
-                </w:p>
-              </w:tc>
-              <w:tc>
-                <w:tcPr>
-                  <w:tcW w:w="883" w:type="dxa"/>
-                  <w:hideMark/>
-                </w:tcPr>
-                <w:p>
-                  <w:pPr>
-                    <w:cnfStyle w:val="000000000000" w:firstRow="0" w:lastRow="0" w:firstColumn="0" w:lastColumn="0" w:oddVBand="0" w:evenVBand="0" w:oddHBand="0" w:evenHBand="0" w:firstRowFirstColumn="0" w:firstRowLastColumn="0" w:lastRowFirstColumn="0" w:lastRowLastColumn="0"/>
-                    <w:rPr>
-                      <w:lang w:val="fr-FR" w:eastAsia="fr-FR"/>
-                    </w:rPr>
-                  </w:pPr>
-                  <w:r>
-                    <w:rPr>
-                      <w:lang w:val="fr-FR" w:eastAsia="fr-FR"/>
-                    </w:rPr>
-                    <w:t>3</w:t>
-                  </w:r>
-                </w:p>
-              </w:tc>
-              <w:tc>
-                <w:tcPr>
-                  <w:tcW w:w="1523" w:type="dxa"/>
-                  <w:hideMark/>
-                </w:tcPr>
-                <w:p>
-                  <w:pPr>
-                    <w:cnfStyle w:val="000000000000" w:firstRow="0" w:lastRow="0" w:firstColumn="0" w:lastColumn="0" w:oddVBand="0" w:evenVBand="0" w:oddHBand="0" w:evenHBand="0" w:firstRowFirstColumn="0" w:firstRowLastColumn="0" w:lastRowFirstColumn="0" w:lastRowLastColumn="0"/>
-                    <w:rPr>
-                      <w:lang w:val="fr-FR" w:eastAsia="fr-FR"/>
-                    </w:rPr>
-                  </w:pPr>
-                  <w:r>
-                    <w:rPr>
-                      <w:lang w:val="fr-FR" w:eastAsia="fr-FR"/>
-                    </w:rPr>
-                    <w:t>Hébergement sur serveur de test local avant déploiement définitif</w:t>
-                  </w:r>
-                </w:p>
-              </w:tc>
-              <w:tc>
-                <w:tcPr>
-                  <w:tcW w:w="1298" w:type="dxa"/>
-                  <w:gridSpan w:val="2"/>
-                  <w:hideMark/>
-                </w:tcPr>
-                <w:p>
-                  <w:pPr>
-                    <w:cnfStyle w:val="000000000000" w:firstRow="0" w:lastRow="0" w:firstColumn="0" w:lastColumn="0" w:oddVBand="0" w:evenVBand="0" w:oddHBand="0" w:evenHBand="0" w:firstRowFirstColumn="0" w:firstRowLastColumn="0" w:lastRowFirstColumn="0" w:lastRowLastColumn="0"/>
-                    <w:rPr>
-                      <w:lang w:val="fr-FR" w:eastAsia="fr-FR"/>
-                    </w:rPr>
-                  </w:pPr>
-                  <w:r>
-                    <w:rPr>
-                      <w:lang w:val="fr-FR" w:eastAsia="fr-FR"/>
-                    </w:rPr>
-                    <w:t>Céleste</w:t>
-                  </w:r>
-                </w:p>
-              </w:tc>
-              <w:tc>
-                <w:tcPr>
-                  <w:tcW w:w="1575" w:type="dxa"/>
-                  <w:gridSpan w:val="2"/>
-                  <w:hideMark/>
-                </w:tcPr>
-                <w:p>
-                  <w:pPr>
-                    <w:cnfStyle w:val="000000000000" w:firstRow="0" w:lastRow="0" w:firstColumn="0" w:lastColumn="0" w:oddVBand="0" w:evenVBand="0" w:oddHBand="0" w:evenHBand="0" w:firstRowFirstColumn="0" w:firstRowLastColumn="0" w:lastRowFirstColumn="0" w:lastRowLastColumn="0"/>
-                    <w:rPr>
-                      <w:lang w:val="fr-FR" w:eastAsia="fr-FR"/>
-                    </w:rPr>
-                  </w:pPr>
-                  <w:r>
-                    <w:rPr>
-                      <w:lang w:val="fr-FR" w:eastAsia="fr-FR"/>
-                    </w:rPr>
-                    <w:t>A venir</w:t>
-                  </w:r>
-                </w:p>
-              </w:tc>
-            </w:tr>
-            <w:tr>
-              <w:trPr>
-                <w:gridAfter w:val="1"/>
-                <w:cnfStyle w:val="000000100000" w:firstRow="0" w:lastRow="0" w:firstColumn="0" w:lastColumn="0" w:oddVBand="0" w:evenVBand="0" w:oddHBand="1" w:evenHBand="0" w:firstRowFirstColumn="0" w:firstRowLastColumn="0" w:lastRowFirstColumn="0" w:lastRowLastColumn="0"/>
-                <w:wAfter w:w="108" w:type="dxa"/>
-              </w:trPr>
-              <w:tc>
-                <w:tcPr>
-                  <w:cnfStyle w:val="001000000000" w:firstRow="0" w:lastRow="0" w:firstColumn="1" w:lastColumn="0" w:oddVBand="0" w:evenVBand="0" w:oddHBand="0" w:evenHBand="0" w:firstRowFirstColumn="0" w:firstRowLastColumn="0" w:lastRowFirstColumn="0" w:lastRowLastColumn="0"/>
-                  <w:tcW w:w="0" w:type="auto"/>
-                  <w:hideMark/>
-                </w:tcPr>
-                <w:p>
-                  <w:pPr>
-                    <w:rPr>
-                      <w:lang w:val="fr-FR" w:eastAsia="fr-FR"/>
-                    </w:rPr>
-                  </w:pPr>
-                  <w:r>
-                    <w:rPr>
-                      <w:lang w:val="fr-FR" w:eastAsia="fr-FR"/>
-                    </w:rPr>
-                    <w:t>Mauvaise communication dans l’équipe</w:t>
-                  </w:r>
-                </w:p>
-              </w:tc>
-              <w:tc>
-                <w:tcPr>
-                  <w:tcW w:w="0" w:type="auto"/>
-                  <w:hideMark/>
-                </w:tcPr>
-                <w:p>
-                  <w:pPr>
-                    <w:cnfStyle w:val="000000100000" w:firstRow="0" w:lastRow="0" w:firstColumn="0" w:lastColumn="0" w:oddVBand="0" w:evenVBand="0" w:oddHBand="1" w:evenHBand="0" w:firstRowFirstColumn="0" w:firstRowLastColumn="0" w:lastRowFirstColumn="0" w:lastRowLastColumn="0"/>
-                    <w:rPr>
-                      <w:lang w:val="fr-FR" w:eastAsia="fr-FR"/>
-                    </w:rPr>
-                  </w:pPr>
-                  <w:r>
-                    <w:rPr>
-                      <w:lang w:val="fr-FR" w:eastAsia="fr-FR"/>
-                    </w:rPr>
-                    <w:t>2</w:t>
-                  </w:r>
-                </w:p>
-              </w:tc>
-              <w:tc>
-                <w:tcPr>
-                  <w:tcW w:w="0" w:type="auto"/>
-                  <w:hideMark/>
-                </w:tcPr>
-                <w:p>
-                  <w:pPr>
-                    <w:cnfStyle w:val="000000100000" w:firstRow="0" w:lastRow="0" w:firstColumn="0" w:lastColumn="0" w:oddVBand="0" w:evenVBand="0" w:oddHBand="1" w:evenHBand="0" w:firstRowFirstColumn="0" w:firstRowLastColumn="0" w:lastRowFirstColumn="0" w:lastRowLastColumn="0"/>
-                    <w:rPr>
-                      <w:lang w:val="fr-FR" w:eastAsia="fr-FR"/>
-                    </w:rPr>
-                  </w:pPr>
-                  <w:r>
-                    <w:rPr>
-                      <w:lang w:val="fr-FR" w:eastAsia="fr-FR"/>
-                    </w:rPr>
-                    <w:t>2</w:t>
-                  </w:r>
-                </w:p>
-              </w:tc>
-              <w:tc>
-                <w:tcPr>
-                  <w:tcW w:w="883" w:type="dxa"/>
-                  <w:hideMark/>
-                </w:tcPr>
-                <w:p>
-                  <w:pPr>
-                    <w:cnfStyle w:val="000000100000" w:firstRow="0" w:lastRow="0" w:firstColumn="0" w:lastColumn="0" w:oddVBand="0" w:evenVBand="0" w:oddHBand="1" w:evenHBand="0" w:firstRowFirstColumn="0" w:firstRowLastColumn="0" w:lastRowFirstColumn="0" w:lastRowLastColumn="0"/>
-                    <w:rPr>
-                      <w:lang w:val="fr-FR" w:eastAsia="fr-FR"/>
-                    </w:rPr>
-                  </w:pPr>
-                  <w:r>
-                    <w:rPr>
-                      <w:lang w:val="fr-FR" w:eastAsia="fr-FR"/>
-                    </w:rPr>
-                    <w:t>4</w:t>
-                  </w:r>
-                </w:p>
-              </w:tc>
-              <w:tc>
-                <w:tcPr>
-                  <w:tcW w:w="1523" w:type="dxa"/>
-                  <w:hideMark/>
-                </w:tcPr>
-                <w:p>
-                  <w:pPr>
-                    <w:cnfStyle w:val="000000100000" w:firstRow="0" w:lastRow="0" w:firstColumn="0" w:lastColumn="0" w:oddVBand="0" w:evenVBand="0" w:oddHBand="1" w:evenHBand="0" w:firstRowFirstColumn="0" w:firstRowLastColumn="0" w:lastRowFirstColumn="0" w:lastRowLastColumn="0"/>
-                    <w:rPr>
-                      <w:lang w:val="fr-FR" w:eastAsia="fr-FR"/>
-                    </w:rPr>
-                  </w:pPr>
-                  <w:r>
-                    <w:rPr>
-                      <w:lang w:val="fr-FR" w:eastAsia="fr-FR"/>
-                    </w:rPr>
-                    <w:t>Réunions fixes + utilisation</w:t>
-                  </w:r>
-                  <w:r>
-                    <w:rPr>
-                      <w:lang w:val="fr-FR" w:eastAsia="fr-FR"/>
-                    </w:rPr>
-                    <w:t xml:space="preserve"> de</w:t>
-                  </w:r>
-                  <w:r>
-                    <w:rPr>
-                      <w:lang w:val="fr-FR" w:eastAsia="fr-FR"/>
-                    </w:rPr>
-                    <w:t xml:space="preserve"> </w:t>
-                  </w:r>
-                  <w:proofErr w:type="gramStart"/>
-                  <w:r>
-                    <w:rPr>
-                      <w:lang w:val="fr-FR" w:eastAsia="fr-FR"/>
-                    </w:rPr>
-                    <w:t>Trello</w:t>
-                  </w:r>
-                  <w:r>
-                    <w:rPr>
-                      <w:lang w:val="fr-FR" w:eastAsia="fr-FR"/>
-                    </w:rPr>
-                    <w:t xml:space="preserve"> ,</w:t>
-                  </w:r>
-                  <w:proofErr w:type="gramEnd"/>
-                  <w:r>
-                    <w:rPr>
-                      <w:lang w:val="fr-FR" w:eastAsia="fr-FR"/>
-                    </w:rPr>
-                    <w:t xml:space="preserve"> </w:t>
-                  </w:r>
-                  <w:proofErr w:type="spellStart"/>
-                  <w:r>
-                    <w:rPr>
-                      <w:lang w:val="fr-FR" w:eastAsia="fr-FR"/>
-                    </w:rPr>
-                    <w:t>GitLab</w:t>
-                  </w:r>
-                  <w:proofErr w:type="spellEnd"/>
-                  <w:r>
-                    <w:rPr>
-                      <w:lang w:val="fr-FR" w:eastAsia="fr-FR"/>
-                    </w:rPr>
-                    <w:t xml:space="preserve"> et réseaux sociaux</w:t>
-                  </w:r>
-                </w:p>
-              </w:tc>
-              <w:tc>
-                <w:tcPr>
-                  <w:tcW w:w="1298" w:type="dxa"/>
-                  <w:gridSpan w:val="2"/>
-                  <w:hideMark/>
-                </w:tcPr>
-                <w:p>
-                  <w:pPr>
-                    <w:cnfStyle w:val="000000100000" w:firstRow="0" w:lastRow="0" w:firstColumn="0" w:lastColumn="0" w:oddVBand="0" w:evenVBand="0" w:oddHBand="1" w:evenHBand="0" w:firstRowFirstColumn="0" w:firstRowLastColumn="0" w:lastRowFirstColumn="0" w:lastRowLastColumn="0"/>
-                    <w:rPr>
-                      <w:lang w:val="fr-FR" w:eastAsia="fr-FR"/>
-                    </w:rPr>
-                  </w:pPr>
-                  <w:r>
-                    <w:rPr>
-                      <w:lang w:val="fr-FR" w:eastAsia="fr-FR"/>
-                    </w:rPr>
-                    <w:t>Adrien</w:t>
-                  </w:r>
-                </w:p>
-              </w:tc>
-              <w:tc>
-                <w:tcPr>
-                  <w:tcW w:w="1575" w:type="dxa"/>
-                  <w:gridSpan w:val="2"/>
-                  <w:hideMark/>
-                </w:tcPr>
-                <w:p>
-                  <w:pPr>
-                    <w:cnfStyle w:val="000000100000" w:firstRow="0" w:lastRow="0" w:firstColumn="0" w:lastColumn="0" w:oddVBand="0" w:evenVBand="0" w:oddHBand="1" w:evenHBand="0" w:firstRowFirstColumn="0" w:firstRowLastColumn="0" w:lastRowFirstColumn="0" w:lastRowLastColumn="0"/>
-                    <w:rPr>
-                      <w:lang w:val="fr-FR" w:eastAsia="fr-FR"/>
-                    </w:rPr>
-                  </w:pPr>
-                  <w:r>
-                    <w:rPr>
-                      <w:lang w:val="fr-FR" w:eastAsia="fr-FR"/>
-                    </w:rPr>
-                    <w:t xml:space="preserve">Moyens mis en place (groupe de communication, </w:t>
-                  </w:r>
-                  <w:proofErr w:type="spellStart"/>
-                  <w:proofErr w:type="gramStart"/>
-                  <w:r>
-                    <w:rPr>
-                      <w:lang w:val="fr-FR" w:eastAsia="fr-FR"/>
-                    </w:rPr>
-                    <w:t>trello</w:t>
-                  </w:r>
-                  <w:proofErr w:type="spellEnd"/>
-                  <w:r>
-                    <w:rPr>
-                      <w:lang w:val="fr-FR" w:eastAsia="fr-FR"/>
-                    </w:rPr>
-                    <w:t>,..</w:t>
-                  </w:r>
-                  <w:proofErr w:type="gramEnd"/>
-                  <w:r>
-                    <w:rPr>
-                      <w:lang w:val="fr-FR" w:eastAsia="fr-FR"/>
-                    </w:rPr>
-                    <w:t>)</w:t>
-                  </w:r>
-                </w:p>
-              </w:tc>
-            </w:tr>
-            <w:tr>
-              <w:trPr>
-                <w:gridAfter w:val="1"/>
-                <w:wAfter w:w="108" w:type="dxa"/>
-              </w:trPr>
-              <w:tc>
-                <w:tcPr>
-                  <w:cnfStyle w:val="001000000000" w:firstRow="0" w:lastRow="0" w:firstColumn="1" w:lastColumn="0" w:oddVBand="0" w:evenVBand="0" w:oddHBand="0" w:evenHBand="0" w:firstRowFirstColumn="0" w:firstRowLastColumn="0" w:lastRowFirstColumn="0" w:lastRowLastColumn="0"/>
-                  <w:tcW w:w="0" w:type="auto"/>
-                </w:tcPr>
-                <w:p>
-                  <w:pPr>
-                    <w:rPr>
-                      <w:lang w:val="fr-FR" w:eastAsia="fr-FR"/>
-                    </w:rPr>
-                  </w:pPr>
-                  <w:r>
-                    <w:rPr>
-                      <w:lang w:val="fr-FR" w:eastAsia="fr-FR"/>
-                    </w:rPr>
-                    <w:t xml:space="preserve">Difficulté à générer unie à partager </w:t>
-                  </w:r>
-                </w:p>
-              </w:tc>
-              <w:tc>
-                <w:tcPr>
-                  <w:tcW w:w="0" w:type="auto"/>
-                </w:tcPr>
-                <w:p>
-                  <w:pPr>
-                    <w:cnfStyle w:val="000000000000" w:firstRow="0" w:lastRow="0" w:firstColumn="0" w:lastColumn="0" w:oddVBand="0" w:evenVBand="0" w:oddHBand="0" w:evenHBand="0" w:firstRowFirstColumn="0" w:firstRowLastColumn="0" w:lastRowFirstColumn="0" w:lastRowLastColumn="0"/>
-                    <w:rPr>
-                      <w:lang w:val="fr-FR" w:eastAsia="fr-FR"/>
-                    </w:rPr>
-                  </w:pPr>
-                  <w:r>
-                    <w:rPr>
-                      <w:lang w:val="fr-FR" w:eastAsia="fr-FR"/>
-                    </w:rPr>
-                    <w:t>2</w:t>
-                  </w:r>
-                </w:p>
-              </w:tc>
-              <w:tc>
-                <w:tcPr>
-                  <w:tcW w:w="0" w:type="auto"/>
-                </w:tcPr>
-                <w:p>
-                  <w:pPr>
-                    <w:cnfStyle w:val="000000000000" w:firstRow="0" w:lastRow="0" w:firstColumn="0" w:lastColumn="0" w:oddVBand="0" w:evenVBand="0" w:oddHBand="0" w:evenHBand="0" w:firstRowFirstColumn="0" w:firstRowLastColumn="0" w:lastRowFirstColumn="0" w:lastRowLastColumn="0"/>
-                    <w:rPr>
-                      <w:lang w:val="fr-FR" w:eastAsia="fr-FR"/>
-                    </w:rPr>
-                  </w:pPr>
-                  <w:r>
-                    <w:rPr>
-                      <w:lang w:val="fr-FR" w:eastAsia="fr-FR"/>
-                    </w:rPr>
-                    <w:t>2</w:t>
-                  </w:r>
-                </w:p>
-              </w:tc>
-              <w:tc>
-                <w:tcPr>
-                  <w:tcW w:w="883" w:type="dxa"/>
-                </w:tcPr>
-                <w:p>
-                  <w:pPr>
-                    <w:cnfStyle w:val="000000000000" w:firstRow="0" w:lastRow="0" w:firstColumn="0" w:lastColumn="0" w:oddVBand="0" w:evenVBand="0" w:oddHBand="0" w:evenHBand="0" w:firstRowFirstColumn="0" w:firstRowLastColumn="0" w:lastRowFirstColumn="0" w:lastRowLastColumn="0"/>
-                    <w:rPr>
-                      <w:lang w:val="fr-FR" w:eastAsia="fr-FR"/>
-                    </w:rPr>
-                  </w:pPr>
-                  <w:r>
-                    <w:rPr>
-                      <w:lang w:val="fr-FR" w:eastAsia="fr-FR"/>
-                    </w:rPr>
-                    <w:t>4</w:t>
-                  </w:r>
-                </w:p>
-              </w:tc>
-              <w:tc>
-                <w:tcPr>
-                  <w:tcW w:w="1523" w:type="dxa"/>
-                </w:tcPr>
-                <w:p>
-                  <w:pPr>
-                    <w:cnfStyle w:val="000000000000" w:firstRow="0" w:lastRow="0" w:firstColumn="0" w:lastColumn="0" w:oddVBand="0" w:evenVBand="0" w:oddHBand="0" w:evenHBand="0" w:firstRowFirstColumn="0" w:firstRowLastColumn="0" w:lastRowFirstColumn="0" w:lastRowLastColumn="0"/>
-                    <w:rPr>
-                      <w:lang w:val="fr-FR" w:eastAsia="fr-FR"/>
-                    </w:rPr>
-                  </w:pPr>
-                  <w:r>
-                    <w:rPr>
-                      <w:lang w:val="fr-FR" w:eastAsia="fr-FR"/>
-                    </w:rPr>
-                    <w:t xml:space="preserve">Se documenter et voir les techniques déjà existantes </w:t>
-                  </w:r>
-                </w:p>
-              </w:tc>
-              <w:tc>
-                <w:tcPr>
-                  <w:tcW w:w="1298" w:type="dxa"/>
-                  <w:gridSpan w:val="2"/>
-                </w:tcPr>
-                <w:p>
-                  <w:pPr>
-                    <w:cnfStyle w:val="000000000000" w:firstRow="0" w:lastRow="0" w:firstColumn="0" w:lastColumn="0" w:oddVBand="0" w:evenVBand="0" w:oddHBand="0" w:evenHBand="0" w:firstRowFirstColumn="0" w:firstRowLastColumn="0" w:lastRowFirstColumn="0" w:lastRowLastColumn="0"/>
-                    <w:rPr>
-                      <w:lang w:val="fr-FR" w:eastAsia="fr-FR"/>
-                    </w:rPr>
-                  </w:pPr>
-                  <w:r>
-                    <w:rPr>
-                      <w:lang w:val="fr-FR" w:eastAsia="fr-FR"/>
-                    </w:rPr>
-                    <w:t>Céleste</w:t>
-                  </w:r>
-                </w:p>
-              </w:tc>
-              <w:tc>
-                <w:tcPr>
-                  <w:tcW w:w="1575" w:type="dxa"/>
-                  <w:gridSpan w:val="2"/>
-                </w:tcPr>
-                <w:p>
-                  <w:pPr>
-                    <w:cnfStyle w:val="000000000000" w:firstRow="0" w:lastRow="0" w:firstColumn="0" w:lastColumn="0" w:oddVBand="0" w:evenVBand="0" w:oddHBand="0" w:evenHBand="0" w:firstRowFirstColumn="0" w:firstRowLastColumn="0" w:lastRowFirstColumn="0" w:lastRowLastColumn="0"/>
-                    <w:rPr>
-                      <w:lang w:val="fr-FR" w:eastAsia="fr-FR"/>
-                    </w:rPr>
-                  </w:pPr>
-                  <w:r>
-                    <w:rPr>
-                      <w:lang w:val="fr-FR" w:eastAsia="fr-FR"/>
-                    </w:rPr>
-                    <w:t xml:space="preserve">A venir </w:t>
-                  </w:r>
-                </w:p>
-              </w:tc>
-            </w:tr>
-            <w:tr>
-              <w:trPr>
-                <w:gridAfter w:val="1"/>
-                <w:cnfStyle w:val="000000100000" w:firstRow="0" w:lastRow="0" w:firstColumn="0" w:lastColumn="0" w:oddVBand="0" w:evenVBand="0" w:oddHBand="1" w:evenHBand="0" w:firstRowFirstColumn="0" w:firstRowLastColumn="0" w:lastRowFirstColumn="0" w:lastRowLastColumn="0"/>
-                <w:wAfter w:w="108" w:type="dxa"/>
-              </w:trPr>
-              <w:tc>
-                <w:tcPr>
-                  <w:cnfStyle w:val="001000000000" w:firstRow="0" w:lastRow="0" w:firstColumn="1" w:lastColumn="0" w:oddVBand="0" w:evenVBand="0" w:oddHBand="0" w:evenHBand="0" w:firstRowFirstColumn="0" w:firstRowLastColumn="0" w:lastRowFirstColumn="0" w:lastRowLastColumn="0"/>
-                  <w:tcW w:w="0" w:type="auto"/>
-                  <w:hideMark/>
-                </w:tcPr>
-                <w:p>
-                  <w:pPr>
-                    <w:rPr>
-                      <w:lang w:val="fr-FR" w:eastAsia="fr-FR"/>
-                    </w:rPr>
-                  </w:pPr>
-                  <w:r>
-                    <w:rPr>
-                      <w:lang w:val="fr-FR" w:eastAsia="fr-FR"/>
-                    </w:rPr>
-                    <w:t>Non-conformité RGPD (stockage d’infos perso)</w:t>
-                  </w:r>
-                </w:p>
-              </w:tc>
-              <w:tc>
-                <w:tcPr>
-                  <w:tcW w:w="0" w:type="auto"/>
-                  <w:hideMark/>
-                </w:tcPr>
-                <w:p>
-                  <w:pPr>
-                    <w:cnfStyle w:val="000000100000" w:firstRow="0" w:lastRow="0" w:firstColumn="0" w:lastColumn="0" w:oddVBand="0" w:evenVBand="0" w:oddHBand="1" w:evenHBand="0" w:firstRowFirstColumn="0" w:firstRowLastColumn="0" w:lastRowFirstColumn="0" w:lastRowLastColumn="0"/>
-                    <w:rPr>
-                      <w:lang w:val="fr-FR" w:eastAsia="fr-FR"/>
-                    </w:rPr>
-                  </w:pPr>
-                  <w:r>
-                    <w:rPr>
-                      <w:lang w:val="fr-FR" w:eastAsia="fr-FR"/>
-                    </w:rPr>
-                    <w:t>1</w:t>
-                  </w:r>
-                </w:p>
-              </w:tc>
-              <w:tc>
-                <w:tcPr>
-                  <w:tcW w:w="0" w:type="auto"/>
-                  <w:hideMark/>
-                </w:tcPr>
-                <w:p>
-                  <w:pPr>
-                    <w:cnfStyle w:val="000000100000" w:firstRow="0" w:lastRow="0" w:firstColumn="0" w:lastColumn="0" w:oddVBand="0" w:evenVBand="0" w:oddHBand="1" w:evenHBand="0" w:firstRowFirstColumn="0" w:firstRowLastColumn="0" w:lastRowFirstColumn="0" w:lastRowLastColumn="0"/>
-                    <w:rPr>
-                      <w:lang w:val="fr-FR" w:eastAsia="fr-FR"/>
-                    </w:rPr>
-                  </w:pPr>
-                  <w:r>
-                    <w:rPr>
-                      <w:lang w:val="fr-FR" w:eastAsia="fr-FR"/>
-                    </w:rPr>
-                    <w:t>3</w:t>
-                  </w:r>
-                </w:p>
-              </w:tc>
-              <w:tc>
-                <w:tcPr>
-                  <w:tcW w:w="883" w:type="dxa"/>
-                  <w:hideMark/>
-                </w:tcPr>
-                <w:p>
-                  <w:pPr>
-                    <w:cnfStyle w:val="000000100000" w:firstRow="0" w:lastRow="0" w:firstColumn="0" w:lastColumn="0" w:oddVBand="0" w:evenVBand="0" w:oddHBand="1" w:evenHBand="0" w:firstRowFirstColumn="0" w:firstRowLastColumn="0" w:lastRowFirstColumn="0" w:lastRowLastColumn="0"/>
-                    <w:rPr>
-                      <w:lang w:val="fr-FR" w:eastAsia="fr-FR"/>
-                    </w:rPr>
-                  </w:pPr>
-                  <w:r>
-                    <w:rPr>
-                      <w:lang w:val="fr-FR" w:eastAsia="fr-FR"/>
-                    </w:rPr>
-                    <w:t>3</w:t>
-                  </w:r>
-                </w:p>
-              </w:tc>
-              <w:tc>
-                <w:tcPr>
-                  <w:tcW w:w="1523" w:type="dxa"/>
-                  <w:hideMark/>
-                </w:tcPr>
-                <w:p>
-                  <w:pPr>
-                    <w:cnfStyle w:val="000000100000" w:firstRow="0" w:lastRow="0" w:firstColumn="0" w:lastColumn="0" w:oddVBand="0" w:evenVBand="0" w:oddHBand="1" w:evenHBand="0" w:firstRowFirstColumn="0" w:firstRowLastColumn="0" w:lastRowFirstColumn="0" w:lastRowLastColumn="0"/>
-                    <w:rPr>
-                      <w:lang w:val="fr-FR" w:eastAsia="fr-FR"/>
-                    </w:rPr>
-                  </w:pPr>
-                  <w:r>
-                    <w:rPr>
-                      <w:lang w:val="fr-FR" w:eastAsia="fr-FR"/>
-                    </w:rPr>
-                    <w:t>Minimiser les données stockées ; afficher les mentions légales</w:t>
-                  </w:r>
-                </w:p>
-              </w:tc>
-              <w:tc>
-                <w:tcPr>
-                  <w:tcW w:w="1298" w:type="dxa"/>
-                  <w:gridSpan w:val="2"/>
-                  <w:hideMark/>
-                </w:tcPr>
-                <w:p>
-                  <w:pPr>
-                    <w:cnfStyle w:val="000000100000" w:firstRow="0" w:lastRow="0" w:firstColumn="0" w:lastColumn="0" w:oddVBand="0" w:evenVBand="0" w:oddHBand="1" w:evenHBand="0" w:firstRowFirstColumn="0" w:firstRowLastColumn="0" w:lastRowFirstColumn="0" w:lastRowLastColumn="0"/>
-                    <w:rPr>
-                      <w:lang w:val="fr-FR" w:eastAsia="fr-FR"/>
-                    </w:rPr>
-                  </w:pPr>
-                  <w:r>
-                    <w:rPr>
-                      <w:lang w:val="fr-FR" w:eastAsia="fr-FR"/>
-                    </w:rPr>
-                    <w:t>Sasha</w:t>
-                  </w:r>
-                </w:p>
-              </w:tc>
-              <w:tc>
-                <w:tcPr>
-                  <w:tcW w:w="1575" w:type="dxa"/>
-                  <w:gridSpan w:val="2"/>
-                  <w:hideMark/>
-                </w:tcPr>
-                <w:p>
-                  <w:pPr>
-                    <w:cnfStyle w:val="000000100000" w:firstRow="0" w:lastRow="0" w:firstColumn="0" w:lastColumn="0" w:oddVBand="0" w:evenVBand="0" w:oddHBand="1" w:evenHBand="0" w:firstRowFirstColumn="0" w:firstRowLastColumn="0" w:lastRowFirstColumn="0" w:lastRowLastColumn="0"/>
-                    <w:rPr>
-                      <w:lang w:val="fr-FR" w:eastAsia="fr-FR"/>
-                    </w:rPr>
-                  </w:pPr>
-                  <w:r>
-                    <w:rPr>
-                      <w:lang w:val="fr-FR" w:eastAsia="fr-FR"/>
-                    </w:rPr>
-                    <w:t>Mention RGPD à ajouter</w:t>
-                  </w:r>
-                </w:p>
-              </w:tc>
-            </w:tr>
-            <w:tr>
-              <w:trPr>
-                <w:gridAfter w:val="1"/>
-                <w:wAfter w:w="108" w:type="dxa"/>
-              </w:trPr>
-              <w:tc>
-                <w:tcPr>
-                  <w:cnfStyle w:val="001000000000" w:firstRow="0" w:lastRow="0" w:firstColumn="1" w:lastColumn="0" w:oddVBand="0" w:evenVBand="0" w:oddHBand="0" w:evenHBand="0" w:firstRowFirstColumn="0" w:firstRowLastColumn="0" w:lastRowFirstColumn="0" w:lastRowLastColumn="0"/>
-                  <w:tcW w:w="0" w:type="auto"/>
-                  <w:hideMark/>
-                </w:tcPr>
-                <w:p>
-                  <w:pPr>
-                    <w:rPr>
-                      <w:lang w:val="fr-FR" w:eastAsia="fr-FR"/>
-                    </w:rPr>
-                  </w:pPr>
-                  <w:r>
-                    <w:rPr>
-                      <w:lang w:val="fr-FR" w:eastAsia="fr-FR"/>
-                    </w:rPr>
-                    <w:t>Problèmes d’accessibilité (personnes à mobilité réduite)</w:t>
-                  </w:r>
-                </w:p>
-              </w:tc>
-              <w:tc>
-                <w:tcPr>
-                  <w:tcW w:w="0" w:type="auto"/>
-                  <w:hideMark/>
-                </w:tcPr>
-                <w:p>
-                  <w:pPr>
-                    <w:cnfStyle w:val="000000000000" w:firstRow="0" w:lastRow="0" w:firstColumn="0" w:lastColumn="0" w:oddVBand="0" w:evenVBand="0" w:oddHBand="0" w:evenHBand="0" w:firstRowFirstColumn="0" w:firstRowLastColumn="0" w:lastRowFirstColumn="0" w:lastRowLastColumn="0"/>
-                    <w:rPr>
-                      <w:lang w:val="fr-FR" w:eastAsia="fr-FR"/>
-                    </w:rPr>
-                  </w:pPr>
-                  <w:r>
-                    <w:rPr>
-                      <w:lang w:val="fr-FR" w:eastAsia="fr-FR"/>
-                    </w:rPr>
-                    <w:t>2</w:t>
-                  </w:r>
-                </w:p>
-              </w:tc>
-              <w:tc>
-                <w:tcPr>
-                  <w:tcW w:w="0" w:type="auto"/>
-                  <w:hideMark/>
-                </w:tcPr>
-                <w:p>
-                  <w:pPr>
-                    <w:cnfStyle w:val="000000000000" w:firstRow="0" w:lastRow="0" w:firstColumn="0" w:lastColumn="0" w:oddVBand="0" w:evenVBand="0" w:oddHBand="0" w:evenHBand="0" w:firstRowFirstColumn="0" w:firstRowLastColumn="0" w:lastRowFirstColumn="0" w:lastRowLastColumn="0"/>
-                    <w:rPr>
-                      <w:lang w:val="fr-FR" w:eastAsia="fr-FR"/>
-                    </w:rPr>
-                  </w:pPr>
-                  <w:r>
-                    <w:rPr>
-                      <w:lang w:val="fr-FR" w:eastAsia="fr-FR"/>
-                    </w:rPr>
-                    <w:t>2</w:t>
-                  </w:r>
-                </w:p>
-              </w:tc>
-              <w:tc>
-                <w:tcPr>
-                  <w:tcW w:w="883" w:type="dxa"/>
-                  <w:hideMark/>
-                </w:tcPr>
-                <w:p>
-                  <w:pPr>
-                    <w:cnfStyle w:val="000000000000" w:firstRow="0" w:lastRow="0" w:firstColumn="0" w:lastColumn="0" w:oddVBand="0" w:evenVBand="0" w:oddHBand="0" w:evenHBand="0" w:firstRowFirstColumn="0" w:firstRowLastColumn="0" w:lastRowFirstColumn="0" w:lastRowLastColumn="0"/>
-                    <w:rPr>
-                      <w:lang w:val="fr-FR" w:eastAsia="fr-FR"/>
-                    </w:rPr>
-                  </w:pPr>
-                  <w:r>
-                    <w:rPr>
-                      <w:lang w:val="fr-FR" w:eastAsia="fr-FR"/>
-                    </w:rPr>
-                    <w:t>4</w:t>
-                  </w:r>
-                </w:p>
-              </w:tc>
-              <w:tc>
-                <w:tcPr>
-                  <w:tcW w:w="1523" w:type="dxa"/>
-                  <w:hideMark/>
-                </w:tcPr>
-                <w:p>
-                  <w:pPr>
-                    <w:cnfStyle w:val="000000000000" w:firstRow="0" w:lastRow="0" w:firstColumn="0" w:lastColumn="0" w:oddVBand="0" w:evenVBand="0" w:oddHBand="0" w:evenHBand="0" w:firstRowFirstColumn="0" w:firstRowLastColumn="0" w:lastRowFirstColumn="0" w:lastRowLastColumn="0"/>
-                    <w:rPr>
-                      <w:lang w:val="fr-FR" w:eastAsia="fr-FR"/>
-                    </w:rPr>
-                  </w:pPr>
-                  <w:r>
-                    <w:rPr>
-                      <w:lang w:val="fr-FR" w:eastAsia="fr-FR"/>
-                    </w:rPr>
-                    <w:t>Tester les modes “grosse police” et “dyslexie”</w:t>
-                  </w:r>
-                </w:p>
-              </w:tc>
-              <w:tc>
-                <w:tcPr>
-                  <w:tcW w:w="1298" w:type="dxa"/>
-                  <w:gridSpan w:val="2"/>
-                  <w:hideMark/>
-                </w:tcPr>
-                <w:p>
-                  <w:pPr>
-                    <w:cnfStyle w:val="000000000000" w:firstRow="0" w:lastRow="0" w:firstColumn="0" w:lastColumn="0" w:oddVBand="0" w:evenVBand="0" w:oddHBand="0" w:evenHBand="0" w:firstRowFirstColumn="0" w:firstRowLastColumn="0" w:lastRowFirstColumn="0" w:lastRowLastColumn="0"/>
-                    <w:rPr>
-                      <w:lang w:val="fr-FR" w:eastAsia="fr-FR"/>
-                    </w:rPr>
-                  </w:pPr>
-                  <w:r>
-                    <w:rPr>
-                      <w:lang w:val="fr-FR" w:eastAsia="fr-FR"/>
-                    </w:rPr>
-                    <w:t>Céleste</w:t>
-                  </w:r>
-                </w:p>
-              </w:tc>
-              <w:tc>
-                <w:tcPr>
-                  <w:tcW w:w="1575" w:type="dxa"/>
-                  <w:gridSpan w:val="2"/>
-                  <w:hideMark/>
-                </w:tcPr>
-                <w:p>
-                  <w:pPr>
-                    <w:cnfStyle w:val="000000000000" w:firstRow="0" w:lastRow="0" w:firstColumn="0" w:lastColumn="0" w:oddVBand="0" w:evenVBand="0" w:oddHBand="0" w:evenHBand="0" w:firstRowFirstColumn="0" w:firstRowLastColumn="0" w:lastRowFirstColumn="0" w:lastRowLastColumn="0"/>
-                    <w:rPr>
-                      <w:lang w:val="fr-FR" w:eastAsia="fr-FR"/>
-                    </w:rPr>
-                  </w:pPr>
-                  <w:r>
-                    <w:rPr>
-                      <w:lang w:val="fr-FR" w:eastAsia="fr-FR"/>
-                    </w:rPr>
-                    <w:t>En développement</w:t>
-                  </w:r>
-                </w:p>
-              </w:tc>
-            </w:tr>
-            <w:tr>
-              <w:trPr>
-                <w:gridAfter w:val="1"/>
-                <w:cnfStyle w:val="000000100000" w:firstRow="0" w:lastRow="0" w:firstColumn="0" w:lastColumn="0" w:oddVBand="0" w:evenVBand="0" w:oddHBand="1" w:evenHBand="0" w:firstRowFirstColumn="0" w:firstRowLastColumn="0" w:lastRowFirstColumn="0" w:lastRowLastColumn="0"/>
-                <w:wAfter w:w="108" w:type="dxa"/>
-              </w:trPr>
-              <w:tc>
-                <w:tcPr>
-                  <w:cnfStyle w:val="001000000000" w:firstRow="0" w:lastRow="0" w:firstColumn="1" w:lastColumn="0" w:oddVBand="0" w:evenVBand="0" w:oddHBand="0" w:evenHBand="0" w:firstRowFirstColumn="0" w:firstRowLastColumn="0" w:lastRowFirstColumn="0" w:lastRowLastColumn="0"/>
-                  <w:tcW w:w="0" w:type="auto"/>
-                  <w:hideMark/>
-                </w:tcPr>
-                <w:p>
-                  <w:pPr>
-                    <w:rPr>
-                      <w:lang w:val="fr-FR" w:eastAsia="fr-FR"/>
-                    </w:rPr>
-                  </w:pPr>
-                  <w:r>
-                    <w:rPr>
-                      <w:lang w:val="fr-FR" w:eastAsia="fr-FR"/>
-                    </w:rPr>
-                    <w:t xml:space="preserve">Mauvaise ergonomie du site </w:t>
-                  </w:r>
-                </w:p>
-              </w:tc>
-              <w:tc>
-                <w:tcPr>
-                  <w:tcW w:w="0" w:type="auto"/>
-                  <w:hideMark/>
-                </w:tcPr>
-                <w:p>
-                  <w:pPr>
-                    <w:cnfStyle w:val="000000100000" w:firstRow="0" w:lastRow="0" w:firstColumn="0" w:lastColumn="0" w:oddVBand="0" w:evenVBand="0" w:oddHBand="1" w:evenHBand="0" w:firstRowFirstColumn="0" w:firstRowLastColumn="0" w:lastRowFirstColumn="0" w:lastRowLastColumn="0"/>
-                    <w:rPr>
-                      <w:lang w:val="fr-FR" w:eastAsia="fr-FR"/>
-                    </w:rPr>
-                  </w:pPr>
-                  <w:r>
-                    <w:rPr>
-                      <w:lang w:val="fr-FR" w:eastAsia="fr-FR"/>
-                    </w:rPr>
-                    <w:t>2</w:t>
-                  </w:r>
-                </w:p>
-              </w:tc>
-              <w:tc>
-                <w:tcPr>
-                  <w:tcW w:w="0" w:type="auto"/>
-                  <w:hideMark/>
-                </w:tcPr>
-                <w:p>
-                  <w:pPr>
-                    <w:cnfStyle w:val="000000100000" w:firstRow="0" w:lastRow="0" w:firstColumn="0" w:lastColumn="0" w:oddVBand="0" w:evenVBand="0" w:oddHBand="1" w:evenHBand="0" w:firstRowFirstColumn="0" w:firstRowLastColumn="0" w:lastRowFirstColumn="0" w:lastRowLastColumn="0"/>
-                    <w:rPr>
-                      <w:lang w:val="fr-FR" w:eastAsia="fr-FR"/>
-                    </w:rPr>
-                  </w:pPr>
-                  <w:r>
-                    <w:rPr>
-                      <w:lang w:val="fr-FR" w:eastAsia="fr-FR"/>
-                    </w:rPr>
-                    <w:t>2</w:t>
-                  </w:r>
-                </w:p>
-              </w:tc>
-              <w:tc>
-                <w:tcPr>
-                  <w:tcW w:w="883" w:type="dxa"/>
-                  <w:hideMark/>
-                </w:tcPr>
-                <w:p>
-                  <w:pPr>
-                    <w:cnfStyle w:val="000000100000" w:firstRow="0" w:lastRow="0" w:firstColumn="0" w:lastColumn="0" w:oddVBand="0" w:evenVBand="0" w:oddHBand="1" w:evenHBand="0" w:firstRowFirstColumn="0" w:firstRowLastColumn="0" w:lastRowFirstColumn="0" w:lastRowLastColumn="0"/>
-                    <w:rPr>
-                      <w:lang w:val="fr-FR" w:eastAsia="fr-FR"/>
-                    </w:rPr>
-                  </w:pPr>
-                  <w:r>
-                    <w:rPr>
-                      <w:lang w:val="fr-FR" w:eastAsia="fr-FR"/>
-                    </w:rPr>
-                    <w:t>4</w:t>
-                  </w:r>
-                </w:p>
-              </w:tc>
-              <w:tc>
-                <w:tcPr>
-                  <w:tcW w:w="1523" w:type="dxa"/>
-                  <w:hideMark/>
-                </w:tcPr>
-                <w:p>
-                  <w:pPr>
-                    <w:cnfStyle w:val="000000100000" w:firstRow="0" w:lastRow="0" w:firstColumn="0" w:lastColumn="0" w:oddVBand="0" w:evenVBand="0" w:oddHBand="1" w:evenHBand="0" w:firstRowFirstColumn="0" w:firstRowLastColumn="0" w:lastRowFirstColumn="0" w:lastRowLastColumn="0"/>
-                    <w:rPr>
-                      <w:lang w:val="fr-FR" w:eastAsia="fr-FR"/>
-                    </w:rPr>
-                  </w:pPr>
-                  <w:proofErr w:type="gramStart"/>
-                  <w:r>
-                    <w:rPr>
-                      <w:lang w:val="fr-FR" w:eastAsia="fr-FR"/>
-                    </w:rPr>
-                    <w:t>design</w:t>
-                  </w:r>
-                  <w:proofErr w:type="gramEnd"/>
-                  <w:r>
-                    <w:rPr>
-                      <w:lang w:val="fr-FR" w:eastAsia="fr-FR"/>
-                    </w:rPr>
-                    <w:t xml:space="preserve"> simplifié (menu clair, icônes)</w:t>
-                  </w:r>
-                </w:p>
-              </w:tc>
-              <w:tc>
-                <w:tcPr>
-                  <w:tcW w:w="1298" w:type="dxa"/>
-                  <w:gridSpan w:val="2"/>
-                  <w:hideMark/>
-                </w:tcPr>
-                <w:p>
-                  <w:pPr>
-                    <w:cnfStyle w:val="000000100000" w:firstRow="0" w:lastRow="0" w:firstColumn="0" w:lastColumn="0" w:oddVBand="0" w:evenVBand="0" w:oddHBand="1" w:evenHBand="0" w:firstRowFirstColumn="0" w:firstRowLastColumn="0" w:lastRowFirstColumn="0" w:lastRowLastColumn="0"/>
-                    <w:rPr>
-                      <w:lang w:val="fr-FR" w:eastAsia="fr-FR"/>
-                    </w:rPr>
-                  </w:pPr>
-                  <w:r>
-                    <w:rPr>
-                      <w:lang w:val="fr-FR" w:eastAsia="fr-FR"/>
-                    </w:rPr>
-                    <w:t>Lenny</w:t>
-                  </w:r>
-                </w:p>
-              </w:tc>
-              <w:tc>
-                <w:tcPr>
-                  <w:tcW w:w="1575" w:type="dxa"/>
-                  <w:gridSpan w:val="2"/>
-                  <w:hideMark/>
-                </w:tcPr>
-                <w:p>
-                  <w:pPr>
-                    <w:cnfStyle w:val="000000100000" w:firstRow="0" w:lastRow="0" w:firstColumn="0" w:lastColumn="0" w:oddVBand="0" w:evenVBand="0" w:oddHBand="1" w:evenHBand="0" w:firstRowFirstColumn="0" w:firstRowLastColumn="0" w:lastRowFirstColumn="0" w:lastRowLastColumn="0"/>
-                    <w:rPr>
-                      <w:lang w:val="fr-FR" w:eastAsia="fr-FR"/>
-                    </w:rPr>
-                  </w:pPr>
-                  <w:r>
-                    <w:rPr>
-                      <w:lang w:val="fr-FR" w:eastAsia="fr-FR"/>
-                    </w:rPr>
-                    <w:t>Design validé partiellement</w:t>
-                  </w:r>
-                </w:p>
-              </w:tc>
-            </w:tr>
-            <w:tr>
-              <w:trPr>
-                <w:gridAfter w:val="1"/>
-                <w:wAfter w:w="108" w:type="dxa"/>
-              </w:trPr>
-              <w:tc>
-                <w:tcPr>
-                  <w:cnfStyle w:val="001000000000" w:firstRow="0" w:lastRow="0" w:firstColumn="1" w:lastColumn="0" w:oddVBand="0" w:evenVBand="0" w:oddHBand="0" w:evenHBand="0" w:firstRowFirstColumn="0" w:firstRowLastColumn="0" w:lastRowFirstColumn="0" w:lastRowLastColumn="0"/>
-                  <w:tcW w:w="0" w:type="auto"/>
-                  <w:hideMark/>
-                </w:tcPr>
-                <w:p>
-                  <w:pPr>
-                    <w:rPr>
-                      <w:lang w:val="fr-FR" w:eastAsia="fr-FR"/>
-                    </w:rPr>
-                  </w:pPr>
-                  <w:r>
-                    <w:rPr>
-                      <w:lang w:val="fr-FR" w:eastAsia="fr-FR"/>
-                    </w:rPr>
-                    <w:t>Non-fonctionnement du chat en temps réel</w:t>
-                  </w:r>
-                </w:p>
-              </w:tc>
-              <w:tc>
-                <w:tcPr>
-                  <w:tcW w:w="0" w:type="auto"/>
-                  <w:hideMark/>
-                </w:tcPr>
-                <w:p>
-                  <w:pPr>
-                    <w:cnfStyle w:val="000000000000" w:firstRow="0" w:lastRow="0" w:firstColumn="0" w:lastColumn="0" w:oddVBand="0" w:evenVBand="0" w:oddHBand="0" w:evenHBand="0" w:firstRowFirstColumn="0" w:firstRowLastColumn="0" w:lastRowFirstColumn="0" w:lastRowLastColumn="0"/>
-                    <w:rPr>
-                      <w:lang w:val="fr-FR" w:eastAsia="fr-FR"/>
-                    </w:rPr>
-                  </w:pPr>
-                  <w:r>
-                    <w:rPr>
-                      <w:lang w:val="fr-FR" w:eastAsia="fr-FR"/>
-                    </w:rPr>
-                    <w:t>2</w:t>
-                  </w:r>
-                </w:p>
-              </w:tc>
-              <w:tc>
-                <w:tcPr>
-                  <w:tcW w:w="0" w:type="auto"/>
-                  <w:hideMark/>
-                </w:tcPr>
-                <w:p>
-                  <w:pPr>
-                    <w:cnfStyle w:val="000000000000" w:firstRow="0" w:lastRow="0" w:firstColumn="0" w:lastColumn="0" w:oddVBand="0" w:evenVBand="0" w:oddHBand="0" w:evenHBand="0" w:firstRowFirstColumn="0" w:firstRowLastColumn="0" w:lastRowFirstColumn="0" w:lastRowLastColumn="0"/>
-                    <w:rPr>
-                      <w:lang w:val="fr-FR" w:eastAsia="fr-FR"/>
-                    </w:rPr>
-                  </w:pPr>
-                  <w:r>
-                    <w:rPr>
-                      <w:lang w:val="fr-FR" w:eastAsia="fr-FR"/>
-                    </w:rPr>
-                    <w:t>3</w:t>
-                  </w:r>
-                </w:p>
-              </w:tc>
-              <w:tc>
-                <w:tcPr>
-                  <w:tcW w:w="883" w:type="dxa"/>
-                  <w:hideMark/>
-                </w:tcPr>
-                <w:p>
-                  <w:pPr>
-                    <w:cnfStyle w:val="000000000000" w:firstRow="0" w:lastRow="0" w:firstColumn="0" w:lastColumn="0" w:oddVBand="0" w:evenVBand="0" w:oddHBand="0" w:evenHBand="0" w:firstRowFirstColumn="0" w:firstRowLastColumn="0" w:lastRowFirstColumn="0" w:lastRowLastColumn="0"/>
-                    <w:rPr>
-                      <w:lang w:val="fr-FR" w:eastAsia="fr-FR"/>
-                    </w:rPr>
-                  </w:pPr>
-                  <w:r>
-                    <w:rPr>
-                      <w:lang w:val="fr-FR" w:eastAsia="fr-FR"/>
-                    </w:rPr>
-                    <w:t>6</w:t>
-                  </w:r>
-                </w:p>
-              </w:tc>
-              <w:tc>
-                <w:tcPr>
-                  <w:tcW w:w="1523" w:type="dxa"/>
-                  <w:hideMark/>
-                </w:tcPr>
-                <w:p>
-                  <w:pPr>
-                    <w:cnfStyle w:val="000000000000" w:firstRow="0" w:lastRow="0" w:firstColumn="0" w:lastColumn="0" w:oddVBand="0" w:evenVBand="0" w:oddHBand="0" w:evenHBand="0" w:firstRowFirstColumn="0" w:firstRowLastColumn="0" w:lastRowFirstColumn="0" w:lastRowLastColumn="0"/>
-                    <w:rPr>
-                      <w:lang w:val="fr-FR" w:eastAsia="fr-FR"/>
-                    </w:rPr>
-                  </w:pPr>
-                  <w:r>
-                    <w:rPr>
-                      <w:lang w:val="fr-FR" w:eastAsia="fr-FR"/>
-                    </w:rPr>
-                    <w:t xml:space="preserve">Tester en local </w:t>
-                  </w:r>
-                </w:p>
-              </w:tc>
-              <w:tc>
-                <w:tcPr>
-                  <w:tcW w:w="1298" w:type="dxa"/>
-                  <w:gridSpan w:val="2"/>
-                  <w:hideMark/>
-                </w:tcPr>
-                <w:p>
-                  <w:pPr>
-                    <w:cnfStyle w:val="000000000000" w:firstRow="0" w:lastRow="0" w:firstColumn="0" w:lastColumn="0" w:oddVBand="0" w:evenVBand="0" w:oddHBand="0" w:evenHBand="0" w:firstRowFirstColumn="0" w:firstRowLastColumn="0" w:lastRowFirstColumn="0" w:lastRowLastColumn="0"/>
-                    <w:rPr>
-                      <w:lang w:val="fr-FR" w:eastAsia="fr-FR"/>
-                    </w:rPr>
-                  </w:pPr>
-                  <w:r>
-                    <w:rPr>
-                      <w:lang w:val="fr-FR" w:eastAsia="fr-FR"/>
-                    </w:rPr>
-                    <w:t>Adrien</w:t>
-                  </w:r>
-                </w:p>
-              </w:tc>
-              <w:tc>
-                <w:tcPr>
-                  <w:tcW w:w="1575" w:type="dxa"/>
-                  <w:gridSpan w:val="2"/>
-                  <w:hideMark/>
-                </w:tcPr>
-                <w:p>
-                  <w:pPr>
-                    <w:cnfStyle w:val="000000000000" w:firstRow="0" w:lastRow="0" w:firstColumn="0" w:lastColumn="0" w:oddVBand="0" w:evenVBand="0" w:oddHBand="0" w:evenHBand="0" w:firstRowFirstColumn="0" w:firstRowLastColumn="0" w:lastRowFirstColumn="0" w:lastRowLastColumn="0"/>
-                    <w:rPr>
-                      <w:lang w:val="fr-FR" w:eastAsia="fr-FR"/>
-                    </w:rPr>
-                  </w:pPr>
-                  <w:r>
-                    <w:rPr>
-                      <w:lang w:val="fr-FR" w:eastAsia="fr-FR"/>
-                    </w:rPr>
-                    <w:t xml:space="preserve">A venir </w:t>
-                  </w:r>
-                </w:p>
-              </w:tc>
-            </w:tr>
-            <w:tr>
-              <w:trPr>
-                <w:gridAfter w:val="1"/>
-                <w:cnfStyle w:val="000000100000" w:firstRow="0" w:lastRow="0" w:firstColumn="0" w:lastColumn="0" w:oddVBand="0" w:evenVBand="0" w:oddHBand="1" w:evenHBand="0" w:firstRowFirstColumn="0" w:firstRowLastColumn="0" w:lastRowFirstColumn="0" w:lastRowLastColumn="0"/>
-                <w:wAfter w:w="108" w:type="dxa"/>
-              </w:trPr>
-              <w:tc>
-                <w:tcPr>
-                  <w:cnfStyle w:val="001000000000" w:firstRow="0" w:lastRow="0" w:firstColumn="1" w:lastColumn="0" w:oddVBand="0" w:evenVBand="0" w:oddHBand="0" w:evenHBand="0" w:firstRowFirstColumn="0" w:firstRowLastColumn="0" w:lastRowFirstColumn="0" w:lastRowLastColumn="0"/>
-                  <w:tcW w:w="0" w:type="auto"/>
-                  <w:hideMark/>
-                </w:tcPr>
-                <w:p>
-                  <w:pPr>
-                    <w:rPr>
-                      <w:lang w:val="fr-FR" w:eastAsia="fr-FR"/>
-                    </w:rPr>
-                  </w:pPr>
-                  <w:r>
-                    <w:rPr>
-                      <w:lang w:val="fr-FR" w:eastAsia="fr-FR"/>
-                    </w:rPr>
-                    <w:t>Données corrompues ou supprimées par erreur</w:t>
-                  </w:r>
-                </w:p>
-              </w:tc>
-              <w:tc>
-                <w:tcPr>
-                  <w:tcW w:w="0" w:type="auto"/>
-                  <w:hideMark/>
-                </w:tcPr>
-                <w:p>
-                  <w:pPr>
-                    <w:cnfStyle w:val="000000100000" w:firstRow="0" w:lastRow="0" w:firstColumn="0" w:lastColumn="0" w:oddVBand="0" w:evenVBand="0" w:oddHBand="1" w:evenHBand="0" w:firstRowFirstColumn="0" w:firstRowLastColumn="0" w:lastRowFirstColumn="0" w:lastRowLastColumn="0"/>
-                    <w:rPr>
-                      <w:lang w:val="fr-FR" w:eastAsia="fr-FR"/>
-                    </w:rPr>
-                  </w:pPr>
-                  <w:r>
-                    <w:rPr>
-                      <w:lang w:val="fr-FR" w:eastAsia="fr-FR"/>
-                    </w:rPr>
-                    <w:t>1</w:t>
-                  </w:r>
-                </w:p>
-              </w:tc>
-              <w:tc>
-                <w:tcPr>
-                  <w:tcW w:w="0" w:type="auto"/>
-                  <w:hideMark/>
-                </w:tcPr>
-                <w:p>
-                  <w:pPr>
-                    <w:cnfStyle w:val="000000100000" w:firstRow="0" w:lastRow="0" w:firstColumn="0" w:lastColumn="0" w:oddVBand="0" w:evenVBand="0" w:oddHBand="1" w:evenHBand="0" w:firstRowFirstColumn="0" w:firstRowLastColumn="0" w:lastRowFirstColumn="0" w:lastRowLastColumn="0"/>
-                    <w:rPr>
-                      <w:lang w:val="fr-FR" w:eastAsia="fr-FR"/>
-                    </w:rPr>
-                  </w:pPr>
-                  <w:r>
-                    <w:rPr>
-                      <w:lang w:val="fr-FR" w:eastAsia="fr-FR"/>
-                    </w:rPr>
-                    <w:t>3</w:t>
-                  </w:r>
-                </w:p>
-              </w:tc>
-              <w:tc>
-                <w:tcPr>
-                  <w:tcW w:w="883" w:type="dxa"/>
-                  <w:hideMark/>
-                </w:tcPr>
-                <w:p>
-                  <w:pPr>
-                    <w:cnfStyle w:val="000000100000" w:firstRow="0" w:lastRow="0" w:firstColumn="0" w:lastColumn="0" w:oddVBand="0" w:evenVBand="0" w:oddHBand="1" w:evenHBand="0" w:firstRowFirstColumn="0" w:firstRowLastColumn="0" w:lastRowFirstColumn="0" w:lastRowLastColumn="0"/>
-                    <w:rPr>
-                      <w:lang w:val="fr-FR" w:eastAsia="fr-FR"/>
-                    </w:rPr>
-                  </w:pPr>
-                  <w:r>
-                    <w:rPr>
-                      <w:lang w:val="fr-FR" w:eastAsia="fr-FR"/>
-                    </w:rPr>
-                    <w:t>3</w:t>
-                  </w:r>
-                </w:p>
-              </w:tc>
-              <w:tc>
-                <w:tcPr>
-                  <w:tcW w:w="1523" w:type="dxa"/>
-                  <w:hideMark/>
-                </w:tcPr>
-                <w:p>
-                  <w:pPr>
-                    <w:cnfStyle w:val="000000100000" w:firstRow="0" w:lastRow="0" w:firstColumn="0" w:lastColumn="0" w:oddVBand="0" w:evenVBand="0" w:oddHBand="1" w:evenHBand="0" w:firstRowFirstColumn="0" w:firstRowLastColumn="0" w:lastRowFirstColumn="0" w:lastRowLastColumn="0"/>
-                    <w:rPr>
-                      <w:lang w:val="fr-FR" w:eastAsia="fr-FR"/>
-                    </w:rPr>
-                  </w:pPr>
-                  <w:r>
-                    <w:rPr>
-                      <w:lang w:val="fr-FR" w:eastAsia="fr-FR"/>
-                    </w:rPr>
-                    <w:t>Sauvegarde régulière de la base MySQL + script d’export automatique</w:t>
-                  </w:r>
-                </w:p>
-              </w:tc>
-              <w:tc>
-                <w:tcPr>
-                  <w:tcW w:w="1298" w:type="dxa"/>
-                  <w:gridSpan w:val="2"/>
-                  <w:hideMark/>
-                </w:tcPr>
-                <w:p>
-                  <w:pPr>
-                    <w:cnfStyle w:val="000000100000" w:firstRow="0" w:lastRow="0" w:firstColumn="0" w:lastColumn="0" w:oddVBand="0" w:evenVBand="0" w:oddHBand="1" w:evenHBand="0" w:firstRowFirstColumn="0" w:firstRowLastColumn="0" w:lastRowFirstColumn="0" w:lastRowLastColumn="0"/>
-                    <w:rPr>
-                      <w:lang w:val="fr-FR" w:eastAsia="fr-FR"/>
-                    </w:rPr>
-                  </w:pPr>
-                  <w:r>
-                    <w:rPr>
-                      <w:lang w:val="fr-FR" w:eastAsia="fr-FR"/>
-                    </w:rPr>
-                    <w:t>Sasha</w:t>
-                  </w:r>
-                </w:p>
-              </w:tc>
-              <w:tc>
-                <w:tcPr>
-                  <w:tcW w:w="1575" w:type="dxa"/>
-                  <w:gridSpan w:val="2"/>
-                  <w:hideMark/>
-                </w:tcPr>
-                <w:p>
-                  <w:pPr>
-                    <w:cnfStyle w:val="000000100000" w:firstRow="0" w:lastRow="0" w:firstColumn="0" w:lastColumn="0" w:oddVBand="0" w:evenVBand="0" w:oddHBand="1" w:evenHBand="0" w:firstRowFirstColumn="0" w:firstRowLastColumn="0" w:lastRowFirstColumn="0" w:lastRowLastColumn="0"/>
-                    <w:rPr>
-                      <w:lang w:val="fr-FR" w:eastAsia="fr-FR"/>
-                    </w:rPr>
-                  </w:pPr>
-                  <w:r>
-                    <w:rPr>
-                      <w:lang w:val="fr-FR" w:eastAsia="fr-FR"/>
-                    </w:rPr>
-                    <w:t>Sauvegarde prévue</w:t>
-                  </w:r>
-                </w:p>
-              </w:tc>
-            </w:tr>
-            <w:tr>
-              <w:trPr>
-                <w:gridAfter w:val="1"/>
-                <w:wAfter w:w="108" w:type="dxa"/>
-              </w:trPr>
-              <w:tc>
-                <w:tcPr>
-                  <w:cnfStyle w:val="001000000000" w:firstRow="0" w:lastRow="0" w:firstColumn="1" w:lastColumn="0" w:oddVBand="0" w:evenVBand="0" w:oddHBand="0" w:evenHBand="0" w:firstRowFirstColumn="0" w:firstRowLastColumn="0" w:lastRowFirstColumn="0" w:lastRowLastColumn="0"/>
-                  <w:tcW w:w="0" w:type="auto"/>
-                  <w:hideMark/>
-                </w:tcPr>
-                <w:p>
-                  <w:pPr>
-                    <w:rPr>
-                      <w:b w:val="0"/>
-                      <w:bCs w:val="0"/>
-                      <w:lang w:val="fr-FR" w:eastAsia="fr-FR"/>
-                    </w:rPr>
-                  </w:pPr>
-                  <w:r>
-                    <w:rPr>
-                      <w:lang w:val="fr-FR" w:eastAsia="fr-FR"/>
-                    </w:rPr>
-                    <w:t>Difficulté à terminer à temps la SAE</w:t>
-                  </w:r>
-                </w:p>
-                <w:p>
-                  <w:pPr>
-                    <w:rPr>
-                      <w:b w:val="0"/>
-                      <w:bCs w:val="0"/>
-                      <w:lang w:val="fr-FR" w:eastAsia="fr-FR"/>
-                    </w:rPr>
-                  </w:pPr>
-                </w:p>
-                <w:p>
-                  <w:pPr>
-                    <w:rPr>
-                      <w:lang w:val="fr-FR" w:eastAsia="fr-FR"/>
-                    </w:rPr>
-                  </w:pPr>
-                </w:p>
-              </w:tc>
-              <w:tc>
-                <w:tcPr>
-                  <w:tcW w:w="0" w:type="auto"/>
-                  <w:hideMark/>
-                </w:tcPr>
-                <w:p>
-                  <w:pPr>
-                    <w:cnfStyle w:val="000000000000" w:firstRow="0" w:lastRow="0" w:firstColumn="0" w:lastColumn="0" w:oddVBand="0" w:evenVBand="0" w:oddHBand="0" w:evenHBand="0" w:firstRowFirstColumn="0" w:firstRowLastColumn="0" w:lastRowFirstColumn="0" w:lastRowLastColumn="0"/>
-                    <w:rPr>
-                      <w:lang w:val="fr-FR" w:eastAsia="fr-FR"/>
-                    </w:rPr>
-                  </w:pPr>
-                  <w:r>
-                    <w:rPr>
-                      <w:lang w:val="fr-FR" w:eastAsia="fr-FR"/>
-                    </w:rPr>
-                    <w:t>2</w:t>
-                  </w:r>
-                </w:p>
-              </w:tc>
-              <w:tc>
-                <w:tcPr>
-                  <w:tcW w:w="0" w:type="auto"/>
-                  <w:hideMark/>
-                </w:tcPr>
-                <w:p>
-                  <w:pPr>
-                    <w:cnfStyle w:val="000000000000" w:firstRow="0" w:lastRow="0" w:firstColumn="0" w:lastColumn="0" w:oddVBand="0" w:evenVBand="0" w:oddHBand="0" w:evenHBand="0" w:firstRowFirstColumn="0" w:firstRowLastColumn="0" w:lastRowFirstColumn="0" w:lastRowLastColumn="0"/>
-                    <w:rPr>
-                      <w:lang w:val="fr-FR" w:eastAsia="fr-FR"/>
-                    </w:rPr>
-                  </w:pPr>
-                  <w:r>
-                    <w:rPr>
-                      <w:lang w:val="fr-FR" w:eastAsia="fr-FR"/>
-                    </w:rPr>
-                    <w:t>3</w:t>
-                  </w:r>
-                </w:p>
-              </w:tc>
-              <w:tc>
-                <w:tcPr>
-                  <w:tcW w:w="883" w:type="dxa"/>
-                  <w:hideMark/>
-                </w:tcPr>
-                <w:p>
-                  <w:pPr>
-                    <w:cnfStyle w:val="000000000000" w:firstRow="0" w:lastRow="0" w:firstColumn="0" w:lastColumn="0" w:oddVBand="0" w:evenVBand="0" w:oddHBand="0" w:evenHBand="0" w:firstRowFirstColumn="0" w:firstRowLastColumn="0" w:lastRowFirstColumn="0" w:lastRowLastColumn="0"/>
-                    <w:rPr>
-                      <w:lang w:val="fr-FR" w:eastAsia="fr-FR"/>
-                    </w:rPr>
-                  </w:pPr>
-                  <w:r>
-                    <w:rPr>
-                      <w:lang w:val="fr-FR" w:eastAsia="fr-FR"/>
-                    </w:rPr>
-                    <w:t>6</w:t>
-                  </w:r>
-                </w:p>
-              </w:tc>
-              <w:tc>
-                <w:tcPr>
-                  <w:tcW w:w="1523" w:type="dxa"/>
-                  <w:hideMark/>
-                </w:tcPr>
-                <w:p>
-                  <w:pPr>
-                    <w:cnfStyle w:val="000000000000" w:firstRow="0" w:lastRow="0" w:firstColumn="0" w:lastColumn="0" w:oddVBand="0" w:evenVBand="0" w:oddHBand="0" w:evenHBand="0" w:firstRowFirstColumn="0" w:firstRowLastColumn="0" w:lastRowFirstColumn="0" w:lastRowLastColumn="0"/>
-                    <w:rPr>
-                      <w:lang w:val="fr-FR" w:eastAsia="fr-FR"/>
-                    </w:rPr>
-                  </w:pPr>
-                  <w:r>
-                    <w:rPr>
-                      <w:lang w:val="fr-FR" w:eastAsia="fr-FR"/>
-                    </w:rPr>
-                    <w:t>Priorisation des fonctionnalités essentielles avant extras</w:t>
-                  </w:r>
-                </w:p>
-              </w:tc>
-              <w:tc>
-                <w:tcPr>
-                  <w:tcW w:w="1298" w:type="dxa"/>
-                  <w:gridSpan w:val="2"/>
-                  <w:hideMark/>
-                </w:tcPr>
-                <w:p>
-                  <w:pPr>
-                    <w:cnfStyle w:val="000000000000" w:firstRow="0" w:lastRow="0" w:firstColumn="0" w:lastColumn="0" w:oddVBand="0" w:evenVBand="0" w:oddHBand="0" w:evenHBand="0" w:firstRowFirstColumn="0" w:firstRowLastColumn="0" w:lastRowFirstColumn="0" w:lastRowLastColumn="0"/>
-                    <w:rPr>
-                      <w:lang w:val="fr-FR" w:eastAsia="fr-FR"/>
-                    </w:rPr>
-                  </w:pPr>
-                  <w:r>
-                    <w:rPr>
-                      <w:lang w:val="fr-FR" w:eastAsia="fr-FR"/>
-                    </w:rPr>
-                    <w:t>Équipe entière</w:t>
-                  </w:r>
-                </w:p>
-              </w:tc>
-              <w:tc>
-                <w:tcPr>
-                  <w:tcW w:w="1575" w:type="dxa"/>
-                  <w:gridSpan w:val="2"/>
-                  <w:hideMark/>
-                </w:tcPr>
-                <w:p>
-                  <w:pPr>
-                    <w:cnfStyle w:val="000000000000" w:firstRow="0" w:lastRow="0" w:firstColumn="0" w:lastColumn="0" w:oddVBand="0" w:evenVBand="0" w:oddHBand="0" w:evenHBand="0" w:firstRowFirstColumn="0" w:firstRowLastColumn="0" w:lastRowFirstColumn="0" w:lastRowLastColumn="0"/>
-                    <w:rPr>
-                      <w:lang w:val="fr-FR" w:eastAsia="fr-FR"/>
-                    </w:rPr>
-                  </w:pPr>
-                  <w:r>
-                    <w:rPr>
-                      <w:lang w:val="fr-FR" w:eastAsia="fr-FR"/>
-                    </w:rPr>
-                    <w:t>Plan d’action défini</w:t>
-                  </w:r>
-                </w:p>
-              </w:tc>
-            </w:tr>
-          </w:tbl>
-          <w:p/>
-        </w:tc>
-      </w:tr>
-    </w:tbl>
-    <w:p/>
-    <w:p>
-      <w:r>
-        <w:lastRenderedPageBreak/>
+        <w:numPr>
+          <w:ilvl w:val="0"/>
+          <w:numId w:val="0"/>
+        </w:numPr>
+      </w:pPr>
+      <w:r>
         <w:br w:type="page"/>
       </w:r>
     </w:p>
@@ -10593,12 +7841,14 @@
         </w:numPr>
       </w:pPr>
       <w:hyperlink r:id="rId13" w:history="1">
+        <w:proofErr w:type="gramStart"/>
         <w:r>
           <w:rPr>
             <w:rStyle w:val="Lienhypertexte"/>
           </w:rPr>
           <w:t>triplt</w:t>
         </w:r>
+        <w:proofErr w:type="gramEnd"/>
       </w:hyperlink>
       <w:r>
         <w:t xml:space="preserve"> : </w:t>
@@ -10608,8 +7858,13 @@
       <w:pPr>
         <w:pStyle w:val="Paragraphedeliste"/>
       </w:pPr>
-      <w:r>
-        <w:t>triplt est une application de gestion de voyage où il est possible d’organiser un itinéraire de manière structurée.</w:t>
+      <w:proofErr w:type="gramStart"/>
+      <w:r>
+        <w:t>triplt</w:t>
+      </w:r>
+      <w:proofErr w:type="gramEnd"/>
+      <w:r>
+        <w:t xml:space="preserve"> est une application de gestion de voyage où il est possible d’organiser un itinéraire de manière structurée.</w:t>
       </w:r>
     </w:p>
     <w:p>
@@ -13248,7 +10503,15 @@
         </w:numPr>
       </w:pPr>
       <w:r>
-        <w:t>Si l’utilisateur n’a pas de compte : il sélectionne inscription. La page de connexion transmet alors les informations saisies au Système qui les enregistre et retourne une confirmation d’inscriptions.</w:t>
+        <w:t xml:space="preserve">Si l’utilisateur n’a pas de compte : il sélectionne inscription. La page </w:t>
+      </w:r>
+      <w:proofErr w:type="gramStart"/>
+      <w:r>
+        <w:t>de</w:t>
+      </w:r>
+      <w:proofErr w:type="gramEnd"/>
+      <w:r>
+        <w:t xml:space="preserve"> connexion transmet alors les informations saisies au Système qui les enregistre et retourne une confirmation d’inscriptions.</w:t>
       </w:r>
     </w:p>
     <w:p>
@@ -18092,9 +15355,6 @@
         <w:t xml:space="preserve"> </w:t>
       </w:r>
     </w:p>
-    <w:p/>
-    <w:p/>
-    <w:p/>
     <w:p>
       <w:pPr>
         <w:sectPr>
@@ -18107,378 +15367,7 @@
         </w:sectPr>
       </w:pPr>
     </w:p>
-    <w:p>
-      <w:r>
-        <w:rPr>
-          <w:noProof/>
-          <w:lang w:eastAsia="fr-FR"/>
-        </w:rPr>
-        <w:lastRenderedPageBreak/>
-        <mc:AlternateContent>
-          <mc:Choice Requires="wps">
-            <w:drawing>
-              <wp:anchor distT="45720" distB="45720" distL="114300" distR="114300" simplePos="0" relativeHeight="251690496" behindDoc="0" locked="0" layoutInCell="1" allowOverlap="1" wp14:anchorId="71A44A7C" wp14:editId="46CA7E71">
-                <wp:simplePos x="0" y="0"/>
-                <wp:positionH relativeFrom="margin">
-                  <wp:align>center</wp:align>
-                </wp:positionH>
-                <wp:positionV relativeFrom="paragraph">
-                  <wp:posOffset>7442059</wp:posOffset>
-                </wp:positionV>
-                <wp:extent cx="6592570" cy="1433195"/>
-                <wp:effectExtent l="0" t="0" r="17780" b="14605"/>
-                <wp:wrapSquare wrapText="bothSides"/>
-                <wp:docPr id="13" name="Zone de texte 2"/>
-                <wp:cNvGraphicFramePr>
-                  <a:graphicFrameLocks xmlns:a="http://schemas.openxmlformats.org/drawingml/2006/main"/>
-                </wp:cNvGraphicFramePr>
-                <a:graphic xmlns:a="http://schemas.openxmlformats.org/drawingml/2006/main">
-                  <a:graphicData uri="http://schemas.microsoft.com/office/word/2010/wordprocessingShape">
-                    <wps:wsp>
-                      <wps:cNvSpPr txBox="1">
-                        <a:spLocks noChangeArrowheads="1"/>
-                      </wps:cNvSpPr>
-                      <wps:spPr bwMode="auto">
-                        <a:xfrm>
-                          <a:off x="0" y="0"/>
-                          <a:ext cx="6592570" cy="1433195"/>
-                        </a:xfrm>
-                        <a:prstGeom prst="rect">
-                          <a:avLst/>
-                        </a:prstGeom>
-                        <a:solidFill>
-                          <a:srgbClr val="FFFFFF"/>
-                        </a:solidFill>
-                        <a:ln w="9525">
-                          <a:solidFill>
-                            <a:srgbClr val="000000"/>
-                          </a:solidFill>
-                          <a:miter lim="800000"/>
-                          <a:headEnd/>
-                          <a:tailEnd/>
-                        </a:ln>
-                      </wps:spPr>
-                      <wps:txbx>
-                        <w:txbxContent>
-                          <w:p>
-                            <w:pPr>
-                              <w:pStyle w:val="4emePage"/>
-                              <w:rPr>
-                                <w:rStyle w:val="Accentuationintense"/>
-                                <w:i w:val="0"/>
-                                <w:iCs w:val="0"/>
-                                <w:color w:val="auto"/>
-                              </w:rPr>
-                            </w:pPr>
-                            <w:r>
-                              <w:rPr>
-                                <w:rStyle w:val="Accentuationintense"/>
-                                <w:i w:val="0"/>
-                                <w:iCs w:val="0"/>
-                                <w:color w:val="auto"/>
-                              </w:rPr>
-                              <w:t>Matériel / logiciel / méthode utilisé(e)(s) :</w:t>
-                            </w:r>
-                          </w:p>
-                          <w:p/>
-                        </w:txbxContent>
-                      </wps:txbx>
-                      <wps:bodyPr rot="0" vert="horz" wrap="square" lIns="91440" tIns="45720" rIns="91440" bIns="45720" anchor="t" anchorCtr="0">
-                        <a:noAutofit/>
-                      </wps:bodyPr>
-                    </wps:wsp>
-                  </a:graphicData>
-                </a:graphic>
-                <wp14:sizeRelH relativeFrom="margin">
-                  <wp14:pctWidth>0</wp14:pctWidth>
-                </wp14:sizeRelH>
-                <wp14:sizeRelV relativeFrom="margin">
-                  <wp14:pctHeight>0</wp14:pctHeight>
-                </wp14:sizeRelV>
-              </wp:anchor>
-            </w:drawing>
-          </mc:Choice>
-          <mc:Fallback>
-            <w:pict>
-              <v:shape w14:anchorId="71A44A7C" id="_x0000_s1031" type="#_x0000_t202" style="position:absolute;left:0;text-align:left;margin-left:0;margin-top:586pt;width:519.1pt;height:112.85pt;z-index:251690496;visibility:visible;mso-wrap-style:square;mso-width-percent:0;mso-height-percent:0;mso-wrap-distance-left:9pt;mso-wrap-distance-top:3.6pt;mso-wrap-distance-right:9pt;mso-wrap-distance-bottom:3.6pt;mso-position-horizontal:center;mso-position-horizontal-relative:margin;mso-position-vertical:absolute;mso-position-vertical-relative:text;mso-width-percent:0;mso-height-percent:0;mso-width-relative:margin;mso-height-relative:margin;v-text-anchor:top" o:gfxdata="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">
-                <v:textbox>
-                  <w:txbxContent>
-                    <w:p>
-                      <w:pPr>
-                        <w:pStyle w:val="4emePage"/>
-                        <w:rPr>
-                          <w:rStyle w:val="Accentuationintense"/>
-                          <w:i w:val="0"/>
-                          <w:iCs w:val="0"/>
-                          <w:color w:val="auto"/>
-                        </w:rPr>
-                      </w:pPr>
-                      <w:r>
-                        <w:rPr>
-                          <w:rStyle w:val="Accentuationintense"/>
-                          <w:i w:val="0"/>
-                          <w:iCs w:val="0"/>
-                          <w:color w:val="auto"/>
-                        </w:rPr>
-                        <w:t>Matériel / logiciel / méthode utilisé(e)(s) :</w:t>
-                      </w:r>
-                    </w:p>
-                    <w:p/>
-                  </w:txbxContent>
-                </v:textbox>
-                <w10:wrap type="square" anchorx="margin"/>
-              </v:shape>
-            </w:pict>
-          </mc:Fallback>
-        </mc:AlternateContent>
-      </w:r>
-      <w:r>
-        <w:rPr>
-          <w:noProof/>
-          <w:lang w:eastAsia="fr-FR"/>
-        </w:rPr>
-        <mc:AlternateContent>
-          <mc:Choice Requires="wps">
-            <w:drawing>
-              <wp:anchor distT="45720" distB="45720" distL="114300" distR="114300" simplePos="0" relativeHeight="251686400" behindDoc="0" locked="0" layoutInCell="1" allowOverlap="1" wp14:anchorId="61619794" wp14:editId="7801037F">
-                <wp:simplePos x="0" y="0"/>
-                <wp:positionH relativeFrom="column">
-                  <wp:posOffset>-437515</wp:posOffset>
-                </wp:positionH>
-                <wp:positionV relativeFrom="paragraph">
-                  <wp:posOffset>116205</wp:posOffset>
-                </wp:positionV>
-                <wp:extent cx="6592570" cy="5328285"/>
-                <wp:effectExtent l="0" t="0" r="17780" b="24765"/>
-                <wp:wrapSquare wrapText="bothSides"/>
-                <wp:docPr id="11" name="Zone de texte 2"/>
-                <wp:cNvGraphicFramePr>
-                  <a:graphicFrameLocks xmlns:a="http://schemas.openxmlformats.org/drawingml/2006/main"/>
-                </wp:cNvGraphicFramePr>
-                <a:graphic xmlns:a="http://schemas.openxmlformats.org/drawingml/2006/main">
-                  <a:graphicData uri="http://schemas.microsoft.com/office/word/2010/wordprocessingShape">
-                    <wps:wsp>
-                      <wps:cNvSpPr txBox="1">
-                        <a:spLocks noChangeArrowheads="1"/>
-                      </wps:cNvSpPr>
-                      <wps:spPr bwMode="auto">
-                        <a:xfrm>
-                          <a:off x="0" y="0"/>
-                          <a:ext cx="6592570" cy="5328285"/>
-                        </a:xfrm>
-                        <a:prstGeom prst="rect">
-                          <a:avLst/>
-                        </a:prstGeom>
-                        <a:solidFill>
-                          <a:srgbClr val="FFFFFF"/>
-                        </a:solidFill>
-                        <a:ln w="9525">
-                          <a:solidFill>
-                            <a:srgbClr val="000000"/>
-                          </a:solidFill>
-                          <a:miter lim="800000"/>
-                          <a:headEnd/>
-                          <a:tailEnd/>
-                        </a:ln>
-                      </wps:spPr>
-                      <wps:txbx>
-                        <w:txbxContent>
-                          <w:p>
-                            <w:pPr>
-                              <w:pStyle w:val="4emePage"/>
-                              <w:rPr>
-                                <w:rStyle w:val="Accentuationintense"/>
-                                <w:i w:val="0"/>
-                                <w:iCs w:val="0"/>
-                                <w:color w:val="auto"/>
-                              </w:rPr>
-                            </w:pPr>
-                            <w:r>
-                              <w:rPr>
-                                <w:rStyle w:val="Accentuationintense"/>
-                                <w:i w:val="0"/>
-                                <w:iCs w:val="0"/>
-                                <w:color w:val="auto"/>
-                              </w:rPr>
-                              <w:t>Résumé en français :</w:t>
-                            </w:r>
-                          </w:p>
-                          <w:p/>
-                        </w:txbxContent>
-                      </wps:txbx>
-                      <wps:bodyPr rot="0" vert="horz" wrap="square" lIns="91440" tIns="45720" rIns="91440" bIns="45720" anchor="t" anchorCtr="0">
-                        <a:noAutofit/>
-                      </wps:bodyPr>
-                    </wps:wsp>
-                  </a:graphicData>
-                </a:graphic>
-                <wp14:sizeRelH relativeFrom="margin">
-                  <wp14:pctWidth>0</wp14:pctWidth>
-                </wp14:sizeRelH>
-                <wp14:sizeRelV relativeFrom="margin">
-                  <wp14:pctHeight>0</wp14:pctHeight>
-                </wp14:sizeRelV>
-              </wp:anchor>
-            </w:drawing>
-          </mc:Choice>
-          <mc:Fallback>
-            <w:pict>
-              <v:shape w14:anchorId="61619794" id="_x0000_s1032" type="#_x0000_t202" style="position:absolute;left:0;text-align:left;margin-left:-34.45pt;margin-top:9.15pt;width:519.1pt;height:419.55pt;z-index:251686400;visibility:visible;mso-wrap-style:square;mso-width-percent:0;mso-height-percent:0;mso-wrap-distance-left:9pt;mso-wrap-distance-top:3.6pt;mso-wrap-distance-right:9pt;mso-wrap-distance-bottom:3.6pt;mso-position-horizontal:absolute;mso-position-horizontal-relative:text;mso-position-vertical:absolute;mso-position-vertical-relative:text;mso-width-percent:0;mso-height-percent:0;mso-width-relative:margin;mso-height-relative:margin;v-text-anchor:top" o:gfxdata="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">
-                <v:textbox>
-                  <w:txbxContent>
-                    <w:p>
-                      <w:pPr>
-                        <w:pStyle w:val="4emePage"/>
-                        <w:rPr>
-                          <w:rStyle w:val="Accentuationintense"/>
-                          <w:i w:val="0"/>
-                          <w:iCs w:val="0"/>
-                          <w:color w:val="auto"/>
-                        </w:rPr>
-                      </w:pPr>
-                      <w:r>
-                        <w:rPr>
-                          <w:rStyle w:val="Accentuationintense"/>
-                          <w:i w:val="0"/>
-                          <w:iCs w:val="0"/>
-                          <w:color w:val="auto"/>
-                        </w:rPr>
-                        <w:t>Résumé en français :</w:t>
-                      </w:r>
-                    </w:p>
-                    <w:p/>
-                  </w:txbxContent>
-                </v:textbox>
-                <w10:wrap type="square"/>
-              </v:shape>
-            </w:pict>
-          </mc:Fallback>
-        </mc:AlternateContent>
-      </w:r>
-      <w:r>
-        <w:rPr>
-          <w:noProof/>
-          <w:lang w:eastAsia="fr-FR"/>
-        </w:rPr>
-        <mc:AlternateContent>
-          <mc:Choice Requires="wps">
-            <w:drawing>
-              <wp:anchor distT="45720" distB="45720" distL="114300" distR="114300" simplePos="0" relativeHeight="251688448" behindDoc="0" locked="0" layoutInCell="1" allowOverlap="1" wp14:anchorId="59F00D35" wp14:editId="69377DA6">
-                <wp:simplePos x="0" y="0"/>
-                <wp:positionH relativeFrom="margin">
-                  <wp:posOffset>-436880</wp:posOffset>
-                </wp:positionH>
-                <wp:positionV relativeFrom="paragraph">
-                  <wp:posOffset>5692775</wp:posOffset>
-                </wp:positionV>
-                <wp:extent cx="6592570" cy="1557020"/>
-                <wp:effectExtent l="0" t="0" r="17780" b="24130"/>
-                <wp:wrapSquare wrapText="bothSides"/>
-                <wp:docPr id="12" name="Zone de texte 2"/>
-                <wp:cNvGraphicFramePr>
-                  <a:graphicFrameLocks xmlns:a="http://schemas.openxmlformats.org/drawingml/2006/main"/>
-                </wp:cNvGraphicFramePr>
-                <a:graphic xmlns:a="http://schemas.openxmlformats.org/drawingml/2006/main">
-                  <a:graphicData uri="http://schemas.microsoft.com/office/word/2010/wordprocessingShape">
-                    <wps:wsp>
-                      <wps:cNvSpPr txBox="1">
-                        <a:spLocks noChangeArrowheads="1"/>
-                      </wps:cNvSpPr>
-                      <wps:spPr bwMode="auto">
-                        <a:xfrm>
-                          <a:off x="0" y="0"/>
-                          <a:ext cx="6592570" cy="1557020"/>
-                        </a:xfrm>
-                        <a:prstGeom prst="rect">
-                          <a:avLst/>
-                        </a:prstGeom>
-                        <a:solidFill>
-                          <a:srgbClr val="FFFFFF"/>
-                        </a:solidFill>
-                        <a:ln w="9525">
-                          <a:solidFill>
-                            <a:srgbClr val="000000"/>
-                          </a:solidFill>
-                          <a:miter lim="800000"/>
-                          <a:headEnd/>
-                          <a:tailEnd/>
-                        </a:ln>
-                      </wps:spPr>
-                      <wps:txbx>
-                        <w:txbxContent>
-                          <w:p>
-                            <w:pPr>
-                              <w:pStyle w:val="4emePage"/>
-                              <w:rPr>
-                                <w:rStyle w:val="Accentuationintense"/>
-                                <w:i w:val="0"/>
-                                <w:iCs w:val="0"/>
-                                <w:color w:val="auto"/>
-                              </w:rPr>
-                            </w:pPr>
-                            <w:r>
-                              <w:rPr>
-                                <w:rStyle w:val="Accentuationintense"/>
-                                <w:i w:val="0"/>
-                                <w:iCs w:val="0"/>
-                                <w:color w:val="auto"/>
-                              </w:rPr>
-                              <w:t>Mots clés :</w:t>
-                            </w:r>
-                          </w:p>
-                          <w:p/>
-                        </w:txbxContent>
-                      </wps:txbx>
-                      <wps:bodyPr rot="0" vert="horz" wrap="square" lIns="91440" tIns="45720" rIns="91440" bIns="45720" anchor="t" anchorCtr="0">
-                        <a:noAutofit/>
-                      </wps:bodyPr>
-                    </wps:wsp>
-                  </a:graphicData>
-                </a:graphic>
-                <wp14:sizeRelH relativeFrom="margin">
-                  <wp14:pctWidth>0</wp14:pctWidth>
-                </wp14:sizeRelH>
-                <wp14:sizeRelV relativeFrom="margin">
-                  <wp14:pctHeight>0</wp14:pctHeight>
-                </wp14:sizeRelV>
-              </wp:anchor>
-            </w:drawing>
-          </mc:Choice>
-          <mc:Fallback>
-            <w:pict>
-              <v:shape w14:anchorId="59F00D35" id="_x0000_s1033" type="#_x0000_t202" style="position:absolute;left:0;text-align:left;margin-left:-34.4pt;margin-top:448.25pt;width:519.1pt;height:122.6pt;z-index:251688448;visibility:visible;mso-wrap-style:square;mso-width-percent:0;mso-height-percent:0;mso-wrap-distance-left:9pt;mso-wrap-distance-top:3.6pt;mso-wrap-distance-right:9pt;mso-wrap-distance-bottom:3.6pt;mso-position-horizontal:absolute;mso-position-horizontal-relative:margin;mso-position-vertical:absolute;mso-position-vertical-relative:text;mso-width-percent:0;mso-height-percent:0;mso-width-relative:margin;mso-height-relative:margin;v-text-anchor:top" o:gfxdata="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">
-                <v:textbox>
-                  <w:txbxContent>
-                    <w:p>
-                      <w:pPr>
-                        <w:pStyle w:val="4emePage"/>
-                        <w:rPr>
-                          <w:rStyle w:val="Accentuationintense"/>
-                          <w:i w:val="0"/>
-                          <w:iCs w:val="0"/>
-                          <w:color w:val="auto"/>
-                        </w:rPr>
-                      </w:pPr>
-                      <w:r>
-                        <w:rPr>
-                          <w:rStyle w:val="Accentuationintense"/>
-                          <w:i w:val="0"/>
-                          <w:iCs w:val="0"/>
-                          <w:color w:val="auto"/>
-                        </w:rPr>
-                        <w:t>Mots clés :</w:t>
-                      </w:r>
-                    </w:p>
-                    <w:p/>
-                  </w:txbxContent>
-                </v:textbox>
-                <w10:wrap type="square" anchorx="margin"/>
-              </v:shape>
-            </w:pict>
-          </mc:Fallback>
-        </mc:AlternateContent>
-      </w:r>
-    </w:p>
+    <w:p/>
     <w:sectPr>
       <w:footerReference w:type="default" r:id="rId23"/>
       <w:type w:val="evenPage"/>
@@ -18635,7 +15524,7 @@
         <w:bCs/>
         <w:noProof/>
       </w:rPr>
-      <w:t>26</w:t>
+      <w:t>24</w:t>
     </w:r>
     <w:r>
       <w:rPr>
@@ -22470,85 +19359,6 @@
       <w:iCs/>
     </w:rPr>
   </w:style>
-  <w:style w:type="table" w:styleId="TableauGrille2-Accentuation1">
-    <w:name w:val="Grid Table 2 Accent 1"/>
-    <w:basedOn w:val="TableauNormal"/>
-    <w:uiPriority w:val="47"/>
-    <w:rsid w:val="003B4442"/>
-    <w:pPr>
-      <w:spacing w:after="0" w:line="240" w:lineRule="auto"/>
-    </w:pPr>
-    <w:rPr>
-      <w:rFonts w:eastAsiaTheme="minorEastAsia"/>
-      <w:lang w:val="en-US"/>
-    </w:rPr>
-    <w:tblPr>
-      <w:tblStyleRowBandSize w:val="1"/>
-      <w:tblStyleColBandSize w:val="1"/>
-      <w:tblBorders>
-        <w:top w:val="single" w:sz="2" w:space="0" w:color="95B3D7" w:themeColor="accent1" w:themeTint="99"/>
-        <w:bottom w:val="single" w:sz="2" w:space="0" w:color="95B3D7" w:themeColor="accent1" w:themeTint="99"/>
-        <w:insideH w:val="single" w:sz="2" w:space="0" w:color="95B3D7" w:themeColor="accent1" w:themeTint="99"/>
-        <w:insideV w:val="single" w:sz="2" w:space="0" w:color="95B3D7" w:themeColor="accent1" w:themeTint="99"/>
-      </w:tblBorders>
-    </w:tblPr>
-    <w:tblStylePr w:type="firstRow">
-      <w:rPr>
-        <w:b/>
-        <w:bCs/>
-      </w:rPr>
-      <w:tblPr/>
-      <w:tcPr>
-        <w:tcBorders>
-          <w:top w:val="nil"/>
-          <w:bottom w:val="single" w:sz="12" w:space="0" w:color="95B3D7" w:themeColor="accent1" w:themeTint="99"/>
-          <w:insideH w:val="nil"/>
-          <w:insideV w:val="nil"/>
-        </w:tcBorders>
-        <w:shd w:val="clear" w:color="auto" w:fill="FFFFFF" w:themeFill="background1"/>
-      </w:tcPr>
-    </w:tblStylePr>
-    <w:tblStylePr w:type="lastRow">
-      <w:rPr>
-        <w:b/>
-        <w:bCs/>
-      </w:rPr>
-      <w:tblPr/>
-      <w:tcPr>
-        <w:tcBorders>
-          <w:top w:val="double" w:sz="2" w:space="0" w:color="95B3D7" w:themeColor="accent1" w:themeTint="99"/>
-          <w:bottom w:val="nil"/>
-          <w:insideH w:val="nil"/>
-          <w:insideV w:val="nil"/>
-        </w:tcBorders>
-        <w:shd w:val="clear" w:color="auto" w:fill="FFFFFF" w:themeFill="background1"/>
-      </w:tcPr>
-    </w:tblStylePr>
-    <w:tblStylePr w:type="firstCol">
-      <w:rPr>
-        <w:b/>
-        <w:bCs/>
-      </w:rPr>
-    </w:tblStylePr>
-    <w:tblStylePr w:type="lastCol">
-      <w:rPr>
-        <w:b/>
-        <w:bCs/>
-      </w:rPr>
-    </w:tblStylePr>
-    <w:tblStylePr w:type="band1Vert">
-      <w:tblPr/>
-      <w:tcPr>
-        <w:shd w:val="clear" w:color="auto" w:fill="DBE5F1" w:themeFill="accent1" w:themeFillTint="33"/>
-      </w:tcPr>
-    </w:tblStylePr>
-    <w:tblStylePr w:type="band1Horz">
-      <w:tblPr/>
-      <w:tcPr>
-        <w:shd w:val="clear" w:color="auto" w:fill="DBE5F1" w:themeFill="accent1" w:themeFillTint="33"/>
-      </w:tcPr>
-    </w:tblStylePr>
-  </w:style>
 </w:styles>
 </file>
 

--- a/Documents/DossierAnalyse.docx
+++ b/Documents/DossierAnalyse.docx
@@ -6889,17 +6889,22 @@
                 <w:rFonts w:ascii="Arial" w:hAnsi="Arial" w:cs="Arial"/>
                 <w:lang w:val="fr-FR"/>
               </w:rPr>
-              <w:t xml:space="preserve">Fonction de cryptage </w:t>
-            </w:r>
-            <w:proofErr w:type="spellStart"/>
+              <w:t>Ha</w:t>
+            </w:r>
             <w:r>
               <w:rPr>
                 <w:rFonts w:ascii="Arial" w:hAnsi="Arial" w:cs="Arial"/>
                 <w:lang w:val="fr-FR"/>
               </w:rPr>
-              <w:t>mdp</w:t>
-            </w:r>
-            <w:proofErr w:type="spellEnd"/>
+              <w:t>c</w:t>
+            </w:r>
+            <w:r>
+              <w:rPr>
+                <w:rFonts w:ascii="Arial" w:hAnsi="Arial" w:cs="Arial"/>
+                <w:lang w:val="fr-FR"/>
+              </w:rPr>
+              <w:t>hage (bcrypt/argon2), salage, pas de stockage en clair</w:t>
+            </w:r>
           </w:p>
         </w:tc>
       </w:tr>
@@ -7177,6 +7182,7 @@
                 <w:rFonts w:ascii="Arial" w:hAnsi="Arial" w:cs="Arial"/>
                 <w:lang w:val="fr-FR"/>
               </w:rPr>
+              <w:lastRenderedPageBreak/>
               <w:t>Logs techniques (IP, connexions)</w:t>
             </w:r>
           </w:p>
@@ -7305,7 +7311,6 @@
                 <w:rFonts w:ascii="Arial" w:hAnsi="Arial" w:cs="Arial"/>
                 <w:lang w:val="fr-FR"/>
               </w:rPr>
-              <w:lastRenderedPageBreak/>
               <w:t>Sauvegardes des données</w:t>
             </w:r>
           </w:p>
@@ -7420,12 +7425,2759 @@
     <w:p>
       <w:pPr>
         <w:pStyle w:val="Titre3"/>
-        <w:numPr>
-          <w:ilvl w:val="0"/>
-          <w:numId w:val="0"/>
-        </w:numPr>
-      </w:pPr>
-      <w:r>
+      </w:pPr>
+      <w:r>
+        <w:t xml:space="preserve">Suivi des Risques </w:t>
+      </w:r>
+    </w:p>
+    <w:p/>
+    <w:tbl>
+      <w:tblPr>
+        <w:tblStyle w:val="Grilledutableau"/>
+        <w:tblW w:w="0" w:type="auto"/>
+        <w:tblLook w:val="04A0" w:firstRow="1" w:lastRow="0" w:firstColumn="1" w:lastColumn="0" w:noHBand="0" w:noVBand="1"/>
+      </w:tblPr>
+      <w:tblGrid>
+        <w:gridCol w:w="9062"/>
+      </w:tblGrid>
+      <w:tr>
+        <w:tc>
+          <w:tcPr>
+            <w:tcW w:w="9062" w:type="dxa"/>
+          </w:tcPr>
+          <w:tbl>
+            <w:tblPr>
+              <w:tblStyle w:val="TableauGrille2-Accentuation1"/>
+              <w:tblW w:w="8954" w:type="dxa"/>
+              <w:tblLook w:val="04A0" w:firstRow="1" w:lastRow="0" w:firstColumn="1" w:lastColumn="0" w:noHBand="0" w:noVBand="1"/>
+            </w:tblPr>
+            <w:tblGrid>
+              <w:gridCol w:w="1584"/>
+              <w:gridCol w:w="1148"/>
+              <w:gridCol w:w="801"/>
+              <w:gridCol w:w="875"/>
+              <w:gridCol w:w="1507"/>
+              <w:gridCol w:w="216"/>
+              <w:gridCol w:w="1085"/>
+              <w:gridCol w:w="216"/>
+              <w:gridCol w:w="1359"/>
+              <w:gridCol w:w="55"/>
+            </w:tblGrid>
+            <w:tr>
+              <w:trPr>
+                <w:gridAfter w:val="1"/>
+                <w:cnfStyle w:val="100000000000" w:firstRow="1" w:lastRow="0" w:firstColumn="0" w:lastColumn="0" w:oddVBand="0" w:evenVBand="0" w:oddHBand="0" w:evenHBand="0" w:firstRowFirstColumn="0" w:firstRowLastColumn="0" w:lastRowFirstColumn="0" w:lastRowLastColumn="0"/>
+                <w:wAfter w:w="108" w:type="dxa"/>
+              </w:trPr>
+              <w:tc>
+                <w:tcPr>
+                  <w:cnfStyle w:val="001000000000" w:firstRow="0" w:lastRow="0" w:firstColumn="1" w:lastColumn="0" w:oddVBand="0" w:evenVBand="0" w:oddHBand="0" w:evenHBand="0" w:firstRowFirstColumn="0" w:firstRowLastColumn="0" w:lastRowFirstColumn="0" w:lastRowLastColumn="0"/>
+                  <w:tcW w:w="0" w:type="auto"/>
+                  <w:hideMark/>
+                </w:tcPr>
+                <w:p>
+                  <w:pPr>
+                    <w:rPr>
+                      <w:lang w:val="fr-FR" w:eastAsia="fr-FR"/>
+                    </w:rPr>
+                  </w:pPr>
+                  <w:r>
+                    <w:rPr>
+                      <w:lang w:val="fr-FR" w:eastAsia="fr-FR"/>
+                    </w:rPr>
+                    <w:t>Risque identifié</w:t>
+                  </w:r>
+                </w:p>
+              </w:tc>
+              <w:tc>
+                <w:tcPr>
+                  <w:tcW w:w="0" w:type="auto"/>
+                  <w:hideMark/>
+                </w:tcPr>
+                <w:p>
+                  <w:pPr>
+                    <w:cnfStyle w:val="100000000000" w:firstRow="1" w:lastRow="0" w:firstColumn="0" w:lastColumn="0" w:oddVBand="0" w:evenVBand="0" w:oddHBand="0" w:evenHBand="0" w:firstRowFirstColumn="0" w:firstRowLastColumn="0" w:lastRowFirstColumn="0" w:lastRowLastColumn="0"/>
+                    <w:rPr>
+                      <w:lang w:val="fr-FR" w:eastAsia="fr-FR"/>
+                    </w:rPr>
+                  </w:pPr>
+                  <w:r>
+                    <w:rPr>
+                      <w:lang w:val="fr-FR" w:eastAsia="fr-FR"/>
+                    </w:rPr>
+                    <w:t>Probabilité (1–3)</w:t>
+                  </w:r>
+                </w:p>
+              </w:tc>
+              <w:tc>
+                <w:tcPr>
+                  <w:tcW w:w="0" w:type="auto"/>
+                  <w:hideMark/>
+                </w:tcPr>
+                <w:p>
+                  <w:pPr>
+                    <w:cnfStyle w:val="100000000000" w:firstRow="1" w:lastRow="0" w:firstColumn="0" w:lastColumn="0" w:oddVBand="0" w:evenVBand="0" w:oddHBand="0" w:evenHBand="0" w:firstRowFirstColumn="0" w:firstRowLastColumn="0" w:lastRowFirstColumn="0" w:lastRowLastColumn="0"/>
+                    <w:rPr>
+                      <w:lang w:val="fr-FR" w:eastAsia="fr-FR"/>
+                    </w:rPr>
+                  </w:pPr>
+                  <w:r>
+                    <w:rPr>
+                      <w:lang w:val="fr-FR" w:eastAsia="fr-FR"/>
+                    </w:rPr>
+                    <w:t>Impact (1–3)</w:t>
+                  </w:r>
+                </w:p>
+              </w:tc>
+              <w:tc>
+                <w:tcPr>
+                  <w:tcW w:w="883" w:type="dxa"/>
+                  <w:hideMark/>
+                </w:tcPr>
+                <w:p>
+                  <w:pPr>
+                    <w:cnfStyle w:val="100000000000" w:firstRow="1" w:lastRow="0" w:firstColumn="0" w:lastColumn="0" w:oddVBand="0" w:evenVBand="0" w:oddHBand="0" w:evenHBand="0" w:firstRowFirstColumn="0" w:firstRowLastColumn="0" w:lastRowFirstColumn="0" w:lastRowLastColumn="0"/>
+                    <w:rPr>
+                      <w:lang w:val="fr-FR" w:eastAsia="fr-FR"/>
+                    </w:rPr>
+                  </w:pPr>
+                  <w:r>
+                    <w:rPr>
+                      <w:lang w:val="fr-FR" w:eastAsia="fr-FR"/>
+                    </w:rPr>
+                    <w:t>Criticité (P×I)</w:t>
+                  </w:r>
+                </w:p>
+              </w:tc>
+              <w:tc>
+                <w:tcPr>
+                  <w:tcW w:w="1523" w:type="dxa"/>
+                  <w:hideMark/>
+                </w:tcPr>
+                <w:p>
+                  <w:pPr>
+                    <w:cnfStyle w:val="100000000000" w:firstRow="1" w:lastRow="0" w:firstColumn="0" w:lastColumn="0" w:oddVBand="0" w:evenVBand="0" w:oddHBand="0" w:evenHBand="0" w:firstRowFirstColumn="0" w:firstRowLastColumn="0" w:lastRowFirstColumn="0" w:lastRowLastColumn="0"/>
+                    <w:rPr>
+                      <w:lang w:val="fr-FR" w:eastAsia="fr-FR"/>
+                    </w:rPr>
+                  </w:pPr>
+                  <w:r>
+                    <w:rPr>
+                      <w:lang w:val="fr-FR" w:eastAsia="fr-FR"/>
+                    </w:rPr>
+                    <w:t>Plan d’action / Réponse prévue</w:t>
+                  </w:r>
+                </w:p>
+              </w:tc>
+              <w:tc>
+                <w:tcPr>
+                  <w:tcW w:w="1298" w:type="dxa"/>
+                  <w:gridSpan w:val="2"/>
+                  <w:hideMark/>
+                </w:tcPr>
+                <w:p>
+                  <w:pPr>
+                    <w:cnfStyle w:val="100000000000" w:firstRow="1" w:lastRow="0" w:firstColumn="0" w:lastColumn="0" w:oddVBand="0" w:evenVBand="0" w:oddHBand="0" w:evenHBand="0" w:firstRowFirstColumn="0" w:firstRowLastColumn="0" w:lastRowFirstColumn="0" w:lastRowLastColumn="0"/>
+                    <w:rPr>
+                      <w:lang w:val="fr-FR" w:eastAsia="fr-FR"/>
+                    </w:rPr>
+                  </w:pPr>
+                  <w:r>
+                    <w:rPr>
+                      <w:lang w:val="fr-FR" w:eastAsia="fr-FR"/>
+                    </w:rPr>
+                    <w:t>Responsable</w:t>
+                  </w:r>
+                </w:p>
+              </w:tc>
+              <w:tc>
+                <w:tcPr>
+                  <w:tcW w:w="1575" w:type="dxa"/>
+                  <w:gridSpan w:val="2"/>
+                  <w:hideMark/>
+                </w:tcPr>
+                <w:p>
+                  <w:pPr>
+                    <w:cnfStyle w:val="100000000000" w:firstRow="1" w:lastRow="0" w:firstColumn="0" w:lastColumn="0" w:oddVBand="0" w:evenVBand="0" w:oddHBand="0" w:evenHBand="0" w:firstRowFirstColumn="0" w:firstRowLastColumn="0" w:lastRowFirstColumn="0" w:lastRowLastColumn="0"/>
+                    <w:rPr>
+                      <w:lang w:val="fr-FR" w:eastAsia="fr-FR"/>
+                    </w:rPr>
+                  </w:pPr>
+                  <w:r>
+                    <w:rPr>
+                      <w:lang w:val="fr-FR" w:eastAsia="fr-FR"/>
+                    </w:rPr>
+                    <w:t>État / Commentaire</w:t>
+                  </w:r>
+                </w:p>
+              </w:tc>
+            </w:tr>
+            <w:tr>
+              <w:trPr>
+                <w:cnfStyle w:val="000000100000" w:firstRow="0" w:lastRow="0" w:firstColumn="0" w:lastColumn="0" w:oddVBand="0" w:evenVBand="0" w:oddHBand="1" w:evenHBand="0" w:firstRowFirstColumn="0" w:firstRowLastColumn="0" w:lastRowFirstColumn="0" w:lastRowLastColumn="0"/>
+              </w:trPr>
+              <w:tc>
+                <w:tcPr>
+                  <w:cnfStyle w:val="001000000000" w:firstRow="0" w:lastRow="0" w:firstColumn="1" w:lastColumn="0" w:oddVBand="0" w:evenVBand="0" w:oddHBand="0" w:evenHBand="0" w:firstRowFirstColumn="0" w:firstRowLastColumn="0" w:lastRowFirstColumn="0" w:lastRowLastColumn="0"/>
+                  <w:tcW w:w="0" w:type="auto"/>
+                  <w:hideMark/>
+                </w:tcPr>
+                <w:p>
+                  <w:pPr>
+                    <w:rPr>
+                      <w:lang w:val="fr-FR" w:eastAsia="fr-FR"/>
+                    </w:rPr>
+                  </w:pPr>
+                  <w:r>
+                    <w:rPr>
+                      <w:lang w:val="fr-FR" w:eastAsia="fr-FR"/>
+                    </w:rPr>
+                    <w:t>Retard dans la planification du projet</w:t>
+                  </w:r>
+                </w:p>
+              </w:tc>
+              <w:tc>
+                <w:tcPr>
+                  <w:tcW w:w="0" w:type="auto"/>
+                  <w:hideMark/>
+                </w:tcPr>
+                <w:p>
+                  <w:pPr>
+                    <w:cnfStyle w:val="000000100000" w:firstRow="0" w:lastRow="0" w:firstColumn="0" w:lastColumn="0" w:oddVBand="0" w:evenVBand="0" w:oddHBand="1" w:evenHBand="0" w:firstRowFirstColumn="0" w:firstRowLastColumn="0" w:lastRowFirstColumn="0" w:lastRowLastColumn="0"/>
+                    <w:rPr>
+                      <w:lang w:val="fr-FR" w:eastAsia="fr-FR"/>
+                    </w:rPr>
+                  </w:pPr>
+                  <w:r>
+                    <w:rPr>
+                      <w:lang w:val="fr-FR" w:eastAsia="fr-FR"/>
+                    </w:rPr>
+                    <w:t>2</w:t>
+                  </w:r>
+                </w:p>
+              </w:tc>
+              <w:tc>
+                <w:tcPr>
+                  <w:tcW w:w="0" w:type="auto"/>
+                  <w:hideMark/>
+                </w:tcPr>
+                <w:p>
+                  <w:pPr>
+                    <w:cnfStyle w:val="000000100000" w:firstRow="0" w:lastRow="0" w:firstColumn="0" w:lastColumn="0" w:oddVBand="0" w:evenVBand="0" w:oddHBand="1" w:evenHBand="0" w:firstRowFirstColumn="0" w:firstRowLastColumn="0" w:lastRowFirstColumn="0" w:lastRowLastColumn="0"/>
+                    <w:rPr>
+                      <w:lang w:val="fr-FR" w:eastAsia="fr-FR"/>
+                    </w:rPr>
+                  </w:pPr>
+                  <w:r>
+                    <w:rPr>
+                      <w:lang w:val="fr-FR" w:eastAsia="fr-FR"/>
+                    </w:rPr>
+                    <w:t>3</w:t>
+                  </w:r>
+                </w:p>
+              </w:tc>
+              <w:tc>
+                <w:tcPr>
+                  <w:tcW w:w="883" w:type="dxa"/>
+                  <w:hideMark/>
+                </w:tcPr>
+                <w:p>
+                  <w:pPr>
+                    <w:cnfStyle w:val="000000100000" w:firstRow="0" w:lastRow="0" w:firstColumn="0" w:lastColumn="0" w:oddVBand="0" w:evenVBand="0" w:oddHBand="1" w:evenHBand="0" w:firstRowFirstColumn="0" w:firstRowLastColumn="0" w:lastRowFirstColumn="0" w:lastRowLastColumn="0"/>
+                    <w:rPr>
+                      <w:lang w:val="fr-FR" w:eastAsia="fr-FR"/>
+                    </w:rPr>
+                  </w:pPr>
+                  <w:r>
+                    <w:rPr>
+                      <w:lang w:val="fr-FR" w:eastAsia="fr-FR"/>
+                    </w:rPr>
+                    <w:t>6</w:t>
+                  </w:r>
+                </w:p>
+              </w:tc>
+              <w:tc>
+                <w:tcPr>
+                  <w:tcW w:w="1631" w:type="dxa"/>
+                  <w:gridSpan w:val="2"/>
+                  <w:hideMark/>
+                </w:tcPr>
+                <w:p>
+                  <w:pPr>
+                    <w:cnfStyle w:val="000000100000" w:firstRow="0" w:lastRow="0" w:firstColumn="0" w:lastColumn="0" w:oddVBand="0" w:evenVBand="0" w:oddHBand="1" w:evenHBand="0" w:firstRowFirstColumn="0" w:firstRowLastColumn="0" w:lastRowFirstColumn="0" w:lastRowLastColumn="0"/>
+                    <w:rPr>
+                      <w:lang w:val="fr-FR" w:eastAsia="fr-FR"/>
+                    </w:rPr>
+                  </w:pPr>
+                  <w:r>
+                    <w:rPr>
+                      <w:lang w:val="fr-FR" w:eastAsia="fr-FR"/>
+                    </w:rPr>
+                    <w:t>Suivre un calendrier Trello / Notion hebdomadaire ; réunions régulières</w:t>
+                  </w:r>
+                </w:p>
+              </w:tc>
+              <w:tc>
+                <w:tcPr>
+                  <w:tcW w:w="1298" w:type="dxa"/>
+                  <w:gridSpan w:val="2"/>
+                  <w:hideMark/>
+                </w:tcPr>
+                <w:p>
+                  <w:pPr>
+                    <w:cnfStyle w:val="000000100000" w:firstRow="0" w:lastRow="0" w:firstColumn="0" w:lastColumn="0" w:oddVBand="0" w:evenVBand="0" w:oddHBand="1" w:evenHBand="0" w:firstRowFirstColumn="0" w:firstRowLastColumn="0" w:lastRowFirstColumn="0" w:lastRowLastColumn="0"/>
+                    <w:rPr>
+                      <w:lang w:val="fr-FR" w:eastAsia="fr-FR"/>
+                    </w:rPr>
+                  </w:pPr>
+                  <w:r>
+                    <w:rPr>
+                      <w:lang w:val="fr-FR" w:eastAsia="fr-FR"/>
+                    </w:rPr>
+                    <w:t>Adrien</w:t>
+                  </w:r>
+                </w:p>
+              </w:tc>
+              <w:tc>
+                <w:tcPr>
+                  <w:tcW w:w="1575" w:type="dxa"/>
+                  <w:gridSpan w:val="2"/>
+                  <w:hideMark/>
+                </w:tcPr>
+                <w:p>
+                  <w:pPr>
+                    <w:cnfStyle w:val="000000100000" w:firstRow="0" w:lastRow="0" w:firstColumn="0" w:lastColumn="0" w:oddVBand="0" w:evenVBand="0" w:oddHBand="1" w:evenHBand="0" w:firstRowFirstColumn="0" w:firstRowLastColumn="0" w:lastRowFirstColumn="0" w:lastRowLastColumn="0"/>
+                    <w:rPr>
+                      <w:lang w:val="fr-FR" w:eastAsia="fr-FR"/>
+                    </w:rPr>
+                  </w:pPr>
+                  <w:r>
+                    <w:rPr>
+                      <w:lang w:val="fr-FR" w:eastAsia="fr-FR"/>
+                    </w:rPr>
+                    <w:t>En cours – suivi hebdomadaire</w:t>
+                  </w:r>
+                </w:p>
+              </w:tc>
+            </w:tr>
+            <w:tr>
+              <w:trPr>
+                <w:gridAfter w:val="1"/>
+                <w:wAfter w:w="108" w:type="dxa"/>
+              </w:trPr>
+              <w:tc>
+                <w:tcPr>
+                  <w:cnfStyle w:val="001000000000" w:firstRow="0" w:lastRow="0" w:firstColumn="1" w:lastColumn="0" w:oddVBand="0" w:evenVBand="0" w:oddHBand="0" w:evenHBand="0" w:firstRowFirstColumn="0" w:firstRowLastColumn="0" w:lastRowFirstColumn="0" w:lastRowLastColumn="0"/>
+                  <w:tcW w:w="0" w:type="auto"/>
+                  <w:hideMark/>
+                </w:tcPr>
+                <w:p>
+                  <w:pPr>
+                    <w:rPr>
+                      <w:lang w:val="fr-FR" w:eastAsia="fr-FR"/>
+                    </w:rPr>
+                  </w:pPr>
+                  <w:r>
+                    <w:rPr>
+                      <w:lang w:val="fr-FR" w:eastAsia="fr-FR"/>
+                    </w:rPr>
+                    <w:t>Problèmes de compatibilité entre versions PHP/MySQL</w:t>
+                  </w:r>
+                </w:p>
+              </w:tc>
+              <w:tc>
+                <w:tcPr>
+                  <w:tcW w:w="0" w:type="auto"/>
+                  <w:hideMark/>
+                </w:tcPr>
+                <w:p>
+                  <w:pPr>
+                    <w:cnfStyle w:val="000000000000" w:firstRow="0" w:lastRow="0" w:firstColumn="0" w:lastColumn="0" w:oddVBand="0" w:evenVBand="0" w:oddHBand="0" w:evenHBand="0" w:firstRowFirstColumn="0" w:firstRowLastColumn="0" w:lastRowFirstColumn="0" w:lastRowLastColumn="0"/>
+                    <w:rPr>
+                      <w:lang w:val="fr-FR" w:eastAsia="fr-FR"/>
+                    </w:rPr>
+                  </w:pPr>
+                  <w:r>
+                    <w:rPr>
+                      <w:lang w:val="fr-FR" w:eastAsia="fr-FR"/>
+                    </w:rPr>
+                    <w:t>2</w:t>
+                  </w:r>
+                </w:p>
+              </w:tc>
+              <w:tc>
+                <w:tcPr>
+                  <w:tcW w:w="0" w:type="auto"/>
+                  <w:hideMark/>
+                </w:tcPr>
+                <w:p>
+                  <w:pPr>
+                    <w:cnfStyle w:val="000000000000" w:firstRow="0" w:lastRow="0" w:firstColumn="0" w:lastColumn="0" w:oddVBand="0" w:evenVBand="0" w:oddHBand="0" w:evenHBand="0" w:firstRowFirstColumn="0" w:firstRowLastColumn="0" w:lastRowFirstColumn="0" w:lastRowLastColumn="0"/>
+                    <w:rPr>
+                      <w:lang w:val="fr-FR" w:eastAsia="fr-FR"/>
+                    </w:rPr>
+                  </w:pPr>
+                  <w:r>
+                    <w:rPr>
+                      <w:lang w:val="fr-FR" w:eastAsia="fr-FR"/>
+                    </w:rPr>
+                    <w:t>3</w:t>
+                  </w:r>
+                </w:p>
+              </w:tc>
+              <w:tc>
+                <w:tcPr>
+                  <w:tcW w:w="883" w:type="dxa"/>
+                  <w:hideMark/>
+                </w:tcPr>
+                <w:p>
+                  <w:pPr>
+                    <w:cnfStyle w:val="000000000000" w:firstRow="0" w:lastRow="0" w:firstColumn="0" w:lastColumn="0" w:oddVBand="0" w:evenVBand="0" w:oddHBand="0" w:evenHBand="0" w:firstRowFirstColumn="0" w:firstRowLastColumn="0" w:lastRowFirstColumn="0" w:lastRowLastColumn="0"/>
+                    <w:rPr>
+                      <w:lang w:val="fr-FR" w:eastAsia="fr-FR"/>
+                    </w:rPr>
+                  </w:pPr>
+                  <w:r>
+                    <w:rPr>
+                      <w:lang w:val="fr-FR" w:eastAsia="fr-FR"/>
+                    </w:rPr>
+                    <w:t>6</w:t>
+                  </w:r>
+                </w:p>
+              </w:tc>
+              <w:tc>
+                <w:tcPr>
+                  <w:tcW w:w="1523" w:type="dxa"/>
+                  <w:hideMark/>
+                </w:tcPr>
+                <w:p>
+                  <w:pPr>
+                    <w:cnfStyle w:val="000000000000" w:firstRow="0" w:lastRow="0" w:firstColumn="0" w:lastColumn="0" w:oddVBand="0" w:evenVBand="0" w:oddHBand="0" w:evenHBand="0" w:firstRowFirstColumn="0" w:firstRowLastColumn="0" w:lastRowFirstColumn="0" w:lastRowLastColumn="0"/>
+                    <w:rPr>
+                      <w:lang w:val="fr-FR" w:eastAsia="fr-FR"/>
+                    </w:rPr>
+                  </w:pPr>
+                  <w:r>
+                    <w:rPr>
+                      <w:lang w:val="fr-FR" w:eastAsia="fr-FR"/>
+                    </w:rPr>
+                    <w:t xml:space="preserve">Vérifier la version </w:t>
+                  </w:r>
+                  <w:proofErr w:type="gramStart"/>
+                  <w:r>
+                    <w:rPr>
+                      <w:lang w:val="fr-FR" w:eastAsia="fr-FR"/>
+                    </w:rPr>
+                    <w:t>serveur ,</w:t>
+                  </w:r>
+                  <w:proofErr w:type="gramEnd"/>
+                  <w:r>
+                    <w:rPr>
+                      <w:lang w:val="fr-FR" w:eastAsia="fr-FR"/>
+                    </w:rPr>
+                    <w:t xml:space="preserve"> tests locaux avant déploiement</w:t>
+                  </w:r>
+                </w:p>
+              </w:tc>
+              <w:tc>
+                <w:tcPr>
+                  <w:tcW w:w="1298" w:type="dxa"/>
+                  <w:gridSpan w:val="2"/>
+                  <w:hideMark/>
+                </w:tcPr>
+                <w:p>
+                  <w:pPr>
+                    <w:cnfStyle w:val="000000000000" w:firstRow="0" w:lastRow="0" w:firstColumn="0" w:lastColumn="0" w:oddVBand="0" w:evenVBand="0" w:oddHBand="0" w:evenHBand="0" w:firstRowFirstColumn="0" w:firstRowLastColumn="0" w:lastRowFirstColumn="0" w:lastRowLastColumn="0"/>
+                    <w:rPr>
+                      <w:lang w:val="fr-FR" w:eastAsia="fr-FR"/>
+                    </w:rPr>
+                  </w:pPr>
+                  <w:r>
+                    <w:rPr>
+                      <w:lang w:val="fr-FR" w:eastAsia="fr-FR"/>
+                    </w:rPr>
+                    <w:t>Sasha</w:t>
+                  </w:r>
+                </w:p>
+              </w:tc>
+              <w:tc>
+                <w:tcPr>
+                  <w:tcW w:w="1575" w:type="dxa"/>
+                  <w:gridSpan w:val="2"/>
+                  <w:hideMark/>
+                </w:tcPr>
+                <w:p>
+                  <w:pPr>
+                    <w:cnfStyle w:val="000000000000" w:firstRow="0" w:lastRow="0" w:firstColumn="0" w:lastColumn="0" w:oddVBand="0" w:evenVBand="0" w:oddHBand="0" w:evenHBand="0" w:firstRowFirstColumn="0" w:firstRowLastColumn="0" w:lastRowFirstColumn="0" w:lastRowLastColumn="0"/>
+                    <w:rPr>
+                      <w:lang w:val="fr-FR" w:eastAsia="fr-FR"/>
+                    </w:rPr>
+                  </w:pPr>
+                  <w:r>
+                    <w:rPr>
+                      <w:lang w:val="fr-FR" w:eastAsia="fr-FR"/>
+                    </w:rPr>
+                    <w:t>A regarder</w:t>
+                  </w:r>
+                </w:p>
+              </w:tc>
+            </w:tr>
+            <w:tr>
+              <w:trPr>
+                <w:gridAfter w:val="1"/>
+                <w:cnfStyle w:val="000000100000" w:firstRow="0" w:lastRow="0" w:firstColumn="0" w:lastColumn="0" w:oddVBand="0" w:evenVBand="0" w:oddHBand="1" w:evenHBand="0" w:firstRowFirstColumn="0" w:firstRowLastColumn="0" w:lastRowFirstColumn="0" w:lastRowLastColumn="0"/>
+                <w:wAfter w:w="108" w:type="dxa"/>
+              </w:trPr>
+              <w:tc>
+                <w:tcPr>
+                  <w:cnfStyle w:val="001000000000" w:firstRow="0" w:lastRow="0" w:firstColumn="1" w:lastColumn="0" w:oddVBand="0" w:evenVBand="0" w:oddHBand="0" w:evenHBand="0" w:firstRowFirstColumn="0" w:firstRowLastColumn="0" w:lastRowFirstColumn="0" w:lastRowLastColumn="0"/>
+                  <w:tcW w:w="0" w:type="auto"/>
+                  <w:hideMark/>
+                </w:tcPr>
+                <w:p>
+                  <w:pPr>
+                    <w:rPr>
+                      <w:lang w:val="fr-FR" w:eastAsia="fr-FR"/>
+                    </w:rPr>
+                  </w:pPr>
+                  <w:r>
+                    <w:rPr>
+                      <w:lang w:val="fr-FR" w:eastAsia="fr-FR"/>
+                    </w:rPr>
+                    <w:t>Erreur de connexion à la base de données</w:t>
+                  </w:r>
+                </w:p>
+              </w:tc>
+              <w:tc>
+                <w:tcPr>
+                  <w:tcW w:w="0" w:type="auto"/>
+                  <w:hideMark/>
+                </w:tcPr>
+                <w:p>
+                  <w:pPr>
+                    <w:cnfStyle w:val="000000100000" w:firstRow="0" w:lastRow="0" w:firstColumn="0" w:lastColumn="0" w:oddVBand="0" w:evenVBand="0" w:oddHBand="1" w:evenHBand="0" w:firstRowFirstColumn="0" w:firstRowLastColumn="0" w:lastRowFirstColumn="0" w:lastRowLastColumn="0"/>
+                    <w:rPr>
+                      <w:lang w:val="fr-FR" w:eastAsia="fr-FR"/>
+                    </w:rPr>
+                  </w:pPr>
+                  <w:r>
+                    <w:rPr>
+                      <w:lang w:val="fr-FR" w:eastAsia="fr-FR"/>
+                    </w:rPr>
+                    <w:t>3</w:t>
+                  </w:r>
+                </w:p>
+              </w:tc>
+              <w:tc>
+                <w:tcPr>
+                  <w:tcW w:w="0" w:type="auto"/>
+                  <w:hideMark/>
+                </w:tcPr>
+                <w:p>
+                  <w:pPr>
+                    <w:cnfStyle w:val="000000100000" w:firstRow="0" w:lastRow="0" w:firstColumn="0" w:lastColumn="0" w:oddVBand="0" w:evenVBand="0" w:oddHBand="1" w:evenHBand="0" w:firstRowFirstColumn="0" w:firstRowLastColumn="0" w:lastRowFirstColumn="0" w:lastRowLastColumn="0"/>
+                    <w:rPr>
+                      <w:lang w:val="fr-FR" w:eastAsia="fr-FR"/>
+                    </w:rPr>
+                  </w:pPr>
+                  <w:r>
+                    <w:rPr>
+                      <w:lang w:val="fr-FR" w:eastAsia="fr-FR"/>
+                    </w:rPr>
+                    <w:t>2</w:t>
+                  </w:r>
+                </w:p>
+              </w:tc>
+              <w:tc>
+                <w:tcPr>
+                  <w:tcW w:w="883" w:type="dxa"/>
+                  <w:hideMark/>
+                </w:tcPr>
+                <w:p>
+                  <w:pPr>
+                    <w:cnfStyle w:val="000000100000" w:firstRow="0" w:lastRow="0" w:firstColumn="0" w:lastColumn="0" w:oddVBand="0" w:evenVBand="0" w:oddHBand="1" w:evenHBand="0" w:firstRowFirstColumn="0" w:firstRowLastColumn="0" w:lastRowFirstColumn="0" w:lastRowLastColumn="0"/>
+                    <w:rPr>
+                      <w:lang w:val="fr-FR" w:eastAsia="fr-FR"/>
+                    </w:rPr>
+                  </w:pPr>
+                  <w:r>
+                    <w:rPr>
+                      <w:lang w:val="fr-FR" w:eastAsia="fr-FR"/>
+                    </w:rPr>
+                    <w:t>6</w:t>
+                  </w:r>
+                </w:p>
+              </w:tc>
+              <w:tc>
+                <w:tcPr>
+                  <w:tcW w:w="1523" w:type="dxa"/>
+                  <w:hideMark/>
+                </w:tcPr>
+                <w:p>
+                  <w:pPr>
+                    <w:cnfStyle w:val="000000100000" w:firstRow="0" w:lastRow="0" w:firstColumn="0" w:lastColumn="0" w:oddVBand="0" w:evenVBand="0" w:oddHBand="1" w:evenHBand="0" w:firstRowFirstColumn="0" w:firstRowLastColumn="0" w:lastRowFirstColumn="0" w:lastRowLastColumn="0"/>
+                    <w:rPr>
+                      <w:lang w:val="fr-FR" w:eastAsia="fr-FR"/>
+                    </w:rPr>
+                  </w:pPr>
+                  <w:r>
+                    <w:rPr>
+                      <w:lang w:val="fr-FR" w:eastAsia="fr-FR"/>
+                    </w:rPr>
+                    <w:t xml:space="preserve">Centraliser les identifiants dans </w:t>
+                  </w:r>
+                  <w:proofErr w:type="spellStart"/>
+                  <w:r>
+                    <w:rPr>
+                      <w:rFonts w:ascii="Courier New" w:hAnsi="Courier New" w:cs="Courier New"/>
+                      <w:sz w:val="20"/>
+                      <w:szCs w:val="20"/>
+                      <w:lang w:val="fr-FR" w:eastAsia="fr-FR"/>
+                    </w:rPr>
+                    <w:t>config.php</w:t>
+                  </w:r>
+                  <w:proofErr w:type="spellEnd"/>
+                  <w:r>
+                    <w:rPr>
+                      <w:lang w:val="fr-FR" w:eastAsia="fr-FR"/>
+                    </w:rPr>
+                    <w:t>, test unitaire avant push</w:t>
+                  </w:r>
+                </w:p>
+              </w:tc>
+              <w:tc>
+                <w:tcPr>
+                  <w:tcW w:w="1298" w:type="dxa"/>
+                  <w:gridSpan w:val="2"/>
+                  <w:hideMark/>
+                </w:tcPr>
+                <w:p>
+                  <w:pPr>
+                    <w:cnfStyle w:val="000000100000" w:firstRow="0" w:lastRow="0" w:firstColumn="0" w:lastColumn="0" w:oddVBand="0" w:evenVBand="0" w:oddHBand="1" w:evenHBand="0" w:firstRowFirstColumn="0" w:firstRowLastColumn="0" w:lastRowFirstColumn="0" w:lastRowLastColumn="0"/>
+                    <w:rPr>
+                      <w:lang w:val="fr-FR" w:eastAsia="fr-FR"/>
+                    </w:rPr>
+                  </w:pPr>
+                  <w:r>
+                    <w:rPr>
+                      <w:lang w:val="fr-FR" w:eastAsia="fr-FR"/>
+                    </w:rPr>
+                    <w:t>Lenny</w:t>
+                  </w:r>
+                </w:p>
+              </w:tc>
+              <w:tc>
+                <w:tcPr>
+                  <w:tcW w:w="1575" w:type="dxa"/>
+                  <w:gridSpan w:val="2"/>
+                  <w:hideMark/>
+                </w:tcPr>
+                <w:p>
+                  <w:pPr>
+                    <w:cnfStyle w:val="000000100000" w:firstRow="0" w:lastRow="0" w:firstColumn="0" w:lastColumn="0" w:oddVBand="0" w:evenVBand="0" w:oddHBand="1" w:evenHBand="0" w:firstRowFirstColumn="0" w:firstRowLastColumn="0" w:lastRowFirstColumn="0" w:lastRowLastColumn="0"/>
+                    <w:rPr>
+                      <w:lang w:val="fr-FR" w:eastAsia="fr-FR"/>
+                    </w:rPr>
+                  </w:pPr>
+                  <w:r>
+                    <w:rPr>
+                      <w:lang w:val="fr-FR" w:eastAsia="fr-FR"/>
+                    </w:rPr>
+                    <w:t>A faire</w:t>
+                  </w:r>
+                </w:p>
+              </w:tc>
+            </w:tr>
+            <w:tr>
+              <w:trPr>
+                <w:gridAfter w:val="1"/>
+                <w:wAfter w:w="108" w:type="dxa"/>
+              </w:trPr>
+              <w:tc>
+                <w:tcPr>
+                  <w:cnfStyle w:val="001000000000" w:firstRow="0" w:lastRow="0" w:firstColumn="1" w:lastColumn="0" w:oddVBand="0" w:evenVBand="0" w:oddHBand="0" w:evenHBand="0" w:firstRowFirstColumn="0" w:firstRowLastColumn="0" w:lastRowFirstColumn="0" w:lastRowLastColumn="0"/>
+                  <w:tcW w:w="0" w:type="auto"/>
+                  <w:hideMark/>
+                </w:tcPr>
+                <w:p>
+                  <w:pPr>
+                    <w:rPr>
+                      <w:lang w:val="fr-FR" w:eastAsia="fr-FR"/>
+                    </w:rPr>
+                  </w:pPr>
+                  <w:r>
+                    <w:rPr>
+                      <w:lang w:val="fr-FR" w:eastAsia="fr-FR"/>
+                    </w:rPr>
+                    <w:t>Perte de code / conflit Git</w:t>
+                  </w:r>
+                </w:p>
+              </w:tc>
+              <w:tc>
+                <w:tcPr>
+                  <w:tcW w:w="0" w:type="auto"/>
+                  <w:hideMark/>
+                </w:tcPr>
+                <w:p>
+                  <w:pPr>
+                    <w:cnfStyle w:val="000000000000" w:firstRow="0" w:lastRow="0" w:firstColumn="0" w:lastColumn="0" w:oddVBand="0" w:evenVBand="0" w:oddHBand="0" w:evenHBand="0" w:firstRowFirstColumn="0" w:firstRowLastColumn="0" w:lastRowFirstColumn="0" w:lastRowLastColumn="0"/>
+                    <w:rPr>
+                      <w:lang w:val="fr-FR" w:eastAsia="fr-FR"/>
+                    </w:rPr>
+                  </w:pPr>
+                  <w:r>
+                    <w:rPr>
+                      <w:lang w:val="fr-FR" w:eastAsia="fr-FR"/>
+                    </w:rPr>
+                    <w:t>2</w:t>
+                  </w:r>
+                </w:p>
+              </w:tc>
+              <w:tc>
+                <w:tcPr>
+                  <w:tcW w:w="0" w:type="auto"/>
+                  <w:hideMark/>
+                </w:tcPr>
+                <w:p>
+                  <w:pPr>
+                    <w:cnfStyle w:val="000000000000" w:firstRow="0" w:lastRow="0" w:firstColumn="0" w:lastColumn="0" w:oddVBand="0" w:evenVBand="0" w:oddHBand="0" w:evenHBand="0" w:firstRowFirstColumn="0" w:firstRowLastColumn="0" w:lastRowFirstColumn="0" w:lastRowLastColumn="0"/>
+                    <w:rPr>
+                      <w:lang w:val="fr-FR" w:eastAsia="fr-FR"/>
+                    </w:rPr>
+                  </w:pPr>
+                  <w:r>
+                    <w:rPr>
+                      <w:lang w:val="fr-FR" w:eastAsia="fr-FR"/>
+                    </w:rPr>
+                    <w:t>3</w:t>
+                  </w:r>
+                </w:p>
+              </w:tc>
+              <w:tc>
+                <w:tcPr>
+                  <w:tcW w:w="883" w:type="dxa"/>
+                  <w:hideMark/>
+                </w:tcPr>
+                <w:p>
+                  <w:pPr>
+                    <w:cnfStyle w:val="000000000000" w:firstRow="0" w:lastRow="0" w:firstColumn="0" w:lastColumn="0" w:oddVBand="0" w:evenVBand="0" w:oddHBand="0" w:evenHBand="0" w:firstRowFirstColumn="0" w:firstRowLastColumn="0" w:lastRowFirstColumn="0" w:lastRowLastColumn="0"/>
+                    <w:rPr>
+                      <w:lang w:val="fr-FR" w:eastAsia="fr-FR"/>
+                    </w:rPr>
+                  </w:pPr>
+                  <w:r>
+                    <w:rPr>
+                      <w:lang w:val="fr-FR" w:eastAsia="fr-FR"/>
+                    </w:rPr>
+                    <w:t>6</w:t>
+                  </w:r>
+                </w:p>
+              </w:tc>
+              <w:tc>
+                <w:tcPr>
+                  <w:tcW w:w="1523" w:type="dxa"/>
+                  <w:hideMark/>
+                </w:tcPr>
+                <w:p>
+                  <w:pPr>
+                    <w:cnfStyle w:val="000000000000" w:firstRow="0" w:lastRow="0" w:firstColumn="0" w:lastColumn="0" w:oddVBand="0" w:evenVBand="0" w:oddHBand="0" w:evenHBand="0" w:firstRowFirstColumn="0" w:firstRowLastColumn="0" w:lastRowFirstColumn="0" w:lastRowLastColumn="0"/>
+                    <w:rPr>
+                      <w:lang w:val="fr-FR" w:eastAsia="fr-FR"/>
+                    </w:rPr>
+                  </w:pPr>
+                  <w:r>
+                    <w:rPr>
+                      <w:lang w:val="fr-FR" w:eastAsia="fr-FR"/>
+                    </w:rPr>
+                    <w:t xml:space="preserve">Utilisation de branches dédiées + merge contrôlé via </w:t>
+                  </w:r>
+                  <w:proofErr w:type="spellStart"/>
+                  <w:r>
+                    <w:rPr>
+                      <w:lang w:val="fr-FR" w:eastAsia="fr-FR"/>
+                    </w:rPr>
+                    <w:t>Git</w:t>
+                  </w:r>
+                  <w:r>
+                    <w:rPr>
+                      <w:lang w:val="fr-FR" w:eastAsia="fr-FR"/>
+                    </w:rPr>
+                    <w:t>Lab</w:t>
+                  </w:r>
+                  <w:proofErr w:type="spellEnd"/>
+                </w:p>
+              </w:tc>
+              <w:tc>
+                <w:tcPr>
+                  <w:tcW w:w="1298" w:type="dxa"/>
+                  <w:gridSpan w:val="2"/>
+                  <w:hideMark/>
+                </w:tcPr>
+                <w:p>
+                  <w:pPr>
+                    <w:cnfStyle w:val="000000000000" w:firstRow="0" w:lastRow="0" w:firstColumn="0" w:lastColumn="0" w:oddVBand="0" w:evenVBand="0" w:oddHBand="0" w:evenHBand="0" w:firstRowFirstColumn="0" w:firstRowLastColumn="0" w:lastRowFirstColumn="0" w:lastRowLastColumn="0"/>
+                    <w:rPr>
+                      <w:lang w:val="fr-FR" w:eastAsia="fr-FR"/>
+                    </w:rPr>
+                  </w:pPr>
+                  <w:r>
+                    <w:rPr>
+                      <w:lang w:val="fr-FR" w:eastAsia="fr-FR"/>
+                    </w:rPr>
+                    <w:t>Céleste</w:t>
+                  </w:r>
+                </w:p>
+              </w:tc>
+              <w:tc>
+                <w:tcPr>
+                  <w:tcW w:w="1575" w:type="dxa"/>
+                  <w:gridSpan w:val="2"/>
+                  <w:hideMark/>
+                </w:tcPr>
+                <w:p>
+                  <w:pPr>
+                    <w:cnfStyle w:val="000000000000" w:firstRow="0" w:lastRow="0" w:firstColumn="0" w:lastColumn="0" w:oddVBand="0" w:evenVBand="0" w:oddHBand="0" w:evenHBand="0" w:firstRowFirstColumn="0" w:firstRowLastColumn="0" w:lastRowFirstColumn="0" w:lastRowLastColumn="0"/>
+                    <w:rPr>
+                      <w:lang w:val="fr-FR" w:eastAsia="fr-FR"/>
+                    </w:rPr>
+                  </w:pPr>
+                  <w:r>
+                    <w:rPr>
+                      <w:lang w:val="fr-FR" w:eastAsia="fr-FR"/>
+                    </w:rPr>
+                    <w:t>Process Git adopté</w:t>
+                  </w:r>
+                </w:p>
+              </w:tc>
+            </w:tr>
+            <w:tr>
+              <w:trPr>
+                <w:gridAfter w:val="1"/>
+                <w:cnfStyle w:val="000000100000" w:firstRow="0" w:lastRow="0" w:firstColumn="0" w:lastColumn="0" w:oddVBand="0" w:evenVBand="0" w:oddHBand="1" w:evenHBand="0" w:firstRowFirstColumn="0" w:firstRowLastColumn="0" w:lastRowFirstColumn="0" w:lastRowLastColumn="0"/>
+                <w:wAfter w:w="108" w:type="dxa"/>
+              </w:trPr>
+              <w:tc>
+                <w:tcPr>
+                  <w:cnfStyle w:val="001000000000" w:firstRow="0" w:lastRow="0" w:firstColumn="1" w:lastColumn="0" w:oddVBand="0" w:evenVBand="0" w:oddHBand="0" w:evenHBand="0" w:firstRowFirstColumn="0" w:firstRowLastColumn="0" w:lastRowFirstColumn="0" w:lastRowLastColumn="0"/>
+                  <w:tcW w:w="0" w:type="auto"/>
+                  <w:hideMark/>
+                </w:tcPr>
+                <w:p>
+                  <w:pPr>
+                    <w:rPr>
+                      <w:lang w:val="fr-FR" w:eastAsia="fr-FR"/>
+                    </w:rPr>
+                  </w:pPr>
+                  <w:r>
+                    <w:rPr>
+                      <w:lang w:val="fr-FR" w:eastAsia="fr-FR"/>
+                    </w:rPr>
+                    <w:t>Fuite de données utilisateurs</w:t>
+                  </w:r>
+                </w:p>
+              </w:tc>
+              <w:tc>
+                <w:tcPr>
+                  <w:tcW w:w="0" w:type="auto"/>
+                  <w:hideMark/>
+                </w:tcPr>
+                <w:p>
+                  <w:pPr>
+                    <w:cnfStyle w:val="000000100000" w:firstRow="0" w:lastRow="0" w:firstColumn="0" w:lastColumn="0" w:oddVBand="0" w:evenVBand="0" w:oddHBand="1" w:evenHBand="0" w:firstRowFirstColumn="0" w:firstRowLastColumn="0" w:lastRowFirstColumn="0" w:lastRowLastColumn="0"/>
+                    <w:rPr>
+                      <w:lang w:val="fr-FR" w:eastAsia="fr-FR"/>
+                    </w:rPr>
+                  </w:pPr>
+                  <w:r>
+                    <w:rPr>
+                      <w:lang w:val="fr-FR" w:eastAsia="fr-FR"/>
+                    </w:rPr>
+                    <w:t>1</w:t>
+                  </w:r>
+                </w:p>
+              </w:tc>
+              <w:tc>
+                <w:tcPr>
+                  <w:tcW w:w="0" w:type="auto"/>
+                  <w:hideMark/>
+                </w:tcPr>
+                <w:p>
+                  <w:pPr>
+                    <w:cnfStyle w:val="000000100000" w:firstRow="0" w:lastRow="0" w:firstColumn="0" w:lastColumn="0" w:oddVBand="0" w:evenVBand="0" w:oddHBand="1" w:evenHBand="0" w:firstRowFirstColumn="0" w:firstRowLastColumn="0" w:lastRowFirstColumn="0" w:lastRowLastColumn="0"/>
+                    <w:rPr>
+                      <w:lang w:val="fr-FR" w:eastAsia="fr-FR"/>
+                    </w:rPr>
+                  </w:pPr>
+                  <w:r>
+                    <w:rPr>
+                      <w:lang w:val="fr-FR" w:eastAsia="fr-FR"/>
+                    </w:rPr>
+                    <w:t>3</w:t>
+                  </w:r>
+                </w:p>
+              </w:tc>
+              <w:tc>
+                <w:tcPr>
+                  <w:tcW w:w="883" w:type="dxa"/>
+                  <w:hideMark/>
+                </w:tcPr>
+                <w:p>
+                  <w:pPr>
+                    <w:cnfStyle w:val="000000100000" w:firstRow="0" w:lastRow="0" w:firstColumn="0" w:lastColumn="0" w:oddVBand="0" w:evenVBand="0" w:oddHBand="1" w:evenHBand="0" w:firstRowFirstColumn="0" w:firstRowLastColumn="0" w:lastRowFirstColumn="0" w:lastRowLastColumn="0"/>
+                    <w:rPr>
+                      <w:lang w:val="fr-FR" w:eastAsia="fr-FR"/>
+                    </w:rPr>
+                  </w:pPr>
+                  <w:r>
+                    <w:rPr>
+                      <w:lang w:val="fr-FR" w:eastAsia="fr-FR"/>
+                    </w:rPr>
+                    <w:t>3</w:t>
+                  </w:r>
+                </w:p>
+              </w:tc>
+              <w:tc>
+                <w:tcPr>
+                  <w:tcW w:w="1523" w:type="dxa"/>
+                  <w:hideMark/>
+                </w:tcPr>
+                <w:p>
+                  <w:pPr>
+                    <w:cnfStyle w:val="000000100000" w:firstRow="0" w:lastRow="0" w:firstColumn="0" w:lastColumn="0" w:oddVBand="0" w:evenVBand="0" w:oddHBand="1" w:evenHBand="0" w:firstRowFirstColumn="0" w:firstRowLastColumn="0" w:lastRowFirstColumn="0" w:lastRowLastColumn="0"/>
+                    <w:rPr>
+                      <w:lang w:val="fr-FR" w:eastAsia="fr-FR"/>
+                    </w:rPr>
+                  </w:pPr>
+                  <w:r>
+                    <w:rPr>
+                      <w:lang w:val="fr-FR" w:eastAsia="fr-FR"/>
+                    </w:rPr>
+                    <w:t>Hachage des mots de passe, vérification des requêtes SQL</w:t>
+                  </w:r>
+                </w:p>
+              </w:tc>
+              <w:tc>
+                <w:tcPr>
+                  <w:tcW w:w="1298" w:type="dxa"/>
+                  <w:gridSpan w:val="2"/>
+                  <w:hideMark/>
+                </w:tcPr>
+                <w:p>
+                  <w:pPr>
+                    <w:cnfStyle w:val="000000100000" w:firstRow="0" w:lastRow="0" w:firstColumn="0" w:lastColumn="0" w:oddVBand="0" w:evenVBand="0" w:oddHBand="1" w:evenHBand="0" w:firstRowFirstColumn="0" w:firstRowLastColumn="0" w:lastRowFirstColumn="0" w:lastRowLastColumn="0"/>
+                    <w:rPr>
+                      <w:lang w:val="fr-FR" w:eastAsia="fr-FR"/>
+                    </w:rPr>
+                  </w:pPr>
+                  <w:r>
+                    <w:rPr>
+                      <w:lang w:val="fr-FR" w:eastAsia="fr-FR"/>
+                    </w:rPr>
+                    <w:t>Adrien</w:t>
+                  </w:r>
+                </w:p>
+              </w:tc>
+              <w:tc>
+                <w:tcPr>
+                  <w:tcW w:w="1575" w:type="dxa"/>
+                  <w:gridSpan w:val="2"/>
+                  <w:hideMark/>
+                </w:tcPr>
+                <w:p>
+                  <w:pPr>
+                    <w:cnfStyle w:val="000000100000" w:firstRow="0" w:lastRow="0" w:firstColumn="0" w:lastColumn="0" w:oddVBand="0" w:evenVBand="0" w:oddHBand="1" w:evenHBand="0" w:firstRowFirstColumn="0" w:firstRowLastColumn="0" w:lastRowFirstColumn="0" w:lastRowLastColumn="0"/>
+                    <w:rPr>
+                      <w:lang w:val="fr-FR" w:eastAsia="fr-FR"/>
+                    </w:rPr>
+                  </w:pPr>
+                  <w:r>
+                    <w:rPr>
+                      <w:lang w:val="fr-FR" w:eastAsia="fr-FR"/>
+                    </w:rPr>
+                    <w:t>À surveiller avant mise en ligne</w:t>
+                  </w:r>
+                </w:p>
+              </w:tc>
+            </w:tr>
+            <w:tr>
+              <w:trPr>
+                <w:gridAfter w:val="1"/>
+                <w:wAfter w:w="108" w:type="dxa"/>
+              </w:trPr>
+              <w:tc>
+                <w:tcPr>
+                  <w:cnfStyle w:val="001000000000" w:firstRow="0" w:lastRow="0" w:firstColumn="1" w:lastColumn="0" w:oddVBand="0" w:evenVBand="0" w:oddHBand="0" w:evenHBand="0" w:firstRowFirstColumn="0" w:firstRowLastColumn="0" w:lastRowFirstColumn="0" w:lastRowLastColumn="0"/>
+                  <w:tcW w:w="0" w:type="auto"/>
+                  <w:hideMark/>
+                </w:tcPr>
+                <w:p>
+                  <w:pPr>
+                    <w:rPr>
+                      <w:lang w:val="fr-FR" w:eastAsia="fr-FR"/>
+                    </w:rPr>
+                  </w:pPr>
+                  <w:r>
+                    <w:rPr>
+                      <w:lang w:val="fr-FR" w:eastAsia="fr-FR"/>
+                    </w:rPr>
+                    <w:t xml:space="preserve">Erreurs dans la logique de création de </w:t>
+                  </w:r>
+                  <w:proofErr w:type="spellStart"/>
+                  <w:r>
+                    <w:rPr>
+                      <w:lang w:val="fr-FR" w:eastAsia="fr-FR"/>
+                    </w:rPr>
+                    <w:t>RoadTrip</w:t>
+                  </w:r>
+                  <w:proofErr w:type="spellEnd"/>
+                  <w:r>
+                    <w:rPr>
+                      <w:lang w:val="fr-FR" w:eastAsia="fr-FR"/>
+                    </w:rPr>
+                    <w:t xml:space="preserve"> (API OSM)</w:t>
+                  </w:r>
+                </w:p>
+              </w:tc>
+              <w:tc>
+                <w:tcPr>
+                  <w:tcW w:w="0" w:type="auto"/>
+                  <w:hideMark/>
+                </w:tcPr>
+                <w:p>
+                  <w:pPr>
+                    <w:cnfStyle w:val="000000000000" w:firstRow="0" w:lastRow="0" w:firstColumn="0" w:lastColumn="0" w:oddVBand="0" w:evenVBand="0" w:oddHBand="0" w:evenHBand="0" w:firstRowFirstColumn="0" w:firstRowLastColumn="0" w:lastRowFirstColumn="0" w:lastRowLastColumn="0"/>
+                    <w:rPr>
+                      <w:lang w:val="fr-FR" w:eastAsia="fr-FR"/>
+                    </w:rPr>
+                  </w:pPr>
+                  <w:r>
+                    <w:rPr>
+                      <w:lang w:val="fr-FR" w:eastAsia="fr-FR"/>
+                    </w:rPr>
+                    <w:t>2</w:t>
+                  </w:r>
+                </w:p>
+              </w:tc>
+              <w:tc>
+                <w:tcPr>
+                  <w:tcW w:w="0" w:type="auto"/>
+                  <w:hideMark/>
+                </w:tcPr>
+                <w:p>
+                  <w:pPr>
+                    <w:cnfStyle w:val="000000000000" w:firstRow="0" w:lastRow="0" w:firstColumn="0" w:lastColumn="0" w:oddVBand="0" w:evenVBand="0" w:oddHBand="0" w:evenHBand="0" w:firstRowFirstColumn="0" w:firstRowLastColumn="0" w:lastRowFirstColumn="0" w:lastRowLastColumn="0"/>
+                    <w:rPr>
+                      <w:lang w:val="fr-FR" w:eastAsia="fr-FR"/>
+                    </w:rPr>
+                  </w:pPr>
+                  <w:r>
+                    <w:rPr>
+                      <w:lang w:val="fr-FR" w:eastAsia="fr-FR"/>
+                    </w:rPr>
+                    <w:t>2</w:t>
+                  </w:r>
+                </w:p>
+              </w:tc>
+              <w:tc>
+                <w:tcPr>
+                  <w:tcW w:w="883" w:type="dxa"/>
+                  <w:hideMark/>
+                </w:tcPr>
+                <w:p>
+                  <w:pPr>
+                    <w:cnfStyle w:val="000000000000" w:firstRow="0" w:lastRow="0" w:firstColumn="0" w:lastColumn="0" w:oddVBand="0" w:evenVBand="0" w:oddHBand="0" w:evenHBand="0" w:firstRowFirstColumn="0" w:firstRowLastColumn="0" w:lastRowFirstColumn="0" w:lastRowLastColumn="0"/>
+                    <w:rPr>
+                      <w:lang w:val="fr-FR" w:eastAsia="fr-FR"/>
+                    </w:rPr>
+                  </w:pPr>
+                  <w:r>
+                    <w:rPr>
+                      <w:lang w:val="fr-FR" w:eastAsia="fr-FR"/>
+                    </w:rPr>
+                    <w:t>4</w:t>
+                  </w:r>
+                </w:p>
+              </w:tc>
+              <w:tc>
+                <w:tcPr>
+                  <w:tcW w:w="1523" w:type="dxa"/>
+                  <w:hideMark/>
+                </w:tcPr>
+                <w:p>
+                  <w:pPr>
+                    <w:cnfStyle w:val="000000000000" w:firstRow="0" w:lastRow="0" w:firstColumn="0" w:lastColumn="0" w:oddVBand="0" w:evenVBand="0" w:oddHBand="0" w:evenHBand="0" w:firstRowFirstColumn="0" w:firstRowLastColumn="0" w:lastRowFirstColumn="0" w:lastRowLastColumn="0"/>
+                    <w:rPr>
+                      <w:lang w:val="fr-FR" w:eastAsia="fr-FR"/>
+                    </w:rPr>
+                  </w:pPr>
+                  <w:r>
+                    <w:rPr>
+                      <w:lang w:val="fr-FR" w:eastAsia="fr-FR"/>
+                    </w:rPr>
+                    <w:t>Tests unitaires sur la récupération et le stockage des coordonnées</w:t>
+                  </w:r>
+                </w:p>
+              </w:tc>
+              <w:tc>
+                <w:tcPr>
+                  <w:tcW w:w="1298" w:type="dxa"/>
+                  <w:gridSpan w:val="2"/>
+                  <w:hideMark/>
+                </w:tcPr>
+                <w:p>
+                  <w:pPr>
+                    <w:cnfStyle w:val="000000000000" w:firstRow="0" w:lastRow="0" w:firstColumn="0" w:lastColumn="0" w:oddVBand="0" w:evenVBand="0" w:oddHBand="0" w:evenHBand="0" w:firstRowFirstColumn="0" w:firstRowLastColumn="0" w:lastRowFirstColumn="0" w:lastRowLastColumn="0"/>
+                    <w:rPr>
+                      <w:lang w:val="fr-FR" w:eastAsia="fr-FR"/>
+                    </w:rPr>
+                  </w:pPr>
+                  <w:r>
+                    <w:rPr>
+                      <w:lang w:val="fr-FR" w:eastAsia="fr-FR"/>
+                    </w:rPr>
+                    <w:t>Sasha</w:t>
+                  </w:r>
+                </w:p>
+              </w:tc>
+              <w:tc>
+                <w:tcPr>
+                  <w:tcW w:w="1575" w:type="dxa"/>
+                  <w:gridSpan w:val="2"/>
+                  <w:hideMark/>
+                </w:tcPr>
+                <w:p>
+                  <w:pPr>
+                    <w:cnfStyle w:val="000000000000" w:firstRow="0" w:lastRow="0" w:firstColumn="0" w:lastColumn="0" w:oddVBand="0" w:evenVBand="0" w:oddHBand="0" w:evenHBand="0" w:firstRowFirstColumn="0" w:firstRowLastColumn="0" w:lastRowFirstColumn="0" w:lastRowLastColumn="0"/>
+                    <w:rPr>
+                      <w:lang w:val="fr-FR" w:eastAsia="fr-FR"/>
+                    </w:rPr>
+                  </w:pPr>
+                  <w:r>
+                    <w:rPr>
+                      <w:lang w:val="fr-FR" w:eastAsia="fr-FR"/>
+                    </w:rPr>
+                    <w:t>A venir</w:t>
+                  </w:r>
+                </w:p>
+              </w:tc>
+            </w:tr>
+            <w:tr>
+              <w:trPr>
+                <w:gridAfter w:val="1"/>
+                <w:cnfStyle w:val="000000100000" w:firstRow="0" w:lastRow="0" w:firstColumn="0" w:lastColumn="0" w:oddVBand="0" w:evenVBand="0" w:oddHBand="1" w:evenHBand="0" w:firstRowFirstColumn="0" w:firstRowLastColumn="0" w:lastRowFirstColumn="0" w:lastRowLastColumn="0"/>
+                <w:wAfter w:w="108" w:type="dxa"/>
+              </w:trPr>
+              <w:tc>
+                <w:tcPr>
+                  <w:cnfStyle w:val="001000000000" w:firstRow="0" w:lastRow="0" w:firstColumn="1" w:lastColumn="0" w:oddVBand="0" w:evenVBand="0" w:oddHBand="0" w:evenHBand="0" w:firstRowFirstColumn="0" w:firstRowLastColumn="0" w:lastRowFirstColumn="0" w:lastRowLastColumn="0"/>
+                  <w:tcW w:w="0" w:type="auto"/>
+                  <w:hideMark/>
+                </w:tcPr>
+                <w:p>
+                  <w:pPr>
+                    <w:rPr>
+                      <w:lang w:val="fr-FR" w:eastAsia="fr-FR"/>
+                    </w:rPr>
+                  </w:pPr>
+                  <w:r>
+                    <w:rPr>
+                      <w:lang w:val="fr-FR" w:eastAsia="fr-FR"/>
+                    </w:rPr>
+                    <w:t xml:space="preserve">Difficultés à intégrer </w:t>
+                  </w:r>
+                  <w:proofErr w:type="spellStart"/>
+                  <w:r>
+                    <w:rPr>
+                      <w:lang w:val="fr-FR" w:eastAsia="fr-FR"/>
+                    </w:rPr>
+                    <w:lastRenderedPageBreak/>
+                    <w:t>OpenStreetMap</w:t>
+                  </w:r>
+                  <w:proofErr w:type="spellEnd"/>
+                  <w:r>
+                    <w:rPr>
+                      <w:lang w:val="fr-FR" w:eastAsia="fr-FR"/>
+                    </w:rPr>
+                    <w:t xml:space="preserve"> </w:t>
+                  </w:r>
+                </w:p>
+              </w:tc>
+              <w:tc>
+                <w:tcPr>
+                  <w:tcW w:w="0" w:type="auto"/>
+                  <w:hideMark/>
+                </w:tcPr>
+                <w:p>
+                  <w:pPr>
+                    <w:cnfStyle w:val="000000100000" w:firstRow="0" w:lastRow="0" w:firstColumn="0" w:lastColumn="0" w:oddVBand="0" w:evenVBand="0" w:oddHBand="1" w:evenHBand="0" w:firstRowFirstColumn="0" w:firstRowLastColumn="0" w:lastRowFirstColumn="0" w:lastRowLastColumn="0"/>
+                    <w:rPr>
+                      <w:lang w:val="fr-FR" w:eastAsia="fr-FR"/>
+                    </w:rPr>
+                  </w:pPr>
+                  <w:r>
+                    <w:rPr>
+                      <w:lang w:val="fr-FR" w:eastAsia="fr-FR"/>
+                    </w:rPr>
+                    <w:lastRenderedPageBreak/>
+                    <w:t>2</w:t>
+                  </w:r>
+                </w:p>
+              </w:tc>
+              <w:tc>
+                <w:tcPr>
+                  <w:tcW w:w="0" w:type="auto"/>
+                  <w:hideMark/>
+                </w:tcPr>
+                <w:p>
+                  <w:pPr>
+                    <w:cnfStyle w:val="000000100000" w:firstRow="0" w:lastRow="0" w:firstColumn="0" w:lastColumn="0" w:oddVBand="0" w:evenVBand="0" w:oddHBand="1" w:evenHBand="0" w:firstRowFirstColumn="0" w:firstRowLastColumn="0" w:lastRowFirstColumn="0" w:lastRowLastColumn="0"/>
+                    <w:rPr>
+                      <w:lang w:val="fr-FR" w:eastAsia="fr-FR"/>
+                    </w:rPr>
+                  </w:pPr>
+                  <w:r>
+                    <w:rPr>
+                      <w:lang w:val="fr-FR" w:eastAsia="fr-FR"/>
+                    </w:rPr>
+                    <w:t>3</w:t>
+                  </w:r>
+                </w:p>
+              </w:tc>
+              <w:tc>
+                <w:tcPr>
+                  <w:tcW w:w="883" w:type="dxa"/>
+                  <w:hideMark/>
+                </w:tcPr>
+                <w:p>
+                  <w:pPr>
+                    <w:cnfStyle w:val="000000100000" w:firstRow="0" w:lastRow="0" w:firstColumn="0" w:lastColumn="0" w:oddVBand="0" w:evenVBand="0" w:oddHBand="1" w:evenHBand="0" w:firstRowFirstColumn="0" w:firstRowLastColumn="0" w:lastRowFirstColumn="0" w:lastRowLastColumn="0"/>
+                    <w:rPr>
+                      <w:lang w:val="fr-FR" w:eastAsia="fr-FR"/>
+                    </w:rPr>
+                  </w:pPr>
+                  <w:r>
+                    <w:rPr>
+                      <w:lang w:val="fr-FR" w:eastAsia="fr-FR"/>
+                    </w:rPr>
+                    <w:t>6</w:t>
+                  </w:r>
+                </w:p>
+              </w:tc>
+              <w:tc>
+                <w:tcPr>
+                  <w:tcW w:w="1523" w:type="dxa"/>
+                  <w:hideMark/>
+                </w:tcPr>
+                <w:p>
+                  <w:pPr>
+                    <w:cnfStyle w:val="000000100000" w:firstRow="0" w:lastRow="0" w:firstColumn="0" w:lastColumn="0" w:oddVBand="0" w:evenVBand="0" w:oddHBand="1" w:evenHBand="0" w:firstRowFirstColumn="0" w:firstRowLastColumn="0" w:lastRowFirstColumn="0" w:lastRowLastColumn="0"/>
+                    <w:rPr>
+                      <w:lang w:val="fr-FR" w:eastAsia="fr-FR"/>
+                    </w:rPr>
+                  </w:pPr>
+                  <w:r>
+                    <w:rPr>
+                      <w:lang w:val="fr-FR" w:eastAsia="fr-FR"/>
+                    </w:rPr>
+                    <w:t>Documentation lue + tests</w:t>
+                  </w:r>
+                  <w:r>
+                    <w:rPr>
+                      <w:lang w:val="fr-FR" w:eastAsia="fr-FR"/>
+                    </w:rPr>
+                    <w:t xml:space="preserve"> </w:t>
+                  </w:r>
+                  <w:r>
+                    <w:rPr>
+                      <w:lang w:val="fr-FR" w:eastAsia="fr-FR"/>
+                    </w:rPr>
+                    <w:t xml:space="preserve">avant </w:t>
+                  </w:r>
+                  <w:r>
+                    <w:rPr>
+                      <w:lang w:val="fr-FR" w:eastAsia="fr-FR"/>
+                    </w:rPr>
+                    <w:lastRenderedPageBreak/>
+                    <w:t>intégration au front</w:t>
+                  </w:r>
+                </w:p>
+              </w:tc>
+              <w:tc>
+                <w:tcPr>
+                  <w:tcW w:w="1298" w:type="dxa"/>
+                  <w:gridSpan w:val="2"/>
+                  <w:hideMark/>
+                </w:tcPr>
+                <w:p>
+                  <w:pPr>
+                    <w:cnfStyle w:val="000000100000" w:firstRow="0" w:lastRow="0" w:firstColumn="0" w:lastColumn="0" w:oddVBand="0" w:evenVBand="0" w:oddHBand="1" w:evenHBand="0" w:firstRowFirstColumn="0" w:firstRowLastColumn="0" w:lastRowFirstColumn="0" w:lastRowLastColumn="0"/>
+                    <w:rPr>
+                      <w:lang w:val="fr-FR" w:eastAsia="fr-FR"/>
+                    </w:rPr>
+                  </w:pPr>
+                  <w:r>
+                    <w:rPr>
+                      <w:lang w:val="fr-FR" w:eastAsia="fr-FR"/>
+                    </w:rPr>
+                    <w:lastRenderedPageBreak/>
+                    <w:t>Lenny</w:t>
+                  </w:r>
+                </w:p>
+              </w:tc>
+              <w:tc>
+                <w:tcPr>
+                  <w:tcW w:w="1575" w:type="dxa"/>
+                  <w:gridSpan w:val="2"/>
+                  <w:hideMark/>
+                </w:tcPr>
+                <w:p>
+                  <w:pPr>
+                    <w:cnfStyle w:val="000000100000" w:firstRow="0" w:lastRow="0" w:firstColumn="0" w:lastColumn="0" w:oddVBand="0" w:evenVBand="0" w:oddHBand="1" w:evenHBand="0" w:firstRowFirstColumn="0" w:firstRowLastColumn="0" w:lastRowFirstColumn="0" w:lastRowLastColumn="0"/>
+                    <w:rPr>
+                      <w:lang w:val="fr-FR" w:eastAsia="fr-FR"/>
+                    </w:rPr>
+                  </w:pPr>
+                  <w:r>
+                    <w:rPr>
+                      <w:lang w:val="fr-FR" w:eastAsia="fr-FR"/>
+                    </w:rPr>
+                    <w:t>Documentation lue par l’équipe</w:t>
+                  </w:r>
+                </w:p>
+              </w:tc>
+            </w:tr>
+            <w:tr>
+              <w:trPr>
+                <w:gridAfter w:val="1"/>
+                <w:wAfter w:w="108" w:type="dxa"/>
+              </w:trPr>
+              <w:tc>
+                <w:tcPr>
+                  <w:cnfStyle w:val="001000000000" w:firstRow="0" w:lastRow="0" w:firstColumn="1" w:lastColumn="0" w:oddVBand="0" w:evenVBand="0" w:oddHBand="0" w:evenHBand="0" w:firstRowFirstColumn="0" w:firstRowLastColumn="0" w:lastRowFirstColumn="0" w:lastRowLastColumn="0"/>
+                  <w:tcW w:w="0" w:type="auto"/>
+                  <w:hideMark/>
+                </w:tcPr>
+                <w:p>
+                  <w:pPr>
+                    <w:rPr>
+                      <w:lang w:val="fr-FR" w:eastAsia="fr-FR"/>
+                    </w:rPr>
+                  </w:pPr>
+                  <w:r>
+                    <w:rPr>
+                      <w:lang w:val="fr-FR" w:eastAsia="fr-FR"/>
+                    </w:rPr>
+                    <w:t>Problèmes d’hébergement (serveur non disponible)</w:t>
+                  </w:r>
+                </w:p>
+              </w:tc>
+              <w:tc>
+                <w:tcPr>
+                  <w:tcW w:w="0" w:type="auto"/>
+                  <w:hideMark/>
+                </w:tcPr>
+                <w:p>
+                  <w:pPr>
+                    <w:cnfStyle w:val="000000000000" w:firstRow="0" w:lastRow="0" w:firstColumn="0" w:lastColumn="0" w:oddVBand="0" w:evenVBand="0" w:oddHBand="0" w:evenHBand="0" w:firstRowFirstColumn="0" w:firstRowLastColumn="0" w:lastRowFirstColumn="0" w:lastRowLastColumn="0"/>
+                    <w:rPr>
+                      <w:lang w:val="fr-FR" w:eastAsia="fr-FR"/>
+                    </w:rPr>
+                  </w:pPr>
+                  <w:r>
+                    <w:rPr>
+                      <w:lang w:val="fr-FR" w:eastAsia="fr-FR"/>
+                    </w:rPr>
+                    <w:t>1</w:t>
+                  </w:r>
+                </w:p>
+              </w:tc>
+              <w:tc>
+                <w:tcPr>
+                  <w:tcW w:w="0" w:type="auto"/>
+                  <w:hideMark/>
+                </w:tcPr>
+                <w:p>
+                  <w:pPr>
+                    <w:cnfStyle w:val="000000000000" w:firstRow="0" w:lastRow="0" w:firstColumn="0" w:lastColumn="0" w:oddVBand="0" w:evenVBand="0" w:oddHBand="0" w:evenHBand="0" w:firstRowFirstColumn="0" w:firstRowLastColumn="0" w:lastRowFirstColumn="0" w:lastRowLastColumn="0"/>
+                    <w:rPr>
+                      <w:lang w:val="fr-FR" w:eastAsia="fr-FR"/>
+                    </w:rPr>
+                  </w:pPr>
+                  <w:r>
+                    <w:rPr>
+                      <w:lang w:val="fr-FR" w:eastAsia="fr-FR"/>
+                    </w:rPr>
+                    <w:t>3</w:t>
+                  </w:r>
+                </w:p>
+              </w:tc>
+              <w:tc>
+                <w:tcPr>
+                  <w:tcW w:w="883" w:type="dxa"/>
+                  <w:hideMark/>
+                </w:tcPr>
+                <w:p>
+                  <w:pPr>
+                    <w:cnfStyle w:val="000000000000" w:firstRow="0" w:lastRow="0" w:firstColumn="0" w:lastColumn="0" w:oddVBand="0" w:evenVBand="0" w:oddHBand="0" w:evenHBand="0" w:firstRowFirstColumn="0" w:firstRowLastColumn="0" w:lastRowFirstColumn="0" w:lastRowLastColumn="0"/>
+                    <w:rPr>
+                      <w:lang w:val="fr-FR" w:eastAsia="fr-FR"/>
+                    </w:rPr>
+                  </w:pPr>
+                  <w:r>
+                    <w:rPr>
+                      <w:lang w:val="fr-FR" w:eastAsia="fr-FR"/>
+                    </w:rPr>
+                    <w:t>3</w:t>
+                  </w:r>
+                </w:p>
+              </w:tc>
+              <w:tc>
+                <w:tcPr>
+                  <w:tcW w:w="1523" w:type="dxa"/>
+                  <w:hideMark/>
+                </w:tcPr>
+                <w:p>
+                  <w:pPr>
+                    <w:cnfStyle w:val="000000000000" w:firstRow="0" w:lastRow="0" w:firstColumn="0" w:lastColumn="0" w:oddVBand="0" w:evenVBand="0" w:oddHBand="0" w:evenHBand="0" w:firstRowFirstColumn="0" w:firstRowLastColumn="0" w:lastRowFirstColumn="0" w:lastRowLastColumn="0"/>
+                    <w:rPr>
+                      <w:lang w:val="fr-FR" w:eastAsia="fr-FR"/>
+                    </w:rPr>
+                  </w:pPr>
+                  <w:r>
+                    <w:rPr>
+                      <w:lang w:val="fr-FR" w:eastAsia="fr-FR"/>
+                    </w:rPr>
+                    <w:t>Hébergement sur serveur de test local avant déploiement définitif</w:t>
+                  </w:r>
+                </w:p>
+              </w:tc>
+              <w:tc>
+                <w:tcPr>
+                  <w:tcW w:w="1298" w:type="dxa"/>
+                  <w:gridSpan w:val="2"/>
+                  <w:hideMark/>
+                </w:tcPr>
+                <w:p>
+                  <w:pPr>
+                    <w:cnfStyle w:val="000000000000" w:firstRow="0" w:lastRow="0" w:firstColumn="0" w:lastColumn="0" w:oddVBand="0" w:evenVBand="0" w:oddHBand="0" w:evenHBand="0" w:firstRowFirstColumn="0" w:firstRowLastColumn="0" w:lastRowFirstColumn="0" w:lastRowLastColumn="0"/>
+                    <w:rPr>
+                      <w:lang w:val="fr-FR" w:eastAsia="fr-FR"/>
+                    </w:rPr>
+                  </w:pPr>
+                  <w:r>
+                    <w:rPr>
+                      <w:lang w:val="fr-FR" w:eastAsia="fr-FR"/>
+                    </w:rPr>
+                    <w:t>Céleste</w:t>
+                  </w:r>
+                </w:p>
+              </w:tc>
+              <w:tc>
+                <w:tcPr>
+                  <w:tcW w:w="1575" w:type="dxa"/>
+                  <w:gridSpan w:val="2"/>
+                  <w:hideMark/>
+                </w:tcPr>
+                <w:p>
+                  <w:pPr>
+                    <w:cnfStyle w:val="000000000000" w:firstRow="0" w:lastRow="0" w:firstColumn="0" w:lastColumn="0" w:oddVBand="0" w:evenVBand="0" w:oddHBand="0" w:evenHBand="0" w:firstRowFirstColumn="0" w:firstRowLastColumn="0" w:lastRowFirstColumn="0" w:lastRowLastColumn="0"/>
+                    <w:rPr>
+                      <w:lang w:val="fr-FR" w:eastAsia="fr-FR"/>
+                    </w:rPr>
+                  </w:pPr>
+                  <w:r>
+                    <w:rPr>
+                      <w:lang w:val="fr-FR" w:eastAsia="fr-FR"/>
+                    </w:rPr>
+                    <w:t>A venir</w:t>
+                  </w:r>
+                </w:p>
+              </w:tc>
+            </w:tr>
+            <w:tr>
+              <w:trPr>
+                <w:gridAfter w:val="1"/>
+                <w:cnfStyle w:val="000000100000" w:firstRow="0" w:lastRow="0" w:firstColumn="0" w:lastColumn="0" w:oddVBand="0" w:evenVBand="0" w:oddHBand="1" w:evenHBand="0" w:firstRowFirstColumn="0" w:firstRowLastColumn="0" w:lastRowFirstColumn="0" w:lastRowLastColumn="0"/>
+                <w:wAfter w:w="108" w:type="dxa"/>
+              </w:trPr>
+              <w:tc>
+                <w:tcPr>
+                  <w:cnfStyle w:val="001000000000" w:firstRow="0" w:lastRow="0" w:firstColumn="1" w:lastColumn="0" w:oddVBand="0" w:evenVBand="0" w:oddHBand="0" w:evenHBand="0" w:firstRowFirstColumn="0" w:firstRowLastColumn="0" w:lastRowFirstColumn="0" w:lastRowLastColumn="0"/>
+                  <w:tcW w:w="0" w:type="auto"/>
+                  <w:hideMark/>
+                </w:tcPr>
+                <w:p>
+                  <w:pPr>
+                    <w:rPr>
+                      <w:lang w:val="fr-FR" w:eastAsia="fr-FR"/>
+                    </w:rPr>
+                  </w:pPr>
+                  <w:r>
+                    <w:rPr>
+                      <w:lang w:val="fr-FR" w:eastAsia="fr-FR"/>
+                    </w:rPr>
+                    <w:t>Mauvaise communication dans l’équipe</w:t>
+                  </w:r>
+                </w:p>
+              </w:tc>
+              <w:tc>
+                <w:tcPr>
+                  <w:tcW w:w="0" w:type="auto"/>
+                  <w:hideMark/>
+                </w:tcPr>
+                <w:p>
+                  <w:pPr>
+                    <w:cnfStyle w:val="000000100000" w:firstRow="0" w:lastRow="0" w:firstColumn="0" w:lastColumn="0" w:oddVBand="0" w:evenVBand="0" w:oddHBand="1" w:evenHBand="0" w:firstRowFirstColumn="0" w:firstRowLastColumn="0" w:lastRowFirstColumn="0" w:lastRowLastColumn="0"/>
+                    <w:rPr>
+                      <w:lang w:val="fr-FR" w:eastAsia="fr-FR"/>
+                    </w:rPr>
+                  </w:pPr>
+                  <w:r>
+                    <w:rPr>
+                      <w:lang w:val="fr-FR" w:eastAsia="fr-FR"/>
+                    </w:rPr>
+                    <w:t>2</w:t>
+                  </w:r>
+                </w:p>
+              </w:tc>
+              <w:tc>
+                <w:tcPr>
+                  <w:tcW w:w="0" w:type="auto"/>
+                  <w:hideMark/>
+                </w:tcPr>
+                <w:p>
+                  <w:pPr>
+                    <w:cnfStyle w:val="000000100000" w:firstRow="0" w:lastRow="0" w:firstColumn="0" w:lastColumn="0" w:oddVBand="0" w:evenVBand="0" w:oddHBand="1" w:evenHBand="0" w:firstRowFirstColumn="0" w:firstRowLastColumn="0" w:lastRowFirstColumn="0" w:lastRowLastColumn="0"/>
+                    <w:rPr>
+                      <w:lang w:val="fr-FR" w:eastAsia="fr-FR"/>
+                    </w:rPr>
+                  </w:pPr>
+                  <w:r>
+                    <w:rPr>
+                      <w:lang w:val="fr-FR" w:eastAsia="fr-FR"/>
+                    </w:rPr>
+                    <w:t>2</w:t>
+                  </w:r>
+                </w:p>
+              </w:tc>
+              <w:tc>
+                <w:tcPr>
+                  <w:tcW w:w="883" w:type="dxa"/>
+                  <w:hideMark/>
+                </w:tcPr>
+                <w:p>
+                  <w:pPr>
+                    <w:cnfStyle w:val="000000100000" w:firstRow="0" w:lastRow="0" w:firstColumn="0" w:lastColumn="0" w:oddVBand="0" w:evenVBand="0" w:oddHBand="1" w:evenHBand="0" w:firstRowFirstColumn="0" w:firstRowLastColumn="0" w:lastRowFirstColumn="0" w:lastRowLastColumn="0"/>
+                    <w:rPr>
+                      <w:lang w:val="fr-FR" w:eastAsia="fr-FR"/>
+                    </w:rPr>
+                  </w:pPr>
+                  <w:r>
+                    <w:rPr>
+                      <w:lang w:val="fr-FR" w:eastAsia="fr-FR"/>
+                    </w:rPr>
+                    <w:t>4</w:t>
+                  </w:r>
+                </w:p>
+              </w:tc>
+              <w:tc>
+                <w:tcPr>
+                  <w:tcW w:w="1523" w:type="dxa"/>
+                  <w:hideMark/>
+                </w:tcPr>
+                <w:p>
+                  <w:pPr>
+                    <w:cnfStyle w:val="000000100000" w:firstRow="0" w:lastRow="0" w:firstColumn="0" w:lastColumn="0" w:oddVBand="0" w:evenVBand="0" w:oddHBand="1" w:evenHBand="0" w:firstRowFirstColumn="0" w:firstRowLastColumn="0" w:lastRowFirstColumn="0" w:lastRowLastColumn="0"/>
+                    <w:rPr>
+                      <w:lang w:val="fr-FR" w:eastAsia="fr-FR"/>
+                    </w:rPr>
+                  </w:pPr>
+                  <w:r>
+                    <w:rPr>
+                      <w:lang w:val="fr-FR" w:eastAsia="fr-FR"/>
+                    </w:rPr>
+                    <w:t>Réunions fixes + utilisation</w:t>
+                  </w:r>
+                  <w:r>
+                    <w:rPr>
+                      <w:lang w:val="fr-FR" w:eastAsia="fr-FR"/>
+                    </w:rPr>
+                    <w:t xml:space="preserve"> de</w:t>
+                  </w:r>
+                  <w:r>
+                    <w:rPr>
+                      <w:lang w:val="fr-FR" w:eastAsia="fr-FR"/>
+                    </w:rPr>
+                    <w:t xml:space="preserve"> </w:t>
+                  </w:r>
+                  <w:proofErr w:type="gramStart"/>
+                  <w:r>
+                    <w:rPr>
+                      <w:lang w:val="fr-FR" w:eastAsia="fr-FR"/>
+                    </w:rPr>
+                    <w:t>Trello</w:t>
+                  </w:r>
+                  <w:r>
+                    <w:rPr>
+                      <w:lang w:val="fr-FR" w:eastAsia="fr-FR"/>
+                    </w:rPr>
+                    <w:t xml:space="preserve"> ,</w:t>
+                  </w:r>
+                  <w:proofErr w:type="gramEnd"/>
+                  <w:r>
+                    <w:rPr>
+                      <w:lang w:val="fr-FR" w:eastAsia="fr-FR"/>
+                    </w:rPr>
+                    <w:t xml:space="preserve"> </w:t>
+                  </w:r>
+                  <w:proofErr w:type="spellStart"/>
+                  <w:r>
+                    <w:rPr>
+                      <w:lang w:val="fr-FR" w:eastAsia="fr-FR"/>
+                    </w:rPr>
+                    <w:t>GitLab</w:t>
+                  </w:r>
+                  <w:proofErr w:type="spellEnd"/>
+                  <w:r>
+                    <w:rPr>
+                      <w:lang w:val="fr-FR" w:eastAsia="fr-FR"/>
+                    </w:rPr>
+                    <w:t xml:space="preserve"> et réseaux sociaux</w:t>
+                  </w:r>
+                </w:p>
+              </w:tc>
+              <w:tc>
+                <w:tcPr>
+                  <w:tcW w:w="1298" w:type="dxa"/>
+                  <w:gridSpan w:val="2"/>
+                  <w:hideMark/>
+                </w:tcPr>
+                <w:p>
+                  <w:pPr>
+                    <w:cnfStyle w:val="000000100000" w:firstRow="0" w:lastRow="0" w:firstColumn="0" w:lastColumn="0" w:oddVBand="0" w:evenVBand="0" w:oddHBand="1" w:evenHBand="0" w:firstRowFirstColumn="0" w:firstRowLastColumn="0" w:lastRowFirstColumn="0" w:lastRowLastColumn="0"/>
+                    <w:rPr>
+                      <w:lang w:val="fr-FR" w:eastAsia="fr-FR"/>
+                    </w:rPr>
+                  </w:pPr>
+                  <w:r>
+                    <w:rPr>
+                      <w:lang w:val="fr-FR" w:eastAsia="fr-FR"/>
+                    </w:rPr>
+                    <w:t>Adrien</w:t>
+                  </w:r>
+                </w:p>
+              </w:tc>
+              <w:tc>
+                <w:tcPr>
+                  <w:tcW w:w="1575" w:type="dxa"/>
+                  <w:gridSpan w:val="2"/>
+                  <w:hideMark/>
+                </w:tcPr>
+                <w:p>
+                  <w:pPr>
+                    <w:cnfStyle w:val="000000100000" w:firstRow="0" w:lastRow="0" w:firstColumn="0" w:lastColumn="0" w:oddVBand="0" w:evenVBand="0" w:oddHBand="1" w:evenHBand="0" w:firstRowFirstColumn="0" w:firstRowLastColumn="0" w:lastRowFirstColumn="0" w:lastRowLastColumn="0"/>
+                    <w:rPr>
+                      <w:lang w:val="fr-FR" w:eastAsia="fr-FR"/>
+                    </w:rPr>
+                  </w:pPr>
+                  <w:r>
+                    <w:rPr>
+                      <w:lang w:val="fr-FR" w:eastAsia="fr-FR"/>
+                    </w:rPr>
+                    <w:t xml:space="preserve">Moyens mis en place (groupe de communication, </w:t>
+                  </w:r>
+                  <w:proofErr w:type="spellStart"/>
+                  <w:proofErr w:type="gramStart"/>
+                  <w:r>
+                    <w:rPr>
+                      <w:lang w:val="fr-FR" w:eastAsia="fr-FR"/>
+                    </w:rPr>
+                    <w:t>trello</w:t>
+                  </w:r>
+                  <w:proofErr w:type="spellEnd"/>
+                  <w:r>
+                    <w:rPr>
+                      <w:lang w:val="fr-FR" w:eastAsia="fr-FR"/>
+                    </w:rPr>
+                    <w:t>,..</w:t>
+                  </w:r>
+                  <w:proofErr w:type="gramEnd"/>
+                  <w:r>
+                    <w:rPr>
+                      <w:lang w:val="fr-FR" w:eastAsia="fr-FR"/>
+                    </w:rPr>
+                    <w:t>)</w:t>
+                  </w:r>
+                </w:p>
+              </w:tc>
+            </w:tr>
+            <w:tr>
+              <w:trPr>
+                <w:gridAfter w:val="1"/>
+                <w:wAfter w:w="108" w:type="dxa"/>
+              </w:trPr>
+              <w:tc>
+                <w:tcPr>
+                  <w:cnfStyle w:val="001000000000" w:firstRow="0" w:lastRow="0" w:firstColumn="1" w:lastColumn="0" w:oddVBand="0" w:evenVBand="0" w:oddHBand="0" w:evenHBand="0" w:firstRowFirstColumn="0" w:firstRowLastColumn="0" w:lastRowFirstColumn="0" w:lastRowLastColumn="0"/>
+                  <w:tcW w:w="0" w:type="auto"/>
+                </w:tcPr>
+                <w:p>
+                  <w:pPr>
+                    <w:rPr>
+                      <w:lang w:val="fr-FR" w:eastAsia="fr-FR"/>
+                    </w:rPr>
+                  </w:pPr>
+                  <w:r>
+                    <w:rPr>
+                      <w:lang w:val="fr-FR" w:eastAsia="fr-FR"/>
+                    </w:rPr>
+                    <w:t xml:space="preserve">Difficulté à générer unie à partager </w:t>
+                  </w:r>
+                </w:p>
+              </w:tc>
+              <w:tc>
+                <w:tcPr>
+                  <w:tcW w:w="0" w:type="auto"/>
+                </w:tcPr>
+                <w:p>
+                  <w:pPr>
+                    <w:cnfStyle w:val="000000000000" w:firstRow="0" w:lastRow="0" w:firstColumn="0" w:lastColumn="0" w:oddVBand="0" w:evenVBand="0" w:oddHBand="0" w:evenHBand="0" w:firstRowFirstColumn="0" w:firstRowLastColumn="0" w:lastRowFirstColumn="0" w:lastRowLastColumn="0"/>
+                    <w:rPr>
+                      <w:lang w:val="fr-FR" w:eastAsia="fr-FR"/>
+                    </w:rPr>
+                  </w:pPr>
+                  <w:r>
+                    <w:rPr>
+                      <w:lang w:val="fr-FR" w:eastAsia="fr-FR"/>
+                    </w:rPr>
+                    <w:t>2</w:t>
+                  </w:r>
+                </w:p>
+              </w:tc>
+              <w:tc>
+                <w:tcPr>
+                  <w:tcW w:w="0" w:type="auto"/>
+                </w:tcPr>
+                <w:p>
+                  <w:pPr>
+                    <w:cnfStyle w:val="000000000000" w:firstRow="0" w:lastRow="0" w:firstColumn="0" w:lastColumn="0" w:oddVBand="0" w:evenVBand="0" w:oddHBand="0" w:evenHBand="0" w:firstRowFirstColumn="0" w:firstRowLastColumn="0" w:lastRowFirstColumn="0" w:lastRowLastColumn="0"/>
+                    <w:rPr>
+                      <w:lang w:val="fr-FR" w:eastAsia="fr-FR"/>
+                    </w:rPr>
+                  </w:pPr>
+                  <w:r>
+                    <w:rPr>
+                      <w:lang w:val="fr-FR" w:eastAsia="fr-FR"/>
+                    </w:rPr>
+                    <w:t>2</w:t>
+                  </w:r>
+                </w:p>
+              </w:tc>
+              <w:tc>
+                <w:tcPr>
+                  <w:tcW w:w="883" w:type="dxa"/>
+                </w:tcPr>
+                <w:p>
+                  <w:pPr>
+                    <w:cnfStyle w:val="000000000000" w:firstRow="0" w:lastRow="0" w:firstColumn="0" w:lastColumn="0" w:oddVBand="0" w:evenVBand="0" w:oddHBand="0" w:evenHBand="0" w:firstRowFirstColumn="0" w:firstRowLastColumn="0" w:lastRowFirstColumn="0" w:lastRowLastColumn="0"/>
+                    <w:rPr>
+                      <w:lang w:val="fr-FR" w:eastAsia="fr-FR"/>
+                    </w:rPr>
+                  </w:pPr>
+                  <w:r>
+                    <w:rPr>
+                      <w:lang w:val="fr-FR" w:eastAsia="fr-FR"/>
+                    </w:rPr>
+                    <w:t>4</w:t>
+                  </w:r>
+                </w:p>
+              </w:tc>
+              <w:tc>
+                <w:tcPr>
+                  <w:tcW w:w="1523" w:type="dxa"/>
+                </w:tcPr>
+                <w:p>
+                  <w:pPr>
+                    <w:cnfStyle w:val="000000000000" w:firstRow="0" w:lastRow="0" w:firstColumn="0" w:lastColumn="0" w:oddVBand="0" w:evenVBand="0" w:oddHBand="0" w:evenHBand="0" w:firstRowFirstColumn="0" w:firstRowLastColumn="0" w:lastRowFirstColumn="0" w:lastRowLastColumn="0"/>
+                    <w:rPr>
+                      <w:lang w:val="fr-FR" w:eastAsia="fr-FR"/>
+                    </w:rPr>
+                  </w:pPr>
+                  <w:r>
+                    <w:rPr>
+                      <w:lang w:val="fr-FR" w:eastAsia="fr-FR"/>
+                    </w:rPr>
+                    <w:t xml:space="preserve">Se documenter et voir les techniques déjà existantes </w:t>
+                  </w:r>
+                </w:p>
+              </w:tc>
+              <w:tc>
+                <w:tcPr>
+                  <w:tcW w:w="1298" w:type="dxa"/>
+                  <w:gridSpan w:val="2"/>
+                </w:tcPr>
+                <w:p>
+                  <w:pPr>
+                    <w:cnfStyle w:val="000000000000" w:firstRow="0" w:lastRow="0" w:firstColumn="0" w:lastColumn="0" w:oddVBand="0" w:evenVBand="0" w:oddHBand="0" w:evenHBand="0" w:firstRowFirstColumn="0" w:firstRowLastColumn="0" w:lastRowFirstColumn="0" w:lastRowLastColumn="0"/>
+                    <w:rPr>
+                      <w:lang w:val="fr-FR" w:eastAsia="fr-FR"/>
+                    </w:rPr>
+                  </w:pPr>
+                  <w:r>
+                    <w:rPr>
+                      <w:lang w:val="fr-FR" w:eastAsia="fr-FR"/>
+                    </w:rPr>
+                    <w:t>Céleste</w:t>
+                  </w:r>
+                </w:p>
+              </w:tc>
+              <w:tc>
+                <w:tcPr>
+                  <w:tcW w:w="1575" w:type="dxa"/>
+                  <w:gridSpan w:val="2"/>
+                </w:tcPr>
+                <w:p>
+                  <w:pPr>
+                    <w:cnfStyle w:val="000000000000" w:firstRow="0" w:lastRow="0" w:firstColumn="0" w:lastColumn="0" w:oddVBand="0" w:evenVBand="0" w:oddHBand="0" w:evenHBand="0" w:firstRowFirstColumn="0" w:firstRowLastColumn="0" w:lastRowFirstColumn="0" w:lastRowLastColumn="0"/>
+                    <w:rPr>
+                      <w:lang w:val="fr-FR" w:eastAsia="fr-FR"/>
+                    </w:rPr>
+                  </w:pPr>
+                  <w:r>
+                    <w:rPr>
+                      <w:lang w:val="fr-FR" w:eastAsia="fr-FR"/>
+                    </w:rPr>
+                    <w:t xml:space="preserve">A venir </w:t>
+                  </w:r>
+                </w:p>
+              </w:tc>
+            </w:tr>
+            <w:tr>
+              <w:trPr>
+                <w:gridAfter w:val="1"/>
+                <w:cnfStyle w:val="000000100000" w:firstRow="0" w:lastRow="0" w:firstColumn="0" w:lastColumn="0" w:oddVBand="0" w:evenVBand="0" w:oddHBand="1" w:evenHBand="0" w:firstRowFirstColumn="0" w:firstRowLastColumn="0" w:lastRowFirstColumn="0" w:lastRowLastColumn="0"/>
+                <w:wAfter w:w="108" w:type="dxa"/>
+              </w:trPr>
+              <w:tc>
+                <w:tcPr>
+                  <w:cnfStyle w:val="001000000000" w:firstRow="0" w:lastRow="0" w:firstColumn="1" w:lastColumn="0" w:oddVBand="0" w:evenVBand="0" w:oddHBand="0" w:evenHBand="0" w:firstRowFirstColumn="0" w:firstRowLastColumn="0" w:lastRowFirstColumn="0" w:lastRowLastColumn="0"/>
+                  <w:tcW w:w="0" w:type="auto"/>
+                  <w:hideMark/>
+                </w:tcPr>
+                <w:p>
+                  <w:pPr>
+                    <w:rPr>
+                      <w:lang w:val="fr-FR" w:eastAsia="fr-FR"/>
+                    </w:rPr>
+                  </w:pPr>
+                  <w:r>
+                    <w:rPr>
+                      <w:lang w:val="fr-FR" w:eastAsia="fr-FR"/>
+                    </w:rPr>
+                    <w:t>Non-conformité RGPD (stockage d’infos perso)</w:t>
+                  </w:r>
+                </w:p>
+              </w:tc>
+              <w:tc>
+                <w:tcPr>
+                  <w:tcW w:w="0" w:type="auto"/>
+                  <w:hideMark/>
+                </w:tcPr>
+                <w:p>
+                  <w:pPr>
+                    <w:cnfStyle w:val="000000100000" w:firstRow="0" w:lastRow="0" w:firstColumn="0" w:lastColumn="0" w:oddVBand="0" w:evenVBand="0" w:oddHBand="1" w:evenHBand="0" w:firstRowFirstColumn="0" w:firstRowLastColumn="0" w:lastRowFirstColumn="0" w:lastRowLastColumn="0"/>
+                    <w:rPr>
+                      <w:lang w:val="fr-FR" w:eastAsia="fr-FR"/>
+                    </w:rPr>
+                  </w:pPr>
+                  <w:r>
+                    <w:rPr>
+                      <w:lang w:val="fr-FR" w:eastAsia="fr-FR"/>
+                    </w:rPr>
+                    <w:t>1</w:t>
+                  </w:r>
+                </w:p>
+              </w:tc>
+              <w:tc>
+                <w:tcPr>
+                  <w:tcW w:w="0" w:type="auto"/>
+                  <w:hideMark/>
+                </w:tcPr>
+                <w:p>
+                  <w:pPr>
+                    <w:cnfStyle w:val="000000100000" w:firstRow="0" w:lastRow="0" w:firstColumn="0" w:lastColumn="0" w:oddVBand="0" w:evenVBand="0" w:oddHBand="1" w:evenHBand="0" w:firstRowFirstColumn="0" w:firstRowLastColumn="0" w:lastRowFirstColumn="0" w:lastRowLastColumn="0"/>
+                    <w:rPr>
+                      <w:lang w:val="fr-FR" w:eastAsia="fr-FR"/>
+                    </w:rPr>
+                  </w:pPr>
+                  <w:r>
+                    <w:rPr>
+                      <w:lang w:val="fr-FR" w:eastAsia="fr-FR"/>
+                    </w:rPr>
+                    <w:t>3</w:t>
+                  </w:r>
+                </w:p>
+              </w:tc>
+              <w:tc>
+                <w:tcPr>
+                  <w:tcW w:w="883" w:type="dxa"/>
+                  <w:hideMark/>
+                </w:tcPr>
+                <w:p>
+                  <w:pPr>
+                    <w:cnfStyle w:val="000000100000" w:firstRow="0" w:lastRow="0" w:firstColumn="0" w:lastColumn="0" w:oddVBand="0" w:evenVBand="0" w:oddHBand="1" w:evenHBand="0" w:firstRowFirstColumn="0" w:firstRowLastColumn="0" w:lastRowFirstColumn="0" w:lastRowLastColumn="0"/>
+                    <w:rPr>
+                      <w:lang w:val="fr-FR" w:eastAsia="fr-FR"/>
+                    </w:rPr>
+                  </w:pPr>
+                  <w:r>
+                    <w:rPr>
+                      <w:lang w:val="fr-FR" w:eastAsia="fr-FR"/>
+                    </w:rPr>
+                    <w:t>3</w:t>
+                  </w:r>
+                </w:p>
+              </w:tc>
+              <w:tc>
+                <w:tcPr>
+                  <w:tcW w:w="1523" w:type="dxa"/>
+                  <w:hideMark/>
+                </w:tcPr>
+                <w:p>
+                  <w:pPr>
+                    <w:cnfStyle w:val="000000100000" w:firstRow="0" w:lastRow="0" w:firstColumn="0" w:lastColumn="0" w:oddVBand="0" w:evenVBand="0" w:oddHBand="1" w:evenHBand="0" w:firstRowFirstColumn="0" w:firstRowLastColumn="0" w:lastRowFirstColumn="0" w:lastRowLastColumn="0"/>
+                    <w:rPr>
+                      <w:lang w:val="fr-FR" w:eastAsia="fr-FR"/>
+                    </w:rPr>
+                  </w:pPr>
+                  <w:r>
+                    <w:rPr>
+                      <w:lang w:val="fr-FR" w:eastAsia="fr-FR"/>
+                    </w:rPr>
+                    <w:t>Minimiser les données stockées ; afficher les mentions légales</w:t>
+                  </w:r>
+                </w:p>
+              </w:tc>
+              <w:tc>
+                <w:tcPr>
+                  <w:tcW w:w="1298" w:type="dxa"/>
+                  <w:gridSpan w:val="2"/>
+                  <w:hideMark/>
+                </w:tcPr>
+                <w:p>
+                  <w:pPr>
+                    <w:cnfStyle w:val="000000100000" w:firstRow="0" w:lastRow="0" w:firstColumn="0" w:lastColumn="0" w:oddVBand="0" w:evenVBand="0" w:oddHBand="1" w:evenHBand="0" w:firstRowFirstColumn="0" w:firstRowLastColumn="0" w:lastRowFirstColumn="0" w:lastRowLastColumn="0"/>
+                    <w:rPr>
+                      <w:lang w:val="fr-FR" w:eastAsia="fr-FR"/>
+                    </w:rPr>
+                  </w:pPr>
+                  <w:r>
+                    <w:rPr>
+                      <w:lang w:val="fr-FR" w:eastAsia="fr-FR"/>
+                    </w:rPr>
+                    <w:t>Sasha</w:t>
+                  </w:r>
+                </w:p>
+              </w:tc>
+              <w:tc>
+                <w:tcPr>
+                  <w:tcW w:w="1575" w:type="dxa"/>
+                  <w:gridSpan w:val="2"/>
+                  <w:hideMark/>
+                </w:tcPr>
+                <w:p>
+                  <w:pPr>
+                    <w:cnfStyle w:val="000000100000" w:firstRow="0" w:lastRow="0" w:firstColumn="0" w:lastColumn="0" w:oddVBand="0" w:evenVBand="0" w:oddHBand="1" w:evenHBand="0" w:firstRowFirstColumn="0" w:firstRowLastColumn="0" w:lastRowFirstColumn="0" w:lastRowLastColumn="0"/>
+                    <w:rPr>
+                      <w:lang w:val="fr-FR" w:eastAsia="fr-FR"/>
+                    </w:rPr>
+                  </w:pPr>
+                  <w:r>
+                    <w:rPr>
+                      <w:lang w:val="fr-FR" w:eastAsia="fr-FR"/>
+                    </w:rPr>
+                    <w:t>Mention RGPD à ajouter</w:t>
+                  </w:r>
+                </w:p>
+              </w:tc>
+            </w:tr>
+            <w:tr>
+              <w:trPr>
+                <w:gridAfter w:val="1"/>
+                <w:wAfter w:w="108" w:type="dxa"/>
+              </w:trPr>
+              <w:tc>
+                <w:tcPr>
+                  <w:cnfStyle w:val="001000000000" w:firstRow="0" w:lastRow="0" w:firstColumn="1" w:lastColumn="0" w:oddVBand="0" w:evenVBand="0" w:oddHBand="0" w:evenHBand="0" w:firstRowFirstColumn="0" w:firstRowLastColumn="0" w:lastRowFirstColumn="0" w:lastRowLastColumn="0"/>
+                  <w:tcW w:w="0" w:type="auto"/>
+                  <w:hideMark/>
+                </w:tcPr>
+                <w:p>
+                  <w:pPr>
+                    <w:rPr>
+                      <w:lang w:val="fr-FR" w:eastAsia="fr-FR"/>
+                    </w:rPr>
+                  </w:pPr>
+                  <w:r>
+                    <w:rPr>
+                      <w:lang w:val="fr-FR" w:eastAsia="fr-FR"/>
+                    </w:rPr>
+                    <w:t>Problèmes d’accessibilité (personnes à mobilité réduite)</w:t>
+                  </w:r>
+                </w:p>
+              </w:tc>
+              <w:tc>
+                <w:tcPr>
+                  <w:tcW w:w="0" w:type="auto"/>
+                  <w:hideMark/>
+                </w:tcPr>
+                <w:p>
+                  <w:pPr>
+                    <w:cnfStyle w:val="000000000000" w:firstRow="0" w:lastRow="0" w:firstColumn="0" w:lastColumn="0" w:oddVBand="0" w:evenVBand="0" w:oddHBand="0" w:evenHBand="0" w:firstRowFirstColumn="0" w:firstRowLastColumn="0" w:lastRowFirstColumn="0" w:lastRowLastColumn="0"/>
+                    <w:rPr>
+                      <w:lang w:val="fr-FR" w:eastAsia="fr-FR"/>
+                    </w:rPr>
+                  </w:pPr>
+                  <w:r>
+                    <w:rPr>
+                      <w:lang w:val="fr-FR" w:eastAsia="fr-FR"/>
+                    </w:rPr>
+                    <w:t>2</w:t>
+                  </w:r>
+                </w:p>
+              </w:tc>
+              <w:tc>
+                <w:tcPr>
+                  <w:tcW w:w="0" w:type="auto"/>
+                  <w:hideMark/>
+                </w:tcPr>
+                <w:p>
+                  <w:pPr>
+                    <w:cnfStyle w:val="000000000000" w:firstRow="0" w:lastRow="0" w:firstColumn="0" w:lastColumn="0" w:oddVBand="0" w:evenVBand="0" w:oddHBand="0" w:evenHBand="0" w:firstRowFirstColumn="0" w:firstRowLastColumn="0" w:lastRowFirstColumn="0" w:lastRowLastColumn="0"/>
+                    <w:rPr>
+                      <w:lang w:val="fr-FR" w:eastAsia="fr-FR"/>
+                    </w:rPr>
+                  </w:pPr>
+                  <w:r>
+                    <w:rPr>
+                      <w:lang w:val="fr-FR" w:eastAsia="fr-FR"/>
+                    </w:rPr>
+                    <w:t>2</w:t>
+                  </w:r>
+                </w:p>
+              </w:tc>
+              <w:tc>
+                <w:tcPr>
+                  <w:tcW w:w="883" w:type="dxa"/>
+                  <w:hideMark/>
+                </w:tcPr>
+                <w:p>
+                  <w:pPr>
+                    <w:cnfStyle w:val="000000000000" w:firstRow="0" w:lastRow="0" w:firstColumn="0" w:lastColumn="0" w:oddVBand="0" w:evenVBand="0" w:oddHBand="0" w:evenHBand="0" w:firstRowFirstColumn="0" w:firstRowLastColumn="0" w:lastRowFirstColumn="0" w:lastRowLastColumn="0"/>
+                    <w:rPr>
+                      <w:lang w:val="fr-FR" w:eastAsia="fr-FR"/>
+                    </w:rPr>
+                  </w:pPr>
+                  <w:r>
+                    <w:rPr>
+                      <w:lang w:val="fr-FR" w:eastAsia="fr-FR"/>
+                    </w:rPr>
+                    <w:t>4</w:t>
+                  </w:r>
+                </w:p>
+              </w:tc>
+              <w:tc>
+                <w:tcPr>
+                  <w:tcW w:w="1523" w:type="dxa"/>
+                  <w:hideMark/>
+                </w:tcPr>
+                <w:p>
+                  <w:pPr>
+                    <w:cnfStyle w:val="000000000000" w:firstRow="0" w:lastRow="0" w:firstColumn="0" w:lastColumn="0" w:oddVBand="0" w:evenVBand="0" w:oddHBand="0" w:evenHBand="0" w:firstRowFirstColumn="0" w:firstRowLastColumn="0" w:lastRowFirstColumn="0" w:lastRowLastColumn="0"/>
+                    <w:rPr>
+                      <w:lang w:val="fr-FR" w:eastAsia="fr-FR"/>
+                    </w:rPr>
+                  </w:pPr>
+                  <w:r>
+                    <w:rPr>
+                      <w:lang w:val="fr-FR" w:eastAsia="fr-FR"/>
+                    </w:rPr>
+                    <w:t>Tester les modes “grosse police” et “dyslexie”</w:t>
+                  </w:r>
+                </w:p>
+              </w:tc>
+              <w:tc>
+                <w:tcPr>
+                  <w:tcW w:w="1298" w:type="dxa"/>
+                  <w:gridSpan w:val="2"/>
+                  <w:hideMark/>
+                </w:tcPr>
+                <w:p>
+                  <w:pPr>
+                    <w:cnfStyle w:val="000000000000" w:firstRow="0" w:lastRow="0" w:firstColumn="0" w:lastColumn="0" w:oddVBand="0" w:evenVBand="0" w:oddHBand="0" w:evenHBand="0" w:firstRowFirstColumn="0" w:firstRowLastColumn="0" w:lastRowFirstColumn="0" w:lastRowLastColumn="0"/>
+                    <w:rPr>
+                      <w:lang w:val="fr-FR" w:eastAsia="fr-FR"/>
+                    </w:rPr>
+                  </w:pPr>
+                  <w:r>
+                    <w:rPr>
+                      <w:lang w:val="fr-FR" w:eastAsia="fr-FR"/>
+                    </w:rPr>
+                    <w:t>Céleste</w:t>
+                  </w:r>
+                </w:p>
+              </w:tc>
+              <w:tc>
+                <w:tcPr>
+                  <w:tcW w:w="1575" w:type="dxa"/>
+                  <w:gridSpan w:val="2"/>
+                  <w:hideMark/>
+                </w:tcPr>
+                <w:p>
+                  <w:pPr>
+                    <w:cnfStyle w:val="000000000000" w:firstRow="0" w:lastRow="0" w:firstColumn="0" w:lastColumn="0" w:oddVBand="0" w:evenVBand="0" w:oddHBand="0" w:evenHBand="0" w:firstRowFirstColumn="0" w:firstRowLastColumn="0" w:lastRowFirstColumn="0" w:lastRowLastColumn="0"/>
+                    <w:rPr>
+                      <w:lang w:val="fr-FR" w:eastAsia="fr-FR"/>
+                    </w:rPr>
+                  </w:pPr>
+                  <w:r>
+                    <w:rPr>
+                      <w:lang w:val="fr-FR" w:eastAsia="fr-FR"/>
+                    </w:rPr>
+                    <w:t>En développement</w:t>
+                  </w:r>
+                </w:p>
+              </w:tc>
+            </w:tr>
+            <w:tr>
+              <w:trPr>
+                <w:gridAfter w:val="1"/>
+                <w:cnfStyle w:val="000000100000" w:firstRow="0" w:lastRow="0" w:firstColumn="0" w:lastColumn="0" w:oddVBand="0" w:evenVBand="0" w:oddHBand="1" w:evenHBand="0" w:firstRowFirstColumn="0" w:firstRowLastColumn="0" w:lastRowFirstColumn="0" w:lastRowLastColumn="0"/>
+                <w:wAfter w:w="108" w:type="dxa"/>
+              </w:trPr>
+              <w:tc>
+                <w:tcPr>
+                  <w:cnfStyle w:val="001000000000" w:firstRow="0" w:lastRow="0" w:firstColumn="1" w:lastColumn="0" w:oddVBand="0" w:evenVBand="0" w:oddHBand="0" w:evenHBand="0" w:firstRowFirstColumn="0" w:firstRowLastColumn="0" w:lastRowFirstColumn="0" w:lastRowLastColumn="0"/>
+                  <w:tcW w:w="0" w:type="auto"/>
+                  <w:hideMark/>
+                </w:tcPr>
+                <w:p>
+                  <w:pPr>
+                    <w:rPr>
+                      <w:lang w:val="fr-FR" w:eastAsia="fr-FR"/>
+                    </w:rPr>
+                  </w:pPr>
+                  <w:r>
+                    <w:rPr>
+                      <w:lang w:val="fr-FR" w:eastAsia="fr-FR"/>
+                    </w:rPr>
+                    <w:t xml:space="preserve">Mauvaise ergonomie du site </w:t>
+                  </w:r>
+                </w:p>
+              </w:tc>
+              <w:tc>
+                <w:tcPr>
+                  <w:tcW w:w="0" w:type="auto"/>
+                  <w:hideMark/>
+                </w:tcPr>
+                <w:p>
+                  <w:pPr>
+                    <w:cnfStyle w:val="000000100000" w:firstRow="0" w:lastRow="0" w:firstColumn="0" w:lastColumn="0" w:oddVBand="0" w:evenVBand="0" w:oddHBand="1" w:evenHBand="0" w:firstRowFirstColumn="0" w:firstRowLastColumn="0" w:lastRowFirstColumn="0" w:lastRowLastColumn="0"/>
+                    <w:rPr>
+                      <w:lang w:val="fr-FR" w:eastAsia="fr-FR"/>
+                    </w:rPr>
+                  </w:pPr>
+                  <w:r>
+                    <w:rPr>
+                      <w:lang w:val="fr-FR" w:eastAsia="fr-FR"/>
+                    </w:rPr>
+                    <w:t>2</w:t>
+                  </w:r>
+                </w:p>
+              </w:tc>
+              <w:tc>
+                <w:tcPr>
+                  <w:tcW w:w="0" w:type="auto"/>
+                  <w:hideMark/>
+                </w:tcPr>
+                <w:p>
+                  <w:pPr>
+                    <w:cnfStyle w:val="000000100000" w:firstRow="0" w:lastRow="0" w:firstColumn="0" w:lastColumn="0" w:oddVBand="0" w:evenVBand="0" w:oddHBand="1" w:evenHBand="0" w:firstRowFirstColumn="0" w:firstRowLastColumn="0" w:lastRowFirstColumn="0" w:lastRowLastColumn="0"/>
+                    <w:rPr>
+                      <w:lang w:val="fr-FR" w:eastAsia="fr-FR"/>
+                    </w:rPr>
+                  </w:pPr>
+                  <w:r>
+                    <w:rPr>
+                      <w:lang w:val="fr-FR" w:eastAsia="fr-FR"/>
+                    </w:rPr>
+                    <w:t>2</w:t>
+                  </w:r>
+                </w:p>
+              </w:tc>
+              <w:tc>
+                <w:tcPr>
+                  <w:tcW w:w="883" w:type="dxa"/>
+                  <w:hideMark/>
+                </w:tcPr>
+                <w:p>
+                  <w:pPr>
+                    <w:cnfStyle w:val="000000100000" w:firstRow="0" w:lastRow="0" w:firstColumn="0" w:lastColumn="0" w:oddVBand="0" w:evenVBand="0" w:oddHBand="1" w:evenHBand="0" w:firstRowFirstColumn="0" w:firstRowLastColumn="0" w:lastRowFirstColumn="0" w:lastRowLastColumn="0"/>
+                    <w:rPr>
+                      <w:lang w:val="fr-FR" w:eastAsia="fr-FR"/>
+                    </w:rPr>
+                  </w:pPr>
+                  <w:r>
+                    <w:rPr>
+                      <w:lang w:val="fr-FR" w:eastAsia="fr-FR"/>
+                    </w:rPr>
+                    <w:t>4</w:t>
+                  </w:r>
+                </w:p>
+              </w:tc>
+              <w:tc>
+                <w:tcPr>
+                  <w:tcW w:w="1523" w:type="dxa"/>
+                  <w:hideMark/>
+                </w:tcPr>
+                <w:p>
+                  <w:pPr>
+                    <w:cnfStyle w:val="000000100000" w:firstRow="0" w:lastRow="0" w:firstColumn="0" w:lastColumn="0" w:oddVBand="0" w:evenVBand="0" w:oddHBand="1" w:evenHBand="0" w:firstRowFirstColumn="0" w:firstRowLastColumn="0" w:lastRowFirstColumn="0" w:lastRowLastColumn="0"/>
+                    <w:rPr>
+                      <w:lang w:val="fr-FR" w:eastAsia="fr-FR"/>
+                    </w:rPr>
+                  </w:pPr>
+                  <w:proofErr w:type="gramStart"/>
+                  <w:r>
+                    <w:rPr>
+                      <w:lang w:val="fr-FR" w:eastAsia="fr-FR"/>
+                    </w:rPr>
+                    <w:t>design</w:t>
+                  </w:r>
+                  <w:proofErr w:type="gramEnd"/>
+                  <w:r>
+                    <w:rPr>
+                      <w:lang w:val="fr-FR" w:eastAsia="fr-FR"/>
+                    </w:rPr>
+                    <w:t xml:space="preserve"> simplifié (menu clair, icônes)</w:t>
+                  </w:r>
+                </w:p>
+              </w:tc>
+              <w:tc>
+                <w:tcPr>
+                  <w:tcW w:w="1298" w:type="dxa"/>
+                  <w:gridSpan w:val="2"/>
+                  <w:hideMark/>
+                </w:tcPr>
+                <w:p>
+                  <w:pPr>
+                    <w:cnfStyle w:val="000000100000" w:firstRow="0" w:lastRow="0" w:firstColumn="0" w:lastColumn="0" w:oddVBand="0" w:evenVBand="0" w:oddHBand="1" w:evenHBand="0" w:firstRowFirstColumn="0" w:firstRowLastColumn="0" w:lastRowFirstColumn="0" w:lastRowLastColumn="0"/>
+                    <w:rPr>
+                      <w:lang w:val="fr-FR" w:eastAsia="fr-FR"/>
+                    </w:rPr>
+                  </w:pPr>
+                  <w:r>
+                    <w:rPr>
+                      <w:lang w:val="fr-FR" w:eastAsia="fr-FR"/>
+                    </w:rPr>
+                    <w:t>Lenny</w:t>
+                  </w:r>
+                </w:p>
+              </w:tc>
+              <w:tc>
+                <w:tcPr>
+                  <w:tcW w:w="1575" w:type="dxa"/>
+                  <w:gridSpan w:val="2"/>
+                  <w:hideMark/>
+                </w:tcPr>
+                <w:p>
+                  <w:pPr>
+                    <w:cnfStyle w:val="000000100000" w:firstRow="0" w:lastRow="0" w:firstColumn="0" w:lastColumn="0" w:oddVBand="0" w:evenVBand="0" w:oddHBand="1" w:evenHBand="0" w:firstRowFirstColumn="0" w:firstRowLastColumn="0" w:lastRowFirstColumn="0" w:lastRowLastColumn="0"/>
+                    <w:rPr>
+                      <w:lang w:val="fr-FR" w:eastAsia="fr-FR"/>
+                    </w:rPr>
+                  </w:pPr>
+                  <w:r>
+                    <w:rPr>
+                      <w:lang w:val="fr-FR" w:eastAsia="fr-FR"/>
+                    </w:rPr>
+                    <w:t>Design validé partiellement</w:t>
+                  </w:r>
+                </w:p>
+              </w:tc>
+            </w:tr>
+            <w:tr>
+              <w:trPr>
+                <w:gridAfter w:val="1"/>
+                <w:wAfter w:w="108" w:type="dxa"/>
+              </w:trPr>
+              <w:tc>
+                <w:tcPr>
+                  <w:cnfStyle w:val="001000000000" w:firstRow="0" w:lastRow="0" w:firstColumn="1" w:lastColumn="0" w:oddVBand="0" w:evenVBand="0" w:oddHBand="0" w:evenHBand="0" w:firstRowFirstColumn="0" w:firstRowLastColumn="0" w:lastRowFirstColumn="0" w:lastRowLastColumn="0"/>
+                  <w:tcW w:w="0" w:type="auto"/>
+                  <w:hideMark/>
+                </w:tcPr>
+                <w:p>
+                  <w:pPr>
+                    <w:rPr>
+                      <w:lang w:val="fr-FR" w:eastAsia="fr-FR"/>
+                    </w:rPr>
+                  </w:pPr>
+                  <w:r>
+                    <w:rPr>
+                      <w:lang w:val="fr-FR" w:eastAsia="fr-FR"/>
+                    </w:rPr>
+                    <w:t>Non-fonctionnement du chat en temps réel</w:t>
+                  </w:r>
+                </w:p>
+              </w:tc>
+              <w:tc>
+                <w:tcPr>
+                  <w:tcW w:w="0" w:type="auto"/>
+                  <w:hideMark/>
+                </w:tcPr>
+                <w:p>
+                  <w:pPr>
+                    <w:cnfStyle w:val="000000000000" w:firstRow="0" w:lastRow="0" w:firstColumn="0" w:lastColumn="0" w:oddVBand="0" w:evenVBand="0" w:oddHBand="0" w:evenHBand="0" w:firstRowFirstColumn="0" w:firstRowLastColumn="0" w:lastRowFirstColumn="0" w:lastRowLastColumn="0"/>
+                    <w:rPr>
+                      <w:lang w:val="fr-FR" w:eastAsia="fr-FR"/>
+                    </w:rPr>
+                  </w:pPr>
+                  <w:r>
+                    <w:rPr>
+                      <w:lang w:val="fr-FR" w:eastAsia="fr-FR"/>
+                    </w:rPr>
+                    <w:t>2</w:t>
+                  </w:r>
+                </w:p>
+              </w:tc>
+              <w:tc>
+                <w:tcPr>
+                  <w:tcW w:w="0" w:type="auto"/>
+                  <w:hideMark/>
+                </w:tcPr>
+                <w:p>
+                  <w:pPr>
+                    <w:cnfStyle w:val="000000000000" w:firstRow="0" w:lastRow="0" w:firstColumn="0" w:lastColumn="0" w:oddVBand="0" w:evenVBand="0" w:oddHBand="0" w:evenHBand="0" w:firstRowFirstColumn="0" w:firstRowLastColumn="0" w:lastRowFirstColumn="0" w:lastRowLastColumn="0"/>
+                    <w:rPr>
+                      <w:lang w:val="fr-FR" w:eastAsia="fr-FR"/>
+                    </w:rPr>
+                  </w:pPr>
+                  <w:r>
+                    <w:rPr>
+                      <w:lang w:val="fr-FR" w:eastAsia="fr-FR"/>
+                    </w:rPr>
+                    <w:t>3</w:t>
+                  </w:r>
+                </w:p>
+              </w:tc>
+              <w:tc>
+                <w:tcPr>
+                  <w:tcW w:w="883" w:type="dxa"/>
+                  <w:hideMark/>
+                </w:tcPr>
+                <w:p>
+                  <w:pPr>
+                    <w:cnfStyle w:val="000000000000" w:firstRow="0" w:lastRow="0" w:firstColumn="0" w:lastColumn="0" w:oddVBand="0" w:evenVBand="0" w:oddHBand="0" w:evenHBand="0" w:firstRowFirstColumn="0" w:firstRowLastColumn="0" w:lastRowFirstColumn="0" w:lastRowLastColumn="0"/>
+                    <w:rPr>
+                      <w:lang w:val="fr-FR" w:eastAsia="fr-FR"/>
+                    </w:rPr>
+                  </w:pPr>
+                  <w:r>
+                    <w:rPr>
+                      <w:lang w:val="fr-FR" w:eastAsia="fr-FR"/>
+                    </w:rPr>
+                    <w:t>6</w:t>
+                  </w:r>
+                </w:p>
+              </w:tc>
+              <w:tc>
+                <w:tcPr>
+                  <w:tcW w:w="1523" w:type="dxa"/>
+                  <w:hideMark/>
+                </w:tcPr>
+                <w:p>
+                  <w:pPr>
+                    <w:cnfStyle w:val="000000000000" w:firstRow="0" w:lastRow="0" w:firstColumn="0" w:lastColumn="0" w:oddVBand="0" w:evenVBand="0" w:oddHBand="0" w:evenHBand="0" w:firstRowFirstColumn="0" w:firstRowLastColumn="0" w:lastRowFirstColumn="0" w:lastRowLastColumn="0"/>
+                    <w:rPr>
+                      <w:lang w:val="fr-FR" w:eastAsia="fr-FR"/>
+                    </w:rPr>
+                  </w:pPr>
+                  <w:r>
+                    <w:rPr>
+                      <w:lang w:val="fr-FR" w:eastAsia="fr-FR"/>
+                    </w:rPr>
+                    <w:t xml:space="preserve">Tester en local </w:t>
+                  </w:r>
+                </w:p>
+              </w:tc>
+              <w:tc>
+                <w:tcPr>
+                  <w:tcW w:w="1298" w:type="dxa"/>
+                  <w:gridSpan w:val="2"/>
+                  <w:hideMark/>
+                </w:tcPr>
+                <w:p>
+                  <w:pPr>
+                    <w:cnfStyle w:val="000000000000" w:firstRow="0" w:lastRow="0" w:firstColumn="0" w:lastColumn="0" w:oddVBand="0" w:evenVBand="0" w:oddHBand="0" w:evenHBand="0" w:firstRowFirstColumn="0" w:firstRowLastColumn="0" w:lastRowFirstColumn="0" w:lastRowLastColumn="0"/>
+                    <w:rPr>
+                      <w:lang w:val="fr-FR" w:eastAsia="fr-FR"/>
+                    </w:rPr>
+                  </w:pPr>
+                  <w:r>
+                    <w:rPr>
+                      <w:lang w:val="fr-FR" w:eastAsia="fr-FR"/>
+                    </w:rPr>
+                    <w:t>Adrien</w:t>
+                  </w:r>
+                </w:p>
+              </w:tc>
+              <w:tc>
+                <w:tcPr>
+                  <w:tcW w:w="1575" w:type="dxa"/>
+                  <w:gridSpan w:val="2"/>
+                  <w:hideMark/>
+                </w:tcPr>
+                <w:p>
+                  <w:pPr>
+                    <w:cnfStyle w:val="000000000000" w:firstRow="0" w:lastRow="0" w:firstColumn="0" w:lastColumn="0" w:oddVBand="0" w:evenVBand="0" w:oddHBand="0" w:evenHBand="0" w:firstRowFirstColumn="0" w:firstRowLastColumn="0" w:lastRowFirstColumn="0" w:lastRowLastColumn="0"/>
+                    <w:rPr>
+                      <w:lang w:val="fr-FR" w:eastAsia="fr-FR"/>
+                    </w:rPr>
+                  </w:pPr>
+                  <w:r>
+                    <w:rPr>
+                      <w:lang w:val="fr-FR" w:eastAsia="fr-FR"/>
+                    </w:rPr>
+                    <w:t xml:space="preserve">A venir </w:t>
+                  </w:r>
+                </w:p>
+              </w:tc>
+            </w:tr>
+            <w:tr>
+              <w:trPr>
+                <w:gridAfter w:val="1"/>
+                <w:cnfStyle w:val="000000100000" w:firstRow="0" w:lastRow="0" w:firstColumn="0" w:lastColumn="0" w:oddVBand="0" w:evenVBand="0" w:oddHBand="1" w:evenHBand="0" w:firstRowFirstColumn="0" w:firstRowLastColumn="0" w:lastRowFirstColumn="0" w:lastRowLastColumn="0"/>
+                <w:wAfter w:w="108" w:type="dxa"/>
+              </w:trPr>
+              <w:tc>
+                <w:tcPr>
+                  <w:cnfStyle w:val="001000000000" w:firstRow="0" w:lastRow="0" w:firstColumn="1" w:lastColumn="0" w:oddVBand="0" w:evenVBand="0" w:oddHBand="0" w:evenHBand="0" w:firstRowFirstColumn="0" w:firstRowLastColumn="0" w:lastRowFirstColumn="0" w:lastRowLastColumn="0"/>
+                  <w:tcW w:w="0" w:type="auto"/>
+                  <w:hideMark/>
+                </w:tcPr>
+                <w:p>
+                  <w:pPr>
+                    <w:rPr>
+                      <w:lang w:val="fr-FR" w:eastAsia="fr-FR"/>
+                    </w:rPr>
+                  </w:pPr>
+                  <w:r>
+                    <w:rPr>
+                      <w:lang w:val="fr-FR" w:eastAsia="fr-FR"/>
+                    </w:rPr>
+                    <w:t>Données corrompues ou supprimées par erreur</w:t>
+                  </w:r>
+                </w:p>
+              </w:tc>
+              <w:tc>
+                <w:tcPr>
+                  <w:tcW w:w="0" w:type="auto"/>
+                  <w:hideMark/>
+                </w:tcPr>
+                <w:p>
+                  <w:pPr>
+                    <w:cnfStyle w:val="000000100000" w:firstRow="0" w:lastRow="0" w:firstColumn="0" w:lastColumn="0" w:oddVBand="0" w:evenVBand="0" w:oddHBand="1" w:evenHBand="0" w:firstRowFirstColumn="0" w:firstRowLastColumn="0" w:lastRowFirstColumn="0" w:lastRowLastColumn="0"/>
+                    <w:rPr>
+                      <w:lang w:val="fr-FR" w:eastAsia="fr-FR"/>
+                    </w:rPr>
+                  </w:pPr>
+                  <w:r>
+                    <w:rPr>
+                      <w:lang w:val="fr-FR" w:eastAsia="fr-FR"/>
+                    </w:rPr>
+                    <w:t>1</w:t>
+                  </w:r>
+                </w:p>
+              </w:tc>
+              <w:tc>
+                <w:tcPr>
+                  <w:tcW w:w="0" w:type="auto"/>
+                  <w:hideMark/>
+                </w:tcPr>
+                <w:p>
+                  <w:pPr>
+                    <w:cnfStyle w:val="000000100000" w:firstRow="0" w:lastRow="0" w:firstColumn="0" w:lastColumn="0" w:oddVBand="0" w:evenVBand="0" w:oddHBand="1" w:evenHBand="0" w:firstRowFirstColumn="0" w:firstRowLastColumn="0" w:lastRowFirstColumn="0" w:lastRowLastColumn="0"/>
+                    <w:rPr>
+                      <w:lang w:val="fr-FR" w:eastAsia="fr-FR"/>
+                    </w:rPr>
+                  </w:pPr>
+                  <w:r>
+                    <w:rPr>
+                      <w:lang w:val="fr-FR" w:eastAsia="fr-FR"/>
+                    </w:rPr>
+                    <w:t>3</w:t>
+                  </w:r>
+                </w:p>
+              </w:tc>
+              <w:tc>
+                <w:tcPr>
+                  <w:tcW w:w="883" w:type="dxa"/>
+                  <w:hideMark/>
+                </w:tcPr>
+                <w:p>
+                  <w:pPr>
+                    <w:cnfStyle w:val="000000100000" w:firstRow="0" w:lastRow="0" w:firstColumn="0" w:lastColumn="0" w:oddVBand="0" w:evenVBand="0" w:oddHBand="1" w:evenHBand="0" w:firstRowFirstColumn="0" w:firstRowLastColumn="0" w:lastRowFirstColumn="0" w:lastRowLastColumn="0"/>
+                    <w:rPr>
+                      <w:lang w:val="fr-FR" w:eastAsia="fr-FR"/>
+                    </w:rPr>
+                  </w:pPr>
+                  <w:r>
+                    <w:rPr>
+                      <w:lang w:val="fr-FR" w:eastAsia="fr-FR"/>
+                    </w:rPr>
+                    <w:t>3</w:t>
+                  </w:r>
+                </w:p>
+              </w:tc>
+              <w:tc>
+                <w:tcPr>
+                  <w:tcW w:w="1523" w:type="dxa"/>
+                  <w:hideMark/>
+                </w:tcPr>
+                <w:p>
+                  <w:pPr>
+                    <w:cnfStyle w:val="000000100000" w:firstRow="0" w:lastRow="0" w:firstColumn="0" w:lastColumn="0" w:oddVBand="0" w:evenVBand="0" w:oddHBand="1" w:evenHBand="0" w:firstRowFirstColumn="0" w:firstRowLastColumn="0" w:lastRowFirstColumn="0" w:lastRowLastColumn="0"/>
+                    <w:rPr>
+                      <w:lang w:val="fr-FR" w:eastAsia="fr-FR"/>
+                    </w:rPr>
+                  </w:pPr>
+                  <w:r>
+                    <w:rPr>
+                      <w:lang w:val="fr-FR" w:eastAsia="fr-FR"/>
+                    </w:rPr>
+                    <w:t>Sauvegarde régulière de la base MySQL + script d’export automatique</w:t>
+                  </w:r>
+                </w:p>
+              </w:tc>
+              <w:tc>
+                <w:tcPr>
+                  <w:tcW w:w="1298" w:type="dxa"/>
+                  <w:gridSpan w:val="2"/>
+                  <w:hideMark/>
+                </w:tcPr>
+                <w:p>
+                  <w:pPr>
+                    <w:cnfStyle w:val="000000100000" w:firstRow="0" w:lastRow="0" w:firstColumn="0" w:lastColumn="0" w:oddVBand="0" w:evenVBand="0" w:oddHBand="1" w:evenHBand="0" w:firstRowFirstColumn="0" w:firstRowLastColumn="0" w:lastRowFirstColumn="0" w:lastRowLastColumn="0"/>
+                    <w:rPr>
+                      <w:lang w:val="fr-FR" w:eastAsia="fr-FR"/>
+                    </w:rPr>
+                  </w:pPr>
+                  <w:r>
+                    <w:rPr>
+                      <w:lang w:val="fr-FR" w:eastAsia="fr-FR"/>
+                    </w:rPr>
+                    <w:t>Sasha</w:t>
+                  </w:r>
+                </w:p>
+              </w:tc>
+              <w:tc>
+                <w:tcPr>
+                  <w:tcW w:w="1575" w:type="dxa"/>
+                  <w:gridSpan w:val="2"/>
+                  <w:hideMark/>
+                </w:tcPr>
+                <w:p>
+                  <w:pPr>
+                    <w:cnfStyle w:val="000000100000" w:firstRow="0" w:lastRow="0" w:firstColumn="0" w:lastColumn="0" w:oddVBand="0" w:evenVBand="0" w:oddHBand="1" w:evenHBand="0" w:firstRowFirstColumn="0" w:firstRowLastColumn="0" w:lastRowFirstColumn="0" w:lastRowLastColumn="0"/>
+                    <w:rPr>
+                      <w:lang w:val="fr-FR" w:eastAsia="fr-FR"/>
+                    </w:rPr>
+                  </w:pPr>
+                  <w:r>
+                    <w:rPr>
+                      <w:lang w:val="fr-FR" w:eastAsia="fr-FR"/>
+                    </w:rPr>
+                    <w:t>Sauvegarde prévue</w:t>
+                  </w:r>
+                </w:p>
+              </w:tc>
+            </w:tr>
+            <w:tr>
+              <w:trPr>
+                <w:gridAfter w:val="1"/>
+                <w:wAfter w:w="108" w:type="dxa"/>
+              </w:trPr>
+              <w:tc>
+                <w:tcPr>
+                  <w:cnfStyle w:val="001000000000" w:firstRow="0" w:lastRow="0" w:firstColumn="1" w:lastColumn="0" w:oddVBand="0" w:evenVBand="0" w:oddHBand="0" w:evenHBand="0" w:firstRowFirstColumn="0" w:firstRowLastColumn="0" w:lastRowFirstColumn="0" w:lastRowLastColumn="0"/>
+                  <w:tcW w:w="0" w:type="auto"/>
+                  <w:hideMark/>
+                </w:tcPr>
+                <w:p>
+                  <w:pPr>
+                    <w:rPr>
+                      <w:b w:val="0"/>
+                      <w:bCs w:val="0"/>
+                      <w:lang w:val="fr-FR" w:eastAsia="fr-FR"/>
+                    </w:rPr>
+                  </w:pPr>
+                  <w:r>
+                    <w:rPr>
+                      <w:lang w:val="fr-FR" w:eastAsia="fr-FR"/>
+                    </w:rPr>
+                    <w:t>Difficulté à terminer à temps la SAE</w:t>
+                  </w:r>
+                </w:p>
+                <w:p>
+                  <w:pPr>
+                    <w:rPr>
+                      <w:b w:val="0"/>
+                      <w:bCs w:val="0"/>
+                      <w:lang w:val="fr-FR" w:eastAsia="fr-FR"/>
+                    </w:rPr>
+                  </w:pPr>
+                </w:p>
+                <w:p>
+                  <w:pPr>
+                    <w:rPr>
+                      <w:lang w:val="fr-FR" w:eastAsia="fr-FR"/>
+                    </w:rPr>
+                  </w:pPr>
+                </w:p>
+              </w:tc>
+              <w:tc>
+                <w:tcPr>
+                  <w:tcW w:w="0" w:type="auto"/>
+                  <w:hideMark/>
+                </w:tcPr>
+                <w:p>
+                  <w:pPr>
+                    <w:cnfStyle w:val="000000000000" w:firstRow="0" w:lastRow="0" w:firstColumn="0" w:lastColumn="0" w:oddVBand="0" w:evenVBand="0" w:oddHBand="0" w:evenHBand="0" w:firstRowFirstColumn="0" w:firstRowLastColumn="0" w:lastRowFirstColumn="0" w:lastRowLastColumn="0"/>
+                    <w:rPr>
+                      <w:lang w:val="fr-FR" w:eastAsia="fr-FR"/>
+                    </w:rPr>
+                  </w:pPr>
+                  <w:r>
+                    <w:rPr>
+                      <w:lang w:val="fr-FR" w:eastAsia="fr-FR"/>
+                    </w:rPr>
+                    <w:t>2</w:t>
+                  </w:r>
+                </w:p>
+              </w:tc>
+              <w:tc>
+                <w:tcPr>
+                  <w:tcW w:w="0" w:type="auto"/>
+                  <w:hideMark/>
+                </w:tcPr>
+                <w:p>
+                  <w:pPr>
+                    <w:cnfStyle w:val="000000000000" w:firstRow="0" w:lastRow="0" w:firstColumn="0" w:lastColumn="0" w:oddVBand="0" w:evenVBand="0" w:oddHBand="0" w:evenHBand="0" w:firstRowFirstColumn="0" w:firstRowLastColumn="0" w:lastRowFirstColumn="0" w:lastRowLastColumn="0"/>
+                    <w:rPr>
+                      <w:lang w:val="fr-FR" w:eastAsia="fr-FR"/>
+                    </w:rPr>
+                  </w:pPr>
+                  <w:r>
+                    <w:rPr>
+                      <w:lang w:val="fr-FR" w:eastAsia="fr-FR"/>
+                    </w:rPr>
+                    <w:t>3</w:t>
+                  </w:r>
+                </w:p>
+              </w:tc>
+              <w:tc>
+                <w:tcPr>
+                  <w:tcW w:w="883" w:type="dxa"/>
+                  <w:hideMark/>
+                </w:tcPr>
+                <w:p>
+                  <w:pPr>
+                    <w:cnfStyle w:val="000000000000" w:firstRow="0" w:lastRow="0" w:firstColumn="0" w:lastColumn="0" w:oddVBand="0" w:evenVBand="0" w:oddHBand="0" w:evenHBand="0" w:firstRowFirstColumn="0" w:firstRowLastColumn="0" w:lastRowFirstColumn="0" w:lastRowLastColumn="0"/>
+                    <w:rPr>
+                      <w:lang w:val="fr-FR" w:eastAsia="fr-FR"/>
+                    </w:rPr>
+                  </w:pPr>
+                  <w:r>
+                    <w:rPr>
+                      <w:lang w:val="fr-FR" w:eastAsia="fr-FR"/>
+                    </w:rPr>
+                    <w:t>6</w:t>
+                  </w:r>
+                </w:p>
+              </w:tc>
+              <w:tc>
+                <w:tcPr>
+                  <w:tcW w:w="1523" w:type="dxa"/>
+                  <w:hideMark/>
+                </w:tcPr>
+                <w:p>
+                  <w:pPr>
+                    <w:cnfStyle w:val="000000000000" w:firstRow="0" w:lastRow="0" w:firstColumn="0" w:lastColumn="0" w:oddVBand="0" w:evenVBand="0" w:oddHBand="0" w:evenHBand="0" w:firstRowFirstColumn="0" w:firstRowLastColumn="0" w:lastRowFirstColumn="0" w:lastRowLastColumn="0"/>
+                    <w:rPr>
+                      <w:lang w:val="fr-FR" w:eastAsia="fr-FR"/>
+                    </w:rPr>
+                  </w:pPr>
+                  <w:r>
+                    <w:rPr>
+                      <w:lang w:val="fr-FR" w:eastAsia="fr-FR"/>
+                    </w:rPr>
+                    <w:t>Priorisation des fonctionnalités essentielles avant extras</w:t>
+                  </w:r>
+                </w:p>
+              </w:tc>
+              <w:tc>
+                <w:tcPr>
+                  <w:tcW w:w="1298" w:type="dxa"/>
+                  <w:gridSpan w:val="2"/>
+                  <w:hideMark/>
+                </w:tcPr>
+                <w:p>
+                  <w:pPr>
+                    <w:cnfStyle w:val="000000000000" w:firstRow="0" w:lastRow="0" w:firstColumn="0" w:lastColumn="0" w:oddVBand="0" w:evenVBand="0" w:oddHBand="0" w:evenHBand="0" w:firstRowFirstColumn="0" w:firstRowLastColumn="0" w:lastRowFirstColumn="0" w:lastRowLastColumn="0"/>
+                    <w:rPr>
+                      <w:lang w:val="fr-FR" w:eastAsia="fr-FR"/>
+                    </w:rPr>
+                  </w:pPr>
+                  <w:r>
+                    <w:rPr>
+                      <w:lang w:val="fr-FR" w:eastAsia="fr-FR"/>
+                    </w:rPr>
+                    <w:t>Équipe entière</w:t>
+                  </w:r>
+                </w:p>
+              </w:tc>
+              <w:tc>
+                <w:tcPr>
+                  <w:tcW w:w="1575" w:type="dxa"/>
+                  <w:gridSpan w:val="2"/>
+                  <w:hideMark/>
+                </w:tcPr>
+                <w:p>
+                  <w:pPr>
+                    <w:cnfStyle w:val="000000000000" w:firstRow="0" w:lastRow="0" w:firstColumn="0" w:lastColumn="0" w:oddVBand="0" w:evenVBand="0" w:oddHBand="0" w:evenHBand="0" w:firstRowFirstColumn="0" w:firstRowLastColumn="0" w:lastRowFirstColumn="0" w:lastRowLastColumn="0"/>
+                    <w:rPr>
+                      <w:lang w:val="fr-FR" w:eastAsia="fr-FR"/>
+                    </w:rPr>
+                  </w:pPr>
+                  <w:r>
+                    <w:rPr>
+                      <w:lang w:val="fr-FR" w:eastAsia="fr-FR"/>
+                    </w:rPr>
+                    <w:t>Plan d’action défini</w:t>
+                  </w:r>
+                </w:p>
+              </w:tc>
+            </w:tr>
+          </w:tbl>
+          <w:p/>
+        </w:tc>
+      </w:tr>
+    </w:tbl>
+    <w:p/>
+    <w:p>
+      <w:r>
+        <w:lastRenderedPageBreak/>
         <w:br w:type="page"/>
       </w:r>
     </w:p>
@@ -7841,14 +10593,12 @@
         </w:numPr>
       </w:pPr>
       <w:hyperlink r:id="rId13" w:history="1">
-        <w:proofErr w:type="gramStart"/>
         <w:r>
           <w:rPr>
             <w:rStyle w:val="Lienhypertexte"/>
           </w:rPr>
           <w:t>triplt</w:t>
         </w:r>
-        <w:proofErr w:type="gramEnd"/>
       </w:hyperlink>
       <w:r>
         <w:t xml:space="preserve"> : </w:t>
@@ -7858,13 +10608,8 @@
       <w:pPr>
         <w:pStyle w:val="Paragraphedeliste"/>
       </w:pPr>
-      <w:proofErr w:type="gramStart"/>
-      <w:r>
-        <w:t>triplt</w:t>
-      </w:r>
-      <w:proofErr w:type="gramEnd"/>
-      <w:r>
-        <w:t xml:space="preserve"> est une application de gestion de voyage où il est possible d’organiser un itinéraire de manière structurée.</w:t>
+      <w:r>
+        <w:t>triplt est une application de gestion de voyage où il est possible d’organiser un itinéraire de manière structurée.</w:t>
       </w:r>
     </w:p>
     <w:p>
@@ -10503,15 +13248,7 @@
         </w:numPr>
       </w:pPr>
       <w:r>
-        <w:t xml:space="preserve">Si l’utilisateur n’a pas de compte : il sélectionne inscription. La page </w:t>
-      </w:r>
-      <w:proofErr w:type="gramStart"/>
-      <w:r>
-        <w:t>de</w:t>
-      </w:r>
-      <w:proofErr w:type="gramEnd"/>
-      <w:r>
-        <w:t xml:space="preserve"> connexion transmet alors les informations saisies au Système qui les enregistre et retourne une confirmation d’inscriptions.</w:t>
+        <w:t>Si l’utilisateur n’a pas de compte : il sélectionne inscription. La page de connexion transmet alors les informations saisies au Système qui les enregistre et retourne une confirmation d’inscriptions.</w:t>
       </w:r>
     </w:p>
     <w:p>
@@ -15355,6 +18092,9 @@
         <w:t xml:space="preserve"> </w:t>
       </w:r>
     </w:p>
+    <w:p/>
+    <w:p/>
+    <w:p/>
     <w:p>
       <w:pPr>
         <w:sectPr>
@@ -15367,7 +18107,378 @@
         </w:sectPr>
       </w:pPr>
     </w:p>
-    <w:p/>
+    <w:p>
+      <w:r>
+        <w:rPr>
+          <w:noProof/>
+          <w:lang w:eastAsia="fr-FR"/>
+        </w:rPr>
+        <w:lastRenderedPageBreak/>
+        <mc:AlternateContent>
+          <mc:Choice Requires="wps">
+            <w:drawing>
+              <wp:anchor distT="45720" distB="45720" distL="114300" distR="114300" simplePos="0" relativeHeight="251690496" behindDoc="0" locked="0" layoutInCell="1" allowOverlap="1" wp14:anchorId="71A44A7C" wp14:editId="46CA7E71">
+                <wp:simplePos x="0" y="0"/>
+                <wp:positionH relativeFrom="margin">
+                  <wp:align>center</wp:align>
+                </wp:positionH>
+                <wp:positionV relativeFrom="paragraph">
+                  <wp:posOffset>7442059</wp:posOffset>
+                </wp:positionV>
+                <wp:extent cx="6592570" cy="1433195"/>
+                <wp:effectExtent l="0" t="0" r="17780" b="14605"/>
+                <wp:wrapSquare wrapText="bothSides"/>
+                <wp:docPr id="13" name="Zone de texte 2"/>
+                <wp:cNvGraphicFramePr>
+                  <a:graphicFrameLocks xmlns:a="http://schemas.openxmlformats.org/drawingml/2006/main"/>
+                </wp:cNvGraphicFramePr>
+                <a:graphic xmlns:a="http://schemas.openxmlformats.org/drawingml/2006/main">
+                  <a:graphicData uri="http://schemas.microsoft.com/office/word/2010/wordprocessingShape">
+                    <wps:wsp>
+                      <wps:cNvSpPr txBox="1">
+                        <a:spLocks noChangeArrowheads="1"/>
+                      </wps:cNvSpPr>
+                      <wps:spPr bwMode="auto">
+                        <a:xfrm>
+                          <a:off x="0" y="0"/>
+                          <a:ext cx="6592570" cy="1433195"/>
+                        </a:xfrm>
+                        <a:prstGeom prst="rect">
+                          <a:avLst/>
+                        </a:prstGeom>
+                        <a:solidFill>
+                          <a:srgbClr val="FFFFFF"/>
+                        </a:solidFill>
+                        <a:ln w="9525">
+                          <a:solidFill>
+                            <a:srgbClr val="000000"/>
+                          </a:solidFill>
+                          <a:miter lim="800000"/>
+                          <a:headEnd/>
+                          <a:tailEnd/>
+                        </a:ln>
+                      </wps:spPr>
+                      <wps:txbx>
+                        <w:txbxContent>
+                          <w:p>
+                            <w:pPr>
+                              <w:pStyle w:val="4emePage"/>
+                              <w:rPr>
+                                <w:rStyle w:val="Accentuationintense"/>
+                                <w:i w:val="0"/>
+                                <w:iCs w:val="0"/>
+                                <w:color w:val="auto"/>
+                              </w:rPr>
+                            </w:pPr>
+                            <w:r>
+                              <w:rPr>
+                                <w:rStyle w:val="Accentuationintense"/>
+                                <w:i w:val="0"/>
+                                <w:iCs w:val="0"/>
+                                <w:color w:val="auto"/>
+                              </w:rPr>
+                              <w:t>Matériel / logiciel / méthode utilisé(e)(s) :</w:t>
+                            </w:r>
+                          </w:p>
+                          <w:p/>
+                        </w:txbxContent>
+                      </wps:txbx>
+                      <wps:bodyPr rot="0" vert="horz" wrap="square" lIns="91440" tIns="45720" rIns="91440" bIns="45720" anchor="t" anchorCtr="0">
+                        <a:noAutofit/>
+                      </wps:bodyPr>
+                    </wps:wsp>
+                  </a:graphicData>
+                </a:graphic>
+                <wp14:sizeRelH relativeFrom="margin">
+                  <wp14:pctWidth>0</wp14:pctWidth>
+                </wp14:sizeRelH>
+                <wp14:sizeRelV relativeFrom="margin">
+                  <wp14:pctHeight>0</wp14:pctHeight>
+                </wp14:sizeRelV>
+              </wp:anchor>
+            </w:drawing>
+          </mc:Choice>
+          <mc:Fallback>
+            <w:pict>
+              <v:shape w14:anchorId="71A44A7C" id="_x0000_s1031" type="#_x0000_t202" style="position:absolute;left:0;text-align:left;margin-left:0;margin-top:586pt;width:519.1pt;height:112.85pt;z-index:251690496;visibility:visible;mso-wrap-style:square;mso-width-percent:0;mso-height-percent:0;mso-wrap-distance-left:9pt;mso-wrap-distance-top:3.6pt;mso-wrap-distance-right:9pt;mso-wrap-distance-bottom:3.6pt;mso-position-horizontal:center;mso-position-horizontal-relative:margin;mso-position-vertical:absolute;mso-position-vertical-relative:text;mso-width-percent:0;mso-height-percent:0;mso-width-relative:margin;mso-height-relative:margin;v-text-anchor:top" o:gfxdata="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">
+                <v:textbox>
+                  <w:txbxContent>
+                    <w:p>
+                      <w:pPr>
+                        <w:pStyle w:val="4emePage"/>
+                        <w:rPr>
+                          <w:rStyle w:val="Accentuationintense"/>
+                          <w:i w:val="0"/>
+                          <w:iCs w:val="0"/>
+                          <w:color w:val="auto"/>
+                        </w:rPr>
+                      </w:pPr>
+                      <w:r>
+                        <w:rPr>
+                          <w:rStyle w:val="Accentuationintense"/>
+                          <w:i w:val="0"/>
+                          <w:iCs w:val="0"/>
+                          <w:color w:val="auto"/>
+                        </w:rPr>
+                        <w:t>Matériel / logiciel / méthode utilisé(e)(s) :</w:t>
+                      </w:r>
+                    </w:p>
+                    <w:p/>
+                  </w:txbxContent>
+                </v:textbox>
+                <w10:wrap type="square" anchorx="margin"/>
+              </v:shape>
+            </w:pict>
+          </mc:Fallback>
+        </mc:AlternateContent>
+      </w:r>
+      <w:r>
+        <w:rPr>
+          <w:noProof/>
+          <w:lang w:eastAsia="fr-FR"/>
+        </w:rPr>
+        <mc:AlternateContent>
+          <mc:Choice Requires="wps">
+            <w:drawing>
+              <wp:anchor distT="45720" distB="45720" distL="114300" distR="114300" simplePos="0" relativeHeight="251686400" behindDoc="0" locked="0" layoutInCell="1" allowOverlap="1" wp14:anchorId="61619794" wp14:editId="7801037F">
+                <wp:simplePos x="0" y="0"/>
+                <wp:positionH relativeFrom="column">
+                  <wp:posOffset>-437515</wp:posOffset>
+                </wp:positionH>
+                <wp:positionV relativeFrom="paragraph">
+                  <wp:posOffset>116205</wp:posOffset>
+                </wp:positionV>
+                <wp:extent cx="6592570" cy="5328285"/>
+                <wp:effectExtent l="0" t="0" r="17780" b="24765"/>
+                <wp:wrapSquare wrapText="bothSides"/>
+                <wp:docPr id="11" name="Zone de texte 2"/>
+                <wp:cNvGraphicFramePr>
+                  <a:graphicFrameLocks xmlns:a="http://schemas.openxmlformats.org/drawingml/2006/main"/>
+                </wp:cNvGraphicFramePr>
+                <a:graphic xmlns:a="http://schemas.openxmlformats.org/drawingml/2006/main">
+                  <a:graphicData uri="http://schemas.microsoft.com/office/word/2010/wordprocessingShape">
+                    <wps:wsp>
+                      <wps:cNvSpPr txBox="1">
+                        <a:spLocks noChangeArrowheads="1"/>
+                      </wps:cNvSpPr>
+                      <wps:spPr bwMode="auto">
+                        <a:xfrm>
+                          <a:off x="0" y="0"/>
+                          <a:ext cx="6592570" cy="5328285"/>
+                        </a:xfrm>
+                        <a:prstGeom prst="rect">
+                          <a:avLst/>
+                        </a:prstGeom>
+                        <a:solidFill>
+                          <a:srgbClr val="FFFFFF"/>
+                        </a:solidFill>
+                        <a:ln w="9525">
+                          <a:solidFill>
+                            <a:srgbClr val="000000"/>
+                          </a:solidFill>
+                          <a:miter lim="800000"/>
+                          <a:headEnd/>
+                          <a:tailEnd/>
+                        </a:ln>
+                      </wps:spPr>
+                      <wps:txbx>
+                        <w:txbxContent>
+                          <w:p>
+                            <w:pPr>
+                              <w:pStyle w:val="4emePage"/>
+                              <w:rPr>
+                                <w:rStyle w:val="Accentuationintense"/>
+                                <w:i w:val="0"/>
+                                <w:iCs w:val="0"/>
+                                <w:color w:val="auto"/>
+                              </w:rPr>
+                            </w:pPr>
+                            <w:r>
+                              <w:rPr>
+                                <w:rStyle w:val="Accentuationintense"/>
+                                <w:i w:val="0"/>
+                                <w:iCs w:val="0"/>
+                                <w:color w:val="auto"/>
+                              </w:rPr>
+                              <w:t>Résumé en français :</w:t>
+                            </w:r>
+                          </w:p>
+                          <w:p/>
+                        </w:txbxContent>
+                      </wps:txbx>
+                      <wps:bodyPr rot="0" vert="horz" wrap="square" lIns="91440" tIns="45720" rIns="91440" bIns="45720" anchor="t" anchorCtr="0">
+                        <a:noAutofit/>
+                      </wps:bodyPr>
+                    </wps:wsp>
+                  </a:graphicData>
+                </a:graphic>
+                <wp14:sizeRelH relativeFrom="margin">
+                  <wp14:pctWidth>0</wp14:pctWidth>
+                </wp14:sizeRelH>
+                <wp14:sizeRelV relativeFrom="margin">
+                  <wp14:pctHeight>0</wp14:pctHeight>
+                </wp14:sizeRelV>
+              </wp:anchor>
+            </w:drawing>
+          </mc:Choice>
+          <mc:Fallback>
+            <w:pict>
+              <v:shape w14:anchorId="61619794" id="_x0000_s1032" type="#_x0000_t202" style="position:absolute;left:0;text-align:left;margin-left:-34.45pt;margin-top:9.15pt;width:519.1pt;height:419.55pt;z-index:251686400;visibility:visible;mso-wrap-style:square;mso-width-percent:0;mso-height-percent:0;mso-wrap-distance-left:9pt;mso-wrap-distance-top:3.6pt;mso-wrap-distance-right:9pt;mso-wrap-distance-bottom:3.6pt;mso-position-horizontal:absolute;mso-position-horizontal-relative:text;mso-position-vertical:absolute;mso-position-vertical-relative:text;mso-width-percent:0;mso-height-percent:0;mso-width-relative:margin;mso-height-relative:margin;v-text-anchor:top" o:gfxdata="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">
+                <v:textbox>
+                  <w:txbxContent>
+                    <w:p>
+                      <w:pPr>
+                        <w:pStyle w:val="4emePage"/>
+                        <w:rPr>
+                          <w:rStyle w:val="Accentuationintense"/>
+                          <w:i w:val="0"/>
+                          <w:iCs w:val="0"/>
+                          <w:color w:val="auto"/>
+                        </w:rPr>
+                      </w:pPr>
+                      <w:r>
+                        <w:rPr>
+                          <w:rStyle w:val="Accentuationintense"/>
+                          <w:i w:val="0"/>
+                          <w:iCs w:val="0"/>
+                          <w:color w:val="auto"/>
+                        </w:rPr>
+                        <w:t>Résumé en français :</w:t>
+                      </w:r>
+                    </w:p>
+                    <w:p/>
+                  </w:txbxContent>
+                </v:textbox>
+                <w10:wrap type="square"/>
+              </v:shape>
+            </w:pict>
+          </mc:Fallback>
+        </mc:AlternateContent>
+      </w:r>
+      <w:r>
+        <w:rPr>
+          <w:noProof/>
+          <w:lang w:eastAsia="fr-FR"/>
+        </w:rPr>
+        <mc:AlternateContent>
+          <mc:Choice Requires="wps">
+            <w:drawing>
+              <wp:anchor distT="45720" distB="45720" distL="114300" distR="114300" simplePos="0" relativeHeight="251688448" behindDoc="0" locked="0" layoutInCell="1" allowOverlap="1" wp14:anchorId="59F00D35" wp14:editId="69377DA6">
+                <wp:simplePos x="0" y="0"/>
+                <wp:positionH relativeFrom="margin">
+                  <wp:posOffset>-436880</wp:posOffset>
+                </wp:positionH>
+                <wp:positionV relativeFrom="paragraph">
+                  <wp:posOffset>5692775</wp:posOffset>
+                </wp:positionV>
+                <wp:extent cx="6592570" cy="1557020"/>
+                <wp:effectExtent l="0" t="0" r="17780" b="24130"/>
+                <wp:wrapSquare wrapText="bothSides"/>
+                <wp:docPr id="12" name="Zone de texte 2"/>
+                <wp:cNvGraphicFramePr>
+                  <a:graphicFrameLocks xmlns:a="http://schemas.openxmlformats.org/drawingml/2006/main"/>
+                </wp:cNvGraphicFramePr>
+                <a:graphic xmlns:a="http://schemas.openxmlformats.org/drawingml/2006/main">
+                  <a:graphicData uri="http://schemas.microsoft.com/office/word/2010/wordprocessingShape">
+                    <wps:wsp>
+                      <wps:cNvSpPr txBox="1">
+                        <a:spLocks noChangeArrowheads="1"/>
+                      </wps:cNvSpPr>
+                      <wps:spPr bwMode="auto">
+                        <a:xfrm>
+                          <a:off x="0" y="0"/>
+                          <a:ext cx="6592570" cy="1557020"/>
+                        </a:xfrm>
+                        <a:prstGeom prst="rect">
+                          <a:avLst/>
+                        </a:prstGeom>
+                        <a:solidFill>
+                          <a:srgbClr val="FFFFFF"/>
+                        </a:solidFill>
+                        <a:ln w="9525">
+                          <a:solidFill>
+                            <a:srgbClr val="000000"/>
+                          </a:solidFill>
+                          <a:miter lim="800000"/>
+                          <a:headEnd/>
+                          <a:tailEnd/>
+                        </a:ln>
+                      </wps:spPr>
+                      <wps:txbx>
+                        <w:txbxContent>
+                          <w:p>
+                            <w:pPr>
+                              <w:pStyle w:val="4emePage"/>
+                              <w:rPr>
+                                <w:rStyle w:val="Accentuationintense"/>
+                                <w:i w:val="0"/>
+                                <w:iCs w:val="0"/>
+                                <w:color w:val="auto"/>
+                              </w:rPr>
+                            </w:pPr>
+                            <w:r>
+                              <w:rPr>
+                                <w:rStyle w:val="Accentuationintense"/>
+                                <w:i w:val="0"/>
+                                <w:iCs w:val="0"/>
+                                <w:color w:val="auto"/>
+                              </w:rPr>
+                              <w:t>Mots clés :</w:t>
+                            </w:r>
+                          </w:p>
+                          <w:p/>
+                        </w:txbxContent>
+                      </wps:txbx>
+                      <wps:bodyPr rot="0" vert="horz" wrap="square" lIns="91440" tIns="45720" rIns="91440" bIns="45720" anchor="t" anchorCtr="0">
+                        <a:noAutofit/>
+                      </wps:bodyPr>
+                    </wps:wsp>
+                  </a:graphicData>
+                </a:graphic>
+                <wp14:sizeRelH relativeFrom="margin">
+                  <wp14:pctWidth>0</wp14:pctWidth>
+                </wp14:sizeRelH>
+                <wp14:sizeRelV relativeFrom="margin">
+                  <wp14:pctHeight>0</wp14:pctHeight>
+                </wp14:sizeRelV>
+              </wp:anchor>
+            </w:drawing>
+          </mc:Choice>
+          <mc:Fallback>
+            <w:pict>
+              <v:shape w14:anchorId="59F00D35" id="_x0000_s1033" type="#_x0000_t202" style="position:absolute;left:0;text-align:left;margin-left:-34.4pt;margin-top:448.25pt;width:519.1pt;height:122.6pt;z-index:251688448;visibility:visible;mso-wrap-style:square;mso-width-percent:0;mso-height-percent:0;mso-wrap-distance-left:9pt;mso-wrap-distance-top:3.6pt;mso-wrap-distance-right:9pt;mso-wrap-distance-bottom:3.6pt;mso-position-horizontal:absolute;mso-position-horizontal-relative:margin;mso-position-vertical:absolute;mso-position-vertical-relative:text;mso-width-percent:0;mso-height-percent:0;mso-width-relative:margin;mso-height-relative:margin;v-text-anchor:top" o:gfxdata="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">
+                <v:textbox>
+                  <w:txbxContent>
+                    <w:p>
+                      <w:pPr>
+                        <w:pStyle w:val="4emePage"/>
+                        <w:rPr>
+                          <w:rStyle w:val="Accentuationintense"/>
+                          <w:i w:val="0"/>
+                          <w:iCs w:val="0"/>
+                          <w:color w:val="auto"/>
+                        </w:rPr>
+                      </w:pPr>
+                      <w:r>
+                        <w:rPr>
+                          <w:rStyle w:val="Accentuationintense"/>
+                          <w:i w:val="0"/>
+                          <w:iCs w:val="0"/>
+                          <w:color w:val="auto"/>
+                        </w:rPr>
+                        <w:t>Mots clés :</w:t>
+                      </w:r>
+                    </w:p>
+                    <w:p/>
+                  </w:txbxContent>
+                </v:textbox>
+                <w10:wrap type="square" anchorx="margin"/>
+              </v:shape>
+            </w:pict>
+          </mc:Fallback>
+        </mc:AlternateContent>
+      </w:r>
+    </w:p>
     <w:sectPr>
       <w:footerReference w:type="default" r:id="rId23"/>
       <w:type w:val="evenPage"/>
@@ -15524,7 +18635,7 @@
         <w:bCs/>
         <w:noProof/>
       </w:rPr>
-      <w:t>24</w:t>
+      <w:t>26</w:t>
     </w:r>
     <w:r>
       <w:rPr>
@@ -19359,6 +22470,85 @@
       <w:iCs/>
     </w:rPr>
   </w:style>
+  <w:style w:type="table" w:styleId="TableauGrille2-Accentuation1">
+    <w:name w:val="Grid Table 2 Accent 1"/>
+    <w:basedOn w:val="TableauNormal"/>
+    <w:uiPriority w:val="47"/>
+    <w:rsid w:val="003B4442"/>
+    <w:pPr>
+      <w:spacing w:after="0" w:line="240" w:lineRule="auto"/>
+    </w:pPr>
+    <w:rPr>
+      <w:rFonts w:eastAsiaTheme="minorEastAsia"/>
+      <w:lang w:val="en-US"/>
+    </w:rPr>
+    <w:tblPr>
+      <w:tblStyleRowBandSize w:val="1"/>
+      <w:tblStyleColBandSize w:val="1"/>
+      <w:tblBorders>
+        <w:top w:val="single" w:sz="2" w:space="0" w:color="95B3D7" w:themeColor="accent1" w:themeTint="99"/>
+        <w:bottom w:val="single" w:sz="2" w:space="0" w:color="95B3D7" w:themeColor="accent1" w:themeTint="99"/>
+        <w:insideH w:val="single" w:sz="2" w:space="0" w:color="95B3D7" w:themeColor="accent1" w:themeTint="99"/>
+        <w:insideV w:val="single" w:sz="2" w:space="0" w:color="95B3D7" w:themeColor="accent1" w:themeTint="99"/>
+      </w:tblBorders>
+    </w:tblPr>
+    <w:tblStylePr w:type="firstRow">
+      <w:rPr>
+        <w:b/>
+        <w:bCs/>
+      </w:rPr>
+      <w:tblPr/>
+      <w:tcPr>
+        <w:tcBorders>
+          <w:top w:val="nil"/>
+          <w:bottom w:val="single" w:sz="12" w:space="0" w:color="95B3D7" w:themeColor="accent1" w:themeTint="99"/>
+          <w:insideH w:val="nil"/>
+          <w:insideV w:val="nil"/>
+        </w:tcBorders>
+        <w:shd w:val="clear" w:color="auto" w:fill="FFFFFF" w:themeFill="background1"/>
+      </w:tcPr>
+    </w:tblStylePr>
+    <w:tblStylePr w:type="lastRow">
+      <w:rPr>
+        <w:b/>
+        <w:bCs/>
+      </w:rPr>
+      <w:tblPr/>
+      <w:tcPr>
+        <w:tcBorders>
+          <w:top w:val="double" w:sz="2" w:space="0" w:color="95B3D7" w:themeColor="accent1" w:themeTint="99"/>
+          <w:bottom w:val="nil"/>
+          <w:insideH w:val="nil"/>
+          <w:insideV w:val="nil"/>
+        </w:tcBorders>
+        <w:shd w:val="clear" w:color="auto" w:fill="FFFFFF" w:themeFill="background1"/>
+      </w:tcPr>
+    </w:tblStylePr>
+    <w:tblStylePr w:type="firstCol">
+      <w:rPr>
+        <w:b/>
+        <w:bCs/>
+      </w:rPr>
+    </w:tblStylePr>
+    <w:tblStylePr w:type="lastCol">
+      <w:rPr>
+        <w:b/>
+        <w:bCs/>
+      </w:rPr>
+    </w:tblStylePr>
+    <w:tblStylePr w:type="band1Vert">
+      <w:tblPr/>
+      <w:tcPr>
+        <w:shd w:val="clear" w:color="auto" w:fill="DBE5F1" w:themeFill="accent1" w:themeFillTint="33"/>
+      </w:tcPr>
+    </w:tblStylePr>
+    <w:tblStylePr w:type="band1Horz">
+      <w:tblPr/>
+      <w:tcPr>
+        <w:shd w:val="clear" w:color="auto" w:fill="DBE5F1" w:themeFill="accent1" w:themeFillTint="33"/>
+      </w:tcPr>
+    </w:tblStylePr>
+  </w:style>
 </w:styles>
 </file>
 
